--- a/Note_developpement.docx
+++ b/Note_developpement.docx
@@ -1,6 +1,6 @@
 
 <file path=word/document.xml><?xml version="1.0" encoding="utf-8"?>
-<w:document xmlns:wpc="http://schemas.microsoft.com/office/word/2010/wordprocessingCanvas" xmlns:cx="http://schemas.microsoft.com/office/drawing/2014/chartex" xmlns:mc="http://schemas.openxmlformats.org/markup-compatibility/2006" xmlns:o="urn:schemas-microsoft-com:office:office" xmlns:r="http://schemas.openxmlformats.org/officeDocument/2006/relationships" xmlns:m="http://schemas.openxmlformats.org/officeDocument/2006/math" xmlns:v="urn:schemas-microsoft-com:vml" xmlns:wp14="http://schemas.microsoft.com/office/word/2010/wordprocessingDrawing" xmlns:wp="http://schemas.openxmlformats.org/drawingml/2006/wordprocessingDrawing" xmlns:w10="urn:schemas-microsoft-com:office:word" xmlns:w="http://schemas.openxmlformats.org/wordprocessingml/2006/main" xmlns:w14="http://schemas.microsoft.com/office/word/2010/wordml" xmlns:w15="http://schemas.microsoft.com/office/word/2012/wordml" xmlns:w16se="http://schemas.microsoft.com/office/word/2015/wordml/symex" xmlns:wpg="http://schemas.microsoft.com/office/word/2010/wordprocessingGroup" xmlns:wpi="http://schemas.microsoft.com/office/word/2010/wordprocessingInk" xmlns:wne="http://schemas.microsoft.com/office/word/2006/wordml" xmlns:wps="http://schemas.microsoft.com/office/word/2010/wordprocessingShape" mc:Ignorable="w14 w15 w16se wp14">
+<w:document xmlns:wpc="http://schemas.microsoft.com/office/word/2010/wordprocessingCanvas" xmlns:cx="http://schemas.microsoft.com/office/drawing/2014/chartex" xmlns:cx1="http://schemas.microsoft.com/office/drawing/2015/9/8/chartex" xmlns:cx2="http://schemas.microsoft.com/office/drawing/2015/10/21/chartex" xmlns:cx3="http://schemas.microsoft.com/office/drawing/2016/5/9/chartex" xmlns:cx4="http://schemas.microsoft.com/office/drawing/2016/5/10/chartex" xmlns:cx5="http://schemas.microsoft.com/office/drawing/2016/5/11/chartex" xmlns:cx6="http://schemas.microsoft.com/office/drawing/2016/5/12/chartex" xmlns:cx7="http://schemas.microsoft.com/office/drawing/2016/5/13/chartex" xmlns:cx8="http://schemas.microsoft.com/office/drawing/2016/5/14/chartex" xmlns:mc="http://schemas.openxmlformats.org/markup-compatibility/2006" xmlns:aink="http://schemas.microsoft.com/office/drawing/2016/ink" xmlns:am3d="http://schemas.microsoft.com/office/drawing/2017/model3d" xmlns:o="urn:schemas-microsoft-com:office:office" xmlns:oel="http://schemas.microsoft.com/office/2019/extlst" xmlns:r="http://schemas.openxmlformats.org/officeDocument/2006/relationships" xmlns:m="http://schemas.openxmlformats.org/officeDocument/2006/math" xmlns:v="urn:schemas-microsoft-com:vml" xmlns:wp14="http://schemas.microsoft.com/office/word/2010/wordprocessingDrawing" xmlns:wp="http://schemas.openxmlformats.org/drawingml/2006/wordprocessingDrawing" xmlns:w10="urn:schemas-microsoft-com:office:word" xmlns:w="http://schemas.openxmlformats.org/wordprocessingml/2006/main" xmlns:w14="http://schemas.microsoft.com/office/word/2010/wordml" xmlns:w15="http://schemas.microsoft.com/office/word/2012/wordml" xmlns:w16cex="http://schemas.microsoft.com/office/word/2018/wordml/cex" xmlns:w16cid="http://schemas.microsoft.com/office/word/2016/wordml/cid" xmlns:w16="http://schemas.microsoft.com/office/word/2018/wordml" xmlns:w16du="http://schemas.microsoft.com/office/word/2023/wordml/word16du" xmlns:w16sdtdh="http://schemas.microsoft.com/office/word/2020/wordml/sdtdatahash" xmlns:w16sdtfl="http://schemas.microsoft.com/office/word/2024/wordml/sdtformatlock" xmlns:w16se="http://schemas.microsoft.com/office/word/2015/wordml/symex" xmlns:wpg="http://schemas.microsoft.com/office/word/2010/wordprocessingGroup" xmlns:wpi="http://schemas.microsoft.com/office/word/2010/wordprocessingInk" xmlns:wne="http://schemas.microsoft.com/office/word/2006/wordml" xmlns:wps="http://schemas.microsoft.com/office/word/2010/wordprocessingShape" mc:Ignorable="w14 w15 w16se w16cid w16 w16cex w16sdtdh w16sdtfl w16du wp14">
   <w:body>
     <w:p>
       <w:pPr>
@@ -162,10 +162,11 @@
       </w:pPr>
       <w:r>
         <w:rPr>
+          <w:noProof/>
           <w:lang w:val="fr-CH"/>
         </w:rPr>
         <w:drawing>
-          <wp:inline distT="0" distB="0" distL="0" distR="0" wp14:anchorId="104C3A51" wp14:editId="00D8F46F">
+          <wp:inline distT="0" distB="0" distL="0" distR="0" wp14:anchorId="4D7FDCDC" wp14:editId="3D48CA93">
             <wp:extent cx="5943600" cy="3310890"/>
             <wp:effectExtent l="0" t="0" r="0" b="3810"/>
             <wp:docPr id="1" name="Picture 1"/>
@@ -291,11 +292,12 @@
       </w:pPr>
       <w:r>
         <w:rPr>
+          <w:noProof/>
           <w:lang w:val="fr-CH"/>
         </w:rPr>
         <w:lastRenderedPageBreak/>
         <w:drawing>
-          <wp:inline distT="0" distB="0" distL="0" distR="0" wp14:anchorId="2246E099" wp14:editId="378467D4">
+          <wp:inline distT="0" distB="0" distL="0" distR="0" wp14:anchorId="2C903D66" wp14:editId="34903D49">
             <wp:extent cx="5677692" cy="1686160"/>
             <wp:effectExtent l="0" t="0" r="0" b="9525"/>
             <wp:docPr id="4" name="Picture 4"/>
@@ -415,21 +417,7 @@
         <w:rPr>
           <w:lang w:val="fr-CH"/>
         </w:rPr>
-        <w:t xml:space="preserve">Pour le </w:t>
-      </w:r>
-      <w:proofErr w:type="spellStart"/>
-      <w:r>
-        <w:rPr>
-          <w:lang w:val="fr-CH"/>
-        </w:rPr>
-        <w:t>start</w:t>
-      </w:r>
-      <w:proofErr w:type="spellEnd"/>
-      <w:r>
-        <w:rPr>
-          <w:lang w:val="fr-CH"/>
-        </w:rPr>
-        <w:t xml:space="preserve"> et l’évolution de la manipulation dans le temps : </w:t>
+        <w:t xml:space="preserve">Pour le start et l’évolution de la manipulation dans le temps : </w:t>
       </w:r>
     </w:p>
     <w:p>
@@ -602,314 +590,690 @@
         <w:rPr>
           <w:lang w:val="fr-CH"/>
         </w:rPr>
+        <w:t xml:space="preserve"> 2? </w:t>
+      </w:r>
+      <w:r>
+        <w:rPr>
+          <w:lang w:val="fr-CH"/>
+        </w:rPr>
         <w:t xml:space="preserve"> </w:t>
       </w:r>
-      <w:proofErr w:type="gramStart"/>
-      <w:r>
-        <w:rPr>
-          <w:lang w:val="fr-CH"/>
-        </w:rPr>
-        <w:t>2?</w:t>
-      </w:r>
-      <w:proofErr w:type="gramEnd"/>
+    </w:p>
+    <w:p>
+      <w:pPr>
+        <w:rPr>
+          <w:lang w:val="fr-CH"/>
+        </w:rPr>
+      </w:pPr>
+      <w:r>
+        <w:rPr>
+          <w:lang w:val="fr-CH"/>
+        </w:rPr>
+        <w:t xml:space="preserve">Suggestion de </w:t>
+      </w:r>
+      <w:proofErr w:type="spellStart"/>
+      <w:r>
+        <w:rPr>
+          <w:lang w:val="fr-CH"/>
+        </w:rPr>
+        <w:t>chatGPT</w:t>
+      </w:r>
+      <w:proofErr w:type="spellEnd"/>
+      <w:r>
+        <w:rPr>
+          <w:lang w:val="fr-CH"/>
+        </w:rPr>
+        <w:t xml:space="preserve"> : </w:t>
+      </w:r>
+      <w:r>
+        <w:rPr>
+          <w:lang w:val="fr-CH"/>
+        </w:rPr>
+        <w:t>Utiliser une file d’attente (Queue) pour stocker les positions</w:t>
+      </w:r>
+      <w:r>
+        <w:rPr>
+          <w:lang w:val="fr-CH"/>
+        </w:rPr>
+        <w:t>.</w:t>
+      </w:r>
+    </w:p>
+    <w:p>
+      <w:pPr>
+        <w:rPr>
+          <w:lang w:val="fr-CH"/>
+        </w:rPr>
+      </w:pPr>
+      <w:r>
+        <w:rPr>
+          <w:lang w:val="fr-CH"/>
+        </w:rPr>
+        <w:t>L'idée est de stocker les positions reçues dans une file d’attente (Queue&lt;Vector3&gt;) et d’appliquer avec un décalage défini.</w:t>
+      </w:r>
+    </w:p>
+    <w:p>
+      <w:pPr>
+        <w:rPr>
+          <w:lang w:val="fr-CH"/>
+        </w:rPr>
+      </w:pPr>
+      <w:r>
+        <w:rPr>
+          <w:lang w:val="fr-CH"/>
+        </w:rPr>
+        <w:t xml:space="preserve">Script proposé enregistré dans le </w:t>
+      </w:r>
+      <w:r>
+        <w:rPr>
+          <w:lang w:val="fr-CH"/>
+        </w:rPr>
+        <w:t>\dev</w:t>
+      </w:r>
+      <w:r>
+        <w:rPr>
+          <w:lang w:val="fr-CH"/>
+        </w:rPr>
+        <w:t>\</w:t>
+      </w:r>
+      <w:proofErr w:type="spellStart"/>
+      <w:r>
+        <w:rPr>
+          <w:lang w:val="fr-CH"/>
+        </w:rPr>
+        <w:t>chatGPT_putDelay.cs</w:t>
+      </w:r>
+      <w:proofErr w:type="spellEnd"/>
       <w:r>
         <w:rPr>
           <w:lang w:val="fr-CH"/>
         </w:rPr>
         <w:t xml:space="preserve"> </w:t>
       </w:r>
+    </w:p>
+    <w:p>
+      <w:pPr>
+        <w:rPr>
+          <w:lang w:val="fr-CH"/>
+        </w:rPr>
+      </w:pPr>
+      <w:r>
+        <w:rPr>
+          <w:lang w:val="fr-CH"/>
+        </w:rPr>
+        <w:t>L’avatar applique les positions avec un retard défini (ex: 500 ms).</w:t>
+      </w:r>
+    </w:p>
+    <w:p>
+      <w:pPr>
+        <w:rPr>
+          <w:lang w:val="fr-CH"/>
+        </w:rPr>
+      </w:pPr>
+      <w:r>
+        <w:rPr>
+          <w:lang w:val="fr-CH"/>
+        </w:rPr>
+        <w:t xml:space="preserve">Tu peux modifier </w:t>
+      </w:r>
+      <w:proofErr w:type="spellStart"/>
+      <w:r>
+        <w:rPr>
+          <w:lang w:val="fr-CH"/>
+        </w:rPr>
+        <w:t>delayInSeconds</w:t>
+      </w:r>
+      <w:proofErr w:type="spellEnd"/>
+      <w:r>
+        <w:rPr>
+          <w:lang w:val="fr-CH"/>
+        </w:rPr>
+        <w:t xml:space="preserve"> pour ajuster le décalage.</w:t>
+      </w:r>
+    </w:p>
+    <w:p>
+      <w:pPr>
+        <w:rPr>
+          <w:lang w:val="fr-CH"/>
+        </w:rPr>
+      </w:pPr>
+    </w:p>
+    <w:p>
+      <w:pPr>
+        <w:rPr>
+          <w:lang w:val="fr-CH"/>
+        </w:rPr>
+      </w:pPr>
+    </w:p>
+    <w:p>
+      <w:pPr>
+        <w:rPr>
+          <w:lang w:val="fr-CH"/>
+        </w:rPr>
+      </w:pPr>
+    </w:p>
+    <w:p>
+      <w:pPr>
+        <w:rPr>
+          <w:lang w:val="fr-CH"/>
+        </w:rPr>
+      </w:pPr>
+      <w:r>
+        <w:rPr>
+          <w:lang w:val="fr-CH"/>
+        </w:rPr>
+        <w:t>Comment obtenir les position de l’</w:t>
+      </w:r>
+      <w:proofErr w:type="spellStart"/>
+      <w:r>
+        <w:rPr>
+          <w:lang w:val="fr-CH"/>
+        </w:rPr>
+        <w:t>optiTrack</w:t>
+      </w:r>
+      <w:proofErr w:type="spellEnd"/>
+      <w:r>
+        <w:rPr>
+          <w:lang w:val="fr-CH"/>
+        </w:rPr>
+        <w:t xml:space="preserve"> ? </w:t>
+      </w:r>
+    </w:p>
+    <w:p>
+      <w:pPr>
+        <w:rPr>
+          <w:lang w:val="fr-CH"/>
+        </w:rPr>
+      </w:pPr>
+      <w:proofErr w:type="spellStart"/>
+      <w:r>
+        <w:rPr>
+          <w:lang w:val="fr-CH"/>
+        </w:rPr>
+        <w:t>Peux-être</w:t>
+      </w:r>
+      <w:proofErr w:type="spellEnd"/>
+      <w:r>
+        <w:rPr>
+          <w:lang w:val="fr-CH"/>
+        </w:rPr>
+        <w:t xml:space="preserve"> dans le script </w:t>
+      </w:r>
+      <w:proofErr w:type="spellStart"/>
+      <w:r>
+        <w:rPr>
+          <w:lang w:val="fr-CH"/>
+        </w:rPr>
+        <w:t>OptitrackSkeletonAnimator</w:t>
+      </w:r>
+      <w:proofErr w:type="spellEnd"/>
+      <w:r>
+        <w:rPr>
+          <w:lang w:val="fr-CH"/>
+        </w:rPr>
+        <w:t xml:space="preserve">, </w:t>
+      </w:r>
+      <w:proofErr w:type="spellStart"/>
+      <w:r>
+        <w:rPr>
+          <w:lang w:val="fr-CH"/>
+        </w:rPr>
+        <w:t>function</w:t>
+      </w:r>
+      <w:proofErr w:type="spellEnd"/>
+      <w:r>
+        <w:rPr>
+          <w:lang w:val="fr-CH"/>
+        </w:rPr>
+        <w:t xml:space="preserve"> update ligne 141, la variable </w:t>
+      </w:r>
+      <w:proofErr w:type="spellStart"/>
+      <w:r>
+        <w:rPr>
+          <w:i/>
+          <w:lang w:val="fr-CH"/>
+        </w:rPr>
+        <w:t>bonePos</w:t>
+      </w:r>
+      <w:proofErr w:type="spellEnd"/>
+    </w:p>
+    <w:p>
+      <w:pPr>
+        <w:rPr>
+          <w:lang w:val="fr-CH"/>
+        </w:rPr>
+      </w:pPr>
+      <w:r>
+        <w:rPr>
+          <w:lang w:val="fr-CH"/>
+        </w:rPr>
+        <w:t xml:space="preserve"> C’est un </w:t>
+      </w:r>
+      <w:proofErr w:type="spellStart"/>
+      <w:r>
+        <w:rPr>
+          <w:lang w:val="fr-CH"/>
+        </w:rPr>
+        <w:t>object</w:t>
+      </w:r>
+      <w:proofErr w:type="spellEnd"/>
+      <w:r>
+        <w:rPr>
+          <w:lang w:val="fr-CH"/>
+        </w:rPr>
+        <w:t xml:space="preserve">, je peux pas l’afficher dans la console avec un </w:t>
+      </w:r>
+      <w:proofErr w:type="spellStart"/>
+      <w:r>
+        <w:rPr>
+          <w:lang w:val="fr-CH"/>
+        </w:rPr>
+        <w:t>Debug.Log</w:t>
+      </w:r>
+      <w:proofErr w:type="spellEnd"/>
+    </w:p>
+    <w:p>
+      <w:pPr>
+        <w:rPr>
+          <w:lang w:val="fr-CH"/>
+        </w:rPr>
+      </w:pPr>
+    </w:p>
+    <w:p>
+      <w:pPr>
+        <w:rPr>
+          <w:lang w:val="fr-CH"/>
+        </w:rPr>
+      </w:pPr>
+    </w:p>
+    <w:p>
+      <w:pPr>
+        <w:rPr>
+          <w:b/>
+          <w:bCs/>
+          <w:lang w:val="fr-CH"/>
+        </w:rPr>
+      </w:pPr>
+      <w:r>
+        <w:rPr>
+          <w:b/>
+          <w:bCs/>
+          <w:lang w:val="fr-CH"/>
+        </w:rPr>
+        <w:t>Séance de question avec Jean-Luc le 21.02.2025</w:t>
+      </w:r>
+    </w:p>
+    <w:p>
+      <w:pPr>
+        <w:rPr>
+          <w:lang w:val="fr-CH"/>
+        </w:rPr>
+      </w:pPr>
+    </w:p>
+    <w:p>
+      <w:pPr>
+        <w:rPr>
+          <w:i/>
+          <w:iCs/>
+          <w:lang w:val="fr-CH"/>
+        </w:rPr>
+      </w:pPr>
+      <w:r>
+        <w:rPr>
+          <w:i/>
+          <w:iCs/>
+          <w:lang w:val="fr-CH"/>
+        </w:rPr>
+        <w:t xml:space="preserve">Question 1, comment on peut connaître la position z pour faire dévier la trajectoire en fonction de ce qu’il avance à l’écran ? </w:t>
+      </w:r>
+    </w:p>
+    <w:p>
+      <w:pPr>
+        <w:rPr>
+          <w:lang w:val="fr-CH"/>
+        </w:rPr>
+      </w:pPr>
+      <w:r>
+        <w:rPr>
+          <w:lang w:val="fr-CH"/>
+        </w:rPr>
+        <w:t xml:space="preserve">C’est tout simple, il faut récupéré la position </w:t>
+      </w:r>
+      <w:proofErr w:type="spellStart"/>
+      <w:r>
+        <w:rPr>
+          <w:lang w:val="fr-CH"/>
+        </w:rPr>
+        <w:t>transform</w:t>
+      </w:r>
+      <w:proofErr w:type="spellEnd"/>
+      <w:r>
+        <w:rPr>
+          <w:lang w:val="fr-CH"/>
+        </w:rPr>
+        <w:t xml:space="preserve"> dans le sous-élément « </w:t>
+      </w:r>
+      <w:proofErr w:type="spellStart"/>
+      <w:r>
+        <w:rPr>
+          <w:lang w:val="fr-CH"/>
+        </w:rPr>
+        <w:t>HumanBaseMesh_Male</w:t>
+      </w:r>
+      <w:proofErr w:type="spellEnd"/>
+      <w:r>
+        <w:rPr>
+          <w:lang w:val="fr-CH"/>
+        </w:rPr>
+        <w:t>-&gt;</w:t>
+      </w:r>
+      <w:proofErr w:type="spellStart"/>
+      <w:r>
+        <w:rPr>
+          <w:lang w:val="fr-CH"/>
+        </w:rPr>
+        <w:t>Rig</w:t>
+      </w:r>
+      <w:proofErr w:type="spellEnd"/>
+      <w:r>
+        <w:rPr>
+          <w:lang w:val="fr-CH"/>
+        </w:rPr>
+        <w:t>-&gt;</w:t>
+      </w:r>
+      <w:r>
+        <w:rPr>
+          <w:lang w:val="fr-CH"/>
+        </w:rPr>
+        <w:t>B-root</w:t>
+      </w:r>
+      <w:r>
+        <w:rPr>
+          <w:lang w:val="fr-CH"/>
+        </w:rPr>
+        <w:t>-&gt;</w:t>
+      </w:r>
+      <w:r>
+        <w:rPr>
+          <w:lang w:val="fr-CH"/>
+        </w:rPr>
+        <w:t>B-</w:t>
+      </w:r>
+      <w:proofErr w:type="spellStart"/>
+      <w:r>
+        <w:rPr>
+          <w:lang w:val="fr-CH"/>
+        </w:rPr>
+        <w:t>hips</w:t>
+      </w:r>
+      <w:proofErr w:type="spellEnd"/>
+      <w:r>
+        <w:rPr>
+          <w:lang w:val="fr-CH"/>
+        </w:rPr>
+        <w:t xml:space="preserve"> ». La position du </w:t>
+      </w:r>
+      <w:proofErr w:type="spellStart"/>
+      <w:r>
+        <w:rPr>
+          <w:lang w:val="fr-CH"/>
+        </w:rPr>
+        <w:t>hips</w:t>
+      </w:r>
+      <w:proofErr w:type="spellEnd"/>
+      <w:r>
+        <w:rPr>
+          <w:lang w:val="fr-CH"/>
+        </w:rPr>
+        <w:t>(basin est modifier en continue par l’</w:t>
+      </w:r>
+      <w:proofErr w:type="spellStart"/>
+      <w:r>
+        <w:rPr>
+          <w:lang w:val="fr-CH"/>
+        </w:rPr>
+        <w:t>animator</w:t>
+      </w:r>
+      <w:proofErr w:type="spellEnd"/>
+      <w:r>
+        <w:rPr>
+          <w:lang w:val="fr-CH"/>
+        </w:rPr>
+        <w:t>. Il ne faut donc pas récupéré l’information directement du flux de l’</w:t>
+      </w:r>
+      <w:proofErr w:type="spellStart"/>
+      <w:r>
+        <w:rPr>
+          <w:lang w:val="fr-CH"/>
+        </w:rPr>
+        <w:t>optitrack</w:t>
+      </w:r>
+      <w:proofErr w:type="spellEnd"/>
+      <w:r>
+        <w:rPr>
+          <w:lang w:val="fr-CH"/>
+        </w:rPr>
+        <w:t xml:space="preserve"> mais simplement prendre la position de l’objet qui est animé ! </w:t>
+      </w:r>
+    </w:p>
+    <w:p>
+      <w:pPr>
+        <w:rPr>
+          <w:lang w:val="fr-CH"/>
+        </w:rPr>
+      </w:pPr>
+      <w:r>
+        <w:rPr>
+          <w:noProof/>
+        </w:rPr>
+        <w:drawing>
+          <wp:inline distT="0" distB="0" distL="0" distR="0" wp14:anchorId="6FAEC698" wp14:editId="67D57540">
+            <wp:extent cx="2152650" cy="2114550"/>
+            <wp:effectExtent l="0" t="0" r="0" b="0"/>
+            <wp:docPr id="467999693" name="Picture 1" descr="A screenshot of a computer&#10;&#10;AI-generated content may be incorrect."/>
+            <wp:cNvGraphicFramePr>
+              <a:graphicFrameLocks xmlns:a="http://schemas.openxmlformats.org/drawingml/2006/main" noChangeAspect="1"/>
+            </wp:cNvGraphicFramePr>
+            <a:graphic xmlns:a="http://schemas.openxmlformats.org/drawingml/2006/main">
+              <a:graphicData uri="http://schemas.openxmlformats.org/drawingml/2006/picture">
+                <pic:pic xmlns:pic="http://schemas.openxmlformats.org/drawingml/2006/picture">
+                  <pic:nvPicPr>
+                    <pic:cNvPr id="467999693" name="Picture 1" descr="A screenshot of a computer&#10;&#10;AI-generated content may be incorrect."/>
+                    <pic:cNvPicPr/>
+                  </pic:nvPicPr>
+                  <pic:blipFill>
+                    <a:blip r:embed="rId7"/>
+                    <a:stretch>
+                      <a:fillRect/>
+                    </a:stretch>
+                  </pic:blipFill>
+                  <pic:spPr>
+                    <a:xfrm>
+                      <a:off x="0" y="0"/>
+                      <a:ext cx="2152650" cy="2114550"/>
+                    </a:xfrm>
+                    <a:prstGeom prst="rect">
+                      <a:avLst/>
+                    </a:prstGeom>
+                  </pic:spPr>
+                </pic:pic>
+              </a:graphicData>
+            </a:graphic>
+          </wp:inline>
+        </w:drawing>
+      </w:r>
+    </w:p>
+    <w:p>
+      <w:pPr>
+        <w:rPr>
+          <w:lang w:val="fr-CH"/>
+        </w:rPr>
+      </w:pPr>
+      <w:r>
+        <w:rPr>
+          <w:lang w:val="fr-CH"/>
+        </w:rPr>
+        <w:t xml:space="preserve">Sinon Jean-Luc pense que appliquer une rotation comme je le propose est une bonne idée. Plutôt que manipuler la </w:t>
+      </w:r>
+      <w:proofErr w:type="spellStart"/>
+      <w:r>
+        <w:rPr>
+          <w:lang w:val="fr-CH"/>
+        </w:rPr>
+        <w:t>transform</w:t>
+      </w:r>
+      <w:proofErr w:type="spellEnd"/>
+      <w:r>
+        <w:rPr>
+          <w:lang w:val="fr-CH"/>
+        </w:rPr>
+        <w:t xml:space="preserve"> de l’avatar, il changerait la position d’un </w:t>
+      </w:r>
+      <w:proofErr w:type="spellStart"/>
+      <w:r>
+        <w:rPr>
+          <w:lang w:val="fr-CH"/>
+        </w:rPr>
+        <w:t>plateform</w:t>
+      </w:r>
+      <w:proofErr w:type="spellEnd"/>
+      <w:r>
+        <w:rPr>
+          <w:lang w:val="fr-CH"/>
+        </w:rPr>
+        <w:t xml:space="preserve"> invisible. Mais je vais pas retenir cette idée car c’est compliquer pour pas grand-chose. </w:t>
+      </w:r>
+    </w:p>
+    <w:p>
+      <w:pPr>
+        <w:rPr>
+          <w:lang w:val="fr-CH"/>
+        </w:rPr>
+      </w:pPr>
+    </w:p>
+    <w:p>
+      <w:pPr>
+        <w:rPr>
+          <w:i/>
+          <w:iCs/>
+          <w:lang w:val="fr-CH"/>
+        </w:rPr>
+      </w:pPr>
+      <w:r>
+        <w:rPr>
+          <w:i/>
+          <w:iCs/>
+          <w:lang w:val="fr-CH"/>
+        </w:rPr>
+        <w:t xml:space="preserve">Question2, comment on peut décaler dans le temps ? </w:t>
+      </w:r>
+    </w:p>
+    <w:p>
+      <w:pPr>
+        <w:rPr>
+          <w:lang w:val="fr-CH"/>
+        </w:rPr>
+      </w:pPr>
+      <w:r>
+        <w:rPr>
+          <w:lang w:val="fr-CH"/>
+        </w:rPr>
+        <w:t xml:space="preserve">Jean-Luc a déjà fait cette manipulation par le passé. D’abord l’avatar qui reçois </w:t>
+      </w:r>
+      <w:r>
+        <w:rPr>
+          <w:lang w:val="fr-CH"/>
+        </w:rPr>
+        <w:t>les positions</w:t>
+      </w:r>
+      <w:r>
+        <w:rPr>
+          <w:lang w:val="fr-CH"/>
+        </w:rPr>
+        <w:t xml:space="preserve"> en temps réelle est mis hors champs</w:t>
+      </w:r>
+      <w:r>
+        <w:rPr>
+          <w:lang w:val="fr-CH"/>
+        </w:rPr>
+        <w:t xml:space="preserve">. Ensuite, il a écrit un script qui permet d’enregistrer les positions de chaque sous </w:t>
+      </w:r>
+      <w:proofErr w:type="spellStart"/>
+      <w:r>
+        <w:rPr>
+          <w:lang w:val="fr-CH"/>
+        </w:rPr>
+        <w:t>game-object</w:t>
+      </w:r>
+      <w:proofErr w:type="spellEnd"/>
+      <w:r>
+        <w:rPr>
+          <w:lang w:val="fr-CH"/>
+        </w:rPr>
+        <w:t xml:space="preserve"> de l’avatar (comme </w:t>
+      </w:r>
+      <w:proofErr w:type="spellStart"/>
+      <w:r>
+        <w:rPr>
+          <w:lang w:val="fr-CH"/>
+        </w:rPr>
+        <w:t>hips</w:t>
+      </w:r>
+      <w:proofErr w:type="spellEnd"/>
+      <w:r>
+        <w:rPr>
+          <w:lang w:val="fr-CH"/>
+        </w:rPr>
+        <w:t xml:space="preserve">, ……). Il utilise un fix update à 50 ou 100 Hz au lieu de l’update classique. Il a enregistrer ces position dans un fichier JASON. </w:t>
+      </w:r>
+      <w:r>
+        <w:rPr>
+          <w:lang w:val="fr-CH"/>
+        </w:rPr>
+        <w:br/>
+        <w:t xml:space="preserve">Puis il utilise un autre </w:t>
+      </w:r>
+      <w:proofErr w:type="spellStart"/>
+      <w:r>
+        <w:rPr>
+          <w:lang w:val="fr-CH"/>
+        </w:rPr>
+        <w:t>fixupdate</w:t>
+      </w:r>
+      <w:proofErr w:type="spellEnd"/>
+      <w:r>
+        <w:rPr>
+          <w:lang w:val="fr-CH"/>
+        </w:rPr>
+        <w:t xml:space="preserve"> pour appliquer ces position </w:t>
+      </w:r>
+      <w:proofErr w:type="spellStart"/>
+      <w:r>
+        <w:rPr>
+          <w:lang w:val="fr-CH"/>
+        </w:rPr>
+        <w:t>transform</w:t>
+      </w:r>
+      <w:proofErr w:type="spellEnd"/>
+      <w:r>
+        <w:rPr>
+          <w:lang w:val="fr-CH"/>
+        </w:rPr>
+        <w:t xml:space="preserve"> de chaque </w:t>
+      </w:r>
+      <w:proofErr w:type="spellStart"/>
+      <w:r>
+        <w:rPr>
+          <w:lang w:val="fr-CH"/>
+        </w:rPr>
+        <w:t>game</w:t>
+      </w:r>
+      <w:proofErr w:type="spellEnd"/>
       <w:r>
         <w:rPr>
           <w:lang w:val="fr-CH"/>
         </w:rPr>
         <w:t xml:space="preserve"> </w:t>
       </w:r>
-    </w:p>
-    <w:p>
-      <w:pPr>
-        <w:rPr>
-          <w:lang w:val="fr-CH"/>
-        </w:rPr>
-      </w:pPr>
-      <w:r>
-        <w:rPr>
-          <w:lang w:val="fr-CH"/>
-        </w:rPr>
-        <w:t xml:space="preserve">Suggestion de </w:t>
-      </w:r>
-      <w:proofErr w:type="spellStart"/>
-      <w:r>
-        <w:rPr>
-          <w:lang w:val="fr-CH"/>
-        </w:rPr>
-        <w:t>chatGPT</w:t>
-      </w:r>
-      <w:proofErr w:type="spellEnd"/>
-      <w:r>
-        <w:rPr>
-          <w:lang w:val="fr-CH"/>
-        </w:rPr>
-        <w:t xml:space="preserve"> : </w:t>
-      </w:r>
-      <w:r>
-        <w:rPr>
-          <w:lang w:val="fr-CH"/>
-        </w:rPr>
-        <w:t>Utiliser une file d’attente (Queue) pour stocker les positions</w:t>
-      </w:r>
-      <w:r>
-        <w:rPr>
-          <w:lang w:val="fr-CH"/>
-        </w:rPr>
-        <w:t>.</w:t>
-      </w:r>
-    </w:p>
-    <w:p>
-      <w:pPr>
-        <w:rPr>
-          <w:lang w:val="fr-CH"/>
-        </w:rPr>
-      </w:pPr>
-      <w:r>
-        <w:rPr>
-          <w:lang w:val="fr-CH"/>
-        </w:rPr>
-        <w:t>L'idée est de stocker les positions reçues dans une file d’attente (Queue&lt;Vector3&gt;) et d’appliquer avec un décalage défini.</w:t>
-      </w:r>
-    </w:p>
-    <w:p>
-      <w:pPr>
-        <w:rPr>
-          <w:lang w:val="fr-CH"/>
-        </w:rPr>
-      </w:pPr>
-      <w:r>
-        <w:rPr>
-          <w:lang w:val="fr-CH"/>
-        </w:rPr>
-        <w:t xml:space="preserve">Script proposé enregistré dans le </w:t>
-      </w:r>
-      <w:r>
-        <w:rPr>
-          <w:lang w:val="fr-CH"/>
-        </w:rPr>
-        <w:t>\</w:t>
-      </w:r>
-      <w:proofErr w:type="spellStart"/>
-      <w:r>
-        <w:rPr>
-          <w:lang w:val="fr-CH"/>
-        </w:rPr>
-        <w:t>dev</w:t>
-      </w:r>
-      <w:proofErr w:type="spellEnd"/>
-      <w:r>
-        <w:rPr>
-          <w:lang w:val="fr-CH"/>
-        </w:rPr>
-        <w:t>\</w:t>
-      </w:r>
-      <w:proofErr w:type="spellStart"/>
-      <w:r>
-        <w:rPr>
-          <w:lang w:val="fr-CH"/>
-        </w:rPr>
-        <w:t>chatGPT_putDelay.cs</w:t>
-      </w:r>
-      <w:proofErr w:type="spellEnd"/>
-      <w:r>
-        <w:rPr>
-          <w:lang w:val="fr-CH"/>
-        </w:rPr>
-        <w:t xml:space="preserve"> </w:t>
-      </w:r>
-    </w:p>
-    <w:p>
-      <w:pPr>
-        <w:rPr>
-          <w:lang w:val="fr-CH"/>
-        </w:rPr>
-      </w:pPr>
-      <w:r>
-        <w:rPr>
-          <w:lang w:val="fr-CH"/>
-        </w:rPr>
-        <w:t>L’avatar applique les positions avec un retard défini (</w:t>
-      </w:r>
-      <w:proofErr w:type="gramStart"/>
-      <w:r>
-        <w:rPr>
-          <w:lang w:val="fr-CH"/>
-        </w:rPr>
-        <w:t>ex:</w:t>
-      </w:r>
-      <w:proofErr w:type="gramEnd"/>
-      <w:r>
-        <w:rPr>
-          <w:lang w:val="fr-CH"/>
-        </w:rPr>
-        <w:t xml:space="preserve"> 500 ms).</w:t>
-      </w:r>
-    </w:p>
-    <w:p>
-      <w:pPr>
-        <w:rPr>
-          <w:lang w:val="fr-CH"/>
-        </w:rPr>
-      </w:pPr>
-      <w:r>
-        <w:rPr>
-          <w:lang w:val="fr-CH"/>
-        </w:rPr>
-        <w:t xml:space="preserve">Tu peux modifier </w:t>
-      </w:r>
-      <w:proofErr w:type="spellStart"/>
-      <w:r>
-        <w:rPr>
-          <w:lang w:val="fr-CH"/>
-        </w:rPr>
-        <w:t>delayInSeconds</w:t>
-      </w:r>
-      <w:proofErr w:type="spellEnd"/>
-      <w:r>
-        <w:rPr>
-          <w:lang w:val="fr-CH"/>
-        </w:rPr>
-        <w:t xml:space="preserve"> pour ajuster le décalage.</w:t>
-      </w:r>
-    </w:p>
-    <w:p>
-      <w:pPr>
-        <w:rPr>
-          <w:lang w:val="fr-CH"/>
-        </w:rPr>
-      </w:pPr>
-    </w:p>
-    <w:p>
-      <w:pPr>
-        <w:rPr>
-          <w:lang w:val="fr-CH"/>
-        </w:rPr>
-      </w:pPr>
-    </w:p>
-    <w:p>
-      <w:pPr>
-        <w:rPr>
-          <w:lang w:val="fr-CH"/>
-        </w:rPr>
-      </w:pPr>
-    </w:p>
-    <w:p>
-      <w:pPr>
-        <w:rPr>
-          <w:lang w:val="fr-CH"/>
-        </w:rPr>
-      </w:pPr>
-      <w:r>
-        <w:rPr>
-          <w:lang w:val="fr-CH"/>
-        </w:rPr>
-        <w:t xml:space="preserve">Comment obtenir </w:t>
-      </w:r>
-      <w:proofErr w:type="gramStart"/>
-      <w:r>
-        <w:rPr>
-          <w:lang w:val="fr-CH"/>
-        </w:rPr>
-        <w:t>les position</w:t>
-      </w:r>
-      <w:proofErr w:type="gramEnd"/>
-      <w:r>
-        <w:rPr>
-          <w:lang w:val="fr-CH"/>
-        </w:rPr>
-        <w:t xml:space="preserve"> de l’</w:t>
-      </w:r>
-      <w:proofErr w:type="spellStart"/>
-      <w:r>
-        <w:rPr>
-          <w:lang w:val="fr-CH"/>
-        </w:rPr>
-        <w:t>optiTrack</w:t>
-      </w:r>
-      <w:proofErr w:type="spellEnd"/>
-      <w:r>
-        <w:rPr>
-          <w:lang w:val="fr-CH"/>
-        </w:rPr>
-        <w:t xml:space="preserve"> ? </w:t>
-      </w:r>
-    </w:p>
-    <w:p>
-      <w:pPr>
-        <w:rPr>
-          <w:lang w:val="fr-CH"/>
-        </w:rPr>
-      </w:pPr>
-      <w:proofErr w:type="spellStart"/>
-      <w:r>
-        <w:rPr>
-          <w:lang w:val="fr-CH"/>
-        </w:rPr>
-        <w:t>Peux-être</w:t>
-      </w:r>
-      <w:proofErr w:type="spellEnd"/>
-      <w:r>
-        <w:rPr>
-          <w:lang w:val="fr-CH"/>
-        </w:rPr>
-        <w:t xml:space="preserve"> dans le script </w:t>
-      </w:r>
-      <w:proofErr w:type="spellStart"/>
-      <w:r>
-        <w:rPr>
-          <w:lang w:val="fr-CH"/>
-        </w:rPr>
-        <w:t>OptitrackSkeletonAnimator</w:t>
-      </w:r>
-      <w:proofErr w:type="spellEnd"/>
-      <w:r>
-        <w:rPr>
-          <w:lang w:val="fr-CH"/>
-        </w:rPr>
-        <w:t xml:space="preserve">, </w:t>
-      </w:r>
-      <w:proofErr w:type="spellStart"/>
-      <w:r>
-        <w:rPr>
-          <w:lang w:val="fr-CH"/>
-        </w:rPr>
-        <w:t>function</w:t>
-      </w:r>
-      <w:proofErr w:type="spellEnd"/>
-      <w:r>
-        <w:rPr>
-          <w:lang w:val="fr-CH"/>
-        </w:rPr>
-        <w:t xml:space="preserve"> update ligne 141, la variable </w:t>
-      </w:r>
-      <w:proofErr w:type="spellStart"/>
-      <w:r>
-        <w:rPr>
-          <w:i/>
-          <w:lang w:val="fr-CH"/>
-        </w:rPr>
-        <w:t>bonePos</w:t>
-      </w:r>
-      <w:proofErr w:type="spellEnd"/>
-    </w:p>
-    <w:p>
-      <w:pPr>
-        <w:rPr>
-          <w:lang w:val="fr-CH"/>
-        </w:rPr>
-      </w:pPr>
-      <w:r>
-        <w:rPr>
-          <w:lang w:val="fr-CH"/>
-        </w:rPr>
-        <w:t xml:space="preserve"> C’est un </w:t>
-      </w:r>
       <w:proofErr w:type="spellStart"/>
       <w:r>
         <w:rPr>
@@ -922,46 +1286,22 @@
         <w:rPr>
           <w:lang w:val="fr-CH"/>
         </w:rPr>
-        <w:t xml:space="preserve">, </w:t>
-      </w:r>
-      <w:proofErr w:type="gramStart"/>
-      <w:r>
-        <w:rPr>
-          <w:lang w:val="fr-CH"/>
-        </w:rPr>
-        <w:t>je peux pas</w:t>
-      </w:r>
-      <w:proofErr w:type="gramEnd"/>
-      <w:r>
-        <w:rPr>
-          <w:lang w:val="fr-CH"/>
-        </w:rPr>
-        <w:t xml:space="preserve"> l’afficher dans la console avec un </w:t>
-      </w:r>
-      <w:proofErr w:type="spellStart"/>
-      <w:r>
-        <w:rPr>
-          <w:lang w:val="fr-CH"/>
-        </w:rPr>
-        <w:t>Debug.Log</w:t>
-      </w:r>
-      <w:proofErr w:type="spellEnd"/>
-    </w:p>
-    <w:p>
-      <w:pPr>
-        <w:rPr>
-          <w:lang w:val="fr-CH"/>
-        </w:rPr>
-      </w:pPr>
-      <w:bookmarkStart w:id="0" w:name="_GoBack"/>
-      <w:bookmarkEnd w:id="0"/>
-    </w:p>
-    <w:p>
-      <w:pPr>
-        <w:rPr>
-          <w:lang w:val="fr-CH"/>
-        </w:rPr>
-      </w:pPr>
+        <w:t xml:space="preserve"> à un autre avatar qui n’est pas connecté à l’</w:t>
+      </w:r>
+      <w:proofErr w:type="spellStart"/>
+      <w:r>
+        <w:rPr>
+          <w:lang w:val="fr-CH"/>
+        </w:rPr>
+        <w:t>optitrack</w:t>
+      </w:r>
+      <w:proofErr w:type="spellEnd"/>
+      <w:r>
+        <w:rPr>
+          <w:lang w:val="fr-CH"/>
+        </w:rPr>
+        <w:t xml:space="preserve">. Comme ça, on peux géré la vitesse de replay.   </w:t>
+      </w:r>
     </w:p>
     <w:sectPr>
       <w:pgSz w:w="12240" w:h="15840"/>
@@ -974,7 +1314,7 @@
 </file>
 
 <file path=word/numbering.xml><?xml version="1.0" encoding="utf-8"?>
-<w:numbering xmlns:wpc="http://schemas.microsoft.com/office/word/2010/wordprocessingCanvas" xmlns:cx="http://schemas.microsoft.com/office/drawing/2014/chartex" xmlns:mc="http://schemas.openxmlformats.org/markup-compatibility/2006" xmlns:o="urn:schemas-microsoft-com:office:office" xmlns:r="http://schemas.openxmlformats.org/officeDocument/2006/relationships" xmlns:m="http://schemas.openxmlformats.org/officeDocument/2006/math" xmlns:v="urn:schemas-microsoft-com:vml" xmlns:wp14="http://schemas.microsoft.com/office/word/2010/wordprocessingDrawing" xmlns:wp="http://schemas.openxmlformats.org/drawingml/2006/wordprocessingDrawing" xmlns:w10="urn:schemas-microsoft-com:office:word" xmlns:w="http://schemas.openxmlformats.org/wordprocessingml/2006/main" xmlns:w14="http://schemas.microsoft.com/office/word/2010/wordml" xmlns:w15="http://schemas.microsoft.com/office/word/2012/wordml" xmlns:w16se="http://schemas.microsoft.com/office/word/2015/wordml/symex" xmlns:wpg="http://schemas.microsoft.com/office/word/2010/wordprocessingGroup" xmlns:wpi="http://schemas.microsoft.com/office/word/2010/wordprocessingInk" xmlns:wne="http://schemas.microsoft.com/office/word/2006/wordml" xmlns:wps="http://schemas.microsoft.com/office/word/2010/wordprocessingShape" mc:Ignorable="w14 w15 w16se wp14">
+<w:numbering xmlns:wpc="http://schemas.microsoft.com/office/word/2010/wordprocessingCanvas" xmlns:cx="http://schemas.microsoft.com/office/drawing/2014/chartex" xmlns:cx1="http://schemas.microsoft.com/office/drawing/2015/9/8/chartex" xmlns:cx2="http://schemas.microsoft.com/office/drawing/2015/10/21/chartex" xmlns:cx3="http://schemas.microsoft.com/office/drawing/2016/5/9/chartex" xmlns:cx4="http://schemas.microsoft.com/office/drawing/2016/5/10/chartex" xmlns:cx5="http://schemas.microsoft.com/office/drawing/2016/5/11/chartex" xmlns:cx6="http://schemas.microsoft.com/office/drawing/2016/5/12/chartex" xmlns:cx7="http://schemas.microsoft.com/office/drawing/2016/5/13/chartex" xmlns:cx8="http://schemas.microsoft.com/office/drawing/2016/5/14/chartex" xmlns:mc="http://schemas.openxmlformats.org/markup-compatibility/2006" xmlns:aink="http://schemas.microsoft.com/office/drawing/2016/ink" xmlns:am3d="http://schemas.microsoft.com/office/drawing/2017/model3d" xmlns:o="urn:schemas-microsoft-com:office:office" xmlns:oel="http://schemas.microsoft.com/office/2019/extlst" xmlns:r="http://schemas.openxmlformats.org/officeDocument/2006/relationships" xmlns:m="http://schemas.openxmlformats.org/officeDocument/2006/math" xmlns:v="urn:schemas-microsoft-com:vml" xmlns:wp14="http://schemas.microsoft.com/office/word/2010/wordprocessingDrawing" xmlns:wp="http://schemas.openxmlformats.org/drawingml/2006/wordprocessingDrawing" xmlns:w10="urn:schemas-microsoft-com:office:word" xmlns:w="http://schemas.openxmlformats.org/wordprocessingml/2006/main" xmlns:w14="http://schemas.microsoft.com/office/word/2010/wordml" xmlns:w15="http://schemas.microsoft.com/office/word/2012/wordml" xmlns:w16cex="http://schemas.microsoft.com/office/word/2018/wordml/cex" xmlns:w16cid="http://schemas.microsoft.com/office/word/2016/wordml/cid" xmlns:w16="http://schemas.microsoft.com/office/word/2018/wordml" xmlns:w16du="http://schemas.microsoft.com/office/word/2023/wordml/word16du" xmlns:w16sdtdh="http://schemas.microsoft.com/office/word/2020/wordml/sdtdatahash" xmlns:w16sdtfl="http://schemas.microsoft.com/office/word/2024/wordml/sdtformatlock" xmlns:w16se="http://schemas.microsoft.com/office/word/2015/wordml/symex" xmlns:wpg="http://schemas.microsoft.com/office/word/2010/wordprocessingGroup" xmlns:wpi="http://schemas.microsoft.com/office/word/2010/wordprocessingInk" xmlns:wne="http://schemas.microsoft.com/office/word/2006/wordml" xmlns:wps="http://schemas.microsoft.com/office/word/2010/wordprocessingShape" mc:Ignorable="w14 w15 w16se w16cid w16 w16cex w16sdtdh w16sdtfl w16du wp14">
   <w:abstractNum w:abstractNumId="0" w15:restartNumberingAfterBreak="0">
     <w:nsid w:val="3D482DF1"/>
     <w:multiLevelType w:val="hybridMultilevel"/>
@@ -1064,14 +1404,106 @@
       </w:pPr>
     </w:lvl>
   </w:abstractNum>
-  <w:num w:numId="1">
+  <w:abstractNum w:abstractNumId="1" w15:restartNumberingAfterBreak="0">
+    <w:nsid w:val="40D60F8C"/>
+    <w:multiLevelType w:val="hybridMultilevel"/>
+    <w:tmpl w:val="15664E0A"/>
+    <w:lvl w:ilvl="0" w:tplc="100C000F">
+      <w:start w:val="1"/>
+      <w:numFmt w:val="decimal"/>
+      <w:lvlText w:val="%1."/>
+      <w:lvlJc w:val="left"/>
+      <w:pPr>
+        <w:ind w:left="720" w:hanging="360"/>
+      </w:pPr>
+      <w:rPr>
+        <w:rFonts w:hint="default"/>
+      </w:rPr>
+    </w:lvl>
+    <w:lvl w:ilvl="1" w:tplc="100C0019" w:tentative="1">
+      <w:start w:val="1"/>
+      <w:numFmt w:val="lowerLetter"/>
+      <w:lvlText w:val="%2."/>
+      <w:lvlJc w:val="left"/>
+      <w:pPr>
+        <w:ind w:left="1440" w:hanging="360"/>
+      </w:pPr>
+    </w:lvl>
+    <w:lvl w:ilvl="2" w:tplc="100C001B" w:tentative="1">
+      <w:start w:val="1"/>
+      <w:numFmt w:val="lowerRoman"/>
+      <w:lvlText w:val="%3."/>
+      <w:lvlJc w:val="right"/>
+      <w:pPr>
+        <w:ind w:left="2160" w:hanging="180"/>
+      </w:pPr>
+    </w:lvl>
+    <w:lvl w:ilvl="3" w:tplc="100C000F" w:tentative="1">
+      <w:start w:val="1"/>
+      <w:numFmt w:val="decimal"/>
+      <w:lvlText w:val="%4."/>
+      <w:lvlJc w:val="left"/>
+      <w:pPr>
+        <w:ind w:left="2880" w:hanging="360"/>
+      </w:pPr>
+    </w:lvl>
+    <w:lvl w:ilvl="4" w:tplc="100C0019" w:tentative="1">
+      <w:start w:val="1"/>
+      <w:numFmt w:val="lowerLetter"/>
+      <w:lvlText w:val="%5."/>
+      <w:lvlJc w:val="left"/>
+      <w:pPr>
+        <w:ind w:left="3600" w:hanging="360"/>
+      </w:pPr>
+    </w:lvl>
+    <w:lvl w:ilvl="5" w:tplc="100C001B" w:tentative="1">
+      <w:start w:val="1"/>
+      <w:numFmt w:val="lowerRoman"/>
+      <w:lvlText w:val="%6."/>
+      <w:lvlJc w:val="right"/>
+      <w:pPr>
+        <w:ind w:left="4320" w:hanging="180"/>
+      </w:pPr>
+    </w:lvl>
+    <w:lvl w:ilvl="6" w:tplc="100C000F" w:tentative="1">
+      <w:start w:val="1"/>
+      <w:numFmt w:val="decimal"/>
+      <w:lvlText w:val="%7."/>
+      <w:lvlJc w:val="left"/>
+      <w:pPr>
+        <w:ind w:left="5040" w:hanging="360"/>
+      </w:pPr>
+    </w:lvl>
+    <w:lvl w:ilvl="7" w:tplc="100C0019" w:tentative="1">
+      <w:start w:val="1"/>
+      <w:numFmt w:val="lowerLetter"/>
+      <w:lvlText w:val="%8."/>
+      <w:lvlJc w:val="left"/>
+      <w:pPr>
+        <w:ind w:left="5760" w:hanging="360"/>
+      </w:pPr>
+    </w:lvl>
+    <w:lvl w:ilvl="8" w:tplc="100C001B" w:tentative="1">
+      <w:start w:val="1"/>
+      <w:numFmt w:val="lowerRoman"/>
+      <w:lvlText w:val="%9."/>
+      <w:lvlJc w:val="right"/>
+      <w:pPr>
+        <w:ind w:left="6480" w:hanging="180"/>
+      </w:pPr>
+    </w:lvl>
+  </w:abstractNum>
+  <w:num w:numId="1" w16cid:durableId="392776409">
     <w:abstractNumId w:val="0"/>
+  </w:num>
+  <w:num w:numId="2" w16cid:durableId="1505432483">
+    <w:abstractNumId w:val="1"/>
   </w:num>
 </w:numbering>
 </file>
 
 <file path=word/styles.xml><?xml version="1.0" encoding="utf-8"?>
-<w:styles xmlns:mc="http://schemas.openxmlformats.org/markup-compatibility/2006" xmlns:r="http://schemas.openxmlformats.org/officeDocument/2006/relationships" xmlns:w="http://schemas.openxmlformats.org/wordprocessingml/2006/main" xmlns:w14="http://schemas.microsoft.com/office/word/2010/wordml" xmlns:w15="http://schemas.microsoft.com/office/word/2012/wordml" xmlns:w16se="http://schemas.microsoft.com/office/word/2015/wordml/symex" mc:Ignorable="w14 w15 w16se">
+<w:styles xmlns:mc="http://schemas.openxmlformats.org/markup-compatibility/2006" xmlns:r="http://schemas.openxmlformats.org/officeDocument/2006/relationships" xmlns:w="http://schemas.openxmlformats.org/wordprocessingml/2006/main" xmlns:w14="http://schemas.microsoft.com/office/word/2010/wordml" xmlns:w15="http://schemas.microsoft.com/office/word/2012/wordml" xmlns:w16cex="http://schemas.microsoft.com/office/word/2018/wordml/cex" xmlns:w16cid="http://schemas.microsoft.com/office/word/2016/wordml/cid" xmlns:w16="http://schemas.microsoft.com/office/word/2018/wordml" xmlns:w16du="http://schemas.microsoft.com/office/word/2023/wordml/word16du" xmlns:w16sdtdh="http://schemas.microsoft.com/office/word/2020/wordml/sdtdatahash" xmlns:w16sdtfl="http://schemas.microsoft.com/office/word/2024/wordml/sdtformatlock" xmlns:w16se="http://schemas.microsoft.com/office/word/2015/wordml/symex" mc:Ignorable="w14 w15 w16se w16cid w16 w16cex w16sdtdh w16sdtfl w16du">
   <w:docDefaults>
     <w:rPrDefault>
       <w:rPr>
@@ -1087,7 +1519,7 @@
       </w:pPr>
     </w:pPrDefault>
   </w:docDefaults>
-  <w:latentStyles w:defLockedState="0" w:defUIPriority="99" w:defSemiHidden="0" w:defUnhideWhenUsed="0" w:defQFormat="0" w:count="371">
+  <w:latentStyles w:defLockedState="0" w:defUIPriority="99" w:defSemiHidden="0" w:defUnhideWhenUsed="0" w:defQFormat="0" w:count="376">
     <w:lsdException w:name="Normal" w:uiPriority="0" w:qFormat="1"/>
     <w:lsdException w:name="heading 1" w:uiPriority="9" w:qFormat="1"/>
     <w:lsdException w:name="heading 2" w:semiHidden="1" w:uiPriority="9" w:unhideWhenUsed="1" w:qFormat="1"/>
@@ -1459,6 +1891,11 @@
     <w:lsdException w:name="List Table 5 Dark Accent 6" w:uiPriority="50"/>
     <w:lsdException w:name="List Table 6 Colorful Accent 6" w:uiPriority="51"/>
     <w:lsdException w:name="List Table 7 Colorful Accent 6" w:uiPriority="52"/>
+    <w:lsdException w:name="Mention" w:semiHidden="1" w:unhideWhenUsed="1"/>
+    <w:lsdException w:name="Smart Hyperlink" w:semiHidden="1" w:unhideWhenUsed="1"/>
+    <w:lsdException w:name="Hashtag" w:semiHidden="1" w:unhideWhenUsed="1"/>
+    <w:lsdException w:name="Unresolved Mention" w:semiHidden="1" w:unhideWhenUsed="1"/>
+    <w:lsdException w:name="Smart Link" w:semiHidden="1" w:unhideWhenUsed="1"/>
   </w:latentStyles>
   <w:style w:type="paragraph" w:default="1" w:styleId="Normal">
     <w:name w:val="Normal"/>

--- a/Note_developpement.docx
+++ b/Note_developpement.docx
@@ -1303,6 +1303,906 @@
         <w:t xml:space="preserve">. Comme ça, on peux géré la vitesse de replay.   </w:t>
       </w:r>
     </w:p>
+    <w:p>
+      <w:pPr>
+        <w:rPr>
+          <w:b/>
+          <w:bCs/>
+          <w:lang w:val="fr-CH"/>
+        </w:rPr>
+      </w:pPr>
+      <w:r>
+        <w:rPr>
+          <w:b/>
+          <w:bCs/>
+          <w:lang w:val="fr-CH"/>
+        </w:rPr>
+        <w:lastRenderedPageBreak/>
+        <w:t xml:space="preserve">Dev 24.02.2025, lecture de la méthode de l’article de référence pour savoir ce qui doit être mis en place : </w:t>
+      </w:r>
+    </w:p>
+    <w:p>
+      <w:pPr>
+        <w:rPr>
+          <w:lang w:val="fr-CH"/>
+        </w:rPr>
+      </w:pPr>
+      <w:r>
+        <w:rPr>
+          <w:lang w:val="fr-CH"/>
+        </w:rPr>
+        <w:t xml:space="preserve">Leur système c’était 30 </w:t>
+      </w:r>
+      <w:proofErr w:type="spellStart"/>
+      <w:r>
+        <w:rPr>
+          <w:lang w:val="fr-CH"/>
+        </w:rPr>
+        <w:t>markeur</w:t>
+      </w:r>
+      <w:proofErr w:type="spellEnd"/>
+      <w:r>
+        <w:rPr>
+          <w:lang w:val="fr-CH"/>
+        </w:rPr>
+        <w:t xml:space="preserve"> à 30Hz. </w:t>
+      </w:r>
+    </w:p>
+    <w:p>
+      <w:pPr>
+        <w:pStyle w:val="ListParagraph"/>
+        <w:numPr>
+          <w:ilvl w:val="0"/>
+          <w:numId w:val="3"/>
+        </w:numPr>
+        <w:rPr>
+          <w:lang w:val="fr-CH"/>
+        </w:rPr>
+      </w:pPr>
+      <w:r>
+        <w:rPr>
+          <w:lang w:val="fr-CH"/>
+        </w:rPr>
+        <w:t xml:space="preserve">La grandeur de l’avatar était </w:t>
+      </w:r>
+      <w:proofErr w:type="spellStart"/>
+      <w:r>
+        <w:rPr>
+          <w:lang w:val="fr-CH"/>
+        </w:rPr>
+        <w:t>scale</w:t>
+      </w:r>
+      <w:proofErr w:type="spellEnd"/>
+      <w:r>
+        <w:rPr>
+          <w:lang w:val="fr-CH"/>
+        </w:rPr>
+        <w:t xml:space="preserve"> par rapport à la grandeur réelle du participant </w:t>
+      </w:r>
+      <w:r>
+        <w:rPr>
+          <w:lang w:val="fr-CH"/>
+        </w:rPr>
+        <w:t>en prenant en compte la grandeur de la projection (</w:t>
+      </w:r>
+      <w:r>
+        <w:rPr>
+          <w:b/>
+          <w:bCs/>
+          <w:lang w:val="fr-CH"/>
+        </w:rPr>
+        <w:t>ATTENTION : ça veut dire qu’il faut mesurer quel est la taille de la projection du participant sur l’écran pour qu’elle correspondent à la taille réelle</w:t>
+      </w:r>
+      <w:r>
+        <w:rPr>
+          <w:lang w:val="fr-CH"/>
+        </w:rPr>
+        <w:t>) !</w:t>
+      </w:r>
+    </w:p>
+    <w:p>
+      <w:pPr>
+        <w:pStyle w:val="ListParagraph"/>
+        <w:numPr>
+          <w:ilvl w:val="0"/>
+          <w:numId w:val="3"/>
+        </w:numPr>
+        <w:rPr>
+          <w:lang w:val="fr-CH"/>
+        </w:rPr>
+      </w:pPr>
+      <w:r>
+        <w:rPr>
+          <w:lang w:val="fr-CH"/>
+        </w:rPr>
+        <w:t xml:space="preserve">La position de départ est à 3m de l’écran. </w:t>
+      </w:r>
+    </w:p>
+    <w:p>
+      <w:pPr>
+        <w:pStyle w:val="ListParagraph"/>
+        <w:numPr>
+          <w:ilvl w:val="0"/>
+          <w:numId w:val="3"/>
+        </w:numPr>
+        <w:rPr>
+          <w:lang w:val="fr-CH"/>
+        </w:rPr>
+      </w:pPr>
+      <w:r>
+        <w:rPr>
+          <w:lang w:val="fr-CH"/>
+        </w:rPr>
+        <w:t xml:space="preserve">Réponse donné avec un </w:t>
+      </w:r>
+      <w:proofErr w:type="spellStart"/>
+      <w:r>
+        <w:rPr>
+          <w:lang w:val="fr-CH"/>
+        </w:rPr>
+        <w:t>gamepad</w:t>
+      </w:r>
+      <w:proofErr w:type="spellEnd"/>
+    </w:p>
+    <w:p>
+      <w:pPr>
+        <w:pStyle w:val="ListParagraph"/>
+        <w:numPr>
+          <w:ilvl w:val="0"/>
+          <w:numId w:val="3"/>
+        </w:numPr>
+        <w:rPr>
+          <w:lang w:val="fr-CH"/>
+        </w:rPr>
+      </w:pPr>
+      <w:r>
+        <w:rPr>
+          <w:lang w:val="fr-CH"/>
+        </w:rPr>
+        <w:t xml:space="preserve">Distance à partir de laquelle on fait une </w:t>
+      </w:r>
+      <w:r>
+        <w:rPr>
+          <w:lang w:val="fr-CH"/>
+        </w:rPr>
+        <w:t>déviation</w:t>
+      </w:r>
+      <w:r>
+        <w:rPr>
+          <w:lang w:val="fr-CH"/>
+        </w:rPr>
+        <w:t> : </w:t>
+      </w:r>
+      <w:r>
+        <w:rPr>
+          <w:lang w:val="fr-CH"/>
+        </w:rPr>
+        <w:t>30cm </w:t>
+      </w:r>
+    </w:p>
+    <w:p>
+      <w:pPr>
+        <w:pStyle w:val="ListParagraph"/>
+        <w:numPr>
+          <w:ilvl w:val="0"/>
+          <w:numId w:val="3"/>
+        </w:numPr>
+        <w:rPr>
+          <w:lang w:val="fr-CH"/>
+        </w:rPr>
+      </w:pPr>
+      <w:r>
+        <w:rPr>
+          <w:lang w:val="fr-CH"/>
+        </w:rPr>
+        <w:t>Les différentes conditions</w:t>
+      </w:r>
+      <w:r>
+        <w:rPr>
+          <w:lang w:val="fr-CH"/>
+        </w:rPr>
+        <w:t xml:space="preserve"> de </w:t>
+      </w:r>
+      <w:r>
+        <w:rPr>
+          <w:lang w:val="fr-CH"/>
+        </w:rPr>
+        <w:t>déviation</w:t>
+      </w:r>
+      <w:r>
+        <w:rPr>
+          <w:lang w:val="fr-CH"/>
+        </w:rPr>
+        <w:t xml:space="preserve"> </w:t>
+      </w:r>
+      <w:r>
+        <w:rPr>
+          <w:lang w:val="fr-CH"/>
+        </w:rPr>
+        <w:t xml:space="preserve">à randomiser </w:t>
+      </w:r>
+      <w:r>
+        <w:rPr>
+          <w:lang w:val="fr-CH"/>
+        </w:rPr>
+        <w:t xml:space="preserve">sont : </w:t>
+      </w:r>
+      <w:r>
+        <w:rPr>
+          <w:lang w:val="fr-CH"/>
+        </w:rPr>
+        <w:t xml:space="preserve">0°, </w:t>
+      </w:r>
+      <w:r>
+        <w:rPr>
+          <w:rFonts w:cstheme="minorHAnsi"/>
+          <w:lang w:val="fr-CH"/>
+        </w:rPr>
+        <w:t>±</w:t>
+      </w:r>
+      <w:r>
+        <w:rPr>
+          <w:lang w:val="fr-CH"/>
+        </w:rPr>
+        <w:t xml:space="preserve">7.5°, </w:t>
+      </w:r>
+      <w:r>
+        <w:rPr>
+          <w:rFonts w:cstheme="minorHAnsi"/>
+          <w:lang w:val="fr-CH"/>
+        </w:rPr>
+        <w:t>±</w:t>
+      </w:r>
+      <w:r>
+        <w:rPr>
+          <w:lang w:val="fr-CH"/>
+        </w:rPr>
+        <w:t xml:space="preserve">15°, </w:t>
+      </w:r>
+      <w:r>
+        <w:rPr>
+          <w:rFonts w:cstheme="minorHAnsi"/>
+          <w:lang w:val="fr-CH"/>
+        </w:rPr>
+        <w:t>±</w:t>
+      </w:r>
+      <w:r>
+        <w:rPr>
+          <w:lang w:val="fr-CH"/>
+        </w:rPr>
+        <w:t>30°</w:t>
+      </w:r>
+      <w:r>
+        <w:rPr>
+          <w:lang w:val="fr-CH"/>
+        </w:rPr>
+        <w:t xml:space="preserve">. Déviation calculer par rapport à un ligne droite du participant. Cette déviation est appliquer en continue (30° tous les déplacements, il faut définir quand-même le temps). </w:t>
+      </w:r>
+    </w:p>
+    <w:p>
+      <w:pPr>
+        <w:pStyle w:val="ListParagraph"/>
+        <w:numPr>
+          <w:ilvl w:val="0"/>
+          <w:numId w:val="3"/>
+        </w:numPr>
+        <w:rPr>
+          <w:lang w:val="fr-CH"/>
+        </w:rPr>
+      </w:pPr>
+      <w:r>
+        <w:rPr>
+          <w:lang w:val="fr-CH"/>
+        </w:rPr>
+        <w:t xml:space="preserve">Training bloc de 10 trials avec </w:t>
+      </w:r>
+      <w:proofErr w:type="spellStart"/>
+      <w:r>
+        <w:rPr>
+          <w:lang w:val="fr-CH"/>
+        </w:rPr>
+        <w:t>deviation</w:t>
+      </w:r>
+      <w:proofErr w:type="spellEnd"/>
+      <w:r>
+        <w:rPr>
+          <w:lang w:val="fr-CH"/>
+        </w:rPr>
+        <w:t xml:space="preserve"> de +/- 5° , +/-20° et sans </w:t>
+      </w:r>
+      <w:proofErr w:type="spellStart"/>
+      <w:r>
+        <w:rPr>
+          <w:lang w:val="fr-CH"/>
+        </w:rPr>
+        <w:t>deviation</w:t>
+      </w:r>
+      <w:proofErr w:type="spellEnd"/>
+    </w:p>
+    <w:p>
+      <w:pPr>
+        <w:pStyle w:val="ListParagraph"/>
+        <w:numPr>
+          <w:ilvl w:val="0"/>
+          <w:numId w:val="3"/>
+        </w:numPr>
+        <w:rPr>
+          <w:lang w:val="fr-CH"/>
+        </w:rPr>
+      </w:pPr>
+      <w:r>
+        <w:rPr>
+          <w:lang w:val="fr-CH"/>
+        </w:rPr>
+        <w:t>Position du cylindre : 1.8m de la position de départ avec un position de 10° sur la gauche ou la droite du participant. (ce qui veut dire que la position max est à 1.2m de l’écran)</w:t>
+      </w:r>
+    </w:p>
+    <w:p>
+      <w:pPr>
+        <w:pStyle w:val="ListParagraph"/>
+        <w:numPr>
+          <w:ilvl w:val="0"/>
+          <w:numId w:val="3"/>
+        </w:numPr>
+        <w:rPr>
+          <w:lang w:val="fr-CH"/>
+        </w:rPr>
+      </w:pPr>
+      <w:r>
+        <w:rPr>
+          <w:lang w:val="fr-CH"/>
+        </w:rPr>
+        <w:t xml:space="preserve">Total de 84 trial avec 12 pour la condition contrôle et 12 pour chacun des 6 types de </w:t>
+      </w:r>
+      <w:proofErr w:type="spellStart"/>
+      <w:r>
+        <w:rPr>
+          <w:lang w:val="fr-CH"/>
+        </w:rPr>
+        <w:t>deviation</w:t>
+      </w:r>
+      <w:proofErr w:type="spellEnd"/>
+    </w:p>
+    <w:p>
+      <w:pPr>
+        <w:pStyle w:val="ListParagraph"/>
+        <w:numPr>
+          <w:ilvl w:val="0"/>
+          <w:numId w:val="3"/>
+        </w:numPr>
+        <w:rPr>
+          <w:lang w:val="fr-CH"/>
+        </w:rPr>
+      </w:pPr>
+      <w:r>
+        <w:rPr>
+          <w:lang w:val="fr-CH"/>
+        </w:rPr>
+        <w:t>Il faut instruire les participants à marcher de manière continue à la même vitesse (pas de ralentissement ou d’arrêt)</w:t>
+      </w:r>
+    </w:p>
+    <w:p>
+      <w:pPr>
+        <w:pStyle w:val="ListParagraph"/>
+        <w:numPr>
+          <w:ilvl w:val="0"/>
+          <w:numId w:val="3"/>
+        </w:numPr>
+        <w:rPr>
+          <w:lang w:val="fr-CH"/>
+        </w:rPr>
+      </w:pPr>
+      <w:r>
+        <w:rPr>
+          <w:lang w:val="fr-CH"/>
+        </w:rPr>
+        <w:t>Trial plus long que 10s son</w:t>
+      </w:r>
+      <w:r>
+        <w:rPr>
+          <w:lang w:val="fr-CH"/>
+        </w:rPr>
+        <w:t>t supprimé</w:t>
+      </w:r>
+    </w:p>
+    <w:p>
+      <w:pPr>
+        <w:pStyle w:val="ListParagraph"/>
+        <w:numPr>
+          <w:ilvl w:val="0"/>
+          <w:numId w:val="3"/>
+        </w:numPr>
+        <w:rPr>
+          <w:lang w:val="fr-CH"/>
+        </w:rPr>
+      </w:pPr>
+      <w:r>
+        <w:rPr>
+          <w:lang w:val="fr-CH"/>
+        </w:rPr>
+        <w:t xml:space="preserve">Dans leur design, le participant doit pressé sur un bouton pour marquer le début. Je vais faire autrement en utilisant un </w:t>
+      </w:r>
+      <w:proofErr w:type="spellStart"/>
+      <w:r>
+        <w:rPr>
+          <w:lang w:val="fr-CH"/>
+        </w:rPr>
+        <w:t>collider</w:t>
+      </w:r>
+      <w:proofErr w:type="spellEnd"/>
+      <w:r>
+        <w:rPr>
+          <w:lang w:val="fr-CH"/>
+        </w:rPr>
+        <w:t xml:space="preserve"> dans </w:t>
+      </w:r>
+      <w:proofErr w:type="spellStart"/>
+      <w:r>
+        <w:rPr>
+          <w:lang w:val="fr-CH"/>
+        </w:rPr>
+        <w:t>unity</w:t>
+      </w:r>
+      <w:proofErr w:type="spellEnd"/>
+      <w:r>
+        <w:rPr>
+          <w:lang w:val="fr-CH"/>
+        </w:rPr>
+        <w:t xml:space="preserve">. pour marquer le start du trial. </w:t>
+      </w:r>
+    </w:p>
+    <w:p>
+      <w:pPr>
+        <w:rPr>
+          <w:lang w:val="fr-CH"/>
+        </w:rPr>
+      </w:pPr>
+    </w:p>
+    <w:p>
+      <w:pPr>
+        <w:rPr>
+          <w:lang w:val="fr-CH"/>
+        </w:rPr>
+      </w:pPr>
+      <w:r>
+        <w:rPr>
+          <w:lang w:val="fr-CH"/>
+        </w:rPr>
+        <w:t xml:space="preserve">Questionnaire : </w:t>
+      </w:r>
+    </w:p>
+    <w:p>
+      <w:r>
+        <w:t xml:space="preserve">Q1 : </w:t>
+      </w:r>
+      <w:r>
+        <w:rPr>
+          <w:rFonts w:hint="eastAsia"/>
+        </w:rPr>
+        <w:t>“</w:t>
+      </w:r>
+      <w:r>
+        <w:t>Did the movement</w:t>
+      </w:r>
+      <w:r>
+        <w:t xml:space="preserve"> </w:t>
+      </w:r>
+      <w:r>
+        <w:t>shown on the screen correspond to the movement</w:t>
+      </w:r>
+      <w:r>
+        <w:t xml:space="preserve"> </w:t>
+      </w:r>
+      <w:r>
+        <w:t xml:space="preserve">you just </w:t>
+      </w:r>
+      <w:proofErr w:type="spellStart"/>
+      <w:r>
+        <w:t>performed?</w:t>
+      </w:r>
+      <w:r>
+        <w:rPr>
+          <w:rFonts w:hint="eastAsia"/>
+        </w:rPr>
+        <w:t>”</w:t>
+      </w:r>
+      <w:r>
+        <w:t>YES</w:t>
+      </w:r>
+      <w:proofErr w:type="spellEnd"/>
+      <w:r>
+        <w:t>/NO</w:t>
+      </w:r>
+    </w:p>
+    <w:p>
+      <w:r>
+        <w:t xml:space="preserve">Q2: </w:t>
+      </w:r>
+      <w:r>
+        <w:rPr>
+          <w:rFonts w:hint="eastAsia"/>
+        </w:rPr>
+        <w:t>“</w:t>
+      </w:r>
+      <w:r>
+        <w:t>How sure are you of your response?</w:t>
+      </w:r>
+      <w:r>
+        <w:rPr>
+          <w:rFonts w:hint="eastAsia"/>
+        </w:rPr>
+        <w:t>”</w:t>
+      </w:r>
+      <w:r>
+        <w:t>0, 33, 67, 100% certain</w:t>
+      </w:r>
+    </w:p>
+    <w:p/>
+    <w:p>
+      <w:r>
+        <w:t xml:space="preserve">Data à </w:t>
+      </w:r>
+      <w:proofErr w:type="spellStart"/>
+      <w:r>
+        <w:t>enregistrer</w:t>
+      </w:r>
+      <w:proofErr w:type="spellEnd"/>
+      <w:r>
+        <w:t xml:space="preserve"> </w:t>
+      </w:r>
+    </w:p>
+    <w:p>
+      <w:pPr>
+        <w:pStyle w:val="ListParagraph"/>
+        <w:numPr>
+          <w:ilvl w:val="0"/>
+          <w:numId w:val="3"/>
+        </w:numPr>
+      </w:pPr>
+      <w:proofErr w:type="spellStart"/>
+      <w:r>
+        <w:t>Réponse</w:t>
+      </w:r>
+      <w:proofErr w:type="spellEnd"/>
+      <w:r>
+        <w:t xml:space="preserve"> au questionnaire</w:t>
+      </w:r>
+    </w:p>
+    <w:p>
+      <w:pPr>
+        <w:pStyle w:val="ListParagraph"/>
+        <w:numPr>
+          <w:ilvl w:val="0"/>
+          <w:numId w:val="3"/>
+        </w:numPr>
+      </w:pPr>
+      <w:r>
+        <w:t>Participant hit the target (a</w:t>
+      </w:r>
+      <w:r>
+        <w:t>ccuracy)</w:t>
+      </w:r>
+    </w:p>
+    <w:p>
+      <w:pPr>
+        <w:pStyle w:val="ListParagraph"/>
+        <w:numPr>
+          <w:ilvl w:val="0"/>
+          <w:numId w:val="3"/>
+        </w:numPr>
+        <w:rPr>
+          <w:lang w:val="fr-CH"/>
+        </w:rPr>
+      </w:pPr>
+      <w:r>
+        <w:t>Motor</w:t>
+      </w:r>
+      <w:r>
+        <w:t xml:space="preserve"> </w:t>
+      </w:r>
+      <w:r>
+        <w:t>performance describes the total angle compensated by</w:t>
+      </w:r>
+      <w:r>
+        <w:t xml:space="preserve"> </w:t>
+      </w:r>
+      <w:r>
+        <w:t>the participant considering the endpoint of each of their</w:t>
+      </w:r>
+      <w:r>
+        <w:t xml:space="preserve"> </w:t>
+      </w:r>
+      <w:r>
+        <w:t>movement trajectories and measured from the onset of</w:t>
+      </w:r>
+      <w:r>
+        <w:t xml:space="preserve"> </w:t>
+      </w:r>
+      <w:r>
+        <w:t>deviation</w:t>
+      </w:r>
+      <w:r>
+        <w:t>.</w:t>
+      </w:r>
+      <w:r>
+        <w:t xml:space="preserve"> </w:t>
+      </w:r>
+      <w:r>
+        <w:br/>
+      </w:r>
+      <w:r>
+        <w:rPr>
+          <w:color w:val="00B050"/>
+          <w:lang w:val="fr-CH"/>
+        </w:rPr>
+        <w:t xml:space="preserve">Oui, il faut sauver la position du bassin en continue pour </w:t>
+      </w:r>
+      <w:r>
+        <w:rPr>
+          <w:color w:val="00B050"/>
+          <w:lang w:val="fr-CH"/>
+        </w:rPr>
+        <w:t>enregistrer</w:t>
+      </w:r>
+      <w:r>
+        <w:rPr>
+          <w:color w:val="00B050"/>
+          <w:lang w:val="fr-CH"/>
+        </w:rPr>
+        <w:t xml:space="preserve"> la trajection du participant. Ça </w:t>
+      </w:r>
+      <w:r>
+        <w:rPr>
+          <w:color w:val="00B050"/>
+          <w:lang w:val="fr-CH"/>
+        </w:rPr>
+        <w:t>veut</w:t>
+      </w:r>
+      <w:r>
+        <w:rPr>
+          <w:color w:val="00B050"/>
+          <w:lang w:val="fr-CH"/>
+        </w:rPr>
+        <w:t xml:space="preserve"> dire qu’il faut </w:t>
+      </w:r>
+      <w:r>
+        <w:rPr>
+          <w:color w:val="00B050"/>
+          <w:lang w:val="fr-CH"/>
+        </w:rPr>
+        <w:t>créer</w:t>
+      </w:r>
+      <w:r>
+        <w:rPr>
+          <w:color w:val="00B050"/>
+          <w:lang w:val="fr-CH"/>
+        </w:rPr>
+        <w:t xml:space="preserve"> un avatar duplication hors champs pour sauvegarder les position non manipuler des tracker. Pour l’analyse, la trajectoire du participant est </w:t>
+      </w:r>
+      <w:r>
+        <w:rPr>
+          <w:color w:val="00B050"/>
+          <w:lang w:val="fr-CH"/>
+        </w:rPr>
+        <w:t>interpolée</w:t>
+      </w:r>
+      <w:r>
+        <w:rPr>
+          <w:color w:val="00B050"/>
+          <w:lang w:val="fr-CH"/>
+        </w:rPr>
+        <w:t xml:space="preserve"> dans le temps et l’espace à 300 points (pour les rendre comparables). Tout cette analyse à été fait pour le papier </w:t>
+      </w:r>
+      <w:r>
+        <w:rPr>
+          <w:i/>
+          <w:iCs/>
+          <w:color w:val="00B050"/>
+          <w:lang w:val="fr-CH"/>
+        </w:rPr>
+        <w:t>MotionTracking_article2017.pdf</w:t>
+      </w:r>
+      <w:r>
+        <w:rPr>
+          <w:i/>
+          <w:iCs/>
+          <w:color w:val="00B050"/>
+          <w:lang w:val="fr-CH"/>
+        </w:rPr>
+        <w:t xml:space="preserve"> </w:t>
+      </w:r>
+      <w:r>
+        <w:rPr>
+          <w:color w:val="00B050"/>
+          <w:lang w:val="fr-CH"/>
+        </w:rPr>
+        <w:t xml:space="preserve">mais pas vraiment utiliser dans le papier de référence qui nous intéresse. Je vais quand-même implémenter cet enregistrement mais je </w:t>
+      </w:r>
+      <w:r>
+        <w:rPr>
+          <w:color w:val="00B050"/>
+          <w:lang w:val="fr-CH"/>
+        </w:rPr>
+        <w:t>serais</w:t>
+      </w:r>
+      <w:r>
+        <w:rPr>
+          <w:color w:val="00B050"/>
+          <w:lang w:val="fr-CH"/>
+        </w:rPr>
+        <w:t xml:space="preserve"> d’avis de se simplifier la vie avec uniquement l’</w:t>
+      </w:r>
+      <w:proofErr w:type="spellStart"/>
+      <w:r>
+        <w:rPr>
+          <w:color w:val="00B050"/>
+          <w:lang w:val="fr-CH"/>
+        </w:rPr>
+        <w:t>accuracy</w:t>
+      </w:r>
+      <w:proofErr w:type="spellEnd"/>
+      <w:r>
+        <w:rPr>
+          <w:color w:val="00B050"/>
+          <w:lang w:val="fr-CH"/>
+        </w:rPr>
+        <w:t xml:space="preserve"> d’arriver à la </w:t>
+      </w:r>
+      <w:proofErr w:type="spellStart"/>
+      <w:r>
+        <w:rPr>
+          <w:color w:val="00B050"/>
+          <w:lang w:val="fr-CH"/>
+        </w:rPr>
+        <w:t>target</w:t>
+      </w:r>
+      <w:proofErr w:type="spellEnd"/>
+      <w:r>
+        <w:rPr>
+          <w:color w:val="00B050"/>
+          <w:lang w:val="fr-CH"/>
+        </w:rPr>
+        <w:t>.</w:t>
+      </w:r>
+      <w:r>
+        <w:rPr>
+          <w:lang w:val="fr-CH"/>
+        </w:rPr>
+        <w:t xml:space="preserve"> </w:t>
+      </w:r>
+    </w:p>
+    <w:p>
+      <w:pPr>
+        <w:rPr>
+          <w:lang w:val="fr-CH"/>
+        </w:rPr>
+      </w:pPr>
+    </w:p>
+    <w:p>
+      <w:pPr>
+        <w:rPr>
+          <w:lang w:val="fr-CH"/>
+        </w:rPr>
+      </w:pPr>
+    </w:p>
+    <w:p>
+      <w:pPr>
+        <w:rPr>
+          <w:lang w:val="fr-CH"/>
+        </w:rPr>
+      </w:pPr>
+      <w:r>
+        <w:rPr>
+          <w:lang w:val="fr-CH"/>
+        </w:rPr>
+        <w:t xml:space="preserve">Chose a développé : </w:t>
+      </w:r>
+    </w:p>
+    <w:p>
+      <w:pPr>
+        <w:pStyle w:val="ListParagraph"/>
+        <w:numPr>
+          <w:ilvl w:val="0"/>
+          <w:numId w:val="3"/>
+        </w:numPr>
+        <w:rPr>
+          <w:lang w:val="fr-CH"/>
+        </w:rPr>
+      </w:pPr>
+      <w:r>
+        <w:rPr>
+          <w:lang w:val="fr-CH"/>
+        </w:rPr>
+        <w:t xml:space="preserve">Dans le script manager, il faut mettre comme publique </w:t>
+      </w:r>
+      <w:proofErr w:type="spellStart"/>
+      <w:r>
+        <w:rPr>
+          <w:lang w:val="fr-CH"/>
+        </w:rPr>
+        <w:t>intput</w:t>
+      </w:r>
+      <w:proofErr w:type="spellEnd"/>
+      <w:r>
+        <w:rPr>
+          <w:lang w:val="fr-CH"/>
+        </w:rPr>
+        <w:t xml:space="preserve"> la taille du participant. Par script, ajuster la taille de l’avatar (</w:t>
+      </w:r>
+      <w:proofErr w:type="spellStart"/>
+      <w:r>
+        <w:rPr>
+          <w:lang w:val="fr-CH"/>
+        </w:rPr>
+        <w:t>scale</w:t>
+      </w:r>
+      <w:proofErr w:type="spellEnd"/>
+      <w:r>
+        <w:rPr>
+          <w:lang w:val="fr-CH"/>
+        </w:rPr>
+        <w:t xml:space="preserve"> dans </w:t>
+      </w:r>
+      <w:proofErr w:type="spellStart"/>
+      <w:r>
+        <w:rPr>
+          <w:lang w:val="fr-CH"/>
+        </w:rPr>
+        <w:t>x,y,z</w:t>
+      </w:r>
+      <w:proofErr w:type="spellEnd"/>
+      <w:r>
+        <w:rPr>
+          <w:lang w:val="fr-CH"/>
+        </w:rPr>
+        <w:t xml:space="preserve">, pas besoin de changer transpose car le point d’origine ce sont les pieds) et </w:t>
+      </w:r>
+      <w:proofErr w:type="spellStart"/>
+      <w:r>
+        <w:rPr>
+          <w:lang w:val="fr-CH"/>
+        </w:rPr>
+        <w:t>scale</w:t>
+      </w:r>
+      <w:proofErr w:type="spellEnd"/>
+      <w:r>
+        <w:rPr>
+          <w:lang w:val="fr-CH"/>
+        </w:rPr>
+        <w:t xml:space="preserve"> de la taille du cylindre uniquement </w:t>
+      </w:r>
+      <w:r>
+        <w:rPr>
+          <w:lang w:val="fr-CH"/>
+        </w:rPr>
+        <w:t xml:space="preserve">la translation en </w:t>
+      </w:r>
+      <w:r>
+        <w:rPr>
+          <w:lang w:val="fr-CH"/>
+        </w:rPr>
+        <w:t>y (</w:t>
+      </w:r>
+      <w:r>
+        <w:rPr>
+          <w:lang w:val="fr-CH"/>
+        </w:rPr>
+        <w:t>taille</w:t>
+      </w:r>
+      <w:r>
+        <w:rPr>
+          <w:lang w:val="fr-CH"/>
+        </w:rPr>
+        <w:t>/2)</w:t>
+      </w:r>
+    </w:p>
+    <w:p>
+      <w:pPr>
+        <w:rPr>
+          <w:lang w:val="fr-CH"/>
+        </w:rPr>
+      </w:pPr>
+    </w:p>
     <w:sectPr>
       <w:pgSz w:w="12240" w:h="15840"/>
       <w:pgMar w:top="1440" w:right="1440" w:bottom="1440" w:left="1440" w:header="708" w:footer="708" w:gutter="0"/>
@@ -1493,11 +2393,126 @@
       </w:pPr>
     </w:lvl>
   </w:abstractNum>
+  <w:abstractNum w:abstractNumId="2" w15:restartNumberingAfterBreak="0">
+    <w:nsid w:val="6A4D51AA"/>
+    <w:multiLevelType w:val="hybridMultilevel"/>
+    <w:tmpl w:val="40B243A2"/>
+    <w:lvl w:ilvl="0" w:tplc="5C442A46">
+      <w:numFmt w:val="bullet"/>
+      <w:lvlText w:val="-"/>
+      <w:lvlJc w:val="left"/>
+      <w:pPr>
+        <w:ind w:left="720" w:hanging="360"/>
+      </w:pPr>
+      <w:rPr>
+        <w:rFonts w:ascii="Calibri" w:eastAsiaTheme="minorHAnsi" w:hAnsi="Calibri" w:cs="Calibri" w:hint="default"/>
+      </w:rPr>
+    </w:lvl>
+    <w:lvl w:ilvl="1" w:tplc="100C0003" w:tentative="1">
+      <w:start w:val="1"/>
+      <w:numFmt w:val="bullet"/>
+      <w:lvlText w:val="o"/>
+      <w:lvlJc w:val="left"/>
+      <w:pPr>
+        <w:ind w:left="1440" w:hanging="360"/>
+      </w:pPr>
+      <w:rPr>
+        <w:rFonts w:ascii="Courier New" w:hAnsi="Courier New" w:cs="Courier New" w:hint="default"/>
+      </w:rPr>
+    </w:lvl>
+    <w:lvl w:ilvl="2" w:tplc="100C0005" w:tentative="1">
+      <w:start w:val="1"/>
+      <w:numFmt w:val="bullet"/>
+      <w:lvlText w:val=""/>
+      <w:lvlJc w:val="left"/>
+      <w:pPr>
+        <w:ind w:left="2160" w:hanging="360"/>
+      </w:pPr>
+      <w:rPr>
+        <w:rFonts w:ascii="Wingdings" w:hAnsi="Wingdings" w:hint="default"/>
+      </w:rPr>
+    </w:lvl>
+    <w:lvl w:ilvl="3" w:tplc="100C0001" w:tentative="1">
+      <w:start w:val="1"/>
+      <w:numFmt w:val="bullet"/>
+      <w:lvlText w:val=""/>
+      <w:lvlJc w:val="left"/>
+      <w:pPr>
+        <w:ind w:left="2880" w:hanging="360"/>
+      </w:pPr>
+      <w:rPr>
+        <w:rFonts w:ascii="Symbol" w:hAnsi="Symbol" w:hint="default"/>
+      </w:rPr>
+    </w:lvl>
+    <w:lvl w:ilvl="4" w:tplc="100C0003" w:tentative="1">
+      <w:start w:val="1"/>
+      <w:numFmt w:val="bullet"/>
+      <w:lvlText w:val="o"/>
+      <w:lvlJc w:val="left"/>
+      <w:pPr>
+        <w:ind w:left="3600" w:hanging="360"/>
+      </w:pPr>
+      <w:rPr>
+        <w:rFonts w:ascii="Courier New" w:hAnsi="Courier New" w:cs="Courier New" w:hint="default"/>
+      </w:rPr>
+    </w:lvl>
+    <w:lvl w:ilvl="5" w:tplc="100C0005" w:tentative="1">
+      <w:start w:val="1"/>
+      <w:numFmt w:val="bullet"/>
+      <w:lvlText w:val=""/>
+      <w:lvlJc w:val="left"/>
+      <w:pPr>
+        <w:ind w:left="4320" w:hanging="360"/>
+      </w:pPr>
+      <w:rPr>
+        <w:rFonts w:ascii="Wingdings" w:hAnsi="Wingdings" w:hint="default"/>
+      </w:rPr>
+    </w:lvl>
+    <w:lvl w:ilvl="6" w:tplc="100C0001" w:tentative="1">
+      <w:start w:val="1"/>
+      <w:numFmt w:val="bullet"/>
+      <w:lvlText w:val=""/>
+      <w:lvlJc w:val="left"/>
+      <w:pPr>
+        <w:ind w:left="5040" w:hanging="360"/>
+      </w:pPr>
+      <w:rPr>
+        <w:rFonts w:ascii="Symbol" w:hAnsi="Symbol" w:hint="default"/>
+      </w:rPr>
+    </w:lvl>
+    <w:lvl w:ilvl="7" w:tplc="100C0003" w:tentative="1">
+      <w:start w:val="1"/>
+      <w:numFmt w:val="bullet"/>
+      <w:lvlText w:val="o"/>
+      <w:lvlJc w:val="left"/>
+      <w:pPr>
+        <w:ind w:left="5760" w:hanging="360"/>
+      </w:pPr>
+      <w:rPr>
+        <w:rFonts w:ascii="Courier New" w:hAnsi="Courier New" w:cs="Courier New" w:hint="default"/>
+      </w:rPr>
+    </w:lvl>
+    <w:lvl w:ilvl="8" w:tplc="100C0005" w:tentative="1">
+      <w:start w:val="1"/>
+      <w:numFmt w:val="bullet"/>
+      <w:lvlText w:val=""/>
+      <w:lvlJc w:val="left"/>
+      <w:pPr>
+        <w:ind w:left="6480" w:hanging="360"/>
+      </w:pPr>
+      <w:rPr>
+        <w:rFonts w:ascii="Wingdings" w:hAnsi="Wingdings" w:hint="default"/>
+      </w:rPr>
+    </w:lvl>
+  </w:abstractNum>
   <w:num w:numId="1" w16cid:durableId="392776409">
     <w:abstractNumId w:val="0"/>
   </w:num>
   <w:num w:numId="2" w16cid:durableId="1505432483">
     <w:abstractNumId w:val="1"/>
+  </w:num>
+  <w:num w:numId="3" w16cid:durableId="773011413">
+    <w:abstractNumId w:val="2"/>
   </w:num>
 </w:numbering>
 </file>
@@ -1948,7 +2963,6 @@
   <w:style w:type="character" w:default="1" w:styleId="DefaultParagraphFont">
     <w:name w:val="Default Paragraph Font"/>
     <w:uiPriority w:val="1"/>
-    <w:semiHidden/>
     <w:unhideWhenUsed/>
   </w:style>
   <w:style w:type="table" w:default="1" w:styleId="TableNormal">

--- a/Note_developpement.docx
+++ b/Note_developpement.docx
@@ -1,6 +1,6 @@
 
 <file path=word/document.xml><?xml version="1.0" encoding="utf-8"?>
-<w:document xmlns:wpc="http://schemas.microsoft.com/office/word/2010/wordprocessingCanvas" xmlns:cx="http://schemas.microsoft.com/office/drawing/2014/chartex" xmlns:cx1="http://schemas.microsoft.com/office/drawing/2015/9/8/chartex" xmlns:cx2="http://schemas.microsoft.com/office/drawing/2015/10/21/chartex" xmlns:cx3="http://schemas.microsoft.com/office/drawing/2016/5/9/chartex" xmlns:cx4="http://schemas.microsoft.com/office/drawing/2016/5/10/chartex" xmlns:cx5="http://schemas.microsoft.com/office/drawing/2016/5/11/chartex" xmlns:cx6="http://schemas.microsoft.com/office/drawing/2016/5/12/chartex" xmlns:cx7="http://schemas.microsoft.com/office/drawing/2016/5/13/chartex" xmlns:cx8="http://schemas.microsoft.com/office/drawing/2016/5/14/chartex" xmlns:mc="http://schemas.openxmlformats.org/markup-compatibility/2006" xmlns:aink="http://schemas.microsoft.com/office/drawing/2016/ink" xmlns:am3d="http://schemas.microsoft.com/office/drawing/2017/model3d" xmlns:o="urn:schemas-microsoft-com:office:office" xmlns:oel="http://schemas.microsoft.com/office/2019/extlst" xmlns:r="http://schemas.openxmlformats.org/officeDocument/2006/relationships" xmlns:m="http://schemas.openxmlformats.org/officeDocument/2006/math" xmlns:v="urn:schemas-microsoft-com:vml" xmlns:wp14="http://schemas.microsoft.com/office/word/2010/wordprocessingDrawing" xmlns:wp="http://schemas.openxmlformats.org/drawingml/2006/wordprocessingDrawing" xmlns:w10="urn:schemas-microsoft-com:office:word" xmlns:w="http://schemas.openxmlformats.org/wordprocessingml/2006/main" xmlns:w14="http://schemas.microsoft.com/office/word/2010/wordml" xmlns:w15="http://schemas.microsoft.com/office/word/2012/wordml" xmlns:w16cex="http://schemas.microsoft.com/office/word/2018/wordml/cex" xmlns:w16cid="http://schemas.microsoft.com/office/word/2016/wordml/cid" xmlns:w16="http://schemas.microsoft.com/office/word/2018/wordml" xmlns:w16du="http://schemas.microsoft.com/office/word/2023/wordml/word16du" xmlns:w16sdtdh="http://schemas.microsoft.com/office/word/2020/wordml/sdtdatahash" xmlns:w16sdtfl="http://schemas.microsoft.com/office/word/2024/wordml/sdtformatlock" xmlns:w16se="http://schemas.microsoft.com/office/word/2015/wordml/symex" xmlns:wpg="http://schemas.microsoft.com/office/word/2010/wordprocessingGroup" xmlns:wpi="http://schemas.microsoft.com/office/word/2010/wordprocessingInk" xmlns:wne="http://schemas.microsoft.com/office/word/2006/wordml" xmlns:wps="http://schemas.microsoft.com/office/word/2010/wordprocessingShape" mc:Ignorable="w14 w15 w16se w16cid w16 w16cex w16sdtdh w16sdtfl w16du wp14">
+<w:document xmlns:wpc="http://schemas.microsoft.com/office/word/2010/wordprocessingCanvas" xmlns:cx="http://schemas.microsoft.com/office/drawing/2014/chartex" xmlns:mc="http://schemas.openxmlformats.org/markup-compatibility/2006" xmlns:o="urn:schemas-microsoft-com:office:office" xmlns:r="http://schemas.openxmlformats.org/officeDocument/2006/relationships" xmlns:m="http://schemas.openxmlformats.org/officeDocument/2006/math" xmlns:v="urn:schemas-microsoft-com:vml" xmlns:wp14="http://schemas.microsoft.com/office/word/2010/wordprocessingDrawing" xmlns:wp="http://schemas.openxmlformats.org/drawingml/2006/wordprocessingDrawing" xmlns:w10="urn:schemas-microsoft-com:office:word" xmlns:w="http://schemas.openxmlformats.org/wordprocessingml/2006/main" xmlns:w14="http://schemas.microsoft.com/office/word/2010/wordml" xmlns:w15="http://schemas.microsoft.com/office/word/2012/wordml" xmlns:w16se="http://schemas.microsoft.com/office/word/2015/wordml/symex" xmlns:wpg="http://schemas.microsoft.com/office/word/2010/wordprocessingGroup" xmlns:wpi="http://schemas.microsoft.com/office/word/2010/wordprocessingInk" xmlns:wne="http://schemas.microsoft.com/office/word/2006/wordml" xmlns:wps="http://schemas.microsoft.com/office/word/2010/wordprocessingShape" mc:Ignorable="w14 w15 w16se wp14">
   <w:body>
     <w:p>
       <w:pPr>
@@ -163,7 +163,6 @@
       <w:r>
         <w:rPr>
           <w:noProof/>
-          <w:lang w:val="fr-CH"/>
         </w:rPr>
         <w:drawing>
           <wp:inline distT="0" distB="0" distL="0" distR="0" wp14:anchorId="4D7FDCDC" wp14:editId="3D48CA93">
@@ -293,7 +292,6 @@
       <w:r>
         <w:rPr>
           <w:noProof/>
-          <w:lang w:val="fr-CH"/>
         </w:rPr>
         <w:lastRenderedPageBreak/>
         <w:drawing>
@@ -590,14 +588,28 @@
         <w:rPr>
           <w:lang w:val="fr-CH"/>
         </w:rPr>
-        <w:t xml:space="preserve"> 2? </w:t>
-      </w:r>
-      <w:r>
-        <w:rPr>
-          <w:lang w:val="fr-CH"/>
-        </w:rPr>
         <w:t xml:space="preserve"> </w:t>
       </w:r>
+      <w:proofErr w:type="gramStart"/>
+      <w:r>
+        <w:rPr>
+          <w:lang w:val="fr-CH"/>
+        </w:rPr>
+        <w:t>2?</w:t>
+      </w:r>
+      <w:proofErr w:type="gramEnd"/>
+      <w:r>
+        <w:rPr>
+          <w:lang w:val="fr-CH"/>
+        </w:rPr>
+        <w:t xml:space="preserve"> </w:t>
+      </w:r>
+      <w:r>
+        <w:rPr>
+          <w:lang w:val="fr-CH"/>
+        </w:rPr>
+        <w:t xml:space="preserve"> </w:t>
+      </w:r>
     </w:p>
     <w:p>
       <w:pPr>
@@ -667,12 +679,6 @@
         <w:rPr>
           <w:lang w:val="fr-CH"/>
         </w:rPr>
-        <w:t>\dev</w:t>
-      </w:r>
-      <w:r>
-        <w:rPr>
-          <w:lang w:val="fr-CH"/>
-        </w:rPr>
         <w:t>\</w:t>
       </w:r>
       <w:proofErr w:type="spellStart"/>
@@ -680,6 +686,20 @@
         <w:rPr>
           <w:lang w:val="fr-CH"/>
         </w:rPr>
+        <w:t>dev</w:t>
+      </w:r>
+      <w:proofErr w:type="spellEnd"/>
+      <w:r>
+        <w:rPr>
+          <w:lang w:val="fr-CH"/>
+        </w:rPr>
+        <w:t>\</w:t>
+      </w:r>
+      <w:proofErr w:type="spellStart"/>
+      <w:r>
+        <w:rPr>
+          <w:lang w:val="fr-CH"/>
+        </w:rPr>
         <w:t>chatGPT_putDelay.cs</w:t>
       </w:r>
       <w:proofErr w:type="spellEnd"/>
@@ -700,7 +720,21 @@
         <w:rPr>
           <w:lang w:val="fr-CH"/>
         </w:rPr>
-        <w:t>L’avatar applique les positions avec un retard défini (ex: 500 ms).</w:t>
+        <w:t>L’avatar applique les positions avec un retard défini (</w:t>
+      </w:r>
+      <w:proofErr w:type="gramStart"/>
+      <w:r>
+        <w:rPr>
+          <w:lang w:val="fr-CH"/>
+        </w:rPr>
+        <w:t>ex:</w:t>
+      </w:r>
+      <w:proofErr w:type="gramEnd"/>
+      <w:r>
+        <w:rPr>
+          <w:lang w:val="fr-CH"/>
+        </w:rPr>
+        <w:t xml:space="preserve"> 500 ms).</w:t>
       </w:r>
     </w:p>
     <w:p>
@@ -761,7 +795,21 @@
         <w:rPr>
           <w:lang w:val="fr-CH"/>
         </w:rPr>
-        <w:t>Comment obtenir les position de l’</w:t>
+        <w:t xml:space="preserve">Comment obtenir </w:t>
+      </w:r>
+      <w:proofErr w:type="gramStart"/>
+      <w:r>
+        <w:rPr>
+          <w:lang w:val="fr-CH"/>
+        </w:rPr>
+        <w:t>les position</w:t>
+      </w:r>
+      <w:proofErr w:type="gramEnd"/>
+      <w:r>
+        <w:rPr>
+          <w:lang w:val="fr-CH"/>
+        </w:rPr>
+        <w:t xml:space="preserve"> de l’</w:t>
       </w:r>
       <w:proofErr w:type="spellStart"/>
       <w:r>
@@ -860,7 +908,21 @@
         <w:rPr>
           <w:lang w:val="fr-CH"/>
         </w:rPr>
-        <w:t xml:space="preserve">, je peux pas l’afficher dans la console avec un </w:t>
+        <w:t xml:space="preserve">, </w:t>
+      </w:r>
+      <w:proofErr w:type="gramStart"/>
+      <w:r>
+        <w:rPr>
+          <w:lang w:val="fr-CH"/>
+        </w:rPr>
+        <w:t>je peux pas</w:t>
+      </w:r>
+      <w:proofErr w:type="gramEnd"/>
+      <w:r>
+        <w:rPr>
+          <w:lang w:val="fr-CH"/>
+        </w:rPr>
+        <w:t xml:space="preserve"> l’afficher dans la console avec un </w:t>
       </w:r>
       <w:proofErr w:type="spellStart"/>
       <w:r>
@@ -936,7 +998,21 @@
         <w:rPr>
           <w:lang w:val="fr-CH"/>
         </w:rPr>
-        <w:t xml:space="preserve">C’est tout simple, il faut récupéré la position </w:t>
+        <w:t xml:space="preserve">C’est tout simple, il faut </w:t>
+      </w:r>
+      <w:proofErr w:type="gramStart"/>
+      <w:r>
+        <w:rPr>
+          <w:lang w:val="fr-CH"/>
+        </w:rPr>
+        <w:t>récupéré</w:t>
+      </w:r>
+      <w:proofErr w:type="gramEnd"/>
+      <w:r>
+        <w:rPr>
+          <w:lang w:val="fr-CH"/>
+        </w:rPr>
+        <w:t xml:space="preserve"> la position </w:t>
       </w:r>
       <w:proofErr w:type="spellStart"/>
       <w:r>
@@ -984,8 +1060,16 @@
         <w:rPr>
           <w:lang w:val="fr-CH"/>
         </w:rPr>
-        <w:t>B-root</w:t>
-      </w:r>
+        <w:t>B-</w:t>
+      </w:r>
+      <w:proofErr w:type="spellStart"/>
+      <w:r>
+        <w:rPr>
+          <w:lang w:val="fr-CH"/>
+        </w:rPr>
+        <w:t>root</w:t>
+      </w:r>
+      <w:proofErr w:type="spellEnd"/>
       <w:r>
         <w:rPr>
           <w:lang w:val="fr-CH"/>
@@ -1013,6 +1097,7 @@
         <w:t xml:space="preserve"> ». La position du </w:t>
       </w:r>
       <w:proofErr w:type="spellStart"/>
+      <w:proofErr w:type="gramStart"/>
       <w:r>
         <w:rPr>
           <w:lang w:val="fr-CH"/>
@@ -1024,7 +1109,14 @@
         <w:rPr>
           <w:lang w:val="fr-CH"/>
         </w:rPr>
-        <w:t>(basin est modifier en continue par l’</w:t>
+        <w:t>(</w:t>
+      </w:r>
+      <w:proofErr w:type="gramEnd"/>
+      <w:r>
+        <w:rPr>
+          <w:lang w:val="fr-CH"/>
+        </w:rPr>
+        <w:t>basin est modifier en continue par l’</w:t>
       </w:r>
       <w:proofErr w:type="spellStart"/>
       <w:r>
@@ -1038,7 +1130,21 @@
         <w:rPr>
           <w:lang w:val="fr-CH"/>
         </w:rPr>
-        <w:t>. Il ne faut donc pas récupéré l’information directement du flux de l’</w:t>
+        <w:t xml:space="preserve">. Il ne faut donc pas </w:t>
+      </w:r>
+      <w:proofErr w:type="gramStart"/>
+      <w:r>
+        <w:rPr>
+          <w:lang w:val="fr-CH"/>
+        </w:rPr>
+        <w:t>récupéré</w:t>
+      </w:r>
+      <w:proofErr w:type="gramEnd"/>
+      <w:r>
+        <w:rPr>
+          <w:lang w:val="fr-CH"/>
+        </w:rPr>
+        <w:t xml:space="preserve"> l’information directement du flux de l’</w:t>
       </w:r>
       <w:proofErr w:type="spellStart"/>
       <w:r>
@@ -1112,7 +1218,21 @@
         <w:rPr>
           <w:lang w:val="fr-CH"/>
         </w:rPr>
-        <w:t xml:space="preserve">Sinon Jean-Luc pense que appliquer une rotation comme je le propose est une bonne idée. Plutôt que manipuler la </w:t>
+        <w:t xml:space="preserve">Sinon Jean-Luc pense </w:t>
+      </w:r>
+      <w:proofErr w:type="gramStart"/>
+      <w:r>
+        <w:rPr>
+          <w:lang w:val="fr-CH"/>
+        </w:rPr>
+        <w:t>que appliquer</w:t>
+      </w:r>
+      <w:proofErr w:type="gramEnd"/>
+      <w:r>
+        <w:rPr>
+          <w:lang w:val="fr-CH"/>
+        </w:rPr>
+        <w:t xml:space="preserve"> une rotation comme je le propose est une bonne idée. Plutôt que manipuler la </w:t>
       </w:r>
       <w:proofErr w:type="spellStart"/>
       <w:r>
@@ -1140,7 +1260,21 @@
         <w:rPr>
           <w:lang w:val="fr-CH"/>
         </w:rPr>
-        <w:t xml:space="preserve"> invisible. Mais je vais pas retenir cette idée car c’est compliquer pour pas grand-chose. </w:t>
+        <w:t xml:space="preserve"> invisible. Mais </w:t>
+      </w:r>
+      <w:proofErr w:type="gramStart"/>
+      <w:r>
+        <w:rPr>
+          <w:lang w:val="fr-CH"/>
+        </w:rPr>
+        <w:t>je vais pas</w:t>
+      </w:r>
+      <w:proofErr w:type="gramEnd"/>
+      <w:r>
+        <w:rPr>
+          <w:lang w:val="fr-CH"/>
+        </w:rPr>
+        <w:t xml:space="preserve"> retenir cette idée car c’est compliquer pour pas grand-chose. </w:t>
       </w:r>
     </w:p>
     <w:p>
@@ -1223,7 +1357,21 @@
         <w:rPr>
           <w:lang w:val="fr-CH"/>
         </w:rPr>
-        <w:t xml:space="preserve">, ……). Il utilise un fix update à 50 ou 100 Hz au lieu de l’update classique. Il a enregistrer ces position dans un fichier JASON. </w:t>
+        <w:t xml:space="preserve">, ……). Il utilise un fix update à 50 ou 100 Hz au lieu de l’update classique. Il a </w:t>
+      </w:r>
+      <w:proofErr w:type="gramStart"/>
+      <w:r>
+        <w:rPr>
+          <w:lang w:val="fr-CH"/>
+        </w:rPr>
+        <w:t>enregistrer</w:t>
+      </w:r>
+      <w:proofErr w:type="gramEnd"/>
+      <w:r>
+        <w:rPr>
+          <w:lang w:val="fr-CH"/>
+        </w:rPr>
+        <w:t xml:space="preserve"> ces position dans un fichier JASON. </w:t>
       </w:r>
       <w:r>
         <w:rPr>
@@ -1300,7 +1448,21 @@
         <w:rPr>
           <w:lang w:val="fr-CH"/>
         </w:rPr>
-        <w:t xml:space="preserve">. Comme ça, on peux géré la vitesse de replay.   </w:t>
+        <w:t xml:space="preserve">. Comme ça, on </w:t>
+      </w:r>
+      <w:proofErr w:type="gramStart"/>
+      <w:r>
+        <w:rPr>
+          <w:lang w:val="fr-CH"/>
+        </w:rPr>
+        <w:t>peux</w:t>
+      </w:r>
+      <w:proofErr w:type="gramEnd"/>
+      <w:r>
+        <w:rPr>
+          <w:lang w:val="fr-CH"/>
+        </w:rPr>
+        <w:t xml:space="preserve"> géré la vitesse de replay.   </w:t>
       </w:r>
     </w:p>
     <w:p>
@@ -1576,7 +1738,35 @@
         <w:rPr>
           <w:lang w:val="fr-CH"/>
         </w:rPr>
-        <w:t xml:space="preserve">. Déviation calculer par rapport à un ligne droite du participant. Cette déviation est appliquer en continue (30° tous les déplacements, il faut définir quand-même le temps). </w:t>
+        <w:t xml:space="preserve">. Déviation calculer par rapport à </w:t>
+      </w:r>
+      <w:proofErr w:type="gramStart"/>
+      <w:r>
+        <w:rPr>
+          <w:lang w:val="fr-CH"/>
+        </w:rPr>
+        <w:t>un ligne droite</w:t>
+      </w:r>
+      <w:proofErr w:type="gramEnd"/>
+      <w:r>
+        <w:rPr>
+          <w:lang w:val="fr-CH"/>
+        </w:rPr>
+        <w:t xml:space="preserve"> du participant. Cette déviation est </w:t>
+      </w:r>
+      <w:proofErr w:type="gramStart"/>
+      <w:r>
+        <w:rPr>
+          <w:lang w:val="fr-CH"/>
+        </w:rPr>
+        <w:t>appliquer</w:t>
+      </w:r>
+      <w:proofErr w:type="gramEnd"/>
+      <w:r>
+        <w:rPr>
+          <w:lang w:val="fr-CH"/>
+        </w:rPr>
+        <w:t xml:space="preserve"> en continue (30° tous les déplacements, il faut définir quand-même le temps). </w:t>
       </w:r>
     </w:p>
     <w:p>
@@ -1608,7 +1798,21 @@
         <w:rPr>
           <w:lang w:val="fr-CH"/>
         </w:rPr>
-        <w:t xml:space="preserve"> de +/- 5° , +/-20° et sans </w:t>
+        <w:t xml:space="preserve"> de +/- 5</w:t>
+      </w:r>
+      <w:proofErr w:type="gramStart"/>
+      <w:r>
+        <w:rPr>
+          <w:lang w:val="fr-CH"/>
+        </w:rPr>
+        <w:t>° ,</w:t>
+      </w:r>
+      <w:proofErr w:type="gramEnd"/>
+      <w:r>
+        <w:rPr>
+          <w:lang w:val="fr-CH"/>
+        </w:rPr>
+        <w:t xml:space="preserve"> +/-20° et sans </w:t>
       </w:r>
       <w:proofErr w:type="spellStart"/>
       <w:r>
@@ -1634,7 +1838,35 @@
         <w:rPr>
           <w:lang w:val="fr-CH"/>
         </w:rPr>
-        <w:t>Position du cylindre : 1.8m de la position de départ avec un position de 10° sur la gauche ou la droite du participant. (ce qui veut dire que la position max est à 1.2m de l’écran)</w:t>
+        <w:t xml:space="preserve">Position du cylindre : 1.8m de la position de départ avec </w:t>
+      </w:r>
+      <w:proofErr w:type="gramStart"/>
+      <w:r>
+        <w:rPr>
+          <w:lang w:val="fr-CH"/>
+        </w:rPr>
+        <w:t>un position</w:t>
+      </w:r>
+      <w:proofErr w:type="gramEnd"/>
+      <w:r>
+        <w:rPr>
+          <w:lang w:val="fr-CH"/>
+        </w:rPr>
+        <w:t xml:space="preserve"> de 10° sur la gauche ou la droite du participant. (</w:t>
+      </w:r>
+      <w:proofErr w:type="gramStart"/>
+      <w:r>
+        <w:rPr>
+          <w:lang w:val="fr-CH"/>
+        </w:rPr>
+        <w:t>ce</w:t>
+      </w:r>
+      <w:proofErr w:type="gramEnd"/>
+      <w:r>
+        <w:rPr>
+          <w:lang w:val="fr-CH"/>
+        </w:rPr>
+        <w:t xml:space="preserve"> qui veut dire que la position max est à 1.2m de l’écran)</w:t>
       </w:r>
     </w:p>
     <w:p>
@@ -1720,7 +1952,21 @@
         <w:rPr>
           <w:lang w:val="fr-CH"/>
         </w:rPr>
-        <w:t xml:space="preserve">Dans leur design, le participant doit pressé sur un bouton pour marquer le début. Je vais faire autrement en utilisant un </w:t>
+        <w:t xml:space="preserve">Dans leur design, le participant doit </w:t>
+      </w:r>
+      <w:proofErr w:type="gramStart"/>
+      <w:r>
+        <w:rPr>
+          <w:lang w:val="fr-CH"/>
+        </w:rPr>
+        <w:t>pressé</w:t>
+      </w:r>
+      <w:proofErr w:type="gramEnd"/>
+      <w:r>
+        <w:rPr>
+          <w:lang w:val="fr-CH"/>
+        </w:rPr>
+        <w:t xml:space="preserve"> sur un bouton pour marquer le début. Je vais faire autrement en utilisant un </w:t>
       </w:r>
       <w:proofErr w:type="spellStart"/>
       <w:r>
@@ -1748,32 +1994,51 @@
         <w:rPr>
           <w:lang w:val="fr-CH"/>
         </w:rPr>
-        <w:t xml:space="preserve">. pour marquer le start du trial. </w:t>
-      </w:r>
-    </w:p>
-    <w:p>
-      <w:pPr>
-        <w:rPr>
-          <w:lang w:val="fr-CH"/>
-        </w:rPr>
-      </w:pPr>
-    </w:p>
-    <w:p>
-      <w:pPr>
-        <w:rPr>
-          <w:lang w:val="fr-CH"/>
-        </w:rPr>
-      </w:pPr>
-      <w:r>
-        <w:rPr>
-          <w:lang w:val="fr-CH"/>
-        </w:rPr>
-        <w:t xml:space="preserve">Questionnaire : </w:t>
-      </w:r>
-    </w:p>
-    <w:p>
-      <w:r>
-        <w:t xml:space="preserve">Q1 : </w:t>
+        <w:t xml:space="preserve">. </w:t>
+      </w:r>
+      <w:proofErr w:type="gramStart"/>
+      <w:r>
+        <w:rPr>
+          <w:lang w:val="fr-CH"/>
+        </w:rPr>
+        <w:t>pour</w:t>
+      </w:r>
+      <w:proofErr w:type="gramEnd"/>
+      <w:r>
+        <w:rPr>
+          <w:lang w:val="fr-CH"/>
+        </w:rPr>
+        <w:t xml:space="preserve"> marquer le start du trial. </w:t>
+      </w:r>
+    </w:p>
+    <w:p>
+      <w:pPr>
+        <w:rPr>
+          <w:lang w:val="fr-CH"/>
+        </w:rPr>
+      </w:pPr>
+    </w:p>
+    <w:p>
+      <w:proofErr w:type="gramStart"/>
+      <w:r>
+        <w:t>Questionnaire :</w:t>
+      </w:r>
+      <w:proofErr w:type="gramEnd"/>
+      <w:r>
+        <w:t xml:space="preserve"> </w:t>
+      </w:r>
+    </w:p>
+    <w:p>
+      <w:r>
+        <w:t>Q</w:t>
+      </w:r>
+      <w:proofErr w:type="gramStart"/>
+      <w:r>
+        <w:t>1 :</w:t>
+      </w:r>
+      <w:proofErr w:type="gramEnd"/>
+      <w:r>
+        <w:t xml:space="preserve"> </w:t>
       </w:r>
       <w:r>
         <w:rPr>
@@ -1895,39 +2160,33 @@
         </w:rPr>
       </w:pPr>
       <w:r>
-        <w:t>Motor</w:t>
+        <w:t>Motor performance describes the total angle compensated by</w:t>
       </w:r>
       <w:r>
         <w:t xml:space="preserve"> </w:t>
       </w:r>
       <w:r>
-        <w:t>performance describes the total angle compensated by</w:t>
+        <w:t>the participant considering the endpoint of each of their</w:t>
       </w:r>
       <w:r>
         <w:t xml:space="preserve"> </w:t>
       </w:r>
       <w:r>
-        <w:t>the participant considering the endpoint of each of their</w:t>
+        <w:t>movement trajectories and measured from the onset of</w:t>
       </w:r>
       <w:r>
         <w:t xml:space="preserve"> </w:t>
       </w:r>
       <w:r>
-        <w:t>movement trajectories and measured from the onset of</w:t>
+        <w:t>deviation</w:t>
+      </w:r>
+      <w:r>
+        <w:t>.</w:t>
       </w:r>
       <w:r>
         <w:t xml:space="preserve"> </w:t>
       </w:r>
       <w:r>
-        <w:t>deviation</w:t>
-      </w:r>
-      <w:r>
-        <w:t>.</w:t>
-      </w:r>
-      <w:r>
-        <w:t xml:space="preserve"> </w:t>
-      </w:r>
-      <w:r>
         <w:br/>
       </w:r>
       <w:r>
@@ -1977,7 +2236,23 @@
           <w:color w:val="00B050"/>
           <w:lang w:val="fr-CH"/>
         </w:rPr>
-        <w:t xml:space="preserve"> un avatar duplication hors champs pour sauvegarder les position non manipuler des tracker. Pour l’analyse, la trajectoire du participant est </w:t>
+        <w:t xml:space="preserve"> un avatar duplication hors champs pour sauvegarder </w:t>
+      </w:r>
+      <w:proofErr w:type="gramStart"/>
+      <w:r>
+        <w:rPr>
+          <w:color w:val="00B050"/>
+          <w:lang w:val="fr-CH"/>
+        </w:rPr>
+        <w:t>les position</w:t>
+      </w:r>
+      <w:proofErr w:type="gramEnd"/>
+      <w:r>
+        <w:rPr>
+          <w:color w:val="00B050"/>
+          <w:lang w:val="fr-CH"/>
+        </w:rPr>
+        <w:t xml:space="preserve"> non manipuler des tracker. Pour l’analyse, la trajectoire du participant est </w:t>
       </w:r>
       <w:r>
         <w:rPr>
@@ -2000,23 +2275,22 @@
           <w:color w:val="00B050"/>
           <w:lang w:val="fr-CH"/>
         </w:rPr>
-        <w:t>MotionTracking_article2017.pdf</w:t>
-      </w:r>
-      <w:r>
-        <w:rPr>
-          <w:i/>
-          <w:iCs/>
+        <w:t xml:space="preserve">MotionTracking_article2017.pdf </w:t>
+      </w:r>
+      <w:r>
+        <w:rPr>
           <w:color w:val="00B050"/>
           <w:lang w:val="fr-CH"/>
         </w:rPr>
-        <w:t xml:space="preserve"> </w:t>
+        <w:t xml:space="preserve">mais pas vraiment utiliser dans le papier de référence </w:t>
       </w:r>
       <w:r>
         <w:rPr>
           <w:color w:val="00B050"/>
           <w:lang w:val="fr-CH"/>
         </w:rPr>
-        <w:t xml:space="preserve">mais pas vraiment utiliser dans le papier de référence qui nous intéresse. Je vais quand-même implémenter cet enregistrement mais je </w:t>
+        <w:lastRenderedPageBreak/>
+        <w:t xml:space="preserve">qui nous intéresse. Je vais quand-même implémenter cet enregistrement mais je </w:t>
       </w:r>
       <w:r>
         <w:rPr>
@@ -2144,11 +2418,19 @@
         <w:t xml:space="preserve"> dans </w:t>
       </w:r>
       <w:proofErr w:type="spellStart"/>
-      <w:r>
-        <w:rPr>
-          <w:lang w:val="fr-CH"/>
-        </w:rPr>
-        <w:t>x,y,z</w:t>
+      <w:proofErr w:type="gramStart"/>
+      <w:r>
+        <w:rPr>
+          <w:lang w:val="fr-CH"/>
+        </w:rPr>
+        <w:t>x,y</w:t>
+      </w:r>
+      <w:proofErr w:type="gramEnd"/>
+      <w:r>
+        <w:rPr>
+          <w:lang w:val="fr-CH"/>
+        </w:rPr>
+        <w:t>,z</w:t>
       </w:r>
       <w:proofErr w:type="spellEnd"/>
       <w:r>
@@ -2195,6 +2477,438 @@
         </w:rPr>
         <w:t>/2)</w:t>
       </w:r>
+    </w:p>
+    <w:p>
+      <w:pPr>
+        <w:rPr>
+          <w:lang w:val="fr-CH"/>
+        </w:rPr>
+      </w:pPr>
+    </w:p>
+    <w:p>
+      <w:pPr>
+        <w:rPr>
+          <w:i/>
+          <w:lang w:val="fr-CH"/>
+        </w:rPr>
+      </w:pPr>
+      <w:proofErr w:type="spellStart"/>
+      <w:r>
+        <w:rPr>
+          <w:i/>
+          <w:lang w:val="fr-CH"/>
+        </w:rPr>
+        <w:t>Developpement</w:t>
+      </w:r>
+      <w:proofErr w:type="spellEnd"/>
+      <w:r>
+        <w:rPr>
+          <w:i/>
+          <w:lang w:val="fr-CH"/>
+        </w:rPr>
+        <w:t xml:space="preserve"> dans la salle. </w:t>
+      </w:r>
+    </w:p>
+    <w:p>
+      <w:pPr>
+        <w:rPr>
+          <w:lang w:val="fr-CH"/>
+        </w:rPr>
+      </w:pPr>
+      <w:r>
+        <w:rPr>
+          <w:lang w:val="fr-CH"/>
+        </w:rPr>
+        <w:t xml:space="preserve">Il faut que le 0 0 0 soit sur le </w:t>
+      </w:r>
+      <w:proofErr w:type="spellStart"/>
+      <w:r>
+        <w:rPr>
+          <w:lang w:val="fr-CH"/>
+        </w:rPr>
+        <w:t>stotch</w:t>
+      </w:r>
+      <w:proofErr w:type="spellEnd"/>
+      <w:r>
+        <w:rPr>
+          <w:lang w:val="fr-CH"/>
+        </w:rPr>
+        <w:t xml:space="preserve"> jaune (il faut calibrer le système Motive à chaque fois car le 0 était pas bon lors de mes tests d’aujourd’hui. </w:t>
+      </w:r>
+    </w:p>
+    <w:p>
+      <w:pPr>
+        <w:rPr>
+          <w:lang w:val="fr-CH"/>
+        </w:rPr>
+      </w:pPr>
+      <w:r>
+        <w:rPr>
+          <w:lang w:val="fr-CH"/>
+        </w:rPr>
+        <w:t xml:space="preserve">J’ai fait un enregistrement qui s’appelle </w:t>
+      </w:r>
+      <w:r>
+        <w:rPr>
+          <w:i/>
+          <w:lang w:val="fr-CH"/>
+        </w:rPr>
+        <w:t>FNDtest_dev_24022026</w:t>
+      </w:r>
+      <w:r>
+        <w:rPr>
+          <w:lang w:val="fr-CH"/>
+        </w:rPr>
+        <w:t xml:space="preserve">. </w:t>
+      </w:r>
+    </w:p>
+    <w:p>
+      <w:pPr>
+        <w:rPr>
+          <w:lang w:val="fr-CH"/>
+        </w:rPr>
+      </w:pPr>
+      <w:r>
+        <w:rPr>
+          <w:lang w:val="fr-CH"/>
+        </w:rPr>
+        <w:t xml:space="preserve">Remarque 1 : le cylindre a été mis à la position </w:t>
+      </w:r>
+      <w:proofErr w:type="spellStart"/>
+      <w:r>
+        <w:rPr>
+          <w:lang w:val="fr-CH"/>
+        </w:rPr>
+        <w:t>unity</w:t>
+      </w:r>
+      <w:proofErr w:type="spellEnd"/>
+      <w:r>
+        <w:rPr>
+          <w:lang w:val="fr-CH"/>
+        </w:rPr>
+        <w:t xml:space="preserve"> z=2.027 pour avoir 180cm dans le réel. Ça veut dire que </w:t>
+      </w:r>
+      <w:r>
+        <w:rPr>
+          <w:b/>
+          <w:color w:val="FF0000"/>
+          <w:lang w:val="fr-CH"/>
+        </w:rPr>
+        <w:t xml:space="preserve">1 unité </w:t>
+      </w:r>
+      <w:proofErr w:type="spellStart"/>
+      <w:r>
+        <w:rPr>
+          <w:b/>
+          <w:color w:val="FF0000"/>
+          <w:lang w:val="fr-CH"/>
+        </w:rPr>
+        <w:t>unity</w:t>
+      </w:r>
+      <w:proofErr w:type="spellEnd"/>
+      <w:r>
+        <w:rPr>
+          <w:b/>
+          <w:color w:val="FF0000"/>
+          <w:lang w:val="fr-CH"/>
+        </w:rPr>
+        <w:t xml:space="preserve"> = 88.8 cm</w:t>
+      </w:r>
+      <w:r>
+        <w:rPr>
+          <w:color w:val="FF0000"/>
+          <w:lang w:val="fr-CH"/>
+        </w:rPr>
+        <w:t xml:space="preserve"> </w:t>
+      </w:r>
+    </w:p>
+    <w:p>
+      <w:pPr>
+        <w:rPr>
+          <w:lang w:val="fr-CH"/>
+        </w:rPr>
+      </w:pPr>
+    </w:p>
+    <w:p>
+      <w:pPr>
+        <w:rPr>
+          <w:lang w:val="fr-CH"/>
+        </w:rPr>
+      </w:pPr>
+    </w:p>
+    <w:p>
+      <w:pPr>
+        <w:rPr>
+          <w:i/>
+          <w:lang w:val="fr-CH"/>
+        </w:rPr>
+      </w:pPr>
+      <w:r>
+        <w:rPr>
+          <w:i/>
+          <w:lang w:val="fr-CH"/>
+        </w:rPr>
+        <w:t xml:space="preserve">Full </w:t>
+      </w:r>
+      <w:proofErr w:type="spellStart"/>
+      <w:r>
+        <w:rPr>
+          <w:i/>
+          <w:lang w:val="fr-CH"/>
+        </w:rPr>
+        <w:t>screen</w:t>
+      </w:r>
+      <w:proofErr w:type="spellEnd"/>
+      <w:r>
+        <w:rPr>
+          <w:i/>
+          <w:lang w:val="fr-CH"/>
+        </w:rPr>
+        <w:t xml:space="preserve"> mode :</w:t>
+      </w:r>
+    </w:p>
+    <w:p>
+      <w:pPr>
+        <w:rPr>
+          <w:lang w:val="fr-CH"/>
+        </w:rPr>
+      </w:pPr>
+      <w:r>
+        <w:rPr>
+          <w:lang w:val="fr-CH"/>
+        </w:rPr>
+        <w:t xml:space="preserve">Cette fonctionnalité a été retirer de </w:t>
+      </w:r>
+      <w:proofErr w:type="spellStart"/>
+      <w:r>
+        <w:rPr>
+          <w:lang w:val="fr-CH"/>
+        </w:rPr>
+        <w:t>Unity</w:t>
+      </w:r>
+      <w:proofErr w:type="spellEnd"/>
+      <w:r>
+        <w:rPr>
+          <w:lang w:val="fr-CH"/>
+        </w:rPr>
+        <w:t xml:space="preserve"> depuis la version 2022.3. J’ai téléchargé un package tiers (</w:t>
+      </w:r>
+      <w:hyperlink r:id="rId8" w:history="1">
+        <w:r>
+          <w:rPr>
+            <w:rStyle w:val="Hyperlink"/>
+            <w:lang w:val="fr-CH"/>
+          </w:rPr>
+          <w:t>https://github.com/JorGra/JG-UnityEditor-GameViewFullscreen</w:t>
+        </w:r>
+      </w:hyperlink>
+      <w:r>
+        <w:rPr>
+          <w:lang w:val="fr-CH"/>
+        </w:rPr>
+        <w:t xml:space="preserve">) pour pouvoir mettre en full </w:t>
+      </w:r>
+      <w:proofErr w:type="spellStart"/>
+      <w:r>
+        <w:rPr>
+          <w:lang w:val="fr-CH"/>
+        </w:rPr>
+        <w:t>screen</w:t>
+      </w:r>
+      <w:proofErr w:type="spellEnd"/>
+      <w:r>
+        <w:rPr>
+          <w:lang w:val="fr-CH"/>
+        </w:rPr>
+        <w:t xml:space="preserve">. Il faut presser sur la touche F12 lorsqu’on est en </w:t>
+      </w:r>
+      <w:proofErr w:type="spellStart"/>
+      <w:r>
+        <w:rPr>
+          <w:lang w:val="fr-CH"/>
+        </w:rPr>
+        <w:t>playmode</w:t>
+      </w:r>
+      <w:proofErr w:type="spellEnd"/>
+      <w:r>
+        <w:rPr>
+          <w:lang w:val="fr-CH"/>
+        </w:rPr>
+        <w:t xml:space="preserve"> !  J’ai dû aussi </w:t>
+      </w:r>
+      <w:proofErr w:type="spellStart"/>
+      <w:r>
+        <w:rPr>
+          <w:lang w:val="fr-CH"/>
+        </w:rPr>
+        <w:t>hide</w:t>
+      </w:r>
+      <w:proofErr w:type="spellEnd"/>
+      <w:r>
+        <w:rPr>
+          <w:lang w:val="fr-CH"/>
+        </w:rPr>
+        <w:t xml:space="preserve"> la </w:t>
+      </w:r>
+      <w:proofErr w:type="spellStart"/>
+      <w:r>
+        <w:rPr>
+          <w:lang w:val="fr-CH"/>
+        </w:rPr>
+        <w:t>task</w:t>
+      </w:r>
+      <w:proofErr w:type="spellEnd"/>
+      <w:r>
+        <w:rPr>
+          <w:lang w:val="fr-CH"/>
+        </w:rPr>
+        <w:t xml:space="preserve"> bar de </w:t>
+      </w:r>
+      <w:proofErr w:type="spellStart"/>
+      <w:r>
+        <w:rPr>
+          <w:lang w:val="fr-CH"/>
+        </w:rPr>
+        <w:t>windows</w:t>
+      </w:r>
+      <w:proofErr w:type="spellEnd"/>
+      <w:r>
+        <w:rPr>
+          <w:lang w:val="fr-CH"/>
+        </w:rPr>
+        <w:t xml:space="preserve"> sinon elle reste visible à l’écran</w:t>
+      </w:r>
+      <w:r>
+        <w:rPr>
+          <w:lang w:val="fr-CH"/>
+        </w:rPr>
+        <w:t>.</w:t>
+      </w:r>
+    </w:p>
+    <w:p>
+      <w:pPr>
+        <w:rPr>
+          <w:lang w:val="fr-CH"/>
+        </w:rPr>
+      </w:pPr>
+      <w:bookmarkStart w:id="0" w:name="_GoBack"/>
+      <w:bookmarkEnd w:id="0"/>
+    </w:p>
+    <w:p>
+      <w:pPr>
+        <w:rPr>
+          <w:i/>
+          <w:lang w:val="fr-CH"/>
+        </w:rPr>
+      </w:pPr>
+      <w:r>
+        <w:rPr>
+          <w:i/>
+          <w:lang w:val="fr-CH"/>
+        </w:rPr>
+        <w:t>Hauteur de l’avatar</w:t>
+      </w:r>
+    </w:p>
+    <w:p>
+      <w:pPr>
+        <w:rPr>
+          <w:lang w:val="fr-CH"/>
+        </w:rPr>
+      </w:pPr>
+      <w:r>
+        <w:rPr>
+          <w:lang w:val="fr-CH"/>
+        </w:rPr>
+        <w:t>Alexandra est 162cm</w:t>
+      </w:r>
+    </w:p>
+    <w:p>
+      <w:pPr>
+        <w:rPr>
+          <w:lang w:val="fr-CH"/>
+        </w:rPr>
+      </w:pPr>
+      <w:r>
+        <w:rPr>
+          <w:lang w:val="fr-CH"/>
+        </w:rPr>
+        <w:t xml:space="preserve">Hauteur de l’avatar sur l’écran avec un </w:t>
+      </w:r>
+      <w:proofErr w:type="spellStart"/>
+      <w:r>
+        <w:rPr>
+          <w:lang w:val="fr-CH"/>
+        </w:rPr>
+        <w:t>scale</w:t>
+      </w:r>
+      <w:proofErr w:type="spellEnd"/>
+      <w:r>
+        <w:rPr>
+          <w:lang w:val="fr-CH"/>
+        </w:rPr>
+        <w:t xml:space="preserve"> à 1 : </w:t>
+      </w:r>
+    </w:p>
+    <w:p>
+      <w:pPr>
+        <w:rPr>
+          <w:lang w:val="fr-CH"/>
+        </w:rPr>
+      </w:pPr>
+      <w:r>
+        <w:rPr>
+          <w:lang w:val="fr-CH"/>
+        </w:rPr>
+        <w:t xml:space="preserve">Pour la taille de l’avatar en position 0 0 0 soit de taille identique au participant, il a fallu mettre un </w:t>
+      </w:r>
+      <w:proofErr w:type="spellStart"/>
+      <w:r>
+        <w:rPr>
+          <w:lang w:val="fr-CH"/>
+        </w:rPr>
+        <w:t>scale</w:t>
+      </w:r>
+      <w:proofErr w:type="spellEnd"/>
+      <w:r>
+        <w:rPr>
+          <w:lang w:val="fr-CH"/>
+        </w:rPr>
+        <w:t xml:space="preserve"> </w:t>
+      </w:r>
+      <w:proofErr w:type="gramStart"/>
+      <w:r>
+        <w:rPr>
+          <w:lang w:val="fr-CH"/>
+        </w:rPr>
+        <w:t>de</w:t>
+      </w:r>
+      <w:proofErr w:type="gramEnd"/>
+      <w:r>
+        <w:rPr>
+          <w:lang w:val="fr-CH"/>
+        </w:rPr>
+        <w:t xml:space="preserve"> 1.55 </w:t>
+      </w:r>
+    </w:p>
+    <w:p>
+      <w:pPr>
+        <w:rPr>
+          <w:lang w:val="fr-CH"/>
+        </w:rPr>
+      </w:pPr>
+      <w:r>
+        <w:rPr>
+          <w:lang w:val="fr-CH"/>
+        </w:rPr>
+        <w:t xml:space="preserve">Pour mettre le </w:t>
+      </w:r>
+    </w:p>
+    <w:p>
+      <w:pPr>
+        <w:rPr>
+          <w:lang w:val="fr-CH"/>
+        </w:rPr>
+      </w:pPr>
     </w:p>
     <w:p>
       <w:pPr>
@@ -2214,7 +2928,7 @@
 </file>
 
 <file path=word/numbering.xml><?xml version="1.0" encoding="utf-8"?>
-<w:numbering xmlns:wpc="http://schemas.microsoft.com/office/word/2010/wordprocessingCanvas" xmlns:cx="http://schemas.microsoft.com/office/drawing/2014/chartex" xmlns:cx1="http://schemas.microsoft.com/office/drawing/2015/9/8/chartex" xmlns:cx2="http://schemas.microsoft.com/office/drawing/2015/10/21/chartex" xmlns:cx3="http://schemas.microsoft.com/office/drawing/2016/5/9/chartex" xmlns:cx4="http://schemas.microsoft.com/office/drawing/2016/5/10/chartex" xmlns:cx5="http://schemas.microsoft.com/office/drawing/2016/5/11/chartex" xmlns:cx6="http://schemas.microsoft.com/office/drawing/2016/5/12/chartex" xmlns:cx7="http://schemas.microsoft.com/office/drawing/2016/5/13/chartex" xmlns:cx8="http://schemas.microsoft.com/office/drawing/2016/5/14/chartex" xmlns:mc="http://schemas.openxmlformats.org/markup-compatibility/2006" xmlns:aink="http://schemas.microsoft.com/office/drawing/2016/ink" xmlns:am3d="http://schemas.microsoft.com/office/drawing/2017/model3d" xmlns:o="urn:schemas-microsoft-com:office:office" xmlns:oel="http://schemas.microsoft.com/office/2019/extlst" xmlns:r="http://schemas.openxmlformats.org/officeDocument/2006/relationships" xmlns:m="http://schemas.openxmlformats.org/officeDocument/2006/math" xmlns:v="urn:schemas-microsoft-com:vml" xmlns:wp14="http://schemas.microsoft.com/office/word/2010/wordprocessingDrawing" xmlns:wp="http://schemas.openxmlformats.org/drawingml/2006/wordprocessingDrawing" xmlns:w10="urn:schemas-microsoft-com:office:word" xmlns:w="http://schemas.openxmlformats.org/wordprocessingml/2006/main" xmlns:w14="http://schemas.microsoft.com/office/word/2010/wordml" xmlns:w15="http://schemas.microsoft.com/office/word/2012/wordml" xmlns:w16cex="http://schemas.microsoft.com/office/word/2018/wordml/cex" xmlns:w16cid="http://schemas.microsoft.com/office/word/2016/wordml/cid" xmlns:w16="http://schemas.microsoft.com/office/word/2018/wordml" xmlns:w16du="http://schemas.microsoft.com/office/word/2023/wordml/word16du" xmlns:w16sdtdh="http://schemas.microsoft.com/office/word/2020/wordml/sdtdatahash" xmlns:w16sdtfl="http://schemas.microsoft.com/office/word/2024/wordml/sdtformatlock" xmlns:w16se="http://schemas.microsoft.com/office/word/2015/wordml/symex" xmlns:wpg="http://schemas.microsoft.com/office/word/2010/wordprocessingGroup" xmlns:wpi="http://schemas.microsoft.com/office/word/2010/wordprocessingInk" xmlns:wne="http://schemas.microsoft.com/office/word/2006/wordml" xmlns:wps="http://schemas.microsoft.com/office/word/2010/wordprocessingShape" mc:Ignorable="w14 w15 w16se w16cid w16 w16cex w16sdtdh w16sdtfl w16du wp14">
+<w:numbering xmlns:wpc="http://schemas.microsoft.com/office/word/2010/wordprocessingCanvas" xmlns:cx="http://schemas.microsoft.com/office/drawing/2014/chartex" xmlns:mc="http://schemas.openxmlformats.org/markup-compatibility/2006" xmlns:o="urn:schemas-microsoft-com:office:office" xmlns:r="http://schemas.openxmlformats.org/officeDocument/2006/relationships" xmlns:m="http://schemas.openxmlformats.org/officeDocument/2006/math" xmlns:v="urn:schemas-microsoft-com:vml" xmlns:wp14="http://schemas.microsoft.com/office/word/2010/wordprocessingDrawing" xmlns:wp="http://schemas.openxmlformats.org/drawingml/2006/wordprocessingDrawing" xmlns:w10="urn:schemas-microsoft-com:office:word" xmlns:w="http://schemas.openxmlformats.org/wordprocessingml/2006/main" xmlns:w14="http://schemas.microsoft.com/office/word/2010/wordml" xmlns:w15="http://schemas.microsoft.com/office/word/2012/wordml" xmlns:w16se="http://schemas.microsoft.com/office/word/2015/wordml/symex" xmlns:wpg="http://schemas.microsoft.com/office/word/2010/wordprocessingGroup" xmlns:wpi="http://schemas.microsoft.com/office/word/2010/wordprocessingInk" xmlns:wne="http://schemas.microsoft.com/office/word/2006/wordml" xmlns:wps="http://schemas.microsoft.com/office/word/2010/wordprocessingShape" mc:Ignorable="w14 w15 w16se wp14">
   <w:abstractNum w:abstractNumId="0" w15:restartNumberingAfterBreak="0">
     <w:nsid w:val="3D482DF1"/>
     <w:multiLevelType w:val="hybridMultilevel"/>
@@ -2505,20 +3219,20 @@
       </w:rPr>
     </w:lvl>
   </w:abstractNum>
-  <w:num w:numId="1" w16cid:durableId="392776409">
+  <w:num w:numId="1">
     <w:abstractNumId w:val="0"/>
   </w:num>
-  <w:num w:numId="2" w16cid:durableId="1505432483">
+  <w:num w:numId="2">
     <w:abstractNumId w:val="1"/>
   </w:num>
-  <w:num w:numId="3" w16cid:durableId="773011413">
+  <w:num w:numId="3">
     <w:abstractNumId w:val="2"/>
   </w:num>
 </w:numbering>
 </file>
 
 <file path=word/styles.xml><?xml version="1.0" encoding="utf-8"?>
-<w:styles xmlns:mc="http://schemas.openxmlformats.org/markup-compatibility/2006" xmlns:r="http://schemas.openxmlformats.org/officeDocument/2006/relationships" xmlns:w="http://schemas.openxmlformats.org/wordprocessingml/2006/main" xmlns:w14="http://schemas.microsoft.com/office/word/2010/wordml" xmlns:w15="http://schemas.microsoft.com/office/word/2012/wordml" xmlns:w16cex="http://schemas.microsoft.com/office/word/2018/wordml/cex" xmlns:w16cid="http://schemas.microsoft.com/office/word/2016/wordml/cid" xmlns:w16="http://schemas.microsoft.com/office/word/2018/wordml" xmlns:w16du="http://schemas.microsoft.com/office/word/2023/wordml/word16du" xmlns:w16sdtdh="http://schemas.microsoft.com/office/word/2020/wordml/sdtdatahash" xmlns:w16sdtfl="http://schemas.microsoft.com/office/word/2024/wordml/sdtformatlock" xmlns:w16se="http://schemas.microsoft.com/office/word/2015/wordml/symex" mc:Ignorable="w14 w15 w16se w16cid w16 w16cex w16sdtdh w16sdtfl w16du">
+<w:styles xmlns:mc="http://schemas.openxmlformats.org/markup-compatibility/2006" xmlns:r="http://schemas.openxmlformats.org/officeDocument/2006/relationships" xmlns:w="http://schemas.openxmlformats.org/wordprocessingml/2006/main" xmlns:w14="http://schemas.microsoft.com/office/word/2010/wordml" xmlns:w15="http://schemas.microsoft.com/office/word/2012/wordml" xmlns:w16se="http://schemas.microsoft.com/office/word/2015/wordml/symex" mc:Ignorable="w14 w15 w16se">
   <w:docDefaults>
     <w:rPrDefault>
       <w:rPr>
@@ -2534,7 +3248,7 @@
       </w:pPr>
     </w:pPrDefault>
   </w:docDefaults>
-  <w:latentStyles w:defLockedState="0" w:defUIPriority="99" w:defSemiHidden="0" w:defUnhideWhenUsed="0" w:defQFormat="0" w:count="376">
+  <w:latentStyles w:defLockedState="0" w:defUIPriority="99" w:defSemiHidden="0" w:defUnhideWhenUsed="0" w:defQFormat="0" w:count="371">
     <w:lsdException w:name="Normal" w:uiPriority="0" w:qFormat="1"/>
     <w:lsdException w:name="heading 1" w:uiPriority="9" w:qFormat="1"/>
     <w:lsdException w:name="heading 2" w:semiHidden="1" w:uiPriority="9" w:unhideWhenUsed="1" w:qFormat="1"/>
@@ -2906,11 +3620,6 @@
     <w:lsdException w:name="List Table 5 Dark Accent 6" w:uiPriority="50"/>
     <w:lsdException w:name="List Table 6 Colorful Accent 6" w:uiPriority="51"/>
     <w:lsdException w:name="List Table 7 Colorful Accent 6" w:uiPriority="52"/>
-    <w:lsdException w:name="Mention" w:semiHidden="1" w:unhideWhenUsed="1"/>
-    <w:lsdException w:name="Smart Hyperlink" w:semiHidden="1" w:unhideWhenUsed="1"/>
-    <w:lsdException w:name="Hashtag" w:semiHidden="1" w:unhideWhenUsed="1"/>
-    <w:lsdException w:name="Unresolved Mention" w:semiHidden="1" w:unhideWhenUsed="1"/>
-    <w:lsdException w:name="Smart Link" w:semiHidden="1" w:unhideWhenUsed="1"/>
   </w:latentStyles>
   <w:style w:type="paragraph" w:default="1" w:styleId="Normal">
     <w:name w:val="Normal"/>
@@ -2963,6 +3672,7 @@
   <w:style w:type="character" w:default="1" w:styleId="DefaultParagraphFont">
     <w:name w:val="Default Paragraph Font"/>
     <w:uiPriority w:val="1"/>
+    <w:semiHidden/>
     <w:unhideWhenUsed/>
   </w:style>
   <w:style w:type="table" w:default="1" w:styleId="TableNormal">
@@ -3022,6 +3732,17 @@
       <w:color w:val="2E74B5" w:themeColor="accent1" w:themeShade="BF"/>
       <w:sz w:val="26"/>
       <w:szCs w:val="26"/>
+    </w:rPr>
+  </w:style>
+  <w:style w:type="character" w:styleId="Hyperlink">
+    <w:name w:val="Hyperlink"/>
+    <w:basedOn w:val="DefaultParagraphFont"/>
+    <w:uiPriority w:val="99"/>
+    <w:unhideWhenUsed/>
+    <w:rsid w:val="004D1B38"/>
+    <w:rPr>
+      <w:color w:val="0563C1" w:themeColor="hyperlink"/>
+      <w:u w:val="single"/>
     </w:rPr>
   </w:style>
 </w:styles>

--- a/Note_developpement.docx
+++ b/Note_developpement.docx
@@ -1752,21 +1752,50 @@
         <w:rPr>
           <w:lang w:val="fr-CH"/>
         </w:rPr>
-        <w:t xml:space="preserve"> du participant. Cette déviation est </w:t>
-      </w:r>
-      <w:proofErr w:type="gramStart"/>
-      <w:r>
-        <w:rPr>
-          <w:lang w:val="fr-CH"/>
-        </w:rPr>
-        <w:t>appliquer</w:t>
-      </w:r>
-      <w:proofErr w:type="gramEnd"/>
-      <w:r>
-        <w:rPr>
-          <w:lang w:val="fr-CH"/>
-        </w:rPr>
-        <w:t xml:space="preserve"> en continue (30° tous les déplacements, il faut définir quand-même le temps). </w:t>
+        <w:t xml:space="preserve"> du participant par rapport à la position du cylindre. </w:t>
+      </w:r>
+      <w:r>
+        <w:rPr>
+          <w:lang w:val="fr-CH"/>
+        </w:rPr>
+        <w:br/>
+        <w:t>La figure la plus explicite est celle du papier de 2010 :</w:t>
+      </w:r>
+    </w:p>
+    <w:p>
+      <w:pPr>
+        <w:pStyle w:val="ListParagraph"/>
+        <w:numPr>
+          <w:ilvl w:val="1"/>
+          <w:numId w:val="3"/>
+        </w:numPr>
+        <w:rPr>
+          <w:lang w:val="fr-CH"/>
+        </w:rPr>
+      </w:pPr>
+      <w:r>
+        <w:rPr>
+          <w:lang w:val="fr-CH"/>
+        </w:rPr>
+        <w:t>Le cylindre est soit à gauche, soit à droite et le participant commence à marcher dans sa direction (30 cm)</w:t>
+      </w:r>
+    </w:p>
+    <w:p>
+      <w:pPr>
+        <w:pStyle w:val="ListParagraph"/>
+        <w:numPr>
+          <w:ilvl w:val="1"/>
+          <w:numId w:val="3"/>
+        </w:numPr>
+        <w:rPr>
+          <w:lang w:val="fr-CH"/>
+        </w:rPr>
+      </w:pPr>
+      <w:r>
+        <w:rPr>
+          <w:lang w:val="fr-CH"/>
+        </w:rPr>
+        <w:t xml:space="preserve">Après, la déviation est constante (donc exactement comme je voulais faire avec comme une rotation de l’avatar) </w:t>
       </w:r>
     </w:p>
     <w:p>
@@ -2252,7 +2281,15 @@
           <w:color w:val="00B050"/>
           <w:lang w:val="fr-CH"/>
         </w:rPr>
-        <w:t xml:space="preserve"> non manipuler des tracker. Pour l’analyse, la trajectoire du participant est </w:t>
+        <w:t xml:space="preserve"> </w:t>
+      </w:r>
+      <w:r>
+        <w:rPr>
+          <w:color w:val="00B050"/>
+          <w:lang w:val="fr-CH"/>
+        </w:rPr>
+        <w:lastRenderedPageBreak/>
+        <w:t xml:space="preserve">non manipuler des tracker. Pour l’analyse, la trajectoire du participant est </w:t>
       </w:r>
       <w:r>
         <w:rPr>
@@ -2282,15 +2319,7 @@
           <w:color w:val="00B050"/>
           <w:lang w:val="fr-CH"/>
         </w:rPr>
-        <w:t xml:space="preserve">mais pas vraiment utiliser dans le papier de référence </w:t>
-      </w:r>
-      <w:r>
-        <w:rPr>
-          <w:color w:val="00B050"/>
-          <w:lang w:val="fr-CH"/>
-        </w:rPr>
-        <w:lastRenderedPageBreak/>
-        <w:t xml:space="preserve">qui nous intéresse. Je vais quand-même implémenter cet enregistrement mais je </w:t>
+        <w:t xml:space="preserve">mais pas vraiment utiliser dans le papier de référence qui nous intéresse. Je vais quand-même implémenter cet enregistrement mais je </w:t>
       </w:r>
       <w:r>
         <w:rPr>
@@ -2791,8 +2820,704 @@
           <w:lang w:val="fr-CH"/>
         </w:rPr>
       </w:pPr>
+    </w:p>
+    <w:p>
+      <w:pPr>
+        <w:rPr>
+          <w:i/>
+          <w:lang w:val="fr-CH"/>
+        </w:rPr>
+      </w:pPr>
+      <w:r>
+        <w:rPr>
+          <w:i/>
+          <w:lang w:val="fr-CH"/>
+        </w:rPr>
+        <w:t>Hauteur de l’avatar</w:t>
+      </w:r>
+    </w:p>
+    <w:p>
+      <w:pPr>
+        <w:rPr>
+          <w:lang w:val="fr-CH"/>
+        </w:rPr>
+      </w:pPr>
+      <w:r>
+        <w:rPr>
+          <w:lang w:val="fr-CH"/>
+        </w:rPr>
+        <w:t>Alexandra est 162cm</w:t>
+      </w:r>
+    </w:p>
+    <w:p>
+      <w:pPr>
+        <w:rPr>
+          <w:lang w:val="fr-CH"/>
+        </w:rPr>
+      </w:pPr>
+      <w:r>
+        <w:rPr>
+          <w:lang w:val="fr-CH"/>
+        </w:rPr>
+        <w:t xml:space="preserve">Hauteur de l’avatar </w:t>
+      </w:r>
+      <w:r>
+        <w:rPr>
+          <w:lang w:val="fr-CH"/>
+        </w:rPr>
+        <w:t xml:space="preserve">male ou </w:t>
+      </w:r>
+      <w:proofErr w:type="spellStart"/>
+      <w:r>
+        <w:rPr>
+          <w:lang w:val="fr-CH"/>
+        </w:rPr>
+        <w:t>female</w:t>
+      </w:r>
+      <w:proofErr w:type="spellEnd"/>
+      <w:r>
+        <w:rPr>
+          <w:lang w:val="fr-CH"/>
+        </w:rPr>
+        <w:t xml:space="preserve"> </w:t>
+      </w:r>
+      <w:r>
+        <w:rPr>
+          <w:lang w:val="fr-CH"/>
+        </w:rPr>
+        <w:t>sur l’</w:t>
+      </w:r>
+      <w:r>
+        <w:rPr>
+          <w:lang w:val="fr-CH"/>
+        </w:rPr>
+        <w:t xml:space="preserve">écran avec un </w:t>
+      </w:r>
+      <w:proofErr w:type="spellStart"/>
+      <w:r>
+        <w:rPr>
+          <w:lang w:val="fr-CH"/>
+        </w:rPr>
+        <w:t>scal</w:t>
+      </w:r>
+      <w:proofErr w:type="spellEnd"/>
+      <w:r>
+        <w:rPr>
+          <w:lang w:val="fr-CH"/>
+        </w:rPr>
+        <w:t xml:space="preserve"> à 1 : </w:t>
+      </w:r>
+      <w:r>
+        <w:rPr>
+          <w:lang w:val="fr-CH"/>
+        </w:rPr>
+        <w:t>120cm</w:t>
+      </w:r>
+    </w:p>
+    <w:p>
+      <w:pPr>
+        <w:rPr>
+          <w:lang w:val="fr-CH"/>
+        </w:rPr>
+      </w:pPr>
+      <w:proofErr w:type="spellStart"/>
+      <w:r>
+        <w:rPr>
+          <w:lang w:val="fr-CH"/>
+        </w:rPr>
+        <w:t>Scaling</w:t>
+      </w:r>
+      <w:proofErr w:type="spellEnd"/>
+      <w:r>
+        <w:rPr>
+          <w:lang w:val="fr-CH"/>
+        </w:rPr>
+        <w:t xml:space="preserve"> factor pour que l’avatar soit de la même taille sur l’écran : 1.35</w:t>
+      </w:r>
+      <w:r>
+        <w:rPr>
+          <w:lang w:val="fr-CH"/>
+        </w:rPr>
+        <w:t xml:space="preserve"> </w:t>
+      </w:r>
+    </w:p>
+    <w:p>
+      <w:pPr>
+        <w:rPr>
+          <w:lang w:val="fr-CH"/>
+        </w:rPr>
+      </w:pPr>
+      <w:r>
+        <w:rPr>
+          <w:lang w:val="fr-CH"/>
+        </w:rPr>
+        <w:t xml:space="preserve">Donc la formule de </w:t>
+      </w:r>
+      <w:proofErr w:type="spellStart"/>
+      <w:r>
+        <w:rPr>
+          <w:lang w:val="fr-CH"/>
+        </w:rPr>
+        <w:t>scaling</w:t>
+      </w:r>
+      <w:proofErr w:type="spellEnd"/>
+      <w:r>
+        <w:rPr>
+          <w:lang w:val="fr-CH"/>
+        </w:rPr>
+        <w:t xml:space="preserve"> à implémenter c’est </w:t>
+      </w:r>
+    </w:p>
+    <w:p>
+      <w:pPr>
+        <w:rPr>
+          <w:lang w:val="fr-CH"/>
+        </w:rPr>
+      </w:pPr>
+      <w:proofErr w:type="spellStart"/>
+      <w:r>
+        <w:rPr>
+          <w:lang w:val="fr-CH"/>
+        </w:rPr>
+        <w:t>Scalling</w:t>
+      </w:r>
+      <w:proofErr w:type="spellEnd"/>
+      <w:r>
+        <w:rPr>
+          <w:lang w:val="fr-CH"/>
+        </w:rPr>
+        <w:t xml:space="preserve"> factor = </w:t>
+      </w:r>
+      <w:r>
+        <w:rPr>
+          <w:lang w:val="fr-CH"/>
+        </w:rPr>
+        <w:t xml:space="preserve">(Taille participant en </w:t>
+      </w:r>
+      <w:proofErr w:type="gramStart"/>
+      <w:r>
+        <w:rPr>
+          <w:lang w:val="fr-CH"/>
+        </w:rPr>
+        <w:t>cm)/</w:t>
+      </w:r>
+      <w:proofErr w:type="gramEnd"/>
+      <w:r>
+        <w:rPr>
+          <w:lang w:val="fr-CH"/>
+        </w:rPr>
+        <w:t>120</w:t>
+      </w:r>
+    </w:p>
+    <w:p>
+      <w:pPr>
+        <w:rPr>
+          <w:lang w:val="fr-CH"/>
+        </w:rPr>
+      </w:pPr>
+    </w:p>
+    <w:p>
+      <w:pPr>
+        <w:rPr>
+          <w:i/>
+          <w:lang w:val="fr-CH"/>
+        </w:rPr>
+      </w:pPr>
+      <w:r>
+        <w:rPr>
+          <w:i/>
+          <w:lang w:val="fr-CH"/>
+        </w:rPr>
+        <w:t xml:space="preserve">Taille </w:t>
+      </w:r>
+      <w:r>
+        <w:rPr>
+          <w:i/>
+          <w:lang w:val="fr-CH"/>
+        </w:rPr>
+        <w:t xml:space="preserve">et position </w:t>
+      </w:r>
+      <w:r>
+        <w:rPr>
+          <w:i/>
+          <w:lang w:val="fr-CH"/>
+        </w:rPr>
+        <w:t>du cylindre</w:t>
+      </w:r>
+    </w:p>
+    <w:p>
+      <w:pPr>
+        <w:rPr>
+          <w:lang w:val="fr-CH"/>
+        </w:rPr>
+      </w:pPr>
+      <w:proofErr w:type="spellStart"/>
+      <w:r>
+        <w:rPr>
+          <w:lang w:val="fr-CH"/>
+        </w:rPr>
+        <w:t>Scaling</w:t>
+      </w:r>
+      <w:proofErr w:type="spellEnd"/>
+      <w:r>
+        <w:rPr>
+          <w:lang w:val="fr-CH"/>
+        </w:rPr>
+        <w:t xml:space="preserve"> de la taille du cylindre pour qu’il soit de la même hauteur que l’avatar lorsqu’il est à la position max. </w:t>
+      </w:r>
+    </w:p>
+    <w:p>
+      <w:pPr>
+        <w:rPr>
+          <w:b/>
+          <w:color w:val="FF0000"/>
+          <w:lang w:val="fr-CH"/>
+        </w:rPr>
+      </w:pPr>
+      <w:r>
+        <w:rPr>
+          <w:b/>
+          <w:color w:val="FF0000"/>
+          <w:lang w:val="fr-CH"/>
+        </w:rPr>
+        <w:t xml:space="preserve">Attention : le </w:t>
+      </w:r>
+      <w:proofErr w:type="spellStart"/>
+      <w:r>
+        <w:rPr>
+          <w:b/>
+          <w:color w:val="FF0000"/>
+          <w:lang w:val="fr-CH"/>
+        </w:rPr>
+        <w:t>scaling</w:t>
+      </w:r>
+      <w:proofErr w:type="spellEnd"/>
+      <w:r>
+        <w:rPr>
+          <w:b/>
+          <w:color w:val="FF0000"/>
+          <w:lang w:val="fr-CH"/>
+        </w:rPr>
+        <w:t xml:space="preserve"> de l’avatar va faire qu’il va aller plus loin (position Z de cylindre doit être </w:t>
+      </w:r>
+      <w:proofErr w:type="spellStart"/>
+      <w:r>
+        <w:rPr>
+          <w:b/>
+          <w:color w:val="FF0000"/>
+          <w:lang w:val="fr-CH"/>
+        </w:rPr>
+        <w:t>reculler</w:t>
+      </w:r>
+      <w:proofErr w:type="spellEnd"/>
+      <w:r>
+        <w:rPr>
+          <w:b/>
+          <w:color w:val="FF0000"/>
+          <w:lang w:val="fr-CH"/>
+        </w:rPr>
+        <w:t>). Ça ajoute un</w:t>
+      </w:r>
+      <w:r>
+        <w:rPr>
+          <w:b/>
+          <w:color w:val="FF0000"/>
+          <w:lang w:val="fr-CH"/>
+        </w:rPr>
+        <w:t>e</w:t>
+      </w:r>
+      <w:r>
+        <w:rPr>
+          <w:b/>
+          <w:color w:val="FF0000"/>
+          <w:lang w:val="fr-CH"/>
+        </w:rPr>
+        <w:t xml:space="preserve"> grosse </w:t>
+      </w:r>
+      <w:r>
+        <w:rPr>
+          <w:b/>
+          <w:color w:val="FF0000"/>
+          <w:lang w:val="fr-CH"/>
+        </w:rPr>
+        <w:t xml:space="preserve">complexité ! Si la zone d’arrivé est </w:t>
+      </w:r>
+      <w:proofErr w:type="spellStart"/>
+      <w:r>
+        <w:rPr>
+          <w:b/>
+          <w:color w:val="FF0000"/>
+          <w:lang w:val="fr-CH"/>
+        </w:rPr>
+        <w:t>dépendente</w:t>
+      </w:r>
+      <w:proofErr w:type="spellEnd"/>
+      <w:r>
+        <w:rPr>
+          <w:b/>
+          <w:color w:val="FF0000"/>
+          <w:lang w:val="fr-CH"/>
+        </w:rPr>
+        <w:t xml:space="preserve"> du </w:t>
+      </w:r>
+      <w:proofErr w:type="spellStart"/>
+      <w:r>
+        <w:rPr>
+          <w:b/>
+          <w:color w:val="FF0000"/>
+          <w:lang w:val="fr-CH"/>
+        </w:rPr>
+        <w:t>scale</w:t>
+      </w:r>
+      <w:proofErr w:type="spellEnd"/>
+      <w:r>
+        <w:rPr>
+          <w:b/>
+          <w:color w:val="FF0000"/>
+          <w:lang w:val="fr-CH"/>
+        </w:rPr>
+        <w:t xml:space="preserve"> de l’avatar, je suis d’avis de laissé tomber le </w:t>
+      </w:r>
+      <w:proofErr w:type="spellStart"/>
+      <w:r>
+        <w:rPr>
+          <w:b/>
+          <w:color w:val="FF0000"/>
+          <w:lang w:val="fr-CH"/>
+        </w:rPr>
+        <w:t>scale</w:t>
+      </w:r>
+      <w:proofErr w:type="spellEnd"/>
+      <w:r>
+        <w:rPr>
+          <w:b/>
+          <w:color w:val="FF0000"/>
+          <w:lang w:val="fr-CH"/>
+        </w:rPr>
+        <w:t xml:space="preserve"> de l’avatar et de garder la taille par défaut pour tous les participant !!!!!</w:t>
+      </w:r>
+    </w:p>
+    <w:p>
+      <w:pPr>
+        <w:rPr>
+          <w:lang w:val="fr-CH"/>
+        </w:rPr>
+      </w:pPr>
+    </w:p>
+    <w:p>
+      <w:pPr>
+        <w:rPr>
+          <w:lang w:val="fr-CH"/>
+        </w:rPr>
+      </w:pPr>
+      <w:r>
+        <w:rPr>
+          <w:lang w:val="fr-CH"/>
+        </w:rPr>
+        <w:t xml:space="preserve">Pour la position du </w:t>
+      </w:r>
+      <w:proofErr w:type="spellStart"/>
+      <w:r>
+        <w:rPr>
+          <w:lang w:val="fr-CH"/>
+        </w:rPr>
+        <w:t>cyclindre</w:t>
+      </w:r>
+      <w:proofErr w:type="spellEnd"/>
+      <w:r>
+        <w:rPr>
+          <w:lang w:val="fr-CH"/>
+        </w:rPr>
+        <w:t xml:space="preserve">, les article décrivent 10° par rapport à la ligne droite du participant. Du coup avec une règle de trigo : </w:t>
+      </w:r>
+      <w:r>
+        <w:rPr>
+          <w:lang w:val="fr-CH"/>
+        </w:rPr>
+        <w:br/>
+      </w:r>
+      <w:r>
+        <w:rPr>
+          <w:b/>
+          <w:lang w:val="fr-CH"/>
+        </w:rPr>
+        <w:t xml:space="preserve">x=tg(10)*2.027 = </w:t>
+      </w:r>
+      <w:r>
+        <w:rPr>
+          <w:rFonts w:cstheme="minorHAnsi"/>
+          <w:b/>
+          <w:lang w:val="fr-CH"/>
+        </w:rPr>
+        <w:t>±</w:t>
+      </w:r>
+      <w:r>
+        <w:rPr>
+          <w:rFonts w:cstheme="minorHAnsi"/>
+          <w:b/>
+          <w:lang w:val="fr-CH"/>
+        </w:rPr>
+        <w:t xml:space="preserve"> 0.3574</w:t>
+      </w:r>
+    </w:p>
+    <w:p>
+      <w:pPr>
+        <w:rPr>
+          <w:lang w:val="fr-CH"/>
+        </w:rPr>
+      </w:pPr>
+    </w:p>
+    <w:p>
+      <w:pPr>
+        <w:rPr>
+          <w:i/>
+          <w:lang w:val="fr-CH"/>
+        </w:rPr>
+      </w:pPr>
+      <w:r>
+        <w:rPr>
+          <w:i/>
+          <w:lang w:val="fr-CH"/>
+        </w:rPr>
+        <w:t xml:space="preserve">Implémentation de la déviation : </w:t>
+      </w:r>
+    </w:p>
+    <w:p>
+      <w:pPr>
+        <w:rPr>
+          <w:lang w:val="fr-CH"/>
+        </w:rPr>
+      </w:pPr>
+      <w:r>
+        <w:rPr>
+          <w:lang w:val="fr-CH"/>
+        </w:rPr>
+        <w:t xml:space="preserve">Mon idée </w:t>
+      </w:r>
+      <w:r>
+        <w:rPr>
+          <w:lang w:val="fr-CH"/>
+        </w:rPr>
+        <w:t xml:space="preserve">pour l’implémentation c’est : </w:t>
+      </w:r>
+    </w:p>
+    <w:p>
+      <w:pPr>
+        <w:pStyle w:val="ListParagraph"/>
+        <w:numPr>
+          <w:ilvl w:val="0"/>
+          <w:numId w:val="3"/>
+        </w:numPr>
+        <w:rPr>
+          <w:lang w:val="fr-CH"/>
+        </w:rPr>
+      </w:pPr>
+      <w:r>
+        <w:rPr>
+          <w:lang w:val="fr-CH"/>
+        </w:rPr>
+        <w:t>30 cm d’augmentation de la déviation de manière graduelle (pour éviter d’avoir un changement brusque d’orientation de l’avatar)</w:t>
+      </w:r>
+    </w:p>
+    <w:p>
+      <w:pPr>
+        <w:pStyle w:val="ListParagraph"/>
+        <w:numPr>
+          <w:ilvl w:val="0"/>
+          <w:numId w:val="3"/>
+        </w:numPr>
+        <w:rPr>
+          <w:lang w:val="fr-CH"/>
+        </w:rPr>
+      </w:pPr>
+      <w:r>
+        <w:rPr>
+          <w:lang w:val="fr-CH"/>
+        </w:rPr>
+        <w:t>150 cm avec une valeur de rotation fixe</w:t>
+      </w:r>
+    </w:p>
+    <w:p>
+      <w:pPr>
+        <w:rPr>
+          <w:lang w:val="fr-CH"/>
+        </w:rPr>
+      </w:pPr>
+      <w:r>
+        <w:rPr>
+          <w:lang w:val="fr-CH"/>
+        </w:rPr>
+        <w:t xml:space="preserve">Comme ça, on respecte le protocole initial sans </w:t>
+      </w:r>
+      <w:proofErr w:type="spellStart"/>
+      <w:r>
+        <w:rPr>
+          <w:lang w:val="fr-CH"/>
+        </w:rPr>
+        <w:t>augumenter</w:t>
+      </w:r>
+      <w:proofErr w:type="spellEnd"/>
+      <w:r>
+        <w:rPr>
+          <w:lang w:val="fr-CH"/>
+        </w:rPr>
+        <w:t xml:space="preserve"> la distance entre le </w:t>
+      </w:r>
+      <w:proofErr w:type="spellStart"/>
+      <w:r>
+        <w:rPr>
+          <w:lang w:val="fr-CH"/>
+        </w:rPr>
+        <w:t>start</w:t>
+      </w:r>
+      <w:proofErr w:type="spellEnd"/>
+      <w:r>
+        <w:rPr>
+          <w:lang w:val="fr-CH"/>
+        </w:rPr>
+        <w:t xml:space="preserve"> et la </w:t>
+      </w:r>
+      <w:proofErr w:type="spellStart"/>
+      <w:r>
+        <w:rPr>
+          <w:lang w:val="fr-CH"/>
+        </w:rPr>
+        <w:t>target</w:t>
+      </w:r>
+      <w:proofErr w:type="spellEnd"/>
+      <w:r>
+        <w:rPr>
+          <w:lang w:val="fr-CH"/>
+        </w:rPr>
+        <w:t xml:space="preserve">. </w:t>
+      </w:r>
+    </w:p>
+    <w:p>
+      <w:pPr>
+        <w:rPr>
+          <w:lang w:val="fr-CH"/>
+        </w:rPr>
+      </w:pPr>
+      <w:r>
+        <w:rPr>
+          <w:lang w:val="fr-CH"/>
+        </w:rPr>
+        <w:t xml:space="preserve">En terme de foulé, il y a que 4 pas entre le </w:t>
+      </w:r>
+      <w:proofErr w:type="spellStart"/>
+      <w:r>
+        <w:rPr>
+          <w:lang w:val="fr-CH"/>
+        </w:rPr>
+        <w:t>start</w:t>
+      </w:r>
+      <w:proofErr w:type="spellEnd"/>
+      <w:r>
+        <w:rPr>
+          <w:lang w:val="fr-CH"/>
+        </w:rPr>
+        <w:t xml:space="preserve"> et le cylindre dont un pas non-dévié. Donc il y a que 3 pas pour corriger la trajectoire. C’est court mais sûrement que c’est volontaire pour rendre la tâche plus dure. </w:t>
+      </w:r>
+    </w:p>
+    <w:p>
+      <w:pPr>
+        <w:rPr>
+          <w:lang w:val="fr-CH"/>
+        </w:rPr>
+      </w:pPr>
+    </w:p>
+    <w:p>
+      <w:pPr>
+        <w:rPr>
+          <w:lang w:val="fr-CH"/>
+        </w:rPr>
+      </w:pPr>
+      <w:r>
+        <w:rPr>
+          <w:lang w:val="fr-CH"/>
+        </w:rPr>
+        <w:t xml:space="preserve">Le problème c’est que ma stratégie d’appliquer une rotation à l’avatar, ça donne un indice </w:t>
+      </w:r>
+      <w:r>
+        <w:rPr>
+          <w:lang w:val="fr-CH"/>
+        </w:rPr>
+        <w:t xml:space="preserve">visuel </w:t>
+      </w:r>
+      <w:r>
+        <w:rPr>
+          <w:lang w:val="fr-CH"/>
+        </w:rPr>
+        <w:t>sur</w:t>
+      </w:r>
+      <w:r>
+        <w:rPr>
+          <w:lang w:val="fr-CH"/>
+        </w:rPr>
+        <w:t xml:space="preserve"> la </w:t>
+      </w:r>
+      <w:proofErr w:type="spellStart"/>
+      <w:r>
+        <w:rPr>
+          <w:lang w:val="fr-CH"/>
+        </w:rPr>
+        <w:t>deviation</w:t>
+      </w:r>
+      <w:proofErr w:type="spellEnd"/>
+      <w:r>
+        <w:rPr>
+          <w:lang w:val="fr-CH"/>
+        </w:rPr>
+        <w:t xml:space="preserve"> qui est appliquer. Je me souviens plus si dans la version de Olaf on affectait que la trajectoire et pas l’orientation de l’avatar. </w:t>
+      </w:r>
+      <w:r>
+        <w:rPr>
+          <w:lang w:val="fr-CH"/>
+        </w:rPr>
+        <w:t xml:space="preserve">Mais après réflexion, je vais quand-même implémenter cette stratégie car la modification de la position sans rotation est trop complexe (voir le point suivant). </w:t>
+      </w:r>
+    </w:p>
+    <w:p>
+      <w:pPr>
+        <w:rPr>
+          <w:lang w:val="fr-CH"/>
+        </w:rPr>
+      </w:pPr>
+      <w:r>
+        <w:rPr>
+          <w:lang w:val="fr-CH"/>
+        </w:rPr>
+        <w:t xml:space="preserve">Si on devait effectivement le faire sans rotation, il faudrait manipuler les translation x et z en faisant </w:t>
+      </w:r>
+      <w:proofErr w:type="gramStart"/>
+      <w:r>
+        <w:rPr>
+          <w:lang w:val="fr-CH"/>
+        </w:rPr>
+        <w:t>de la trigo</w:t>
+      </w:r>
+      <w:proofErr w:type="gramEnd"/>
+      <w:r>
+        <w:rPr>
+          <w:lang w:val="fr-CH"/>
+        </w:rPr>
+        <w:t xml:space="preserve"> pour chaque rafraichissement. C’est sûrement pour ça qu’il fallait calibrer pour mesurer le temps d’une marche. Mais c’est quand-même super compliqué. </w:t>
+      </w:r>
       <w:bookmarkStart w:id="0" w:name="_GoBack"/>
       <w:bookmarkEnd w:id="0"/>
+      <w:r>
+        <w:rPr>
+          <w:lang w:val="fr-CH"/>
+        </w:rPr>
+        <w:t xml:space="preserve"> </w:t>
+      </w:r>
+    </w:p>
+    <w:p>
+      <w:pPr>
+        <w:rPr>
+          <w:lang w:val="fr-CH"/>
+        </w:rPr>
+      </w:pPr>
     </w:p>
     <w:p>
       <w:pPr>
@@ -2806,67 +3531,91 @@
           <w:i/>
           <w:lang w:val="fr-CH"/>
         </w:rPr>
-        <w:t>Hauteur de l’avatar</w:t>
-      </w:r>
-    </w:p>
-    <w:p>
-      <w:pPr>
-        <w:rPr>
-          <w:lang w:val="fr-CH"/>
-        </w:rPr>
-      </w:pPr>
-      <w:r>
-        <w:rPr>
-          <w:lang w:val="fr-CH"/>
-        </w:rPr>
-        <w:t>Alexandra est 162cm</w:t>
-      </w:r>
-    </w:p>
-    <w:p>
-      <w:pPr>
-        <w:rPr>
-          <w:lang w:val="fr-CH"/>
-        </w:rPr>
-      </w:pPr>
-      <w:r>
-        <w:rPr>
-          <w:lang w:val="fr-CH"/>
-        </w:rPr>
-        <w:t xml:space="preserve">Hauteur de l’avatar sur l’écran avec un </w:t>
-      </w:r>
-      <w:proofErr w:type="spellStart"/>
-      <w:r>
-        <w:rPr>
-          <w:lang w:val="fr-CH"/>
-        </w:rPr>
-        <w:t>scale</w:t>
-      </w:r>
-      <w:proofErr w:type="spellEnd"/>
-      <w:r>
-        <w:rPr>
-          <w:lang w:val="fr-CH"/>
-        </w:rPr>
-        <w:t xml:space="preserve"> à 1 : </w:t>
-      </w:r>
-    </w:p>
-    <w:p>
-      <w:pPr>
-        <w:rPr>
-          <w:lang w:val="fr-CH"/>
-        </w:rPr>
-      </w:pPr>
-      <w:r>
-        <w:rPr>
-          <w:lang w:val="fr-CH"/>
-        </w:rPr>
-        <w:t xml:space="preserve">Pour la taille de l’avatar en position 0 0 0 soit de taille identique au participant, il a fallu mettre un </w:t>
-      </w:r>
-      <w:proofErr w:type="spellStart"/>
-      <w:r>
-        <w:rPr>
-          <w:lang w:val="fr-CH"/>
-        </w:rPr>
-        <w:t>scale</w:t>
+        <w:t xml:space="preserve">Combien de position </w:t>
+      </w:r>
+      <w:proofErr w:type="spellStart"/>
+      <w:r>
+        <w:rPr>
+          <w:i/>
+          <w:lang w:val="fr-CH"/>
+        </w:rPr>
+        <w:t>gameObject</w:t>
+      </w:r>
+      <w:proofErr w:type="spellEnd"/>
+      <w:r>
+        <w:rPr>
+          <w:i/>
+          <w:lang w:val="fr-CH"/>
+        </w:rPr>
+        <w:t xml:space="preserve"> a sauvé ? </w:t>
+      </w:r>
+    </w:p>
+    <w:p>
+      <w:pPr>
+        <w:rPr>
+          <w:lang w:val="fr-CH"/>
+        </w:rPr>
+      </w:pPr>
+      <w:r>
+        <w:rPr>
+          <w:lang w:val="fr-CH"/>
+        </w:rPr>
+        <w:lastRenderedPageBreak/>
+        <w:drawing>
+          <wp:inline distT="0" distB="0" distL="0" distR="0" wp14:anchorId="633F032B" wp14:editId="0369798B">
+            <wp:extent cx="2962688" cy="5953956"/>
+            <wp:effectExtent l="0" t="0" r="9525" b="8890"/>
+            <wp:docPr id="2" name="Picture 2"/>
+            <wp:cNvGraphicFramePr>
+              <a:graphicFrameLocks xmlns:a="http://schemas.openxmlformats.org/drawingml/2006/main" noChangeAspect="1"/>
+            </wp:cNvGraphicFramePr>
+            <a:graphic xmlns:a="http://schemas.openxmlformats.org/drawingml/2006/main">
+              <a:graphicData uri="http://schemas.openxmlformats.org/drawingml/2006/picture">
+                <pic:pic xmlns:pic="http://schemas.openxmlformats.org/drawingml/2006/picture">
+                  <pic:nvPicPr>
+                    <pic:cNvPr id="1" name=""/>
+                    <pic:cNvPicPr/>
+                  </pic:nvPicPr>
+                  <pic:blipFill>
+                    <a:blip r:embed="rId9"/>
+                    <a:stretch>
+                      <a:fillRect/>
+                    </a:stretch>
+                  </pic:blipFill>
+                  <pic:spPr>
+                    <a:xfrm>
+                      <a:off x="0" y="0"/>
+                      <a:ext cx="2962688" cy="5953956"/>
+                    </a:xfrm>
+                    <a:prstGeom prst="rect">
+                      <a:avLst/>
+                    </a:prstGeom>
+                  </pic:spPr>
+                </pic:pic>
+              </a:graphicData>
+            </a:graphic>
+          </wp:inline>
+        </w:drawing>
+      </w:r>
+    </w:p>
+    <w:p>
+      <w:pPr>
+        <w:rPr>
+          <w:lang w:val="fr-CH"/>
+        </w:rPr>
+      </w:pPr>
+      <w:r>
+        <w:rPr>
+          <w:lang w:val="fr-CH"/>
+        </w:rPr>
+        <w:t xml:space="preserve">Tous les </w:t>
+      </w:r>
+      <w:proofErr w:type="spellStart"/>
+      <w:r>
+        <w:rPr>
+          <w:lang w:val="fr-CH"/>
+        </w:rPr>
+        <w:t>game</w:t>
       </w:r>
       <w:proofErr w:type="spellEnd"/>
       <w:r>
@@ -2875,47 +3624,53 @@
         </w:rPr>
         <w:t xml:space="preserve"> </w:t>
       </w:r>
-      <w:proofErr w:type="gramStart"/>
-      <w:r>
-        <w:rPr>
-          <w:lang w:val="fr-CH"/>
-        </w:rPr>
-        <w:t>de</w:t>
-      </w:r>
-      <w:proofErr w:type="gramEnd"/>
-      <w:r>
-        <w:rPr>
-          <w:lang w:val="fr-CH"/>
-        </w:rPr>
-        <w:t xml:space="preserve"> 1.55 </w:t>
-      </w:r>
-    </w:p>
-    <w:p>
-      <w:pPr>
-        <w:rPr>
-          <w:lang w:val="fr-CH"/>
-        </w:rPr>
-      </w:pPr>
-      <w:r>
-        <w:rPr>
-          <w:lang w:val="fr-CH"/>
-        </w:rPr>
-        <w:t xml:space="preserve">Pour mettre le </w:t>
-      </w:r>
-    </w:p>
-    <w:p>
-      <w:pPr>
-        <w:rPr>
-          <w:lang w:val="fr-CH"/>
-        </w:rPr>
-      </w:pPr>
-    </w:p>
-    <w:p>
-      <w:pPr>
-        <w:rPr>
-          <w:lang w:val="fr-CH"/>
-        </w:rPr>
-      </w:pPr>
+      <w:proofErr w:type="spellStart"/>
+      <w:r>
+        <w:rPr>
+          <w:lang w:val="fr-CH"/>
+        </w:rPr>
+        <w:t>object</w:t>
+      </w:r>
+      <w:proofErr w:type="spellEnd"/>
+      <w:r>
+        <w:rPr>
+          <w:lang w:val="fr-CH"/>
+        </w:rPr>
+        <w:t xml:space="preserve"> avec un point rouge ont leur position modifier par </w:t>
+      </w:r>
+      <w:proofErr w:type="spellStart"/>
+      <w:r>
+        <w:rPr>
+          <w:lang w:val="fr-CH"/>
+        </w:rPr>
+        <w:t>optitrack</w:t>
+      </w:r>
+      <w:proofErr w:type="spellEnd"/>
+      <w:r>
+        <w:rPr>
+          <w:lang w:val="fr-CH"/>
+        </w:rPr>
+        <w:t xml:space="preserve">. </w:t>
+      </w:r>
+    </w:p>
+    <w:p>
+      <w:pPr>
+        <w:rPr>
+          <w:lang w:val="fr-CH"/>
+        </w:rPr>
+      </w:pPr>
+      <w:r>
+        <w:rPr>
+          <w:lang w:val="fr-CH"/>
+        </w:rPr>
+        <w:t xml:space="preserve">C’est trop compliquer de faire un avatar hors champs et de retransmettre toutes ces positions à un avatar dans le champ de la caméra. </w:t>
+      </w:r>
+      <w:r>
+        <w:rPr>
+          <w:lang w:val="fr-CH"/>
+        </w:rPr>
+        <w:t xml:space="preserve"> </w:t>
+      </w:r>
     </w:p>
     <w:sectPr>
       <w:pgSz w:w="12240" w:h="15840"/>
@@ -3122,7 +3877,7 @@
         <w:rFonts w:ascii="Calibri" w:eastAsiaTheme="minorHAnsi" w:hAnsi="Calibri" w:cs="Calibri" w:hint="default"/>
       </w:rPr>
     </w:lvl>
-    <w:lvl w:ilvl="1" w:tplc="100C0003" w:tentative="1">
+    <w:lvl w:ilvl="1" w:tplc="100C0003">
       <w:start w:val="1"/>
       <w:numFmt w:val="bullet"/>
       <w:lvlText w:val="o"/>

--- a/Note_developpement.docx
+++ b/Note_developpement.docx
@@ -1,6 +1,6 @@
 
 <file path=word/document.xml><?xml version="1.0" encoding="utf-8"?>
-<w:document xmlns:wpc="http://schemas.microsoft.com/office/word/2010/wordprocessingCanvas" xmlns:cx="http://schemas.microsoft.com/office/drawing/2014/chartex" xmlns:mc="http://schemas.openxmlformats.org/markup-compatibility/2006" xmlns:o="urn:schemas-microsoft-com:office:office" xmlns:r="http://schemas.openxmlformats.org/officeDocument/2006/relationships" xmlns:m="http://schemas.openxmlformats.org/officeDocument/2006/math" xmlns:v="urn:schemas-microsoft-com:vml" xmlns:wp14="http://schemas.microsoft.com/office/word/2010/wordprocessingDrawing" xmlns:wp="http://schemas.openxmlformats.org/drawingml/2006/wordprocessingDrawing" xmlns:w10="urn:schemas-microsoft-com:office:word" xmlns:w="http://schemas.openxmlformats.org/wordprocessingml/2006/main" xmlns:w14="http://schemas.microsoft.com/office/word/2010/wordml" xmlns:w15="http://schemas.microsoft.com/office/word/2012/wordml" xmlns:w16se="http://schemas.microsoft.com/office/word/2015/wordml/symex" xmlns:wpg="http://schemas.microsoft.com/office/word/2010/wordprocessingGroup" xmlns:wpi="http://schemas.microsoft.com/office/word/2010/wordprocessingInk" xmlns:wne="http://schemas.microsoft.com/office/word/2006/wordml" xmlns:wps="http://schemas.microsoft.com/office/word/2010/wordprocessingShape" mc:Ignorable="w14 w15 w16se wp14">
+<w:document xmlns:wpc="http://schemas.microsoft.com/office/word/2010/wordprocessingCanvas" xmlns:cx="http://schemas.microsoft.com/office/drawing/2014/chartex" xmlns:cx1="http://schemas.microsoft.com/office/drawing/2015/9/8/chartex" xmlns:cx2="http://schemas.microsoft.com/office/drawing/2015/10/21/chartex" xmlns:cx3="http://schemas.microsoft.com/office/drawing/2016/5/9/chartex" xmlns:cx4="http://schemas.microsoft.com/office/drawing/2016/5/10/chartex" xmlns:cx5="http://schemas.microsoft.com/office/drawing/2016/5/11/chartex" xmlns:cx6="http://schemas.microsoft.com/office/drawing/2016/5/12/chartex" xmlns:cx7="http://schemas.microsoft.com/office/drawing/2016/5/13/chartex" xmlns:cx8="http://schemas.microsoft.com/office/drawing/2016/5/14/chartex" xmlns:mc="http://schemas.openxmlformats.org/markup-compatibility/2006" xmlns:aink="http://schemas.microsoft.com/office/drawing/2016/ink" xmlns:am3d="http://schemas.microsoft.com/office/drawing/2017/model3d" xmlns:o="urn:schemas-microsoft-com:office:office" xmlns:oel="http://schemas.microsoft.com/office/2019/extlst" xmlns:r="http://schemas.openxmlformats.org/officeDocument/2006/relationships" xmlns:m="http://schemas.openxmlformats.org/officeDocument/2006/math" xmlns:v="urn:schemas-microsoft-com:vml" xmlns:wp14="http://schemas.microsoft.com/office/word/2010/wordprocessingDrawing" xmlns:wp="http://schemas.openxmlformats.org/drawingml/2006/wordprocessingDrawing" xmlns:w10="urn:schemas-microsoft-com:office:word" xmlns:w="http://schemas.openxmlformats.org/wordprocessingml/2006/main" xmlns:w14="http://schemas.microsoft.com/office/word/2010/wordml" xmlns:w15="http://schemas.microsoft.com/office/word/2012/wordml" xmlns:w16cex="http://schemas.microsoft.com/office/word/2018/wordml/cex" xmlns:w16cid="http://schemas.microsoft.com/office/word/2016/wordml/cid" xmlns:w16="http://schemas.microsoft.com/office/word/2018/wordml" xmlns:w16du="http://schemas.microsoft.com/office/word/2023/wordml/word16du" xmlns:w16sdtdh="http://schemas.microsoft.com/office/word/2020/wordml/sdtdatahash" xmlns:w16sdtfl="http://schemas.microsoft.com/office/word/2024/wordml/sdtformatlock" xmlns:w16se="http://schemas.microsoft.com/office/word/2015/wordml/symex" xmlns:wpg="http://schemas.microsoft.com/office/word/2010/wordprocessingGroup" xmlns:wpi="http://schemas.microsoft.com/office/word/2010/wordprocessingInk" xmlns:wne="http://schemas.microsoft.com/office/word/2006/wordml" xmlns:wps="http://schemas.microsoft.com/office/word/2010/wordprocessingShape" mc:Ignorable="w14 w15 w16se w16cid w16 w16cex w16sdtdh w16sdtfl w16du wp14">
   <w:body>
     <w:p>
       <w:pPr>
@@ -679,16 +679,8 @@
         <w:rPr>
           <w:lang w:val="fr-CH"/>
         </w:rPr>
-        <w:t>\</w:t>
-      </w:r>
-      <w:proofErr w:type="spellStart"/>
-      <w:r>
-        <w:rPr>
-          <w:lang w:val="fr-CH"/>
-        </w:rPr>
-        <w:t>dev</w:t>
-      </w:r>
-      <w:proofErr w:type="spellEnd"/>
+        <w:t>\dev</w:t>
+      </w:r>
       <w:r>
         <w:rPr>
           <w:lang w:val="fr-CH"/>
@@ -1060,16 +1052,8 @@
         <w:rPr>
           <w:lang w:val="fr-CH"/>
         </w:rPr>
-        <w:t>B-</w:t>
-      </w:r>
-      <w:proofErr w:type="spellStart"/>
-      <w:r>
-        <w:rPr>
-          <w:lang w:val="fr-CH"/>
-        </w:rPr>
-        <w:t>root</w:t>
-      </w:r>
-      <w:proofErr w:type="spellEnd"/>
+        <w:t>B-root</w:t>
+      </w:r>
       <w:r>
         <w:rPr>
           <w:lang w:val="fr-CH"/>
@@ -1740,19 +1724,11 @@
         </w:rPr>
         <w:t xml:space="preserve">. Déviation calculer par rapport à </w:t>
       </w:r>
-      <w:proofErr w:type="gramStart"/>
-      <w:r>
-        <w:rPr>
-          <w:lang w:val="fr-CH"/>
-        </w:rPr>
-        <w:t>un ligne droite</w:t>
-      </w:r>
-      <w:proofErr w:type="gramEnd"/>
-      <w:r>
-        <w:rPr>
-          <w:lang w:val="fr-CH"/>
-        </w:rPr>
-        <w:t xml:space="preserve"> du participant par rapport à la position du cylindre. </w:t>
+      <w:r>
+        <w:rPr>
+          <w:lang w:val="fr-CH"/>
+        </w:rPr>
+        <w:t xml:space="preserve">un ligne droite du participant par rapport à la position du cylindre. </w:t>
       </w:r>
       <w:r>
         <w:rPr>
@@ -1867,21 +1843,7 @@
         <w:rPr>
           <w:lang w:val="fr-CH"/>
         </w:rPr>
-        <w:t xml:space="preserve">Position du cylindre : 1.8m de la position de départ avec </w:t>
-      </w:r>
-      <w:proofErr w:type="gramStart"/>
-      <w:r>
-        <w:rPr>
-          <w:lang w:val="fr-CH"/>
-        </w:rPr>
-        <w:t>un position</w:t>
-      </w:r>
-      <w:proofErr w:type="gramEnd"/>
-      <w:r>
-        <w:rPr>
-          <w:lang w:val="fr-CH"/>
-        </w:rPr>
-        <w:t xml:space="preserve"> de 10° sur la gauche ou la droite du participant. (</w:t>
+        <w:t>Position du cylindre : 1.8m de la position de départ avec un position de 10° sur la gauche ou la droite du participant. (</w:t>
       </w:r>
       <w:proofErr w:type="gramStart"/>
       <w:r>
@@ -2281,29 +2243,29 @@
           <w:color w:val="00B050"/>
           <w:lang w:val="fr-CH"/>
         </w:rPr>
-        <w:t xml:space="preserve"> </w:t>
+        <w:t xml:space="preserve"> non manipuler des tracker. Pour l’analyse, la trajectoire du participant est </w:t>
       </w:r>
       <w:r>
         <w:rPr>
           <w:color w:val="00B050"/>
           <w:lang w:val="fr-CH"/>
         </w:rPr>
+        <w:t>interpolée</w:t>
+      </w:r>
+      <w:r>
+        <w:rPr>
+          <w:color w:val="00B050"/>
+          <w:lang w:val="fr-CH"/>
+        </w:rPr>
+        <w:t xml:space="preserve"> dans le </w:t>
+      </w:r>
+      <w:r>
+        <w:rPr>
+          <w:color w:val="00B050"/>
+          <w:lang w:val="fr-CH"/>
+        </w:rPr>
         <w:lastRenderedPageBreak/>
-        <w:t xml:space="preserve">non manipuler des tracker. Pour l’analyse, la trajectoire du participant est </w:t>
-      </w:r>
-      <w:r>
-        <w:rPr>
-          <w:color w:val="00B050"/>
-          <w:lang w:val="fr-CH"/>
-        </w:rPr>
-        <w:t>interpolée</w:t>
-      </w:r>
-      <w:r>
-        <w:rPr>
-          <w:color w:val="00B050"/>
-          <w:lang w:val="fr-CH"/>
-        </w:rPr>
-        <w:t xml:space="preserve"> dans le temps et l’espace à 300 points (pour les rendre comparables). Tout cette analyse à été fait pour le papier </w:t>
+        <w:t xml:space="preserve">temps et l’espace à 300 points (pour les rendre comparables). Tout cette analyse à été fait pour le papier </w:t>
       </w:r>
       <w:r>
         <w:rPr>
@@ -2677,23 +2639,7 @@
           <w:i/>
           <w:lang w:val="fr-CH"/>
         </w:rPr>
-        <w:t xml:space="preserve">Full </w:t>
-      </w:r>
-      <w:proofErr w:type="spellStart"/>
-      <w:r>
-        <w:rPr>
-          <w:i/>
-          <w:lang w:val="fr-CH"/>
-        </w:rPr>
-        <w:t>screen</w:t>
-      </w:r>
-      <w:proofErr w:type="spellEnd"/>
-      <w:r>
-        <w:rPr>
-          <w:i/>
-          <w:lang w:val="fr-CH"/>
-        </w:rPr>
-        <w:t xml:space="preserve"> mode :</w:t>
+        <w:t>Full screen mode :</w:t>
       </w:r>
     </w:p>
     <w:p>
@@ -2735,21 +2681,7 @@
         <w:rPr>
           <w:lang w:val="fr-CH"/>
         </w:rPr>
-        <w:t xml:space="preserve">) pour pouvoir mettre en full </w:t>
-      </w:r>
-      <w:proofErr w:type="spellStart"/>
-      <w:r>
-        <w:rPr>
-          <w:lang w:val="fr-CH"/>
-        </w:rPr>
-        <w:t>screen</w:t>
-      </w:r>
-      <w:proofErr w:type="spellEnd"/>
-      <w:r>
-        <w:rPr>
-          <w:lang w:val="fr-CH"/>
-        </w:rPr>
-        <w:t xml:space="preserve">. Il faut presser sur la touche F12 lorsqu’on est en </w:t>
+        <w:t xml:space="preserve">) pour pouvoir mettre en full screen. Il faut presser sur la touche F12 lorsqu’on est en </w:t>
       </w:r>
       <w:proofErr w:type="spellStart"/>
       <w:r>
@@ -3028,6 +2960,7 @@
           <w:i/>
           <w:lang w:val="fr-CH"/>
         </w:rPr>
+        <w:lastRenderedPageBreak/>
         <w:t xml:space="preserve">Taille </w:t>
       </w:r>
       <w:r>
@@ -3249,15 +3182,7 @@
           <w:b/>
           <w:lang w:val="fr-CH"/>
         </w:rPr>
-        <w:t>±</w:t>
-      </w:r>
-      <w:r>
-        <w:rPr>
-          <w:rFonts w:cstheme="minorHAnsi"/>
-          <w:b/>
-          <w:lang w:val="fr-CH"/>
-        </w:rPr>
-        <w:t xml:space="preserve"> 0.3574</w:t>
+        <w:t>± 0.3574</w:t>
       </w:r>
     </w:p>
     <w:p>
@@ -3361,21 +3286,7 @@
         <w:rPr>
           <w:lang w:val="fr-CH"/>
         </w:rPr>
-        <w:t xml:space="preserve"> la distance entre le </w:t>
-      </w:r>
-      <w:proofErr w:type="spellStart"/>
-      <w:r>
-        <w:rPr>
-          <w:lang w:val="fr-CH"/>
-        </w:rPr>
-        <w:t>start</w:t>
-      </w:r>
-      <w:proofErr w:type="spellEnd"/>
-      <w:r>
-        <w:rPr>
-          <w:lang w:val="fr-CH"/>
-        </w:rPr>
-        <w:t xml:space="preserve"> et la </w:t>
+        <w:t xml:space="preserve"> la distance entre le start et la </w:t>
       </w:r>
       <w:proofErr w:type="spellStart"/>
       <w:r>
@@ -3402,21 +3313,7 @@
         <w:rPr>
           <w:lang w:val="fr-CH"/>
         </w:rPr>
-        <w:t xml:space="preserve">En terme de foulé, il y a que 4 pas entre le </w:t>
-      </w:r>
-      <w:proofErr w:type="spellStart"/>
-      <w:r>
-        <w:rPr>
-          <w:lang w:val="fr-CH"/>
-        </w:rPr>
-        <w:t>start</w:t>
-      </w:r>
-      <w:proofErr w:type="spellEnd"/>
-      <w:r>
-        <w:rPr>
-          <w:lang w:val="fr-CH"/>
-        </w:rPr>
-        <w:t xml:space="preserve"> et le cylindre dont un pas non-dévié. Donc il y a que 3 pas pour corriger la trajectoire. C’est court mais sûrement que c’est volontaire pour rendre la tâche plus dure. </w:t>
+        <w:t xml:space="preserve">En terme de foulé, il y a que 4 pas entre le start et le cylindre dont un pas non-dévié. Donc il y a que 3 pas pour corriger la trajectoire. C’est court mais sûrement que c’est volontaire pour rendre la tâche plus dure. </w:t>
       </w:r>
     </w:p>
     <w:p>
@@ -3501,15 +3398,7 @@
         <w:rPr>
           <w:lang w:val="fr-CH"/>
         </w:rPr>
-        <w:t xml:space="preserve"> pour chaque rafraichissement. C’est sûrement pour ça qu’il fallait calibrer pour mesurer le temps d’une marche. Mais c’est quand-même super compliqué. </w:t>
-      </w:r>
-      <w:bookmarkStart w:id="0" w:name="_GoBack"/>
-      <w:bookmarkEnd w:id="0"/>
-      <w:r>
-        <w:rPr>
-          <w:lang w:val="fr-CH"/>
-        </w:rPr>
-        <w:t xml:space="preserve"> </w:t>
+        <w:t xml:space="preserve"> pour chaque rafraichissement. C’est sûrement pour ça qu’il fallait calibrer pour mesurer le temps d’une marche. Mais c’est quand-même super compliqué.  </w:t>
       </w:r>
     </w:p>
     <w:p>
@@ -3558,6 +3447,7 @@
       </w:pPr>
       <w:r>
         <w:rPr>
+          <w:noProof/>
           <w:lang w:val="fr-CH"/>
         </w:rPr>
         <w:lastRenderedPageBreak/>
@@ -3672,6 +3562,1040 @@
         <w:t xml:space="preserve"> </w:t>
       </w:r>
     </w:p>
+    <w:p>
+      <w:pPr>
+        <w:rPr>
+          <w:lang w:val="fr-CH"/>
+        </w:rPr>
+      </w:pPr>
+    </w:p>
+    <w:p>
+      <w:pPr>
+        <w:rPr>
+          <w:b/>
+          <w:bCs/>
+          <w:lang w:val="fr-CH"/>
+        </w:rPr>
+      </w:pPr>
+      <w:r>
+        <w:rPr>
+          <w:b/>
+          <w:bCs/>
+          <w:lang w:val="fr-CH"/>
+        </w:rPr>
+        <w:t>Travail du 25.02.2025</w:t>
+      </w:r>
+    </w:p>
+    <w:p>
+      <w:pPr>
+        <w:rPr>
+          <w:lang w:val="fr-CH"/>
+        </w:rPr>
+      </w:pPr>
+      <w:r>
+        <w:rPr>
+          <w:lang w:val="fr-CH"/>
+        </w:rPr>
+        <w:t xml:space="preserve">Plan de travail pour aujourd’hui : </w:t>
+      </w:r>
+    </w:p>
+    <w:p>
+      <w:pPr>
+        <w:pStyle w:val="ListParagraph"/>
+        <w:numPr>
+          <w:ilvl w:val="0"/>
+          <w:numId w:val="3"/>
+        </w:numPr>
+        <w:rPr>
+          <w:lang w:val="fr-CH"/>
+        </w:rPr>
+      </w:pPr>
+      <w:r>
+        <w:rPr>
+          <w:lang w:val="fr-CH"/>
+        </w:rPr>
+        <w:t xml:space="preserve">Créé le </w:t>
+      </w:r>
+      <w:proofErr w:type="spellStart"/>
+      <w:r>
+        <w:rPr>
+          <w:lang w:val="fr-CH"/>
+        </w:rPr>
+        <w:t>sceneManager</w:t>
+      </w:r>
+      <w:proofErr w:type="spellEnd"/>
+    </w:p>
+    <w:p>
+      <w:pPr>
+        <w:pStyle w:val="ListParagraph"/>
+        <w:numPr>
+          <w:ilvl w:val="1"/>
+          <w:numId w:val="3"/>
+        </w:numPr>
+        <w:rPr>
+          <w:lang w:val="fr-CH"/>
+        </w:rPr>
+      </w:pPr>
+      <w:r>
+        <w:rPr>
+          <w:lang w:val="fr-CH"/>
+        </w:rPr>
+        <w:t xml:space="preserve">Gestion male </w:t>
+      </w:r>
+      <w:proofErr w:type="spellStart"/>
+      <w:r>
+        <w:rPr>
+          <w:lang w:val="fr-CH"/>
+        </w:rPr>
+        <w:t>female</w:t>
+      </w:r>
+      <w:proofErr w:type="spellEnd"/>
+    </w:p>
+    <w:p>
+      <w:pPr>
+        <w:pStyle w:val="ListParagraph"/>
+        <w:numPr>
+          <w:ilvl w:val="1"/>
+          <w:numId w:val="3"/>
+        </w:numPr>
+        <w:rPr>
+          <w:lang w:val="fr-CH"/>
+        </w:rPr>
+      </w:pPr>
+      <w:r>
+        <w:rPr>
+          <w:lang w:val="fr-CH"/>
+        </w:rPr>
+        <w:t xml:space="preserve">Création d’un condition manager (choix </w:t>
+      </w:r>
+      <w:proofErr w:type="gramStart"/>
+      <w:r>
+        <w:rPr>
+          <w:lang w:val="fr-CH"/>
+        </w:rPr>
+        <w:t>des condition</w:t>
+      </w:r>
+      <w:proofErr w:type="gramEnd"/>
+    </w:p>
+    <w:p>
+      <w:pPr>
+        <w:pStyle w:val="ListParagraph"/>
+        <w:numPr>
+          <w:ilvl w:val="1"/>
+          <w:numId w:val="3"/>
+        </w:numPr>
+        <w:rPr>
+          <w:lang w:val="fr-CH"/>
+        </w:rPr>
+      </w:pPr>
+      <w:r>
+        <w:rPr>
+          <w:lang w:val="fr-CH"/>
+        </w:rPr>
+        <w:lastRenderedPageBreak/>
+        <w:t xml:space="preserve">Gérer la </w:t>
+      </w:r>
+      <w:proofErr w:type="spellStart"/>
+      <w:r>
+        <w:rPr>
+          <w:lang w:val="fr-CH"/>
+        </w:rPr>
+        <w:t>deviation</w:t>
+      </w:r>
+      <w:proofErr w:type="spellEnd"/>
+    </w:p>
+    <w:p>
+      <w:pPr>
+        <w:pStyle w:val="ListParagraph"/>
+        <w:numPr>
+          <w:ilvl w:val="1"/>
+          <w:numId w:val="3"/>
+        </w:numPr>
+        <w:rPr>
+          <w:lang w:val="fr-CH"/>
+        </w:rPr>
+      </w:pPr>
+    </w:p>
+    <w:p>
+      <w:pPr>
+        <w:pStyle w:val="ListParagraph"/>
+        <w:numPr>
+          <w:ilvl w:val="0"/>
+          <w:numId w:val="3"/>
+        </w:numPr>
+        <w:rPr>
+          <w:lang w:val="fr-CH"/>
+        </w:rPr>
+      </w:pPr>
+      <w:r>
+        <w:rPr>
+          <w:lang w:val="fr-CH"/>
+        </w:rPr>
+        <w:t xml:space="preserve">Création questionnaire </w:t>
+      </w:r>
+    </w:p>
+    <w:p>
+      <w:pPr>
+        <w:rPr>
+          <w:lang w:val="fr-CH"/>
+        </w:rPr>
+      </w:pPr>
+    </w:p>
+    <w:p>
+      <w:pPr>
+        <w:rPr>
+          <w:b/>
+          <w:bCs/>
+          <w:lang w:val="fr-CH"/>
+        </w:rPr>
+      </w:pPr>
+      <w:r>
+        <w:rPr>
+          <w:b/>
+          <w:bCs/>
+          <w:lang w:val="fr-CH"/>
+        </w:rPr>
+        <w:t>Travail 26.02.2025</w:t>
+      </w:r>
+    </w:p>
+    <w:p>
+      <w:pPr>
+        <w:rPr>
+          <w:lang w:val="fr-CH"/>
+        </w:rPr>
+      </w:pPr>
+      <w:r>
+        <w:rPr>
+          <w:lang w:val="fr-CH"/>
+        </w:rPr>
+        <w:t xml:space="preserve">Utilisation </w:t>
+      </w:r>
+      <w:proofErr w:type="gramStart"/>
+      <w:r>
+        <w:rPr>
+          <w:lang w:val="fr-CH"/>
+        </w:rPr>
+        <w:t xml:space="preserve">des </w:t>
+      </w:r>
+      <w:proofErr w:type="spellStart"/>
+      <w:r>
+        <w:rPr>
+          <w:lang w:val="fr-CH"/>
+        </w:rPr>
+        <w:t>clique</w:t>
+      </w:r>
+      <w:proofErr w:type="spellEnd"/>
+      <w:proofErr w:type="gramEnd"/>
+      <w:r>
+        <w:rPr>
+          <w:lang w:val="fr-CH"/>
+        </w:rPr>
+        <w:t xml:space="preserve"> de souris : </w:t>
+      </w:r>
+    </w:p>
+    <w:p>
+      <w:pPr>
+        <w:rPr>
+          <w:lang w:val="fr-CH"/>
+        </w:rPr>
+      </w:pPr>
+    </w:p>
+    <w:p>
+      <w:r>
+        <w:t xml:space="preserve">using </w:t>
+      </w:r>
+      <w:proofErr w:type="spellStart"/>
+      <w:proofErr w:type="gramStart"/>
+      <w:r>
+        <w:t>UnityEngine</w:t>
+      </w:r>
+      <w:proofErr w:type="spellEnd"/>
+      <w:r>
+        <w:t>;</w:t>
+      </w:r>
+      <w:proofErr w:type="gramEnd"/>
+    </w:p>
+    <w:p/>
+    <w:p>
+      <w:r>
+        <w:t xml:space="preserve">public class </w:t>
+      </w:r>
+      <w:proofErr w:type="spellStart"/>
+      <w:proofErr w:type="gramStart"/>
+      <w:r>
+        <w:t>MouseInputManager</w:t>
+      </w:r>
+      <w:proofErr w:type="spellEnd"/>
+      <w:r>
+        <w:t xml:space="preserve"> :</w:t>
+      </w:r>
+      <w:proofErr w:type="gramEnd"/>
+      <w:r>
+        <w:t xml:space="preserve"> </w:t>
+      </w:r>
+      <w:proofErr w:type="spellStart"/>
+      <w:r>
+        <w:t>MonoBehaviour</w:t>
+      </w:r>
+      <w:proofErr w:type="spellEnd"/>
+    </w:p>
+    <w:p>
+      <w:pPr>
+        <w:rPr>
+          <w:lang w:val="fr-CH"/>
+        </w:rPr>
+      </w:pPr>
+      <w:r>
+        <w:rPr>
+          <w:lang w:val="fr-CH"/>
+        </w:rPr>
+        <w:t>{</w:t>
+      </w:r>
+    </w:p>
+    <w:p>
+      <w:pPr>
+        <w:rPr>
+          <w:lang w:val="fr-CH"/>
+        </w:rPr>
+      </w:pPr>
+      <w:r>
+        <w:rPr>
+          <w:lang w:val="fr-CH"/>
+        </w:rPr>
+        <w:t xml:space="preserve">    </w:t>
+      </w:r>
+      <w:proofErr w:type="spellStart"/>
+      <w:proofErr w:type="gramStart"/>
+      <w:r>
+        <w:rPr>
+          <w:lang w:val="fr-CH"/>
+        </w:rPr>
+        <w:t>void</w:t>
+      </w:r>
+      <w:proofErr w:type="spellEnd"/>
+      <w:proofErr w:type="gramEnd"/>
+      <w:r>
+        <w:rPr>
+          <w:lang w:val="fr-CH"/>
+        </w:rPr>
+        <w:t xml:space="preserve"> Update()</w:t>
+      </w:r>
+    </w:p>
+    <w:p>
+      <w:pPr>
+        <w:rPr>
+          <w:lang w:val="fr-CH"/>
+        </w:rPr>
+      </w:pPr>
+      <w:r>
+        <w:rPr>
+          <w:lang w:val="fr-CH"/>
+        </w:rPr>
+        <w:t xml:space="preserve">    {</w:t>
+      </w:r>
+    </w:p>
+    <w:p>
+      <w:pPr>
+        <w:rPr>
+          <w:lang w:val="fr-CH"/>
+        </w:rPr>
+      </w:pPr>
+      <w:r>
+        <w:rPr>
+          <w:lang w:val="fr-CH"/>
+        </w:rPr>
+        <w:t xml:space="preserve">        // Clic gauche (bouton 0)</w:t>
+      </w:r>
+    </w:p>
+    <w:p>
+      <w:pPr>
+        <w:rPr>
+          <w:lang w:val="fr-CH"/>
+        </w:rPr>
+      </w:pPr>
+      <w:r>
+        <w:rPr>
+          <w:lang w:val="fr-CH"/>
+        </w:rPr>
+        <w:t xml:space="preserve">        </w:t>
+      </w:r>
+      <w:proofErr w:type="gramStart"/>
+      <w:r>
+        <w:rPr>
+          <w:lang w:val="fr-CH"/>
+        </w:rPr>
+        <w:t>if</w:t>
+      </w:r>
+      <w:proofErr w:type="gramEnd"/>
+      <w:r>
+        <w:rPr>
+          <w:lang w:val="fr-CH"/>
+        </w:rPr>
+        <w:t xml:space="preserve"> (</w:t>
+      </w:r>
+      <w:proofErr w:type="spellStart"/>
+      <w:r>
+        <w:rPr>
+          <w:lang w:val="fr-CH"/>
+        </w:rPr>
+        <w:t>Input.GetMouseButtonDown</w:t>
+      </w:r>
+      <w:proofErr w:type="spellEnd"/>
+      <w:r>
+        <w:rPr>
+          <w:lang w:val="fr-CH"/>
+        </w:rPr>
+        <w:t>(0))</w:t>
+      </w:r>
+    </w:p>
+    <w:p>
+      <w:pPr>
+        <w:rPr>
+          <w:lang w:val="fr-CH"/>
+        </w:rPr>
+      </w:pPr>
+      <w:r>
+        <w:rPr>
+          <w:lang w:val="fr-CH"/>
+        </w:rPr>
+        <w:t xml:space="preserve">        {</w:t>
+      </w:r>
+    </w:p>
+    <w:p>
+      <w:pPr>
+        <w:rPr>
+          <w:lang w:val="fr-CH"/>
+        </w:rPr>
+      </w:pPr>
+      <w:r>
+        <w:rPr>
+          <w:lang w:val="fr-CH"/>
+        </w:rPr>
+        <w:t xml:space="preserve">            </w:t>
+      </w:r>
+      <w:proofErr w:type="spellStart"/>
+      <w:r>
+        <w:rPr>
+          <w:lang w:val="fr-CH"/>
+        </w:rPr>
+        <w:t>Debug.Log</w:t>
+      </w:r>
+      <w:proofErr w:type="spellEnd"/>
+      <w:r>
+        <w:rPr>
+          <w:lang w:val="fr-CH"/>
+        </w:rPr>
+        <w:t>("Clic gauche enfoncé !"</w:t>
+      </w:r>
+      <w:proofErr w:type="gramStart"/>
+      <w:r>
+        <w:rPr>
+          <w:lang w:val="fr-CH"/>
+        </w:rPr>
+        <w:t>);</w:t>
+      </w:r>
+      <w:proofErr w:type="gramEnd"/>
+    </w:p>
+    <w:p>
+      <w:r>
+        <w:rPr>
+          <w:lang w:val="fr-CH"/>
+        </w:rPr>
+        <w:t xml:space="preserve">        </w:t>
+      </w:r>
+      <w:r>
+        <w:t>}</w:t>
+      </w:r>
+    </w:p>
+    <w:p>
+      <w:r>
+        <w:t xml:space="preserve">        if (</w:t>
+      </w:r>
+      <w:proofErr w:type="spellStart"/>
+      <w:r>
+        <w:t>Input.GetMouseButton</w:t>
+      </w:r>
+      <w:proofErr w:type="spellEnd"/>
+      <w:r>
+        <w:t>(0))</w:t>
+      </w:r>
+    </w:p>
+    <w:p>
+      <w:r>
+        <w:t xml:space="preserve">        {</w:t>
+      </w:r>
+    </w:p>
+    <w:p>
+      <w:r>
+        <w:t xml:space="preserve">            </w:t>
+      </w:r>
+      <w:proofErr w:type="spellStart"/>
+      <w:r>
+        <w:t>Debug.Log</w:t>
+      </w:r>
+      <w:proofErr w:type="spellEnd"/>
+      <w:r>
+        <w:t>("</w:t>
+      </w:r>
+      <w:proofErr w:type="spellStart"/>
+      <w:r>
+        <w:t>Clic</w:t>
+      </w:r>
+      <w:proofErr w:type="spellEnd"/>
+      <w:r>
+        <w:t xml:space="preserve"> gauche </w:t>
+      </w:r>
+      <w:proofErr w:type="spellStart"/>
+      <w:proofErr w:type="gramStart"/>
+      <w:r>
+        <w:t>maintenu</w:t>
+      </w:r>
+      <w:proofErr w:type="spellEnd"/>
+      <w:r>
+        <w:t xml:space="preserve"> !</w:t>
+      </w:r>
+      <w:proofErr w:type="gramEnd"/>
+      <w:r>
+        <w:t>");</w:t>
+      </w:r>
+    </w:p>
+    <w:p>
+      <w:r>
+        <w:t xml:space="preserve">        }</w:t>
+      </w:r>
+    </w:p>
+    <w:p>
+      <w:r>
+        <w:t xml:space="preserve">        if (</w:t>
+      </w:r>
+      <w:proofErr w:type="spellStart"/>
+      <w:r>
+        <w:t>Input.GetMouseButtonUp</w:t>
+      </w:r>
+      <w:proofErr w:type="spellEnd"/>
+      <w:r>
+        <w:t>(0))</w:t>
+      </w:r>
+    </w:p>
+    <w:p>
+      <w:r>
+        <w:t xml:space="preserve">        {</w:t>
+      </w:r>
+    </w:p>
+    <w:p>
+      <w:r>
+        <w:t xml:space="preserve">            </w:t>
+      </w:r>
+      <w:proofErr w:type="spellStart"/>
+      <w:r>
+        <w:t>Debug.Log</w:t>
+      </w:r>
+      <w:proofErr w:type="spellEnd"/>
+      <w:r>
+        <w:t>("</w:t>
+      </w:r>
+      <w:proofErr w:type="spellStart"/>
+      <w:r>
+        <w:t>Clic</w:t>
+      </w:r>
+      <w:proofErr w:type="spellEnd"/>
+      <w:r>
+        <w:t xml:space="preserve"> gauche </w:t>
+      </w:r>
+      <w:proofErr w:type="spellStart"/>
+      <w:proofErr w:type="gramStart"/>
+      <w:r>
+        <w:t>relâché</w:t>
+      </w:r>
+      <w:proofErr w:type="spellEnd"/>
+      <w:r>
+        <w:t xml:space="preserve"> !</w:t>
+      </w:r>
+      <w:proofErr w:type="gramEnd"/>
+      <w:r>
+        <w:t>");</w:t>
+      </w:r>
+    </w:p>
+    <w:p>
+      <w:r>
+        <w:t xml:space="preserve">        }</w:t>
+      </w:r>
+    </w:p>
+    <w:p/>
+    <w:p>
+      <w:r>
+        <w:t xml:space="preserve">        // </w:t>
+      </w:r>
+      <w:proofErr w:type="spellStart"/>
+      <w:r>
+        <w:t>Clic</w:t>
+      </w:r>
+      <w:proofErr w:type="spellEnd"/>
+      <w:r>
+        <w:t xml:space="preserve"> droit (bouton 1)</w:t>
+      </w:r>
+    </w:p>
+    <w:p>
+      <w:r>
+        <w:t xml:space="preserve">        if (</w:t>
+      </w:r>
+      <w:proofErr w:type="spellStart"/>
+      <w:r>
+        <w:t>Input.GetMouseButtonDown</w:t>
+      </w:r>
+      <w:proofErr w:type="spellEnd"/>
+      <w:r>
+        <w:t>(1))</w:t>
+      </w:r>
+    </w:p>
+    <w:p>
+      <w:pPr>
+        <w:rPr>
+          <w:lang w:val="fr-CH"/>
+        </w:rPr>
+      </w:pPr>
+      <w:r>
+        <w:lastRenderedPageBreak/>
+        <w:t xml:space="preserve">        </w:t>
+      </w:r>
+      <w:r>
+        <w:rPr>
+          <w:lang w:val="fr-CH"/>
+        </w:rPr>
+        <w:t>{</w:t>
+      </w:r>
+    </w:p>
+    <w:p>
+      <w:pPr>
+        <w:rPr>
+          <w:lang w:val="fr-CH"/>
+        </w:rPr>
+      </w:pPr>
+      <w:r>
+        <w:rPr>
+          <w:lang w:val="fr-CH"/>
+        </w:rPr>
+        <w:t xml:space="preserve">            </w:t>
+      </w:r>
+      <w:proofErr w:type="spellStart"/>
+      <w:r>
+        <w:rPr>
+          <w:lang w:val="fr-CH"/>
+        </w:rPr>
+        <w:t>Debug.Log</w:t>
+      </w:r>
+      <w:proofErr w:type="spellEnd"/>
+      <w:r>
+        <w:rPr>
+          <w:lang w:val="fr-CH"/>
+        </w:rPr>
+        <w:t>("Clic droit enfoncé !"</w:t>
+      </w:r>
+      <w:proofErr w:type="gramStart"/>
+      <w:r>
+        <w:rPr>
+          <w:lang w:val="fr-CH"/>
+        </w:rPr>
+        <w:t>);</w:t>
+      </w:r>
+      <w:proofErr w:type="gramEnd"/>
+    </w:p>
+    <w:p>
+      <w:r>
+        <w:rPr>
+          <w:lang w:val="fr-CH"/>
+        </w:rPr>
+        <w:t xml:space="preserve">        </w:t>
+      </w:r>
+      <w:r>
+        <w:t>}</w:t>
+      </w:r>
+    </w:p>
+    <w:p>
+      <w:r>
+        <w:t xml:space="preserve">        if (</w:t>
+      </w:r>
+      <w:proofErr w:type="spellStart"/>
+      <w:r>
+        <w:t>Input.GetMouseButton</w:t>
+      </w:r>
+      <w:proofErr w:type="spellEnd"/>
+      <w:r>
+        <w:t>(1))</w:t>
+      </w:r>
+    </w:p>
+    <w:p>
+      <w:r>
+        <w:t xml:space="preserve">        {</w:t>
+      </w:r>
+    </w:p>
+    <w:p>
+      <w:r>
+        <w:t xml:space="preserve">            </w:t>
+      </w:r>
+      <w:proofErr w:type="spellStart"/>
+      <w:r>
+        <w:t>Debug.Log</w:t>
+      </w:r>
+      <w:proofErr w:type="spellEnd"/>
+      <w:r>
+        <w:t>("</w:t>
+      </w:r>
+      <w:proofErr w:type="spellStart"/>
+      <w:r>
+        <w:t>Clic</w:t>
+      </w:r>
+      <w:proofErr w:type="spellEnd"/>
+      <w:r>
+        <w:t xml:space="preserve"> droit </w:t>
+      </w:r>
+      <w:proofErr w:type="spellStart"/>
+      <w:proofErr w:type="gramStart"/>
+      <w:r>
+        <w:t>maintenu</w:t>
+      </w:r>
+      <w:proofErr w:type="spellEnd"/>
+      <w:r>
+        <w:t xml:space="preserve"> !</w:t>
+      </w:r>
+      <w:proofErr w:type="gramEnd"/>
+      <w:r>
+        <w:t>");</w:t>
+      </w:r>
+    </w:p>
+    <w:p>
+      <w:r>
+        <w:t xml:space="preserve">        }</w:t>
+      </w:r>
+    </w:p>
+    <w:p>
+      <w:r>
+        <w:t xml:space="preserve">        if (</w:t>
+      </w:r>
+      <w:proofErr w:type="spellStart"/>
+      <w:r>
+        <w:t>Input.GetMouseButtonUp</w:t>
+      </w:r>
+      <w:proofErr w:type="spellEnd"/>
+      <w:r>
+        <w:t>(1))</w:t>
+      </w:r>
+    </w:p>
+    <w:p>
+      <w:r>
+        <w:t xml:space="preserve">        {</w:t>
+      </w:r>
+    </w:p>
+    <w:p>
+      <w:r>
+        <w:t xml:space="preserve">            </w:t>
+      </w:r>
+      <w:proofErr w:type="spellStart"/>
+      <w:r>
+        <w:t>Debug.Log</w:t>
+      </w:r>
+      <w:proofErr w:type="spellEnd"/>
+      <w:r>
+        <w:t>("</w:t>
+      </w:r>
+      <w:proofErr w:type="spellStart"/>
+      <w:r>
+        <w:t>Clic</w:t>
+      </w:r>
+      <w:proofErr w:type="spellEnd"/>
+      <w:r>
+        <w:t xml:space="preserve"> droit </w:t>
+      </w:r>
+      <w:proofErr w:type="spellStart"/>
+      <w:proofErr w:type="gramStart"/>
+      <w:r>
+        <w:t>relâché</w:t>
+      </w:r>
+      <w:proofErr w:type="spellEnd"/>
+      <w:r>
+        <w:t xml:space="preserve"> !</w:t>
+      </w:r>
+      <w:proofErr w:type="gramEnd"/>
+      <w:r>
+        <w:t>");</w:t>
+      </w:r>
+    </w:p>
+    <w:p>
+      <w:r>
+        <w:t xml:space="preserve">        }</w:t>
+      </w:r>
+    </w:p>
+    <w:p/>
+    <w:p>
+      <w:r>
+        <w:t xml:space="preserve">        // </w:t>
+      </w:r>
+      <w:proofErr w:type="spellStart"/>
+      <w:r>
+        <w:t>Clic</w:t>
+      </w:r>
+      <w:proofErr w:type="spellEnd"/>
+      <w:r>
+        <w:t xml:space="preserve"> central (</w:t>
+      </w:r>
+      <w:proofErr w:type="spellStart"/>
+      <w:r>
+        <w:t>molette</w:t>
+      </w:r>
+      <w:proofErr w:type="spellEnd"/>
+      <w:r>
+        <w:t>) (bouton 2)</w:t>
+      </w:r>
+    </w:p>
+    <w:p>
+      <w:r>
+        <w:t xml:space="preserve">        if (</w:t>
+      </w:r>
+      <w:proofErr w:type="spellStart"/>
+      <w:r>
+        <w:t>Input.GetMouseButtonDown</w:t>
+      </w:r>
+      <w:proofErr w:type="spellEnd"/>
+      <w:r>
+        <w:t>(2))</w:t>
+      </w:r>
+    </w:p>
+    <w:p>
+      <w:pPr>
+        <w:rPr>
+          <w:lang w:val="fr-CH"/>
+        </w:rPr>
+      </w:pPr>
+      <w:r>
+        <w:t xml:space="preserve">        </w:t>
+      </w:r>
+      <w:r>
+        <w:rPr>
+          <w:lang w:val="fr-CH"/>
+        </w:rPr>
+        <w:t>{</w:t>
+      </w:r>
+    </w:p>
+    <w:p>
+      <w:pPr>
+        <w:rPr>
+          <w:lang w:val="fr-CH"/>
+        </w:rPr>
+      </w:pPr>
+      <w:r>
+        <w:rPr>
+          <w:lang w:val="fr-CH"/>
+        </w:rPr>
+        <w:t xml:space="preserve">            </w:t>
+      </w:r>
+      <w:proofErr w:type="spellStart"/>
+      <w:r>
+        <w:rPr>
+          <w:lang w:val="fr-CH"/>
+        </w:rPr>
+        <w:t>Debug.Log</w:t>
+      </w:r>
+      <w:proofErr w:type="spellEnd"/>
+      <w:r>
+        <w:rPr>
+          <w:lang w:val="fr-CH"/>
+        </w:rPr>
+        <w:t>("Clic molette enfoncé !"</w:t>
+      </w:r>
+      <w:proofErr w:type="gramStart"/>
+      <w:r>
+        <w:rPr>
+          <w:lang w:val="fr-CH"/>
+        </w:rPr>
+        <w:t>);</w:t>
+      </w:r>
+      <w:proofErr w:type="gramEnd"/>
+    </w:p>
+    <w:p>
+      <w:r>
+        <w:rPr>
+          <w:lang w:val="fr-CH"/>
+        </w:rPr>
+        <w:t xml:space="preserve">        </w:t>
+      </w:r>
+      <w:r>
+        <w:t>}</w:t>
+      </w:r>
+    </w:p>
+    <w:p>
+      <w:r>
+        <w:t xml:space="preserve">        if (</w:t>
+      </w:r>
+      <w:proofErr w:type="spellStart"/>
+      <w:r>
+        <w:t>Input.GetMouseButton</w:t>
+      </w:r>
+      <w:proofErr w:type="spellEnd"/>
+      <w:r>
+        <w:t>(2))</w:t>
+      </w:r>
+    </w:p>
+    <w:p>
+      <w:r>
+        <w:t xml:space="preserve">        {</w:t>
+      </w:r>
+    </w:p>
+    <w:p>
+      <w:r>
+        <w:t xml:space="preserve">            </w:t>
+      </w:r>
+      <w:proofErr w:type="spellStart"/>
+      <w:r>
+        <w:t>Debug.Log</w:t>
+      </w:r>
+      <w:proofErr w:type="spellEnd"/>
+      <w:r>
+        <w:t>("</w:t>
+      </w:r>
+      <w:proofErr w:type="spellStart"/>
+      <w:r>
+        <w:t>Clic</w:t>
+      </w:r>
+      <w:proofErr w:type="spellEnd"/>
+      <w:r>
+        <w:t xml:space="preserve"> </w:t>
+      </w:r>
+      <w:proofErr w:type="spellStart"/>
+      <w:r>
+        <w:t>molette</w:t>
+      </w:r>
+      <w:proofErr w:type="spellEnd"/>
+      <w:r>
+        <w:t xml:space="preserve"> </w:t>
+      </w:r>
+      <w:proofErr w:type="spellStart"/>
+      <w:proofErr w:type="gramStart"/>
+      <w:r>
+        <w:t>maintenu</w:t>
+      </w:r>
+      <w:proofErr w:type="spellEnd"/>
+      <w:r>
+        <w:t xml:space="preserve"> !</w:t>
+      </w:r>
+      <w:proofErr w:type="gramEnd"/>
+      <w:r>
+        <w:t>");</w:t>
+      </w:r>
+    </w:p>
+    <w:p>
+      <w:r>
+        <w:t xml:space="preserve">        }</w:t>
+      </w:r>
+    </w:p>
+    <w:p>
+      <w:r>
+        <w:t xml:space="preserve">        if (</w:t>
+      </w:r>
+      <w:proofErr w:type="spellStart"/>
+      <w:r>
+        <w:t>Input.GetMouseButtonUp</w:t>
+      </w:r>
+      <w:proofErr w:type="spellEnd"/>
+      <w:r>
+        <w:t>(2))</w:t>
+      </w:r>
+    </w:p>
+    <w:p>
+      <w:r>
+        <w:t xml:space="preserve">        {</w:t>
+      </w:r>
+    </w:p>
+    <w:p>
+      <w:r>
+        <w:t xml:space="preserve">            </w:t>
+      </w:r>
+      <w:proofErr w:type="spellStart"/>
+      <w:r>
+        <w:t>Debug.Log</w:t>
+      </w:r>
+      <w:proofErr w:type="spellEnd"/>
+      <w:r>
+        <w:t>("</w:t>
+      </w:r>
+      <w:proofErr w:type="spellStart"/>
+      <w:r>
+        <w:t>Clic</w:t>
+      </w:r>
+      <w:proofErr w:type="spellEnd"/>
+      <w:r>
+        <w:t xml:space="preserve"> </w:t>
+      </w:r>
+      <w:proofErr w:type="spellStart"/>
+      <w:r>
+        <w:t>molette</w:t>
+      </w:r>
+      <w:proofErr w:type="spellEnd"/>
+      <w:r>
+        <w:t xml:space="preserve"> </w:t>
+      </w:r>
+      <w:proofErr w:type="spellStart"/>
+      <w:proofErr w:type="gramStart"/>
+      <w:r>
+        <w:t>relâché</w:t>
+      </w:r>
+      <w:proofErr w:type="spellEnd"/>
+      <w:r>
+        <w:t xml:space="preserve"> !</w:t>
+      </w:r>
+      <w:proofErr w:type="gramEnd"/>
+      <w:r>
+        <w:t>");</w:t>
+      </w:r>
+    </w:p>
+    <w:p>
+      <w:pPr>
+        <w:rPr>
+          <w:lang w:val="fr-CH"/>
+        </w:rPr>
+      </w:pPr>
+      <w:r>
+        <w:t xml:space="preserve">        </w:t>
+      </w:r>
+      <w:r>
+        <w:rPr>
+          <w:lang w:val="fr-CH"/>
+        </w:rPr>
+        <w:t>}</w:t>
+      </w:r>
+    </w:p>
+    <w:p>
+      <w:pPr>
+        <w:rPr>
+          <w:lang w:val="fr-CH"/>
+        </w:rPr>
+      </w:pPr>
+      <w:r>
+        <w:rPr>
+          <w:lang w:val="fr-CH"/>
+        </w:rPr>
+        <w:t xml:space="preserve">    }</w:t>
+      </w:r>
+    </w:p>
+    <w:p>
+      <w:pPr>
+        <w:rPr>
+          <w:lang w:val="fr-CH"/>
+        </w:rPr>
+      </w:pPr>
+      <w:r>
+        <w:rPr>
+          <w:lang w:val="fr-CH"/>
+        </w:rPr>
+        <w:t>}</w:t>
+      </w:r>
+    </w:p>
+    <w:p>
+      <w:pPr>
+        <w:rPr>
+          <w:lang w:val="fr-CH"/>
+        </w:rPr>
+      </w:pPr>
+    </w:p>
     <w:sectPr>
       <w:pgSz w:w="12240" w:h="15840"/>
       <w:pgMar w:top="1440" w:right="1440" w:bottom="1440" w:left="1440" w:header="708" w:footer="708" w:gutter="0"/>
@@ -3683,7 +4607,7 @@
 </file>
 
 <file path=word/numbering.xml><?xml version="1.0" encoding="utf-8"?>
-<w:numbering xmlns:wpc="http://schemas.microsoft.com/office/word/2010/wordprocessingCanvas" xmlns:cx="http://schemas.microsoft.com/office/drawing/2014/chartex" xmlns:mc="http://schemas.openxmlformats.org/markup-compatibility/2006" xmlns:o="urn:schemas-microsoft-com:office:office" xmlns:r="http://schemas.openxmlformats.org/officeDocument/2006/relationships" xmlns:m="http://schemas.openxmlformats.org/officeDocument/2006/math" xmlns:v="urn:schemas-microsoft-com:vml" xmlns:wp14="http://schemas.microsoft.com/office/word/2010/wordprocessingDrawing" xmlns:wp="http://schemas.openxmlformats.org/drawingml/2006/wordprocessingDrawing" xmlns:w10="urn:schemas-microsoft-com:office:word" xmlns:w="http://schemas.openxmlformats.org/wordprocessingml/2006/main" xmlns:w14="http://schemas.microsoft.com/office/word/2010/wordml" xmlns:w15="http://schemas.microsoft.com/office/word/2012/wordml" xmlns:w16se="http://schemas.microsoft.com/office/word/2015/wordml/symex" xmlns:wpg="http://schemas.microsoft.com/office/word/2010/wordprocessingGroup" xmlns:wpi="http://schemas.microsoft.com/office/word/2010/wordprocessingInk" xmlns:wne="http://schemas.microsoft.com/office/word/2006/wordml" xmlns:wps="http://schemas.microsoft.com/office/word/2010/wordprocessingShape" mc:Ignorable="w14 w15 w16se wp14">
+<w:numbering xmlns:wpc="http://schemas.microsoft.com/office/word/2010/wordprocessingCanvas" xmlns:cx="http://schemas.microsoft.com/office/drawing/2014/chartex" xmlns:cx1="http://schemas.microsoft.com/office/drawing/2015/9/8/chartex" xmlns:cx2="http://schemas.microsoft.com/office/drawing/2015/10/21/chartex" xmlns:cx3="http://schemas.microsoft.com/office/drawing/2016/5/9/chartex" xmlns:cx4="http://schemas.microsoft.com/office/drawing/2016/5/10/chartex" xmlns:cx5="http://schemas.microsoft.com/office/drawing/2016/5/11/chartex" xmlns:cx6="http://schemas.microsoft.com/office/drawing/2016/5/12/chartex" xmlns:cx7="http://schemas.microsoft.com/office/drawing/2016/5/13/chartex" xmlns:cx8="http://schemas.microsoft.com/office/drawing/2016/5/14/chartex" xmlns:mc="http://schemas.openxmlformats.org/markup-compatibility/2006" xmlns:aink="http://schemas.microsoft.com/office/drawing/2016/ink" xmlns:am3d="http://schemas.microsoft.com/office/drawing/2017/model3d" xmlns:o="urn:schemas-microsoft-com:office:office" xmlns:oel="http://schemas.microsoft.com/office/2019/extlst" xmlns:r="http://schemas.openxmlformats.org/officeDocument/2006/relationships" xmlns:m="http://schemas.openxmlformats.org/officeDocument/2006/math" xmlns:v="urn:schemas-microsoft-com:vml" xmlns:wp14="http://schemas.microsoft.com/office/word/2010/wordprocessingDrawing" xmlns:wp="http://schemas.openxmlformats.org/drawingml/2006/wordprocessingDrawing" xmlns:w10="urn:schemas-microsoft-com:office:word" xmlns:w="http://schemas.openxmlformats.org/wordprocessingml/2006/main" xmlns:w14="http://schemas.microsoft.com/office/word/2010/wordml" xmlns:w15="http://schemas.microsoft.com/office/word/2012/wordml" xmlns:w16cex="http://schemas.microsoft.com/office/word/2018/wordml/cex" xmlns:w16cid="http://schemas.microsoft.com/office/word/2016/wordml/cid" xmlns:w16="http://schemas.microsoft.com/office/word/2018/wordml" xmlns:w16du="http://schemas.microsoft.com/office/word/2023/wordml/word16du" xmlns:w16sdtdh="http://schemas.microsoft.com/office/word/2020/wordml/sdtdatahash" xmlns:w16sdtfl="http://schemas.microsoft.com/office/word/2024/wordml/sdtformatlock" xmlns:w16se="http://schemas.microsoft.com/office/word/2015/wordml/symex" xmlns:wpg="http://schemas.microsoft.com/office/word/2010/wordprocessingGroup" xmlns:wpi="http://schemas.microsoft.com/office/word/2010/wordprocessingInk" xmlns:wne="http://schemas.microsoft.com/office/word/2006/wordml" xmlns:wps="http://schemas.microsoft.com/office/word/2010/wordprocessingShape" mc:Ignorable="w14 w15 w16se w16cid w16 w16cex w16sdtdh w16sdtfl w16du wp14">
   <w:abstractNum w:abstractNumId="0" w15:restartNumberingAfterBreak="0">
     <w:nsid w:val="3D482DF1"/>
     <w:multiLevelType w:val="hybridMultilevel"/>
@@ -3974,20 +4898,20 @@
       </w:rPr>
     </w:lvl>
   </w:abstractNum>
-  <w:num w:numId="1">
+  <w:num w:numId="1" w16cid:durableId="458308279">
     <w:abstractNumId w:val="0"/>
   </w:num>
-  <w:num w:numId="2">
+  <w:num w:numId="2" w16cid:durableId="1445810498">
     <w:abstractNumId w:val="1"/>
   </w:num>
-  <w:num w:numId="3">
+  <w:num w:numId="3" w16cid:durableId="555434744">
     <w:abstractNumId w:val="2"/>
   </w:num>
 </w:numbering>
 </file>
 
 <file path=word/styles.xml><?xml version="1.0" encoding="utf-8"?>
-<w:styles xmlns:mc="http://schemas.openxmlformats.org/markup-compatibility/2006" xmlns:r="http://schemas.openxmlformats.org/officeDocument/2006/relationships" xmlns:w="http://schemas.openxmlformats.org/wordprocessingml/2006/main" xmlns:w14="http://schemas.microsoft.com/office/word/2010/wordml" xmlns:w15="http://schemas.microsoft.com/office/word/2012/wordml" xmlns:w16se="http://schemas.microsoft.com/office/word/2015/wordml/symex" mc:Ignorable="w14 w15 w16se">
+<w:styles xmlns:mc="http://schemas.openxmlformats.org/markup-compatibility/2006" xmlns:r="http://schemas.openxmlformats.org/officeDocument/2006/relationships" xmlns:w="http://schemas.openxmlformats.org/wordprocessingml/2006/main" xmlns:w14="http://schemas.microsoft.com/office/word/2010/wordml" xmlns:w15="http://schemas.microsoft.com/office/word/2012/wordml" xmlns:w16cex="http://schemas.microsoft.com/office/word/2018/wordml/cex" xmlns:w16cid="http://schemas.microsoft.com/office/word/2016/wordml/cid" xmlns:w16="http://schemas.microsoft.com/office/word/2018/wordml" xmlns:w16du="http://schemas.microsoft.com/office/word/2023/wordml/word16du" xmlns:w16sdtdh="http://schemas.microsoft.com/office/word/2020/wordml/sdtdatahash" xmlns:w16sdtfl="http://schemas.microsoft.com/office/word/2024/wordml/sdtformatlock" xmlns:w16se="http://schemas.microsoft.com/office/word/2015/wordml/symex" mc:Ignorable="w14 w15 w16se w16cid w16 w16cex w16sdtdh w16sdtfl w16du">
   <w:docDefaults>
     <w:rPrDefault>
       <w:rPr>
@@ -4003,7 +4927,7 @@
       </w:pPr>
     </w:pPrDefault>
   </w:docDefaults>
-  <w:latentStyles w:defLockedState="0" w:defUIPriority="99" w:defSemiHidden="0" w:defUnhideWhenUsed="0" w:defQFormat="0" w:count="371">
+  <w:latentStyles w:defLockedState="0" w:defUIPriority="99" w:defSemiHidden="0" w:defUnhideWhenUsed="0" w:defQFormat="0" w:count="376">
     <w:lsdException w:name="Normal" w:uiPriority="0" w:qFormat="1"/>
     <w:lsdException w:name="heading 1" w:uiPriority="9" w:qFormat="1"/>
     <w:lsdException w:name="heading 2" w:semiHidden="1" w:uiPriority="9" w:unhideWhenUsed="1" w:qFormat="1"/>
@@ -4375,6 +5299,11 @@
     <w:lsdException w:name="List Table 5 Dark Accent 6" w:uiPriority="50"/>
     <w:lsdException w:name="List Table 6 Colorful Accent 6" w:uiPriority="51"/>
     <w:lsdException w:name="List Table 7 Colorful Accent 6" w:uiPriority="52"/>
+    <w:lsdException w:name="Mention" w:semiHidden="1" w:unhideWhenUsed="1"/>
+    <w:lsdException w:name="Smart Hyperlink" w:semiHidden="1" w:unhideWhenUsed="1"/>
+    <w:lsdException w:name="Hashtag" w:semiHidden="1" w:unhideWhenUsed="1"/>
+    <w:lsdException w:name="Unresolved Mention" w:semiHidden="1" w:unhideWhenUsed="1"/>
+    <w:lsdException w:name="Smart Link" w:semiHidden="1" w:unhideWhenUsed="1"/>
   </w:latentStyles>
   <w:style w:type="paragraph" w:default="1" w:styleId="Normal">
     <w:name w:val="Normal"/>

--- a/Note_developpement.docx
+++ b/Note_developpement.docx
@@ -3755,839 +3755,60 @@
           <w:bCs/>
           <w:lang w:val="fr-CH"/>
         </w:rPr>
-        <w:t>Travail 26.02.2025</w:t>
-      </w:r>
-    </w:p>
-    <w:p>
-      <w:pPr>
-        <w:rPr>
-          <w:lang w:val="fr-CH"/>
-        </w:rPr>
-      </w:pPr>
-      <w:r>
-        <w:rPr>
-          <w:lang w:val="fr-CH"/>
-        </w:rPr>
-        <w:t xml:space="preserve">Utilisation </w:t>
-      </w:r>
-      <w:proofErr w:type="gramStart"/>
-      <w:r>
-        <w:rPr>
-          <w:lang w:val="fr-CH"/>
-        </w:rPr>
-        <w:t xml:space="preserve">des </w:t>
-      </w:r>
-      <w:proofErr w:type="spellStart"/>
-      <w:r>
-        <w:rPr>
-          <w:lang w:val="fr-CH"/>
-        </w:rPr>
-        <w:t>clique</w:t>
-      </w:r>
-      <w:proofErr w:type="spellEnd"/>
-      <w:proofErr w:type="gramEnd"/>
-      <w:r>
-        <w:rPr>
-          <w:lang w:val="fr-CH"/>
-        </w:rPr>
-        <w:t xml:space="preserve"> de souris : </w:t>
-      </w:r>
-    </w:p>
-    <w:p>
-      <w:pPr>
-        <w:rPr>
-          <w:lang w:val="fr-CH"/>
-        </w:rPr>
-      </w:pPr>
-    </w:p>
-    <w:p>
-      <w:r>
-        <w:t xml:space="preserve">using </w:t>
-      </w:r>
-      <w:proofErr w:type="spellStart"/>
-      <w:proofErr w:type="gramStart"/>
-      <w:r>
-        <w:t>UnityEngine</w:t>
-      </w:r>
-      <w:proofErr w:type="spellEnd"/>
-      <w:r>
-        <w:t>;</w:t>
-      </w:r>
-      <w:proofErr w:type="gramEnd"/>
-    </w:p>
-    <w:p/>
-    <w:p>
-      <w:r>
-        <w:t xml:space="preserve">public class </w:t>
-      </w:r>
-      <w:proofErr w:type="spellStart"/>
-      <w:proofErr w:type="gramStart"/>
-      <w:r>
-        <w:t>MouseInputManager</w:t>
-      </w:r>
-      <w:proofErr w:type="spellEnd"/>
-      <w:r>
-        <w:t xml:space="preserve"> :</w:t>
-      </w:r>
-      <w:proofErr w:type="gramEnd"/>
-      <w:r>
-        <w:t xml:space="preserve"> </w:t>
-      </w:r>
-      <w:proofErr w:type="spellStart"/>
-      <w:r>
-        <w:t>MonoBehaviour</w:t>
-      </w:r>
-      <w:proofErr w:type="spellEnd"/>
-    </w:p>
-    <w:p>
-      <w:pPr>
-        <w:rPr>
-          <w:lang w:val="fr-CH"/>
-        </w:rPr>
-      </w:pPr>
-      <w:r>
-        <w:rPr>
-          <w:lang w:val="fr-CH"/>
-        </w:rPr>
-        <w:t>{</w:t>
-      </w:r>
-    </w:p>
-    <w:p>
-      <w:pPr>
-        <w:rPr>
-          <w:lang w:val="fr-CH"/>
-        </w:rPr>
-      </w:pPr>
-      <w:r>
-        <w:rPr>
-          <w:lang w:val="fr-CH"/>
-        </w:rPr>
-        <w:t xml:space="preserve">    </w:t>
-      </w:r>
-      <w:proofErr w:type="spellStart"/>
-      <w:proofErr w:type="gramStart"/>
-      <w:r>
-        <w:rPr>
-          <w:lang w:val="fr-CH"/>
-        </w:rPr>
-        <w:t>void</w:t>
-      </w:r>
-      <w:proofErr w:type="spellEnd"/>
-      <w:proofErr w:type="gramEnd"/>
-      <w:r>
-        <w:rPr>
-          <w:lang w:val="fr-CH"/>
-        </w:rPr>
-        <w:t xml:space="preserve"> Update()</w:t>
-      </w:r>
-    </w:p>
-    <w:p>
-      <w:pPr>
-        <w:rPr>
-          <w:lang w:val="fr-CH"/>
-        </w:rPr>
-      </w:pPr>
-      <w:r>
-        <w:rPr>
-          <w:lang w:val="fr-CH"/>
-        </w:rPr>
-        <w:t xml:space="preserve">    {</w:t>
-      </w:r>
-    </w:p>
-    <w:p>
-      <w:pPr>
-        <w:rPr>
-          <w:lang w:val="fr-CH"/>
-        </w:rPr>
-      </w:pPr>
-      <w:r>
-        <w:rPr>
-          <w:lang w:val="fr-CH"/>
-        </w:rPr>
-        <w:t xml:space="preserve">        // Clic gauche (bouton 0)</w:t>
-      </w:r>
-    </w:p>
-    <w:p>
-      <w:pPr>
-        <w:rPr>
-          <w:lang w:val="fr-CH"/>
-        </w:rPr>
-      </w:pPr>
-      <w:r>
-        <w:rPr>
-          <w:lang w:val="fr-CH"/>
-        </w:rPr>
-        <w:t xml:space="preserve">        </w:t>
-      </w:r>
-      <w:proofErr w:type="gramStart"/>
-      <w:r>
-        <w:rPr>
-          <w:lang w:val="fr-CH"/>
-        </w:rPr>
-        <w:t>if</w:t>
-      </w:r>
-      <w:proofErr w:type="gramEnd"/>
-      <w:r>
-        <w:rPr>
-          <w:lang w:val="fr-CH"/>
-        </w:rPr>
-        <w:t xml:space="preserve"> (</w:t>
-      </w:r>
-      <w:proofErr w:type="spellStart"/>
-      <w:r>
-        <w:rPr>
-          <w:lang w:val="fr-CH"/>
-        </w:rPr>
-        <w:t>Input.GetMouseButtonDown</w:t>
-      </w:r>
-      <w:proofErr w:type="spellEnd"/>
-      <w:r>
-        <w:rPr>
-          <w:lang w:val="fr-CH"/>
-        </w:rPr>
-        <w:t>(0))</w:t>
-      </w:r>
-    </w:p>
-    <w:p>
-      <w:pPr>
-        <w:rPr>
-          <w:lang w:val="fr-CH"/>
-        </w:rPr>
-      </w:pPr>
-      <w:r>
-        <w:rPr>
-          <w:lang w:val="fr-CH"/>
-        </w:rPr>
-        <w:t xml:space="preserve">        {</w:t>
-      </w:r>
-    </w:p>
-    <w:p>
-      <w:pPr>
-        <w:rPr>
-          <w:lang w:val="fr-CH"/>
-        </w:rPr>
-      </w:pPr>
-      <w:r>
-        <w:rPr>
-          <w:lang w:val="fr-CH"/>
-        </w:rPr>
-        <w:t xml:space="preserve">            </w:t>
-      </w:r>
-      <w:proofErr w:type="spellStart"/>
-      <w:r>
-        <w:rPr>
-          <w:lang w:val="fr-CH"/>
-        </w:rPr>
-        <w:t>Debug.Log</w:t>
-      </w:r>
-      <w:proofErr w:type="spellEnd"/>
-      <w:r>
-        <w:rPr>
-          <w:lang w:val="fr-CH"/>
-        </w:rPr>
-        <w:t>("Clic gauche enfoncé !"</w:t>
-      </w:r>
-      <w:proofErr w:type="gramStart"/>
-      <w:r>
-        <w:rPr>
-          <w:lang w:val="fr-CH"/>
-        </w:rPr>
-        <w:t>);</w:t>
-      </w:r>
-      <w:proofErr w:type="gramEnd"/>
-    </w:p>
-    <w:p>
-      <w:r>
-        <w:rPr>
-          <w:lang w:val="fr-CH"/>
-        </w:rPr>
-        <w:t xml:space="preserve">        </w:t>
-      </w:r>
-      <w:r>
-        <w:t>}</w:t>
-      </w:r>
-    </w:p>
-    <w:p>
-      <w:r>
-        <w:t xml:space="preserve">        if (</w:t>
-      </w:r>
-      <w:proofErr w:type="spellStart"/>
-      <w:r>
-        <w:t>Input.GetMouseButton</w:t>
-      </w:r>
-      <w:proofErr w:type="spellEnd"/>
-      <w:r>
-        <w:t>(0))</w:t>
-      </w:r>
-    </w:p>
-    <w:p>
-      <w:r>
-        <w:t xml:space="preserve">        {</w:t>
-      </w:r>
-    </w:p>
-    <w:p>
-      <w:r>
-        <w:t xml:space="preserve">            </w:t>
-      </w:r>
-      <w:proofErr w:type="spellStart"/>
-      <w:r>
-        <w:t>Debug.Log</w:t>
-      </w:r>
-      <w:proofErr w:type="spellEnd"/>
-      <w:r>
-        <w:t>("</w:t>
-      </w:r>
-      <w:proofErr w:type="spellStart"/>
-      <w:r>
-        <w:t>Clic</w:t>
-      </w:r>
-      <w:proofErr w:type="spellEnd"/>
-      <w:r>
-        <w:t xml:space="preserve"> gauche </w:t>
-      </w:r>
-      <w:proofErr w:type="spellStart"/>
-      <w:proofErr w:type="gramStart"/>
-      <w:r>
-        <w:t>maintenu</w:t>
-      </w:r>
-      <w:proofErr w:type="spellEnd"/>
-      <w:r>
-        <w:t xml:space="preserve"> !</w:t>
-      </w:r>
-      <w:proofErr w:type="gramEnd"/>
-      <w:r>
-        <w:t>");</w:t>
-      </w:r>
-    </w:p>
-    <w:p>
-      <w:r>
-        <w:t xml:space="preserve">        }</w:t>
-      </w:r>
-    </w:p>
-    <w:p>
-      <w:r>
-        <w:t xml:space="preserve">        if (</w:t>
-      </w:r>
-      <w:proofErr w:type="spellStart"/>
-      <w:r>
-        <w:t>Input.GetMouseButtonUp</w:t>
-      </w:r>
-      <w:proofErr w:type="spellEnd"/>
-      <w:r>
-        <w:t>(0))</w:t>
-      </w:r>
-    </w:p>
-    <w:p>
-      <w:r>
-        <w:t xml:space="preserve">        {</w:t>
-      </w:r>
-    </w:p>
-    <w:p>
-      <w:r>
-        <w:t xml:space="preserve">            </w:t>
-      </w:r>
-      <w:proofErr w:type="spellStart"/>
-      <w:r>
-        <w:t>Debug.Log</w:t>
-      </w:r>
-      <w:proofErr w:type="spellEnd"/>
-      <w:r>
-        <w:t>("</w:t>
-      </w:r>
-      <w:proofErr w:type="spellStart"/>
-      <w:r>
-        <w:t>Clic</w:t>
-      </w:r>
-      <w:proofErr w:type="spellEnd"/>
-      <w:r>
-        <w:t xml:space="preserve"> gauche </w:t>
-      </w:r>
-      <w:proofErr w:type="spellStart"/>
-      <w:proofErr w:type="gramStart"/>
-      <w:r>
-        <w:t>relâché</w:t>
-      </w:r>
-      <w:proofErr w:type="spellEnd"/>
-      <w:r>
-        <w:t xml:space="preserve"> !</w:t>
-      </w:r>
-      <w:proofErr w:type="gramEnd"/>
-      <w:r>
-        <w:t>");</w:t>
-      </w:r>
-    </w:p>
-    <w:p>
-      <w:r>
-        <w:t xml:space="preserve">        }</w:t>
-      </w:r>
-    </w:p>
-    <w:p/>
-    <w:p>
-      <w:r>
-        <w:t xml:space="preserve">        // </w:t>
-      </w:r>
-      <w:proofErr w:type="spellStart"/>
-      <w:r>
-        <w:t>Clic</w:t>
-      </w:r>
-      <w:proofErr w:type="spellEnd"/>
-      <w:r>
-        <w:t xml:space="preserve"> droit (bouton 1)</w:t>
-      </w:r>
-    </w:p>
-    <w:p>
-      <w:r>
-        <w:t xml:space="preserve">        if (</w:t>
-      </w:r>
-      <w:proofErr w:type="spellStart"/>
-      <w:r>
-        <w:t>Input.GetMouseButtonDown</w:t>
-      </w:r>
-      <w:proofErr w:type="spellEnd"/>
-      <w:r>
-        <w:t>(1))</w:t>
-      </w:r>
-    </w:p>
-    <w:p>
-      <w:pPr>
-        <w:rPr>
-          <w:lang w:val="fr-CH"/>
-        </w:rPr>
-      </w:pPr>
-      <w:r>
-        <w:lastRenderedPageBreak/>
-        <w:t xml:space="preserve">        </w:t>
-      </w:r>
-      <w:r>
-        <w:rPr>
-          <w:lang w:val="fr-CH"/>
-        </w:rPr>
-        <w:t>{</w:t>
-      </w:r>
-    </w:p>
-    <w:p>
-      <w:pPr>
-        <w:rPr>
-          <w:lang w:val="fr-CH"/>
-        </w:rPr>
-      </w:pPr>
-      <w:r>
-        <w:rPr>
-          <w:lang w:val="fr-CH"/>
-        </w:rPr>
-        <w:t xml:space="preserve">            </w:t>
-      </w:r>
-      <w:proofErr w:type="spellStart"/>
-      <w:r>
-        <w:rPr>
-          <w:lang w:val="fr-CH"/>
-        </w:rPr>
-        <w:t>Debug.Log</w:t>
-      </w:r>
-      <w:proofErr w:type="spellEnd"/>
-      <w:r>
-        <w:rPr>
-          <w:lang w:val="fr-CH"/>
-        </w:rPr>
-        <w:t>("Clic droit enfoncé !"</w:t>
-      </w:r>
-      <w:proofErr w:type="gramStart"/>
-      <w:r>
-        <w:rPr>
-          <w:lang w:val="fr-CH"/>
-        </w:rPr>
-        <w:t>);</w:t>
-      </w:r>
-      <w:proofErr w:type="gramEnd"/>
-    </w:p>
-    <w:p>
-      <w:r>
-        <w:rPr>
-          <w:lang w:val="fr-CH"/>
-        </w:rPr>
-        <w:t xml:space="preserve">        </w:t>
-      </w:r>
-      <w:r>
-        <w:t>}</w:t>
-      </w:r>
-    </w:p>
-    <w:p>
-      <w:r>
-        <w:t xml:space="preserve">        if (</w:t>
-      </w:r>
-      <w:proofErr w:type="spellStart"/>
-      <w:r>
-        <w:t>Input.GetMouseButton</w:t>
-      </w:r>
-      <w:proofErr w:type="spellEnd"/>
-      <w:r>
-        <w:t>(1))</w:t>
-      </w:r>
-    </w:p>
-    <w:p>
-      <w:r>
-        <w:t xml:space="preserve">        {</w:t>
-      </w:r>
-    </w:p>
-    <w:p>
-      <w:r>
-        <w:t xml:space="preserve">            </w:t>
-      </w:r>
-      <w:proofErr w:type="spellStart"/>
-      <w:r>
-        <w:t>Debug.Log</w:t>
-      </w:r>
-      <w:proofErr w:type="spellEnd"/>
-      <w:r>
-        <w:t>("</w:t>
-      </w:r>
-      <w:proofErr w:type="spellStart"/>
-      <w:r>
-        <w:t>Clic</w:t>
-      </w:r>
-      <w:proofErr w:type="spellEnd"/>
-      <w:r>
-        <w:t xml:space="preserve"> droit </w:t>
-      </w:r>
-      <w:proofErr w:type="spellStart"/>
-      <w:proofErr w:type="gramStart"/>
-      <w:r>
-        <w:t>maintenu</w:t>
-      </w:r>
-      <w:proofErr w:type="spellEnd"/>
-      <w:r>
-        <w:t xml:space="preserve"> !</w:t>
-      </w:r>
-      <w:proofErr w:type="gramEnd"/>
-      <w:r>
-        <w:t>");</w:t>
-      </w:r>
-    </w:p>
-    <w:p>
-      <w:r>
-        <w:t xml:space="preserve">        }</w:t>
-      </w:r>
-    </w:p>
-    <w:p>
-      <w:r>
-        <w:t xml:space="preserve">        if (</w:t>
-      </w:r>
-      <w:proofErr w:type="spellStart"/>
-      <w:r>
-        <w:t>Input.GetMouseButtonUp</w:t>
-      </w:r>
-      <w:proofErr w:type="spellEnd"/>
-      <w:r>
-        <w:t>(1))</w:t>
-      </w:r>
-    </w:p>
-    <w:p>
-      <w:r>
-        <w:t xml:space="preserve">        {</w:t>
-      </w:r>
-    </w:p>
-    <w:p>
-      <w:r>
-        <w:t xml:space="preserve">            </w:t>
-      </w:r>
-      <w:proofErr w:type="spellStart"/>
-      <w:r>
-        <w:t>Debug.Log</w:t>
-      </w:r>
-      <w:proofErr w:type="spellEnd"/>
-      <w:r>
-        <w:t>("</w:t>
-      </w:r>
-      <w:proofErr w:type="spellStart"/>
-      <w:r>
-        <w:t>Clic</w:t>
-      </w:r>
-      <w:proofErr w:type="spellEnd"/>
-      <w:r>
-        <w:t xml:space="preserve"> droit </w:t>
-      </w:r>
-      <w:proofErr w:type="spellStart"/>
-      <w:proofErr w:type="gramStart"/>
-      <w:r>
-        <w:t>relâché</w:t>
-      </w:r>
-      <w:proofErr w:type="spellEnd"/>
-      <w:r>
-        <w:t xml:space="preserve"> !</w:t>
-      </w:r>
-      <w:proofErr w:type="gramEnd"/>
-      <w:r>
-        <w:t>");</w:t>
-      </w:r>
-    </w:p>
-    <w:p>
-      <w:r>
-        <w:t xml:space="preserve">        }</w:t>
-      </w:r>
-    </w:p>
-    <w:p/>
-    <w:p>
-      <w:r>
-        <w:t xml:space="preserve">        // </w:t>
-      </w:r>
-      <w:proofErr w:type="spellStart"/>
-      <w:r>
-        <w:t>Clic</w:t>
-      </w:r>
-      <w:proofErr w:type="spellEnd"/>
-      <w:r>
-        <w:t xml:space="preserve"> central (</w:t>
-      </w:r>
-      <w:proofErr w:type="spellStart"/>
-      <w:r>
-        <w:t>molette</w:t>
-      </w:r>
-      <w:proofErr w:type="spellEnd"/>
-      <w:r>
-        <w:t>) (bouton 2)</w:t>
-      </w:r>
-    </w:p>
-    <w:p>
-      <w:r>
-        <w:t xml:space="preserve">        if (</w:t>
-      </w:r>
-      <w:proofErr w:type="spellStart"/>
-      <w:r>
-        <w:t>Input.GetMouseButtonDown</w:t>
-      </w:r>
-      <w:proofErr w:type="spellEnd"/>
-      <w:r>
-        <w:t>(2))</w:t>
-      </w:r>
-    </w:p>
-    <w:p>
-      <w:pPr>
-        <w:rPr>
-          <w:lang w:val="fr-CH"/>
-        </w:rPr>
-      </w:pPr>
-      <w:r>
-        <w:t xml:space="preserve">        </w:t>
-      </w:r>
-      <w:r>
-        <w:rPr>
-          <w:lang w:val="fr-CH"/>
-        </w:rPr>
-        <w:t>{</w:t>
-      </w:r>
-    </w:p>
-    <w:p>
-      <w:pPr>
-        <w:rPr>
-          <w:lang w:val="fr-CH"/>
-        </w:rPr>
-      </w:pPr>
-      <w:r>
-        <w:rPr>
-          <w:lang w:val="fr-CH"/>
-        </w:rPr>
-        <w:t xml:space="preserve">            </w:t>
-      </w:r>
-      <w:proofErr w:type="spellStart"/>
-      <w:r>
-        <w:rPr>
-          <w:lang w:val="fr-CH"/>
-        </w:rPr>
-        <w:t>Debug.Log</w:t>
-      </w:r>
-      <w:proofErr w:type="spellEnd"/>
-      <w:r>
-        <w:rPr>
-          <w:lang w:val="fr-CH"/>
-        </w:rPr>
-        <w:t>("Clic molette enfoncé !"</w:t>
-      </w:r>
-      <w:proofErr w:type="gramStart"/>
-      <w:r>
-        <w:rPr>
-          <w:lang w:val="fr-CH"/>
-        </w:rPr>
-        <w:t>);</w:t>
-      </w:r>
-      <w:proofErr w:type="gramEnd"/>
-    </w:p>
-    <w:p>
-      <w:r>
-        <w:rPr>
-          <w:lang w:val="fr-CH"/>
-        </w:rPr>
-        <w:t xml:space="preserve">        </w:t>
-      </w:r>
-      <w:r>
-        <w:t>}</w:t>
-      </w:r>
-    </w:p>
-    <w:p>
-      <w:r>
-        <w:t xml:space="preserve">        if (</w:t>
-      </w:r>
-      <w:proofErr w:type="spellStart"/>
-      <w:r>
-        <w:t>Input.GetMouseButton</w:t>
-      </w:r>
-      <w:proofErr w:type="spellEnd"/>
-      <w:r>
-        <w:t>(2))</w:t>
-      </w:r>
-    </w:p>
-    <w:p>
-      <w:r>
-        <w:t xml:space="preserve">        {</w:t>
-      </w:r>
-    </w:p>
-    <w:p>
-      <w:r>
-        <w:t xml:space="preserve">            </w:t>
-      </w:r>
-      <w:proofErr w:type="spellStart"/>
-      <w:r>
-        <w:t>Debug.Log</w:t>
-      </w:r>
-      <w:proofErr w:type="spellEnd"/>
-      <w:r>
-        <w:t>("</w:t>
-      </w:r>
-      <w:proofErr w:type="spellStart"/>
-      <w:r>
-        <w:t>Clic</w:t>
-      </w:r>
-      <w:proofErr w:type="spellEnd"/>
-      <w:r>
-        <w:t xml:space="preserve"> </w:t>
-      </w:r>
-      <w:proofErr w:type="spellStart"/>
-      <w:r>
-        <w:t>molette</w:t>
-      </w:r>
-      <w:proofErr w:type="spellEnd"/>
-      <w:r>
-        <w:t xml:space="preserve"> </w:t>
-      </w:r>
-      <w:proofErr w:type="spellStart"/>
-      <w:proofErr w:type="gramStart"/>
-      <w:r>
-        <w:t>maintenu</w:t>
-      </w:r>
-      <w:proofErr w:type="spellEnd"/>
-      <w:r>
-        <w:t xml:space="preserve"> !</w:t>
-      </w:r>
-      <w:proofErr w:type="gramEnd"/>
-      <w:r>
-        <w:t>");</w:t>
-      </w:r>
-    </w:p>
-    <w:p>
-      <w:r>
-        <w:t xml:space="preserve">        }</w:t>
-      </w:r>
-    </w:p>
-    <w:p>
-      <w:r>
-        <w:t xml:space="preserve">        if (</w:t>
-      </w:r>
-      <w:proofErr w:type="spellStart"/>
-      <w:r>
-        <w:t>Input.GetMouseButtonUp</w:t>
-      </w:r>
-      <w:proofErr w:type="spellEnd"/>
-      <w:r>
-        <w:t>(2))</w:t>
-      </w:r>
-    </w:p>
-    <w:p>
-      <w:r>
-        <w:t xml:space="preserve">        {</w:t>
-      </w:r>
-    </w:p>
-    <w:p>
-      <w:r>
-        <w:t xml:space="preserve">            </w:t>
-      </w:r>
-      <w:proofErr w:type="spellStart"/>
-      <w:r>
-        <w:t>Debug.Log</w:t>
-      </w:r>
-      <w:proofErr w:type="spellEnd"/>
-      <w:r>
-        <w:t>("</w:t>
-      </w:r>
-      <w:proofErr w:type="spellStart"/>
-      <w:r>
-        <w:t>Clic</w:t>
-      </w:r>
-      <w:proofErr w:type="spellEnd"/>
-      <w:r>
-        <w:t xml:space="preserve"> </w:t>
-      </w:r>
-      <w:proofErr w:type="spellStart"/>
-      <w:r>
-        <w:t>molette</w:t>
-      </w:r>
-      <w:proofErr w:type="spellEnd"/>
-      <w:r>
-        <w:t xml:space="preserve"> </w:t>
-      </w:r>
-      <w:proofErr w:type="spellStart"/>
-      <w:proofErr w:type="gramStart"/>
-      <w:r>
-        <w:t>relâché</w:t>
-      </w:r>
-      <w:proofErr w:type="spellEnd"/>
-      <w:r>
-        <w:t xml:space="preserve"> !</w:t>
-      </w:r>
-      <w:proofErr w:type="gramEnd"/>
-      <w:r>
-        <w:t>");</w:t>
-      </w:r>
-    </w:p>
-    <w:p>
-      <w:pPr>
-        <w:rPr>
-          <w:lang w:val="fr-CH"/>
-        </w:rPr>
-      </w:pPr>
-      <w:r>
-        <w:t xml:space="preserve">        </w:t>
-      </w:r>
-      <w:r>
-        <w:rPr>
-          <w:lang w:val="fr-CH"/>
-        </w:rPr>
-        <w:t>}</w:t>
-      </w:r>
-    </w:p>
-    <w:p>
-      <w:pPr>
-        <w:rPr>
-          <w:lang w:val="fr-CH"/>
-        </w:rPr>
-      </w:pPr>
-      <w:r>
-        <w:rPr>
-          <w:lang w:val="fr-CH"/>
-        </w:rPr>
-        <w:t xml:space="preserve">    }</w:t>
-      </w:r>
-    </w:p>
-    <w:p>
-      <w:pPr>
-        <w:rPr>
-          <w:lang w:val="fr-CH"/>
-        </w:rPr>
-      </w:pPr>
-      <w:r>
-        <w:rPr>
-          <w:lang w:val="fr-CH"/>
-        </w:rPr>
-        <w:t>}</w:t>
-      </w:r>
+        <w:t>Travail 2</w:t>
+      </w:r>
+      <w:r>
+        <w:rPr>
+          <w:b/>
+          <w:bCs/>
+          <w:lang w:val="fr-CH"/>
+        </w:rPr>
+        <w:t>7</w:t>
+      </w:r>
+      <w:r>
+        <w:rPr>
+          <w:b/>
+          <w:bCs/>
+          <w:lang w:val="fr-CH"/>
+        </w:rPr>
+        <w:t>.02.2025</w:t>
+      </w:r>
+    </w:p>
+    <w:p>
+      <w:pPr>
+        <w:rPr>
+          <w:lang w:val="fr-CH"/>
+        </w:rPr>
+      </w:pPr>
+    </w:p>
+    <w:p>
+      <w:pPr>
+        <w:rPr>
+          <w:lang w:val="fr-CH"/>
+        </w:rPr>
+      </w:pPr>
+      <w:r>
+        <w:rPr>
+          <w:lang w:val="fr-CH"/>
+        </w:rPr>
+        <w:t xml:space="preserve">Collision : </w:t>
+      </w:r>
+    </w:p>
+    <w:p>
+      <w:pPr>
+        <w:rPr>
+          <w:lang w:val="fr-CH"/>
+        </w:rPr>
+      </w:pPr>
+      <w:hyperlink r:id="rId10" w:history="1">
+        <w:r>
+          <w:rPr>
+            <w:rStyle w:val="Hyperlink"/>
+            <w:lang w:val="fr-CH"/>
+          </w:rPr>
+          <w:t>https://www.youtube.com/watch?v=mkErt53EEFY</w:t>
+        </w:r>
+      </w:hyperlink>
     </w:p>
     <w:p>
       <w:pPr>
@@ -5429,6 +4650,18 @@
       <w:u w:val="single"/>
     </w:rPr>
   </w:style>
+  <w:style w:type="character" w:styleId="UnresolvedMention">
+    <w:name w:val="Unresolved Mention"/>
+    <w:basedOn w:val="DefaultParagraphFont"/>
+    <w:uiPriority w:val="99"/>
+    <w:semiHidden/>
+    <w:unhideWhenUsed/>
+    <w:rsid w:val="00C2456F"/>
+    <w:rPr>
+      <w:color w:val="605E5C"/>
+      <w:shd w:val="clear" w:color="auto" w:fill="E1DFDD"/>
+    </w:rPr>
+  </w:style>
 </w:styles>
 </file>
 

--- a/Note_developpement.docx
+++ b/Note_developpement.docx
@@ -588,145 +588,117 @@
         <w:rPr>
           <w:lang w:val="fr-CH"/>
         </w:rPr>
+        <w:t xml:space="preserve"> 2? </w:t>
+      </w:r>
+      <w:r>
+        <w:rPr>
+          <w:lang w:val="fr-CH"/>
+        </w:rPr>
         <w:t xml:space="preserve"> </w:t>
       </w:r>
-      <w:proofErr w:type="gramStart"/>
-      <w:r>
-        <w:rPr>
-          <w:lang w:val="fr-CH"/>
-        </w:rPr>
-        <w:t>2?</w:t>
-      </w:r>
-      <w:proofErr w:type="gramEnd"/>
+    </w:p>
+    <w:p>
+      <w:pPr>
+        <w:rPr>
+          <w:lang w:val="fr-CH"/>
+        </w:rPr>
+      </w:pPr>
+      <w:r>
+        <w:rPr>
+          <w:lang w:val="fr-CH"/>
+        </w:rPr>
+        <w:t xml:space="preserve">Suggestion de </w:t>
+      </w:r>
+      <w:proofErr w:type="spellStart"/>
+      <w:r>
+        <w:rPr>
+          <w:lang w:val="fr-CH"/>
+        </w:rPr>
+        <w:t>chatGPT</w:t>
+      </w:r>
+      <w:proofErr w:type="spellEnd"/>
+      <w:r>
+        <w:rPr>
+          <w:lang w:val="fr-CH"/>
+        </w:rPr>
+        <w:t xml:space="preserve"> : </w:t>
+      </w:r>
+      <w:r>
+        <w:rPr>
+          <w:lang w:val="fr-CH"/>
+        </w:rPr>
+        <w:t>Utiliser une file d’attente (Queue) pour stocker les positions</w:t>
+      </w:r>
+      <w:r>
+        <w:rPr>
+          <w:lang w:val="fr-CH"/>
+        </w:rPr>
+        <w:t>.</w:t>
+      </w:r>
+    </w:p>
+    <w:p>
+      <w:pPr>
+        <w:rPr>
+          <w:lang w:val="fr-CH"/>
+        </w:rPr>
+      </w:pPr>
+      <w:r>
+        <w:rPr>
+          <w:lang w:val="fr-CH"/>
+        </w:rPr>
+        <w:t>L'idée est de stocker les positions reçues dans une file d’attente (Queue&lt;Vector3&gt;) et d’appliquer avec un décalage défini.</w:t>
+      </w:r>
+    </w:p>
+    <w:p>
+      <w:pPr>
+        <w:rPr>
+          <w:lang w:val="fr-CH"/>
+        </w:rPr>
+      </w:pPr>
+      <w:r>
+        <w:rPr>
+          <w:lang w:val="fr-CH"/>
+        </w:rPr>
+        <w:t xml:space="preserve">Script proposé enregistré dans le </w:t>
+      </w:r>
+      <w:r>
+        <w:rPr>
+          <w:lang w:val="fr-CH"/>
+        </w:rPr>
+        <w:t>\dev</w:t>
+      </w:r>
+      <w:r>
+        <w:rPr>
+          <w:lang w:val="fr-CH"/>
+        </w:rPr>
+        <w:t>\</w:t>
+      </w:r>
+      <w:proofErr w:type="spellStart"/>
+      <w:r>
+        <w:rPr>
+          <w:lang w:val="fr-CH"/>
+        </w:rPr>
+        <w:t>chatGPT_putDelay.cs</w:t>
+      </w:r>
+      <w:proofErr w:type="spellEnd"/>
       <w:r>
         <w:rPr>
           <w:lang w:val="fr-CH"/>
         </w:rPr>
         <w:t xml:space="preserve"> </w:t>
       </w:r>
-      <w:r>
-        <w:rPr>
-          <w:lang w:val="fr-CH"/>
-        </w:rPr>
-        <w:t xml:space="preserve"> </w:t>
-      </w:r>
-    </w:p>
-    <w:p>
-      <w:pPr>
-        <w:rPr>
-          <w:lang w:val="fr-CH"/>
-        </w:rPr>
-      </w:pPr>
-      <w:r>
-        <w:rPr>
-          <w:lang w:val="fr-CH"/>
-        </w:rPr>
-        <w:t xml:space="preserve">Suggestion de </w:t>
-      </w:r>
-      <w:proofErr w:type="spellStart"/>
-      <w:r>
-        <w:rPr>
-          <w:lang w:val="fr-CH"/>
-        </w:rPr>
-        <w:t>chatGPT</w:t>
-      </w:r>
-      <w:proofErr w:type="spellEnd"/>
-      <w:r>
-        <w:rPr>
-          <w:lang w:val="fr-CH"/>
-        </w:rPr>
-        <w:t xml:space="preserve"> : </w:t>
-      </w:r>
-      <w:r>
-        <w:rPr>
-          <w:lang w:val="fr-CH"/>
-        </w:rPr>
-        <w:t>Utiliser une file d’attente (Queue) pour stocker les positions</w:t>
-      </w:r>
-      <w:r>
-        <w:rPr>
-          <w:lang w:val="fr-CH"/>
-        </w:rPr>
-        <w:t>.</w:t>
-      </w:r>
-    </w:p>
-    <w:p>
-      <w:pPr>
-        <w:rPr>
-          <w:lang w:val="fr-CH"/>
-        </w:rPr>
-      </w:pPr>
-      <w:r>
-        <w:rPr>
-          <w:lang w:val="fr-CH"/>
-        </w:rPr>
-        <w:t>L'idée est de stocker les positions reçues dans une file d’attente (Queue&lt;Vector3&gt;) et d’appliquer avec un décalage défini.</w:t>
-      </w:r>
-    </w:p>
-    <w:p>
-      <w:pPr>
-        <w:rPr>
-          <w:lang w:val="fr-CH"/>
-        </w:rPr>
-      </w:pPr>
-      <w:r>
-        <w:rPr>
-          <w:lang w:val="fr-CH"/>
-        </w:rPr>
-        <w:t xml:space="preserve">Script proposé enregistré dans le </w:t>
-      </w:r>
-      <w:r>
-        <w:rPr>
-          <w:lang w:val="fr-CH"/>
-        </w:rPr>
-        <w:t>\dev</w:t>
-      </w:r>
-      <w:r>
-        <w:rPr>
-          <w:lang w:val="fr-CH"/>
-        </w:rPr>
-        <w:t>\</w:t>
-      </w:r>
-      <w:proofErr w:type="spellStart"/>
-      <w:r>
-        <w:rPr>
-          <w:lang w:val="fr-CH"/>
-        </w:rPr>
-        <w:t>chatGPT_putDelay.cs</w:t>
-      </w:r>
-      <w:proofErr w:type="spellEnd"/>
-      <w:r>
-        <w:rPr>
-          <w:lang w:val="fr-CH"/>
-        </w:rPr>
-        <w:t xml:space="preserve"> </w:t>
-      </w:r>
-    </w:p>
-    <w:p>
-      <w:pPr>
-        <w:rPr>
-          <w:lang w:val="fr-CH"/>
-        </w:rPr>
-      </w:pPr>
-      <w:r>
-        <w:rPr>
-          <w:lang w:val="fr-CH"/>
-        </w:rPr>
-        <w:t>L’avatar applique les positions avec un retard défini (</w:t>
-      </w:r>
-      <w:proofErr w:type="gramStart"/>
-      <w:r>
-        <w:rPr>
-          <w:lang w:val="fr-CH"/>
-        </w:rPr>
-        <w:t>ex:</w:t>
-      </w:r>
-      <w:proofErr w:type="gramEnd"/>
-      <w:r>
-        <w:rPr>
-          <w:lang w:val="fr-CH"/>
-        </w:rPr>
-        <w:t xml:space="preserve"> 500 ms).</w:t>
+    </w:p>
+    <w:p>
+      <w:pPr>
+        <w:rPr>
+          <w:lang w:val="fr-CH"/>
+        </w:rPr>
+      </w:pPr>
+      <w:r>
+        <w:rPr>
+          <w:lang w:val="fr-CH"/>
+        </w:rPr>
+        <w:t>L’avatar applique les positions avec un retard défini (ex: 500 ms).</w:t>
       </w:r>
     </w:p>
     <w:p>
@@ -787,21 +759,7 @@
         <w:rPr>
           <w:lang w:val="fr-CH"/>
         </w:rPr>
-        <w:t xml:space="preserve">Comment obtenir </w:t>
-      </w:r>
-      <w:proofErr w:type="gramStart"/>
-      <w:r>
-        <w:rPr>
-          <w:lang w:val="fr-CH"/>
-        </w:rPr>
-        <w:t>les position</w:t>
-      </w:r>
-      <w:proofErr w:type="gramEnd"/>
-      <w:r>
-        <w:rPr>
-          <w:lang w:val="fr-CH"/>
-        </w:rPr>
-        <w:t xml:space="preserve"> de l’</w:t>
+        <w:t>Comment obtenir les position de l’</w:t>
       </w:r>
       <w:proofErr w:type="spellStart"/>
       <w:r>
@@ -900,21 +858,7 @@
         <w:rPr>
           <w:lang w:val="fr-CH"/>
         </w:rPr>
-        <w:t xml:space="preserve">, </w:t>
-      </w:r>
-      <w:proofErr w:type="gramStart"/>
-      <w:r>
-        <w:rPr>
-          <w:lang w:val="fr-CH"/>
-        </w:rPr>
-        <w:t>je peux pas</w:t>
-      </w:r>
-      <w:proofErr w:type="gramEnd"/>
-      <w:r>
-        <w:rPr>
-          <w:lang w:val="fr-CH"/>
-        </w:rPr>
-        <w:t xml:space="preserve"> l’afficher dans la console avec un </w:t>
+        <w:t xml:space="preserve">, je peux pas l’afficher dans la console avec un </w:t>
       </w:r>
       <w:proofErr w:type="spellStart"/>
       <w:r>
@@ -990,21 +934,7 @@
         <w:rPr>
           <w:lang w:val="fr-CH"/>
         </w:rPr>
-        <w:t xml:space="preserve">C’est tout simple, il faut </w:t>
-      </w:r>
-      <w:proofErr w:type="gramStart"/>
-      <w:r>
-        <w:rPr>
-          <w:lang w:val="fr-CH"/>
-        </w:rPr>
-        <w:t>récupéré</w:t>
-      </w:r>
-      <w:proofErr w:type="gramEnd"/>
-      <w:r>
-        <w:rPr>
-          <w:lang w:val="fr-CH"/>
-        </w:rPr>
-        <w:t xml:space="preserve"> la position </w:t>
+        <w:t xml:space="preserve">C’est tout simple, il faut récupéré la position </w:t>
       </w:r>
       <w:proofErr w:type="spellStart"/>
       <w:r>
@@ -1081,7 +1011,6 @@
         <w:t xml:space="preserve"> ». La position du </w:t>
       </w:r>
       <w:proofErr w:type="spellStart"/>
-      <w:proofErr w:type="gramStart"/>
       <w:r>
         <w:rPr>
           <w:lang w:val="fr-CH"/>
@@ -1093,14 +1022,7 @@
         <w:rPr>
           <w:lang w:val="fr-CH"/>
         </w:rPr>
-        <w:t>(</w:t>
-      </w:r>
-      <w:proofErr w:type="gramEnd"/>
-      <w:r>
-        <w:rPr>
-          <w:lang w:val="fr-CH"/>
-        </w:rPr>
-        <w:t>basin est modifier en continue par l’</w:t>
+        <w:t>(basin est modifier en continue par l’</w:t>
       </w:r>
       <w:proofErr w:type="spellStart"/>
       <w:r>
@@ -1114,21 +1036,7 @@
         <w:rPr>
           <w:lang w:val="fr-CH"/>
         </w:rPr>
-        <w:t xml:space="preserve">. Il ne faut donc pas </w:t>
-      </w:r>
-      <w:proofErr w:type="gramStart"/>
-      <w:r>
-        <w:rPr>
-          <w:lang w:val="fr-CH"/>
-        </w:rPr>
-        <w:t>récupéré</w:t>
-      </w:r>
-      <w:proofErr w:type="gramEnd"/>
-      <w:r>
-        <w:rPr>
-          <w:lang w:val="fr-CH"/>
-        </w:rPr>
-        <w:t xml:space="preserve"> l’information directement du flux de l’</w:t>
+        <w:t>. Il ne faut donc pas récupéré l’information directement du flux de l’</w:t>
       </w:r>
       <w:proofErr w:type="spellStart"/>
       <w:r>
@@ -1202,21 +1110,7 @@
         <w:rPr>
           <w:lang w:val="fr-CH"/>
         </w:rPr>
-        <w:t xml:space="preserve">Sinon Jean-Luc pense </w:t>
-      </w:r>
-      <w:proofErr w:type="gramStart"/>
-      <w:r>
-        <w:rPr>
-          <w:lang w:val="fr-CH"/>
-        </w:rPr>
-        <w:t>que appliquer</w:t>
-      </w:r>
-      <w:proofErr w:type="gramEnd"/>
-      <w:r>
-        <w:rPr>
-          <w:lang w:val="fr-CH"/>
-        </w:rPr>
-        <w:t xml:space="preserve"> une rotation comme je le propose est une bonne idée. Plutôt que manipuler la </w:t>
+        <w:t xml:space="preserve">Sinon Jean-Luc pense que appliquer une rotation comme je le propose est une bonne idée. Plutôt que manipuler la </w:t>
       </w:r>
       <w:proofErr w:type="spellStart"/>
       <w:r>
@@ -1244,21 +1138,7 @@
         <w:rPr>
           <w:lang w:val="fr-CH"/>
         </w:rPr>
-        <w:t xml:space="preserve"> invisible. Mais </w:t>
-      </w:r>
-      <w:proofErr w:type="gramStart"/>
-      <w:r>
-        <w:rPr>
-          <w:lang w:val="fr-CH"/>
-        </w:rPr>
-        <w:t>je vais pas</w:t>
-      </w:r>
-      <w:proofErr w:type="gramEnd"/>
-      <w:r>
-        <w:rPr>
-          <w:lang w:val="fr-CH"/>
-        </w:rPr>
-        <w:t xml:space="preserve"> retenir cette idée car c’est compliquer pour pas grand-chose. </w:t>
+        <w:t xml:space="preserve"> invisible. Mais je vais pas retenir cette idée car c’est compliquer pour pas grand-chose. </w:t>
       </w:r>
     </w:p>
     <w:p>
@@ -1341,21 +1221,7 @@
         <w:rPr>
           <w:lang w:val="fr-CH"/>
         </w:rPr>
-        <w:t xml:space="preserve">, ……). Il utilise un fix update à 50 ou 100 Hz au lieu de l’update classique. Il a </w:t>
-      </w:r>
-      <w:proofErr w:type="gramStart"/>
-      <w:r>
-        <w:rPr>
-          <w:lang w:val="fr-CH"/>
-        </w:rPr>
-        <w:t>enregistrer</w:t>
-      </w:r>
-      <w:proofErr w:type="gramEnd"/>
-      <w:r>
-        <w:rPr>
-          <w:lang w:val="fr-CH"/>
-        </w:rPr>
-        <w:t xml:space="preserve"> ces position dans un fichier JASON. </w:t>
+        <w:t xml:space="preserve">, ……). Il utilise un fix update à 50 ou 100 Hz au lieu de l’update classique. Il a enregistrer ces position dans un fichier JASON. </w:t>
       </w:r>
       <w:r>
         <w:rPr>
@@ -1432,21 +1298,7 @@
         <w:rPr>
           <w:lang w:val="fr-CH"/>
         </w:rPr>
-        <w:t xml:space="preserve">. Comme ça, on </w:t>
-      </w:r>
-      <w:proofErr w:type="gramStart"/>
-      <w:r>
-        <w:rPr>
-          <w:lang w:val="fr-CH"/>
-        </w:rPr>
-        <w:t>peux</w:t>
-      </w:r>
-      <w:proofErr w:type="gramEnd"/>
-      <w:r>
-        <w:rPr>
-          <w:lang w:val="fr-CH"/>
-        </w:rPr>
-        <w:t xml:space="preserve"> géré la vitesse de replay.   </w:t>
+        <w:t xml:space="preserve">. Comme ça, on peux géré la vitesse de replay.   </w:t>
       </w:r>
     </w:p>
     <w:p>
@@ -1803,21 +1655,7 @@
         <w:rPr>
           <w:lang w:val="fr-CH"/>
         </w:rPr>
-        <w:t xml:space="preserve"> de +/- 5</w:t>
-      </w:r>
-      <w:proofErr w:type="gramStart"/>
-      <w:r>
-        <w:rPr>
-          <w:lang w:val="fr-CH"/>
-        </w:rPr>
-        <w:t>° ,</w:t>
-      </w:r>
-      <w:proofErr w:type="gramEnd"/>
-      <w:r>
-        <w:rPr>
-          <w:lang w:val="fr-CH"/>
-        </w:rPr>
-        <w:t xml:space="preserve"> +/-20° et sans </w:t>
+        <w:t xml:space="preserve"> de +/- 5° , +/-20° et sans </w:t>
       </w:r>
       <w:proofErr w:type="spellStart"/>
       <w:r>
@@ -1843,21 +1681,7 @@
         <w:rPr>
           <w:lang w:val="fr-CH"/>
         </w:rPr>
-        <w:t>Position du cylindre : 1.8m de la position de départ avec un position de 10° sur la gauche ou la droite du participant. (</w:t>
-      </w:r>
-      <w:proofErr w:type="gramStart"/>
-      <w:r>
-        <w:rPr>
-          <w:lang w:val="fr-CH"/>
-        </w:rPr>
-        <w:t>ce</w:t>
-      </w:r>
-      <w:proofErr w:type="gramEnd"/>
-      <w:r>
-        <w:rPr>
-          <w:lang w:val="fr-CH"/>
-        </w:rPr>
-        <w:t xml:space="preserve"> qui veut dire que la position max est à 1.2m de l’écran)</w:t>
+        <w:t>Position du cylindre : 1.8m de la position de départ avec un position de 10° sur la gauche ou la droite du participant. (ce qui veut dire que la position max est à 1.2m de l’écran)</w:t>
       </w:r>
     </w:p>
     <w:p>
@@ -1943,21 +1767,7 @@
         <w:rPr>
           <w:lang w:val="fr-CH"/>
         </w:rPr>
-        <w:t xml:space="preserve">Dans leur design, le participant doit </w:t>
-      </w:r>
-      <w:proofErr w:type="gramStart"/>
-      <w:r>
-        <w:rPr>
-          <w:lang w:val="fr-CH"/>
-        </w:rPr>
-        <w:t>pressé</w:t>
-      </w:r>
-      <w:proofErr w:type="gramEnd"/>
-      <w:r>
-        <w:rPr>
-          <w:lang w:val="fr-CH"/>
-        </w:rPr>
-        <w:t xml:space="preserve"> sur un bouton pour marquer le début. Je vais faire autrement en utilisant un </w:t>
+        <w:t xml:space="preserve">Dans leur design, le participant doit pressé sur un bouton pour marquer le début. Je vais faire autrement en utilisant un </w:t>
       </w:r>
       <w:proofErr w:type="spellStart"/>
       <w:r>
@@ -1985,51 +1795,24 @@
         <w:rPr>
           <w:lang w:val="fr-CH"/>
         </w:rPr>
-        <w:t xml:space="preserve">. </w:t>
-      </w:r>
-      <w:proofErr w:type="gramStart"/>
-      <w:r>
-        <w:rPr>
-          <w:lang w:val="fr-CH"/>
-        </w:rPr>
-        <w:t>pour</w:t>
-      </w:r>
-      <w:proofErr w:type="gramEnd"/>
-      <w:r>
-        <w:rPr>
-          <w:lang w:val="fr-CH"/>
-        </w:rPr>
-        <w:t xml:space="preserve"> marquer le start du trial. </w:t>
-      </w:r>
-    </w:p>
-    <w:p>
-      <w:pPr>
-        <w:rPr>
-          <w:lang w:val="fr-CH"/>
-        </w:rPr>
-      </w:pPr>
-    </w:p>
-    <w:p>
-      <w:proofErr w:type="gramStart"/>
-      <w:r>
-        <w:t>Questionnaire :</w:t>
-      </w:r>
-      <w:proofErr w:type="gramEnd"/>
-      <w:r>
-        <w:t xml:space="preserve"> </w:t>
-      </w:r>
-    </w:p>
-    <w:p>
-      <w:r>
-        <w:t>Q</w:t>
-      </w:r>
-      <w:proofErr w:type="gramStart"/>
-      <w:r>
-        <w:t>1 :</w:t>
-      </w:r>
-      <w:proofErr w:type="gramEnd"/>
-      <w:r>
-        <w:t xml:space="preserve"> </w:t>
+        <w:t xml:space="preserve">. pour marquer le start du trial. </w:t>
+      </w:r>
+    </w:p>
+    <w:p>
+      <w:pPr>
+        <w:rPr>
+          <w:lang w:val="fr-CH"/>
+        </w:rPr>
+      </w:pPr>
+    </w:p>
+    <w:p>
+      <w:r>
+        <w:t xml:space="preserve">Questionnaire : </w:t>
+      </w:r>
+    </w:p>
+    <w:p>
+      <w:r>
+        <w:t xml:space="preserve">Q1 : </w:t>
       </w:r>
       <w:r>
         <w:rPr>
@@ -2227,23 +2010,7 @@
           <w:color w:val="00B050"/>
           <w:lang w:val="fr-CH"/>
         </w:rPr>
-        <w:t xml:space="preserve"> un avatar duplication hors champs pour sauvegarder </w:t>
-      </w:r>
-      <w:proofErr w:type="gramStart"/>
-      <w:r>
-        <w:rPr>
-          <w:color w:val="00B050"/>
-          <w:lang w:val="fr-CH"/>
-        </w:rPr>
-        <w:t>les position</w:t>
-      </w:r>
-      <w:proofErr w:type="gramEnd"/>
-      <w:r>
-        <w:rPr>
-          <w:color w:val="00B050"/>
-          <w:lang w:val="fr-CH"/>
-        </w:rPr>
-        <w:t xml:space="preserve"> non manipuler des tracker. Pour l’analyse, la trajectoire du participant est </w:t>
+        <w:t xml:space="preserve"> un avatar duplication hors champs pour sauvegarder les position non manipuler des tracker. Pour l’analyse, la trajectoire du participant est </w:t>
       </w:r>
       <w:r>
         <w:rPr>
@@ -2409,19 +2176,11 @@
         <w:t xml:space="preserve"> dans </w:t>
       </w:r>
       <w:proofErr w:type="spellStart"/>
-      <w:proofErr w:type="gramStart"/>
-      <w:r>
-        <w:rPr>
-          <w:lang w:val="fr-CH"/>
-        </w:rPr>
-        <w:t>x,y</w:t>
-      </w:r>
-      <w:proofErr w:type="gramEnd"/>
-      <w:r>
-        <w:rPr>
-          <w:lang w:val="fr-CH"/>
-        </w:rPr>
-        <w:t>,z</w:t>
+      <w:r>
+        <w:rPr>
+          <w:lang w:val="fr-CH"/>
+        </w:rPr>
+        <w:t>x,y,z</w:t>
       </w:r>
       <w:proofErr w:type="spellEnd"/>
       <w:r>
@@ -2924,21 +2683,7 @@
         <w:rPr>
           <w:lang w:val="fr-CH"/>
         </w:rPr>
-        <w:t xml:space="preserve">(Taille participant en </w:t>
-      </w:r>
-      <w:proofErr w:type="gramStart"/>
-      <w:r>
-        <w:rPr>
-          <w:lang w:val="fr-CH"/>
-        </w:rPr>
-        <w:t>cm)/</w:t>
-      </w:r>
-      <w:proofErr w:type="gramEnd"/>
-      <w:r>
-        <w:rPr>
-          <w:lang w:val="fr-CH"/>
-        </w:rPr>
-        <w:t>120</w:t>
+        <w:t>(Taille participant en cm)/120</w:t>
       </w:r>
     </w:p>
     <w:p>
@@ -3384,21 +3129,7 @@
         <w:rPr>
           <w:lang w:val="fr-CH"/>
         </w:rPr>
-        <w:t xml:space="preserve">Si on devait effectivement le faire sans rotation, il faudrait manipuler les translation x et z en faisant </w:t>
-      </w:r>
-      <w:proofErr w:type="gramStart"/>
-      <w:r>
-        <w:rPr>
-          <w:lang w:val="fr-CH"/>
-        </w:rPr>
-        <w:t>de la trigo</w:t>
-      </w:r>
-      <w:proofErr w:type="gramEnd"/>
-      <w:r>
-        <w:rPr>
-          <w:lang w:val="fr-CH"/>
-        </w:rPr>
-        <w:t xml:space="preserve"> pour chaque rafraichissement. C’est sûrement pour ça qu’il fallait calibrer pour mesurer le temps d’une marche. Mais c’est quand-même super compliqué.  </w:t>
+        <w:t xml:space="preserve">Si on devait effectivement le faire sans rotation, il faudrait manipuler les translation x et z en faisant de la trigo pour chaque rafraichissement. C’est sûrement pour ça qu’il fallait calibrer pour mesurer le temps d’une marche. Mais c’est quand-même super compliqué.  </w:t>
       </w:r>
     </w:p>
     <w:p>
@@ -3666,16 +3397,8 @@
         <w:rPr>
           <w:lang w:val="fr-CH"/>
         </w:rPr>
-        <w:t xml:space="preserve">Création d’un condition manager (choix </w:t>
-      </w:r>
-      <w:proofErr w:type="gramStart"/>
-      <w:r>
-        <w:rPr>
-          <w:lang w:val="fr-CH"/>
-        </w:rPr>
-        <w:t>des condition</w:t>
-      </w:r>
-      <w:proofErr w:type="gramEnd"/>
+        <w:t>Création d’un condition manager (choix des condition</w:t>
+      </w:r>
     </w:p>
     <w:p>
       <w:pPr>
@@ -3812,6 +3535,736 @@
     </w:p>
     <w:p>
       <w:pPr>
+        <w:rPr>
+          <w:lang w:val="fr-CH"/>
+        </w:rPr>
+      </w:pPr>
+    </w:p>
+    <w:p>
+      <w:pPr>
+        <w:rPr>
+          <w:lang w:val="fr-CH"/>
+        </w:rPr>
+      </w:pPr>
+    </w:p>
+    <w:p>
+      <w:pPr>
+        <w:rPr>
+          <w:i/>
+          <w:iCs/>
+          <w:lang w:val="fr-CH"/>
+        </w:rPr>
+      </w:pPr>
+      <w:r>
+        <w:rPr>
+          <w:i/>
+          <w:iCs/>
+          <w:lang w:val="fr-CH"/>
+        </w:rPr>
+        <w:t>Question discussion avec Catheline</w:t>
+      </w:r>
+    </w:p>
+    <w:p>
+      <w:pPr>
+        <w:pStyle w:val="ListParagraph"/>
+        <w:numPr>
+          <w:ilvl w:val="0"/>
+          <w:numId w:val="3"/>
+        </w:numPr>
+        <w:rPr>
+          <w:lang w:val="fr-CH"/>
+        </w:rPr>
+      </w:pPr>
+      <w:r>
+        <w:rPr>
+          <w:lang w:val="fr-CH"/>
+        </w:rPr>
+        <w:t xml:space="preserve">Est-ce qu’on inclut des feedback lors des 10 trials d’entrainement (vue vert lorsqu’il arrive au cylindre et croix rouge lorsqu’il le manque). </w:t>
+      </w:r>
+      <w:r>
+        <w:rPr>
+          <w:lang w:val="fr-CH"/>
+        </w:rPr>
+        <w:br/>
+        <w:t>Avantage : C’est fun et les patients risque d’apprécier</w:t>
+      </w:r>
+      <w:r>
+        <w:rPr>
+          <w:lang w:val="fr-CH"/>
+        </w:rPr>
+        <w:br/>
+        <w:t xml:space="preserve">Désavantage : Ce n’est pas décrit comme ça dans l’article. Il y a un possibilité que ça influence le comportement pendant l’expérience car les participants pourront faire l’expérience des limites de détection du scripts et déployer un effort minimal pour atteindre le seuil de détection. </w:t>
+      </w:r>
+    </w:p>
+    <w:p>
+      <w:pPr>
+        <w:pStyle w:val="ListParagraph"/>
+        <w:numPr>
+          <w:ilvl w:val="0"/>
+          <w:numId w:val="3"/>
+        </w:numPr>
+        <w:rPr>
+          <w:lang w:val="fr-CH"/>
+        </w:rPr>
+      </w:pPr>
+      <w:r>
+        <w:rPr>
+          <w:lang w:val="fr-CH"/>
+        </w:rPr>
+        <w:t>Demande de vérification des traduction si dessous</w:t>
+      </w:r>
+      <w:r>
+        <w:rPr>
+          <w:lang w:val="fr-CH"/>
+        </w:rPr>
+        <w:t xml:space="preserve"> (important d’</w:t>
+      </w:r>
+      <w:r>
+        <w:rPr>
+          <w:lang w:val="fr-CH"/>
+        </w:rPr>
+        <w:t xml:space="preserve">avoir une formulation valider pour ne pas influencé les participants par rapport à l’article </w:t>
+      </w:r>
+      <w:r>
+        <w:rPr>
+          <w:lang w:val="fr-CH"/>
+        </w:rPr>
+        <w:t>original).</w:t>
+      </w:r>
+      <w:r>
+        <w:rPr>
+          <w:lang w:val="fr-CH"/>
+        </w:rPr>
+        <w:t xml:space="preserve"> </w:t>
+      </w:r>
+      <w:r>
+        <w:rPr>
+          <w:lang w:val="fr-CH"/>
+        </w:rPr>
+        <w:br/>
+      </w:r>
+      <w:r>
+        <w:rPr>
+          <w:b/>
+          <w:bCs/>
+          <w:lang w:val="fr-CH"/>
+        </w:rPr>
+        <w:t>original EN</w:t>
+      </w:r>
+      <w:r>
+        <w:rPr>
+          <w:lang w:val="fr-CH"/>
+        </w:rPr>
+        <w:t xml:space="preserve"> : </w:t>
+      </w:r>
+      <w:r>
+        <w:rPr>
+          <w:lang w:val="fr-CH"/>
+        </w:rPr>
+        <w:t>"</w:t>
+      </w:r>
+      <w:proofErr w:type="spellStart"/>
+      <w:r>
+        <w:rPr>
+          <w:lang w:val="fr-CH"/>
+        </w:rPr>
+        <w:t>Did</w:t>
+      </w:r>
+      <w:proofErr w:type="spellEnd"/>
+      <w:r>
+        <w:rPr>
+          <w:lang w:val="fr-CH"/>
+        </w:rPr>
+        <w:t xml:space="preserve"> the </w:t>
+      </w:r>
+      <w:proofErr w:type="spellStart"/>
+      <w:r>
+        <w:rPr>
+          <w:lang w:val="fr-CH"/>
+        </w:rPr>
+        <w:t>movement</w:t>
+      </w:r>
+      <w:proofErr w:type="spellEnd"/>
+      <w:r>
+        <w:rPr>
+          <w:lang w:val="fr-CH"/>
+        </w:rPr>
+        <w:t xml:space="preserve"> </w:t>
+      </w:r>
+      <w:proofErr w:type="spellStart"/>
+      <w:r>
+        <w:rPr>
+          <w:lang w:val="fr-CH"/>
+        </w:rPr>
+        <w:t>shown</w:t>
+      </w:r>
+      <w:proofErr w:type="spellEnd"/>
+      <w:r>
+        <w:rPr>
+          <w:lang w:val="fr-CH"/>
+        </w:rPr>
+        <w:t xml:space="preserve"> on the screen correspond to the </w:t>
+      </w:r>
+      <w:proofErr w:type="spellStart"/>
+      <w:r>
+        <w:rPr>
+          <w:lang w:val="fr-CH"/>
+        </w:rPr>
+        <w:t>movement</w:t>
+      </w:r>
+      <w:proofErr w:type="spellEnd"/>
+      <w:r>
+        <w:rPr>
+          <w:lang w:val="fr-CH"/>
+        </w:rPr>
+        <w:t xml:space="preserve"> </w:t>
+      </w:r>
+      <w:proofErr w:type="spellStart"/>
+      <w:r>
+        <w:rPr>
+          <w:lang w:val="fr-CH"/>
+        </w:rPr>
+        <w:t>you</w:t>
+      </w:r>
+      <w:proofErr w:type="spellEnd"/>
+      <w:r>
+        <w:rPr>
+          <w:lang w:val="fr-CH"/>
+        </w:rPr>
+        <w:t xml:space="preserve"> </w:t>
+      </w:r>
+      <w:proofErr w:type="spellStart"/>
+      <w:r>
+        <w:rPr>
+          <w:lang w:val="fr-CH"/>
+        </w:rPr>
+        <w:t>just</w:t>
+      </w:r>
+      <w:proofErr w:type="spellEnd"/>
+      <w:r>
+        <w:rPr>
+          <w:lang w:val="fr-CH"/>
+        </w:rPr>
+        <w:t xml:space="preserve"> </w:t>
+      </w:r>
+      <w:proofErr w:type="spellStart"/>
+      <w:r>
+        <w:rPr>
+          <w:lang w:val="fr-CH"/>
+        </w:rPr>
+        <w:t>performed</w:t>
+      </w:r>
+      <w:proofErr w:type="spellEnd"/>
+      <w:r>
+        <w:rPr>
+          <w:lang w:val="fr-CH"/>
+        </w:rPr>
+        <w:t>?"</w:t>
+      </w:r>
+    </w:p>
+    <w:p>
+      <w:pPr>
+        <w:pStyle w:val="ListParagraph"/>
+        <w:rPr>
+          <w:lang w:val="fr-CH"/>
+        </w:rPr>
+      </w:pPr>
+      <w:proofErr w:type="spellStart"/>
+      <w:r>
+        <w:rPr>
+          <w:b/>
+          <w:bCs/>
+          <w:lang w:val="fr-CH"/>
+        </w:rPr>
+        <w:t>Proposed</w:t>
+      </w:r>
+      <w:proofErr w:type="spellEnd"/>
+      <w:r>
+        <w:rPr>
+          <w:b/>
+          <w:bCs/>
+          <w:lang w:val="fr-CH"/>
+        </w:rPr>
+        <w:t xml:space="preserve"> FR</w:t>
+      </w:r>
+      <w:r>
+        <w:rPr>
+          <w:b/>
+          <w:bCs/>
+          <w:lang w:val="fr-CH"/>
+        </w:rPr>
+        <w:t xml:space="preserve"> to check</w:t>
+      </w:r>
+      <w:r>
+        <w:rPr>
+          <w:lang w:val="fr-CH"/>
+        </w:rPr>
+        <w:t xml:space="preserve"> : </w:t>
+      </w:r>
+      <w:r>
+        <w:rPr>
+          <w:lang w:val="fr-CH"/>
+        </w:rPr>
+        <w:t>"Est-ce que le mouvement montré à l'écran correspondait au mouvement que vous venez d'effectuer ?"</w:t>
+      </w:r>
+    </w:p>
+    <w:p>
+      <w:pPr>
+        <w:pStyle w:val="ListParagraph"/>
+        <w:rPr>
+          <w:lang w:val="de-CH"/>
+        </w:rPr>
+      </w:pPr>
+      <w:proofErr w:type="spellStart"/>
+      <w:r>
+        <w:rPr>
+          <w:b/>
+          <w:bCs/>
+          <w:lang w:val="de-CH"/>
+        </w:rPr>
+        <w:t>Proposed</w:t>
+      </w:r>
+      <w:proofErr w:type="spellEnd"/>
+      <w:r>
+        <w:rPr>
+          <w:b/>
+          <w:bCs/>
+          <w:lang w:val="de-CH"/>
+        </w:rPr>
+        <w:t xml:space="preserve"> DE</w:t>
+      </w:r>
+      <w:r>
+        <w:rPr>
+          <w:b/>
+          <w:bCs/>
+          <w:lang w:val="de-CH"/>
+        </w:rPr>
+        <w:t xml:space="preserve"> </w:t>
+      </w:r>
+      <w:proofErr w:type="spellStart"/>
+      <w:r>
+        <w:rPr>
+          <w:b/>
+          <w:bCs/>
+          <w:lang w:val="de-CH"/>
+        </w:rPr>
+        <w:t>to</w:t>
+      </w:r>
+      <w:proofErr w:type="spellEnd"/>
+      <w:r>
+        <w:rPr>
+          <w:b/>
+          <w:bCs/>
+          <w:lang w:val="de-CH"/>
+        </w:rPr>
+        <w:t xml:space="preserve"> check</w:t>
+      </w:r>
+      <w:r>
+        <w:rPr>
+          <w:lang w:val="de-CH"/>
+        </w:rPr>
+        <w:t xml:space="preserve">: </w:t>
+      </w:r>
+      <w:r>
+        <w:rPr>
+          <w:lang w:val="de-CH"/>
+        </w:rPr>
+        <w:t>"Entspricht die auf dem Bildschirm gezeigte Bewegung der Bewegung, die Sie gerade ausgeführt haben?"</w:t>
+      </w:r>
+      <w:r>
+        <w:rPr>
+          <w:lang w:val="de-CH"/>
+        </w:rPr>
+        <w:br/>
+      </w:r>
+      <w:r>
+        <w:rPr>
+          <w:lang w:val="de-CH"/>
+        </w:rPr>
+        <w:br/>
+      </w:r>
+      <w:r>
+        <w:rPr>
+          <w:b/>
+          <w:bCs/>
+          <w:lang w:val="de-CH"/>
+        </w:rPr>
+        <w:t>original EN</w:t>
+      </w:r>
+      <w:r>
+        <w:rPr>
+          <w:lang w:val="de-CH"/>
+        </w:rPr>
+        <w:t xml:space="preserve">: </w:t>
+      </w:r>
+      <w:r>
+        <w:rPr>
+          <w:lang w:val="de-CH"/>
+        </w:rPr>
+        <w:t>"</w:t>
+      </w:r>
+      <w:proofErr w:type="spellStart"/>
+      <w:r>
+        <w:rPr>
+          <w:lang w:val="de-CH"/>
+        </w:rPr>
+        <w:t>How</w:t>
+      </w:r>
+      <w:proofErr w:type="spellEnd"/>
+      <w:r>
+        <w:rPr>
+          <w:lang w:val="de-CH"/>
+        </w:rPr>
+        <w:t xml:space="preserve"> </w:t>
+      </w:r>
+      <w:proofErr w:type="spellStart"/>
+      <w:r>
+        <w:rPr>
+          <w:lang w:val="de-CH"/>
+        </w:rPr>
+        <w:t>sure</w:t>
+      </w:r>
+      <w:proofErr w:type="spellEnd"/>
+      <w:r>
+        <w:rPr>
+          <w:lang w:val="de-CH"/>
+        </w:rPr>
+        <w:t xml:space="preserve"> </w:t>
+      </w:r>
+      <w:proofErr w:type="spellStart"/>
+      <w:r>
+        <w:rPr>
+          <w:lang w:val="de-CH"/>
+        </w:rPr>
+        <w:t>are</w:t>
+      </w:r>
+      <w:proofErr w:type="spellEnd"/>
+      <w:r>
+        <w:rPr>
+          <w:lang w:val="de-CH"/>
+        </w:rPr>
+        <w:t xml:space="preserve"> </w:t>
+      </w:r>
+      <w:proofErr w:type="spellStart"/>
+      <w:r>
+        <w:rPr>
+          <w:lang w:val="de-CH"/>
+        </w:rPr>
+        <w:t>you</w:t>
+      </w:r>
+      <w:proofErr w:type="spellEnd"/>
+      <w:r>
+        <w:rPr>
+          <w:lang w:val="de-CH"/>
+        </w:rPr>
+        <w:t xml:space="preserve"> of </w:t>
+      </w:r>
+      <w:proofErr w:type="spellStart"/>
+      <w:r>
+        <w:rPr>
+          <w:lang w:val="de-CH"/>
+        </w:rPr>
+        <w:t>your</w:t>
+      </w:r>
+      <w:proofErr w:type="spellEnd"/>
+      <w:r>
+        <w:rPr>
+          <w:lang w:val="de-CH"/>
+        </w:rPr>
+        <w:t xml:space="preserve"> </w:t>
+      </w:r>
+      <w:proofErr w:type="spellStart"/>
+      <w:r>
+        <w:rPr>
+          <w:lang w:val="de-CH"/>
+        </w:rPr>
+        <w:t>response</w:t>
+      </w:r>
+      <w:proofErr w:type="spellEnd"/>
+      <w:r>
+        <w:rPr>
+          <w:lang w:val="de-CH"/>
+        </w:rPr>
+        <w:t>?"</w:t>
+      </w:r>
+    </w:p>
+    <w:p>
+      <w:pPr>
+        <w:pStyle w:val="ListParagraph"/>
+        <w:rPr>
+          <w:lang w:val="fr-CH"/>
+        </w:rPr>
+      </w:pPr>
+      <w:proofErr w:type="spellStart"/>
+      <w:r>
+        <w:rPr>
+          <w:b/>
+          <w:bCs/>
+          <w:lang w:val="fr-CH"/>
+        </w:rPr>
+        <w:t>Proposed</w:t>
+      </w:r>
+      <w:proofErr w:type="spellEnd"/>
+      <w:r>
+        <w:rPr>
+          <w:b/>
+          <w:bCs/>
+          <w:lang w:val="fr-CH"/>
+        </w:rPr>
+        <w:t xml:space="preserve"> </w:t>
+      </w:r>
+      <w:r>
+        <w:rPr>
+          <w:b/>
+          <w:bCs/>
+          <w:lang w:val="fr-CH"/>
+        </w:rPr>
+        <w:t>FR to check</w:t>
+      </w:r>
+      <w:r>
+        <w:rPr>
+          <w:lang w:val="fr-CH"/>
+        </w:rPr>
+        <w:t>:</w:t>
+      </w:r>
+      <w:r>
+        <w:rPr>
+          <w:rFonts w:ascii="Consolas" w:hAnsi="Consolas" w:cs="Consolas"/>
+          <w:color w:val="A31515"/>
+          <w:sz w:val="19"/>
+          <w:szCs w:val="19"/>
+          <w:lang w:val="fr-CH"/>
+        </w:rPr>
+        <w:t xml:space="preserve"> </w:t>
+      </w:r>
+      <w:r>
+        <w:rPr>
+          <w:lang w:val="fr-CH"/>
+        </w:rPr>
+        <w:t>"A quel point êtes-vous sûr de votre réponse ?"</w:t>
+      </w:r>
+    </w:p>
+    <w:p>
+      <w:pPr>
+        <w:pStyle w:val="ListParagraph"/>
+        <w:rPr>
+          <w:lang w:val="de-CH"/>
+        </w:rPr>
+      </w:pPr>
+      <w:proofErr w:type="spellStart"/>
+      <w:r>
+        <w:rPr>
+          <w:b/>
+          <w:bCs/>
+          <w:lang w:val="de-CH"/>
+        </w:rPr>
+        <w:t>Proposed</w:t>
+      </w:r>
+      <w:proofErr w:type="spellEnd"/>
+      <w:r>
+        <w:rPr>
+          <w:b/>
+          <w:bCs/>
+          <w:lang w:val="de-CH"/>
+        </w:rPr>
+        <w:t xml:space="preserve"> DE</w:t>
+      </w:r>
+      <w:r>
+        <w:rPr>
+          <w:b/>
+          <w:bCs/>
+          <w:lang w:val="de-CH"/>
+        </w:rPr>
+        <w:t xml:space="preserve"> </w:t>
+      </w:r>
+      <w:proofErr w:type="spellStart"/>
+      <w:r>
+        <w:rPr>
+          <w:b/>
+          <w:bCs/>
+          <w:lang w:val="de-CH"/>
+        </w:rPr>
+        <w:t>to</w:t>
+      </w:r>
+      <w:proofErr w:type="spellEnd"/>
+      <w:r>
+        <w:rPr>
+          <w:b/>
+          <w:bCs/>
+          <w:lang w:val="de-CH"/>
+        </w:rPr>
+        <w:t xml:space="preserve"> check</w:t>
+      </w:r>
+      <w:r>
+        <w:rPr>
+          <w:lang w:val="de-CH"/>
+        </w:rPr>
+        <w:t>:</w:t>
+      </w:r>
+      <w:r>
+        <w:rPr>
+          <w:lang w:val="de-CH"/>
+        </w:rPr>
+        <w:t xml:space="preserve"> </w:t>
+      </w:r>
+      <w:r>
+        <w:rPr>
+          <w:lang w:val="de-CH"/>
+        </w:rPr>
+        <w:t>"Wie sicher sind Sie sich bei Ihrer Antwort?"</w:t>
+      </w:r>
+    </w:p>
+    <w:p>
+      <w:pPr>
+        <w:pStyle w:val="ListParagraph"/>
+        <w:rPr>
+          <w:lang w:val="de-CH"/>
+        </w:rPr>
+      </w:pPr>
+    </w:p>
+    <w:p>
+      <w:pPr>
+        <w:pStyle w:val="ListParagraph"/>
+        <w:numPr>
+          <w:ilvl w:val="0"/>
+          <w:numId w:val="3"/>
+        </w:numPr>
+        <w:rPr>
+          <w:lang w:val="fr-CH"/>
+        </w:rPr>
+      </w:pPr>
+      <w:r>
+        <w:rPr>
+          <w:lang w:val="fr-CH"/>
+        </w:rPr>
+        <w:t xml:space="preserve">Est-ce que vous êtes d’accord avec mon choix de stratégie pour la déviation de la trajectoire. Pour que ce soit pas trop compliquer à faire, j’effectue une rotation de l’avatar en cours de la marche. Je ne sais pas si dans l’expérience au labo de Olaf, il ont fait la même chose ou s’il ont dévier la trajectoire sans tourner l’avatar. </w:t>
+      </w:r>
+    </w:p>
+    <w:p>
+      <w:pPr>
+        <w:pStyle w:val="ListParagraph"/>
+        <w:rPr>
+          <w:i/>
+          <w:iCs/>
+        </w:rPr>
+      </w:pPr>
+      <w:proofErr w:type="spellStart"/>
+      <w:r>
+        <w:rPr>
+          <w:i/>
+          <w:iCs/>
+        </w:rPr>
+        <w:t>Avantage</w:t>
+      </w:r>
+      <w:proofErr w:type="spellEnd"/>
+      <w:r>
+        <w:rPr>
+          <w:i/>
+          <w:iCs/>
+        </w:rPr>
+        <w:t xml:space="preserve"> de </w:t>
+      </w:r>
+      <w:proofErr w:type="spellStart"/>
+      <w:r>
+        <w:rPr>
+          <w:i/>
+          <w:iCs/>
+        </w:rPr>
+        <w:t>tourné</w:t>
+      </w:r>
+      <w:proofErr w:type="spellEnd"/>
+      <w:r>
+        <w:rPr>
+          <w:i/>
+          <w:iCs/>
+        </w:rPr>
+        <w:t xml:space="preserve"> </w:t>
+      </w:r>
+      <w:proofErr w:type="spellStart"/>
+      <w:r>
+        <w:rPr>
+          <w:i/>
+          <w:iCs/>
+        </w:rPr>
+        <w:t>l’avatar</w:t>
+      </w:r>
+      <w:proofErr w:type="spellEnd"/>
+      <w:r>
+        <w:rPr>
+          <w:i/>
+          <w:iCs/>
+        </w:rPr>
+        <w:t> :</w:t>
+      </w:r>
+    </w:p>
+    <w:p>
+      <w:pPr>
+        <w:pStyle w:val="ListParagraph"/>
+        <w:rPr>
+          <w:lang w:val="fr-CH"/>
+        </w:rPr>
+      </w:pPr>
+      <w:r>
+        <w:rPr>
+          <w:lang w:val="fr-CH"/>
+        </w:rPr>
+        <w:t>Beaucoup plus simple à la programmation</w:t>
+      </w:r>
+    </w:p>
+    <w:p>
+      <w:pPr>
+        <w:pStyle w:val="ListParagraph"/>
+        <w:rPr>
+          <w:i/>
+          <w:iCs/>
+        </w:rPr>
+      </w:pPr>
+      <w:proofErr w:type="spellStart"/>
+      <w:r>
+        <w:rPr>
+          <w:i/>
+          <w:iCs/>
+        </w:rPr>
+        <w:t>Désavantage</w:t>
+      </w:r>
+      <w:proofErr w:type="spellEnd"/>
+      <w:r>
+        <w:rPr>
+          <w:i/>
+          <w:iCs/>
+        </w:rPr>
+        <w:t xml:space="preserve"> : </w:t>
+      </w:r>
+    </w:p>
+    <w:p>
+      <w:pPr>
+        <w:pStyle w:val="ListParagraph"/>
+        <w:rPr>
+          <w:lang w:val="fr-CH"/>
+        </w:rPr>
+      </w:pPr>
+      <w:r>
+        <w:rPr>
+          <w:lang w:val="fr-CH"/>
+        </w:rPr>
+        <w:t xml:space="preserve">Pas Sûr que l’équipe de Olaf l’ai fait. Peut-être que ça donne un indice aux participants sur la correction de trajectoire à appliquer. </w:t>
+      </w:r>
+    </w:p>
+    <w:p>
+      <w:pPr>
+        <w:pStyle w:val="ListParagraph"/>
+        <w:numPr>
+          <w:ilvl w:val="0"/>
+          <w:numId w:val="3"/>
+        </w:numPr>
+        <w:rPr>
+          <w:lang w:val="fr-CH"/>
+        </w:rPr>
+      </w:pPr>
+    </w:p>
+    <w:p>
+      <w:pPr>
+        <w:pStyle w:val="ListParagraph"/>
         <w:rPr>
           <w:lang w:val="fr-CH"/>
         </w:rPr>
@@ -4577,7 +5030,6 @@
   <w:style w:type="character" w:default="1" w:styleId="DefaultParagraphFont">
     <w:name w:val="Default Paragraph Font"/>
     <w:uiPriority w:val="1"/>
-    <w:semiHidden/>
     <w:unhideWhenUsed/>
   </w:style>
   <w:style w:type="table" w:default="1" w:styleId="TableNormal">

--- a/Note_developpement.docx
+++ b/Note_developpement.docx
@@ -1,6 +1,6 @@
 
 <file path=word/document.xml><?xml version="1.0" encoding="utf-8"?>
-<w:document xmlns:wpc="http://schemas.microsoft.com/office/word/2010/wordprocessingCanvas" xmlns:cx="http://schemas.microsoft.com/office/drawing/2014/chartex" xmlns:cx1="http://schemas.microsoft.com/office/drawing/2015/9/8/chartex" xmlns:cx2="http://schemas.microsoft.com/office/drawing/2015/10/21/chartex" xmlns:cx3="http://schemas.microsoft.com/office/drawing/2016/5/9/chartex" xmlns:cx4="http://schemas.microsoft.com/office/drawing/2016/5/10/chartex" xmlns:cx5="http://schemas.microsoft.com/office/drawing/2016/5/11/chartex" xmlns:cx6="http://schemas.microsoft.com/office/drawing/2016/5/12/chartex" xmlns:cx7="http://schemas.microsoft.com/office/drawing/2016/5/13/chartex" xmlns:cx8="http://schemas.microsoft.com/office/drawing/2016/5/14/chartex" xmlns:mc="http://schemas.openxmlformats.org/markup-compatibility/2006" xmlns:aink="http://schemas.microsoft.com/office/drawing/2016/ink" xmlns:am3d="http://schemas.microsoft.com/office/drawing/2017/model3d" xmlns:o="urn:schemas-microsoft-com:office:office" xmlns:oel="http://schemas.microsoft.com/office/2019/extlst" xmlns:r="http://schemas.openxmlformats.org/officeDocument/2006/relationships" xmlns:m="http://schemas.openxmlformats.org/officeDocument/2006/math" xmlns:v="urn:schemas-microsoft-com:vml" xmlns:wp14="http://schemas.microsoft.com/office/word/2010/wordprocessingDrawing" xmlns:wp="http://schemas.openxmlformats.org/drawingml/2006/wordprocessingDrawing" xmlns:w10="urn:schemas-microsoft-com:office:word" xmlns:w="http://schemas.openxmlformats.org/wordprocessingml/2006/main" xmlns:w14="http://schemas.microsoft.com/office/word/2010/wordml" xmlns:w15="http://schemas.microsoft.com/office/word/2012/wordml" xmlns:w16cex="http://schemas.microsoft.com/office/word/2018/wordml/cex" xmlns:w16cid="http://schemas.microsoft.com/office/word/2016/wordml/cid" xmlns:w16="http://schemas.microsoft.com/office/word/2018/wordml" xmlns:w16du="http://schemas.microsoft.com/office/word/2023/wordml/word16du" xmlns:w16sdtdh="http://schemas.microsoft.com/office/word/2020/wordml/sdtdatahash" xmlns:w16sdtfl="http://schemas.microsoft.com/office/word/2024/wordml/sdtformatlock" xmlns:w16se="http://schemas.microsoft.com/office/word/2015/wordml/symex" xmlns:wpg="http://schemas.microsoft.com/office/word/2010/wordprocessingGroup" xmlns:wpi="http://schemas.microsoft.com/office/word/2010/wordprocessingInk" xmlns:wne="http://schemas.microsoft.com/office/word/2006/wordml" xmlns:wps="http://schemas.microsoft.com/office/word/2010/wordprocessingShape" mc:Ignorable="w14 w15 w16se w16cid w16 w16cex w16sdtdh w16sdtfl w16du wp14">
+<w:document xmlns:wpc="http://schemas.microsoft.com/office/word/2010/wordprocessingCanvas" xmlns:cx="http://schemas.microsoft.com/office/drawing/2014/chartex" xmlns:mc="http://schemas.openxmlformats.org/markup-compatibility/2006" xmlns:o="urn:schemas-microsoft-com:office:office" xmlns:r="http://schemas.openxmlformats.org/officeDocument/2006/relationships" xmlns:m="http://schemas.openxmlformats.org/officeDocument/2006/math" xmlns:v="urn:schemas-microsoft-com:vml" xmlns:wp14="http://schemas.microsoft.com/office/word/2010/wordprocessingDrawing" xmlns:wp="http://schemas.openxmlformats.org/drawingml/2006/wordprocessingDrawing" xmlns:w10="urn:schemas-microsoft-com:office:word" xmlns:w="http://schemas.openxmlformats.org/wordprocessingml/2006/main" xmlns:w14="http://schemas.microsoft.com/office/word/2010/wordml" xmlns:w15="http://schemas.microsoft.com/office/word/2012/wordml" xmlns:w16se="http://schemas.microsoft.com/office/word/2015/wordml/symex" xmlns:wpg="http://schemas.microsoft.com/office/word/2010/wordprocessingGroup" xmlns:wpi="http://schemas.microsoft.com/office/word/2010/wordprocessingInk" xmlns:wne="http://schemas.microsoft.com/office/word/2006/wordml" xmlns:wps="http://schemas.microsoft.com/office/word/2010/wordprocessingShape" mc:Ignorable="w14 w15 w16se wp14">
   <w:body>
     <w:p>
       <w:pPr>
@@ -588,14 +588,28 @@
         <w:rPr>
           <w:lang w:val="fr-CH"/>
         </w:rPr>
-        <w:t xml:space="preserve"> 2? </w:t>
-      </w:r>
-      <w:r>
-        <w:rPr>
-          <w:lang w:val="fr-CH"/>
-        </w:rPr>
         <w:t xml:space="preserve"> </w:t>
       </w:r>
+      <w:proofErr w:type="gramStart"/>
+      <w:r>
+        <w:rPr>
+          <w:lang w:val="fr-CH"/>
+        </w:rPr>
+        <w:t>2?</w:t>
+      </w:r>
+      <w:proofErr w:type="gramEnd"/>
+      <w:r>
+        <w:rPr>
+          <w:lang w:val="fr-CH"/>
+        </w:rPr>
+        <w:t xml:space="preserve"> </w:t>
+      </w:r>
+      <w:r>
+        <w:rPr>
+          <w:lang w:val="fr-CH"/>
+        </w:rPr>
+        <w:t xml:space="preserve"> </w:t>
+      </w:r>
     </w:p>
     <w:p>
       <w:pPr>
@@ -665,12 +679,6 @@
         <w:rPr>
           <w:lang w:val="fr-CH"/>
         </w:rPr>
-        <w:t>\dev</w:t>
-      </w:r>
-      <w:r>
-        <w:rPr>
-          <w:lang w:val="fr-CH"/>
-        </w:rPr>
         <w:t>\</w:t>
       </w:r>
       <w:proofErr w:type="spellStart"/>
@@ -678,6 +686,20 @@
         <w:rPr>
           <w:lang w:val="fr-CH"/>
         </w:rPr>
+        <w:t>dev</w:t>
+      </w:r>
+      <w:proofErr w:type="spellEnd"/>
+      <w:r>
+        <w:rPr>
+          <w:lang w:val="fr-CH"/>
+        </w:rPr>
+        <w:t>\</w:t>
+      </w:r>
+      <w:proofErr w:type="spellStart"/>
+      <w:r>
+        <w:rPr>
+          <w:lang w:val="fr-CH"/>
+        </w:rPr>
         <w:t>chatGPT_putDelay.cs</w:t>
       </w:r>
       <w:proofErr w:type="spellEnd"/>
@@ -698,7 +720,21 @@
         <w:rPr>
           <w:lang w:val="fr-CH"/>
         </w:rPr>
-        <w:t>L’avatar applique les positions avec un retard défini (ex: 500 ms).</w:t>
+        <w:t>L’avatar applique les positions avec un retard défini (</w:t>
+      </w:r>
+      <w:proofErr w:type="gramStart"/>
+      <w:r>
+        <w:rPr>
+          <w:lang w:val="fr-CH"/>
+        </w:rPr>
+        <w:t>ex:</w:t>
+      </w:r>
+      <w:proofErr w:type="gramEnd"/>
+      <w:r>
+        <w:rPr>
+          <w:lang w:val="fr-CH"/>
+        </w:rPr>
+        <w:t xml:space="preserve"> 500 ms).</w:t>
       </w:r>
     </w:p>
     <w:p>
@@ -759,7 +795,21 @@
         <w:rPr>
           <w:lang w:val="fr-CH"/>
         </w:rPr>
-        <w:t>Comment obtenir les position de l’</w:t>
+        <w:t xml:space="preserve">Comment obtenir </w:t>
+      </w:r>
+      <w:proofErr w:type="gramStart"/>
+      <w:r>
+        <w:rPr>
+          <w:lang w:val="fr-CH"/>
+        </w:rPr>
+        <w:t>les position</w:t>
+      </w:r>
+      <w:proofErr w:type="gramEnd"/>
+      <w:r>
+        <w:rPr>
+          <w:lang w:val="fr-CH"/>
+        </w:rPr>
+        <w:t xml:space="preserve"> de l’</w:t>
       </w:r>
       <w:proofErr w:type="spellStart"/>
       <w:r>
@@ -858,7 +908,21 @@
         <w:rPr>
           <w:lang w:val="fr-CH"/>
         </w:rPr>
-        <w:t xml:space="preserve">, je peux pas l’afficher dans la console avec un </w:t>
+        <w:t xml:space="preserve">, </w:t>
+      </w:r>
+      <w:proofErr w:type="gramStart"/>
+      <w:r>
+        <w:rPr>
+          <w:lang w:val="fr-CH"/>
+        </w:rPr>
+        <w:t>je peux pas</w:t>
+      </w:r>
+      <w:proofErr w:type="gramEnd"/>
+      <w:r>
+        <w:rPr>
+          <w:lang w:val="fr-CH"/>
+        </w:rPr>
+        <w:t xml:space="preserve"> l’afficher dans la console avec un </w:t>
       </w:r>
       <w:proofErr w:type="spellStart"/>
       <w:r>
@@ -934,7 +998,21 @@
         <w:rPr>
           <w:lang w:val="fr-CH"/>
         </w:rPr>
-        <w:t xml:space="preserve">C’est tout simple, il faut récupéré la position </w:t>
+        <w:t xml:space="preserve">C’est tout simple, il faut </w:t>
+      </w:r>
+      <w:proofErr w:type="gramStart"/>
+      <w:r>
+        <w:rPr>
+          <w:lang w:val="fr-CH"/>
+        </w:rPr>
+        <w:t>récupéré</w:t>
+      </w:r>
+      <w:proofErr w:type="gramEnd"/>
+      <w:r>
+        <w:rPr>
+          <w:lang w:val="fr-CH"/>
+        </w:rPr>
+        <w:t xml:space="preserve"> la position </w:t>
       </w:r>
       <w:proofErr w:type="spellStart"/>
       <w:r>
@@ -982,8 +1060,16 @@
         <w:rPr>
           <w:lang w:val="fr-CH"/>
         </w:rPr>
-        <w:t>B-root</w:t>
-      </w:r>
+        <w:t>B-</w:t>
+      </w:r>
+      <w:proofErr w:type="spellStart"/>
+      <w:r>
+        <w:rPr>
+          <w:lang w:val="fr-CH"/>
+        </w:rPr>
+        <w:t>root</w:t>
+      </w:r>
+      <w:proofErr w:type="spellEnd"/>
       <w:r>
         <w:rPr>
           <w:lang w:val="fr-CH"/>
@@ -1011,6 +1097,7 @@
         <w:t xml:space="preserve"> ». La position du </w:t>
       </w:r>
       <w:proofErr w:type="spellStart"/>
+      <w:proofErr w:type="gramStart"/>
       <w:r>
         <w:rPr>
           <w:lang w:val="fr-CH"/>
@@ -1022,7 +1109,14 @@
         <w:rPr>
           <w:lang w:val="fr-CH"/>
         </w:rPr>
-        <w:t>(basin est modifier en continue par l’</w:t>
+        <w:t>(</w:t>
+      </w:r>
+      <w:proofErr w:type="gramEnd"/>
+      <w:r>
+        <w:rPr>
+          <w:lang w:val="fr-CH"/>
+        </w:rPr>
+        <w:t>basin est modifier en continue par l’</w:t>
       </w:r>
       <w:proofErr w:type="spellStart"/>
       <w:r>
@@ -1036,7 +1130,21 @@
         <w:rPr>
           <w:lang w:val="fr-CH"/>
         </w:rPr>
-        <w:t>. Il ne faut donc pas récupéré l’information directement du flux de l’</w:t>
+        <w:t xml:space="preserve">. Il ne faut donc pas </w:t>
+      </w:r>
+      <w:proofErr w:type="gramStart"/>
+      <w:r>
+        <w:rPr>
+          <w:lang w:val="fr-CH"/>
+        </w:rPr>
+        <w:t>récupéré</w:t>
+      </w:r>
+      <w:proofErr w:type="gramEnd"/>
+      <w:r>
+        <w:rPr>
+          <w:lang w:val="fr-CH"/>
+        </w:rPr>
+        <w:t xml:space="preserve"> l’information directement du flux de l’</w:t>
       </w:r>
       <w:proofErr w:type="spellStart"/>
       <w:r>
@@ -1110,7 +1218,21 @@
         <w:rPr>
           <w:lang w:val="fr-CH"/>
         </w:rPr>
-        <w:t xml:space="preserve">Sinon Jean-Luc pense que appliquer une rotation comme je le propose est une bonne idée. Plutôt que manipuler la </w:t>
+        <w:t xml:space="preserve">Sinon Jean-Luc pense </w:t>
+      </w:r>
+      <w:proofErr w:type="gramStart"/>
+      <w:r>
+        <w:rPr>
+          <w:lang w:val="fr-CH"/>
+        </w:rPr>
+        <w:t>que appliquer</w:t>
+      </w:r>
+      <w:proofErr w:type="gramEnd"/>
+      <w:r>
+        <w:rPr>
+          <w:lang w:val="fr-CH"/>
+        </w:rPr>
+        <w:t xml:space="preserve"> une rotation comme je le propose est une bonne idée. Plutôt que manipuler la </w:t>
       </w:r>
       <w:proofErr w:type="spellStart"/>
       <w:r>
@@ -1138,7 +1260,21 @@
         <w:rPr>
           <w:lang w:val="fr-CH"/>
         </w:rPr>
-        <w:t xml:space="preserve"> invisible. Mais je vais pas retenir cette idée car c’est compliquer pour pas grand-chose. </w:t>
+        <w:t xml:space="preserve"> invisible. Mais </w:t>
+      </w:r>
+      <w:proofErr w:type="gramStart"/>
+      <w:r>
+        <w:rPr>
+          <w:lang w:val="fr-CH"/>
+        </w:rPr>
+        <w:t>je vais pas</w:t>
+      </w:r>
+      <w:proofErr w:type="gramEnd"/>
+      <w:r>
+        <w:rPr>
+          <w:lang w:val="fr-CH"/>
+        </w:rPr>
+        <w:t xml:space="preserve"> retenir cette idée car c’est compliquer pour pas grand-chose. </w:t>
       </w:r>
     </w:p>
     <w:p>
@@ -1221,7 +1357,21 @@
         <w:rPr>
           <w:lang w:val="fr-CH"/>
         </w:rPr>
-        <w:t xml:space="preserve">, ……). Il utilise un fix update à 50 ou 100 Hz au lieu de l’update classique. Il a enregistrer ces position dans un fichier JASON. </w:t>
+        <w:t xml:space="preserve">, ……). Il utilise un fix update à 50 ou 100 Hz au lieu de l’update classique. Il a </w:t>
+      </w:r>
+      <w:proofErr w:type="gramStart"/>
+      <w:r>
+        <w:rPr>
+          <w:lang w:val="fr-CH"/>
+        </w:rPr>
+        <w:t>enregistrer</w:t>
+      </w:r>
+      <w:proofErr w:type="gramEnd"/>
+      <w:r>
+        <w:rPr>
+          <w:lang w:val="fr-CH"/>
+        </w:rPr>
+        <w:t xml:space="preserve"> ces position dans un fichier JASON. </w:t>
       </w:r>
       <w:r>
         <w:rPr>
@@ -1298,7 +1448,21 @@
         <w:rPr>
           <w:lang w:val="fr-CH"/>
         </w:rPr>
-        <w:t xml:space="preserve">. Comme ça, on peux géré la vitesse de replay.   </w:t>
+        <w:t xml:space="preserve">. Comme ça, on </w:t>
+      </w:r>
+      <w:proofErr w:type="gramStart"/>
+      <w:r>
+        <w:rPr>
+          <w:lang w:val="fr-CH"/>
+        </w:rPr>
+        <w:t>peux</w:t>
+      </w:r>
+      <w:proofErr w:type="gramEnd"/>
+      <w:r>
+        <w:rPr>
+          <w:lang w:val="fr-CH"/>
+        </w:rPr>
+        <w:t xml:space="preserve"> géré la vitesse de replay.   </w:t>
       </w:r>
     </w:p>
     <w:p>
@@ -1576,11 +1740,19 @@
         </w:rPr>
         <w:t xml:space="preserve">. Déviation calculer par rapport à </w:t>
       </w:r>
-      <w:r>
-        <w:rPr>
-          <w:lang w:val="fr-CH"/>
-        </w:rPr>
-        <w:t xml:space="preserve">un ligne droite du participant par rapport à la position du cylindre. </w:t>
+      <w:proofErr w:type="gramStart"/>
+      <w:r>
+        <w:rPr>
+          <w:lang w:val="fr-CH"/>
+        </w:rPr>
+        <w:t>un ligne droite</w:t>
+      </w:r>
+      <w:proofErr w:type="gramEnd"/>
+      <w:r>
+        <w:rPr>
+          <w:lang w:val="fr-CH"/>
+        </w:rPr>
+        <w:t xml:space="preserve"> du participant par rapport à la position du cylindre. </w:t>
       </w:r>
       <w:r>
         <w:rPr>
@@ -1655,7 +1827,21 @@
         <w:rPr>
           <w:lang w:val="fr-CH"/>
         </w:rPr>
-        <w:t xml:space="preserve"> de +/- 5° , +/-20° et sans </w:t>
+        <w:t xml:space="preserve"> de +/- 5</w:t>
+      </w:r>
+      <w:proofErr w:type="gramStart"/>
+      <w:r>
+        <w:rPr>
+          <w:lang w:val="fr-CH"/>
+        </w:rPr>
+        <w:t>° ,</w:t>
+      </w:r>
+      <w:proofErr w:type="gramEnd"/>
+      <w:r>
+        <w:rPr>
+          <w:lang w:val="fr-CH"/>
+        </w:rPr>
+        <w:t xml:space="preserve"> +/-20° et sans </w:t>
       </w:r>
       <w:proofErr w:type="spellStart"/>
       <w:r>
@@ -1681,7 +1867,35 @@
         <w:rPr>
           <w:lang w:val="fr-CH"/>
         </w:rPr>
-        <w:t>Position du cylindre : 1.8m de la position de départ avec un position de 10° sur la gauche ou la droite du participant. (ce qui veut dire que la position max est à 1.2m de l’écran)</w:t>
+        <w:t xml:space="preserve">Position du cylindre : 1.8m de la position de départ avec </w:t>
+      </w:r>
+      <w:proofErr w:type="gramStart"/>
+      <w:r>
+        <w:rPr>
+          <w:lang w:val="fr-CH"/>
+        </w:rPr>
+        <w:t>un position</w:t>
+      </w:r>
+      <w:proofErr w:type="gramEnd"/>
+      <w:r>
+        <w:rPr>
+          <w:lang w:val="fr-CH"/>
+        </w:rPr>
+        <w:t xml:space="preserve"> de 10° sur la gauche ou la droite du participant. (</w:t>
+      </w:r>
+      <w:proofErr w:type="gramStart"/>
+      <w:r>
+        <w:rPr>
+          <w:lang w:val="fr-CH"/>
+        </w:rPr>
+        <w:t>ce</w:t>
+      </w:r>
+      <w:proofErr w:type="gramEnd"/>
+      <w:r>
+        <w:rPr>
+          <w:lang w:val="fr-CH"/>
+        </w:rPr>
+        <w:t xml:space="preserve"> qui veut dire que la position max est à 1.2m de l’écran)</w:t>
       </w:r>
     </w:p>
     <w:p>
@@ -1767,7 +1981,21 @@
         <w:rPr>
           <w:lang w:val="fr-CH"/>
         </w:rPr>
-        <w:t xml:space="preserve">Dans leur design, le participant doit pressé sur un bouton pour marquer le début. Je vais faire autrement en utilisant un </w:t>
+        <w:t xml:space="preserve">Dans leur design, le participant doit </w:t>
+      </w:r>
+      <w:proofErr w:type="gramStart"/>
+      <w:r>
+        <w:rPr>
+          <w:lang w:val="fr-CH"/>
+        </w:rPr>
+        <w:t>pressé</w:t>
+      </w:r>
+      <w:proofErr w:type="gramEnd"/>
+      <w:r>
+        <w:rPr>
+          <w:lang w:val="fr-CH"/>
+        </w:rPr>
+        <w:t xml:space="preserve"> sur un bouton pour marquer le début. Je vais faire autrement en utilisant un </w:t>
       </w:r>
       <w:proofErr w:type="spellStart"/>
       <w:r>
@@ -1795,24 +2023,51 @@
         <w:rPr>
           <w:lang w:val="fr-CH"/>
         </w:rPr>
-        <w:t xml:space="preserve">. pour marquer le start du trial. </w:t>
-      </w:r>
-    </w:p>
-    <w:p>
-      <w:pPr>
-        <w:rPr>
-          <w:lang w:val="fr-CH"/>
-        </w:rPr>
-      </w:pPr>
-    </w:p>
-    <w:p>
-      <w:r>
-        <w:t xml:space="preserve">Questionnaire : </w:t>
-      </w:r>
-    </w:p>
-    <w:p>
-      <w:r>
-        <w:t xml:space="preserve">Q1 : </w:t>
+        <w:t xml:space="preserve">. </w:t>
+      </w:r>
+      <w:proofErr w:type="gramStart"/>
+      <w:r>
+        <w:rPr>
+          <w:lang w:val="fr-CH"/>
+        </w:rPr>
+        <w:t>pour</w:t>
+      </w:r>
+      <w:proofErr w:type="gramEnd"/>
+      <w:r>
+        <w:rPr>
+          <w:lang w:val="fr-CH"/>
+        </w:rPr>
+        <w:t xml:space="preserve"> marquer le start du trial. </w:t>
+      </w:r>
+    </w:p>
+    <w:p>
+      <w:pPr>
+        <w:rPr>
+          <w:lang w:val="fr-CH"/>
+        </w:rPr>
+      </w:pPr>
+    </w:p>
+    <w:p>
+      <w:proofErr w:type="gramStart"/>
+      <w:r>
+        <w:t>Questionnaire :</w:t>
+      </w:r>
+      <w:proofErr w:type="gramEnd"/>
+      <w:r>
+        <w:t xml:space="preserve"> </w:t>
+      </w:r>
+    </w:p>
+    <w:p>
+      <w:r>
+        <w:t>Q</w:t>
+      </w:r>
+      <w:proofErr w:type="gramStart"/>
+      <w:r>
+        <w:t>1 :</w:t>
+      </w:r>
+      <w:proofErr w:type="gramEnd"/>
+      <w:r>
+        <w:t xml:space="preserve"> </w:t>
       </w:r>
       <w:r>
         <w:rPr>
@@ -2010,13 +2265,37 @@
           <w:color w:val="00B050"/>
           <w:lang w:val="fr-CH"/>
         </w:rPr>
-        <w:t xml:space="preserve"> un avatar duplication hors champs pour sauvegarder les position non manipuler des tracker. Pour l’analyse, la trajectoire du participant est </w:t>
-      </w:r>
+        <w:t xml:space="preserve"> un avatar duplication hors champs pour sauvegarder </w:t>
+      </w:r>
+      <w:proofErr w:type="gramStart"/>
       <w:r>
         <w:rPr>
           <w:color w:val="00B050"/>
           <w:lang w:val="fr-CH"/>
         </w:rPr>
+        <w:t>les position</w:t>
+      </w:r>
+      <w:proofErr w:type="gramEnd"/>
+      <w:r>
+        <w:rPr>
+          <w:color w:val="00B050"/>
+          <w:lang w:val="fr-CH"/>
+        </w:rPr>
+        <w:t xml:space="preserve"> </w:t>
+      </w:r>
+      <w:r>
+        <w:rPr>
+          <w:color w:val="00B050"/>
+          <w:lang w:val="fr-CH"/>
+        </w:rPr>
+        <w:lastRenderedPageBreak/>
+        <w:t xml:space="preserve">non manipuler des tracker. Pour l’analyse, la trajectoire du participant est </w:t>
+      </w:r>
+      <w:r>
+        <w:rPr>
+          <w:color w:val="00B050"/>
+          <w:lang w:val="fr-CH"/>
+        </w:rPr>
         <w:t>interpolée</w:t>
       </w:r>
       <w:r>
@@ -2024,15 +2303,7 @@
           <w:color w:val="00B050"/>
           <w:lang w:val="fr-CH"/>
         </w:rPr>
-        <w:t xml:space="preserve"> dans le </w:t>
-      </w:r>
-      <w:r>
-        <w:rPr>
-          <w:color w:val="00B050"/>
-          <w:lang w:val="fr-CH"/>
-        </w:rPr>
-        <w:lastRenderedPageBreak/>
-        <w:t xml:space="preserve">temps et l’espace à 300 points (pour les rendre comparables). Tout cette analyse à été fait pour le papier </w:t>
+        <w:t xml:space="preserve"> dans le temps et l’espace à 300 points (pour les rendre comparables). Tout cette analyse à été fait pour le papier </w:t>
       </w:r>
       <w:r>
         <w:rPr>
@@ -2176,11 +2447,19 @@
         <w:t xml:space="preserve"> dans </w:t>
       </w:r>
       <w:proofErr w:type="spellStart"/>
-      <w:r>
-        <w:rPr>
-          <w:lang w:val="fr-CH"/>
-        </w:rPr>
-        <w:t>x,y,z</w:t>
+      <w:proofErr w:type="gramStart"/>
+      <w:r>
+        <w:rPr>
+          <w:lang w:val="fr-CH"/>
+        </w:rPr>
+        <w:t>x,y</w:t>
+      </w:r>
+      <w:proofErr w:type="gramEnd"/>
+      <w:r>
+        <w:rPr>
+          <w:lang w:val="fr-CH"/>
+        </w:rPr>
+        <w:t>,z</w:t>
       </w:r>
       <w:proofErr w:type="spellEnd"/>
       <w:r>
@@ -2683,7 +2962,21 @@
         <w:rPr>
           <w:lang w:val="fr-CH"/>
         </w:rPr>
-        <w:t>(Taille participant en cm)/120</w:t>
+        <w:t xml:space="preserve">(Taille participant en </w:t>
+      </w:r>
+      <w:proofErr w:type="gramStart"/>
+      <w:r>
+        <w:rPr>
+          <w:lang w:val="fr-CH"/>
+        </w:rPr>
+        <w:t>cm)/</w:t>
+      </w:r>
+      <w:proofErr w:type="gramEnd"/>
+      <w:r>
+        <w:rPr>
+          <w:lang w:val="fr-CH"/>
+        </w:rPr>
+        <w:t>120</w:t>
       </w:r>
     </w:p>
     <w:p>
@@ -2705,7 +2998,6 @@
           <w:i/>
           <w:lang w:val="fr-CH"/>
         </w:rPr>
-        <w:lastRenderedPageBreak/>
         <w:t xml:space="preserve">Taille </w:t>
       </w:r>
       <w:r>
@@ -3031,7 +3323,21 @@
         <w:rPr>
           <w:lang w:val="fr-CH"/>
         </w:rPr>
-        <w:t xml:space="preserve"> la distance entre le start et la </w:t>
+        <w:t xml:space="preserve"> la distance entre le </w:t>
+      </w:r>
+      <w:proofErr w:type="spellStart"/>
+      <w:r>
+        <w:rPr>
+          <w:lang w:val="fr-CH"/>
+        </w:rPr>
+        <w:t>start</w:t>
+      </w:r>
+      <w:proofErr w:type="spellEnd"/>
+      <w:r>
+        <w:rPr>
+          <w:lang w:val="fr-CH"/>
+        </w:rPr>
+        <w:t xml:space="preserve"> et la </w:t>
       </w:r>
       <w:proofErr w:type="spellStart"/>
       <w:r>
@@ -3129,7 +3435,21 @@
         <w:rPr>
           <w:lang w:val="fr-CH"/>
         </w:rPr>
-        <w:t xml:space="preserve">Si on devait effectivement le faire sans rotation, il faudrait manipuler les translation x et z en faisant de la trigo pour chaque rafraichissement. C’est sûrement pour ça qu’il fallait calibrer pour mesurer le temps d’une marche. Mais c’est quand-même super compliqué.  </w:t>
+        <w:t xml:space="preserve">Si on devait effectivement le faire sans rotation, il faudrait manipuler les translation x et z en faisant </w:t>
+      </w:r>
+      <w:proofErr w:type="gramStart"/>
+      <w:r>
+        <w:rPr>
+          <w:lang w:val="fr-CH"/>
+        </w:rPr>
+        <w:t>de la trigo</w:t>
+      </w:r>
+      <w:proofErr w:type="gramEnd"/>
+      <w:r>
+        <w:rPr>
+          <w:lang w:val="fr-CH"/>
+        </w:rPr>
+        <w:t xml:space="preserve"> pour chaque rafraichissement. C’est sûrement pour ça qu’il fallait calibrer pour mesurer le temps d’une marche. Mais c’est quand-même super compliqué.  </w:t>
       </w:r>
     </w:p>
     <w:p>
@@ -3179,7 +3499,6 @@
       <w:r>
         <w:rPr>
           <w:noProof/>
-          <w:lang w:val="fr-CH"/>
         </w:rPr>
         <w:lastRenderedPageBreak/>
         <w:drawing>
@@ -3397,7 +3716,21 @@
         <w:rPr>
           <w:lang w:val="fr-CH"/>
         </w:rPr>
-        <w:t>Création d’un condition manager (choix des condition</w:t>
+        <w:t xml:space="preserve">Création </w:t>
+      </w:r>
+      <w:proofErr w:type="gramStart"/>
+      <w:r>
+        <w:rPr>
+          <w:lang w:val="fr-CH"/>
+        </w:rPr>
+        <w:t>d’un condition</w:t>
+      </w:r>
+      <w:proofErr w:type="gramEnd"/>
+      <w:r>
+        <w:rPr>
+          <w:lang w:val="fr-CH"/>
+        </w:rPr>
+        <w:t xml:space="preserve"> manager (choix des condition</w:t>
       </w:r>
     </w:p>
     <w:p>
@@ -3579,7 +3912,21 @@
         <w:rPr>
           <w:lang w:val="fr-CH"/>
         </w:rPr>
-        <w:t xml:space="preserve">Est-ce qu’on inclut des feedback lors des 10 trials d’entrainement (vue vert lorsqu’il arrive au cylindre et croix rouge lorsqu’il le manque). </w:t>
+        <w:t xml:space="preserve">Est-ce qu’on inclut </w:t>
+      </w:r>
+      <w:proofErr w:type="gramStart"/>
+      <w:r>
+        <w:rPr>
+          <w:lang w:val="fr-CH"/>
+        </w:rPr>
+        <w:t>des feedback</w:t>
+      </w:r>
+      <w:proofErr w:type="gramEnd"/>
+      <w:r>
+        <w:rPr>
+          <w:lang w:val="fr-CH"/>
+        </w:rPr>
+        <w:t xml:space="preserve"> lors des 10 trials d’entrainement (vue vert lorsqu’il arrive au cylindre et croix rouge lorsqu’il le manque). </w:t>
       </w:r>
       <w:r>
         <w:rPr>
@@ -3593,7 +3940,21 @@
           <w:lang w:val="fr-CH"/>
         </w:rPr>
         <w:br/>
-        <w:t xml:space="preserve">Désavantage : Ce n’est pas décrit comme ça dans l’article. Il y a un possibilité que ça influence le comportement pendant l’expérience car les participants pourront faire l’expérience des limites de détection du scripts et déployer un effort minimal pour atteindre le seuil de détection. </w:t>
+        <w:t xml:space="preserve">Désavantage : Ce n’est pas décrit comme ça dans l’article. Il y a </w:t>
+      </w:r>
+      <w:proofErr w:type="gramStart"/>
+      <w:r>
+        <w:rPr>
+          <w:lang w:val="fr-CH"/>
+        </w:rPr>
+        <w:t>un possibilité</w:t>
+      </w:r>
+      <w:proofErr w:type="gramEnd"/>
+      <w:r>
+        <w:rPr>
+          <w:lang w:val="fr-CH"/>
+        </w:rPr>
+        <w:t xml:space="preserve"> que ça influence le comportement pendant l’expérience car les participants pourront faire l’expérience des limites de détection du scripts et déployer un effort minimal pour atteindre le seuil de détection. </w:t>
       </w:r>
     </w:p>
     <w:p>
@@ -3603,15 +3964,26 @@
           <w:ilvl w:val="0"/>
           <w:numId w:val="3"/>
         </w:numPr>
-        <w:rPr>
-          <w:lang w:val="fr-CH"/>
-        </w:rPr>
-      </w:pPr>
-      <w:r>
-        <w:rPr>
-          <w:lang w:val="fr-CH"/>
-        </w:rPr>
-        <w:t>Demande de vérification des traduction si dessous</w:t>
+      </w:pPr>
+      <w:r>
+        <w:rPr>
+          <w:lang w:val="fr-CH"/>
+        </w:rPr>
+        <w:t xml:space="preserve">Demande de vérification </w:t>
+      </w:r>
+      <w:proofErr w:type="gramStart"/>
+      <w:r>
+        <w:rPr>
+          <w:lang w:val="fr-CH"/>
+        </w:rPr>
+        <w:t>des traduction</w:t>
+      </w:r>
+      <w:proofErr w:type="gramEnd"/>
+      <w:r>
+        <w:rPr>
+          <w:lang w:val="fr-CH"/>
+        </w:rPr>
+        <w:t xml:space="preserve"> si dessous</w:t>
       </w:r>
       <w:r>
         <w:rPr>
@@ -3647,165 +4019,63 @@
         <w:rPr>
           <w:b/>
           <w:bCs/>
-          <w:lang w:val="fr-CH"/>
-        </w:rPr>
-        <w:t>original EN</w:t>
-      </w:r>
-      <w:r>
-        <w:rPr>
-          <w:lang w:val="fr-CH"/>
-        </w:rPr>
-        <w:t xml:space="preserve"> : </w:t>
-      </w:r>
-      <w:r>
-        <w:rPr>
-          <w:lang w:val="fr-CH"/>
-        </w:rPr>
-        <w:t>"</w:t>
-      </w:r>
-      <w:proofErr w:type="spellStart"/>
-      <w:r>
-        <w:rPr>
-          <w:lang w:val="fr-CH"/>
-        </w:rPr>
-        <w:t>Did</w:t>
-      </w:r>
-      <w:proofErr w:type="spellEnd"/>
-      <w:r>
-        <w:rPr>
-          <w:lang w:val="fr-CH"/>
-        </w:rPr>
-        <w:t xml:space="preserve"> the </w:t>
-      </w:r>
-      <w:proofErr w:type="spellStart"/>
-      <w:r>
-        <w:rPr>
-          <w:lang w:val="fr-CH"/>
-        </w:rPr>
-        <w:t>movement</w:t>
-      </w:r>
-      <w:proofErr w:type="spellEnd"/>
-      <w:r>
-        <w:rPr>
-          <w:lang w:val="fr-CH"/>
-        </w:rPr>
-        <w:t xml:space="preserve"> </w:t>
-      </w:r>
-      <w:proofErr w:type="spellStart"/>
-      <w:r>
-        <w:rPr>
-          <w:lang w:val="fr-CH"/>
-        </w:rPr>
-        <w:t>shown</w:t>
-      </w:r>
-      <w:proofErr w:type="spellEnd"/>
-      <w:r>
-        <w:rPr>
-          <w:lang w:val="fr-CH"/>
-        </w:rPr>
-        <w:t xml:space="preserve"> on the screen correspond to the </w:t>
-      </w:r>
-      <w:proofErr w:type="spellStart"/>
-      <w:r>
-        <w:rPr>
-          <w:lang w:val="fr-CH"/>
-        </w:rPr>
-        <w:t>movement</w:t>
-      </w:r>
-      <w:proofErr w:type="spellEnd"/>
-      <w:r>
-        <w:rPr>
-          <w:lang w:val="fr-CH"/>
-        </w:rPr>
-        <w:t xml:space="preserve"> </w:t>
-      </w:r>
-      <w:proofErr w:type="spellStart"/>
-      <w:r>
-        <w:rPr>
-          <w:lang w:val="fr-CH"/>
-        </w:rPr>
-        <w:t>you</w:t>
-      </w:r>
-      <w:proofErr w:type="spellEnd"/>
-      <w:r>
-        <w:rPr>
-          <w:lang w:val="fr-CH"/>
-        </w:rPr>
-        <w:t xml:space="preserve"> </w:t>
-      </w:r>
-      <w:proofErr w:type="spellStart"/>
-      <w:r>
-        <w:rPr>
-          <w:lang w:val="fr-CH"/>
-        </w:rPr>
-        <w:t>just</w:t>
-      </w:r>
-      <w:proofErr w:type="spellEnd"/>
-      <w:r>
-        <w:rPr>
-          <w:lang w:val="fr-CH"/>
-        </w:rPr>
-        <w:t xml:space="preserve"> </w:t>
-      </w:r>
-      <w:proofErr w:type="spellStart"/>
-      <w:r>
-        <w:rPr>
-          <w:lang w:val="fr-CH"/>
-        </w:rPr>
-        <w:t>performed</w:t>
-      </w:r>
-      <w:proofErr w:type="spellEnd"/>
-      <w:r>
-        <w:rPr>
-          <w:lang w:val="fr-CH"/>
-        </w:rPr>
-        <w:t>?"</w:t>
-      </w:r>
-    </w:p>
-    <w:p>
-      <w:pPr>
-        <w:pStyle w:val="ListParagraph"/>
-        <w:rPr>
-          <w:lang w:val="fr-CH"/>
-        </w:rPr>
-      </w:pPr>
-      <w:proofErr w:type="spellStart"/>
+        </w:rPr>
+        <w:t xml:space="preserve">original </w:t>
+      </w:r>
+      <w:proofErr w:type="gramStart"/>
       <w:r>
         <w:rPr>
           <w:b/>
           <w:bCs/>
-          <w:lang w:val="fr-CH"/>
-        </w:rPr>
-        <w:t>Proposed</w:t>
-      </w:r>
-      <w:proofErr w:type="spellEnd"/>
+        </w:rPr>
+        <w:t>EN</w:t>
+      </w:r>
+      <w:r>
+        <w:t> :</w:t>
+      </w:r>
+      <w:proofErr w:type="gramEnd"/>
+      <w:r>
+        <w:t xml:space="preserve"> "Did the movement shown on the screen correspond to the movement you just performed?"</w:t>
+      </w:r>
+    </w:p>
+    <w:p>
+      <w:pPr>
+        <w:pStyle w:val="ListParagraph"/>
+        <w:rPr>
+          <w:lang w:val="fr-CH"/>
+        </w:rPr>
+      </w:pPr>
+      <w:proofErr w:type="spellStart"/>
       <w:r>
         <w:rPr>
           <w:b/>
           <w:bCs/>
           <w:lang w:val="fr-CH"/>
         </w:rPr>
-        <w:t xml:space="preserve"> FR</w:t>
-      </w:r>
+        <w:t>Proposed</w:t>
+      </w:r>
+      <w:proofErr w:type="spellEnd"/>
       <w:r>
         <w:rPr>
           <w:b/>
           <w:bCs/>
           <w:lang w:val="fr-CH"/>
         </w:rPr>
+        <w:t xml:space="preserve"> FR</w:t>
+      </w:r>
+      <w:r>
+        <w:rPr>
+          <w:b/>
+          <w:bCs/>
+          <w:lang w:val="fr-CH"/>
+        </w:rPr>
         <w:t xml:space="preserve"> to check</w:t>
       </w:r>
       <w:r>
         <w:rPr>
           <w:lang w:val="fr-CH"/>
         </w:rPr>
-        <w:t xml:space="preserve"> : </w:t>
-      </w:r>
-      <w:r>
-        <w:rPr>
-          <w:lang w:val="fr-CH"/>
-        </w:rPr>
-        <w:t>"Est-ce que le mouvement montré à l'écran correspondait au mouvement que vous venez d'effectuer ?"</w:t>
+        <w:t xml:space="preserve"> : "Est-ce que le mouvement montré à l'écran correspondait au mouvement que vous venez d'effectuer ?"</w:t>
       </w:r>
     </w:p>
     <w:p>
@@ -3815,23 +4085,39 @@
           <w:lang w:val="de-CH"/>
         </w:rPr>
       </w:pPr>
-      <w:proofErr w:type="spellStart"/>
       <w:r>
         <w:rPr>
           <w:b/>
           <w:bCs/>
           <w:lang w:val="de-CH"/>
         </w:rPr>
-        <w:t>Proposed</w:t>
-      </w:r>
-      <w:proofErr w:type="spellEnd"/>
+        <w:t>Proposed DE</w:t>
+      </w:r>
       <w:r>
         <w:rPr>
           <w:b/>
           <w:bCs/>
           <w:lang w:val="de-CH"/>
         </w:rPr>
-        <w:t xml:space="preserve"> DE</w:t>
+        <w:t xml:space="preserve"> to check</w:t>
+      </w:r>
+      <w:r>
+        <w:rPr>
+          <w:lang w:val="de-CH"/>
+        </w:rPr>
+        <w:t>: "Entspricht die auf dem Bildschirm gezeigte Bewegung der Bewegung, die Sie gerade ausgeführt haben?"</w:t>
+      </w:r>
+      <w:r>
+        <w:rPr>
+          <w:lang w:val="de-CH"/>
+        </w:rPr>
+        <w:br/>
+      </w:r>
+      <w:r>
+        <w:rPr>
+          <w:lang w:val="de-CH"/>
+        </w:rPr>
+        <w:br/>
       </w:r>
       <w:r>
         <w:rPr>
@@ -3839,191 +4125,47 @@
           <w:bCs/>
           <w:lang w:val="de-CH"/>
         </w:rPr>
-        <w:t xml:space="preserve"> </w:t>
-      </w:r>
-      <w:proofErr w:type="spellStart"/>
+        <w:t>original EN</w:t>
+      </w:r>
+      <w:r>
+        <w:rPr>
+          <w:lang w:val="de-CH"/>
+        </w:rPr>
+        <w:t xml:space="preserve">: </w:t>
+      </w:r>
+      <w:r>
+        <w:rPr>
+          <w:lang w:val="de-CH"/>
+        </w:rPr>
+        <w:t>"How sure are you of your response?"</w:t>
+      </w:r>
+    </w:p>
+    <w:p>
+      <w:pPr>
+        <w:pStyle w:val="ListParagraph"/>
+        <w:rPr>
+          <w:lang w:val="de-CH"/>
+        </w:rPr>
+      </w:pPr>
       <w:r>
         <w:rPr>
           <w:b/>
           <w:bCs/>
           <w:lang w:val="de-CH"/>
         </w:rPr>
-        <w:t>to</w:t>
-      </w:r>
-      <w:proofErr w:type="spellEnd"/>
+        <w:t xml:space="preserve">Proposed </w:t>
+      </w:r>
       <w:r>
         <w:rPr>
           <w:b/>
           <w:bCs/>
           <w:lang w:val="de-CH"/>
         </w:rPr>
-        <w:t xml:space="preserve"> check</w:t>
+        <w:t>FR to check</w:t>
       </w:r>
       <w:r>
         <w:rPr>
           <w:lang w:val="de-CH"/>
-        </w:rPr>
-        <w:t xml:space="preserve">: </w:t>
-      </w:r>
-      <w:r>
-        <w:rPr>
-          <w:lang w:val="de-CH"/>
-        </w:rPr>
-        <w:t>"Entspricht die auf dem Bildschirm gezeigte Bewegung der Bewegung, die Sie gerade ausgeführt haben?"</w:t>
-      </w:r>
-      <w:r>
-        <w:rPr>
-          <w:lang w:val="de-CH"/>
-        </w:rPr>
-        <w:br/>
-      </w:r>
-      <w:r>
-        <w:rPr>
-          <w:lang w:val="de-CH"/>
-        </w:rPr>
-        <w:br/>
-      </w:r>
-      <w:r>
-        <w:rPr>
-          <w:b/>
-          <w:bCs/>
-          <w:lang w:val="de-CH"/>
-        </w:rPr>
-        <w:t>original EN</w:t>
-      </w:r>
-      <w:r>
-        <w:rPr>
-          <w:lang w:val="de-CH"/>
-        </w:rPr>
-        <w:t xml:space="preserve">: </w:t>
-      </w:r>
-      <w:r>
-        <w:rPr>
-          <w:lang w:val="de-CH"/>
-        </w:rPr>
-        <w:t>"</w:t>
-      </w:r>
-      <w:proofErr w:type="spellStart"/>
-      <w:r>
-        <w:rPr>
-          <w:lang w:val="de-CH"/>
-        </w:rPr>
-        <w:t>How</w:t>
-      </w:r>
-      <w:proofErr w:type="spellEnd"/>
-      <w:r>
-        <w:rPr>
-          <w:lang w:val="de-CH"/>
-        </w:rPr>
-        <w:t xml:space="preserve"> </w:t>
-      </w:r>
-      <w:proofErr w:type="spellStart"/>
-      <w:r>
-        <w:rPr>
-          <w:lang w:val="de-CH"/>
-        </w:rPr>
-        <w:t>sure</w:t>
-      </w:r>
-      <w:proofErr w:type="spellEnd"/>
-      <w:r>
-        <w:rPr>
-          <w:lang w:val="de-CH"/>
-        </w:rPr>
-        <w:t xml:space="preserve"> </w:t>
-      </w:r>
-      <w:proofErr w:type="spellStart"/>
-      <w:r>
-        <w:rPr>
-          <w:lang w:val="de-CH"/>
-        </w:rPr>
-        <w:t>are</w:t>
-      </w:r>
-      <w:proofErr w:type="spellEnd"/>
-      <w:r>
-        <w:rPr>
-          <w:lang w:val="de-CH"/>
-        </w:rPr>
-        <w:t xml:space="preserve"> </w:t>
-      </w:r>
-      <w:proofErr w:type="spellStart"/>
-      <w:r>
-        <w:rPr>
-          <w:lang w:val="de-CH"/>
-        </w:rPr>
-        <w:t>you</w:t>
-      </w:r>
-      <w:proofErr w:type="spellEnd"/>
-      <w:r>
-        <w:rPr>
-          <w:lang w:val="de-CH"/>
-        </w:rPr>
-        <w:t xml:space="preserve"> of </w:t>
-      </w:r>
-      <w:proofErr w:type="spellStart"/>
-      <w:r>
-        <w:rPr>
-          <w:lang w:val="de-CH"/>
-        </w:rPr>
-        <w:t>your</w:t>
-      </w:r>
-      <w:proofErr w:type="spellEnd"/>
-      <w:r>
-        <w:rPr>
-          <w:lang w:val="de-CH"/>
-        </w:rPr>
-        <w:t xml:space="preserve"> </w:t>
-      </w:r>
-      <w:proofErr w:type="spellStart"/>
-      <w:r>
-        <w:rPr>
-          <w:lang w:val="de-CH"/>
-        </w:rPr>
-        <w:t>response</w:t>
-      </w:r>
-      <w:proofErr w:type="spellEnd"/>
-      <w:r>
-        <w:rPr>
-          <w:lang w:val="de-CH"/>
-        </w:rPr>
-        <w:t>?"</w:t>
-      </w:r>
-    </w:p>
-    <w:p>
-      <w:pPr>
-        <w:pStyle w:val="ListParagraph"/>
-        <w:rPr>
-          <w:lang w:val="fr-CH"/>
-        </w:rPr>
-      </w:pPr>
-      <w:proofErr w:type="spellStart"/>
-      <w:r>
-        <w:rPr>
-          <w:b/>
-          <w:bCs/>
-          <w:lang w:val="fr-CH"/>
-        </w:rPr>
-        <w:t>Proposed</w:t>
-      </w:r>
-      <w:proofErr w:type="spellEnd"/>
-      <w:r>
-        <w:rPr>
-          <w:b/>
-          <w:bCs/>
-          <w:lang w:val="fr-CH"/>
-        </w:rPr>
-        <w:t xml:space="preserve"> </w:t>
-      </w:r>
-      <w:r>
-        <w:rPr>
-          <w:b/>
-          <w:bCs/>
-          <w:lang w:val="fr-CH"/>
-        </w:rPr>
-        <w:t>FR to check</w:t>
-      </w:r>
-      <w:r>
-        <w:rPr>
-          <w:lang w:val="fr-CH"/>
         </w:rPr>
         <w:t>:</w:t>
       </w:r>
@@ -4033,13 +4175,13 @@
           <w:color w:val="A31515"/>
           <w:sz w:val="19"/>
           <w:szCs w:val="19"/>
-          <w:lang w:val="fr-CH"/>
+          <w:lang w:val="de-CH"/>
         </w:rPr>
         <w:t xml:space="preserve"> </w:t>
       </w:r>
       <w:r>
         <w:rPr>
-          <w:lang w:val="fr-CH"/>
+          <w:lang w:val="de-CH"/>
         </w:rPr>
         <w:t>"A quel point êtes-vous sûr de votre réponse ?"</w:t>
       </w:r>
@@ -4051,49 +4193,21 @@
           <w:lang w:val="de-CH"/>
         </w:rPr>
       </w:pPr>
-      <w:proofErr w:type="spellStart"/>
       <w:r>
         <w:rPr>
           <w:b/>
           <w:bCs/>
           <w:lang w:val="de-CH"/>
         </w:rPr>
-        <w:t>Proposed</w:t>
-      </w:r>
-      <w:proofErr w:type="spellEnd"/>
+        <w:t>Proposed DE</w:t>
+      </w:r>
       <w:r>
         <w:rPr>
           <w:b/>
           <w:bCs/>
           <w:lang w:val="de-CH"/>
         </w:rPr>
-        <w:t xml:space="preserve"> DE</w:t>
-      </w:r>
-      <w:r>
-        <w:rPr>
-          <w:b/>
-          <w:bCs/>
-          <w:lang w:val="de-CH"/>
-        </w:rPr>
-        <w:t xml:space="preserve"> </w:t>
-      </w:r>
-      <w:proofErr w:type="spellStart"/>
-      <w:r>
-        <w:rPr>
-          <w:b/>
-          <w:bCs/>
-          <w:lang w:val="de-CH"/>
-        </w:rPr>
-        <w:t>to</w:t>
-      </w:r>
-      <w:proofErr w:type="spellEnd"/>
-      <w:r>
-        <w:rPr>
-          <w:b/>
-          <w:bCs/>
-          <w:lang w:val="de-CH"/>
-        </w:rPr>
-        <w:t xml:space="preserve"> check</w:t>
+        <w:t xml:space="preserve"> to check</w:t>
       </w:r>
       <w:r>
         <w:rPr>
@@ -4137,7 +4251,35 @@
         <w:rPr>
           <w:lang w:val="fr-CH"/>
         </w:rPr>
-        <w:t xml:space="preserve">Est-ce que vous êtes d’accord avec mon choix de stratégie pour la déviation de la trajectoire. Pour que ce soit pas trop compliquer à faire, j’effectue une rotation de l’avatar en cours de la marche. Je ne sais pas si dans l’expérience au labo de Olaf, il ont fait la même chose ou s’il ont dévier la trajectoire sans tourner l’avatar. </w:t>
+        <w:t xml:space="preserve">Est-ce que vous êtes d’accord avec mon choix de stratégie pour la déviation de la trajectoire. Pour que </w:t>
+      </w:r>
+      <w:proofErr w:type="gramStart"/>
+      <w:r>
+        <w:rPr>
+          <w:lang w:val="fr-CH"/>
+        </w:rPr>
+        <w:t>ce soit pas</w:t>
+      </w:r>
+      <w:proofErr w:type="gramEnd"/>
+      <w:r>
+        <w:rPr>
+          <w:lang w:val="fr-CH"/>
+        </w:rPr>
+        <w:t xml:space="preserve"> trop compliquer à faire, j’effectue une rotation de l’avatar en cours de la marche. Je ne sais pas si dans l’expérience au labo de Olaf, </w:t>
+      </w:r>
+      <w:proofErr w:type="gramStart"/>
+      <w:r>
+        <w:rPr>
+          <w:lang w:val="fr-CH"/>
+        </w:rPr>
+        <w:t>il ont</w:t>
+      </w:r>
+      <w:proofErr w:type="gramEnd"/>
+      <w:r>
+        <w:rPr>
+          <w:lang w:val="fr-CH"/>
+        </w:rPr>
+        <w:t xml:space="preserve"> fait la même chose ou s’il ont dévier la trajectoire sans tourner l’avatar. </w:t>
       </w:r>
     </w:p>
     <w:p>
@@ -4146,129 +4288,1025 @@
         <w:rPr>
           <w:i/>
           <w:iCs/>
-        </w:rPr>
-      </w:pPr>
-      <w:proofErr w:type="spellStart"/>
+          <w:lang w:val="fr-CH"/>
+        </w:rPr>
+      </w:pPr>
       <w:r>
         <w:rPr>
           <w:i/>
           <w:iCs/>
-        </w:rPr>
-        <w:t>Avantage</w:t>
-      </w:r>
-      <w:proofErr w:type="spellEnd"/>
+          <w:lang w:val="fr-CH"/>
+        </w:rPr>
+        <w:t xml:space="preserve">Avantage de </w:t>
+      </w:r>
+      <w:proofErr w:type="gramStart"/>
       <w:r>
         <w:rPr>
           <w:i/>
           <w:iCs/>
-        </w:rPr>
-        <w:t xml:space="preserve"> de </w:t>
-      </w:r>
-      <w:proofErr w:type="spellStart"/>
+          <w:lang w:val="fr-CH"/>
+        </w:rPr>
+        <w:t>tourné</w:t>
+      </w:r>
+      <w:proofErr w:type="gramEnd"/>
       <w:r>
         <w:rPr>
           <w:i/>
           <w:iCs/>
-        </w:rPr>
-        <w:t>tourné</w:t>
-      </w:r>
-      <w:proofErr w:type="spellEnd"/>
-      <w:r>
+          <w:lang w:val="fr-CH"/>
+        </w:rPr>
+        <w:t xml:space="preserve"> l’avatar :</w:t>
+      </w:r>
+    </w:p>
+    <w:p>
+      <w:pPr>
+        <w:pStyle w:val="ListParagraph"/>
+        <w:rPr>
+          <w:lang w:val="fr-CH"/>
+        </w:rPr>
+      </w:pPr>
+      <w:r>
+        <w:rPr>
+          <w:lang w:val="fr-CH"/>
+        </w:rPr>
+        <w:t>Beaucoup plus simple à la programmation</w:t>
+      </w:r>
+    </w:p>
+    <w:p>
+      <w:pPr>
+        <w:pStyle w:val="ListParagraph"/>
         <w:rPr>
           <w:i/>
           <w:iCs/>
-        </w:rPr>
-        <w:t xml:space="preserve"> </w:t>
-      </w:r>
-      <w:proofErr w:type="spellStart"/>
+          <w:lang w:val="fr-CH"/>
+        </w:rPr>
+      </w:pPr>
       <w:r>
         <w:rPr>
           <w:i/>
           <w:iCs/>
-        </w:rPr>
-        <w:t>l’avatar</w:t>
-      </w:r>
-      <w:proofErr w:type="spellEnd"/>
-      <w:r>
+          <w:lang w:val="fr-CH"/>
+        </w:rPr>
+        <w:t xml:space="preserve">Désavantage : </w:t>
+      </w:r>
+    </w:p>
+    <w:p>
+      <w:pPr>
+        <w:pStyle w:val="ListParagraph"/>
+        <w:rPr>
+          <w:lang w:val="fr-CH"/>
+        </w:rPr>
+      </w:pPr>
+      <w:r>
+        <w:rPr>
+          <w:lang w:val="fr-CH"/>
+        </w:rPr>
+        <w:t xml:space="preserve">Pas Sûr que l’équipe de Olaf l’ai fait. Peut-être que ça donne un indice aux participants sur la correction de trajectoire à appliquer. </w:t>
+      </w:r>
+    </w:p>
+    <w:p>
+      <w:pPr>
+        <w:rPr>
+          <w:b/>
+          <w:lang w:val="fr-CH"/>
+        </w:rPr>
+      </w:pPr>
+      <w:r>
+        <w:rPr>
+          <w:b/>
+          <w:lang w:val="fr-CH"/>
+        </w:rPr>
+        <w:lastRenderedPageBreak/>
+        <w:t>Travail 28.02.025</w:t>
+      </w:r>
+    </w:p>
+    <w:p>
+      <w:pPr>
+        <w:rPr>
+          <w:lang w:val="fr-CH"/>
+        </w:rPr>
+      </w:pPr>
+      <w:r>
+        <w:rPr>
+          <w:lang w:val="fr-CH"/>
+        </w:rPr>
+        <w:t xml:space="preserve">J’ai </w:t>
+      </w:r>
+      <w:proofErr w:type="spellStart"/>
+      <w:r>
+        <w:rPr>
+          <w:lang w:val="fr-CH"/>
+        </w:rPr>
+        <w:t>pû</w:t>
+      </w:r>
+      <w:proofErr w:type="spellEnd"/>
+      <w:r>
+        <w:rPr>
+          <w:lang w:val="fr-CH"/>
+        </w:rPr>
+        <w:t xml:space="preserve"> finaliser les enregistrements de fichier et tester dans la salle de </w:t>
+      </w:r>
+      <w:proofErr w:type="spellStart"/>
+      <w:r>
+        <w:rPr>
+          <w:lang w:val="fr-CH"/>
+        </w:rPr>
+        <w:t>MotionTracking</w:t>
+      </w:r>
+      <w:proofErr w:type="spellEnd"/>
+      <w:r>
+        <w:rPr>
+          <w:lang w:val="fr-CH"/>
+        </w:rPr>
+        <w:t xml:space="preserve">. </w:t>
+      </w:r>
+    </w:p>
+    <w:p>
+      <w:pPr>
+        <w:rPr>
+          <w:lang w:val="fr-CH"/>
+        </w:rPr>
+      </w:pPr>
+    </w:p>
+    <w:p>
+      <w:pPr>
+        <w:rPr>
+          <w:lang w:val="fr-CH"/>
+        </w:rPr>
+      </w:pPr>
+    </w:p>
+    <w:p>
+      <w:pPr>
         <w:rPr>
           <w:i/>
-          <w:iCs/>
-        </w:rPr>
-        <w:t> :</w:t>
-      </w:r>
-    </w:p>
-    <w:p>
-      <w:pPr>
-        <w:pStyle w:val="ListParagraph"/>
-        <w:rPr>
-          <w:lang w:val="fr-CH"/>
-        </w:rPr>
-      </w:pPr>
-      <w:r>
-        <w:rPr>
-          <w:lang w:val="fr-CH"/>
-        </w:rPr>
-        <w:t>Beaucoup plus simple à la programmation</w:t>
-      </w:r>
-    </w:p>
-    <w:p>
-      <w:pPr>
-        <w:pStyle w:val="ListParagraph"/>
+          <w:lang w:val="fr-CH"/>
+        </w:rPr>
+      </w:pPr>
+      <w:r>
         <w:rPr>
           <w:i/>
-          <w:iCs/>
-        </w:rPr>
-      </w:pPr>
-      <w:proofErr w:type="spellStart"/>
-      <w:r>
+          <w:lang w:val="fr-CH"/>
+        </w:rPr>
+        <w:t>Test timing pour les fichier output 2025-02-28_P999_FBA_MotionTrack_PosX et 2025-02-28_P999_FBA_MotionTrack_PosZ</w:t>
+      </w:r>
+    </w:p>
+    <w:p>
+      <w:pPr>
+        <w:rPr>
+          <w:lang w:val="fr-CH"/>
+        </w:rPr>
+      </w:pPr>
+    </w:p>
+    <w:tbl>
+      <w:tblPr>
+        <w:tblStyle w:val="TableGrid"/>
+        <w:tblW w:w="0" w:type="auto"/>
+        <w:tblLook w:val="04A0" w:firstRow="1" w:lastRow="0" w:firstColumn="1" w:lastColumn="0" w:noHBand="0" w:noVBand="1"/>
+      </w:tblPr>
+      <w:tblGrid>
+        <w:gridCol w:w="2337"/>
+        <w:gridCol w:w="2337"/>
+        <w:gridCol w:w="2338"/>
+        <w:gridCol w:w="2338"/>
+      </w:tblGrid>
+      <w:tr>
+        <w:tc>
+          <w:tcPr>
+            <w:tcW w:w="2337" w:type="dxa"/>
+          </w:tcPr>
+          <w:p>
+            <w:pPr>
+              <w:rPr>
+                <w:lang w:val="fr-CH"/>
+              </w:rPr>
+            </w:pPr>
+            <w:r>
+              <w:rPr>
+                <w:lang w:val="fr-CH"/>
+              </w:rPr>
+              <w:t>Trial</w:t>
+            </w:r>
+          </w:p>
+        </w:tc>
+        <w:tc>
+          <w:tcPr>
+            <w:tcW w:w="2337" w:type="dxa"/>
+          </w:tcPr>
+          <w:p>
+            <w:pPr>
+              <w:rPr>
+                <w:lang w:val="fr-CH"/>
+              </w:rPr>
+            </w:pPr>
+            <w:r>
+              <w:rPr>
+                <w:lang w:val="fr-CH"/>
+              </w:rPr>
+              <w:t>Mesuré à la montre</w:t>
+            </w:r>
+          </w:p>
+        </w:tc>
+        <w:tc>
+          <w:tcPr>
+            <w:tcW w:w="2338" w:type="dxa"/>
+          </w:tcPr>
+          <w:p>
+            <w:pPr>
+              <w:rPr>
+                <w:lang w:val="fr-CH"/>
+              </w:rPr>
+            </w:pPr>
+            <w:proofErr w:type="spellStart"/>
+            <w:r>
+              <w:rPr>
+                <w:lang w:val="fr-CH"/>
+              </w:rPr>
+              <w:t>Debug</w:t>
+            </w:r>
+            <w:proofErr w:type="spellEnd"/>
+            <w:r>
+              <w:rPr>
+                <w:lang w:val="fr-CH"/>
+              </w:rPr>
+              <w:t xml:space="preserve"> sur </w:t>
+            </w:r>
+            <w:proofErr w:type="spellStart"/>
+            <w:r>
+              <w:rPr>
+                <w:lang w:val="fr-CH"/>
+              </w:rPr>
+              <w:t>stropwatch</w:t>
+            </w:r>
+            <w:proofErr w:type="spellEnd"/>
+          </w:p>
+        </w:tc>
+        <w:tc>
+          <w:tcPr>
+            <w:tcW w:w="2338" w:type="dxa"/>
+          </w:tcPr>
+          <w:p>
+            <w:pPr>
+              <w:rPr>
+                <w:lang w:val="fr-CH"/>
+              </w:rPr>
+            </w:pPr>
+            <w:r>
+              <w:rPr>
+                <w:lang w:val="fr-CH"/>
+              </w:rPr>
+              <w:t>Nombre de data point</w:t>
+            </w:r>
+          </w:p>
+        </w:tc>
+      </w:tr>
+      <w:tr>
+        <w:tc>
+          <w:tcPr>
+            <w:tcW w:w="2337" w:type="dxa"/>
+          </w:tcPr>
+          <w:p>
+            <w:pPr>
+              <w:rPr>
+                <w:lang w:val="fr-CH"/>
+              </w:rPr>
+            </w:pPr>
+            <w:r>
+              <w:rPr>
+                <w:lang w:val="fr-CH"/>
+              </w:rPr>
+              <w:t>1</w:t>
+            </w:r>
+          </w:p>
+        </w:tc>
+        <w:tc>
+          <w:tcPr>
+            <w:tcW w:w="2337" w:type="dxa"/>
+          </w:tcPr>
+          <w:p>
+            <w:pPr>
+              <w:rPr>
+                <w:lang w:val="fr-CH"/>
+              </w:rPr>
+            </w:pPr>
+            <w:r>
+              <w:rPr>
+                <w:lang w:val="fr-CH"/>
+              </w:rPr>
+              <w:t>4016</w:t>
+            </w:r>
+          </w:p>
+        </w:tc>
+        <w:tc>
+          <w:tcPr>
+            <w:tcW w:w="2338" w:type="dxa"/>
+          </w:tcPr>
+          <w:p>
+            <w:pPr>
+              <w:rPr>
+                <w:lang w:val="fr-CH"/>
+              </w:rPr>
+            </w:pPr>
+            <w:r>
+              <w:rPr>
+                <w:lang w:val="fr-CH"/>
+              </w:rPr>
+              <w:t>4317</w:t>
+            </w:r>
+          </w:p>
+        </w:tc>
+        <w:tc>
+          <w:tcPr>
+            <w:tcW w:w="2338" w:type="dxa"/>
+          </w:tcPr>
+          <w:p>
+            <w:pPr>
+              <w:rPr>
+                <w:lang w:val="fr-CH"/>
+              </w:rPr>
+            </w:pPr>
+            <w:r>
+              <w:rPr>
+                <w:lang w:val="fr-CH"/>
+              </w:rPr>
+              <w:t>4.2</w:t>
+            </w:r>
+          </w:p>
+        </w:tc>
+      </w:tr>
+      <w:tr>
+        <w:tc>
+          <w:tcPr>
+            <w:tcW w:w="2337" w:type="dxa"/>
+          </w:tcPr>
+          <w:p>
+            <w:pPr>
+              <w:rPr>
+                <w:lang w:val="fr-CH"/>
+              </w:rPr>
+            </w:pPr>
+            <w:r>
+              <w:rPr>
+                <w:lang w:val="fr-CH"/>
+              </w:rPr>
+              <w:t>2</w:t>
+            </w:r>
+          </w:p>
+        </w:tc>
+        <w:tc>
+          <w:tcPr>
+            <w:tcW w:w="2337" w:type="dxa"/>
+          </w:tcPr>
+          <w:p>
+            <w:pPr>
+              <w:rPr>
+                <w:lang w:val="fr-CH"/>
+              </w:rPr>
+            </w:pPr>
+            <w:r>
+              <w:rPr>
+                <w:lang w:val="fr-CH"/>
+              </w:rPr>
+              <w:t>7091</w:t>
+            </w:r>
+          </w:p>
+        </w:tc>
+        <w:tc>
+          <w:tcPr>
+            <w:tcW w:w="2338" w:type="dxa"/>
+          </w:tcPr>
+          <w:p>
+            <w:pPr>
+              <w:rPr>
+                <w:lang w:val="fr-CH"/>
+              </w:rPr>
+            </w:pPr>
+            <w:r>
+              <w:rPr>
+                <w:lang w:val="fr-CH"/>
+              </w:rPr>
+              <w:t>7820</w:t>
+            </w:r>
+          </w:p>
+        </w:tc>
+        <w:tc>
+          <w:tcPr>
+            <w:tcW w:w="2338" w:type="dxa"/>
+          </w:tcPr>
+          <w:p>
+            <w:pPr>
+              <w:rPr>
+                <w:lang w:val="fr-CH"/>
+              </w:rPr>
+            </w:pPr>
+            <w:r>
+              <w:rPr>
+                <w:lang w:val="fr-CH"/>
+              </w:rPr>
+              <w:t>7.22</w:t>
+            </w:r>
+          </w:p>
+        </w:tc>
+      </w:tr>
+      <w:tr>
+        <w:tc>
+          <w:tcPr>
+            <w:tcW w:w="2337" w:type="dxa"/>
+          </w:tcPr>
+          <w:p>
+            <w:pPr>
+              <w:rPr>
+                <w:lang w:val="fr-CH"/>
+              </w:rPr>
+            </w:pPr>
+            <w:r>
+              <w:rPr>
+                <w:lang w:val="fr-CH"/>
+              </w:rPr>
+              <w:t>3</w:t>
+            </w:r>
+          </w:p>
+        </w:tc>
+        <w:tc>
+          <w:tcPr>
+            <w:tcW w:w="2337" w:type="dxa"/>
+          </w:tcPr>
+          <w:p>
+            <w:pPr>
+              <w:rPr>
+                <w:lang w:val="fr-CH"/>
+              </w:rPr>
+            </w:pPr>
+            <w:r>
+              <w:rPr>
+                <w:lang w:val="fr-CH"/>
+              </w:rPr>
+              <w:t>2018</w:t>
+            </w:r>
+          </w:p>
+        </w:tc>
+        <w:tc>
+          <w:tcPr>
+            <w:tcW w:w="2338" w:type="dxa"/>
+          </w:tcPr>
+          <w:p>
+            <w:pPr>
+              <w:rPr>
+                <w:lang w:val="fr-CH"/>
+              </w:rPr>
+            </w:pPr>
+            <w:r>
+              <w:rPr>
+                <w:lang w:val="fr-CH"/>
+              </w:rPr>
+              <w:t>2410</w:t>
+            </w:r>
+          </w:p>
+        </w:tc>
+        <w:tc>
+          <w:tcPr>
+            <w:tcW w:w="2338" w:type="dxa"/>
+          </w:tcPr>
+          <w:p>
+            <w:pPr>
+              <w:rPr>
+                <w:lang w:val="fr-CH"/>
+              </w:rPr>
+            </w:pPr>
+            <w:r>
+              <w:rPr>
+                <w:lang w:val="fr-CH"/>
+              </w:rPr>
+              <w:t>2.376</w:t>
+            </w:r>
+          </w:p>
+        </w:tc>
+      </w:tr>
+      <w:tr>
+        <w:tc>
+          <w:tcPr>
+            <w:tcW w:w="2337" w:type="dxa"/>
+          </w:tcPr>
+          <w:p>
+            <w:pPr>
+              <w:rPr>
+                <w:lang w:val="fr-CH"/>
+              </w:rPr>
+            </w:pPr>
+            <w:r>
+              <w:rPr>
+                <w:lang w:val="fr-CH"/>
+              </w:rPr>
+              <w:t>4</w:t>
+            </w:r>
+          </w:p>
+        </w:tc>
+        <w:tc>
+          <w:tcPr>
+            <w:tcW w:w="2337" w:type="dxa"/>
+          </w:tcPr>
+          <w:p>
+            <w:pPr>
+              <w:rPr>
+                <w:lang w:val="fr-CH"/>
+              </w:rPr>
+            </w:pPr>
+            <w:r>
+              <w:rPr>
+                <w:lang w:val="fr-CH"/>
+              </w:rPr>
+              <w:t>-</w:t>
+            </w:r>
+          </w:p>
+        </w:tc>
+        <w:tc>
+          <w:tcPr>
+            <w:tcW w:w="2338" w:type="dxa"/>
+          </w:tcPr>
+          <w:p>
+            <w:pPr>
+              <w:rPr>
+                <w:lang w:val="fr-CH"/>
+              </w:rPr>
+            </w:pPr>
+            <w:r>
+              <w:rPr>
+                <w:lang w:val="fr-CH"/>
+              </w:rPr>
+              <w:t>-</w:t>
+            </w:r>
+          </w:p>
+        </w:tc>
+        <w:tc>
+          <w:tcPr>
+            <w:tcW w:w="2338" w:type="dxa"/>
+          </w:tcPr>
+          <w:p>
+            <w:pPr>
+              <w:rPr>
+                <w:lang w:val="fr-CH"/>
+              </w:rPr>
+            </w:pPr>
+          </w:p>
+        </w:tc>
+      </w:tr>
+      <w:tr>
+        <w:tc>
+          <w:tcPr>
+            <w:tcW w:w="2337" w:type="dxa"/>
+          </w:tcPr>
+          <w:p>
+            <w:pPr>
+              <w:rPr>
+                <w:lang w:val="fr-CH"/>
+              </w:rPr>
+            </w:pPr>
+            <w:r>
+              <w:rPr>
+                <w:lang w:val="fr-CH"/>
+              </w:rPr>
+              <w:t>5</w:t>
+            </w:r>
+          </w:p>
+        </w:tc>
+        <w:tc>
+          <w:tcPr>
+            <w:tcW w:w="2337" w:type="dxa"/>
+          </w:tcPr>
+          <w:p>
+            <w:pPr>
+              <w:rPr>
+                <w:lang w:val="fr-CH"/>
+              </w:rPr>
+            </w:pPr>
+            <w:r>
+              <w:rPr>
+                <w:lang w:val="fr-CH"/>
+              </w:rPr>
+              <w:t>2092</w:t>
+            </w:r>
+          </w:p>
+        </w:tc>
+        <w:tc>
+          <w:tcPr>
+            <w:tcW w:w="2338" w:type="dxa"/>
+          </w:tcPr>
+          <w:p>
+            <w:pPr>
+              <w:rPr>
+                <w:lang w:val="fr-CH"/>
+              </w:rPr>
+            </w:pPr>
+            <w:r>
+              <w:rPr>
+                <w:lang w:val="fr-CH"/>
+              </w:rPr>
+              <w:t>2700</w:t>
+            </w:r>
+          </w:p>
+        </w:tc>
+        <w:tc>
+          <w:tcPr>
+            <w:tcW w:w="2338" w:type="dxa"/>
+          </w:tcPr>
+          <w:p>
+            <w:pPr>
+              <w:rPr>
+                <w:lang w:val="fr-CH"/>
+              </w:rPr>
+            </w:pPr>
+          </w:p>
+        </w:tc>
+      </w:tr>
+      <w:tr>
+        <w:tc>
+          <w:tcPr>
+            <w:tcW w:w="2337" w:type="dxa"/>
+          </w:tcPr>
+          <w:p>
+            <w:pPr>
+              <w:rPr>
+                <w:lang w:val="fr-CH"/>
+              </w:rPr>
+            </w:pPr>
+            <w:r>
+              <w:rPr>
+                <w:lang w:val="fr-CH"/>
+              </w:rPr>
+              <w:t>6</w:t>
+            </w:r>
+          </w:p>
+        </w:tc>
+        <w:tc>
+          <w:tcPr>
+            <w:tcW w:w="2337" w:type="dxa"/>
+          </w:tcPr>
+          <w:p>
+            <w:pPr>
+              <w:rPr>
+                <w:lang w:val="fr-CH"/>
+              </w:rPr>
+            </w:pPr>
+            <w:r>
+              <w:rPr>
+                <w:lang w:val="fr-CH"/>
+              </w:rPr>
+              <w:t>-</w:t>
+            </w:r>
+          </w:p>
+        </w:tc>
+        <w:tc>
+          <w:tcPr>
+            <w:tcW w:w="2338" w:type="dxa"/>
+          </w:tcPr>
+          <w:p>
+            <w:pPr>
+              <w:rPr>
+                <w:lang w:val="fr-CH"/>
+              </w:rPr>
+            </w:pPr>
+            <w:r>
+              <w:rPr>
+                <w:lang w:val="fr-CH"/>
+              </w:rPr>
+              <w:t>-</w:t>
+            </w:r>
+          </w:p>
+        </w:tc>
+        <w:tc>
+          <w:tcPr>
+            <w:tcW w:w="2338" w:type="dxa"/>
+          </w:tcPr>
+          <w:p>
+            <w:pPr>
+              <w:rPr>
+                <w:lang w:val="fr-CH"/>
+              </w:rPr>
+            </w:pPr>
+          </w:p>
+        </w:tc>
+      </w:tr>
+      <w:tr>
+        <w:tc>
+          <w:tcPr>
+            <w:tcW w:w="2337" w:type="dxa"/>
+          </w:tcPr>
+          <w:p>
+            <w:pPr>
+              <w:rPr>
+                <w:lang w:val="fr-CH"/>
+              </w:rPr>
+            </w:pPr>
+            <w:r>
+              <w:rPr>
+                <w:lang w:val="fr-CH"/>
+              </w:rPr>
+              <w:t>7</w:t>
+            </w:r>
+          </w:p>
+        </w:tc>
+        <w:tc>
+          <w:tcPr>
+            <w:tcW w:w="2337" w:type="dxa"/>
+          </w:tcPr>
+          <w:p>
+            <w:pPr>
+              <w:rPr>
+                <w:lang w:val="fr-CH"/>
+              </w:rPr>
+            </w:pPr>
+            <w:r>
+              <w:rPr>
+                <w:lang w:val="fr-CH"/>
+              </w:rPr>
+              <w:t>12</w:t>
+            </w:r>
+          </w:p>
+        </w:tc>
+        <w:tc>
+          <w:tcPr>
+            <w:tcW w:w="2338" w:type="dxa"/>
+          </w:tcPr>
+          <w:p>
+            <w:pPr>
+              <w:rPr>
+                <w:lang w:val="fr-CH"/>
+              </w:rPr>
+            </w:pPr>
+            <w:r>
+              <w:rPr>
+                <w:lang w:val="fr-CH"/>
+              </w:rPr>
+              <w:t>13356</w:t>
+            </w:r>
+          </w:p>
+        </w:tc>
+        <w:tc>
+          <w:tcPr>
+            <w:tcW w:w="2338" w:type="dxa"/>
+          </w:tcPr>
+          <w:p>
+            <w:pPr>
+              <w:rPr>
+                <w:lang w:val="fr-CH"/>
+              </w:rPr>
+            </w:pPr>
+            <w:r>
+              <w:rPr>
+                <w:lang w:val="fr-CH"/>
+              </w:rPr>
+              <w:t>10.032</w:t>
+            </w:r>
+          </w:p>
+        </w:tc>
+      </w:tr>
+    </w:tbl>
+    <w:p>
+      <w:pPr>
+        <w:rPr>
+          <w:u w:val="single"/>
+          <w:lang w:val="fr-CH"/>
+        </w:rPr>
+      </w:pPr>
+    </w:p>
+    <w:p>
+      <w:pPr>
+        <w:rPr>
+          <w:lang w:val="fr-CH"/>
+        </w:rPr>
+      </w:pPr>
+      <w:r>
+        <w:rPr>
+          <w:lang w:val="fr-CH"/>
+        </w:rPr>
+        <w:t xml:space="preserve">Le timing est donc correct. </w:t>
+      </w:r>
+      <w:r>
+        <w:rPr>
+          <w:lang w:val="fr-CH"/>
+        </w:rPr>
+        <w:t xml:space="preserve">On a bien la position X et Z qui sont enregistrer toutes les 33ms. On pourra utiliser cette donner pour calculer le temps que le patient </w:t>
+      </w:r>
+      <w:proofErr w:type="spellStart"/>
+      <w:r>
+        <w:rPr>
+          <w:lang w:val="fr-CH"/>
+        </w:rPr>
+        <w:t>à</w:t>
+      </w:r>
+      <w:proofErr w:type="spellEnd"/>
+      <w:r>
+        <w:rPr>
+          <w:lang w:val="fr-CH"/>
+        </w:rPr>
+        <w:t xml:space="preserve"> mis pour aller jusqu’au cylindre. </w:t>
+      </w:r>
+    </w:p>
+    <w:p>
+      <w:pPr>
+        <w:rPr>
+          <w:lang w:val="fr-CH"/>
+        </w:rPr>
+      </w:pPr>
+      <w:r>
+        <w:rPr>
+          <w:lang w:val="fr-CH"/>
+        </w:rPr>
+        <w:t xml:space="preserve">L’utilisation de la commande </w:t>
+      </w:r>
+      <w:proofErr w:type="spellStart"/>
+      <w:r>
+        <w:rPr>
+          <w:lang w:val="fr-CH"/>
+        </w:rPr>
+        <w:t>stopwatch</w:t>
+      </w:r>
+      <w:proofErr w:type="spellEnd"/>
+      <w:r>
+        <w:rPr>
+          <w:lang w:val="fr-CH"/>
+        </w:rPr>
+        <w:t xml:space="preserve"> </w:t>
+      </w:r>
+      <w:r>
+        <w:rPr>
+          <w:lang w:val="fr-CH"/>
+        </w:rPr>
+        <w:t>d</w:t>
+      </w:r>
+      <w:r>
+        <w:rPr>
+          <w:lang w:val="fr-CH"/>
+        </w:rPr>
+        <w:t>e (</w:t>
+      </w:r>
+      <w:proofErr w:type="spellStart"/>
+      <w:r>
+        <w:rPr>
+          <w:rStyle w:val="hljs-keyword"/>
+          <w:lang w:val="fr-CH"/>
+        </w:rPr>
+        <w:t>using</w:t>
+      </w:r>
+      <w:proofErr w:type="spellEnd"/>
+      <w:r>
+        <w:rPr>
+          <w:lang w:val="fr-CH"/>
+        </w:rPr>
+        <w:t xml:space="preserve"> </w:t>
+      </w:r>
+      <w:proofErr w:type="spellStart"/>
+      <w:r>
+        <w:rPr>
+          <w:lang w:val="fr-CH"/>
+        </w:rPr>
+        <w:t>System.Diagnostics</w:t>
+      </w:r>
+      <w:proofErr w:type="spellEnd"/>
+      <w:r>
+        <w:rPr>
+          <w:lang w:val="fr-CH"/>
+        </w:rPr>
+        <w:t>;</w:t>
+      </w:r>
+      <w:r>
+        <w:rPr>
+          <w:lang w:val="fr-CH"/>
+        </w:rPr>
+        <w:t xml:space="preserve">) est la bonne solution. </w:t>
+      </w:r>
+    </w:p>
+    <w:p>
+      <w:pPr>
+        <w:rPr>
+          <w:lang w:val="fr-CH"/>
+        </w:rPr>
+      </w:pPr>
+    </w:p>
+    <w:p>
+      <w:pPr>
         <w:rPr>
           <w:i/>
-          <w:iCs/>
-        </w:rPr>
-        <w:t>Désavantage</w:t>
-      </w:r>
-      <w:proofErr w:type="spellEnd"/>
+          <w:lang w:val="fr-CH"/>
+        </w:rPr>
+      </w:pPr>
       <w:r>
         <w:rPr>
           <w:i/>
-          <w:iCs/>
-        </w:rPr>
-        <w:t xml:space="preserve"> : </w:t>
-      </w:r>
-    </w:p>
-    <w:p>
-      <w:pPr>
-        <w:pStyle w:val="ListParagraph"/>
-        <w:rPr>
-          <w:lang w:val="fr-CH"/>
-        </w:rPr>
-      </w:pPr>
-      <w:r>
-        <w:rPr>
-          <w:lang w:val="fr-CH"/>
-        </w:rPr>
-        <w:t xml:space="preserve">Pas Sûr que l’équipe de Olaf l’ai fait. Peut-être que ça donne un indice aux participants sur la correction de trajectoire à appliquer. </w:t>
-      </w:r>
-    </w:p>
-    <w:p>
-      <w:pPr>
-        <w:pStyle w:val="ListParagraph"/>
-        <w:numPr>
-          <w:ilvl w:val="0"/>
-          <w:numId w:val="3"/>
-        </w:numPr>
-        <w:rPr>
-          <w:lang w:val="fr-CH"/>
-        </w:rPr>
-      </w:pPr>
-    </w:p>
-    <w:p>
-      <w:pPr>
-        <w:pStyle w:val="ListParagraph"/>
-        <w:rPr>
-          <w:lang w:val="fr-CH"/>
-        </w:rPr>
-      </w:pPr>
+          <w:lang w:val="fr-CH"/>
+        </w:rPr>
+        <w:t>Test des data enregistrer dans le fichier 2025-02-28_P999_FBA_MotionTrack_QuestionnaireData.csv</w:t>
+      </w:r>
+    </w:p>
+    <w:p>
+      <w:pPr>
+        <w:rPr>
+          <w:lang w:val="fr-CH"/>
+        </w:rPr>
+      </w:pPr>
+      <w:r>
+        <w:rPr>
+          <w:lang w:val="fr-CH"/>
+        </w:rPr>
+        <w:t xml:space="preserve">Oui, j’ai check et les valeurs correspond bien à ce que j’ai pressé. </w:t>
+      </w:r>
+    </w:p>
+    <w:p>
+      <w:pPr>
+        <w:rPr>
+          <w:lang w:val="fr-CH"/>
+        </w:rPr>
+      </w:pPr>
+    </w:p>
+    <w:p>
+      <w:pPr>
+        <w:rPr>
+          <w:i/>
+          <w:lang w:val="fr-CH"/>
+        </w:rPr>
+      </w:pPr>
+      <w:r>
+        <w:rPr>
+          <w:i/>
+          <w:lang w:val="fr-CH"/>
+        </w:rPr>
+        <w:t xml:space="preserve">Adaptation des zones de détection : </w:t>
+      </w:r>
+    </w:p>
+    <w:p>
+      <w:pPr>
+        <w:rPr>
+          <w:lang w:val="fr-CH"/>
+        </w:rPr>
+      </w:pPr>
+      <w:r>
+        <w:rPr>
+          <w:lang w:val="fr-CH"/>
+        </w:rPr>
+        <w:t xml:space="preserve">J’ai reculé de 0.1 le cylindre et la zone End. J’ai rétréci la zone de détection </w:t>
+      </w:r>
+      <w:proofErr w:type="spellStart"/>
+      <w:r>
+        <w:rPr>
+          <w:lang w:val="fr-CH"/>
+        </w:rPr>
+        <w:t>start</w:t>
+      </w:r>
+      <w:proofErr w:type="spellEnd"/>
+      <w:r>
+        <w:rPr>
+          <w:lang w:val="fr-CH"/>
+        </w:rPr>
+        <w:t xml:space="preserve"> et je j’ai reculé un peu. </w:t>
+      </w:r>
+    </w:p>
+    <w:p>
+      <w:pPr>
+        <w:rPr>
+          <w:lang w:val="fr-CH"/>
+        </w:rPr>
+      </w:pPr>
+    </w:p>
+    <w:p>
+      <w:pPr>
+        <w:rPr>
+          <w:lang w:val="fr-CH"/>
+        </w:rPr>
+      </w:pPr>
+      <w:r>
+        <w:rPr>
+          <w:lang w:val="fr-CH"/>
+        </w:rPr>
+        <w:t xml:space="preserve">Pour mon premier pilot avec moi, la tâche a duré 25 minutes. </w:t>
+      </w:r>
+    </w:p>
+    <w:p>
+      <w:pPr>
+        <w:rPr>
+          <w:lang w:val="fr-CH"/>
+        </w:rPr>
+      </w:pPr>
+      <w:bookmarkStart w:id="0" w:name="_GoBack"/>
+      <w:bookmarkEnd w:id="0"/>
+    </w:p>
+    <w:p>
+      <w:pPr>
+        <w:rPr>
+          <w:lang w:val="fr-CH"/>
+        </w:rPr>
+      </w:pPr>
+    </w:p>
+    <w:p>
+      <w:pPr>
+        <w:rPr>
+          <w:lang w:val="fr-CH"/>
+        </w:rPr>
+      </w:pPr>
+      <w:r>
+        <w:rPr>
+          <w:lang w:val="fr-CH"/>
+        </w:rPr>
+        <w:t xml:space="preserve"> </w:t>
+      </w:r>
     </w:p>
     <w:sectPr>
       <w:pgSz w:w="12240" w:h="15840"/>
@@ -4281,7 +5319,7 @@
 </file>
 
 <file path=word/numbering.xml><?xml version="1.0" encoding="utf-8"?>
-<w:numbering xmlns:wpc="http://schemas.microsoft.com/office/word/2010/wordprocessingCanvas" xmlns:cx="http://schemas.microsoft.com/office/drawing/2014/chartex" xmlns:cx1="http://schemas.microsoft.com/office/drawing/2015/9/8/chartex" xmlns:cx2="http://schemas.microsoft.com/office/drawing/2015/10/21/chartex" xmlns:cx3="http://schemas.microsoft.com/office/drawing/2016/5/9/chartex" xmlns:cx4="http://schemas.microsoft.com/office/drawing/2016/5/10/chartex" xmlns:cx5="http://schemas.microsoft.com/office/drawing/2016/5/11/chartex" xmlns:cx6="http://schemas.microsoft.com/office/drawing/2016/5/12/chartex" xmlns:cx7="http://schemas.microsoft.com/office/drawing/2016/5/13/chartex" xmlns:cx8="http://schemas.microsoft.com/office/drawing/2016/5/14/chartex" xmlns:mc="http://schemas.openxmlformats.org/markup-compatibility/2006" xmlns:aink="http://schemas.microsoft.com/office/drawing/2016/ink" xmlns:am3d="http://schemas.microsoft.com/office/drawing/2017/model3d" xmlns:o="urn:schemas-microsoft-com:office:office" xmlns:oel="http://schemas.microsoft.com/office/2019/extlst" xmlns:r="http://schemas.openxmlformats.org/officeDocument/2006/relationships" xmlns:m="http://schemas.openxmlformats.org/officeDocument/2006/math" xmlns:v="urn:schemas-microsoft-com:vml" xmlns:wp14="http://schemas.microsoft.com/office/word/2010/wordprocessingDrawing" xmlns:wp="http://schemas.openxmlformats.org/drawingml/2006/wordprocessingDrawing" xmlns:w10="urn:schemas-microsoft-com:office:word" xmlns:w="http://schemas.openxmlformats.org/wordprocessingml/2006/main" xmlns:w14="http://schemas.microsoft.com/office/word/2010/wordml" xmlns:w15="http://schemas.microsoft.com/office/word/2012/wordml" xmlns:w16cex="http://schemas.microsoft.com/office/word/2018/wordml/cex" xmlns:w16cid="http://schemas.microsoft.com/office/word/2016/wordml/cid" xmlns:w16="http://schemas.microsoft.com/office/word/2018/wordml" xmlns:w16du="http://schemas.microsoft.com/office/word/2023/wordml/word16du" xmlns:w16sdtdh="http://schemas.microsoft.com/office/word/2020/wordml/sdtdatahash" xmlns:w16sdtfl="http://schemas.microsoft.com/office/word/2024/wordml/sdtformatlock" xmlns:w16se="http://schemas.microsoft.com/office/word/2015/wordml/symex" xmlns:wpg="http://schemas.microsoft.com/office/word/2010/wordprocessingGroup" xmlns:wpi="http://schemas.microsoft.com/office/word/2010/wordprocessingInk" xmlns:wne="http://schemas.microsoft.com/office/word/2006/wordml" xmlns:wps="http://schemas.microsoft.com/office/word/2010/wordprocessingShape" mc:Ignorable="w14 w15 w16se w16cid w16 w16cex w16sdtdh w16sdtfl w16du wp14">
+<w:numbering xmlns:wpc="http://schemas.microsoft.com/office/word/2010/wordprocessingCanvas" xmlns:cx="http://schemas.microsoft.com/office/drawing/2014/chartex" xmlns:mc="http://schemas.openxmlformats.org/markup-compatibility/2006" xmlns:o="urn:schemas-microsoft-com:office:office" xmlns:r="http://schemas.openxmlformats.org/officeDocument/2006/relationships" xmlns:m="http://schemas.openxmlformats.org/officeDocument/2006/math" xmlns:v="urn:schemas-microsoft-com:vml" xmlns:wp14="http://schemas.microsoft.com/office/word/2010/wordprocessingDrawing" xmlns:wp="http://schemas.openxmlformats.org/drawingml/2006/wordprocessingDrawing" xmlns:w10="urn:schemas-microsoft-com:office:word" xmlns:w="http://schemas.openxmlformats.org/wordprocessingml/2006/main" xmlns:w14="http://schemas.microsoft.com/office/word/2010/wordml" xmlns:w15="http://schemas.microsoft.com/office/word/2012/wordml" xmlns:w16se="http://schemas.microsoft.com/office/word/2015/wordml/symex" xmlns:wpg="http://schemas.microsoft.com/office/word/2010/wordprocessingGroup" xmlns:wpi="http://schemas.microsoft.com/office/word/2010/wordprocessingInk" xmlns:wne="http://schemas.microsoft.com/office/word/2006/wordml" xmlns:wps="http://schemas.microsoft.com/office/word/2010/wordprocessingShape" mc:Ignorable="w14 w15 w16se wp14">
   <w:abstractNum w:abstractNumId="0" w15:restartNumberingAfterBreak="0">
     <w:nsid w:val="3D482DF1"/>
     <w:multiLevelType w:val="hybridMultilevel"/>
@@ -4572,20 +5610,20 @@
       </w:rPr>
     </w:lvl>
   </w:abstractNum>
-  <w:num w:numId="1" w16cid:durableId="458308279">
+  <w:num w:numId="1">
     <w:abstractNumId w:val="0"/>
   </w:num>
-  <w:num w:numId="2" w16cid:durableId="1445810498">
+  <w:num w:numId="2">
     <w:abstractNumId w:val="1"/>
   </w:num>
-  <w:num w:numId="3" w16cid:durableId="555434744">
+  <w:num w:numId="3">
     <w:abstractNumId w:val="2"/>
   </w:num>
 </w:numbering>
 </file>
 
 <file path=word/styles.xml><?xml version="1.0" encoding="utf-8"?>
-<w:styles xmlns:mc="http://schemas.openxmlformats.org/markup-compatibility/2006" xmlns:r="http://schemas.openxmlformats.org/officeDocument/2006/relationships" xmlns:w="http://schemas.openxmlformats.org/wordprocessingml/2006/main" xmlns:w14="http://schemas.microsoft.com/office/word/2010/wordml" xmlns:w15="http://schemas.microsoft.com/office/word/2012/wordml" xmlns:w16cex="http://schemas.microsoft.com/office/word/2018/wordml/cex" xmlns:w16cid="http://schemas.microsoft.com/office/word/2016/wordml/cid" xmlns:w16="http://schemas.microsoft.com/office/word/2018/wordml" xmlns:w16du="http://schemas.microsoft.com/office/word/2023/wordml/word16du" xmlns:w16sdtdh="http://schemas.microsoft.com/office/word/2020/wordml/sdtdatahash" xmlns:w16sdtfl="http://schemas.microsoft.com/office/word/2024/wordml/sdtformatlock" xmlns:w16se="http://schemas.microsoft.com/office/word/2015/wordml/symex" mc:Ignorable="w14 w15 w16se w16cid w16 w16cex w16sdtdh w16sdtfl w16du">
+<w:styles xmlns:mc="http://schemas.openxmlformats.org/markup-compatibility/2006" xmlns:r="http://schemas.openxmlformats.org/officeDocument/2006/relationships" xmlns:w="http://schemas.openxmlformats.org/wordprocessingml/2006/main" xmlns:w14="http://schemas.microsoft.com/office/word/2010/wordml" xmlns:w15="http://schemas.microsoft.com/office/word/2012/wordml" xmlns:w16se="http://schemas.microsoft.com/office/word/2015/wordml/symex" mc:Ignorable="w14 w15 w16se">
   <w:docDefaults>
     <w:rPrDefault>
       <w:rPr>
@@ -4601,7 +5639,7 @@
       </w:pPr>
     </w:pPrDefault>
   </w:docDefaults>
-  <w:latentStyles w:defLockedState="0" w:defUIPriority="99" w:defSemiHidden="0" w:defUnhideWhenUsed="0" w:defQFormat="0" w:count="376">
+  <w:latentStyles w:defLockedState="0" w:defUIPriority="99" w:defSemiHidden="0" w:defUnhideWhenUsed="0" w:defQFormat="0" w:count="371">
     <w:lsdException w:name="Normal" w:uiPriority="0" w:qFormat="1"/>
     <w:lsdException w:name="heading 1" w:uiPriority="9" w:qFormat="1"/>
     <w:lsdException w:name="heading 2" w:semiHidden="1" w:uiPriority="9" w:unhideWhenUsed="1" w:qFormat="1"/>
@@ -4973,11 +6011,6 @@
     <w:lsdException w:name="List Table 5 Dark Accent 6" w:uiPriority="50"/>
     <w:lsdException w:name="List Table 6 Colorful Accent 6" w:uiPriority="51"/>
     <w:lsdException w:name="List Table 7 Colorful Accent 6" w:uiPriority="52"/>
-    <w:lsdException w:name="Mention" w:semiHidden="1" w:unhideWhenUsed="1"/>
-    <w:lsdException w:name="Smart Hyperlink" w:semiHidden="1" w:unhideWhenUsed="1"/>
-    <w:lsdException w:name="Hashtag" w:semiHidden="1" w:unhideWhenUsed="1"/>
-    <w:lsdException w:name="Unresolved Mention" w:semiHidden="1" w:unhideWhenUsed="1"/>
-    <w:lsdException w:name="Smart Link" w:semiHidden="1" w:unhideWhenUsed="1"/>
   </w:latentStyles>
   <w:style w:type="paragraph" w:default="1" w:styleId="Normal">
     <w:name w:val="Normal"/>
@@ -5030,6 +6063,7 @@
   <w:style w:type="character" w:default="1" w:styleId="DefaultParagraphFont">
     <w:name w:val="Default Paragraph Font"/>
     <w:uiPriority w:val="1"/>
+    <w:semiHidden/>
     <w:unhideWhenUsed/>
   </w:style>
   <w:style w:type="table" w:default="1" w:styleId="TableNormal">
@@ -5102,7 +6136,7 @@
       <w:u w:val="single"/>
     </w:rPr>
   </w:style>
-  <w:style w:type="character" w:styleId="UnresolvedMention">
+  <w:style w:type="character" w:customStyle="1" w:styleId="UnresolvedMention">
     <w:name w:val="Unresolved Mention"/>
     <w:basedOn w:val="DefaultParagraphFont"/>
     <w:uiPriority w:val="99"/>
@@ -5113,6 +6147,30 @@
       <w:color w:val="605E5C"/>
       <w:shd w:val="clear" w:color="auto" w:fill="E1DFDD"/>
     </w:rPr>
+  </w:style>
+  <w:style w:type="table" w:styleId="TableGrid">
+    <w:name w:val="Table Grid"/>
+    <w:basedOn w:val="TableNormal"/>
+    <w:uiPriority w:val="39"/>
+    <w:rsid w:val="00092EC1"/>
+    <w:pPr>
+      <w:spacing w:after="0" w:line="240" w:lineRule="auto"/>
+    </w:pPr>
+    <w:tblPr>
+      <w:tblBorders>
+        <w:top w:val="single" w:sz="4" w:space="0" w:color="auto"/>
+        <w:left w:val="single" w:sz="4" w:space="0" w:color="auto"/>
+        <w:bottom w:val="single" w:sz="4" w:space="0" w:color="auto"/>
+        <w:right w:val="single" w:sz="4" w:space="0" w:color="auto"/>
+        <w:insideH w:val="single" w:sz="4" w:space="0" w:color="auto"/>
+        <w:insideV w:val="single" w:sz="4" w:space="0" w:color="auto"/>
+      </w:tblBorders>
+    </w:tblPr>
+  </w:style>
+  <w:style w:type="character" w:customStyle="1" w:styleId="hljs-keyword">
+    <w:name w:val="hljs-keyword"/>
+    <w:basedOn w:val="DefaultParagraphFont"/>
+    <w:rsid w:val="008A2DC0"/>
   </w:style>
 </w:styles>
 </file>

--- a/Note_developpement.docx
+++ b/Note_developpement.docx
@@ -1,6 +1,6 @@
 
 <file path=word/document.xml><?xml version="1.0" encoding="utf-8"?>
-<w:document xmlns:wpc="http://schemas.microsoft.com/office/word/2010/wordprocessingCanvas" xmlns:cx="http://schemas.microsoft.com/office/drawing/2014/chartex" xmlns:mc="http://schemas.openxmlformats.org/markup-compatibility/2006" xmlns:o="urn:schemas-microsoft-com:office:office" xmlns:r="http://schemas.openxmlformats.org/officeDocument/2006/relationships" xmlns:m="http://schemas.openxmlformats.org/officeDocument/2006/math" xmlns:v="urn:schemas-microsoft-com:vml" xmlns:wp14="http://schemas.microsoft.com/office/word/2010/wordprocessingDrawing" xmlns:wp="http://schemas.openxmlformats.org/drawingml/2006/wordprocessingDrawing" xmlns:w10="urn:schemas-microsoft-com:office:word" xmlns:w="http://schemas.openxmlformats.org/wordprocessingml/2006/main" xmlns:w14="http://schemas.microsoft.com/office/word/2010/wordml" xmlns:w15="http://schemas.microsoft.com/office/word/2012/wordml" xmlns:w16se="http://schemas.microsoft.com/office/word/2015/wordml/symex" xmlns:wpg="http://schemas.microsoft.com/office/word/2010/wordprocessingGroup" xmlns:wpi="http://schemas.microsoft.com/office/word/2010/wordprocessingInk" xmlns:wne="http://schemas.microsoft.com/office/word/2006/wordml" xmlns:wps="http://schemas.microsoft.com/office/word/2010/wordprocessingShape" mc:Ignorable="w14 w15 w16se wp14">
+<w:document xmlns:wpc="http://schemas.microsoft.com/office/word/2010/wordprocessingCanvas" xmlns:cx="http://schemas.microsoft.com/office/drawing/2014/chartex" xmlns:cx1="http://schemas.microsoft.com/office/drawing/2015/9/8/chartex" xmlns:cx2="http://schemas.microsoft.com/office/drawing/2015/10/21/chartex" xmlns:cx3="http://schemas.microsoft.com/office/drawing/2016/5/9/chartex" xmlns:cx4="http://schemas.microsoft.com/office/drawing/2016/5/10/chartex" xmlns:cx5="http://schemas.microsoft.com/office/drawing/2016/5/11/chartex" xmlns:cx6="http://schemas.microsoft.com/office/drawing/2016/5/12/chartex" xmlns:cx7="http://schemas.microsoft.com/office/drawing/2016/5/13/chartex" xmlns:cx8="http://schemas.microsoft.com/office/drawing/2016/5/14/chartex" xmlns:mc="http://schemas.openxmlformats.org/markup-compatibility/2006" xmlns:aink="http://schemas.microsoft.com/office/drawing/2016/ink" xmlns:am3d="http://schemas.microsoft.com/office/drawing/2017/model3d" xmlns:o="urn:schemas-microsoft-com:office:office" xmlns:oel="http://schemas.microsoft.com/office/2019/extlst" xmlns:r="http://schemas.openxmlformats.org/officeDocument/2006/relationships" xmlns:m="http://schemas.openxmlformats.org/officeDocument/2006/math" xmlns:v="urn:schemas-microsoft-com:vml" xmlns:wp14="http://schemas.microsoft.com/office/word/2010/wordprocessingDrawing" xmlns:wp="http://schemas.openxmlformats.org/drawingml/2006/wordprocessingDrawing" xmlns:w10="urn:schemas-microsoft-com:office:word" xmlns:w="http://schemas.openxmlformats.org/wordprocessingml/2006/main" xmlns:w14="http://schemas.microsoft.com/office/word/2010/wordml" xmlns:w15="http://schemas.microsoft.com/office/word/2012/wordml" xmlns:w16cex="http://schemas.microsoft.com/office/word/2018/wordml/cex" xmlns:w16cid="http://schemas.microsoft.com/office/word/2016/wordml/cid" xmlns:w16="http://schemas.microsoft.com/office/word/2018/wordml" xmlns:w16du="http://schemas.microsoft.com/office/word/2023/wordml/word16du" xmlns:w16sdtdh="http://schemas.microsoft.com/office/word/2020/wordml/sdtdatahash" xmlns:w16sdtfl="http://schemas.microsoft.com/office/word/2024/wordml/sdtformatlock" xmlns:w16se="http://schemas.microsoft.com/office/word/2015/wordml/symex" xmlns:wpg="http://schemas.microsoft.com/office/word/2010/wordprocessingGroup" xmlns:wpi="http://schemas.microsoft.com/office/word/2010/wordprocessingInk" xmlns:wne="http://schemas.microsoft.com/office/word/2006/wordml" xmlns:wps="http://schemas.microsoft.com/office/word/2010/wordprocessingShape" mc:Ignorable="w14 w15 w16se w16cid w16 w16cex w16sdtdh w16sdtfl w16du wp14">
   <w:body>
     <w:p>
       <w:pPr>
@@ -588,153 +588,117 @@
         <w:rPr>
           <w:lang w:val="fr-CH"/>
         </w:rPr>
+        <w:t xml:space="preserve"> 2? </w:t>
+      </w:r>
+      <w:r>
+        <w:rPr>
+          <w:lang w:val="fr-CH"/>
+        </w:rPr>
         <w:t xml:space="preserve"> </w:t>
       </w:r>
-      <w:proofErr w:type="gramStart"/>
-      <w:r>
-        <w:rPr>
-          <w:lang w:val="fr-CH"/>
-        </w:rPr>
-        <w:t>2?</w:t>
-      </w:r>
-      <w:proofErr w:type="gramEnd"/>
+    </w:p>
+    <w:p>
+      <w:pPr>
+        <w:rPr>
+          <w:lang w:val="fr-CH"/>
+        </w:rPr>
+      </w:pPr>
+      <w:r>
+        <w:rPr>
+          <w:lang w:val="fr-CH"/>
+        </w:rPr>
+        <w:t xml:space="preserve">Suggestion de </w:t>
+      </w:r>
+      <w:proofErr w:type="spellStart"/>
+      <w:r>
+        <w:rPr>
+          <w:lang w:val="fr-CH"/>
+        </w:rPr>
+        <w:t>chatGPT</w:t>
+      </w:r>
+      <w:proofErr w:type="spellEnd"/>
+      <w:r>
+        <w:rPr>
+          <w:lang w:val="fr-CH"/>
+        </w:rPr>
+        <w:t xml:space="preserve"> : </w:t>
+      </w:r>
+      <w:r>
+        <w:rPr>
+          <w:lang w:val="fr-CH"/>
+        </w:rPr>
+        <w:t>Utiliser une file d’attente (Queue) pour stocker les positions</w:t>
+      </w:r>
+      <w:r>
+        <w:rPr>
+          <w:lang w:val="fr-CH"/>
+        </w:rPr>
+        <w:t>.</w:t>
+      </w:r>
+    </w:p>
+    <w:p>
+      <w:pPr>
+        <w:rPr>
+          <w:lang w:val="fr-CH"/>
+        </w:rPr>
+      </w:pPr>
+      <w:r>
+        <w:rPr>
+          <w:lang w:val="fr-CH"/>
+        </w:rPr>
+        <w:t>L'idée est de stocker les positions reçues dans une file d’attente (Queue&lt;Vector3&gt;) et d’appliquer avec un décalage défini.</w:t>
+      </w:r>
+    </w:p>
+    <w:p>
+      <w:pPr>
+        <w:rPr>
+          <w:lang w:val="fr-CH"/>
+        </w:rPr>
+      </w:pPr>
+      <w:r>
+        <w:rPr>
+          <w:lang w:val="fr-CH"/>
+        </w:rPr>
+        <w:t xml:space="preserve">Script proposé enregistré dans le </w:t>
+      </w:r>
+      <w:r>
+        <w:rPr>
+          <w:lang w:val="fr-CH"/>
+        </w:rPr>
+        <w:t>\dev</w:t>
+      </w:r>
+      <w:r>
+        <w:rPr>
+          <w:lang w:val="fr-CH"/>
+        </w:rPr>
+        <w:t>\</w:t>
+      </w:r>
+      <w:proofErr w:type="spellStart"/>
+      <w:r>
+        <w:rPr>
+          <w:lang w:val="fr-CH"/>
+        </w:rPr>
+        <w:t>chatGPT_putDelay.cs</w:t>
+      </w:r>
+      <w:proofErr w:type="spellEnd"/>
       <w:r>
         <w:rPr>
           <w:lang w:val="fr-CH"/>
         </w:rPr>
         <w:t xml:space="preserve"> </w:t>
       </w:r>
-      <w:r>
-        <w:rPr>
-          <w:lang w:val="fr-CH"/>
-        </w:rPr>
-        <w:t xml:space="preserve"> </w:t>
-      </w:r>
-    </w:p>
-    <w:p>
-      <w:pPr>
-        <w:rPr>
-          <w:lang w:val="fr-CH"/>
-        </w:rPr>
-      </w:pPr>
-      <w:r>
-        <w:rPr>
-          <w:lang w:val="fr-CH"/>
-        </w:rPr>
-        <w:t xml:space="preserve">Suggestion de </w:t>
-      </w:r>
-      <w:proofErr w:type="spellStart"/>
-      <w:r>
-        <w:rPr>
-          <w:lang w:val="fr-CH"/>
-        </w:rPr>
-        <w:t>chatGPT</w:t>
-      </w:r>
-      <w:proofErr w:type="spellEnd"/>
-      <w:r>
-        <w:rPr>
-          <w:lang w:val="fr-CH"/>
-        </w:rPr>
-        <w:t xml:space="preserve"> : </w:t>
-      </w:r>
-      <w:r>
-        <w:rPr>
-          <w:lang w:val="fr-CH"/>
-        </w:rPr>
-        <w:t>Utiliser une file d’attente (Queue) pour stocker les positions</w:t>
-      </w:r>
-      <w:r>
-        <w:rPr>
-          <w:lang w:val="fr-CH"/>
-        </w:rPr>
-        <w:t>.</w:t>
-      </w:r>
-    </w:p>
-    <w:p>
-      <w:pPr>
-        <w:rPr>
-          <w:lang w:val="fr-CH"/>
-        </w:rPr>
-      </w:pPr>
-      <w:r>
-        <w:rPr>
-          <w:lang w:val="fr-CH"/>
-        </w:rPr>
-        <w:t>L'idée est de stocker les positions reçues dans une file d’attente (Queue&lt;Vector3&gt;) et d’appliquer avec un décalage défini.</w:t>
-      </w:r>
-    </w:p>
-    <w:p>
-      <w:pPr>
-        <w:rPr>
-          <w:lang w:val="fr-CH"/>
-        </w:rPr>
-      </w:pPr>
-      <w:r>
-        <w:rPr>
-          <w:lang w:val="fr-CH"/>
-        </w:rPr>
-        <w:t xml:space="preserve">Script proposé enregistré dans le </w:t>
-      </w:r>
-      <w:r>
-        <w:rPr>
-          <w:lang w:val="fr-CH"/>
-        </w:rPr>
-        <w:t>\</w:t>
-      </w:r>
-      <w:proofErr w:type="spellStart"/>
-      <w:r>
-        <w:rPr>
-          <w:lang w:val="fr-CH"/>
-        </w:rPr>
-        <w:t>dev</w:t>
-      </w:r>
-      <w:proofErr w:type="spellEnd"/>
-      <w:r>
-        <w:rPr>
-          <w:lang w:val="fr-CH"/>
-        </w:rPr>
-        <w:t>\</w:t>
-      </w:r>
-      <w:proofErr w:type="spellStart"/>
-      <w:r>
-        <w:rPr>
-          <w:lang w:val="fr-CH"/>
-        </w:rPr>
-        <w:t>chatGPT_putDelay.cs</w:t>
-      </w:r>
-      <w:proofErr w:type="spellEnd"/>
-      <w:r>
-        <w:rPr>
-          <w:lang w:val="fr-CH"/>
-        </w:rPr>
-        <w:t xml:space="preserve"> </w:t>
-      </w:r>
-    </w:p>
-    <w:p>
-      <w:pPr>
-        <w:rPr>
-          <w:lang w:val="fr-CH"/>
-        </w:rPr>
-      </w:pPr>
-      <w:r>
-        <w:rPr>
-          <w:lang w:val="fr-CH"/>
-        </w:rPr>
-        <w:t>L’avatar applique les positions avec un retard défini (</w:t>
-      </w:r>
-      <w:proofErr w:type="gramStart"/>
-      <w:r>
-        <w:rPr>
-          <w:lang w:val="fr-CH"/>
-        </w:rPr>
-        <w:t>ex:</w:t>
-      </w:r>
-      <w:proofErr w:type="gramEnd"/>
-      <w:r>
-        <w:rPr>
-          <w:lang w:val="fr-CH"/>
-        </w:rPr>
-        <w:t xml:space="preserve"> 500 ms).</w:t>
+    </w:p>
+    <w:p>
+      <w:pPr>
+        <w:rPr>
+          <w:lang w:val="fr-CH"/>
+        </w:rPr>
+      </w:pPr>
+      <w:r>
+        <w:rPr>
+          <w:lang w:val="fr-CH"/>
+        </w:rPr>
+        <w:t>L’avatar applique les positions avec un retard défini (ex: 500 ms).</w:t>
       </w:r>
     </w:p>
     <w:p>
@@ -795,21 +759,7 @@
         <w:rPr>
           <w:lang w:val="fr-CH"/>
         </w:rPr>
-        <w:t xml:space="preserve">Comment obtenir </w:t>
-      </w:r>
-      <w:proofErr w:type="gramStart"/>
-      <w:r>
-        <w:rPr>
-          <w:lang w:val="fr-CH"/>
-        </w:rPr>
-        <w:t>les position</w:t>
-      </w:r>
-      <w:proofErr w:type="gramEnd"/>
-      <w:r>
-        <w:rPr>
-          <w:lang w:val="fr-CH"/>
-        </w:rPr>
-        <w:t xml:space="preserve"> de l’</w:t>
+        <w:t>Comment obtenir les position de l’</w:t>
       </w:r>
       <w:proofErr w:type="spellStart"/>
       <w:r>
@@ -908,21 +858,7 @@
         <w:rPr>
           <w:lang w:val="fr-CH"/>
         </w:rPr>
-        <w:t xml:space="preserve">, </w:t>
-      </w:r>
-      <w:proofErr w:type="gramStart"/>
-      <w:r>
-        <w:rPr>
-          <w:lang w:val="fr-CH"/>
-        </w:rPr>
-        <w:t>je peux pas</w:t>
-      </w:r>
-      <w:proofErr w:type="gramEnd"/>
-      <w:r>
-        <w:rPr>
-          <w:lang w:val="fr-CH"/>
-        </w:rPr>
-        <w:t xml:space="preserve"> l’afficher dans la console avec un </w:t>
+        <w:t xml:space="preserve">, je peux pas l’afficher dans la console avec un </w:t>
       </w:r>
       <w:proofErr w:type="spellStart"/>
       <w:r>
@@ -998,21 +934,7 @@
         <w:rPr>
           <w:lang w:val="fr-CH"/>
         </w:rPr>
-        <w:t xml:space="preserve">C’est tout simple, il faut </w:t>
-      </w:r>
-      <w:proofErr w:type="gramStart"/>
-      <w:r>
-        <w:rPr>
-          <w:lang w:val="fr-CH"/>
-        </w:rPr>
-        <w:t>récupéré</w:t>
-      </w:r>
-      <w:proofErr w:type="gramEnd"/>
-      <w:r>
-        <w:rPr>
-          <w:lang w:val="fr-CH"/>
-        </w:rPr>
-        <w:t xml:space="preserve"> la position </w:t>
+        <w:t xml:space="preserve">C’est tout simple, il faut récupéré la position </w:t>
       </w:r>
       <w:proofErr w:type="spellStart"/>
       <w:r>
@@ -1060,6 +982,18 @@
         <w:rPr>
           <w:lang w:val="fr-CH"/>
         </w:rPr>
+        <w:t>B-root</w:t>
+      </w:r>
+      <w:r>
+        <w:rPr>
+          <w:lang w:val="fr-CH"/>
+        </w:rPr>
+        <w:t>-&gt;</w:t>
+      </w:r>
+      <w:r>
+        <w:rPr>
+          <w:lang w:val="fr-CH"/>
+        </w:rPr>
         <w:t>B-</w:t>
       </w:r>
       <w:proofErr w:type="spellStart"/>
@@ -1067,26 +1001,6 @@
         <w:rPr>
           <w:lang w:val="fr-CH"/>
         </w:rPr>
-        <w:t>root</w:t>
-      </w:r>
-      <w:proofErr w:type="spellEnd"/>
-      <w:r>
-        <w:rPr>
-          <w:lang w:val="fr-CH"/>
-        </w:rPr>
-        <w:t>-&gt;</w:t>
-      </w:r>
-      <w:r>
-        <w:rPr>
-          <w:lang w:val="fr-CH"/>
-        </w:rPr>
-        <w:t>B-</w:t>
-      </w:r>
-      <w:proofErr w:type="spellStart"/>
-      <w:r>
-        <w:rPr>
-          <w:lang w:val="fr-CH"/>
-        </w:rPr>
         <w:t>hips</w:t>
       </w:r>
       <w:proofErr w:type="spellEnd"/>
@@ -1097,7 +1011,6 @@
         <w:t xml:space="preserve"> ». La position du </w:t>
       </w:r>
       <w:proofErr w:type="spellStart"/>
-      <w:proofErr w:type="gramStart"/>
       <w:r>
         <w:rPr>
           <w:lang w:val="fr-CH"/>
@@ -1109,14 +1022,7 @@
         <w:rPr>
           <w:lang w:val="fr-CH"/>
         </w:rPr>
-        <w:t>(</w:t>
-      </w:r>
-      <w:proofErr w:type="gramEnd"/>
-      <w:r>
-        <w:rPr>
-          <w:lang w:val="fr-CH"/>
-        </w:rPr>
-        <w:t>basin est modifier en continue par l’</w:t>
+        <w:t>(basin est modifier en continue par l’</w:t>
       </w:r>
       <w:proofErr w:type="spellStart"/>
       <w:r>
@@ -1130,21 +1036,7 @@
         <w:rPr>
           <w:lang w:val="fr-CH"/>
         </w:rPr>
-        <w:t xml:space="preserve">. Il ne faut donc pas </w:t>
-      </w:r>
-      <w:proofErr w:type="gramStart"/>
-      <w:r>
-        <w:rPr>
-          <w:lang w:val="fr-CH"/>
-        </w:rPr>
-        <w:t>récupéré</w:t>
-      </w:r>
-      <w:proofErr w:type="gramEnd"/>
-      <w:r>
-        <w:rPr>
-          <w:lang w:val="fr-CH"/>
-        </w:rPr>
-        <w:t xml:space="preserve"> l’information directement du flux de l’</w:t>
+        <w:t>. Il ne faut donc pas récupéré l’information directement du flux de l’</w:t>
       </w:r>
       <w:proofErr w:type="spellStart"/>
       <w:r>
@@ -1218,21 +1110,7 @@
         <w:rPr>
           <w:lang w:val="fr-CH"/>
         </w:rPr>
-        <w:t xml:space="preserve">Sinon Jean-Luc pense </w:t>
-      </w:r>
-      <w:proofErr w:type="gramStart"/>
-      <w:r>
-        <w:rPr>
-          <w:lang w:val="fr-CH"/>
-        </w:rPr>
-        <w:t>que appliquer</w:t>
-      </w:r>
-      <w:proofErr w:type="gramEnd"/>
-      <w:r>
-        <w:rPr>
-          <w:lang w:val="fr-CH"/>
-        </w:rPr>
-        <w:t xml:space="preserve"> une rotation comme je le propose est une bonne idée. Plutôt que manipuler la </w:t>
+        <w:t xml:space="preserve">Sinon Jean-Luc pense que appliquer une rotation comme je le propose est une bonne idée. Plutôt que manipuler la </w:t>
       </w:r>
       <w:proofErr w:type="spellStart"/>
       <w:r>
@@ -1260,21 +1138,7 @@
         <w:rPr>
           <w:lang w:val="fr-CH"/>
         </w:rPr>
-        <w:t xml:space="preserve"> invisible. Mais </w:t>
-      </w:r>
-      <w:proofErr w:type="gramStart"/>
-      <w:r>
-        <w:rPr>
-          <w:lang w:val="fr-CH"/>
-        </w:rPr>
-        <w:t>je vais pas</w:t>
-      </w:r>
-      <w:proofErr w:type="gramEnd"/>
-      <w:r>
-        <w:rPr>
-          <w:lang w:val="fr-CH"/>
-        </w:rPr>
-        <w:t xml:space="preserve"> retenir cette idée car c’est compliquer pour pas grand-chose. </w:t>
+        <w:t xml:space="preserve"> invisible. Mais je vais pas retenir cette idée car c’est compliquer pour pas grand-chose. </w:t>
       </w:r>
     </w:p>
     <w:p>
@@ -1357,21 +1221,7 @@
         <w:rPr>
           <w:lang w:val="fr-CH"/>
         </w:rPr>
-        <w:t xml:space="preserve">, ……). Il utilise un fix update à 50 ou 100 Hz au lieu de l’update classique. Il a </w:t>
-      </w:r>
-      <w:proofErr w:type="gramStart"/>
-      <w:r>
-        <w:rPr>
-          <w:lang w:val="fr-CH"/>
-        </w:rPr>
-        <w:t>enregistrer</w:t>
-      </w:r>
-      <w:proofErr w:type="gramEnd"/>
-      <w:r>
-        <w:rPr>
-          <w:lang w:val="fr-CH"/>
-        </w:rPr>
-        <w:t xml:space="preserve"> ces position dans un fichier JASON. </w:t>
+        <w:t xml:space="preserve">, ……). Il utilise un fix update à 50 ou 100 Hz au lieu de l’update classique. Il a enregistrer ces position dans un fichier JASON. </w:t>
       </w:r>
       <w:r>
         <w:rPr>
@@ -1448,21 +1298,7 @@
         <w:rPr>
           <w:lang w:val="fr-CH"/>
         </w:rPr>
-        <w:t xml:space="preserve">. Comme ça, on </w:t>
-      </w:r>
-      <w:proofErr w:type="gramStart"/>
-      <w:r>
-        <w:rPr>
-          <w:lang w:val="fr-CH"/>
-        </w:rPr>
-        <w:t>peux</w:t>
-      </w:r>
-      <w:proofErr w:type="gramEnd"/>
-      <w:r>
-        <w:rPr>
-          <w:lang w:val="fr-CH"/>
-        </w:rPr>
-        <w:t xml:space="preserve"> géré la vitesse de replay.   </w:t>
+        <w:t xml:space="preserve">. Comme ça, on peux géré la vitesse de replay.   </w:t>
       </w:r>
     </w:p>
     <w:p>
@@ -1740,19 +1576,11 @@
         </w:rPr>
         <w:t xml:space="preserve">. Déviation calculer par rapport à </w:t>
       </w:r>
-      <w:proofErr w:type="gramStart"/>
-      <w:r>
-        <w:rPr>
-          <w:lang w:val="fr-CH"/>
-        </w:rPr>
-        <w:t>un ligne droite</w:t>
-      </w:r>
-      <w:proofErr w:type="gramEnd"/>
-      <w:r>
-        <w:rPr>
-          <w:lang w:val="fr-CH"/>
-        </w:rPr>
-        <w:t xml:space="preserve"> du participant par rapport à la position du cylindre. </w:t>
+      <w:r>
+        <w:rPr>
+          <w:lang w:val="fr-CH"/>
+        </w:rPr>
+        <w:t xml:space="preserve">un ligne droite du participant par rapport à la position du cylindre. </w:t>
       </w:r>
       <w:r>
         <w:rPr>
@@ -1827,21 +1655,7 @@
         <w:rPr>
           <w:lang w:val="fr-CH"/>
         </w:rPr>
-        <w:t xml:space="preserve"> de +/- 5</w:t>
-      </w:r>
-      <w:proofErr w:type="gramStart"/>
-      <w:r>
-        <w:rPr>
-          <w:lang w:val="fr-CH"/>
-        </w:rPr>
-        <w:t>° ,</w:t>
-      </w:r>
-      <w:proofErr w:type="gramEnd"/>
-      <w:r>
-        <w:rPr>
-          <w:lang w:val="fr-CH"/>
-        </w:rPr>
-        <w:t xml:space="preserve"> +/-20° et sans </w:t>
+        <w:t xml:space="preserve"> de +/- 5° , +/-20° et sans </w:t>
       </w:r>
       <w:proofErr w:type="spellStart"/>
       <w:r>
@@ -1867,35 +1681,7 @@
         <w:rPr>
           <w:lang w:val="fr-CH"/>
         </w:rPr>
-        <w:t xml:space="preserve">Position du cylindre : 1.8m de la position de départ avec </w:t>
-      </w:r>
-      <w:proofErr w:type="gramStart"/>
-      <w:r>
-        <w:rPr>
-          <w:lang w:val="fr-CH"/>
-        </w:rPr>
-        <w:t>un position</w:t>
-      </w:r>
-      <w:proofErr w:type="gramEnd"/>
-      <w:r>
-        <w:rPr>
-          <w:lang w:val="fr-CH"/>
-        </w:rPr>
-        <w:t xml:space="preserve"> de 10° sur la gauche ou la droite du participant. (</w:t>
-      </w:r>
-      <w:proofErr w:type="gramStart"/>
-      <w:r>
-        <w:rPr>
-          <w:lang w:val="fr-CH"/>
-        </w:rPr>
-        <w:t>ce</w:t>
-      </w:r>
-      <w:proofErr w:type="gramEnd"/>
-      <w:r>
-        <w:rPr>
-          <w:lang w:val="fr-CH"/>
-        </w:rPr>
-        <w:t xml:space="preserve"> qui veut dire que la position max est à 1.2m de l’écran)</w:t>
+        <w:t>Position du cylindre : 1.8m de la position de départ avec un position de 10° sur la gauche ou la droite du participant. (ce qui veut dire que la position max est à 1.2m de l’écran)</w:t>
       </w:r>
     </w:p>
     <w:p>
@@ -1981,21 +1767,7 @@
         <w:rPr>
           <w:lang w:val="fr-CH"/>
         </w:rPr>
-        <w:t xml:space="preserve">Dans leur design, le participant doit </w:t>
-      </w:r>
-      <w:proofErr w:type="gramStart"/>
-      <w:r>
-        <w:rPr>
-          <w:lang w:val="fr-CH"/>
-        </w:rPr>
-        <w:t>pressé</w:t>
-      </w:r>
-      <w:proofErr w:type="gramEnd"/>
-      <w:r>
-        <w:rPr>
-          <w:lang w:val="fr-CH"/>
-        </w:rPr>
-        <w:t xml:space="preserve"> sur un bouton pour marquer le début. Je vais faire autrement en utilisant un </w:t>
+        <w:t xml:space="preserve">Dans leur design, le participant doit pressé sur un bouton pour marquer le début. Je vais faire autrement en utilisant un </w:t>
       </w:r>
       <w:proofErr w:type="spellStart"/>
       <w:r>
@@ -2023,51 +1795,24 @@
         <w:rPr>
           <w:lang w:val="fr-CH"/>
         </w:rPr>
-        <w:t xml:space="preserve">. </w:t>
-      </w:r>
-      <w:proofErr w:type="gramStart"/>
-      <w:r>
-        <w:rPr>
-          <w:lang w:val="fr-CH"/>
-        </w:rPr>
-        <w:t>pour</w:t>
-      </w:r>
-      <w:proofErr w:type="gramEnd"/>
-      <w:r>
-        <w:rPr>
-          <w:lang w:val="fr-CH"/>
-        </w:rPr>
-        <w:t xml:space="preserve"> marquer le start du trial. </w:t>
-      </w:r>
-    </w:p>
-    <w:p>
-      <w:pPr>
-        <w:rPr>
-          <w:lang w:val="fr-CH"/>
-        </w:rPr>
-      </w:pPr>
-    </w:p>
-    <w:p>
-      <w:proofErr w:type="gramStart"/>
-      <w:r>
-        <w:t>Questionnaire :</w:t>
-      </w:r>
-      <w:proofErr w:type="gramEnd"/>
-      <w:r>
-        <w:t xml:space="preserve"> </w:t>
-      </w:r>
-    </w:p>
-    <w:p>
-      <w:r>
-        <w:t>Q</w:t>
-      </w:r>
-      <w:proofErr w:type="gramStart"/>
-      <w:r>
-        <w:t>1 :</w:t>
-      </w:r>
-      <w:proofErr w:type="gramEnd"/>
-      <w:r>
-        <w:t xml:space="preserve"> </w:t>
+        <w:t xml:space="preserve">. pour marquer le start du trial. </w:t>
+      </w:r>
+    </w:p>
+    <w:p>
+      <w:pPr>
+        <w:rPr>
+          <w:lang w:val="fr-CH"/>
+        </w:rPr>
+      </w:pPr>
+    </w:p>
+    <w:p>
+      <w:r>
+        <w:t xml:space="preserve">Questionnaire : </w:t>
+      </w:r>
+    </w:p>
+    <w:p>
+      <w:r>
+        <w:t xml:space="preserve">Q1 : </w:t>
       </w:r>
       <w:r>
         <w:rPr>
@@ -2265,23 +2010,21 @@
           <w:color w:val="00B050"/>
           <w:lang w:val="fr-CH"/>
         </w:rPr>
-        <w:t xml:space="preserve"> un avatar duplication hors champs pour sauvegarder </w:t>
-      </w:r>
-      <w:proofErr w:type="gramStart"/>
+        <w:t xml:space="preserve"> un avatar duplication hors champs pour sauvegarder les position non manipuler des tracker. Pour l’analyse, la trajectoire du participant est </w:t>
+      </w:r>
       <w:r>
         <w:rPr>
           <w:color w:val="00B050"/>
           <w:lang w:val="fr-CH"/>
         </w:rPr>
-        <w:t>les position</w:t>
-      </w:r>
-      <w:proofErr w:type="gramEnd"/>
+        <w:t>interpolée</w:t>
+      </w:r>
       <w:r>
         <w:rPr>
           <w:color w:val="00B050"/>
           <w:lang w:val="fr-CH"/>
         </w:rPr>
-        <w:t xml:space="preserve"> </w:t>
+        <w:t xml:space="preserve"> dans le </w:t>
       </w:r>
       <w:r>
         <w:rPr>
@@ -2289,21 +2032,7 @@
           <w:lang w:val="fr-CH"/>
         </w:rPr>
         <w:lastRenderedPageBreak/>
-        <w:t xml:space="preserve">non manipuler des tracker. Pour l’analyse, la trajectoire du participant est </w:t>
-      </w:r>
-      <w:r>
-        <w:rPr>
-          <w:color w:val="00B050"/>
-          <w:lang w:val="fr-CH"/>
-        </w:rPr>
-        <w:t>interpolée</w:t>
-      </w:r>
-      <w:r>
-        <w:rPr>
-          <w:color w:val="00B050"/>
-          <w:lang w:val="fr-CH"/>
-        </w:rPr>
-        <w:t xml:space="preserve"> dans le temps et l’espace à 300 points (pour les rendre comparables). Tout cette analyse à été fait pour le papier </w:t>
+        <w:t xml:space="preserve">temps et l’espace à 300 points (pour les rendre comparables). Tout cette analyse à été fait pour le papier </w:t>
       </w:r>
       <w:r>
         <w:rPr>
@@ -2447,19 +2176,11 @@
         <w:t xml:space="preserve"> dans </w:t>
       </w:r>
       <w:proofErr w:type="spellStart"/>
-      <w:proofErr w:type="gramStart"/>
-      <w:r>
-        <w:rPr>
-          <w:lang w:val="fr-CH"/>
-        </w:rPr>
-        <w:t>x,y</w:t>
-      </w:r>
-      <w:proofErr w:type="gramEnd"/>
-      <w:r>
-        <w:rPr>
-          <w:lang w:val="fr-CH"/>
-        </w:rPr>
-        <w:t>,z</w:t>
+      <w:r>
+        <w:rPr>
+          <w:lang w:val="fr-CH"/>
+        </w:rPr>
+        <w:t>x,y,z</w:t>
       </w:r>
       <w:proofErr w:type="spellEnd"/>
       <w:r>
@@ -2962,21 +2683,7 @@
         <w:rPr>
           <w:lang w:val="fr-CH"/>
         </w:rPr>
-        <w:t xml:space="preserve">(Taille participant en </w:t>
-      </w:r>
-      <w:proofErr w:type="gramStart"/>
-      <w:r>
-        <w:rPr>
-          <w:lang w:val="fr-CH"/>
-        </w:rPr>
-        <w:t>cm)/</w:t>
-      </w:r>
-      <w:proofErr w:type="gramEnd"/>
-      <w:r>
-        <w:rPr>
-          <w:lang w:val="fr-CH"/>
-        </w:rPr>
-        <w:t>120</w:t>
+        <w:t>(Taille participant en cm)/120</w:t>
       </w:r>
     </w:p>
     <w:p>
@@ -2998,6 +2705,7 @@
           <w:i/>
           <w:lang w:val="fr-CH"/>
         </w:rPr>
+        <w:lastRenderedPageBreak/>
         <w:t xml:space="preserve">Taille </w:t>
       </w:r>
       <w:r>
@@ -3323,21 +3031,7 @@
         <w:rPr>
           <w:lang w:val="fr-CH"/>
         </w:rPr>
-        <w:t xml:space="preserve"> la distance entre le </w:t>
-      </w:r>
-      <w:proofErr w:type="spellStart"/>
-      <w:r>
-        <w:rPr>
-          <w:lang w:val="fr-CH"/>
-        </w:rPr>
-        <w:t>start</w:t>
-      </w:r>
-      <w:proofErr w:type="spellEnd"/>
-      <w:r>
-        <w:rPr>
-          <w:lang w:val="fr-CH"/>
-        </w:rPr>
-        <w:t xml:space="preserve"> et la </w:t>
+        <w:t xml:space="preserve"> la distance entre le start et la </w:t>
       </w:r>
       <w:proofErr w:type="spellStart"/>
       <w:r>
@@ -3435,21 +3129,7 @@
         <w:rPr>
           <w:lang w:val="fr-CH"/>
         </w:rPr>
-        <w:t xml:space="preserve">Si on devait effectivement le faire sans rotation, il faudrait manipuler les translation x et z en faisant </w:t>
-      </w:r>
-      <w:proofErr w:type="gramStart"/>
-      <w:r>
-        <w:rPr>
-          <w:lang w:val="fr-CH"/>
-        </w:rPr>
-        <w:t>de la trigo</w:t>
-      </w:r>
-      <w:proofErr w:type="gramEnd"/>
-      <w:r>
-        <w:rPr>
-          <w:lang w:val="fr-CH"/>
-        </w:rPr>
-        <w:t xml:space="preserve"> pour chaque rafraichissement. C’est sûrement pour ça qu’il fallait calibrer pour mesurer le temps d’une marche. Mais c’est quand-même super compliqué.  </w:t>
+        <w:t xml:space="preserve">Si on devait effectivement le faire sans rotation, il faudrait manipuler les translation x et z en faisant de la trigo pour chaque rafraichissement. C’est sûrement pour ça qu’il fallait calibrer pour mesurer le temps d’une marche. Mais c’est quand-même super compliqué.  </w:t>
       </w:r>
     </w:p>
     <w:p>
@@ -3716,21 +3396,7 @@
         <w:rPr>
           <w:lang w:val="fr-CH"/>
         </w:rPr>
-        <w:t xml:space="preserve">Création </w:t>
-      </w:r>
-      <w:proofErr w:type="gramStart"/>
-      <w:r>
-        <w:rPr>
-          <w:lang w:val="fr-CH"/>
-        </w:rPr>
-        <w:t>d’un condition</w:t>
-      </w:r>
-      <w:proofErr w:type="gramEnd"/>
-      <w:r>
-        <w:rPr>
-          <w:lang w:val="fr-CH"/>
-        </w:rPr>
-        <w:t xml:space="preserve"> manager (choix des condition</w:t>
+        <w:t>Création d’un condition manager (choix des condition</w:t>
       </w:r>
     </w:p>
     <w:p>
@@ -3912,21 +3578,7 @@
         <w:rPr>
           <w:lang w:val="fr-CH"/>
         </w:rPr>
-        <w:t xml:space="preserve">Est-ce qu’on inclut </w:t>
-      </w:r>
-      <w:proofErr w:type="gramStart"/>
-      <w:r>
-        <w:rPr>
-          <w:lang w:val="fr-CH"/>
-        </w:rPr>
-        <w:t>des feedback</w:t>
-      </w:r>
-      <w:proofErr w:type="gramEnd"/>
-      <w:r>
-        <w:rPr>
-          <w:lang w:val="fr-CH"/>
-        </w:rPr>
-        <w:t xml:space="preserve"> lors des 10 trials d’entrainement (vue vert lorsqu’il arrive au cylindre et croix rouge lorsqu’il le manque). </w:t>
+        <w:t xml:space="preserve">Est-ce qu’on inclut des feedback lors des 10 trials d’entrainement (vue vert lorsqu’il arrive au cylindre et croix rouge lorsqu’il le manque). </w:t>
       </w:r>
       <w:r>
         <w:rPr>
@@ -3940,21 +3592,7 @@
           <w:lang w:val="fr-CH"/>
         </w:rPr>
         <w:br/>
-        <w:t xml:space="preserve">Désavantage : Ce n’est pas décrit comme ça dans l’article. Il y a </w:t>
-      </w:r>
-      <w:proofErr w:type="gramStart"/>
-      <w:r>
-        <w:rPr>
-          <w:lang w:val="fr-CH"/>
-        </w:rPr>
-        <w:t>un possibilité</w:t>
-      </w:r>
-      <w:proofErr w:type="gramEnd"/>
-      <w:r>
-        <w:rPr>
-          <w:lang w:val="fr-CH"/>
-        </w:rPr>
-        <w:t xml:space="preserve"> que ça influence le comportement pendant l’expérience car les participants pourront faire l’expérience des limites de détection du scripts et déployer un effort minimal pour atteindre le seuil de détection. </w:t>
+        <w:t xml:space="preserve">Désavantage : Ce n’est pas décrit comme ça dans l’article. Il y a un possibilité que ça influence le comportement pendant l’expérience car les participants pourront faire l’expérience des limites de détection du scripts et déployer un effort minimal pour atteindre le seuil de détection. </w:t>
       </w:r>
     </w:p>
     <w:p>
@@ -3969,21 +3607,7 @@
         <w:rPr>
           <w:lang w:val="fr-CH"/>
         </w:rPr>
-        <w:t xml:space="preserve">Demande de vérification </w:t>
-      </w:r>
-      <w:proofErr w:type="gramStart"/>
-      <w:r>
-        <w:rPr>
-          <w:lang w:val="fr-CH"/>
-        </w:rPr>
-        <w:t>des traduction</w:t>
-      </w:r>
-      <w:proofErr w:type="gramEnd"/>
-      <w:r>
-        <w:rPr>
-          <w:lang w:val="fr-CH"/>
-        </w:rPr>
-        <w:t xml:space="preserve"> si dessous</w:t>
+        <w:t>Demande de vérification des traduction si dessous</w:t>
       </w:r>
       <w:r>
         <w:rPr>
@@ -4020,22 +3644,10 @@
           <w:b/>
           <w:bCs/>
         </w:rPr>
-        <w:t xml:space="preserve">original </w:t>
-      </w:r>
-      <w:proofErr w:type="gramStart"/>
-      <w:r>
-        <w:rPr>
-          <w:b/>
-          <w:bCs/>
-        </w:rPr>
-        <w:t>EN</w:t>
-      </w:r>
-      <w:r>
-        <w:t> :</w:t>
-      </w:r>
-      <w:proofErr w:type="gramEnd"/>
-      <w:r>
-        <w:t xml:space="preserve"> "Did the movement shown on the screen correspond to the movement you just performed?"</w:t>
+        <w:t>original EN</w:t>
+      </w:r>
+      <w:r>
+        <w:t> : "Did the movement shown on the screen correspond to the movement you just performed?"</w:t>
       </w:r>
     </w:p>
     <w:p>
@@ -4251,35 +3863,7 @@
         <w:rPr>
           <w:lang w:val="fr-CH"/>
         </w:rPr>
-        <w:t xml:space="preserve">Est-ce que vous êtes d’accord avec mon choix de stratégie pour la déviation de la trajectoire. Pour que </w:t>
-      </w:r>
-      <w:proofErr w:type="gramStart"/>
-      <w:r>
-        <w:rPr>
-          <w:lang w:val="fr-CH"/>
-        </w:rPr>
-        <w:t>ce soit pas</w:t>
-      </w:r>
-      <w:proofErr w:type="gramEnd"/>
-      <w:r>
-        <w:rPr>
-          <w:lang w:val="fr-CH"/>
-        </w:rPr>
-        <w:t xml:space="preserve"> trop compliquer à faire, j’effectue une rotation de l’avatar en cours de la marche. Je ne sais pas si dans l’expérience au labo de Olaf, </w:t>
-      </w:r>
-      <w:proofErr w:type="gramStart"/>
-      <w:r>
-        <w:rPr>
-          <w:lang w:val="fr-CH"/>
-        </w:rPr>
-        <w:t>il ont</w:t>
-      </w:r>
-      <w:proofErr w:type="gramEnd"/>
-      <w:r>
-        <w:rPr>
-          <w:lang w:val="fr-CH"/>
-        </w:rPr>
-        <w:t xml:space="preserve"> fait la même chose ou s’il ont dévier la trajectoire sans tourner l’avatar. </w:t>
+        <w:t xml:space="preserve">Est-ce que vous êtes d’accord avec mon choix de stratégie pour la déviation de la trajectoire. Pour que ce soit pas trop compliquer à faire, j’effectue une rotation de l’avatar en cours de la marche. Je ne sais pas si dans l’expérience au labo de Olaf, il ont fait la même chose ou s’il ont dévier la trajectoire sans tourner l’avatar. </w:t>
       </w:r>
     </w:p>
     <w:p>
@@ -4297,25 +3881,7 @@
           <w:iCs/>
           <w:lang w:val="fr-CH"/>
         </w:rPr>
-        <w:t xml:space="preserve">Avantage de </w:t>
-      </w:r>
-      <w:proofErr w:type="gramStart"/>
-      <w:r>
-        <w:rPr>
-          <w:i/>
-          <w:iCs/>
-          <w:lang w:val="fr-CH"/>
-        </w:rPr>
-        <w:t>tourné</w:t>
-      </w:r>
-      <w:proofErr w:type="gramEnd"/>
-      <w:r>
-        <w:rPr>
-          <w:i/>
-          <w:iCs/>
-          <w:lang w:val="fr-CH"/>
-        </w:rPr>
-        <w:t xml:space="preserve"> l’avatar :</w:t>
+        <w:t>Avantage de tourné l’avatar :</w:t>
       </w:r>
     </w:p>
     <w:p>
@@ -5125,188 +4691,834 @@
         <w:rPr>
           <w:lang w:val="fr-CH"/>
         </w:rPr>
+        <w:t xml:space="preserve"> d</w:t>
+      </w:r>
+      <w:r>
+        <w:rPr>
+          <w:lang w:val="fr-CH"/>
+        </w:rPr>
+        <w:t>e (</w:t>
+      </w:r>
+      <w:proofErr w:type="spellStart"/>
+      <w:r>
+        <w:rPr>
+          <w:rStyle w:val="hljs-keyword"/>
+          <w:lang w:val="fr-CH"/>
+        </w:rPr>
+        <w:t>using</w:t>
+      </w:r>
+      <w:proofErr w:type="spellEnd"/>
+      <w:r>
+        <w:rPr>
+          <w:lang w:val="fr-CH"/>
+        </w:rPr>
         <w:t xml:space="preserve"> </w:t>
       </w:r>
-      <w:r>
-        <w:rPr>
-          <w:lang w:val="fr-CH"/>
-        </w:rPr>
-        <w:t>d</w:t>
-      </w:r>
-      <w:r>
-        <w:rPr>
-          <w:lang w:val="fr-CH"/>
-        </w:rPr>
-        <w:t>e (</w:t>
-      </w:r>
-      <w:proofErr w:type="spellStart"/>
-      <w:r>
-        <w:rPr>
-          <w:rStyle w:val="hljs-keyword"/>
-          <w:lang w:val="fr-CH"/>
-        </w:rPr>
-        <w:t>using</w:t>
-      </w:r>
-      <w:proofErr w:type="spellEnd"/>
+      <w:proofErr w:type="spellStart"/>
+      <w:r>
+        <w:rPr>
+          <w:lang w:val="fr-CH"/>
+        </w:rPr>
+        <w:t>System.Diagnostics</w:t>
+      </w:r>
+      <w:proofErr w:type="spellEnd"/>
+      <w:r>
+        <w:rPr>
+          <w:lang w:val="fr-CH"/>
+        </w:rPr>
+        <w:t>;</w:t>
+      </w:r>
+      <w:r>
+        <w:rPr>
+          <w:lang w:val="fr-CH"/>
+        </w:rPr>
+        <w:t xml:space="preserve">) est la bonne solution. </w:t>
+      </w:r>
+    </w:p>
+    <w:p>
+      <w:pPr>
+        <w:rPr>
+          <w:lang w:val="fr-CH"/>
+        </w:rPr>
+      </w:pPr>
+    </w:p>
+    <w:p>
+      <w:pPr>
+        <w:rPr>
+          <w:i/>
+          <w:lang w:val="fr-CH"/>
+        </w:rPr>
+      </w:pPr>
+      <w:r>
+        <w:rPr>
+          <w:i/>
+          <w:lang w:val="fr-CH"/>
+        </w:rPr>
+        <w:t>Test des data enregistrer dans le fichier 2025-02-28_P999_FBA_MotionTrack_QuestionnaireData.csv</w:t>
+      </w:r>
+    </w:p>
+    <w:p>
+      <w:pPr>
+        <w:rPr>
+          <w:lang w:val="fr-CH"/>
+        </w:rPr>
+      </w:pPr>
+      <w:r>
+        <w:rPr>
+          <w:lang w:val="fr-CH"/>
+        </w:rPr>
+        <w:t xml:space="preserve">Oui, j’ai check et les valeurs correspond bien à ce que j’ai pressé. </w:t>
+      </w:r>
+    </w:p>
+    <w:p>
+      <w:pPr>
+        <w:rPr>
+          <w:lang w:val="fr-CH"/>
+        </w:rPr>
+      </w:pPr>
+    </w:p>
+    <w:p>
+      <w:pPr>
+        <w:rPr>
+          <w:i/>
+          <w:lang w:val="fr-CH"/>
+        </w:rPr>
+      </w:pPr>
+      <w:r>
+        <w:rPr>
+          <w:i/>
+          <w:lang w:val="fr-CH"/>
+        </w:rPr>
+        <w:t xml:space="preserve">Adaptation des zones de détection : </w:t>
+      </w:r>
+    </w:p>
+    <w:p>
+      <w:pPr>
+        <w:rPr>
+          <w:lang w:val="fr-CH"/>
+        </w:rPr>
+      </w:pPr>
+      <w:r>
+        <w:rPr>
+          <w:lang w:val="fr-CH"/>
+        </w:rPr>
+        <w:t xml:space="preserve">J’ai reculé de 0.1 le cylindre et la zone End. J’ai rétréci la zone de détection start et je j’ai reculé un peu. </w:t>
+      </w:r>
+    </w:p>
+    <w:p>
+      <w:pPr>
+        <w:rPr>
+          <w:lang w:val="fr-CH"/>
+        </w:rPr>
+      </w:pPr>
+    </w:p>
+    <w:p>
+      <w:pPr>
+        <w:rPr>
+          <w:lang w:val="fr-CH"/>
+        </w:rPr>
+      </w:pPr>
+      <w:r>
+        <w:rPr>
+          <w:lang w:val="fr-CH"/>
+        </w:rPr>
+        <w:t xml:space="preserve">Pour mon premier pilot avec moi, la tâche a duré 25 minutes. </w:t>
+      </w:r>
+    </w:p>
+    <w:p>
+      <w:pPr>
+        <w:rPr>
+          <w:lang w:val="fr-CH"/>
+        </w:rPr>
+      </w:pPr>
+    </w:p>
+    <w:p>
+      <w:pPr>
+        <w:rPr>
+          <w:lang w:val="fr-CH"/>
+        </w:rPr>
+      </w:pPr>
+    </w:p>
+    <w:p>
+      <w:pPr>
+        <w:rPr>
+          <w:lang w:val="fr-CH"/>
+        </w:rPr>
+      </w:pPr>
       <w:r>
         <w:rPr>
           <w:lang w:val="fr-CH"/>
         </w:rPr>
         <w:t xml:space="preserve"> </w:t>
       </w:r>
-      <w:proofErr w:type="spellStart"/>
-      <w:r>
-        <w:rPr>
-          <w:lang w:val="fr-CH"/>
-        </w:rPr>
-        <w:t>System.Diagnostics</w:t>
-      </w:r>
-      <w:proofErr w:type="spellEnd"/>
-      <w:r>
-        <w:rPr>
-          <w:lang w:val="fr-CH"/>
-        </w:rPr>
-        <w:t>;</w:t>
-      </w:r>
-      <w:r>
-        <w:rPr>
-          <w:lang w:val="fr-CH"/>
-        </w:rPr>
-        <w:t xml:space="preserve">) est la bonne solution. </w:t>
-      </w:r>
-    </w:p>
-    <w:p>
-      <w:pPr>
-        <w:rPr>
-          <w:lang w:val="fr-CH"/>
-        </w:rPr>
-      </w:pPr>
-    </w:p>
-    <w:p>
-      <w:pPr>
+    </w:p>
+    <w:p>
+      <w:pPr>
+        <w:rPr>
+          <w:lang w:val="fr-CH"/>
+        </w:rPr>
+      </w:pPr>
+      <w:r>
+        <w:rPr>
+          <w:lang w:val="fr-CH"/>
+        </w:rPr>
+        <w:br w:type="page"/>
+      </w:r>
+    </w:p>
+    <w:p>
+      <w:pPr>
+        <w:pStyle w:val="Heading1"/>
+        <w:rPr>
+          <w:lang w:val="fr-CH"/>
+        </w:rPr>
+      </w:pPr>
+      <w:r>
+        <w:rPr>
+          <w:lang w:val="fr-CH"/>
+        </w:rPr>
+        <w:lastRenderedPageBreak/>
+        <w:t xml:space="preserve">Travail sur la tâche 2 du tapis roulant </w:t>
+      </w:r>
+    </w:p>
+    <w:p>
+      <w:pPr>
+        <w:rPr>
+          <w:lang w:val="fr-CH"/>
+        </w:rPr>
+      </w:pPr>
+      <w:r>
+        <w:rPr>
+          <w:lang w:val="fr-CH"/>
+        </w:rPr>
+        <w:t>Travail 04.03.2025</w:t>
+      </w:r>
+    </w:p>
+    <w:p>
+      <w:pPr>
+        <w:rPr>
+          <w:lang w:val="fr-CH"/>
+        </w:rPr>
+      </w:pPr>
+      <w:r>
+        <w:rPr>
+          <w:lang w:val="fr-CH"/>
+        </w:rPr>
+        <w:t xml:space="preserve">Relecture des points clé du papier </w:t>
+      </w:r>
+    </w:p>
+    <w:p>
+      <w:r>
+        <w:t xml:space="preserve">(premier article avec </w:t>
+      </w:r>
+      <w:proofErr w:type="spellStart"/>
+      <w:r>
+        <w:t>cette</w:t>
+      </w:r>
+      <w:proofErr w:type="spellEnd"/>
+      <w:r>
+        <w:t xml:space="preserve"> </w:t>
+      </w:r>
+      <w:proofErr w:type="spellStart"/>
+      <w:r>
+        <w:t>t’ache</w:t>
+      </w:r>
+      <w:proofErr w:type="spellEnd"/>
+      <w:r>
+        <w:t xml:space="preserve"> : </w:t>
+      </w:r>
+      <w:proofErr w:type="spellStart"/>
+      <w:r>
+        <w:t>Kannape</w:t>
+      </w:r>
+      <w:proofErr w:type="spellEnd"/>
+      <w:r>
+        <w:t xml:space="preserve"> OA, Blanke O. Self in motion: sensorimotor</w:t>
+      </w:r>
+      <w:r>
+        <w:t xml:space="preserve"> </w:t>
+      </w:r>
+      <w:r>
+        <w:t xml:space="preserve">and cognitive mechanisms in gait agency. </w:t>
+      </w:r>
+      <w:r>
         <w:rPr>
           <w:i/>
-          <w:lang w:val="fr-CH"/>
-        </w:rPr>
-      </w:pPr>
+          <w:iCs/>
+        </w:rPr>
+        <w:t xml:space="preserve">J </w:t>
+      </w:r>
+      <w:proofErr w:type="spellStart"/>
       <w:r>
         <w:rPr>
           <w:i/>
-          <w:lang w:val="fr-CH"/>
-        </w:rPr>
-        <w:t>Test des data enregistrer dans le fichier 2025-02-28_P999_FBA_MotionTrack_QuestionnaireData.csv</w:t>
-      </w:r>
-    </w:p>
-    <w:p>
-      <w:pPr>
-        <w:rPr>
-          <w:lang w:val="fr-CH"/>
-        </w:rPr>
-      </w:pPr>
-      <w:r>
-        <w:rPr>
-          <w:lang w:val="fr-CH"/>
-        </w:rPr>
-        <w:t xml:space="preserve">Oui, j’ai check et les valeurs correspond bien à ce que j’ai pressé. </w:t>
-      </w:r>
-    </w:p>
-    <w:p>
-      <w:pPr>
-        <w:rPr>
-          <w:lang w:val="fr-CH"/>
-        </w:rPr>
-      </w:pPr>
-    </w:p>
-    <w:p>
-      <w:pPr>
-        <w:rPr>
-          <w:i/>
-          <w:lang w:val="fr-CH"/>
-        </w:rPr>
-      </w:pPr>
-      <w:r>
-        <w:rPr>
-          <w:i/>
-          <w:lang w:val="fr-CH"/>
-        </w:rPr>
-        <w:t xml:space="preserve">Adaptation des zones de détection : </w:t>
-      </w:r>
-    </w:p>
-    <w:p>
-      <w:pPr>
-        <w:rPr>
-          <w:lang w:val="fr-CH"/>
-        </w:rPr>
-      </w:pPr>
-      <w:r>
-        <w:rPr>
-          <w:lang w:val="fr-CH"/>
-        </w:rPr>
-        <w:t xml:space="preserve">J’ai reculé de 0.1 le cylindre et la zone End. J’ai rétréci la zone de détection </w:t>
-      </w:r>
-      <w:proofErr w:type="spellStart"/>
-      <w:r>
-        <w:rPr>
-          <w:lang w:val="fr-CH"/>
-        </w:rPr>
-        <w:t>start</w:t>
-      </w:r>
-      <w:proofErr w:type="spellEnd"/>
-      <w:r>
-        <w:rPr>
-          <w:lang w:val="fr-CH"/>
-        </w:rPr>
-        <w:t xml:space="preserve"> et je j’ai reculé un peu. </w:t>
-      </w:r>
-    </w:p>
-    <w:p>
-      <w:pPr>
-        <w:rPr>
-          <w:lang w:val="fr-CH"/>
-        </w:rPr>
-      </w:pPr>
-    </w:p>
-    <w:p>
-      <w:pPr>
-        <w:rPr>
-          <w:lang w:val="fr-CH"/>
-        </w:rPr>
-      </w:pPr>
-      <w:r>
-        <w:rPr>
-          <w:lang w:val="fr-CH"/>
-        </w:rPr>
-        <w:t xml:space="preserve">Pour mon premier pilot avec moi, la tâche a duré 25 minutes. </w:t>
-      </w:r>
-    </w:p>
-    <w:p>
-      <w:pPr>
-        <w:rPr>
-          <w:lang w:val="fr-CH"/>
-        </w:rPr>
-      </w:pPr>
-      <w:bookmarkStart w:id="0" w:name="_GoBack"/>
-      <w:bookmarkEnd w:id="0"/>
-    </w:p>
-    <w:p>
-      <w:pPr>
-        <w:rPr>
-          <w:lang w:val="fr-CH"/>
-        </w:rPr>
-      </w:pPr>
-    </w:p>
-    <w:p>
-      <w:pPr>
-        <w:rPr>
-          <w:lang w:val="fr-CH"/>
-        </w:rPr>
-      </w:pPr>
-      <w:r>
-        <w:rPr>
-          <w:lang w:val="fr-CH"/>
-        </w:rPr>
+          <w:iCs/>
+        </w:rPr>
+        <w:t>Neurophysiol</w:t>
+      </w:r>
+      <w:proofErr w:type="spellEnd"/>
+      <w:r>
+        <w:t>.</w:t>
+      </w:r>
+      <w:r>
         <w:t xml:space="preserve"> </w:t>
       </w:r>
+      <w:r>
+        <w:t>2013;110(8):1837</w:t>
+      </w:r>
+      <w:r>
+        <w:rPr>
+          <w:rFonts w:hint="eastAsia"/>
+        </w:rPr>
+        <w:t>–</w:t>
+      </w:r>
+      <w:r>
+        <w:t>1847.</w:t>
+      </w:r>
+      <w:r>
+        <w:t>)</w:t>
+      </w:r>
+    </w:p>
+    <w:p/>
+    <w:p>
+      <w:pPr>
+        <w:pStyle w:val="ListParagraph"/>
+        <w:numPr>
+          <w:ilvl w:val="0"/>
+          <w:numId w:val="3"/>
+        </w:numPr>
+        <w:rPr>
+          <w:lang w:val="fr-CH"/>
+        </w:rPr>
+      </w:pPr>
+      <w:r>
+        <w:rPr>
+          <w:lang w:val="fr-CH"/>
+        </w:rPr>
+        <w:t xml:space="preserve">les </w:t>
+      </w:r>
+      <w:proofErr w:type="spellStart"/>
+      <w:r>
+        <w:rPr>
+          <w:lang w:val="fr-CH"/>
+        </w:rPr>
+        <w:t>delais</w:t>
+      </w:r>
+      <w:proofErr w:type="spellEnd"/>
+      <w:r>
+        <w:rPr>
+          <w:lang w:val="fr-CH"/>
+        </w:rPr>
+        <w:t xml:space="preserve">:  </w:t>
+      </w:r>
+      <w:r>
+        <w:rPr>
+          <w:lang w:val="fr-CH"/>
+        </w:rPr>
+        <w:t>25, 50, 75, 100, 150, 225,</w:t>
+      </w:r>
+      <w:r>
+        <w:rPr>
+          <w:lang w:val="fr-CH"/>
+        </w:rPr>
+        <w:t xml:space="preserve"> </w:t>
+      </w:r>
+      <w:r>
+        <w:rPr>
+          <w:lang w:val="fr-CH"/>
+        </w:rPr>
+        <w:t>300, 450, 600, 750, 900, 1,050, 1,200, 1,125, 1,275,</w:t>
+      </w:r>
+      <w:r>
+        <w:rPr>
+          <w:lang w:val="fr-CH"/>
+        </w:rPr>
+        <w:t xml:space="preserve"> </w:t>
+      </w:r>
+      <w:r>
+        <w:rPr>
+          <w:lang w:val="fr-CH"/>
+        </w:rPr>
+        <w:t>1,350 ms</w:t>
+      </w:r>
+      <w:r>
+        <w:rPr>
+          <w:lang w:val="fr-CH"/>
+        </w:rPr>
+        <w:t xml:space="preserve"> avec 8 trials pour chaque délais + 16 trials avec un délais 0 (donc 144 trials au total)</w:t>
+      </w:r>
+      <w:r>
+        <w:rPr>
+          <w:lang w:val="fr-CH"/>
+        </w:rPr>
+        <w:t xml:space="preserve">. Les délais sont randomisé ! </w:t>
+      </w:r>
+    </w:p>
+    <w:p>
+      <w:pPr>
+        <w:pStyle w:val="ListParagraph"/>
+        <w:numPr>
+          <w:ilvl w:val="0"/>
+          <w:numId w:val="3"/>
+        </w:numPr>
+        <w:rPr>
+          <w:lang w:val="fr-CH"/>
+        </w:rPr>
+      </w:pPr>
+      <w:r>
+        <w:rPr>
+          <w:lang w:val="fr-CH"/>
+        </w:rPr>
+        <w:t xml:space="preserve">Un trial c’est </w:t>
+      </w:r>
+    </w:p>
+    <w:p>
+      <w:pPr>
+        <w:pStyle w:val="ListParagraph"/>
+        <w:numPr>
+          <w:ilvl w:val="1"/>
+          <w:numId w:val="3"/>
+        </w:numPr>
+        <w:rPr>
+          <w:lang w:val="fr-CH"/>
+        </w:rPr>
+      </w:pPr>
+      <w:r>
+        <w:rPr>
+          <w:lang w:val="fr-CH"/>
+        </w:rPr>
+        <w:t xml:space="preserve">2s </w:t>
+      </w:r>
+      <w:proofErr w:type="spellStart"/>
+      <w:r>
+        <w:rPr>
+          <w:lang w:val="fr-CH"/>
+        </w:rPr>
+        <w:t>Whitecross</w:t>
+      </w:r>
+      <w:proofErr w:type="spellEnd"/>
+      <w:r>
+        <w:rPr>
+          <w:lang w:val="fr-CH"/>
+        </w:rPr>
+        <w:t xml:space="preserve"> + </w:t>
+      </w:r>
+      <w:proofErr w:type="spellStart"/>
+      <w:r>
+        <w:rPr>
+          <w:lang w:val="fr-CH"/>
+        </w:rPr>
+        <w:t>treadmill</w:t>
+      </w:r>
+      <w:proofErr w:type="spellEnd"/>
+      <w:r>
+        <w:rPr>
+          <w:lang w:val="fr-CH"/>
+        </w:rPr>
+        <w:t xml:space="preserve"> à l’écran (</w:t>
+      </w:r>
+      <w:r>
+        <w:rPr>
+          <w:strike/>
+          <w:lang w:val="fr-CH"/>
+        </w:rPr>
+        <w:t>permet de commencer l’enregistrement des mouvement du participant</w:t>
+      </w:r>
+      <w:r>
+        <w:rPr>
+          <w:lang w:val="fr-CH"/>
+        </w:rPr>
+        <w:t>)</w:t>
+      </w:r>
+    </w:p>
+    <w:p>
+      <w:pPr>
+        <w:pStyle w:val="ListParagraph"/>
+        <w:numPr>
+          <w:ilvl w:val="1"/>
+          <w:numId w:val="3"/>
+        </w:numPr>
+        <w:rPr>
+          <w:lang w:val="fr-CH"/>
+        </w:rPr>
+      </w:pPr>
+      <w:r>
+        <w:rPr>
+          <w:lang w:val="fr-CH"/>
+        </w:rPr>
+        <w:t xml:space="preserve">3s : montre la marche </w:t>
+      </w:r>
+      <w:r>
+        <w:rPr>
+          <w:lang w:val="fr-CH"/>
+        </w:rPr>
+        <w:t xml:space="preserve">(ce qui fait </w:t>
+      </w:r>
+      <w:proofErr w:type="spellStart"/>
+      <w:r>
+        <w:rPr>
+          <w:lang w:val="fr-CH"/>
+        </w:rPr>
+        <w:t>enmoyenne</w:t>
+      </w:r>
+      <w:proofErr w:type="spellEnd"/>
+      <w:r>
+        <w:rPr>
+          <w:lang w:val="fr-CH"/>
+        </w:rPr>
+        <w:t xml:space="preserve"> 5 pas)</w:t>
+      </w:r>
+    </w:p>
+    <w:p>
+      <w:pPr>
+        <w:pStyle w:val="ListParagraph"/>
+        <w:numPr>
+          <w:ilvl w:val="1"/>
+          <w:numId w:val="3"/>
+        </w:numPr>
+      </w:pPr>
+      <w:r>
+        <w:t>Questionnaire : « </w:t>
+      </w:r>
+      <w:r>
+        <w:t>Did the movement shown on</w:t>
+      </w:r>
+      <w:r>
+        <w:t xml:space="preserve"> </w:t>
+      </w:r>
+      <w:r>
+        <w:t>the screen correspond to the movement you just performed?</w:t>
+      </w:r>
+      <w:r>
+        <w:t>”</w:t>
+      </w:r>
+      <w:r>
+        <w:t xml:space="preserve"> </w:t>
+      </w:r>
+    </w:p>
+    <w:p>
+      <w:pPr>
+        <w:pStyle w:val="ListParagraph"/>
+        <w:numPr>
+          <w:ilvl w:val="1"/>
+          <w:numId w:val="3"/>
+        </w:numPr>
+        <w:rPr>
+          <w:lang w:val="fr-CH"/>
+        </w:rPr>
+      </w:pPr>
+      <w:r>
+        <w:rPr>
+          <w:lang w:val="fr-CH"/>
+        </w:rPr>
+        <w:t>Il faut laisser afficher l</w:t>
+      </w:r>
+      <w:r>
+        <w:rPr>
+          <w:lang w:val="fr-CH"/>
+        </w:rPr>
+        <w:t xml:space="preserve">a white cross en continue (même pendant le mouvement) pour éviter que le participant ne se concentre sur les mouvement de leur extrémités. Aussi pendant la questionnaire phase. </w:t>
+      </w:r>
+    </w:p>
+    <w:p>
+      <w:pPr>
+        <w:pStyle w:val="ListParagraph"/>
+        <w:numPr>
+          <w:ilvl w:val="0"/>
+          <w:numId w:val="3"/>
+        </w:numPr>
+        <w:rPr>
+          <w:lang w:val="fr-CH"/>
+        </w:rPr>
+      </w:pPr>
+      <w:r>
+        <w:rPr>
+          <w:lang w:val="fr-CH"/>
+        </w:rPr>
+        <w:t>En plus du questionnaire, i</w:t>
+      </w:r>
+      <w:r>
+        <w:rPr>
+          <w:lang w:val="fr-CH"/>
+        </w:rPr>
+        <w:t xml:space="preserve">l faut enregistrer la position des markers du talon pour chaque </w:t>
+      </w:r>
+      <w:proofErr w:type="spellStart"/>
+      <w:r>
+        <w:rPr>
+          <w:lang w:val="fr-CH"/>
+        </w:rPr>
+        <w:t>tial</w:t>
+      </w:r>
+      <w:proofErr w:type="spellEnd"/>
+      <w:r>
+        <w:rPr>
+          <w:lang w:val="fr-CH"/>
+        </w:rPr>
+        <w:t>. N</w:t>
+      </w:r>
+      <w:r>
+        <w:rPr>
+          <w:lang w:val="fr-CH"/>
+        </w:rPr>
+        <w:t xml:space="preserve">ous </w:t>
+      </w:r>
+      <w:r>
+        <w:rPr>
+          <w:lang w:val="fr-CH"/>
+        </w:rPr>
+        <w:t xml:space="preserve">devrons </w:t>
+      </w:r>
+      <w:r>
+        <w:rPr>
+          <w:lang w:val="fr-CH"/>
+        </w:rPr>
+        <w:t>calculé les caractéristiques temporelles de la marche, telles que le temps de foulée et son coefficient de variance pour chaque délai temporel, sur la base des données de capture de mouvement des marqueurs de talon.</w:t>
+      </w:r>
+    </w:p>
+    <w:p>
+      <w:pPr>
+        <w:pStyle w:val="ListParagraph"/>
+        <w:numPr>
+          <w:ilvl w:val="0"/>
+          <w:numId w:val="3"/>
+        </w:numPr>
+        <w:rPr>
+          <w:lang w:val="fr-CH"/>
+        </w:rPr>
+      </w:pPr>
+      <w:r>
+        <w:rPr>
+          <w:lang w:val="fr-CH"/>
+        </w:rPr>
+        <w:t xml:space="preserve">On demande au participant de </w:t>
+      </w:r>
+      <w:r>
+        <w:rPr>
+          <w:lang w:val="fr-CH"/>
+        </w:rPr>
+        <w:t xml:space="preserve">balancer les bras et de se tenir au bard seulement en cas de déséquilibre. </w:t>
+      </w:r>
+    </w:p>
+    <w:p>
+      <w:pPr>
+        <w:pStyle w:val="ListParagraph"/>
+        <w:numPr>
+          <w:ilvl w:val="0"/>
+          <w:numId w:val="3"/>
+        </w:numPr>
+        <w:rPr>
+          <w:lang w:val="fr-CH"/>
+        </w:rPr>
+      </w:pPr>
+      <w:r>
+        <w:rPr>
+          <w:lang w:val="fr-CH"/>
+        </w:rPr>
+        <w:t xml:space="preserve">Avant de débuter l’expérience, la vitesse du </w:t>
+      </w:r>
+      <w:proofErr w:type="spellStart"/>
+      <w:r>
+        <w:rPr>
+          <w:lang w:val="fr-CH"/>
+        </w:rPr>
+        <w:t>treadmill</w:t>
+      </w:r>
+      <w:proofErr w:type="spellEnd"/>
+      <w:r>
+        <w:rPr>
+          <w:lang w:val="fr-CH"/>
+        </w:rPr>
+        <w:t xml:space="preserve"> était adapter de manière individuel pour atteindre une vitesse de 1.07 m/s et avoir autant que possible des foulé comparable entre les participants. </w:t>
+      </w:r>
+    </w:p>
+    <w:p>
+      <w:pPr>
+        <w:pStyle w:val="ListParagraph"/>
+        <w:numPr>
+          <w:ilvl w:val="0"/>
+          <w:numId w:val="3"/>
+        </w:numPr>
+        <w:rPr>
+          <w:lang w:val="fr-CH"/>
+        </w:rPr>
+      </w:pPr>
+      <w:r>
+        <w:rPr>
+          <w:lang w:val="fr-CH"/>
+        </w:rPr>
+        <w:t xml:space="preserve">Les participant portaient un casque avec du white noise pour couvrir les bruits de leur pas. </w:t>
+      </w:r>
+    </w:p>
+    <w:p>
+      <w:pPr>
+        <w:rPr>
+          <w:lang w:val="fr-CH"/>
+        </w:rPr>
+      </w:pPr>
+    </w:p>
+    <w:p>
+      <w:pPr>
+        <w:rPr>
+          <w:lang w:val="fr-CH"/>
+        </w:rPr>
+      </w:pPr>
+      <w:r>
+        <w:rPr>
+          <w:lang w:val="fr-CH"/>
+        </w:rPr>
+        <w:t xml:space="preserve">Dans le papier original de 2013, il tester aussi l’effet du cognitive </w:t>
+      </w:r>
+      <w:proofErr w:type="spellStart"/>
+      <w:r>
+        <w:rPr>
+          <w:lang w:val="fr-CH"/>
+        </w:rPr>
+        <w:t>load</w:t>
+      </w:r>
+      <w:proofErr w:type="spellEnd"/>
+      <w:r>
+        <w:rPr>
+          <w:lang w:val="fr-CH"/>
+        </w:rPr>
+        <w:t xml:space="preserve"> en demandant au participant de compter. Demander à </w:t>
+      </w:r>
+      <w:proofErr w:type="spellStart"/>
+      <w:r>
+        <w:rPr>
+          <w:lang w:val="fr-CH"/>
+        </w:rPr>
+        <w:t>Catherline</w:t>
+      </w:r>
+      <w:proofErr w:type="spellEnd"/>
+      <w:r>
+        <w:rPr>
+          <w:lang w:val="fr-CH"/>
+        </w:rPr>
+        <w:t xml:space="preserve"> de confirmer qu’on aura pas ça. </w:t>
+      </w:r>
+    </w:p>
+    <w:p>
+      <w:pPr>
+        <w:rPr>
+          <w:lang w:val="fr-CH"/>
+        </w:rPr>
+      </w:pPr>
+      <w:r>
+        <w:rPr>
+          <w:lang w:val="fr-CH"/>
+        </w:rPr>
+        <w:t xml:space="preserve">Pour l’analyse de la </w:t>
+      </w:r>
+      <w:r>
+        <w:rPr>
+          <w:lang w:val="fr-CH"/>
+        </w:rPr>
+        <w:t xml:space="preserve">foulé, ils l’ont fait séparé entre les deux jambes en </w:t>
+      </w:r>
+      <w:proofErr w:type="spellStart"/>
+      <w:r>
+        <w:rPr>
+          <w:lang w:val="fr-CH"/>
+        </w:rPr>
+        <w:t>prennant</w:t>
+      </w:r>
+      <w:proofErr w:type="spellEnd"/>
+      <w:r>
+        <w:rPr>
+          <w:lang w:val="fr-CH"/>
+        </w:rPr>
+        <w:t xml:space="preserve"> en référence des markers sur les </w:t>
+      </w:r>
+      <w:proofErr w:type="spellStart"/>
+      <w:r>
+        <w:rPr>
+          <w:lang w:val="fr-CH"/>
+        </w:rPr>
+        <w:t>hips</w:t>
+      </w:r>
+      <w:proofErr w:type="spellEnd"/>
+      <w:r>
+        <w:rPr>
+          <w:lang w:val="fr-CH"/>
+        </w:rPr>
+        <w:t xml:space="preserve"> (ça j’ai pas compris). </w:t>
+      </w:r>
+    </w:p>
+    <w:p>
+      <w:pPr>
+        <w:rPr>
+          <w:lang w:val="fr-CH"/>
+        </w:rPr>
+      </w:pPr>
+    </w:p>
+    <w:p>
+      <w:pPr>
+        <w:rPr>
+          <w:lang w:val="fr-CH"/>
+        </w:rPr>
+      </w:pPr>
+      <w:r>
+        <w:rPr>
+          <w:b/>
+          <w:bCs/>
+          <w:lang w:val="fr-CH"/>
+        </w:rPr>
+        <w:t xml:space="preserve">Note de conception : </w:t>
+      </w:r>
+      <w:r>
+        <w:rPr>
+          <w:lang w:val="fr-CH"/>
+        </w:rPr>
+        <w:t xml:space="preserve">Il ne faut pas utiliser les 2s de white cross pour enregistrer leur marche. Sinon le visuel </w:t>
+      </w:r>
+      <w:proofErr w:type="spellStart"/>
+      <w:r>
+        <w:rPr>
+          <w:lang w:val="fr-CH"/>
+        </w:rPr>
+        <w:t>feebback</w:t>
+      </w:r>
+      <w:proofErr w:type="spellEnd"/>
+      <w:r>
+        <w:rPr>
+          <w:lang w:val="fr-CH"/>
+        </w:rPr>
+        <w:t xml:space="preserve"> serait systématiquement </w:t>
+      </w:r>
+      <w:proofErr w:type="spellStart"/>
+      <w:r>
+        <w:rPr>
+          <w:lang w:val="fr-CH"/>
+        </w:rPr>
+        <w:t>désynchromiser</w:t>
+      </w:r>
+      <w:proofErr w:type="spellEnd"/>
+      <w:r>
+        <w:rPr>
+          <w:lang w:val="fr-CH"/>
+        </w:rPr>
+        <w:t xml:space="preserve"> au démarrage. Comme on va utiliser la </w:t>
+      </w:r>
+    </w:p>
+    <w:p>
+      <w:pPr>
+        <w:rPr>
+          <w:lang w:val="fr-CH"/>
+        </w:rPr>
+      </w:pPr>
+      <w:r>
+        <w:rPr>
+          <w:lang w:val="fr-CH"/>
+        </w:rPr>
+        <w:t>Il faut trouver le moyen de faire une variable qui grandi de manière dynamique :</w:t>
+      </w:r>
+    </w:p>
+    <w:p>
+      <w:pPr>
+        <w:rPr>
+          <w:lang w:val="fr-CH"/>
+        </w:rPr>
+      </w:pPr>
     </w:p>
     <w:sectPr>
       <w:pgSz w:w="12240" w:h="15840"/>
@@ -5319,7 +5531,7 @@
 </file>
 
 <file path=word/numbering.xml><?xml version="1.0" encoding="utf-8"?>
-<w:numbering xmlns:wpc="http://schemas.microsoft.com/office/word/2010/wordprocessingCanvas" xmlns:cx="http://schemas.microsoft.com/office/drawing/2014/chartex" xmlns:mc="http://schemas.openxmlformats.org/markup-compatibility/2006" xmlns:o="urn:schemas-microsoft-com:office:office" xmlns:r="http://schemas.openxmlformats.org/officeDocument/2006/relationships" xmlns:m="http://schemas.openxmlformats.org/officeDocument/2006/math" xmlns:v="urn:schemas-microsoft-com:vml" xmlns:wp14="http://schemas.microsoft.com/office/word/2010/wordprocessingDrawing" xmlns:wp="http://schemas.openxmlformats.org/drawingml/2006/wordprocessingDrawing" xmlns:w10="urn:schemas-microsoft-com:office:word" xmlns:w="http://schemas.openxmlformats.org/wordprocessingml/2006/main" xmlns:w14="http://schemas.microsoft.com/office/word/2010/wordml" xmlns:w15="http://schemas.microsoft.com/office/word/2012/wordml" xmlns:w16se="http://schemas.microsoft.com/office/word/2015/wordml/symex" xmlns:wpg="http://schemas.microsoft.com/office/word/2010/wordprocessingGroup" xmlns:wpi="http://schemas.microsoft.com/office/word/2010/wordprocessingInk" xmlns:wne="http://schemas.microsoft.com/office/word/2006/wordml" xmlns:wps="http://schemas.microsoft.com/office/word/2010/wordprocessingShape" mc:Ignorable="w14 w15 w16se wp14">
+<w:numbering xmlns:wpc="http://schemas.microsoft.com/office/word/2010/wordprocessingCanvas" xmlns:cx="http://schemas.microsoft.com/office/drawing/2014/chartex" xmlns:cx1="http://schemas.microsoft.com/office/drawing/2015/9/8/chartex" xmlns:cx2="http://schemas.microsoft.com/office/drawing/2015/10/21/chartex" xmlns:cx3="http://schemas.microsoft.com/office/drawing/2016/5/9/chartex" xmlns:cx4="http://schemas.microsoft.com/office/drawing/2016/5/10/chartex" xmlns:cx5="http://schemas.microsoft.com/office/drawing/2016/5/11/chartex" xmlns:cx6="http://schemas.microsoft.com/office/drawing/2016/5/12/chartex" xmlns:cx7="http://schemas.microsoft.com/office/drawing/2016/5/13/chartex" xmlns:cx8="http://schemas.microsoft.com/office/drawing/2016/5/14/chartex" xmlns:mc="http://schemas.openxmlformats.org/markup-compatibility/2006" xmlns:aink="http://schemas.microsoft.com/office/drawing/2016/ink" xmlns:am3d="http://schemas.microsoft.com/office/drawing/2017/model3d" xmlns:o="urn:schemas-microsoft-com:office:office" xmlns:oel="http://schemas.microsoft.com/office/2019/extlst" xmlns:r="http://schemas.openxmlformats.org/officeDocument/2006/relationships" xmlns:m="http://schemas.openxmlformats.org/officeDocument/2006/math" xmlns:v="urn:schemas-microsoft-com:vml" xmlns:wp14="http://schemas.microsoft.com/office/word/2010/wordprocessingDrawing" xmlns:wp="http://schemas.openxmlformats.org/drawingml/2006/wordprocessingDrawing" xmlns:w10="urn:schemas-microsoft-com:office:word" xmlns:w="http://schemas.openxmlformats.org/wordprocessingml/2006/main" xmlns:w14="http://schemas.microsoft.com/office/word/2010/wordml" xmlns:w15="http://schemas.microsoft.com/office/word/2012/wordml" xmlns:w16cex="http://schemas.microsoft.com/office/word/2018/wordml/cex" xmlns:w16cid="http://schemas.microsoft.com/office/word/2016/wordml/cid" xmlns:w16="http://schemas.microsoft.com/office/word/2018/wordml" xmlns:w16du="http://schemas.microsoft.com/office/word/2023/wordml/word16du" xmlns:w16sdtdh="http://schemas.microsoft.com/office/word/2020/wordml/sdtdatahash" xmlns:w16sdtfl="http://schemas.microsoft.com/office/word/2024/wordml/sdtformatlock" xmlns:w16se="http://schemas.microsoft.com/office/word/2015/wordml/symex" xmlns:wpg="http://schemas.microsoft.com/office/word/2010/wordprocessingGroup" xmlns:wpi="http://schemas.microsoft.com/office/word/2010/wordprocessingInk" xmlns:wne="http://schemas.microsoft.com/office/word/2006/wordml" xmlns:wps="http://schemas.microsoft.com/office/word/2010/wordprocessingShape" mc:Ignorable="w14 w15 w16se w16cid w16 w16cex w16sdtdh w16sdtfl w16du wp14">
   <w:abstractNum w:abstractNumId="0" w15:restartNumberingAfterBreak="0">
     <w:nsid w:val="3D482DF1"/>
     <w:multiLevelType w:val="hybridMultilevel"/>
@@ -5610,20 +5822,20 @@
       </w:rPr>
     </w:lvl>
   </w:abstractNum>
-  <w:num w:numId="1">
+  <w:num w:numId="1" w16cid:durableId="2107728932">
     <w:abstractNumId w:val="0"/>
   </w:num>
-  <w:num w:numId="2">
+  <w:num w:numId="2" w16cid:durableId="1434397379">
     <w:abstractNumId w:val="1"/>
   </w:num>
-  <w:num w:numId="3">
+  <w:num w:numId="3" w16cid:durableId="528026593">
     <w:abstractNumId w:val="2"/>
   </w:num>
 </w:numbering>
 </file>
 
 <file path=word/styles.xml><?xml version="1.0" encoding="utf-8"?>
-<w:styles xmlns:mc="http://schemas.openxmlformats.org/markup-compatibility/2006" xmlns:r="http://schemas.openxmlformats.org/officeDocument/2006/relationships" xmlns:w="http://schemas.openxmlformats.org/wordprocessingml/2006/main" xmlns:w14="http://schemas.microsoft.com/office/word/2010/wordml" xmlns:w15="http://schemas.microsoft.com/office/word/2012/wordml" xmlns:w16se="http://schemas.microsoft.com/office/word/2015/wordml/symex" mc:Ignorable="w14 w15 w16se">
+<w:styles xmlns:mc="http://schemas.openxmlformats.org/markup-compatibility/2006" xmlns:r="http://schemas.openxmlformats.org/officeDocument/2006/relationships" xmlns:w="http://schemas.openxmlformats.org/wordprocessingml/2006/main" xmlns:w14="http://schemas.microsoft.com/office/word/2010/wordml" xmlns:w15="http://schemas.microsoft.com/office/word/2012/wordml" xmlns:w16cex="http://schemas.microsoft.com/office/word/2018/wordml/cex" xmlns:w16cid="http://schemas.microsoft.com/office/word/2016/wordml/cid" xmlns:w16="http://schemas.microsoft.com/office/word/2018/wordml" xmlns:w16du="http://schemas.microsoft.com/office/word/2023/wordml/word16du" xmlns:w16sdtdh="http://schemas.microsoft.com/office/word/2020/wordml/sdtdatahash" xmlns:w16sdtfl="http://schemas.microsoft.com/office/word/2024/wordml/sdtformatlock" xmlns:w16se="http://schemas.microsoft.com/office/word/2015/wordml/symex" mc:Ignorable="w14 w15 w16se w16cid w16 w16cex w16sdtdh w16sdtfl w16du">
   <w:docDefaults>
     <w:rPrDefault>
       <w:rPr>
@@ -5639,7 +5851,7 @@
       </w:pPr>
     </w:pPrDefault>
   </w:docDefaults>
-  <w:latentStyles w:defLockedState="0" w:defUIPriority="99" w:defSemiHidden="0" w:defUnhideWhenUsed="0" w:defQFormat="0" w:count="371">
+  <w:latentStyles w:defLockedState="0" w:defUIPriority="99" w:defSemiHidden="0" w:defUnhideWhenUsed="0" w:defQFormat="0" w:count="376">
     <w:lsdException w:name="Normal" w:uiPriority="0" w:qFormat="1"/>
     <w:lsdException w:name="heading 1" w:uiPriority="9" w:qFormat="1"/>
     <w:lsdException w:name="heading 2" w:semiHidden="1" w:uiPriority="9" w:unhideWhenUsed="1" w:qFormat="1"/>
@@ -6011,6 +6223,11 @@
     <w:lsdException w:name="List Table 5 Dark Accent 6" w:uiPriority="50"/>
     <w:lsdException w:name="List Table 6 Colorful Accent 6" w:uiPriority="51"/>
     <w:lsdException w:name="List Table 7 Colorful Accent 6" w:uiPriority="52"/>
+    <w:lsdException w:name="Mention" w:semiHidden="1" w:unhideWhenUsed="1"/>
+    <w:lsdException w:name="Smart Hyperlink" w:semiHidden="1" w:unhideWhenUsed="1"/>
+    <w:lsdException w:name="Hashtag" w:semiHidden="1" w:unhideWhenUsed="1"/>
+    <w:lsdException w:name="Unresolved Mention" w:semiHidden="1" w:unhideWhenUsed="1"/>
+    <w:lsdException w:name="Smart Link" w:semiHidden="1" w:unhideWhenUsed="1"/>
   </w:latentStyles>
   <w:style w:type="paragraph" w:default="1" w:styleId="Normal">
     <w:name w:val="Normal"/>
@@ -6063,7 +6280,6 @@
   <w:style w:type="character" w:default="1" w:styleId="DefaultParagraphFont">
     <w:name w:val="Default Paragraph Font"/>
     <w:uiPriority w:val="1"/>
-    <w:semiHidden/>
     <w:unhideWhenUsed/>
   </w:style>
   <w:style w:type="table" w:default="1" w:styleId="TableNormal">
@@ -6136,8 +6352,8 @@
       <w:u w:val="single"/>
     </w:rPr>
   </w:style>
-  <w:style w:type="character" w:customStyle="1" w:styleId="UnresolvedMention">
-    <w:name w:val="Unresolved Mention"/>
+  <w:style w:type="character" w:customStyle="1" w:styleId="UnresolvedMention1">
+    <w:name w:val="Unresolved Mention1"/>
     <w:basedOn w:val="DefaultParagraphFont"/>
     <w:uiPriority w:val="99"/>
     <w:semiHidden/>

--- a/Note_developpement.docx
+++ b/Note_developpement.docx
@@ -429,11 +429,19 @@
           <w:lang w:val="fr-CH"/>
         </w:rPr>
       </w:pPr>
-      <w:r>
-        <w:rPr>
-          <w:lang w:val="fr-CH"/>
-        </w:rPr>
-        <w:t xml:space="preserve">Soit on </w:t>
+      <w:proofErr w:type="gramStart"/>
+      <w:r>
+        <w:rPr>
+          <w:lang w:val="fr-CH"/>
+        </w:rPr>
+        <w:t>Soit on</w:t>
+      </w:r>
+      <w:proofErr w:type="gramEnd"/>
+      <w:r>
+        <w:rPr>
+          <w:lang w:val="fr-CH"/>
+        </w:rPr>
+        <w:t xml:space="preserve"> </w:t>
       </w:r>
       <w:proofErr w:type="spellStart"/>
       <w:r>
@@ -588,14 +596,28 @@
         <w:rPr>
           <w:lang w:val="fr-CH"/>
         </w:rPr>
-        <w:t xml:space="preserve"> 2? </w:t>
-      </w:r>
-      <w:r>
-        <w:rPr>
-          <w:lang w:val="fr-CH"/>
-        </w:rPr>
         <w:t xml:space="preserve"> </w:t>
       </w:r>
+      <w:proofErr w:type="gramStart"/>
+      <w:r>
+        <w:rPr>
+          <w:lang w:val="fr-CH"/>
+        </w:rPr>
+        <w:t>2?</w:t>
+      </w:r>
+      <w:proofErr w:type="gramEnd"/>
+      <w:r>
+        <w:rPr>
+          <w:lang w:val="fr-CH"/>
+        </w:rPr>
+        <w:t xml:space="preserve"> </w:t>
+      </w:r>
+      <w:r>
+        <w:rPr>
+          <w:lang w:val="fr-CH"/>
+        </w:rPr>
+        <w:t xml:space="preserve"> </w:t>
+      </w:r>
     </w:p>
     <w:p>
       <w:pPr>
@@ -698,7 +720,21 @@
         <w:rPr>
           <w:lang w:val="fr-CH"/>
         </w:rPr>
-        <w:t>L’avatar applique les positions avec un retard défini (ex: 500 ms).</w:t>
+        <w:t>L’avatar applique les positions avec un retard défini (</w:t>
+      </w:r>
+      <w:proofErr w:type="gramStart"/>
+      <w:r>
+        <w:rPr>
+          <w:lang w:val="fr-CH"/>
+        </w:rPr>
+        <w:t>ex:</w:t>
+      </w:r>
+      <w:proofErr w:type="gramEnd"/>
+      <w:r>
+        <w:rPr>
+          <w:lang w:val="fr-CH"/>
+        </w:rPr>
+        <w:t xml:space="preserve"> 500 ms).</w:t>
       </w:r>
     </w:p>
     <w:p>
@@ -759,7 +795,21 @@
         <w:rPr>
           <w:lang w:val="fr-CH"/>
         </w:rPr>
-        <w:t>Comment obtenir les position de l’</w:t>
+        <w:t xml:space="preserve">Comment obtenir </w:t>
+      </w:r>
+      <w:proofErr w:type="gramStart"/>
+      <w:r>
+        <w:rPr>
+          <w:lang w:val="fr-CH"/>
+        </w:rPr>
+        <w:t>les position</w:t>
+      </w:r>
+      <w:proofErr w:type="gramEnd"/>
+      <w:r>
+        <w:rPr>
+          <w:lang w:val="fr-CH"/>
+        </w:rPr>
+        <w:t xml:space="preserve"> de l’</w:t>
       </w:r>
       <w:proofErr w:type="spellStart"/>
       <w:r>
@@ -858,7 +908,21 @@
         <w:rPr>
           <w:lang w:val="fr-CH"/>
         </w:rPr>
-        <w:t xml:space="preserve">, je peux pas l’afficher dans la console avec un </w:t>
+        <w:t xml:space="preserve">, </w:t>
+      </w:r>
+      <w:proofErr w:type="gramStart"/>
+      <w:r>
+        <w:rPr>
+          <w:lang w:val="fr-CH"/>
+        </w:rPr>
+        <w:t>je peux pas</w:t>
+      </w:r>
+      <w:proofErr w:type="gramEnd"/>
+      <w:r>
+        <w:rPr>
+          <w:lang w:val="fr-CH"/>
+        </w:rPr>
+        <w:t xml:space="preserve"> l’afficher dans la console avec un </w:t>
       </w:r>
       <w:proofErr w:type="spellStart"/>
       <w:r>
@@ -934,7 +998,21 @@
         <w:rPr>
           <w:lang w:val="fr-CH"/>
         </w:rPr>
-        <w:t xml:space="preserve">C’est tout simple, il faut récupéré la position </w:t>
+        <w:t xml:space="preserve">C’est tout simple, il faut </w:t>
+      </w:r>
+      <w:proofErr w:type="gramStart"/>
+      <w:r>
+        <w:rPr>
+          <w:lang w:val="fr-CH"/>
+        </w:rPr>
+        <w:t>récupéré</w:t>
+      </w:r>
+      <w:proofErr w:type="gramEnd"/>
+      <w:r>
+        <w:rPr>
+          <w:lang w:val="fr-CH"/>
+        </w:rPr>
+        <w:t xml:space="preserve"> la position </w:t>
       </w:r>
       <w:proofErr w:type="spellStart"/>
       <w:r>
@@ -1011,6 +1089,7 @@
         <w:t xml:space="preserve"> ». La position du </w:t>
       </w:r>
       <w:proofErr w:type="spellStart"/>
+      <w:proofErr w:type="gramStart"/>
       <w:r>
         <w:rPr>
           <w:lang w:val="fr-CH"/>
@@ -1022,7 +1101,14 @@
         <w:rPr>
           <w:lang w:val="fr-CH"/>
         </w:rPr>
-        <w:t>(basin est modifier en continue par l’</w:t>
+        <w:t>(</w:t>
+      </w:r>
+      <w:proofErr w:type="gramEnd"/>
+      <w:r>
+        <w:rPr>
+          <w:lang w:val="fr-CH"/>
+        </w:rPr>
+        <w:t>basin est modifier en continue par l’</w:t>
       </w:r>
       <w:proofErr w:type="spellStart"/>
       <w:r>
@@ -1036,7 +1122,21 @@
         <w:rPr>
           <w:lang w:val="fr-CH"/>
         </w:rPr>
-        <w:t>. Il ne faut donc pas récupéré l’information directement du flux de l’</w:t>
+        <w:t xml:space="preserve">. Il ne faut donc pas </w:t>
+      </w:r>
+      <w:proofErr w:type="gramStart"/>
+      <w:r>
+        <w:rPr>
+          <w:lang w:val="fr-CH"/>
+        </w:rPr>
+        <w:t>récupéré</w:t>
+      </w:r>
+      <w:proofErr w:type="gramEnd"/>
+      <w:r>
+        <w:rPr>
+          <w:lang w:val="fr-CH"/>
+        </w:rPr>
+        <w:t xml:space="preserve"> l’information directement du flux de l’</w:t>
       </w:r>
       <w:proofErr w:type="spellStart"/>
       <w:r>
@@ -1110,7 +1210,21 @@
         <w:rPr>
           <w:lang w:val="fr-CH"/>
         </w:rPr>
-        <w:t xml:space="preserve">Sinon Jean-Luc pense que appliquer une rotation comme je le propose est une bonne idée. Plutôt que manipuler la </w:t>
+        <w:t xml:space="preserve">Sinon Jean-Luc pense </w:t>
+      </w:r>
+      <w:proofErr w:type="gramStart"/>
+      <w:r>
+        <w:rPr>
+          <w:lang w:val="fr-CH"/>
+        </w:rPr>
+        <w:t>que appliquer</w:t>
+      </w:r>
+      <w:proofErr w:type="gramEnd"/>
+      <w:r>
+        <w:rPr>
+          <w:lang w:val="fr-CH"/>
+        </w:rPr>
+        <w:t xml:space="preserve"> une rotation comme je le propose est une bonne idée. Plutôt que manipuler la </w:t>
       </w:r>
       <w:proofErr w:type="spellStart"/>
       <w:r>
@@ -1138,7 +1252,21 @@
         <w:rPr>
           <w:lang w:val="fr-CH"/>
         </w:rPr>
-        <w:t xml:space="preserve"> invisible. Mais je vais pas retenir cette idée car c’est compliquer pour pas grand-chose. </w:t>
+        <w:t xml:space="preserve"> invisible. Mais </w:t>
+      </w:r>
+      <w:proofErr w:type="gramStart"/>
+      <w:r>
+        <w:rPr>
+          <w:lang w:val="fr-CH"/>
+        </w:rPr>
+        <w:t>je vais pas</w:t>
+      </w:r>
+      <w:proofErr w:type="gramEnd"/>
+      <w:r>
+        <w:rPr>
+          <w:lang w:val="fr-CH"/>
+        </w:rPr>
+        <w:t xml:space="preserve"> retenir cette idée car c’est compliquer pour pas grand-chose. </w:t>
       </w:r>
     </w:p>
     <w:p>
@@ -1221,7 +1349,21 @@
         <w:rPr>
           <w:lang w:val="fr-CH"/>
         </w:rPr>
-        <w:t xml:space="preserve">, ……). Il utilise un fix update à 50 ou 100 Hz au lieu de l’update classique. Il a enregistrer ces position dans un fichier JASON. </w:t>
+        <w:t xml:space="preserve">, ……). Il utilise un fix update à 50 ou 100 Hz au lieu de l’update classique. Il a </w:t>
+      </w:r>
+      <w:proofErr w:type="gramStart"/>
+      <w:r>
+        <w:rPr>
+          <w:lang w:val="fr-CH"/>
+        </w:rPr>
+        <w:t>enregistrer</w:t>
+      </w:r>
+      <w:proofErr w:type="gramEnd"/>
+      <w:r>
+        <w:rPr>
+          <w:lang w:val="fr-CH"/>
+        </w:rPr>
+        <w:t xml:space="preserve"> ces position dans un fichier JASON. </w:t>
       </w:r>
       <w:r>
         <w:rPr>
@@ -1298,7 +1440,21 @@
         <w:rPr>
           <w:lang w:val="fr-CH"/>
         </w:rPr>
-        <w:t xml:space="preserve">. Comme ça, on peux géré la vitesse de replay.   </w:t>
+        <w:t xml:space="preserve">. Comme ça, on </w:t>
+      </w:r>
+      <w:proofErr w:type="gramStart"/>
+      <w:r>
+        <w:rPr>
+          <w:lang w:val="fr-CH"/>
+        </w:rPr>
+        <w:t>peux</w:t>
+      </w:r>
+      <w:proofErr w:type="gramEnd"/>
+      <w:r>
+        <w:rPr>
+          <w:lang w:val="fr-CH"/>
+        </w:rPr>
+        <w:t xml:space="preserve"> géré la vitesse de replay.   </w:t>
       </w:r>
     </w:p>
     <w:p>
@@ -1389,7 +1545,25 @@
           <w:bCs/>
           <w:lang w:val="fr-CH"/>
         </w:rPr>
-        <w:t>ATTENTION : ça veut dire qu’il faut mesurer quel est la taille de la projection du participant sur l’écran pour qu’elle correspondent à la taille réelle</w:t>
+        <w:t xml:space="preserve">ATTENTION : ça veut dire qu’il faut mesurer quel est la taille de la projection du participant sur l’écran pour </w:t>
+      </w:r>
+      <w:proofErr w:type="gramStart"/>
+      <w:r>
+        <w:rPr>
+          <w:b/>
+          <w:bCs/>
+          <w:lang w:val="fr-CH"/>
+        </w:rPr>
+        <w:t>qu’elle correspondent</w:t>
+      </w:r>
+      <w:proofErr w:type="gramEnd"/>
+      <w:r>
+        <w:rPr>
+          <w:b/>
+          <w:bCs/>
+          <w:lang w:val="fr-CH"/>
+        </w:rPr>
+        <w:t xml:space="preserve"> à la taille réelle</w:t>
       </w:r>
       <w:r>
         <w:rPr>
@@ -1427,11 +1601,19 @@
           <w:lang w:val="fr-CH"/>
         </w:rPr>
       </w:pPr>
-      <w:r>
-        <w:rPr>
-          <w:lang w:val="fr-CH"/>
-        </w:rPr>
-        <w:t xml:space="preserve">Réponse donné avec un </w:t>
+      <w:proofErr w:type="gramStart"/>
+      <w:r>
+        <w:rPr>
+          <w:lang w:val="fr-CH"/>
+        </w:rPr>
+        <w:t>Réponse donné</w:t>
+      </w:r>
+      <w:proofErr w:type="gramEnd"/>
+      <w:r>
+        <w:rPr>
+          <w:lang w:val="fr-CH"/>
+        </w:rPr>
+        <w:t xml:space="preserve"> avec un </w:t>
       </w:r>
       <w:proofErr w:type="spellStart"/>
       <w:r>
@@ -1619,11 +1801,19 @@
           <w:lang w:val="fr-CH"/>
         </w:rPr>
       </w:pPr>
-      <w:r>
-        <w:rPr>
-          <w:lang w:val="fr-CH"/>
-        </w:rPr>
-        <w:t xml:space="preserve">Après, la déviation est constante (donc exactement comme je voulais faire avec comme une rotation de l’avatar) </w:t>
+      <w:proofErr w:type="gramStart"/>
+      <w:r>
+        <w:rPr>
+          <w:lang w:val="fr-CH"/>
+        </w:rPr>
+        <w:t>Après</w:t>
+      </w:r>
+      <w:proofErr w:type="gramEnd"/>
+      <w:r>
+        <w:rPr>
+          <w:lang w:val="fr-CH"/>
+        </w:rPr>
+        <w:t xml:space="preserve">, la déviation est constante (donc exactement comme je voulais faire avec comme une rotation de l’avatar) </w:t>
       </w:r>
     </w:p>
     <w:p>
@@ -1655,7 +1845,21 @@
         <w:rPr>
           <w:lang w:val="fr-CH"/>
         </w:rPr>
-        <w:t xml:space="preserve"> de +/- 5° , +/-20° et sans </w:t>
+        <w:t xml:space="preserve"> de +/- 5</w:t>
+      </w:r>
+      <w:proofErr w:type="gramStart"/>
+      <w:r>
+        <w:rPr>
+          <w:lang w:val="fr-CH"/>
+        </w:rPr>
+        <w:t>° ,</w:t>
+      </w:r>
+      <w:proofErr w:type="gramEnd"/>
+      <w:r>
+        <w:rPr>
+          <w:lang w:val="fr-CH"/>
+        </w:rPr>
+        <w:t xml:space="preserve"> +/-20° et sans </w:t>
       </w:r>
       <w:proofErr w:type="spellStart"/>
       <w:r>
@@ -1681,7 +1885,21 @@
         <w:rPr>
           <w:lang w:val="fr-CH"/>
         </w:rPr>
-        <w:t>Position du cylindre : 1.8m de la position de départ avec un position de 10° sur la gauche ou la droite du participant. (ce qui veut dire que la position max est à 1.2m de l’écran)</w:t>
+        <w:t>Position du cylindre : 1.8m de la position de départ avec un position de 10° sur la gauche ou la droite du participant. (</w:t>
+      </w:r>
+      <w:proofErr w:type="gramStart"/>
+      <w:r>
+        <w:rPr>
+          <w:lang w:val="fr-CH"/>
+        </w:rPr>
+        <w:t>ce</w:t>
+      </w:r>
+      <w:proofErr w:type="gramEnd"/>
+      <w:r>
+        <w:rPr>
+          <w:lang w:val="fr-CH"/>
+        </w:rPr>
+        <w:t xml:space="preserve"> qui veut dire que la position max est à 1.2m de l’écran)</w:t>
       </w:r>
     </w:p>
     <w:p>
@@ -1699,7 +1917,21 @@
         <w:rPr>
           <w:lang w:val="fr-CH"/>
         </w:rPr>
-        <w:t xml:space="preserve">Total de 84 trial avec 12 pour la condition contrôle et 12 pour chacun des 6 types de </w:t>
+        <w:t xml:space="preserve">Total de 84 </w:t>
+      </w:r>
+      <w:proofErr w:type="gramStart"/>
+      <w:r>
+        <w:rPr>
+          <w:lang w:val="fr-CH"/>
+        </w:rPr>
+        <w:t>trial</w:t>
+      </w:r>
+      <w:proofErr w:type="gramEnd"/>
+      <w:r>
+        <w:rPr>
+          <w:lang w:val="fr-CH"/>
+        </w:rPr>
+        <w:t xml:space="preserve"> avec 12 pour la condition contrôle et 12 pour chacun des 6 types de </w:t>
       </w:r>
       <w:proofErr w:type="spellStart"/>
       <w:r>
@@ -1767,7 +1999,21 @@
         <w:rPr>
           <w:lang w:val="fr-CH"/>
         </w:rPr>
-        <w:t xml:space="preserve">Dans leur design, le participant doit pressé sur un bouton pour marquer le début. Je vais faire autrement en utilisant un </w:t>
+        <w:t xml:space="preserve">Dans leur design, le participant doit </w:t>
+      </w:r>
+      <w:proofErr w:type="gramStart"/>
+      <w:r>
+        <w:rPr>
+          <w:lang w:val="fr-CH"/>
+        </w:rPr>
+        <w:t>pressé</w:t>
+      </w:r>
+      <w:proofErr w:type="gramEnd"/>
+      <w:r>
+        <w:rPr>
+          <w:lang w:val="fr-CH"/>
+        </w:rPr>
+        <w:t xml:space="preserve"> sur un bouton pour marquer le début. Je vais faire autrement en utilisant un </w:t>
       </w:r>
       <w:proofErr w:type="spellStart"/>
       <w:r>
@@ -1795,24 +2041,51 @@
         <w:rPr>
           <w:lang w:val="fr-CH"/>
         </w:rPr>
-        <w:t xml:space="preserve">. pour marquer le start du trial. </w:t>
-      </w:r>
-    </w:p>
-    <w:p>
-      <w:pPr>
-        <w:rPr>
-          <w:lang w:val="fr-CH"/>
-        </w:rPr>
-      </w:pPr>
-    </w:p>
-    <w:p>
-      <w:r>
-        <w:t xml:space="preserve">Questionnaire : </w:t>
-      </w:r>
-    </w:p>
-    <w:p>
-      <w:r>
-        <w:t xml:space="preserve">Q1 : </w:t>
+        <w:t xml:space="preserve">. </w:t>
+      </w:r>
+      <w:proofErr w:type="gramStart"/>
+      <w:r>
+        <w:rPr>
+          <w:lang w:val="fr-CH"/>
+        </w:rPr>
+        <w:t>pour</w:t>
+      </w:r>
+      <w:proofErr w:type="gramEnd"/>
+      <w:r>
+        <w:rPr>
+          <w:lang w:val="fr-CH"/>
+        </w:rPr>
+        <w:t xml:space="preserve"> marquer le start du trial. </w:t>
+      </w:r>
+    </w:p>
+    <w:p>
+      <w:pPr>
+        <w:rPr>
+          <w:lang w:val="fr-CH"/>
+        </w:rPr>
+      </w:pPr>
+    </w:p>
+    <w:p>
+      <w:proofErr w:type="gramStart"/>
+      <w:r>
+        <w:t>Questionnaire :</w:t>
+      </w:r>
+      <w:proofErr w:type="gramEnd"/>
+      <w:r>
+        <w:t xml:space="preserve"> </w:t>
+      </w:r>
+    </w:p>
+    <w:p>
+      <w:r>
+        <w:t>Q</w:t>
+      </w:r>
+      <w:proofErr w:type="gramStart"/>
+      <w:r>
+        <w:t>1 :</w:t>
+      </w:r>
+      <w:proofErr w:type="gramEnd"/>
+      <w:r>
+        <w:t xml:space="preserve"> </w:t>
       </w:r>
       <w:r>
         <w:rPr>
@@ -2010,7 +2283,23 @@
           <w:color w:val="00B050"/>
           <w:lang w:val="fr-CH"/>
         </w:rPr>
-        <w:t xml:space="preserve"> un avatar duplication hors champs pour sauvegarder les position non manipuler des tracker. Pour l’analyse, la trajectoire du participant est </w:t>
+        <w:t xml:space="preserve"> un avatar duplication hors champs pour sauvegarder </w:t>
+      </w:r>
+      <w:proofErr w:type="gramStart"/>
+      <w:r>
+        <w:rPr>
+          <w:color w:val="00B050"/>
+          <w:lang w:val="fr-CH"/>
+        </w:rPr>
+        <w:t>les position</w:t>
+      </w:r>
+      <w:proofErr w:type="gramEnd"/>
+      <w:r>
+        <w:rPr>
+          <w:color w:val="00B050"/>
+          <w:lang w:val="fr-CH"/>
+        </w:rPr>
+        <w:t xml:space="preserve"> non manipuler des tracker. Pour l’analyse, la trajectoire du participant est </w:t>
       </w:r>
       <w:r>
         <w:rPr>
@@ -2176,11 +2465,19 @@
         <w:t xml:space="preserve"> dans </w:t>
       </w:r>
       <w:proofErr w:type="spellStart"/>
-      <w:r>
-        <w:rPr>
-          <w:lang w:val="fr-CH"/>
-        </w:rPr>
-        <w:t>x,y,z</w:t>
+      <w:proofErr w:type="gramStart"/>
+      <w:r>
+        <w:rPr>
+          <w:lang w:val="fr-CH"/>
+        </w:rPr>
+        <w:t>x,y</w:t>
+      </w:r>
+      <w:proofErr w:type="gramEnd"/>
+      <w:r>
+        <w:rPr>
+          <w:lang w:val="fr-CH"/>
+        </w:rPr>
+        <w:t>,z</w:t>
       </w:r>
       <w:proofErr w:type="spellEnd"/>
       <w:r>
@@ -2683,7 +2980,21 @@
         <w:rPr>
           <w:lang w:val="fr-CH"/>
         </w:rPr>
-        <w:t>(Taille participant en cm)/120</w:t>
+        <w:t xml:space="preserve">(Taille participant en </w:t>
+      </w:r>
+      <w:proofErr w:type="gramStart"/>
+      <w:r>
+        <w:rPr>
+          <w:lang w:val="fr-CH"/>
+        </w:rPr>
+        <w:t>cm)/</w:t>
+      </w:r>
+      <w:proofErr w:type="gramEnd"/>
+      <w:r>
+        <w:rPr>
+          <w:lang w:val="fr-CH"/>
+        </w:rPr>
+        <w:t>120</w:t>
       </w:r>
     </w:p>
     <w:p>
@@ -2919,7 +3230,23 @@
           <w:b/>
           <w:lang w:val="fr-CH"/>
         </w:rPr>
-        <w:t xml:space="preserve">x=tg(10)*2.027 = </w:t>
+        <w:t>x=</w:t>
+      </w:r>
+      <w:proofErr w:type="gramStart"/>
+      <w:r>
+        <w:rPr>
+          <w:b/>
+          <w:lang w:val="fr-CH"/>
+        </w:rPr>
+        <w:t>tg(</w:t>
+      </w:r>
+      <w:proofErr w:type="gramEnd"/>
+      <w:r>
+        <w:rPr>
+          <w:b/>
+          <w:lang w:val="fr-CH"/>
+        </w:rPr>
+        <w:t xml:space="preserve">10)*2.027 = </w:t>
       </w:r>
       <w:r>
         <w:rPr>
@@ -3054,11 +3381,19 @@
           <w:lang w:val="fr-CH"/>
         </w:rPr>
       </w:pPr>
-      <w:r>
-        <w:rPr>
-          <w:lang w:val="fr-CH"/>
-        </w:rPr>
-        <w:t xml:space="preserve">En terme de foulé, il y a que 4 pas entre le start et le cylindre dont un pas non-dévié. Donc il y a que 3 pas pour corriger la trajectoire. C’est court mais sûrement que c’est volontaire pour rendre la tâche plus dure. </w:t>
+      <w:proofErr w:type="gramStart"/>
+      <w:r>
+        <w:rPr>
+          <w:lang w:val="fr-CH"/>
+        </w:rPr>
+        <w:t>En terme de</w:t>
+      </w:r>
+      <w:proofErr w:type="gramEnd"/>
+      <w:r>
+        <w:rPr>
+          <w:lang w:val="fr-CH"/>
+        </w:rPr>
+        <w:t xml:space="preserve"> foulé, il y a que 4 pas entre le start et le cylindre dont un pas non-dévié. Donc il y a que 3 pas pour corriger la trajectoire. C’est court mais sûrement que c’est volontaire pour rendre la tâche plus dure. </w:t>
       </w:r>
     </w:p>
     <w:p>
@@ -3129,7 +3464,21 @@
         <w:rPr>
           <w:lang w:val="fr-CH"/>
         </w:rPr>
-        <w:t xml:space="preserve">Si on devait effectivement le faire sans rotation, il faudrait manipuler les translation x et z en faisant de la trigo pour chaque rafraichissement. C’est sûrement pour ça qu’il fallait calibrer pour mesurer le temps d’une marche. Mais c’est quand-même super compliqué.  </w:t>
+        <w:t xml:space="preserve">Si on devait effectivement le faire sans rotation, il faudrait manipuler les translation x et z en faisant </w:t>
+      </w:r>
+      <w:proofErr w:type="gramStart"/>
+      <w:r>
+        <w:rPr>
+          <w:lang w:val="fr-CH"/>
+        </w:rPr>
+        <w:t>de la trigo</w:t>
+      </w:r>
+      <w:proofErr w:type="gramEnd"/>
+      <w:r>
+        <w:rPr>
+          <w:lang w:val="fr-CH"/>
+        </w:rPr>
+        <w:t xml:space="preserve"> pour chaque rafraichissement. C’est sûrement pour ça qu’il fallait calibrer pour mesurer le temps d’une marche. Mais c’est quand-même super compliqué.  </w:t>
       </w:r>
     </w:p>
     <w:p>
@@ -3396,8 +3745,16 @@
         <w:rPr>
           <w:lang w:val="fr-CH"/>
         </w:rPr>
-        <w:t>Création d’un condition manager (choix des condition</w:t>
-      </w:r>
+        <w:t xml:space="preserve">Création d’un condition manager (choix </w:t>
+      </w:r>
+      <w:proofErr w:type="gramStart"/>
+      <w:r>
+        <w:rPr>
+          <w:lang w:val="fr-CH"/>
+        </w:rPr>
+        <w:t>des condition</w:t>
+      </w:r>
+      <w:proofErr w:type="gramEnd"/>
     </w:p>
     <w:p>
       <w:pPr>
@@ -3578,7 +3935,21 @@
         <w:rPr>
           <w:lang w:val="fr-CH"/>
         </w:rPr>
-        <w:t xml:space="preserve">Est-ce qu’on inclut des feedback lors des 10 trials d’entrainement (vue vert lorsqu’il arrive au cylindre et croix rouge lorsqu’il le manque). </w:t>
+        <w:t xml:space="preserve">Est-ce qu’on inclut </w:t>
+      </w:r>
+      <w:proofErr w:type="gramStart"/>
+      <w:r>
+        <w:rPr>
+          <w:lang w:val="fr-CH"/>
+        </w:rPr>
+        <w:t>des feedback</w:t>
+      </w:r>
+      <w:proofErr w:type="gramEnd"/>
+      <w:r>
+        <w:rPr>
+          <w:lang w:val="fr-CH"/>
+        </w:rPr>
+        <w:t xml:space="preserve"> lors des 10 trials d’entrainement (vue vert lorsqu’il arrive au cylindre et croix rouge lorsqu’il le manque). </w:t>
       </w:r>
       <w:r>
         <w:rPr>
@@ -3592,7 +3963,21 @@
           <w:lang w:val="fr-CH"/>
         </w:rPr>
         <w:br/>
-        <w:t xml:space="preserve">Désavantage : Ce n’est pas décrit comme ça dans l’article. Il y a un possibilité que ça influence le comportement pendant l’expérience car les participants pourront faire l’expérience des limites de détection du scripts et déployer un effort minimal pour atteindre le seuil de détection. </w:t>
+        <w:t xml:space="preserve">Désavantage : Ce n’est pas décrit comme ça dans l’article. Il y a </w:t>
+      </w:r>
+      <w:proofErr w:type="gramStart"/>
+      <w:r>
+        <w:rPr>
+          <w:lang w:val="fr-CH"/>
+        </w:rPr>
+        <w:t>un possibilité</w:t>
+      </w:r>
+      <w:proofErr w:type="gramEnd"/>
+      <w:r>
+        <w:rPr>
+          <w:lang w:val="fr-CH"/>
+        </w:rPr>
+        <w:t xml:space="preserve"> que ça influence le comportement pendant l’expérience car les participants pourront faire l’expérience des limites de détection du scripts et déployer un effort minimal pour atteindre le seuil de détection. </w:t>
       </w:r>
     </w:p>
     <w:p>
@@ -3607,7 +3992,21 @@
         <w:rPr>
           <w:lang w:val="fr-CH"/>
         </w:rPr>
-        <w:t>Demande de vérification des traduction si dessous</w:t>
+        <w:t xml:space="preserve">Demande de vérification </w:t>
+      </w:r>
+      <w:proofErr w:type="gramStart"/>
+      <w:r>
+        <w:rPr>
+          <w:lang w:val="fr-CH"/>
+        </w:rPr>
+        <w:t>des traduction</w:t>
+      </w:r>
+      <w:proofErr w:type="gramEnd"/>
+      <w:r>
+        <w:rPr>
+          <w:lang w:val="fr-CH"/>
+        </w:rPr>
+        <w:t xml:space="preserve"> si dessous</w:t>
       </w:r>
       <w:r>
         <w:rPr>
@@ -3644,10 +4043,22 @@
           <w:b/>
           <w:bCs/>
         </w:rPr>
-        <w:t>original EN</w:t>
-      </w:r>
-      <w:r>
-        <w:t> : "Did the movement shown on the screen correspond to the movement you just performed?"</w:t>
+        <w:t xml:space="preserve">original </w:t>
+      </w:r>
+      <w:proofErr w:type="gramStart"/>
+      <w:r>
+        <w:rPr>
+          <w:b/>
+          <w:bCs/>
+        </w:rPr>
+        <w:t>EN</w:t>
+      </w:r>
+      <w:r>
+        <w:t> :</w:t>
+      </w:r>
+      <w:proofErr w:type="gramEnd"/>
+      <w:r>
+        <w:t xml:space="preserve"> "Did the movement shown on the screen correspond to the movement you just performed?"</w:t>
       </w:r>
     </w:p>
     <w:p>
@@ -3756,70 +4167,118 @@
       <w:pPr>
         <w:pStyle w:val="ListParagraph"/>
         <w:rPr>
-          <w:lang w:val="de-CH"/>
-        </w:rPr>
-      </w:pPr>
+          <w:lang w:val="fr-CH"/>
+        </w:rPr>
+      </w:pPr>
+      <w:proofErr w:type="spellStart"/>
       <w:r>
         <w:rPr>
           <w:b/>
           <w:bCs/>
-          <w:lang w:val="de-CH"/>
-        </w:rPr>
-        <w:t xml:space="preserve">Proposed </w:t>
-      </w:r>
+          <w:lang w:val="fr-CH"/>
+        </w:rPr>
+        <w:t>Proposed</w:t>
+      </w:r>
+      <w:proofErr w:type="spellEnd"/>
       <w:r>
         <w:rPr>
           <w:b/>
           <w:bCs/>
-          <w:lang w:val="de-CH"/>
-        </w:rPr>
-        <w:t>FR to check</w:t>
-      </w:r>
-      <w:r>
-        <w:rPr>
-          <w:lang w:val="de-CH"/>
+          <w:lang w:val="fr-CH"/>
+        </w:rPr>
+        <w:t xml:space="preserve"> </w:t>
+      </w:r>
+      <w:r>
+        <w:rPr>
+          <w:b/>
+          <w:bCs/>
+          <w:lang w:val="fr-CH"/>
+        </w:rPr>
+        <w:t xml:space="preserve">FR to </w:t>
+      </w:r>
+      <w:proofErr w:type="gramStart"/>
+      <w:r>
+        <w:rPr>
+          <w:b/>
+          <w:bCs/>
+          <w:lang w:val="fr-CH"/>
+        </w:rPr>
+        <w:t>check</w:t>
+      </w:r>
+      <w:r>
+        <w:rPr>
+          <w:lang w:val="fr-CH"/>
         </w:rPr>
         <w:t>:</w:t>
       </w:r>
+      <w:proofErr w:type="gramEnd"/>
       <w:r>
         <w:rPr>
           <w:rFonts w:ascii="Consolas" w:hAnsi="Consolas" w:cs="Consolas"/>
           <w:color w:val="A31515"/>
           <w:sz w:val="19"/>
           <w:szCs w:val="19"/>
+          <w:lang w:val="fr-CH"/>
+        </w:rPr>
+        <w:t xml:space="preserve"> </w:t>
+      </w:r>
+      <w:r>
+        <w:rPr>
+          <w:lang w:val="fr-CH"/>
+        </w:rPr>
+        <w:t>"A quel point êtes-vous sûr de votre réponse ?"</w:t>
+      </w:r>
+    </w:p>
+    <w:p>
+      <w:pPr>
+        <w:pStyle w:val="ListParagraph"/>
+        <w:rPr>
           <w:lang w:val="de-CH"/>
         </w:rPr>
-        <w:t xml:space="preserve"> </w:t>
-      </w:r>
-      <w:r>
-        <w:rPr>
-          <w:lang w:val="de-CH"/>
-        </w:rPr>
-        <w:t>"A quel point êtes-vous sûr de votre réponse ?"</w:t>
-      </w:r>
-    </w:p>
-    <w:p>
-      <w:pPr>
-        <w:pStyle w:val="ListParagraph"/>
-        <w:rPr>
-          <w:lang w:val="de-CH"/>
-        </w:rPr>
-      </w:pPr>
+      </w:pPr>
+      <w:proofErr w:type="spellStart"/>
       <w:r>
         <w:rPr>
           <w:b/>
           <w:bCs/>
           <w:lang w:val="de-CH"/>
         </w:rPr>
-        <w:t>Proposed DE</w:t>
-      </w:r>
+        <w:t>Proposed</w:t>
+      </w:r>
+      <w:proofErr w:type="spellEnd"/>
       <w:r>
         <w:rPr>
           <w:b/>
           <w:bCs/>
           <w:lang w:val="de-CH"/>
         </w:rPr>
-        <w:t xml:space="preserve"> to check</w:t>
+        <w:t xml:space="preserve"> DE</w:t>
+      </w:r>
+      <w:r>
+        <w:rPr>
+          <w:b/>
+          <w:bCs/>
+          <w:lang w:val="de-CH"/>
+        </w:rPr>
+        <w:t xml:space="preserve"> </w:t>
+      </w:r>
+      <w:proofErr w:type="spellStart"/>
+      <w:r>
+        <w:rPr>
+          <w:b/>
+          <w:bCs/>
+          <w:lang w:val="de-CH"/>
+        </w:rPr>
+        <w:t>to</w:t>
+      </w:r>
+      <w:proofErr w:type="spellEnd"/>
+      <w:r>
+        <w:rPr>
+          <w:b/>
+          <w:bCs/>
+          <w:lang w:val="de-CH"/>
+        </w:rPr>
+        <w:t xml:space="preserve"> check</w:t>
       </w:r>
       <w:r>
         <w:rPr>
@@ -3863,7 +4322,35 @@
         <w:rPr>
           <w:lang w:val="fr-CH"/>
         </w:rPr>
-        <w:t xml:space="preserve">Est-ce que vous êtes d’accord avec mon choix de stratégie pour la déviation de la trajectoire. Pour que ce soit pas trop compliquer à faire, j’effectue une rotation de l’avatar en cours de la marche. Je ne sais pas si dans l’expérience au labo de Olaf, il ont fait la même chose ou s’il ont dévier la trajectoire sans tourner l’avatar. </w:t>
+        <w:t xml:space="preserve">Est-ce que vous êtes d’accord avec mon choix de stratégie pour la déviation de la trajectoire. Pour que </w:t>
+      </w:r>
+      <w:proofErr w:type="gramStart"/>
+      <w:r>
+        <w:rPr>
+          <w:lang w:val="fr-CH"/>
+        </w:rPr>
+        <w:t>ce soit pas</w:t>
+      </w:r>
+      <w:proofErr w:type="gramEnd"/>
+      <w:r>
+        <w:rPr>
+          <w:lang w:val="fr-CH"/>
+        </w:rPr>
+        <w:t xml:space="preserve"> trop compliquer à faire, j’effectue une rotation de l’avatar en cours de la marche. Je ne sais pas si dans l’expérience au labo de Olaf, </w:t>
+      </w:r>
+      <w:proofErr w:type="gramStart"/>
+      <w:r>
+        <w:rPr>
+          <w:lang w:val="fr-CH"/>
+        </w:rPr>
+        <w:t>il ont</w:t>
+      </w:r>
+      <w:proofErr w:type="gramEnd"/>
+      <w:r>
+        <w:rPr>
+          <w:lang w:val="fr-CH"/>
+        </w:rPr>
+        <w:t xml:space="preserve"> fait la même chose ou s’il ont dévier la trajectoire sans tourner l’avatar. </w:t>
       </w:r>
     </w:p>
     <w:p>
@@ -4013,7 +4500,23 @@
           <w:i/>
           <w:lang w:val="fr-CH"/>
         </w:rPr>
-        <w:t>Test timing pour les fichier output 2025-02-28_P999_FBA_MotionTrack_PosX et 2025-02-28_P999_FBA_MotionTrack_PosZ</w:t>
+        <w:t xml:space="preserve">Test timing pour </w:t>
+      </w:r>
+      <w:proofErr w:type="gramStart"/>
+      <w:r>
+        <w:rPr>
+          <w:i/>
+          <w:lang w:val="fr-CH"/>
+        </w:rPr>
+        <w:t>les fichier</w:t>
+      </w:r>
+      <w:proofErr w:type="gramEnd"/>
+      <w:r>
+        <w:rPr>
+          <w:i/>
+          <w:lang w:val="fr-CH"/>
+        </w:rPr>
+        <w:t xml:space="preserve"> output 2025-02-28_P999_FBA_MotionTrack_PosX et 2025-02-28_P999_FBA_MotionTrack_PosZ</w:t>
       </w:r>
     </w:p>
     <w:p>
@@ -4644,7 +5147,21 @@
         <w:rPr>
           <w:lang w:val="fr-CH"/>
         </w:rPr>
-        <w:t xml:space="preserve">Le timing est donc correct. </w:t>
+        <w:t xml:space="preserve">Le </w:t>
+      </w:r>
+      <w:proofErr w:type="gramStart"/>
+      <w:r>
+        <w:rPr>
+          <w:lang w:val="fr-CH"/>
+        </w:rPr>
+        <w:t>timing</w:t>
+      </w:r>
+      <w:proofErr w:type="gramEnd"/>
+      <w:r>
+        <w:rPr>
+          <w:lang w:val="fr-CH"/>
+        </w:rPr>
+        <w:t xml:space="preserve"> est donc correct. </w:t>
       </w:r>
       <w:r>
         <w:rPr>
@@ -4919,12 +5436,17 @@
         <w:t xml:space="preserve"> </w:t>
       </w:r>
       <w:proofErr w:type="spellStart"/>
+      <w:proofErr w:type="gramStart"/>
       <w:r>
         <w:t>t’ache</w:t>
       </w:r>
       <w:proofErr w:type="spellEnd"/>
       <w:r>
-        <w:t xml:space="preserve"> : </w:t>
+        <w:t> :</w:t>
+      </w:r>
+      <w:proofErr w:type="gramEnd"/>
+      <w:r>
+        <w:t xml:space="preserve"> </w:t>
       </w:r>
       <w:proofErr w:type="spellStart"/>
       <w:r>
@@ -4990,11 +5512,19 @@
           <w:lang w:val="fr-CH"/>
         </w:rPr>
       </w:pPr>
-      <w:r>
-        <w:rPr>
-          <w:lang w:val="fr-CH"/>
-        </w:rPr>
-        <w:t xml:space="preserve">les </w:t>
+      <w:proofErr w:type="gramStart"/>
+      <w:r>
+        <w:rPr>
+          <w:lang w:val="fr-CH"/>
+        </w:rPr>
+        <w:t>les</w:t>
+      </w:r>
+      <w:proofErr w:type="gramEnd"/>
+      <w:r>
+        <w:rPr>
+          <w:lang w:val="fr-CH"/>
+        </w:rPr>
+        <w:t xml:space="preserve"> </w:t>
       </w:r>
       <w:proofErr w:type="spellStart"/>
       <w:r>
@@ -5008,13 +5538,7 @@
         <w:rPr>
           <w:lang w:val="fr-CH"/>
         </w:rPr>
-        <w:t xml:space="preserve">:  </w:t>
-      </w:r>
-      <w:r>
-        <w:rPr>
-          <w:lang w:val="fr-CH"/>
-        </w:rPr>
-        <w:t>25, 50, 75, 100, 150, 225,</w:t>
+        <w:t>:  25, 50, 75, 100, 150, 225, 300, 450, 600, 750, 900, 1,050, 1,200, 1,125, 1,275,</w:t>
       </w:r>
       <w:r>
         <w:rPr>
@@ -5026,18 +5550,6 @@
         <w:rPr>
           <w:lang w:val="fr-CH"/>
         </w:rPr>
-        <w:t>300, 450, 600, 750, 900, 1,050, 1,200, 1,125, 1,275,</w:t>
-      </w:r>
-      <w:r>
-        <w:rPr>
-          <w:lang w:val="fr-CH"/>
-        </w:rPr>
-        <w:t xml:space="preserve"> </w:t>
-      </w:r>
-      <w:r>
-        <w:rPr>
-          <w:lang w:val="fr-CH"/>
-        </w:rPr>
         <w:t>1,350 ms</w:t>
       </w:r>
       <w:r>
@@ -5050,7 +5562,21 @@
         <w:rPr>
           <w:lang w:val="fr-CH"/>
         </w:rPr>
-        <w:t xml:space="preserve">. Les délais sont randomisé ! </w:t>
+        <w:t xml:space="preserve">. Les délais sont </w:t>
+      </w:r>
+      <w:proofErr w:type="gramStart"/>
+      <w:r>
+        <w:rPr>
+          <w:lang w:val="fr-CH"/>
+        </w:rPr>
+        <w:t>randomisé</w:t>
+      </w:r>
+      <w:proofErr w:type="gramEnd"/>
+      <w:r>
+        <w:rPr>
+          <w:lang w:val="fr-CH"/>
+        </w:rPr>
+        <w:t xml:space="preserve"> ! </w:t>
       </w:r>
     </w:p>
     <w:p>
@@ -5121,7 +5647,23 @@
           <w:strike/>
           <w:lang w:val="fr-CH"/>
         </w:rPr>
-        <w:t>permet de commencer l’enregistrement des mouvement du participant</w:t>
+        <w:t xml:space="preserve">permet de commencer l’enregistrement </w:t>
+      </w:r>
+      <w:proofErr w:type="gramStart"/>
+      <w:r>
+        <w:rPr>
+          <w:strike/>
+          <w:lang w:val="fr-CH"/>
+        </w:rPr>
+        <w:t>des mouvement</w:t>
+      </w:r>
+      <w:proofErr w:type="gramEnd"/>
+      <w:r>
+        <w:rPr>
+          <w:strike/>
+          <w:lang w:val="fr-CH"/>
+        </w:rPr>
+        <w:t xml:space="preserve"> du participant</w:t>
       </w:r>
       <w:r>
         <w:rPr>
@@ -5176,11 +5718,13 @@
           <w:numId w:val="3"/>
         </w:numPr>
       </w:pPr>
-      <w:r>
-        <w:t>Questionnaire : « </w:t>
-      </w:r>
-      <w:r>
-        <w:t>Did the movement shown on</w:t>
+      <w:proofErr w:type="gramStart"/>
+      <w:r>
+        <w:t>Questionnaire :</w:t>
+      </w:r>
+      <w:proofErr w:type="gramEnd"/>
+      <w:r>
+        <w:t xml:space="preserve"> « Did the movement shown on</w:t>
       </w:r>
       <w:r>
         <w:t xml:space="preserve"> </w:t>
@@ -5216,7 +5760,35 @@
         <w:rPr>
           <w:lang w:val="fr-CH"/>
         </w:rPr>
-        <w:t xml:space="preserve">a white cross en continue (même pendant le mouvement) pour éviter que le participant ne se concentre sur les mouvement de leur extrémités. Aussi pendant la questionnaire phase. </w:t>
+        <w:t xml:space="preserve">a white cross en continue (même pendant le mouvement) pour éviter que le participant ne se concentre sur </w:t>
+      </w:r>
+      <w:proofErr w:type="gramStart"/>
+      <w:r>
+        <w:rPr>
+          <w:lang w:val="fr-CH"/>
+        </w:rPr>
+        <w:t>les mouvement</w:t>
+      </w:r>
+      <w:proofErr w:type="gramEnd"/>
+      <w:r>
+        <w:rPr>
+          <w:lang w:val="fr-CH"/>
+        </w:rPr>
+        <w:t xml:space="preserve"> de leur extrémités. Aussi pendant </w:t>
+      </w:r>
+      <w:proofErr w:type="gramStart"/>
+      <w:r>
+        <w:rPr>
+          <w:lang w:val="fr-CH"/>
+        </w:rPr>
+        <w:t>la questionnaire</w:t>
+      </w:r>
+      <w:proofErr w:type="gramEnd"/>
+      <w:r>
+        <w:rPr>
+          <w:lang w:val="fr-CH"/>
+        </w:rPr>
+        <w:t xml:space="preserve"> phase. </w:t>
       </w:r>
     </w:p>
     <w:p>
@@ -5268,11 +5840,19 @@
         </w:rPr>
         <w:t xml:space="preserve">devrons </w:t>
       </w:r>
-      <w:r>
-        <w:rPr>
-          <w:lang w:val="fr-CH"/>
-        </w:rPr>
-        <w:t>calculé les caractéristiques temporelles de la marche, telles que le temps de foulée et son coefficient de variance pour chaque délai temporel, sur la base des données de capture de mouvement des marqueurs de talon.</w:t>
+      <w:proofErr w:type="gramStart"/>
+      <w:r>
+        <w:rPr>
+          <w:lang w:val="fr-CH"/>
+        </w:rPr>
+        <w:t>calculé</w:t>
+      </w:r>
+      <w:proofErr w:type="gramEnd"/>
+      <w:r>
+        <w:rPr>
+          <w:lang w:val="fr-CH"/>
+        </w:rPr>
+        <w:t xml:space="preserve"> les caractéristiques temporelles de la marche, telles que le temps de foulée et son coefficient de variance pour chaque délai temporel, sur la base des données de capture de mouvement des marqueurs de talon.</w:t>
       </w:r>
     </w:p>
     <w:p>
@@ -5328,7 +5908,21 @@
         <w:rPr>
           <w:lang w:val="fr-CH"/>
         </w:rPr>
-        <w:t xml:space="preserve"> était adapter de manière individuel pour atteindre une vitesse de 1.07 m/s et avoir autant que possible des foulé comparable entre les participants. </w:t>
+        <w:t xml:space="preserve"> était adapter de </w:t>
+      </w:r>
+      <w:proofErr w:type="gramStart"/>
+      <w:r>
+        <w:rPr>
+          <w:lang w:val="fr-CH"/>
+        </w:rPr>
+        <w:t>manière individuel</w:t>
+      </w:r>
+      <w:proofErr w:type="gramEnd"/>
+      <w:r>
+        <w:rPr>
+          <w:lang w:val="fr-CH"/>
+        </w:rPr>
+        <w:t xml:space="preserve"> pour atteindre une vitesse de 1.07 m/s et avoir autant que possible des foulé comparable entre les participants. </w:t>
       </w:r>
     </w:p>
     <w:p>
@@ -5346,7 +5940,13 @@
         <w:rPr>
           <w:lang w:val="fr-CH"/>
         </w:rPr>
-        <w:t xml:space="preserve">Les participant portaient un casque avec du white noise pour couvrir les bruits de leur pas. </w:t>
+        <w:t>Les participants</w:t>
+      </w:r>
+      <w:r>
+        <w:rPr>
+          <w:lang w:val="fr-CH"/>
+        </w:rPr>
+        <w:t xml:space="preserve"> portaient un casque avec du white noise pour couvrir les bruits de leur pas. </w:t>
       </w:r>
     </w:p>
     <w:p>
@@ -5394,7 +5994,21 @@
         <w:rPr>
           <w:lang w:val="fr-CH"/>
         </w:rPr>
-        <w:t xml:space="preserve"> de confirmer qu’on aura pas ça. </w:t>
+        <w:t xml:space="preserve"> de confirmer </w:t>
+      </w:r>
+      <w:proofErr w:type="gramStart"/>
+      <w:r>
+        <w:rPr>
+          <w:lang w:val="fr-CH"/>
+        </w:rPr>
+        <w:t>qu’on aura pas</w:t>
+      </w:r>
+      <w:proofErr w:type="gramEnd"/>
+      <w:r>
+        <w:rPr>
+          <w:lang w:val="fr-CH"/>
+        </w:rPr>
+        <w:t xml:space="preserve"> ça. </w:t>
       </w:r>
     </w:p>
     <w:p>
@@ -5413,7 +6027,21 @@
         <w:rPr>
           <w:lang w:val="fr-CH"/>
         </w:rPr>
-        <w:t xml:space="preserve">foulé, ils l’ont fait séparé entre les deux jambes en </w:t>
+        <w:t xml:space="preserve">foulé, ils l’ont fait </w:t>
+      </w:r>
+      <w:proofErr w:type="gramStart"/>
+      <w:r>
+        <w:rPr>
+          <w:lang w:val="fr-CH"/>
+        </w:rPr>
+        <w:t>séparé</w:t>
+      </w:r>
+      <w:proofErr w:type="gramEnd"/>
+      <w:r>
+        <w:rPr>
+          <w:lang w:val="fr-CH"/>
+        </w:rPr>
+        <w:t xml:space="preserve"> entre les deux jambes en </w:t>
       </w:r>
       <w:proofErr w:type="spellStart"/>
       <w:r>
@@ -5503,15 +6131,362 @@
     <w:p>
       <w:pPr>
         <w:rPr>
-          <w:lang w:val="fr-CH"/>
-        </w:rPr>
-      </w:pPr>
-      <w:r>
-        <w:rPr>
+          <w:b/>
+          <w:bCs/>
+          <w:lang w:val="fr-CH"/>
+        </w:rPr>
+      </w:pPr>
+      <w:r>
+        <w:rPr>
+          <w:b/>
+          <w:bCs/>
           <w:lang w:val="fr-CH"/>
         </w:rPr>
         <w:t>Il faut trouver le moyen de faire une variable qui grandi de manière dynamique :</w:t>
       </w:r>
+    </w:p>
+    <w:p>
+      <w:pPr>
+        <w:rPr>
+          <w:lang w:val="fr-CH"/>
+        </w:rPr>
+      </w:pPr>
+      <w:r>
+        <w:rPr>
+          <w:lang w:val="fr-CH"/>
+        </w:rPr>
+        <w:lastRenderedPageBreak/>
+        <w:t xml:space="preserve">Alors le C# n’est pas conçu pour gérer </w:t>
+      </w:r>
+      <w:proofErr w:type="gramStart"/>
+      <w:r>
+        <w:rPr>
+          <w:lang w:val="fr-CH"/>
+        </w:rPr>
+        <w:t>des variable</w:t>
+      </w:r>
+      <w:proofErr w:type="gramEnd"/>
+      <w:r>
+        <w:rPr>
+          <w:lang w:val="fr-CH"/>
+        </w:rPr>
+        <w:t xml:space="preserve"> dynamiquement comme </w:t>
+      </w:r>
+      <w:proofErr w:type="spellStart"/>
+      <w:r>
+        <w:rPr>
+          <w:lang w:val="fr-CH"/>
+        </w:rPr>
+        <w:t>Maltab</w:t>
+      </w:r>
+      <w:proofErr w:type="spellEnd"/>
+      <w:r>
+        <w:rPr>
+          <w:lang w:val="fr-CH"/>
+        </w:rPr>
+        <w:t xml:space="preserve">. Tu es </w:t>
+      </w:r>
+      <w:proofErr w:type="gramStart"/>
+      <w:r>
+        <w:rPr>
+          <w:lang w:val="fr-CH"/>
+        </w:rPr>
+        <w:t>obliger</w:t>
+      </w:r>
+      <w:proofErr w:type="gramEnd"/>
+      <w:r>
+        <w:rPr>
+          <w:lang w:val="fr-CH"/>
+        </w:rPr>
+        <w:t xml:space="preserve"> de créé une fonction qui parcourt tout les éléments à chaque nouvel ajout. C’est donc pas efficace. </w:t>
+      </w:r>
+    </w:p>
+    <w:p>
+      <w:pPr>
+        <w:rPr>
+          <w:lang w:val="fr-CH"/>
+        </w:rPr>
+      </w:pPr>
+      <w:r>
+        <w:rPr>
+          <w:lang w:val="fr-CH"/>
+        </w:rPr>
+        <w:t xml:space="preserve">De manière alternative comme la durée du trial est uniquement 3s, je vais </w:t>
+      </w:r>
+      <w:proofErr w:type="gramStart"/>
+      <w:r>
+        <w:rPr>
+          <w:lang w:val="fr-CH"/>
+        </w:rPr>
+        <w:t>créé</w:t>
+      </w:r>
+      <w:proofErr w:type="gramEnd"/>
+      <w:r>
+        <w:rPr>
+          <w:lang w:val="fr-CH"/>
+        </w:rPr>
+        <w:t xml:space="preserve"> une grosse matrix de manière fixe. Motive est par défaut réglé à 100Hz. Ça </w:t>
+      </w:r>
+      <w:proofErr w:type="gramStart"/>
+      <w:r>
+        <w:rPr>
+          <w:lang w:val="fr-CH"/>
+        </w:rPr>
+        <w:t>veux</w:t>
+      </w:r>
+      <w:proofErr w:type="gramEnd"/>
+      <w:r>
+        <w:rPr>
+          <w:lang w:val="fr-CH"/>
+        </w:rPr>
+        <w:t xml:space="preserve"> dire que le nombre max d’éléments sera de 300. On va augmenter à 320 pour être </w:t>
+      </w:r>
+      <w:proofErr w:type="spellStart"/>
+      <w:r>
+        <w:rPr>
+          <w:lang w:val="fr-CH"/>
+        </w:rPr>
+        <w:t>safe</w:t>
+      </w:r>
+      <w:proofErr w:type="spellEnd"/>
+      <w:r>
+        <w:rPr>
+          <w:lang w:val="fr-CH"/>
+        </w:rPr>
+        <w:t xml:space="preserve">. </w:t>
+      </w:r>
+    </w:p>
+    <w:p>
+      <w:pPr>
+        <w:rPr>
+          <w:lang w:val="fr-CH"/>
+        </w:rPr>
+      </w:pPr>
+      <w:proofErr w:type="spellStart"/>
+      <w:r>
+        <w:rPr>
+          <w:lang w:val="fr-CH"/>
+        </w:rPr>
+        <w:t>ChatGPT</w:t>
+      </w:r>
+      <w:proofErr w:type="spellEnd"/>
+      <w:r>
+        <w:rPr>
+          <w:lang w:val="fr-CH"/>
+        </w:rPr>
+        <w:t xml:space="preserve"> me propose de travailler avec des </w:t>
+      </w:r>
+      <w:proofErr w:type="spellStart"/>
+      <w:r>
+        <w:rPr>
+          <w:lang w:val="fr-CH"/>
+        </w:rPr>
+        <w:t>array</w:t>
+      </w:r>
+      <w:proofErr w:type="spellEnd"/>
+      <w:r>
+        <w:rPr>
+          <w:lang w:val="fr-CH"/>
+        </w:rPr>
+        <w:t xml:space="preserve"> si on connaît la taille à l’avance ou à des List si </w:t>
+      </w:r>
+      <w:proofErr w:type="gramStart"/>
+      <w:r>
+        <w:rPr>
+          <w:lang w:val="fr-CH"/>
+        </w:rPr>
+        <w:t>on connais pas</w:t>
+      </w:r>
+      <w:proofErr w:type="gramEnd"/>
+      <w:r>
+        <w:rPr>
+          <w:lang w:val="fr-CH"/>
+        </w:rPr>
+        <w:t xml:space="preserve"> la taille à l’avance. </w:t>
+      </w:r>
+      <w:r>
+        <w:rPr>
+          <w:lang w:val="fr-CH"/>
+        </w:rPr>
+        <w:br/>
+        <w:t xml:space="preserve">J’ai choisi de travailler avec des </w:t>
+      </w:r>
+      <w:proofErr w:type="spellStart"/>
+      <w:r>
+        <w:rPr>
+          <w:lang w:val="fr-CH"/>
+        </w:rPr>
+        <w:t>Array</w:t>
+      </w:r>
+      <w:proofErr w:type="spellEnd"/>
+      <w:r>
+        <w:rPr>
+          <w:lang w:val="fr-CH"/>
+        </w:rPr>
+        <w:t xml:space="preserve"> car je connais un peu prêt </w:t>
+      </w:r>
+      <w:proofErr w:type="gramStart"/>
+      <w:r>
+        <w:rPr>
+          <w:lang w:val="fr-CH"/>
+        </w:rPr>
+        <w:t>la taille maximal</w:t>
+      </w:r>
+      <w:proofErr w:type="gramEnd"/>
+      <w:r>
+        <w:rPr>
+          <w:lang w:val="fr-CH"/>
+        </w:rPr>
+        <w:t xml:space="preserve"> et ce sera plus efficace. </w:t>
+      </w:r>
+    </w:p>
+    <w:p>
+      <w:pPr>
+        <w:rPr>
+          <w:lang w:val="fr-CH"/>
+        </w:rPr>
+      </w:pPr>
+      <w:r>
+        <w:rPr>
+          <w:noProof/>
+        </w:rPr>
+        <w:drawing>
+          <wp:inline distT="0" distB="0" distL="0" distR="0" wp14:anchorId="0070AA09" wp14:editId="629B934B">
+            <wp:extent cx="5943600" cy="1431290"/>
+            <wp:effectExtent l="0" t="0" r="0" b="0"/>
+            <wp:docPr id="1143041163" name="Picture 1" descr="A screenshot of a computer code&#10;&#10;AI-generated content may be incorrect."/>
+            <wp:cNvGraphicFramePr>
+              <a:graphicFrameLocks xmlns:a="http://schemas.openxmlformats.org/drawingml/2006/main" noChangeAspect="1"/>
+            </wp:cNvGraphicFramePr>
+            <a:graphic xmlns:a="http://schemas.openxmlformats.org/drawingml/2006/main">
+              <a:graphicData uri="http://schemas.openxmlformats.org/drawingml/2006/picture">
+                <pic:pic xmlns:pic="http://schemas.openxmlformats.org/drawingml/2006/picture">
+                  <pic:nvPicPr>
+                    <pic:cNvPr id="1143041163" name="Picture 1" descr="A screenshot of a computer code&#10;&#10;AI-generated content may be incorrect."/>
+                    <pic:cNvPicPr/>
+                  </pic:nvPicPr>
+                  <pic:blipFill>
+                    <a:blip r:embed="rId11"/>
+                    <a:stretch>
+                      <a:fillRect/>
+                    </a:stretch>
+                  </pic:blipFill>
+                  <pic:spPr>
+                    <a:xfrm>
+                      <a:off x="0" y="0"/>
+                      <a:ext cx="5943600" cy="1431290"/>
+                    </a:xfrm>
+                    <a:prstGeom prst="rect">
+                      <a:avLst/>
+                    </a:prstGeom>
+                  </pic:spPr>
+                </pic:pic>
+              </a:graphicData>
+            </a:graphic>
+          </wp:inline>
+        </w:drawing>
+      </w:r>
+    </w:p>
+    <w:p>
+      <w:pPr>
+        <w:rPr>
+          <w:lang w:val="fr-CH"/>
+        </w:rPr>
+      </w:pPr>
+      <w:r>
+        <w:rPr>
+          <w:noProof/>
+        </w:rPr>
+        <w:drawing>
+          <wp:inline distT="0" distB="0" distL="0" distR="0" wp14:anchorId="5D87D90B" wp14:editId="138357C7">
+            <wp:extent cx="5943600" cy="1476375"/>
+            <wp:effectExtent l="0" t="0" r="0" b="9525"/>
+            <wp:docPr id="113558227" name="Picture 1" descr="A screenshot of a computer&#10;&#10;AI-generated content may be incorrect."/>
+            <wp:cNvGraphicFramePr>
+              <a:graphicFrameLocks xmlns:a="http://schemas.openxmlformats.org/drawingml/2006/main" noChangeAspect="1"/>
+            </wp:cNvGraphicFramePr>
+            <a:graphic xmlns:a="http://schemas.openxmlformats.org/drawingml/2006/main">
+              <a:graphicData uri="http://schemas.openxmlformats.org/drawingml/2006/picture">
+                <pic:pic xmlns:pic="http://schemas.openxmlformats.org/drawingml/2006/picture">
+                  <pic:nvPicPr>
+                    <pic:cNvPr id="113558227" name="Picture 1" descr="A screenshot of a computer&#10;&#10;AI-generated content may be incorrect."/>
+                    <pic:cNvPicPr/>
+                  </pic:nvPicPr>
+                  <pic:blipFill>
+                    <a:blip r:embed="rId12"/>
+                    <a:stretch>
+                      <a:fillRect/>
+                    </a:stretch>
+                  </pic:blipFill>
+                  <pic:spPr>
+                    <a:xfrm>
+                      <a:off x="0" y="0"/>
+                      <a:ext cx="5943600" cy="1476375"/>
+                    </a:xfrm>
+                    <a:prstGeom prst="rect">
+                      <a:avLst/>
+                    </a:prstGeom>
+                  </pic:spPr>
+                </pic:pic>
+              </a:graphicData>
+            </a:graphic>
+          </wp:inline>
+        </w:drawing>
+      </w:r>
+    </w:p>
+    <w:p>
+      <w:pPr>
+        <w:rPr>
+          <w:lang w:val="fr-CH"/>
+        </w:rPr>
+      </w:pPr>
+      <w:r>
+        <w:rPr>
+          <w:noProof/>
+        </w:rPr>
+        <w:drawing>
+          <wp:inline distT="0" distB="0" distL="0" distR="0" wp14:anchorId="22F423E5" wp14:editId="0232358F">
+            <wp:extent cx="5943600" cy="1933575"/>
+            <wp:effectExtent l="0" t="0" r="0" b="9525"/>
+            <wp:docPr id="1440130139" name="Picture 1" descr="A white rectangular object with black text&#10;&#10;AI-generated content may be incorrect."/>
+            <wp:cNvGraphicFramePr>
+              <a:graphicFrameLocks xmlns:a="http://schemas.openxmlformats.org/drawingml/2006/main" noChangeAspect="1"/>
+            </wp:cNvGraphicFramePr>
+            <a:graphic xmlns:a="http://schemas.openxmlformats.org/drawingml/2006/main">
+              <a:graphicData uri="http://schemas.openxmlformats.org/drawingml/2006/picture">
+                <pic:pic xmlns:pic="http://schemas.openxmlformats.org/drawingml/2006/picture">
+                  <pic:nvPicPr>
+                    <pic:cNvPr id="1440130139" name="Picture 1" descr="A white rectangular object with black text&#10;&#10;AI-generated content may be incorrect."/>
+                    <pic:cNvPicPr/>
+                  </pic:nvPicPr>
+                  <pic:blipFill>
+                    <a:blip r:embed="rId13"/>
+                    <a:stretch>
+                      <a:fillRect/>
+                    </a:stretch>
+                  </pic:blipFill>
+                  <pic:spPr>
+                    <a:xfrm>
+                      <a:off x="0" y="0"/>
+                      <a:ext cx="5943600" cy="1933575"/>
+                    </a:xfrm>
+                    <a:prstGeom prst="rect">
+                      <a:avLst/>
+                    </a:prstGeom>
+                  </pic:spPr>
+                </pic:pic>
+              </a:graphicData>
+            </a:graphic>
+          </wp:inline>
+        </w:drawing>
+      </w:r>
+    </w:p>
+    <w:p>
+      <w:pPr>
+        <w:rPr>
+          <w:lang w:val="fr-CH"/>
+        </w:rPr>
+      </w:pPr>
     </w:p>
     <w:p>
       <w:pPr>
@@ -6280,6 +7255,7 @@
   <w:style w:type="character" w:default="1" w:styleId="DefaultParagraphFont">
     <w:name w:val="Default Paragraph Font"/>
     <w:uiPriority w:val="1"/>
+    <w:semiHidden/>
     <w:unhideWhenUsed/>
   </w:style>
   <w:style w:type="table" w:default="1" w:styleId="TableNormal">

--- a/Note_developpement.docx
+++ b/Note_developpement.docx
@@ -1,6 +1,6 @@
 
 <file path=word/document.xml><?xml version="1.0" encoding="utf-8"?>
-<w:document xmlns:wpc="http://schemas.microsoft.com/office/word/2010/wordprocessingCanvas" xmlns:cx="http://schemas.microsoft.com/office/drawing/2014/chartex" xmlns:cx1="http://schemas.microsoft.com/office/drawing/2015/9/8/chartex" xmlns:cx2="http://schemas.microsoft.com/office/drawing/2015/10/21/chartex" xmlns:cx3="http://schemas.microsoft.com/office/drawing/2016/5/9/chartex" xmlns:cx4="http://schemas.microsoft.com/office/drawing/2016/5/10/chartex" xmlns:cx5="http://schemas.microsoft.com/office/drawing/2016/5/11/chartex" xmlns:cx6="http://schemas.microsoft.com/office/drawing/2016/5/12/chartex" xmlns:cx7="http://schemas.microsoft.com/office/drawing/2016/5/13/chartex" xmlns:cx8="http://schemas.microsoft.com/office/drawing/2016/5/14/chartex" xmlns:mc="http://schemas.openxmlformats.org/markup-compatibility/2006" xmlns:aink="http://schemas.microsoft.com/office/drawing/2016/ink" xmlns:am3d="http://schemas.microsoft.com/office/drawing/2017/model3d" xmlns:o="urn:schemas-microsoft-com:office:office" xmlns:oel="http://schemas.microsoft.com/office/2019/extlst" xmlns:r="http://schemas.openxmlformats.org/officeDocument/2006/relationships" xmlns:m="http://schemas.openxmlformats.org/officeDocument/2006/math" xmlns:v="urn:schemas-microsoft-com:vml" xmlns:wp14="http://schemas.microsoft.com/office/word/2010/wordprocessingDrawing" xmlns:wp="http://schemas.openxmlformats.org/drawingml/2006/wordprocessingDrawing" xmlns:w10="urn:schemas-microsoft-com:office:word" xmlns:w="http://schemas.openxmlformats.org/wordprocessingml/2006/main" xmlns:w14="http://schemas.microsoft.com/office/word/2010/wordml" xmlns:w15="http://schemas.microsoft.com/office/word/2012/wordml" xmlns:w16cex="http://schemas.microsoft.com/office/word/2018/wordml/cex" xmlns:w16cid="http://schemas.microsoft.com/office/word/2016/wordml/cid" xmlns:w16="http://schemas.microsoft.com/office/word/2018/wordml" xmlns:w16du="http://schemas.microsoft.com/office/word/2023/wordml/word16du" xmlns:w16sdtdh="http://schemas.microsoft.com/office/word/2020/wordml/sdtdatahash" xmlns:w16sdtfl="http://schemas.microsoft.com/office/word/2024/wordml/sdtformatlock" xmlns:w16se="http://schemas.microsoft.com/office/word/2015/wordml/symex" xmlns:wpg="http://schemas.microsoft.com/office/word/2010/wordprocessingGroup" xmlns:wpi="http://schemas.microsoft.com/office/word/2010/wordprocessingInk" xmlns:wne="http://schemas.microsoft.com/office/word/2006/wordml" xmlns:wps="http://schemas.microsoft.com/office/word/2010/wordprocessingShape" mc:Ignorable="w14 w15 w16se w16cid w16 w16cex w16sdtdh w16sdtfl w16du wp14">
+<w:document xmlns:wpc="http://schemas.microsoft.com/office/word/2010/wordprocessingCanvas" xmlns:cx="http://schemas.microsoft.com/office/drawing/2014/chartex" xmlns:mc="http://schemas.openxmlformats.org/markup-compatibility/2006" xmlns:o="urn:schemas-microsoft-com:office:office" xmlns:r="http://schemas.openxmlformats.org/officeDocument/2006/relationships" xmlns:m="http://schemas.openxmlformats.org/officeDocument/2006/math" xmlns:v="urn:schemas-microsoft-com:vml" xmlns:wp14="http://schemas.microsoft.com/office/word/2010/wordprocessingDrawing" xmlns:wp="http://schemas.openxmlformats.org/drawingml/2006/wordprocessingDrawing" xmlns:w10="urn:schemas-microsoft-com:office:word" xmlns:w="http://schemas.openxmlformats.org/wordprocessingml/2006/main" xmlns:w14="http://schemas.microsoft.com/office/word/2010/wordml" xmlns:w15="http://schemas.microsoft.com/office/word/2012/wordml" xmlns:w16se="http://schemas.microsoft.com/office/word/2015/wordml/symex" xmlns:wpg="http://schemas.microsoft.com/office/word/2010/wordprocessingGroup" xmlns:wpi="http://schemas.microsoft.com/office/word/2010/wordprocessingInk" xmlns:wne="http://schemas.microsoft.com/office/word/2006/wordml" xmlns:wps="http://schemas.microsoft.com/office/word/2010/wordprocessingShape" mc:Ignorable="w14 w15 w16se wp14">
   <w:body>
     <w:p>
       <w:pPr>
@@ -429,19 +429,11 @@
           <w:lang w:val="fr-CH"/>
         </w:rPr>
       </w:pPr>
-      <w:proofErr w:type="gramStart"/>
-      <w:r>
-        <w:rPr>
-          <w:lang w:val="fr-CH"/>
-        </w:rPr>
-        <w:t>Soit on</w:t>
-      </w:r>
-      <w:proofErr w:type="gramEnd"/>
-      <w:r>
-        <w:rPr>
-          <w:lang w:val="fr-CH"/>
-        </w:rPr>
-        <w:t xml:space="preserve"> </w:t>
+      <w:r>
+        <w:rPr>
+          <w:lang w:val="fr-CH"/>
+        </w:rPr>
+        <w:t xml:space="preserve">Soit on </w:t>
       </w:r>
       <w:proofErr w:type="spellStart"/>
       <w:r>
@@ -687,8 +679,16 @@
         <w:rPr>
           <w:lang w:val="fr-CH"/>
         </w:rPr>
-        <w:t>\dev</w:t>
-      </w:r>
+        <w:t>\</w:t>
+      </w:r>
+      <w:proofErr w:type="spellStart"/>
+      <w:r>
+        <w:rPr>
+          <w:lang w:val="fr-CH"/>
+        </w:rPr>
+        <w:t>dev</w:t>
+      </w:r>
+      <w:proofErr w:type="spellEnd"/>
       <w:r>
         <w:rPr>
           <w:lang w:val="fr-CH"/>
@@ -1060,8 +1060,16 @@
         <w:rPr>
           <w:lang w:val="fr-CH"/>
         </w:rPr>
-        <w:t>B-root</w:t>
-      </w:r>
+        <w:t>B-</w:t>
+      </w:r>
+      <w:proofErr w:type="spellStart"/>
+      <w:r>
+        <w:rPr>
+          <w:lang w:val="fr-CH"/>
+        </w:rPr>
+        <w:t>root</w:t>
+      </w:r>
+      <w:proofErr w:type="spellEnd"/>
       <w:r>
         <w:rPr>
           <w:lang w:val="fr-CH"/>
@@ -1545,25 +1553,7 @@
           <w:bCs/>
           <w:lang w:val="fr-CH"/>
         </w:rPr>
-        <w:t xml:space="preserve">ATTENTION : ça veut dire qu’il faut mesurer quel est la taille de la projection du participant sur l’écran pour </w:t>
-      </w:r>
-      <w:proofErr w:type="gramStart"/>
-      <w:r>
-        <w:rPr>
-          <w:b/>
-          <w:bCs/>
-          <w:lang w:val="fr-CH"/>
-        </w:rPr>
-        <w:t>qu’elle correspondent</w:t>
-      </w:r>
-      <w:proofErr w:type="gramEnd"/>
-      <w:r>
-        <w:rPr>
-          <w:b/>
-          <w:bCs/>
-          <w:lang w:val="fr-CH"/>
-        </w:rPr>
-        <w:t xml:space="preserve"> à la taille réelle</w:t>
+        <w:t>ATTENTION : ça veut dire qu’il faut mesurer quel est la taille de la projection du participant sur l’écran pour qu’elle correspondent à la taille réelle</w:t>
       </w:r>
       <w:r>
         <w:rPr>
@@ -1601,19 +1591,11 @@
           <w:lang w:val="fr-CH"/>
         </w:rPr>
       </w:pPr>
-      <w:proofErr w:type="gramStart"/>
-      <w:r>
-        <w:rPr>
-          <w:lang w:val="fr-CH"/>
-        </w:rPr>
-        <w:t>Réponse donné</w:t>
-      </w:r>
-      <w:proofErr w:type="gramEnd"/>
-      <w:r>
-        <w:rPr>
-          <w:lang w:val="fr-CH"/>
-        </w:rPr>
-        <w:t xml:space="preserve"> avec un </w:t>
+      <w:r>
+        <w:rPr>
+          <w:lang w:val="fr-CH"/>
+        </w:rPr>
+        <w:t xml:space="preserve">Réponse donné avec un </w:t>
       </w:r>
       <w:proofErr w:type="spellStart"/>
       <w:r>
@@ -1801,19 +1783,11 @@
           <w:lang w:val="fr-CH"/>
         </w:rPr>
       </w:pPr>
-      <w:proofErr w:type="gramStart"/>
-      <w:r>
-        <w:rPr>
-          <w:lang w:val="fr-CH"/>
-        </w:rPr>
-        <w:t>Après</w:t>
-      </w:r>
-      <w:proofErr w:type="gramEnd"/>
-      <w:r>
-        <w:rPr>
-          <w:lang w:val="fr-CH"/>
-        </w:rPr>
-        <w:t xml:space="preserve">, la déviation est constante (donc exactement comme je voulais faire avec comme une rotation de l’avatar) </w:t>
+      <w:r>
+        <w:rPr>
+          <w:lang w:val="fr-CH"/>
+        </w:rPr>
+        <w:t xml:space="preserve">Après, la déviation est constante (donc exactement comme je voulais faire avec comme une rotation de l’avatar) </w:t>
       </w:r>
     </w:p>
     <w:p>
@@ -1917,21 +1891,7 @@
         <w:rPr>
           <w:lang w:val="fr-CH"/>
         </w:rPr>
-        <w:t xml:space="preserve">Total de 84 </w:t>
-      </w:r>
-      <w:proofErr w:type="gramStart"/>
-      <w:r>
-        <w:rPr>
-          <w:lang w:val="fr-CH"/>
-        </w:rPr>
-        <w:t>trial</w:t>
-      </w:r>
-      <w:proofErr w:type="gramEnd"/>
-      <w:r>
-        <w:rPr>
-          <w:lang w:val="fr-CH"/>
-        </w:rPr>
-        <w:t xml:space="preserve"> avec 12 pour la condition contrôle et 12 pour chacun des 6 types de </w:t>
+        <w:t xml:space="preserve">Total de 84 trial avec 12 pour la condition contrôle et 12 pour chacun des 6 types de </w:t>
       </w:r>
       <w:proofErr w:type="spellStart"/>
       <w:r>
@@ -2299,13 +2259,21 @@
           <w:color w:val="00B050"/>
           <w:lang w:val="fr-CH"/>
         </w:rPr>
-        <w:t xml:space="preserve"> non manipuler des tracker. Pour l’analyse, la trajectoire du participant est </w:t>
+        <w:t xml:space="preserve"> </w:t>
       </w:r>
       <w:r>
         <w:rPr>
           <w:color w:val="00B050"/>
           <w:lang w:val="fr-CH"/>
         </w:rPr>
+        <w:lastRenderedPageBreak/>
+        <w:t xml:space="preserve">non manipuler des tracker. Pour l’analyse, la trajectoire du participant est </w:t>
+      </w:r>
+      <w:r>
+        <w:rPr>
+          <w:color w:val="00B050"/>
+          <w:lang w:val="fr-CH"/>
+        </w:rPr>
         <w:t>interpolée</w:t>
       </w:r>
       <w:r>
@@ -2313,15 +2281,7 @@
           <w:color w:val="00B050"/>
           <w:lang w:val="fr-CH"/>
         </w:rPr>
-        <w:t xml:space="preserve"> dans le </w:t>
-      </w:r>
-      <w:r>
-        <w:rPr>
-          <w:color w:val="00B050"/>
-          <w:lang w:val="fr-CH"/>
-        </w:rPr>
-        <w:lastRenderedPageBreak/>
-        <w:t xml:space="preserve">temps et l’espace à 300 points (pour les rendre comparables). Tout cette analyse à été fait pour le papier </w:t>
+        <w:t xml:space="preserve"> dans le temps et l’espace à 300 points (pour les rendre comparables). Tout cette analyse à été fait pour le papier </w:t>
       </w:r>
       <w:r>
         <w:rPr>
@@ -3016,7 +2976,6 @@
           <w:i/>
           <w:lang w:val="fr-CH"/>
         </w:rPr>
-        <w:lastRenderedPageBreak/>
         <w:t xml:space="preserve">Taille </w:t>
       </w:r>
       <w:r>
@@ -3230,23 +3189,7 @@
           <w:b/>
           <w:lang w:val="fr-CH"/>
         </w:rPr>
-        <w:t>x=</w:t>
-      </w:r>
-      <w:proofErr w:type="gramStart"/>
-      <w:r>
-        <w:rPr>
-          <w:b/>
-          <w:lang w:val="fr-CH"/>
-        </w:rPr>
-        <w:t>tg(</w:t>
-      </w:r>
-      <w:proofErr w:type="gramEnd"/>
-      <w:r>
-        <w:rPr>
-          <w:b/>
-          <w:lang w:val="fr-CH"/>
-        </w:rPr>
-        <w:t xml:space="preserve">10)*2.027 = </w:t>
+        <w:t xml:space="preserve">x=tg(10)*2.027 = </w:t>
       </w:r>
       <w:r>
         <w:rPr>
@@ -3358,7 +3301,21 @@
         <w:rPr>
           <w:lang w:val="fr-CH"/>
         </w:rPr>
-        <w:t xml:space="preserve"> la distance entre le start et la </w:t>
+        <w:t xml:space="preserve"> la distance entre le </w:t>
+      </w:r>
+      <w:proofErr w:type="spellStart"/>
+      <w:r>
+        <w:rPr>
+          <w:lang w:val="fr-CH"/>
+        </w:rPr>
+        <w:t>start</w:t>
+      </w:r>
+      <w:proofErr w:type="spellEnd"/>
+      <w:r>
+        <w:rPr>
+          <w:lang w:val="fr-CH"/>
+        </w:rPr>
+        <w:t xml:space="preserve"> et la </w:t>
       </w:r>
       <w:proofErr w:type="spellStart"/>
       <w:r>
@@ -3381,19 +3338,11 @@
           <w:lang w:val="fr-CH"/>
         </w:rPr>
       </w:pPr>
-      <w:proofErr w:type="gramStart"/>
-      <w:r>
-        <w:rPr>
-          <w:lang w:val="fr-CH"/>
-        </w:rPr>
-        <w:t>En terme de</w:t>
-      </w:r>
-      <w:proofErr w:type="gramEnd"/>
-      <w:r>
-        <w:rPr>
-          <w:lang w:val="fr-CH"/>
-        </w:rPr>
-        <w:t xml:space="preserve"> foulé, il y a que 4 pas entre le start et le cylindre dont un pas non-dévié. Donc il y a que 3 pas pour corriger la trajectoire. C’est court mais sûrement que c’est volontaire pour rendre la tâche plus dure. </w:t>
+      <w:r>
+        <w:rPr>
+          <w:lang w:val="fr-CH"/>
+        </w:rPr>
+        <w:t xml:space="preserve">En terme de foulé, il y a que 4 pas entre le start et le cylindre dont un pas non-dévié. Donc il y a que 3 pas pour corriger la trajectoire. C’est court mais sûrement que c’est volontaire pour rendre la tâche plus dure. </w:t>
       </w:r>
     </w:p>
     <w:p>
@@ -3745,16 +3694,22 @@
         <w:rPr>
           <w:lang w:val="fr-CH"/>
         </w:rPr>
-        <w:t xml:space="preserve">Création d’un condition manager (choix </w:t>
+        <w:t xml:space="preserve">Création </w:t>
       </w:r>
       <w:proofErr w:type="gramStart"/>
       <w:r>
         <w:rPr>
           <w:lang w:val="fr-CH"/>
         </w:rPr>
-        <w:t>des condition</w:t>
+        <w:t>d’un condition</w:t>
       </w:r>
       <w:proofErr w:type="gramEnd"/>
+      <w:r>
+        <w:rPr>
+          <w:lang w:val="fr-CH"/>
+        </w:rPr>
+        <w:t xml:space="preserve"> manager (choix des condition</w:t>
+      </w:r>
     </w:p>
     <w:p>
       <w:pPr>
@@ -4236,49 +4191,21 @@
           <w:lang w:val="de-CH"/>
         </w:rPr>
       </w:pPr>
-      <w:proofErr w:type="spellStart"/>
       <w:r>
         <w:rPr>
           <w:b/>
           <w:bCs/>
           <w:lang w:val="de-CH"/>
         </w:rPr>
-        <w:t>Proposed</w:t>
-      </w:r>
-      <w:proofErr w:type="spellEnd"/>
+        <w:t>Proposed DE</w:t>
+      </w:r>
       <w:r>
         <w:rPr>
           <w:b/>
           <w:bCs/>
           <w:lang w:val="de-CH"/>
         </w:rPr>
-        <w:t xml:space="preserve"> DE</w:t>
-      </w:r>
-      <w:r>
-        <w:rPr>
-          <w:b/>
-          <w:bCs/>
-          <w:lang w:val="de-CH"/>
-        </w:rPr>
-        <w:t xml:space="preserve"> </w:t>
-      </w:r>
-      <w:proofErr w:type="spellStart"/>
-      <w:r>
-        <w:rPr>
-          <w:b/>
-          <w:bCs/>
-          <w:lang w:val="de-CH"/>
-        </w:rPr>
-        <w:t>to</w:t>
-      </w:r>
-      <w:proofErr w:type="spellEnd"/>
-      <w:r>
-        <w:rPr>
-          <w:b/>
-          <w:bCs/>
-          <w:lang w:val="de-CH"/>
-        </w:rPr>
-        <w:t xml:space="preserve"> check</w:t>
+        <w:t xml:space="preserve"> to check</w:t>
       </w:r>
       <w:r>
         <w:rPr>
@@ -4500,23 +4427,7 @@
           <w:i/>
           <w:lang w:val="fr-CH"/>
         </w:rPr>
-        <w:t xml:space="preserve">Test timing pour </w:t>
-      </w:r>
-      <w:proofErr w:type="gramStart"/>
-      <w:r>
-        <w:rPr>
-          <w:i/>
-          <w:lang w:val="fr-CH"/>
-        </w:rPr>
-        <w:t>les fichier</w:t>
-      </w:r>
-      <w:proofErr w:type="gramEnd"/>
-      <w:r>
-        <w:rPr>
-          <w:i/>
-          <w:lang w:val="fr-CH"/>
-        </w:rPr>
-        <w:t xml:space="preserve"> output 2025-02-28_P999_FBA_MotionTrack_PosX et 2025-02-28_P999_FBA_MotionTrack_PosZ</w:t>
+        <w:t>Test timing pour les fichier output 2025-02-28_P999_FBA_MotionTrack_PosX et 2025-02-28_P999_FBA_MotionTrack_PosZ</w:t>
       </w:r>
     </w:p>
     <w:p>
@@ -5147,21 +5058,7 @@
         <w:rPr>
           <w:lang w:val="fr-CH"/>
         </w:rPr>
-        <w:t xml:space="preserve">Le </w:t>
-      </w:r>
-      <w:proofErr w:type="gramStart"/>
-      <w:r>
-        <w:rPr>
-          <w:lang w:val="fr-CH"/>
-        </w:rPr>
-        <w:t>timing</w:t>
-      </w:r>
-      <w:proofErr w:type="gramEnd"/>
-      <w:r>
-        <w:rPr>
-          <w:lang w:val="fr-CH"/>
-        </w:rPr>
-        <w:t xml:space="preserve"> est donc correct. </w:t>
+        <w:t xml:space="preserve">Le timing est donc correct. </w:t>
       </w:r>
       <w:r>
         <w:rPr>
@@ -5774,21 +5671,7 @@
         <w:rPr>
           <w:lang w:val="fr-CH"/>
         </w:rPr>
-        <w:t xml:space="preserve"> de leur extrémités. Aussi pendant </w:t>
-      </w:r>
-      <w:proofErr w:type="gramStart"/>
-      <w:r>
-        <w:rPr>
-          <w:lang w:val="fr-CH"/>
-        </w:rPr>
-        <w:t>la questionnaire</w:t>
-      </w:r>
-      <w:proofErr w:type="gramEnd"/>
-      <w:r>
-        <w:rPr>
-          <w:lang w:val="fr-CH"/>
-        </w:rPr>
-        <w:t xml:space="preserve"> phase. </w:t>
+        <w:t xml:space="preserve"> de leur extrémités. Aussi pendant la questionnaire phase. </w:t>
       </w:r>
     </w:p>
     <w:p>
@@ -5908,21 +5791,7 @@
         <w:rPr>
           <w:lang w:val="fr-CH"/>
         </w:rPr>
-        <w:t xml:space="preserve"> était adapter de </w:t>
-      </w:r>
-      <w:proofErr w:type="gramStart"/>
-      <w:r>
-        <w:rPr>
-          <w:lang w:val="fr-CH"/>
-        </w:rPr>
-        <w:t>manière individuel</w:t>
-      </w:r>
-      <w:proofErr w:type="gramEnd"/>
-      <w:r>
-        <w:rPr>
-          <w:lang w:val="fr-CH"/>
-        </w:rPr>
-        <w:t xml:space="preserve"> pour atteindre une vitesse de 1.07 m/s et avoir autant que possible des foulé comparable entre les participants. </w:t>
+        <w:t xml:space="preserve"> était adapter de manière individuel pour atteindre une vitesse de 1.07 m/s et avoir autant que possible des foulé comparable entre les participants. </w:t>
       </w:r>
     </w:p>
     <w:p>
@@ -6027,49 +5896,49 @@
         <w:rPr>
           <w:lang w:val="fr-CH"/>
         </w:rPr>
-        <w:t xml:space="preserve">foulé, ils l’ont fait </w:t>
+        <w:t xml:space="preserve">foulé, ils l’ont fait séparé entre les deux jambes en </w:t>
+      </w:r>
+      <w:proofErr w:type="spellStart"/>
+      <w:r>
+        <w:rPr>
+          <w:lang w:val="fr-CH"/>
+        </w:rPr>
+        <w:t>prennant</w:t>
+      </w:r>
+      <w:proofErr w:type="spellEnd"/>
+      <w:r>
+        <w:rPr>
+          <w:lang w:val="fr-CH"/>
+        </w:rPr>
+        <w:t xml:space="preserve"> en référence des markers sur les </w:t>
+      </w:r>
+      <w:proofErr w:type="spellStart"/>
+      <w:r>
+        <w:rPr>
+          <w:lang w:val="fr-CH"/>
+        </w:rPr>
+        <w:t>hips</w:t>
+      </w:r>
+      <w:proofErr w:type="spellEnd"/>
+      <w:r>
+        <w:rPr>
+          <w:lang w:val="fr-CH"/>
+        </w:rPr>
+        <w:t xml:space="preserve"> (ça </w:t>
       </w:r>
       <w:proofErr w:type="gramStart"/>
       <w:r>
         <w:rPr>
           <w:lang w:val="fr-CH"/>
         </w:rPr>
-        <w:t>séparé</w:t>
+        <w:t>j’ai pas</w:t>
       </w:r>
       <w:proofErr w:type="gramEnd"/>
       <w:r>
         <w:rPr>
           <w:lang w:val="fr-CH"/>
         </w:rPr>
-        <w:t xml:space="preserve"> entre les deux jambes en </w:t>
-      </w:r>
-      <w:proofErr w:type="spellStart"/>
-      <w:r>
-        <w:rPr>
-          <w:lang w:val="fr-CH"/>
-        </w:rPr>
-        <w:t>prennant</w:t>
-      </w:r>
-      <w:proofErr w:type="spellEnd"/>
-      <w:r>
-        <w:rPr>
-          <w:lang w:val="fr-CH"/>
-        </w:rPr>
-        <w:t xml:space="preserve"> en référence des markers sur les </w:t>
-      </w:r>
-      <w:proofErr w:type="spellStart"/>
-      <w:r>
-        <w:rPr>
-          <w:lang w:val="fr-CH"/>
-        </w:rPr>
-        <w:t>hips</w:t>
-      </w:r>
-      <w:proofErr w:type="spellEnd"/>
-      <w:r>
-        <w:rPr>
-          <w:lang w:val="fr-CH"/>
-        </w:rPr>
-        <w:t xml:space="preserve"> (ça j’ai pas compris). </w:t>
+        <w:t xml:space="preserve"> compris). </w:t>
       </w:r>
     </w:p>
     <w:p>
@@ -6225,21 +6094,7 @@
         <w:rPr>
           <w:lang w:val="fr-CH"/>
         </w:rPr>
-        <w:t xml:space="preserve"> une grosse matrix de manière fixe. Motive est par défaut réglé à 100Hz. Ça </w:t>
-      </w:r>
-      <w:proofErr w:type="gramStart"/>
-      <w:r>
-        <w:rPr>
-          <w:lang w:val="fr-CH"/>
-        </w:rPr>
-        <w:t>veux</w:t>
-      </w:r>
-      <w:proofErr w:type="gramEnd"/>
-      <w:r>
-        <w:rPr>
-          <w:lang w:val="fr-CH"/>
-        </w:rPr>
-        <w:t xml:space="preserve"> dire que le nombre max d’éléments sera de 300. On va augmenter à 320 pour être </w:t>
+        <w:t xml:space="preserve"> une grosse matrix de manière fixe. Motive est par défaut réglé à 100Hz. Ça veux dire que le nombre max d’éléments sera de 300. On va augmenter à 320 pour être </w:t>
       </w:r>
       <w:proofErr w:type="spellStart"/>
       <w:r>
@@ -6495,6 +6350,379 @@
         </w:rPr>
       </w:pPr>
     </w:p>
+    <w:p>
+      <w:pPr>
+        <w:rPr>
+          <w:lang w:val="fr-CH"/>
+        </w:rPr>
+      </w:pPr>
+      <w:r>
+        <w:rPr>
+          <w:lang w:val="fr-CH"/>
+        </w:rPr>
+        <w:t xml:space="preserve">Comment faire de </w:t>
+      </w:r>
+      <w:proofErr w:type="spellStart"/>
+      <w:r>
+        <w:rPr>
+          <w:lang w:val="fr-CH"/>
+        </w:rPr>
+        <w:t>décallage</w:t>
+      </w:r>
+      <w:proofErr w:type="spellEnd"/>
+      <w:r>
+        <w:rPr>
+          <w:lang w:val="fr-CH"/>
+        </w:rPr>
+        <w:t xml:space="preserve"> temporelle. </w:t>
+      </w:r>
+    </w:p>
+    <w:p>
+      <w:pPr>
+        <w:rPr>
+          <w:lang w:val="fr-CH"/>
+        </w:rPr>
+      </w:pPr>
+      <w:r>
+        <w:rPr>
+          <w:lang w:val="fr-CH"/>
+        </w:rPr>
+        <w:t xml:space="preserve">Mon idée de base est fausse de vouloir montrer un point de data X ms plus tard en continue, </w:t>
+      </w:r>
+      <w:proofErr w:type="gramStart"/>
+      <w:r>
+        <w:rPr>
+          <w:lang w:val="fr-CH"/>
+        </w:rPr>
+        <w:t>ça marche pas</w:t>
+      </w:r>
+      <w:proofErr w:type="gramEnd"/>
+      <w:r>
+        <w:rPr>
+          <w:lang w:val="fr-CH"/>
+        </w:rPr>
+        <w:t xml:space="preserve">. Pour </w:t>
+      </w:r>
+      <w:proofErr w:type="gramStart"/>
+      <w:r>
+        <w:rPr>
+          <w:lang w:val="fr-CH"/>
+        </w:rPr>
+        <w:t>le délais</w:t>
+      </w:r>
+      <w:proofErr w:type="gramEnd"/>
+      <w:r>
+        <w:rPr>
+          <w:lang w:val="fr-CH"/>
+        </w:rPr>
+        <w:t xml:space="preserve"> de 1350 ms, on ne </w:t>
+      </w:r>
+      <w:proofErr w:type="spellStart"/>
+      <w:r>
+        <w:rPr>
+          <w:lang w:val="fr-CH"/>
+        </w:rPr>
+        <w:t>peux</w:t>
+      </w:r>
+      <w:proofErr w:type="spellEnd"/>
+      <w:r>
+        <w:rPr>
+          <w:lang w:val="fr-CH"/>
+        </w:rPr>
+        <w:t xml:space="preserve"> pas montrer un points de data toutes les 1350ms.</w:t>
+      </w:r>
+    </w:p>
+    <w:p>
+      <w:pPr>
+        <w:rPr>
+          <w:lang w:val="fr-CH"/>
+        </w:rPr>
+      </w:pPr>
+      <w:r>
+        <w:rPr>
+          <w:lang w:val="fr-CH"/>
+        </w:rPr>
+        <w:lastRenderedPageBreak/>
+        <w:t>Il faut donc que la marche soit décalée dès le début du feedback contrairement à ce que je voulais faire au départ.</w:t>
+      </w:r>
+      <w:r>
+        <w:rPr>
+          <w:lang w:val="fr-CH"/>
+        </w:rPr>
+        <w:br/>
+        <w:t xml:space="preserve">En fait, il faut effectivement se servir des 2 s de white cross et commencer à enregistrer les mouvement </w:t>
+      </w:r>
+      <w:proofErr w:type="spellStart"/>
+      <w:r>
+        <w:rPr>
+          <w:lang w:val="fr-CH"/>
+        </w:rPr>
+        <w:t>Xms</w:t>
+      </w:r>
+      <w:proofErr w:type="spellEnd"/>
+      <w:r>
+        <w:rPr>
+          <w:lang w:val="fr-CH"/>
+        </w:rPr>
+        <w:t xml:space="preserve"> avant la visualisation. Puis au moment de la visualisation, on </w:t>
+      </w:r>
+      <w:proofErr w:type="spellStart"/>
+      <w:r>
+        <w:rPr>
+          <w:lang w:val="fr-CH"/>
+        </w:rPr>
+        <w:t>replay</w:t>
+      </w:r>
+      <w:proofErr w:type="spellEnd"/>
+      <w:r>
+        <w:rPr>
+          <w:lang w:val="fr-CH"/>
+        </w:rPr>
+        <w:t xml:space="preserve"> tous </w:t>
+      </w:r>
+      <w:proofErr w:type="gramStart"/>
+      <w:r>
+        <w:rPr>
+          <w:lang w:val="fr-CH"/>
+        </w:rPr>
+        <w:t>les time</w:t>
+      </w:r>
+      <w:proofErr w:type="gramEnd"/>
+      <w:r>
+        <w:rPr>
+          <w:lang w:val="fr-CH"/>
+        </w:rPr>
+        <w:t xml:space="preserve"> point à fréquence maximal (tous les 5ms). C’est pour ça que c’est important d’utiliser un </w:t>
+      </w:r>
+      <w:proofErr w:type="spellStart"/>
+      <w:r>
+        <w:rPr>
+          <w:lang w:val="fr-CH"/>
+        </w:rPr>
+        <w:t>fix</w:t>
+      </w:r>
+      <w:proofErr w:type="spellEnd"/>
+      <w:r>
+        <w:rPr>
+          <w:lang w:val="fr-CH"/>
+        </w:rPr>
+        <w:t xml:space="preserve"> update pour que le </w:t>
+      </w:r>
+      <w:proofErr w:type="spellStart"/>
+      <w:r>
+        <w:rPr>
+          <w:lang w:val="fr-CH"/>
+        </w:rPr>
+        <w:t>replay</w:t>
+      </w:r>
+      <w:proofErr w:type="spellEnd"/>
+      <w:r>
+        <w:rPr>
+          <w:lang w:val="fr-CH"/>
+        </w:rPr>
+        <w:t xml:space="preserve"> n’ajoute pas un </w:t>
+      </w:r>
+      <w:proofErr w:type="spellStart"/>
+      <w:r>
+        <w:rPr>
+          <w:lang w:val="fr-CH"/>
+        </w:rPr>
+        <w:t>delay</w:t>
+      </w:r>
+      <w:proofErr w:type="spellEnd"/>
+      <w:r>
+        <w:rPr>
+          <w:lang w:val="fr-CH"/>
+        </w:rPr>
+        <w:t xml:space="preserve"> supplémentaire non </w:t>
+      </w:r>
+      <w:proofErr w:type="spellStart"/>
+      <w:r>
+        <w:rPr>
+          <w:lang w:val="fr-CH"/>
+        </w:rPr>
+        <w:t>contrôllé</w:t>
+      </w:r>
+      <w:proofErr w:type="spellEnd"/>
+      <w:r>
+        <w:rPr>
+          <w:lang w:val="fr-CH"/>
+        </w:rPr>
+        <w:t xml:space="preserve">. </w:t>
+      </w:r>
+    </w:p>
+    <w:p>
+      <w:pPr>
+        <w:rPr>
+          <w:lang w:val="fr-CH"/>
+        </w:rPr>
+      </w:pPr>
+      <w:r>
+        <w:rPr>
+          <w:lang w:val="fr-CH"/>
+        </w:rPr>
+        <w:t xml:space="preserve">  </w:t>
+      </w:r>
+    </w:p>
+    <w:p>
+      <w:pPr>
+        <w:rPr>
+          <w:lang w:val="fr-CH"/>
+        </w:rPr>
+      </w:pPr>
+      <w:r>
+        <w:rPr>
+          <w:lang w:val="fr-CH"/>
+        </w:rPr>
+        <w:t xml:space="preserve">Remarque, il faut qu’on utilise le </w:t>
+      </w:r>
+      <w:proofErr w:type="spellStart"/>
+      <w:r>
+        <w:rPr>
+          <w:lang w:val="fr-CH"/>
+        </w:rPr>
+        <w:t>stropwatch</w:t>
+      </w:r>
+      <w:proofErr w:type="spellEnd"/>
+      <w:r>
+        <w:rPr>
+          <w:lang w:val="fr-CH"/>
+        </w:rPr>
+        <w:t xml:space="preserve"> car le timing du </w:t>
+      </w:r>
+      <w:proofErr w:type="spellStart"/>
+      <w:r>
+        <w:rPr>
+          <w:lang w:val="fr-CH"/>
+        </w:rPr>
+        <w:t>FixUpdate</w:t>
+      </w:r>
+      <w:proofErr w:type="spellEnd"/>
+      <w:r>
+        <w:rPr>
+          <w:lang w:val="fr-CH"/>
+        </w:rPr>
+        <w:t xml:space="preserve"> est vraiment très variable. Voici un exemple avec un </w:t>
+      </w:r>
+      <w:proofErr w:type="spellStart"/>
+      <w:r>
+        <w:rPr>
+          <w:lang w:val="fr-CH"/>
+        </w:rPr>
+        <w:t>FixeUpdate</w:t>
+      </w:r>
+      <w:proofErr w:type="spellEnd"/>
+      <w:r>
+        <w:rPr>
+          <w:lang w:val="fr-CH"/>
+        </w:rPr>
+        <w:t xml:space="preserve"> à 5 ms :</w:t>
+      </w:r>
+    </w:p>
+    <w:p>
+      <w:pPr>
+        <w:rPr>
+          <w:lang w:val="fr-CH"/>
+        </w:rPr>
+      </w:pPr>
+      <w:r>
+        <w:rPr>
+          <w:lang w:val="fr-CH"/>
+        </w:rPr>
+        <w:drawing>
+          <wp:inline distT="0" distB="0" distL="0" distR="0" wp14:anchorId="34578A88" wp14:editId="1D6A62DE">
+            <wp:extent cx="4115374" cy="3134162"/>
+            <wp:effectExtent l="0" t="0" r="0" b="9525"/>
+            <wp:docPr id="3" name="Picture 3"/>
+            <wp:cNvGraphicFramePr>
+              <a:graphicFrameLocks xmlns:a="http://schemas.openxmlformats.org/drawingml/2006/main" noChangeAspect="1"/>
+            </wp:cNvGraphicFramePr>
+            <a:graphic xmlns:a="http://schemas.openxmlformats.org/drawingml/2006/main">
+              <a:graphicData uri="http://schemas.openxmlformats.org/drawingml/2006/picture">
+                <pic:pic xmlns:pic="http://schemas.openxmlformats.org/drawingml/2006/picture">
+                  <pic:nvPicPr>
+                    <pic:cNvPr id="1" name=""/>
+                    <pic:cNvPicPr/>
+                  </pic:nvPicPr>
+                  <pic:blipFill>
+                    <a:blip r:embed="rId14"/>
+                    <a:stretch>
+                      <a:fillRect/>
+                    </a:stretch>
+                  </pic:blipFill>
+                  <pic:spPr>
+                    <a:xfrm>
+                      <a:off x="0" y="0"/>
+                      <a:ext cx="4115374" cy="3134162"/>
+                    </a:xfrm>
+                    <a:prstGeom prst="rect">
+                      <a:avLst/>
+                    </a:prstGeom>
+                  </pic:spPr>
+                </pic:pic>
+              </a:graphicData>
+            </a:graphic>
+          </wp:inline>
+        </w:drawing>
+      </w:r>
+      <w:r>
+        <w:rPr>
+          <w:lang w:val="fr-CH"/>
+        </w:rPr>
+        <w:t xml:space="preserve"> Ce n’est clairement pas un timing fiable.</w:t>
+      </w:r>
+      <w:r>
+        <w:rPr>
+          <w:lang w:val="fr-CH"/>
+        </w:rPr>
+        <w:br/>
+        <w:t xml:space="preserve">Mais l’utilisation d’un </w:t>
+      </w:r>
+      <w:proofErr w:type="spellStart"/>
+      <w:r>
+        <w:rPr>
+          <w:lang w:val="fr-CH"/>
+        </w:rPr>
+        <w:t>fixupade</w:t>
+      </w:r>
+      <w:proofErr w:type="spellEnd"/>
+      <w:r>
+        <w:rPr>
+          <w:lang w:val="fr-CH"/>
+        </w:rPr>
+        <w:t xml:space="preserve"> à 5ms est quand-même beaucoup moins </w:t>
+      </w:r>
+      <w:proofErr w:type="spellStart"/>
+      <w:r>
+        <w:rPr>
+          <w:lang w:val="fr-CH"/>
+        </w:rPr>
+        <w:t>versatille</w:t>
+      </w:r>
+      <w:proofErr w:type="spellEnd"/>
+      <w:r>
+        <w:rPr>
+          <w:lang w:val="fr-CH"/>
+        </w:rPr>
+        <w:t xml:space="preserve"> de de travailler avec Update. </w:t>
+      </w:r>
+    </w:p>
+    <w:p>
+      <w:pPr>
+        <w:rPr>
+          <w:lang w:val="fr-CH"/>
+        </w:rPr>
+      </w:pPr>
+      <w:bookmarkStart w:id="0" w:name="_GoBack"/>
+      <w:bookmarkEnd w:id="0"/>
+    </w:p>
+    <w:p>
+      <w:pPr>
+        <w:rPr>
+          <w:lang w:val="fr-CH"/>
+        </w:rPr>
+      </w:pPr>
+    </w:p>
     <w:sectPr>
       <w:pgSz w:w="12240" w:h="15840"/>
       <w:pgMar w:top="1440" w:right="1440" w:bottom="1440" w:left="1440" w:header="708" w:footer="708" w:gutter="0"/>
@@ -6506,7 +6734,7 @@
 </file>
 
 <file path=word/numbering.xml><?xml version="1.0" encoding="utf-8"?>
-<w:numbering xmlns:wpc="http://schemas.microsoft.com/office/word/2010/wordprocessingCanvas" xmlns:cx="http://schemas.microsoft.com/office/drawing/2014/chartex" xmlns:cx1="http://schemas.microsoft.com/office/drawing/2015/9/8/chartex" xmlns:cx2="http://schemas.microsoft.com/office/drawing/2015/10/21/chartex" xmlns:cx3="http://schemas.microsoft.com/office/drawing/2016/5/9/chartex" xmlns:cx4="http://schemas.microsoft.com/office/drawing/2016/5/10/chartex" xmlns:cx5="http://schemas.microsoft.com/office/drawing/2016/5/11/chartex" xmlns:cx6="http://schemas.microsoft.com/office/drawing/2016/5/12/chartex" xmlns:cx7="http://schemas.microsoft.com/office/drawing/2016/5/13/chartex" xmlns:cx8="http://schemas.microsoft.com/office/drawing/2016/5/14/chartex" xmlns:mc="http://schemas.openxmlformats.org/markup-compatibility/2006" xmlns:aink="http://schemas.microsoft.com/office/drawing/2016/ink" xmlns:am3d="http://schemas.microsoft.com/office/drawing/2017/model3d" xmlns:o="urn:schemas-microsoft-com:office:office" xmlns:oel="http://schemas.microsoft.com/office/2019/extlst" xmlns:r="http://schemas.openxmlformats.org/officeDocument/2006/relationships" xmlns:m="http://schemas.openxmlformats.org/officeDocument/2006/math" xmlns:v="urn:schemas-microsoft-com:vml" xmlns:wp14="http://schemas.microsoft.com/office/word/2010/wordprocessingDrawing" xmlns:wp="http://schemas.openxmlformats.org/drawingml/2006/wordprocessingDrawing" xmlns:w10="urn:schemas-microsoft-com:office:word" xmlns:w="http://schemas.openxmlformats.org/wordprocessingml/2006/main" xmlns:w14="http://schemas.microsoft.com/office/word/2010/wordml" xmlns:w15="http://schemas.microsoft.com/office/word/2012/wordml" xmlns:w16cex="http://schemas.microsoft.com/office/word/2018/wordml/cex" xmlns:w16cid="http://schemas.microsoft.com/office/word/2016/wordml/cid" xmlns:w16="http://schemas.microsoft.com/office/word/2018/wordml" xmlns:w16du="http://schemas.microsoft.com/office/word/2023/wordml/word16du" xmlns:w16sdtdh="http://schemas.microsoft.com/office/word/2020/wordml/sdtdatahash" xmlns:w16sdtfl="http://schemas.microsoft.com/office/word/2024/wordml/sdtformatlock" xmlns:w16se="http://schemas.microsoft.com/office/word/2015/wordml/symex" xmlns:wpg="http://schemas.microsoft.com/office/word/2010/wordprocessingGroup" xmlns:wpi="http://schemas.microsoft.com/office/word/2010/wordprocessingInk" xmlns:wne="http://schemas.microsoft.com/office/word/2006/wordml" xmlns:wps="http://schemas.microsoft.com/office/word/2010/wordprocessingShape" mc:Ignorable="w14 w15 w16se w16cid w16 w16cex w16sdtdh w16sdtfl w16du wp14">
+<w:numbering xmlns:wpc="http://schemas.microsoft.com/office/word/2010/wordprocessingCanvas" xmlns:cx="http://schemas.microsoft.com/office/drawing/2014/chartex" xmlns:mc="http://schemas.openxmlformats.org/markup-compatibility/2006" xmlns:o="urn:schemas-microsoft-com:office:office" xmlns:r="http://schemas.openxmlformats.org/officeDocument/2006/relationships" xmlns:m="http://schemas.openxmlformats.org/officeDocument/2006/math" xmlns:v="urn:schemas-microsoft-com:vml" xmlns:wp14="http://schemas.microsoft.com/office/word/2010/wordprocessingDrawing" xmlns:wp="http://schemas.openxmlformats.org/drawingml/2006/wordprocessingDrawing" xmlns:w10="urn:schemas-microsoft-com:office:word" xmlns:w="http://schemas.openxmlformats.org/wordprocessingml/2006/main" xmlns:w14="http://schemas.microsoft.com/office/word/2010/wordml" xmlns:w15="http://schemas.microsoft.com/office/word/2012/wordml" xmlns:w16se="http://schemas.microsoft.com/office/word/2015/wordml/symex" xmlns:wpg="http://schemas.microsoft.com/office/word/2010/wordprocessingGroup" xmlns:wpi="http://schemas.microsoft.com/office/word/2010/wordprocessingInk" xmlns:wne="http://schemas.microsoft.com/office/word/2006/wordml" xmlns:wps="http://schemas.microsoft.com/office/word/2010/wordprocessingShape" mc:Ignorable="w14 w15 w16se wp14">
   <w:abstractNum w:abstractNumId="0" w15:restartNumberingAfterBreak="0">
     <w:nsid w:val="3D482DF1"/>
     <w:multiLevelType w:val="hybridMultilevel"/>
@@ -6797,20 +7025,20 @@
       </w:rPr>
     </w:lvl>
   </w:abstractNum>
-  <w:num w:numId="1" w16cid:durableId="2107728932">
+  <w:num w:numId="1">
     <w:abstractNumId w:val="0"/>
   </w:num>
-  <w:num w:numId="2" w16cid:durableId="1434397379">
+  <w:num w:numId="2">
     <w:abstractNumId w:val="1"/>
   </w:num>
-  <w:num w:numId="3" w16cid:durableId="528026593">
+  <w:num w:numId="3">
     <w:abstractNumId w:val="2"/>
   </w:num>
 </w:numbering>
 </file>
 
 <file path=word/styles.xml><?xml version="1.0" encoding="utf-8"?>
-<w:styles xmlns:mc="http://schemas.openxmlformats.org/markup-compatibility/2006" xmlns:r="http://schemas.openxmlformats.org/officeDocument/2006/relationships" xmlns:w="http://schemas.openxmlformats.org/wordprocessingml/2006/main" xmlns:w14="http://schemas.microsoft.com/office/word/2010/wordml" xmlns:w15="http://schemas.microsoft.com/office/word/2012/wordml" xmlns:w16cex="http://schemas.microsoft.com/office/word/2018/wordml/cex" xmlns:w16cid="http://schemas.microsoft.com/office/word/2016/wordml/cid" xmlns:w16="http://schemas.microsoft.com/office/word/2018/wordml" xmlns:w16du="http://schemas.microsoft.com/office/word/2023/wordml/word16du" xmlns:w16sdtdh="http://schemas.microsoft.com/office/word/2020/wordml/sdtdatahash" xmlns:w16sdtfl="http://schemas.microsoft.com/office/word/2024/wordml/sdtformatlock" xmlns:w16se="http://schemas.microsoft.com/office/word/2015/wordml/symex" mc:Ignorable="w14 w15 w16se w16cid w16 w16cex w16sdtdh w16sdtfl w16du">
+<w:styles xmlns:mc="http://schemas.openxmlformats.org/markup-compatibility/2006" xmlns:r="http://schemas.openxmlformats.org/officeDocument/2006/relationships" xmlns:w="http://schemas.openxmlformats.org/wordprocessingml/2006/main" xmlns:w14="http://schemas.microsoft.com/office/word/2010/wordml" xmlns:w15="http://schemas.microsoft.com/office/word/2012/wordml" xmlns:w16se="http://schemas.microsoft.com/office/word/2015/wordml/symex" mc:Ignorable="w14 w15 w16se">
   <w:docDefaults>
     <w:rPrDefault>
       <w:rPr>
@@ -6826,7 +7054,7 @@
       </w:pPr>
     </w:pPrDefault>
   </w:docDefaults>
-  <w:latentStyles w:defLockedState="0" w:defUIPriority="99" w:defSemiHidden="0" w:defUnhideWhenUsed="0" w:defQFormat="0" w:count="376">
+  <w:latentStyles w:defLockedState="0" w:defUIPriority="99" w:defSemiHidden="0" w:defUnhideWhenUsed="0" w:defQFormat="0" w:count="371">
     <w:lsdException w:name="Normal" w:uiPriority="0" w:qFormat="1"/>
     <w:lsdException w:name="heading 1" w:uiPriority="9" w:qFormat="1"/>
     <w:lsdException w:name="heading 2" w:semiHidden="1" w:uiPriority="9" w:unhideWhenUsed="1" w:qFormat="1"/>
@@ -7198,11 +7426,6 @@
     <w:lsdException w:name="List Table 5 Dark Accent 6" w:uiPriority="50"/>
     <w:lsdException w:name="List Table 6 Colorful Accent 6" w:uiPriority="51"/>
     <w:lsdException w:name="List Table 7 Colorful Accent 6" w:uiPriority="52"/>
-    <w:lsdException w:name="Mention" w:semiHidden="1" w:unhideWhenUsed="1"/>
-    <w:lsdException w:name="Smart Hyperlink" w:semiHidden="1" w:unhideWhenUsed="1"/>
-    <w:lsdException w:name="Hashtag" w:semiHidden="1" w:unhideWhenUsed="1"/>
-    <w:lsdException w:name="Unresolved Mention" w:semiHidden="1" w:unhideWhenUsed="1"/>
-    <w:lsdException w:name="Smart Link" w:semiHidden="1" w:unhideWhenUsed="1"/>
   </w:latentStyles>
   <w:style w:type="paragraph" w:default="1" w:styleId="Normal">
     <w:name w:val="Normal"/>

--- a/Note_developpement.docx
+++ b/Note_developpement.docx
@@ -1,6 +1,6 @@
 
 <file path=word/document.xml><?xml version="1.0" encoding="utf-8"?>
-<w:document xmlns:wpc="http://schemas.microsoft.com/office/word/2010/wordprocessingCanvas" xmlns:cx="http://schemas.microsoft.com/office/drawing/2014/chartex" xmlns:mc="http://schemas.openxmlformats.org/markup-compatibility/2006" xmlns:o="urn:schemas-microsoft-com:office:office" xmlns:r="http://schemas.openxmlformats.org/officeDocument/2006/relationships" xmlns:m="http://schemas.openxmlformats.org/officeDocument/2006/math" xmlns:v="urn:schemas-microsoft-com:vml" xmlns:wp14="http://schemas.microsoft.com/office/word/2010/wordprocessingDrawing" xmlns:wp="http://schemas.openxmlformats.org/drawingml/2006/wordprocessingDrawing" xmlns:w10="urn:schemas-microsoft-com:office:word" xmlns:w="http://schemas.openxmlformats.org/wordprocessingml/2006/main" xmlns:w14="http://schemas.microsoft.com/office/word/2010/wordml" xmlns:w15="http://schemas.microsoft.com/office/word/2012/wordml" xmlns:w16se="http://schemas.microsoft.com/office/word/2015/wordml/symex" xmlns:wpg="http://schemas.microsoft.com/office/word/2010/wordprocessingGroup" xmlns:wpi="http://schemas.microsoft.com/office/word/2010/wordprocessingInk" xmlns:wne="http://schemas.microsoft.com/office/word/2006/wordml" xmlns:wps="http://schemas.microsoft.com/office/word/2010/wordprocessingShape" mc:Ignorable="w14 w15 w16se wp14">
+<w:document xmlns:wpc="http://schemas.microsoft.com/office/word/2010/wordprocessingCanvas" xmlns:cx="http://schemas.microsoft.com/office/drawing/2014/chartex" xmlns:cx1="http://schemas.microsoft.com/office/drawing/2015/9/8/chartex" xmlns:cx2="http://schemas.microsoft.com/office/drawing/2015/10/21/chartex" xmlns:cx3="http://schemas.microsoft.com/office/drawing/2016/5/9/chartex" xmlns:cx4="http://schemas.microsoft.com/office/drawing/2016/5/10/chartex" xmlns:cx5="http://schemas.microsoft.com/office/drawing/2016/5/11/chartex" xmlns:cx6="http://schemas.microsoft.com/office/drawing/2016/5/12/chartex" xmlns:cx7="http://schemas.microsoft.com/office/drawing/2016/5/13/chartex" xmlns:cx8="http://schemas.microsoft.com/office/drawing/2016/5/14/chartex" xmlns:mc="http://schemas.openxmlformats.org/markup-compatibility/2006" xmlns:aink="http://schemas.microsoft.com/office/drawing/2016/ink" xmlns:am3d="http://schemas.microsoft.com/office/drawing/2017/model3d" xmlns:o="urn:schemas-microsoft-com:office:office" xmlns:oel="http://schemas.microsoft.com/office/2019/extlst" xmlns:r="http://schemas.openxmlformats.org/officeDocument/2006/relationships" xmlns:m="http://schemas.openxmlformats.org/officeDocument/2006/math" xmlns:v="urn:schemas-microsoft-com:vml" xmlns:wp14="http://schemas.microsoft.com/office/word/2010/wordprocessingDrawing" xmlns:wp="http://schemas.openxmlformats.org/drawingml/2006/wordprocessingDrawing" xmlns:w10="urn:schemas-microsoft-com:office:word" xmlns:w="http://schemas.openxmlformats.org/wordprocessingml/2006/main" xmlns:w14="http://schemas.microsoft.com/office/word/2010/wordml" xmlns:w15="http://schemas.microsoft.com/office/word/2012/wordml" xmlns:w16cex="http://schemas.microsoft.com/office/word/2018/wordml/cex" xmlns:w16cid="http://schemas.microsoft.com/office/word/2016/wordml/cid" xmlns:w16="http://schemas.microsoft.com/office/word/2018/wordml" xmlns:w16du="http://schemas.microsoft.com/office/word/2023/wordml/word16du" xmlns:w16sdtdh="http://schemas.microsoft.com/office/word/2020/wordml/sdtdatahash" xmlns:w16sdtfl="http://schemas.microsoft.com/office/word/2024/wordml/sdtformatlock" xmlns:w16se="http://schemas.microsoft.com/office/word/2015/wordml/symex" xmlns:wpg="http://schemas.microsoft.com/office/word/2010/wordprocessingGroup" xmlns:wpi="http://schemas.microsoft.com/office/word/2010/wordprocessingInk" xmlns:wne="http://schemas.microsoft.com/office/word/2006/wordml" xmlns:wps="http://schemas.microsoft.com/office/word/2010/wordprocessingShape" mc:Ignorable="w14 w15 w16se w16cid w16 w16cex w16sdtdh w16sdtfl w16du wp14">
   <w:body>
     <w:p>
       <w:pPr>
@@ -588,153 +588,117 @@
         <w:rPr>
           <w:lang w:val="fr-CH"/>
         </w:rPr>
+        <w:t xml:space="preserve"> 2? </w:t>
+      </w:r>
+      <w:r>
+        <w:rPr>
+          <w:lang w:val="fr-CH"/>
+        </w:rPr>
         <w:t xml:space="preserve"> </w:t>
       </w:r>
-      <w:proofErr w:type="gramStart"/>
-      <w:r>
-        <w:rPr>
-          <w:lang w:val="fr-CH"/>
-        </w:rPr>
-        <w:t>2?</w:t>
-      </w:r>
-      <w:proofErr w:type="gramEnd"/>
+    </w:p>
+    <w:p>
+      <w:pPr>
+        <w:rPr>
+          <w:lang w:val="fr-CH"/>
+        </w:rPr>
+      </w:pPr>
+      <w:r>
+        <w:rPr>
+          <w:lang w:val="fr-CH"/>
+        </w:rPr>
+        <w:t xml:space="preserve">Suggestion de </w:t>
+      </w:r>
+      <w:proofErr w:type="spellStart"/>
+      <w:r>
+        <w:rPr>
+          <w:lang w:val="fr-CH"/>
+        </w:rPr>
+        <w:t>chatGPT</w:t>
+      </w:r>
+      <w:proofErr w:type="spellEnd"/>
+      <w:r>
+        <w:rPr>
+          <w:lang w:val="fr-CH"/>
+        </w:rPr>
+        <w:t xml:space="preserve"> : </w:t>
+      </w:r>
+      <w:r>
+        <w:rPr>
+          <w:lang w:val="fr-CH"/>
+        </w:rPr>
+        <w:t>Utiliser une file d’attente (Queue) pour stocker les positions</w:t>
+      </w:r>
+      <w:r>
+        <w:rPr>
+          <w:lang w:val="fr-CH"/>
+        </w:rPr>
+        <w:t>.</w:t>
+      </w:r>
+    </w:p>
+    <w:p>
+      <w:pPr>
+        <w:rPr>
+          <w:lang w:val="fr-CH"/>
+        </w:rPr>
+      </w:pPr>
+      <w:r>
+        <w:rPr>
+          <w:lang w:val="fr-CH"/>
+        </w:rPr>
+        <w:t>L'idée est de stocker les positions reçues dans une file d’attente (Queue&lt;Vector3&gt;) et d’appliquer avec un décalage défini.</w:t>
+      </w:r>
+    </w:p>
+    <w:p>
+      <w:pPr>
+        <w:rPr>
+          <w:lang w:val="fr-CH"/>
+        </w:rPr>
+      </w:pPr>
+      <w:r>
+        <w:rPr>
+          <w:lang w:val="fr-CH"/>
+        </w:rPr>
+        <w:t xml:space="preserve">Script proposé enregistré dans le </w:t>
+      </w:r>
+      <w:r>
+        <w:rPr>
+          <w:lang w:val="fr-CH"/>
+        </w:rPr>
+        <w:t>\dev</w:t>
+      </w:r>
+      <w:r>
+        <w:rPr>
+          <w:lang w:val="fr-CH"/>
+        </w:rPr>
+        <w:t>\</w:t>
+      </w:r>
+      <w:proofErr w:type="spellStart"/>
+      <w:r>
+        <w:rPr>
+          <w:lang w:val="fr-CH"/>
+        </w:rPr>
+        <w:t>chatGPT_putDelay.cs</w:t>
+      </w:r>
+      <w:proofErr w:type="spellEnd"/>
       <w:r>
         <w:rPr>
           <w:lang w:val="fr-CH"/>
         </w:rPr>
         <w:t xml:space="preserve"> </w:t>
       </w:r>
-      <w:r>
-        <w:rPr>
-          <w:lang w:val="fr-CH"/>
-        </w:rPr>
-        <w:t xml:space="preserve"> </w:t>
-      </w:r>
-    </w:p>
-    <w:p>
-      <w:pPr>
-        <w:rPr>
-          <w:lang w:val="fr-CH"/>
-        </w:rPr>
-      </w:pPr>
-      <w:r>
-        <w:rPr>
-          <w:lang w:val="fr-CH"/>
-        </w:rPr>
-        <w:t xml:space="preserve">Suggestion de </w:t>
-      </w:r>
-      <w:proofErr w:type="spellStart"/>
-      <w:r>
-        <w:rPr>
-          <w:lang w:val="fr-CH"/>
-        </w:rPr>
-        <w:t>chatGPT</w:t>
-      </w:r>
-      <w:proofErr w:type="spellEnd"/>
-      <w:r>
-        <w:rPr>
-          <w:lang w:val="fr-CH"/>
-        </w:rPr>
-        <w:t xml:space="preserve"> : </w:t>
-      </w:r>
-      <w:r>
-        <w:rPr>
-          <w:lang w:val="fr-CH"/>
-        </w:rPr>
-        <w:t>Utiliser une file d’attente (Queue) pour stocker les positions</w:t>
-      </w:r>
-      <w:r>
-        <w:rPr>
-          <w:lang w:val="fr-CH"/>
-        </w:rPr>
-        <w:t>.</w:t>
-      </w:r>
-    </w:p>
-    <w:p>
-      <w:pPr>
-        <w:rPr>
-          <w:lang w:val="fr-CH"/>
-        </w:rPr>
-      </w:pPr>
-      <w:r>
-        <w:rPr>
-          <w:lang w:val="fr-CH"/>
-        </w:rPr>
-        <w:t>L'idée est de stocker les positions reçues dans une file d’attente (Queue&lt;Vector3&gt;) et d’appliquer avec un décalage défini.</w:t>
-      </w:r>
-    </w:p>
-    <w:p>
-      <w:pPr>
-        <w:rPr>
-          <w:lang w:val="fr-CH"/>
-        </w:rPr>
-      </w:pPr>
-      <w:r>
-        <w:rPr>
-          <w:lang w:val="fr-CH"/>
-        </w:rPr>
-        <w:t xml:space="preserve">Script proposé enregistré dans le </w:t>
-      </w:r>
-      <w:r>
-        <w:rPr>
-          <w:lang w:val="fr-CH"/>
-        </w:rPr>
-        <w:t>\</w:t>
-      </w:r>
-      <w:proofErr w:type="spellStart"/>
-      <w:r>
-        <w:rPr>
-          <w:lang w:val="fr-CH"/>
-        </w:rPr>
-        <w:t>dev</w:t>
-      </w:r>
-      <w:proofErr w:type="spellEnd"/>
-      <w:r>
-        <w:rPr>
-          <w:lang w:val="fr-CH"/>
-        </w:rPr>
-        <w:t>\</w:t>
-      </w:r>
-      <w:proofErr w:type="spellStart"/>
-      <w:r>
-        <w:rPr>
-          <w:lang w:val="fr-CH"/>
-        </w:rPr>
-        <w:t>chatGPT_putDelay.cs</w:t>
-      </w:r>
-      <w:proofErr w:type="spellEnd"/>
-      <w:r>
-        <w:rPr>
-          <w:lang w:val="fr-CH"/>
-        </w:rPr>
-        <w:t xml:space="preserve"> </w:t>
-      </w:r>
-    </w:p>
-    <w:p>
-      <w:pPr>
-        <w:rPr>
-          <w:lang w:val="fr-CH"/>
-        </w:rPr>
-      </w:pPr>
-      <w:r>
-        <w:rPr>
-          <w:lang w:val="fr-CH"/>
-        </w:rPr>
-        <w:t>L’avatar applique les positions avec un retard défini (</w:t>
-      </w:r>
-      <w:proofErr w:type="gramStart"/>
-      <w:r>
-        <w:rPr>
-          <w:lang w:val="fr-CH"/>
-        </w:rPr>
-        <w:t>ex:</w:t>
-      </w:r>
-      <w:proofErr w:type="gramEnd"/>
-      <w:r>
-        <w:rPr>
-          <w:lang w:val="fr-CH"/>
-        </w:rPr>
-        <w:t xml:space="preserve"> 500 ms).</w:t>
+    </w:p>
+    <w:p>
+      <w:pPr>
+        <w:rPr>
+          <w:lang w:val="fr-CH"/>
+        </w:rPr>
+      </w:pPr>
+      <w:r>
+        <w:rPr>
+          <w:lang w:val="fr-CH"/>
+        </w:rPr>
+        <w:t>L’avatar applique les positions avec un retard défini (ex: 500 ms).</w:t>
       </w:r>
     </w:p>
     <w:p>
@@ -795,21 +759,7 @@
         <w:rPr>
           <w:lang w:val="fr-CH"/>
         </w:rPr>
-        <w:t xml:space="preserve">Comment obtenir </w:t>
-      </w:r>
-      <w:proofErr w:type="gramStart"/>
-      <w:r>
-        <w:rPr>
-          <w:lang w:val="fr-CH"/>
-        </w:rPr>
-        <w:t>les position</w:t>
-      </w:r>
-      <w:proofErr w:type="gramEnd"/>
-      <w:r>
-        <w:rPr>
-          <w:lang w:val="fr-CH"/>
-        </w:rPr>
-        <w:t xml:space="preserve"> de l’</w:t>
+        <w:t>Comment obtenir les position de l’</w:t>
       </w:r>
       <w:proofErr w:type="spellStart"/>
       <w:r>
@@ -908,21 +858,7 @@
         <w:rPr>
           <w:lang w:val="fr-CH"/>
         </w:rPr>
-        <w:t xml:space="preserve">, </w:t>
-      </w:r>
-      <w:proofErr w:type="gramStart"/>
-      <w:r>
-        <w:rPr>
-          <w:lang w:val="fr-CH"/>
-        </w:rPr>
-        <w:t>je peux pas</w:t>
-      </w:r>
-      <w:proofErr w:type="gramEnd"/>
-      <w:r>
-        <w:rPr>
-          <w:lang w:val="fr-CH"/>
-        </w:rPr>
-        <w:t xml:space="preserve"> l’afficher dans la console avec un </w:t>
+        <w:t xml:space="preserve">, je peux pas l’afficher dans la console avec un </w:t>
       </w:r>
       <w:proofErr w:type="spellStart"/>
       <w:r>
@@ -998,21 +934,7 @@
         <w:rPr>
           <w:lang w:val="fr-CH"/>
         </w:rPr>
-        <w:t xml:space="preserve">C’est tout simple, il faut </w:t>
-      </w:r>
-      <w:proofErr w:type="gramStart"/>
-      <w:r>
-        <w:rPr>
-          <w:lang w:val="fr-CH"/>
-        </w:rPr>
-        <w:t>récupéré</w:t>
-      </w:r>
-      <w:proofErr w:type="gramEnd"/>
-      <w:r>
-        <w:rPr>
-          <w:lang w:val="fr-CH"/>
-        </w:rPr>
-        <w:t xml:space="preserve"> la position </w:t>
+        <w:t xml:space="preserve">C’est tout simple, il faut récupéré la position </w:t>
       </w:r>
       <w:proofErr w:type="spellStart"/>
       <w:r>
@@ -1060,6 +982,18 @@
         <w:rPr>
           <w:lang w:val="fr-CH"/>
         </w:rPr>
+        <w:t>B-root</w:t>
+      </w:r>
+      <w:r>
+        <w:rPr>
+          <w:lang w:val="fr-CH"/>
+        </w:rPr>
+        <w:t>-&gt;</w:t>
+      </w:r>
+      <w:r>
+        <w:rPr>
+          <w:lang w:val="fr-CH"/>
+        </w:rPr>
         <w:t>B-</w:t>
       </w:r>
       <w:proofErr w:type="spellStart"/>
@@ -1067,26 +1001,6 @@
         <w:rPr>
           <w:lang w:val="fr-CH"/>
         </w:rPr>
-        <w:t>root</w:t>
-      </w:r>
-      <w:proofErr w:type="spellEnd"/>
-      <w:r>
-        <w:rPr>
-          <w:lang w:val="fr-CH"/>
-        </w:rPr>
-        <w:t>-&gt;</w:t>
-      </w:r>
-      <w:r>
-        <w:rPr>
-          <w:lang w:val="fr-CH"/>
-        </w:rPr>
-        <w:t>B-</w:t>
-      </w:r>
-      <w:proofErr w:type="spellStart"/>
-      <w:r>
-        <w:rPr>
-          <w:lang w:val="fr-CH"/>
-        </w:rPr>
         <w:t>hips</w:t>
       </w:r>
       <w:proofErr w:type="spellEnd"/>
@@ -1097,7 +1011,6 @@
         <w:t xml:space="preserve"> ». La position du </w:t>
       </w:r>
       <w:proofErr w:type="spellStart"/>
-      <w:proofErr w:type="gramStart"/>
       <w:r>
         <w:rPr>
           <w:lang w:val="fr-CH"/>
@@ -1109,14 +1022,7 @@
         <w:rPr>
           <w:lang w:val="fr-CH"/>
         </w:rPr>
-        <w:t>(</w:t>
-      </w:r>
-      <w:proofErr w:type="gramEnd"/>
-      <w:r>
-        <w:rPr>
-          <w:lang w:val="fr-CH"/>
-        </w:rPr>
-        <w:t>basin est modifier en continue par l’</w:t>
+        <w:t>(basin est modifier en continue par l’</w:t>
       </w:r>
       <w:proofErr w:type="spellStart"/>
       <w:r>
@@ -1130,21 +1036,7 @@
         <w:rPr>
           <w:lang w:val="fr-CH"/>
         </w:rPr>
-        <w:t xml:space="preserve">. Il ne faut donc pas </w:t>
-      </w:r>
-      <w:proofErr w:type="gramStart"/>
-      <w:r>
-        <w:rPr>
-          <w:lang w:val="fr-CH"/>
-        </w:rPr>
-        <w:t>récupéré</w:t>
-      </w:r>
-      <w:proofErr w:type="gramEnd"/>
-      <w:r>
-        <w:rPr>
-          <w:lang w:val="fr-CH"/>
-        </w:rPr>
-        <w:t xml:space="preserve"> l’information directement du flux de l’</w:t>
+        <w:t>. Il ne faut donc pas récupéré l’information directement du flux de l’</w:t>
       </w:r>
       <w:proofErr w:type="spellStart"/>
       <w:r>
@@ -1218,21 +1110,7 @@
         <w:rPr>
           <w:lang w:val="fr-CH"/>
         </w:rPr>
-        <w:t xml:space="preserve">Sinon Jean-Luc pense </w:t>
-      </w:r>
-      <w:proofErr w:type="gramStart"/>
-      <w:r>
-        <w:rPr>
-          <w:lang w:val="fr-CH"/>
-        </w:rPr>
-        <w:t>que appliquer</w:t>
-      </w:r>
-      <w:proofErr w:type="gramEnd"/>
-      <w:r>
-        <w:rPr>
-          <w:lang w:val="fr-CH"/>
-        </w:rPr>
-        <w:t xml:space="preserve"> une rotation comme je le propose est une bonne idée. Plutôt que manipuler la </w:t>
+        <w:t xml:space="preserve">Sinon Jean-Luc pense que appliquer une rotation comme je le propose est une bonne idée. Plutôt que manipuler la </w:t>
       </w:r>
       <w:proofErr w:type="spellStart"/>
       <w:r>
@@ -1260,21 +1138,7 @@
         <w:rPr>
           <w:lang w:val="fr-CH"/>
         </w:rPr>
-        <w:t xml:space="preserve"> invisible. Mais </w:t>
-      </w:r>
-      <w:proofErr w:type="gramStart"/>
-      <w:r>
-        <w:rPr>
-          <w:lang w:val="fr-CH"/>
-        </w:rPr>
-        <w:t>je vais pas</w:t>
-      </w:r>
-      <w:proofErr w:type="gramEnd"/>
-      <w:r>
-        <w:rPr>
-          <w:lang w:val="fr-CH"/>
-        </w:rPr>
-        <w:t xml:space="preserve"> retenir cette idée car c’est compliquer pour pas grand-chose. </w:t>
+        <w:t xml:space="preserve"> invisible. Mais je vais pas retenir cette idée car c’est compliquer pour pas grand-chose. </w:t>
       </w:r>
     </w:p>
     <w:p>
@@ -1357,21 +1221,7 @@
         <w:rPr>
           <w:lang w:val="fr-CH"/>
         </w:rPr>
-        <w:t xml:space="preserve">, ……). Il utilise un fix update à 50 ou 100 Hz au lieu de l’update classique. Il a </w:t>
-      </w:r>
-      <w:proofErr w:type="gramStart"/>
-      <w:r>
-        <w:rPr>
-          <w:lang w:val="fr-CH"/>
-        </w:rPr>
-        <w:t>enregistrer</w:t>
-      </w:r>
-      <w:proofErr w:type="gramEnd"/>
-      <w:r>
-        <w:rPr>
-          <w:lang w:val="fr-CH"/>
-        </w:rPr>
-        <w:t xml:space="preserve"> ces position dans un fichier JASON. </w:t>
+        <w:t xml:space="preserve">, ……). Il utilise un fix update à 50 ou 100 Hz au lieu de l’update classique. Il a enregistrer ces position dans un fichier JASON. </w:t>
       </w:r>
       <w:r>
         <w:rPr>
@@ -1448,21 +1298,7 @@
         <w:rPr>
           <w:lang w:val="fr-CH"/>
         </w:rPr>
-        <w:t xml:space="preserve">. Comme ça, on </w:t>
-      </w:r>
-      <w:proofErr w:type="gramStart"/>
-      <w:r>
-        <w:rPr>
-          <w:lang w:val="fr-CH"/>
-        </w:rPr>
-        <w:t>peux</w:t>
-      </w:r>
-      <w:proofErr w:type="gramEnd"/>
-      <w:r>
-        <w:rPr>
-          <w:lang w:val="fr-CH"/>
-        </w:rPr>
-        <w:t xml:space="preserve"> géré la vitesse de replay.   </w:t>
+        <w:t xml:space="preserve">. Comme ça, on peux géré la vitesse de replay.   </w:t>
       </w:r>
     </w:p>
     <w:p>
@@ -1819,21 +1655,7 @@
         <w:rPr>
           <w:lang w:val="fr-CH"/>
         </w:rPr>
-        <w:t xml:space="preserve"> de +/- 5</w:t>
-      </w:r>
-      <w:proofErr w:type="gramStart"/>
-      <w:r>
-        <w:rPr>
-          <w:lang w:val="fr-CH"/>
-        </w:rPr>
-        <w:t>° ,</w:t>
-      </w:r>
-      <w:proofErr w:type="gramEnd"/>
-      <w:r>
-        <w:rPr>
-          <w:lang w:val="fr-CH"/>
-        </w:rPr>
-        <w:t xml:space="preserve"> +/-20° et sans </w:t>
+        <w:t xml:space="preserve"> de +/- 5° , +/-20° et sans </w:t>
       </w:r>
       <w:proofErr w:type="spellStart"/>
       <w:r>
@@ -1859,21 +1681,7 @@
         <w:rPr>
           <w:lang w:val="fr-CH"/>
         </w:rPr>
-        <w:t>Position du cylindre : 1.8m de la position de départ avec un position de 10° sur la gauche ou la droite du participant. (</w:t>
-      </w:r>
-      <w:proofErr w:type="gramStart"/>
-      <w:r>
-        <w:rPr>
-          <w:lang w:val="fr-CH"/>
-        </w:rPr>
-        <w:t>ce</w:t>
-      </w:r>
-      <w:proofErr w:type="gramEnd"/>
-      <w:r>
-        <w:rPr>
-          <w:lang w:val="fr-CH"/>
-        </w:rPr>
-        <w:t xml:space="preserve"> qui veut dire que la position max est à 1.2m de l’écran)</w:t>
+        <w:t>Position du cylindre : 1.8m de la position de départ avec un position de 10° sur la gauche ou la droite du participant. (ce qui veut dire que la position max est à 1.2m de l’écran)</w:t>
       </w:r>
     </w:p>
     <w:p>
@@ -1959,21 +1767,7 @@
         <w:rPr>
           <w:lang w:val="fr-CH"/>
         </w:rPr>
-        <w:t xml:space="preserve">Dans leur design, le participant doit </w:t>
-      </w:r>
-      <w:proofErr w:type="gramStart"/>
-      <w:r>
-        <w:rPr>
-          <w:lang w:val="fr-CH"/>
-        </w:rPr>
-        <w:t>pressé</w:t>
-      </w:r>
-      <w:proofErr w:type="gramEnd"/>
-      <w:r>
-        <w:rPr>
-          <w:lang w:val="fr-CH"/>
-        </w:rPr>
-        <w:t xml:space="preserve"> sur un bouton pour marquer le début. Je vais faire autrement en utilisant un </w:t>
+        <w:t xml:space="preserve">Dans leur design, le participant doit pressé sur un bouton pour marquer le début. Je vais faire autrement en utilisant un </w:t>
       </w:r>
       <w:proofErr w:type="spellStart"/>
       <w:r>
@@ -2001,51 +1795,24 @@
         <w:rPr>
           <w:lang w:val="fr-CH"/>
         </w:rPr>
-        <w:t xml:space="preserve">. </w:t>
-      </w:r>
-      <w:proofErr w:type="gramStart"/>
-      <w:r>
-        <w:rPr>
-          <w:lang w:val="fr-CH"/>
-        </w:rPr>
-        <w:t>pour</w:t>
-      </w:r>
-      <w:proofErr w:type="gramEnd"/>
-      <w:r>
-        <w:rPr>
-          <w:lang w:val="fr-CH"/>
-        </w:rPr>
-        <w:t xml:space="preserve"> marquer le start du trial. </w:t>
-      </w:r>
-    </w:p>
-    <w:p>
-      <w:pPr>
-        <w:rPr>
-          <w:lang w:val="fr-CH"/>
-        </w:rPr>
-      </w:pPr>
-    </w:p>
-    <w:p>
-      <w:proofErr w:type="gramStart"/>
-      <w:r>
-        <w:t>Questionnaire :</w:t>
-      </w:r>
-      <w:proofErr w:type="gramEnd"/>
-      <w:r>
-        <w:t xml:space="preserve"> </w:t>
-      </w:r>
-    </w:p>
-    <w:p>
-      <w:r>
-        <w:t>Q</w:t>
-      </w:r>
-      <w:proofErr w:type="gramStart"/>
-      <w:r>
-        <w:t>1 :</w:t>
-      </w:r>
-      <w:proofErr w:type="gramEnd"/>
-      <w:r>
-        <w:t xml:space="preserve"> </w:t>
+        <w:t xml:space="preserve">. pour marquer le start du trial. </w:t>
+      </w:r>
+    </w:p>
+    <w:p>
+      <w:pPr>
+        <w:rPr>
+          <w:lang w:val="fr-CH"/>
+        </w:rPr>
+      </w:pPr>
+    </w:p>
+    <w:p>
+      <w:r>
+        <w:t xml:space="preserve">Questionnaire : </w:t>
+      </w:r>
+    </w:p>
+    <w:p>
+      <w:r>
+        <w:t xml:space="preserve">Q1 : </w:t>
       </w:r>
       <w:r>
         <w:rPr>
@@ -2243,23 +2010,21 @@
           <w:color w:val="00B050"/>
           <w:lang w:val="fr-CH"/>
         </w:rPr>
-        <w:t xml:space="preserve"> un avatar duplication hors champs pour sauvegarder </w:t>
-      </w:r>
-      <w:proofErr w:type="gramStart"/>
+        <w:t xml:space="preserve"> un avatar duplication hors champs pour sauvegarder les position non manipuler des tracker. Pour l’analyse, la trajectoire du participant est </w:t>
+      </w:r>
       <w:r>
         <w:rPr>
           <w:color w:val="00B050"/>
           <w:lang w:val="fr-CH"/>
         </w:rPr>
-        <w:t>les position</w:t>
-      </w:r>
-      <w:proofErr w:type="gramEnd"/>
+        <w:t>interpolée</w:t>
+      </w:r>
       <w:r>
         <w:rPr>
           <w:color w:val="00B050"/>
           <w:lang w:val="fr-CH"/>
         </w:rPr>
-        <w:t xml:space="preserve"> </w:t>
+        <w:t xml:space="preserve"> dans le </w:t>
       </w:r>
       <w:r>
         <w:rPr>
@@ -2267,21 +2032,7 @@
           <w:lang w:val="fr-CH"/>
         </w:rPr>
         <w:lastRenderedPageBreak/>
-        <w:t xml:space="preserve">non manipuler des tracker. Pour l’analyse, la trajectoire du participant est </w:t>
-      </w:r>
-      <w:r>
-        <w:rPr>
-          <w:color w:val="00B050"/>
-          <w:lang w:val="fr-CH"/>
-        </w:rPr>
-        <w:t>interpolée</w:t>
-      </w:r>
-      <w:r>
-        <w:rPr>
-          <w:color w:val="00B050"/>
-          <w:lang w:val="fr-CH"/>
-        </w:rPr>
-        <w:t xml:space="preserve"> dans le temps et l’espace à 300 points (pour les rendre comparables). Tout cette analyse à été fait pour le papier </w:t>
+        <w:t xml:space="preserve">temps et l’espace à 300 points (pour les rendre comparables). Tout cette analyse à été fait pour le papier </w:t>
       </w:r>
       <w:r>
         <w:rPr>
@@ -2425,19 +2176,11 @@
         <w:t xml:space="preserve"> dans </w:t>
       </w:r>
       <w:proofErr w:type="spellStart"/>
-      <w:proofErr w:type="gramStart"/>
-      <w:r>
-        <w:rPr>
-          <w:lang w:val="fr-CH"/>
-        </w:rPr>
-        <w:t>x,y</w:t>
-      </w:r>
-      <w:proofErr w:type="gramEnd"/>
-      <w:r>
-        <w:rPr>
-          <w:lang w:val="fr-CH"/>
-        </w:rPr>
-        <w:t>,z</w:t>
+      <w:r>
+        <w:rPr>
+          <w:lang w:val="fr-CH"/>
+        </w:rPr>
+        <w:t>x,y,z</w:t>
       </w:r>
       <w:proofErr w:type="spellEnd"/>
       <w:r>
@@ -2940,21 +2683,7 @@
         <w:rPr>
           <w:lang w:val="fr-CH"/>
         </w:rPr>
-        <w:t xml:space="preserve">(Taille participant en </w:t>
-      </w:r>
-      <w:proofErr w:type="gramStart"/>
-      <w:r>
-        <w:rPr>
-          <w:lang w:val="fr-CH"/>
-        </w:rPr>
-        <w:t>cm)/</w:t>
-      </w:r>
-      <w:proofErr w:type="gramEnd"/>
-      <w:r>
-        <w:rPr>
-          <w:lang w:val="fr-CH"/>
-        </w:rPr>
-        <w:t>120</w:t>
+        <w:t>(Taille participant en cm)/120</w:t>
       </w:r>
     </w:p>
     <w:p>
@@ -2976,6 +2705,7 @@
           <w:i/>
           <w:lang w:val="fr-CH"/>
         </w:rPr>
+        <w:lastRenderedPageBreak/>
         <w:t xml:space="preserve">Taille </w:t>
       </w:r>
       <w:r>
@@ -3301,21 +3031,7 @@
         <w:rPr>
           <w:lang w:val="fr-CH"/>
         </w:rPr>
-        <w:t xml:space="preserve"> la distance entre le </w:t>
-      </w:r>
-      <w:proofErr w:type="spellStart"/>
-      <w:r>
-        <w:rPr>
-          <w:lang w:val="fr-CH"/>
-        </w:rPr>
-        <w:t>start</w:t>
-      </w:r>
-      <w:proofErr w:type="spellEnd"/>
-      <w:r>
-        <w:rPr>
-          <w:lang w:val="fr-CH"/>
-        </w:rPr>
-        <w:t xml:space="preserve"> et la </w:t>
+        <w:t xml:space="preserve"> la distance entre le start et la </w:t>
       </w:r>
       <w:proofErr w:type="spellStart"/>
       <w:r>
@@ -3413,21 +3129,7 @@
         <w:rPr>
           <w:lang w:val="fr-CH"/>
         </w:rPr>
-        <w:t xml:space="preserve">Si on devait effectivement le faire sans rotation, il faudrait manipuler les translation x et z en faisant </w:t>
-      </w:r>
-      <w:proofErr w:type="gramStart"/>
-      <w:r>
-        <w:rPr>
-          <w:lang w:val="fr-CH"/>
-        </w:rPr>
-        <w:t>de la trigo</w:t>
-      </w:r>
-      <w:proofErr w:type="gramEnd"/>
-      <w:r>
-        <w:rPr>
-          <w:lang w:val="fr-CH"/>
-        </w:rPr>
-        <w:t xml:space="preserve"> pour chaque rafraichissement. C’est sûrement pour ça qu’il fallait calibrer pour mesurer le temps d’une marche. Mais c’est quand-même super compliqué.  </w:t>
+        <w:t xml:space="preserve">Si on devait effectivement le faire sans rotation, il faudrait manipuler les translation x et z en faisant de la trigo pour chaque rafraichissement. C’est sûrement pour ça qu’il fallait calibrer pour mesurer le temps d’une marche. Mais c’est quand-même super compliqué.  </w:t>
       </w:r>
     </w:p>
     <w:p>
@@ -3694,21 +3396,7 @@
         <w:rPr>
           <w:lang w:val="fr-CH"/>
         </w:rPr>
-        <w:t xml:space="preserve">Création </w:t>
-      </w:r>
-      <w:proofErr w:type="gramStart"/>
-      <w:r>
-        <w:rPr>
-          <w:lang w:val="fr-CH"/>
-        </w:rPr>
-        <w:t>d’un condition</w:t>
-      </w:r>
-      <w:proofErr w:type="gramEnd"/>
-      <w:r>
-        <w:rPr>
-          <w:lang w:val="fr-CH"/>
-        </w:rPr>
-        <w:t xml:space="preserve"> manager (choix des condition</w:t>
+        <w:t>Création d’un condition manager (choix des condition</w:t>
       </w:r>
     </w:p>
     <w:p>
@@ -3890,21 +3578,7 @@
         <w:rPr>
           <w:lang w:val="fr-CH"/>
         </w:rPr>
-        <w:t xml:space="preserve">Est-ce qu’on inclut </w:t>
-      </w:r>
-      <w:proofErr w:type="gramStart"/>
-      <w:r>
-        <w:rPr>
-          <w:lang w:val="fr-CH"/>
-        </w:rPr>
-        <w:t>des feedback</w:t>
-      </w:r>
-      <w:proofErr w:type="gramEnd"/>
-      <w:r>
-        <w:rPr>
-          <w:lang w:val="fr-CH"/>
-        </w:rPr>
-        <w:t xml:space="preserve"> lors des 10 trials d’entrainement (vue vert lorsqu’il arrive au cylindre et croix rouge lorsqu’il le manque). </w:t>
+        <w:t xml:space="preserve">Est-ce qu’on inclut des feedback lors des 10 trials d’entrainement (vue vert lorsqu’il arrive au cylindre et croix rouge lorsqu’il le manque). </w:t>
       </w:r>
       <w:r>
         <w:rPr>
@@ -3918,21 +3592,7 @@
           <w:lang w:val="fr-CH"/>
         </w:rPr>
         <w:br/>
-        <w:t xml:space="preserve">Désavantage : Ce n’est pas décrit comme ça dans l’article. Il y a </w:t>
-      </w:r>
-      <w:proofErr w:type="gramStart"/>
-      <w:r>
-        <w:rPr>
-          <w:lang w:val="fr-CH"/>
-        </w:rPr>
-        <w:t>un possibilité</w:t>
-      </w:r>
-      <w:proofErr w:type="gramEnd"/>
-      <w:r>
-        <w:rPr>
-          <w:lang w:val="fr-CH"/>
-        </w:rPr>
-        <w:t xml:space="preserve"> que ça influence le comportement pendant l’expérience car les participants pourront faire l’expérience des limites de détection du scripts et déployer un effort minimal pour atteindre le seuil de détection. </w:t>
+        <w:t xml:space="preserve">Désavantage : Ce n’est pas décrit comme ça dans l’article. Il y a un possibilité que ça influence le comportement pendant l’expérience car les participants pourront faire l’expérience des limites de détection du scripts et déployer un effort minimal pour atteindre le seuil de détection. </w:t>
       </w:r>
     </w:p>
     <w:p>
@@ -3947,21 +3607,7 @@
         <w:rPr>
           <w:lang w:val="fr-CH"/>
         </w:rPr>
-        <w:t xml:space="preserve">Demande de vérification </w:t>
-      </w:r>
-      <w:proofErr w:type="gramStart"/>
-      <w:r>
-        <w:rPr>
-          <w:lang w:val="fr-CH"/>
-        </w:rPr>
-        <w:t>des traduction</w:t>
-      </w:r>
-      <w:proofErr w:type="gramEnd"/>
-      <w:r>
-        <w:rPr>
-          <w:lang w:val="fr-CH"/>
-        </w:rPr>
-        <w:t xml:space="preserve"> si dessous</w:t>
+        <w:t>Demande de vérification des traduction si dessous</w:t>
       </w:r>
       <w:r>
         <w:rPr>
@@ -3998,22 +3644,10 @@
           <w:b/>
           <w:bCs/>
         </w:rPr>
-        <w:t xml:space="preserve">original </w:t>
-      </w:r>
-      <w:proofErr w:type="gramStart"/>
-      <w:r>
-        <w:rPr>
-          <w:b/>
-          <w:bCs/>
-        </w:rPr>
-        <w:t>EN</w:t>
-      </w:r>
-      <w:r>
-        <w:t> :</w:t>
-      </w:r>
-      <w:proofErr w:type="gramEnd"/>
-      <w:r>
-        <w:t xml:space="preserve"> "Did the movement shown on the screen correspond to the movement you just performed?"</w:t>
+        <w:t>original EN</w:t>
+      </w:r>
+      <w:r>
+        <w:t> : "Did the movement shown on the screen correspond to the movement you just performed?"</w:t>
       </w:r>
     </w:p>
     <w:p>
@@ -4149,16 +3783,7 @@
           <w:bCs/>
           <w:lang w:val="fr-CH"/>
         </w:rPr>
-        <w:t xml:space="preserve">FR to </w:t>
-      </w:r>
-      <w:proofErr w:type="gramStart"/>
-      <w:r>
-        <w:rPr>
-          <w:b/>
-          <w:bCs/>
-          <w:lang w:val="fr-CH"/>
-        </w:rPr>
-        <w:t>check</w:t>
+        <w:t>FR to check</w:t>
       </w:r>
       <w:r>
         <w:rPr>
@@ -4166,7 +3791,6 @@
         </w:rPr>
         <w:t>:</w:t>
       </w:r>
-      <w:proofErr w:type="gramEnd"/>
       <w:r>
         <w:rPr>
           <w:rFonts w:ascii="Consolas" w:hAnsi="Consolas" w:cs="Consolas"/>
@@ -4249,35 +3873,7 @@
         <w:rPr>
           <w:lang w:val="fr-CH"/>
         </w:rPr>
-        <w:t xml:space="preserve">Est-ce que vous êtes d’accord avec mon choix de stratégie pour la déviation de la trajectoire. Pour que </w:t>
-      </w:r>
-      <w:proofErr w:type="gramStart"/>
-      <w:r>
-        <w:rPr>
-          <w:lang w:val="fr-CH"/>
-        </w:rPr>
-        <w:t>ce soit pas</w:t>
-      </w:r>
-      <w:proofErr w:type="gramEnd"/>
-      <w:r>
-        <w:rPr>
-          <w:lang w:val="fr-CH"/>
-        </w:rPr>
-        <w:t xml:space="preserve"> trop compliquer à faire, j’effectue une rotation de l’avatar en cours de la marche. Je ne sais pas si dans l’expérience au labo de Olaf, </w:t>
-      </w:r>
-      <w:proofErr w:type="gramStart"/>
-      <w:r>
-        <w:rPr>
-          <w:lang w:val="fr-CH"/>
-        </w:rPr>
-        <w:t>il ont</w:t>
-      </w:r>
-      <w:proofErr w:type="gramEnd"/>
-      <w:r>
-        <w:rPr>
-          <w:lang w:val="fr-CH"/>
-        </w:rPr>
-        <w:t xml:space="preserve"> fait la même chose ou s’il ont dévier la trajectoire sans tourner l’avatar. </w:t>
+        <w:t xml:space="preserve">Est-ce que vous êtes d’accord avec mon choix de stratégie pour la déviation de la trajectoire. Pour que ce soit pas trop compliquer à faire, j’effectue une rotation de l’avatar en cours de la marche. Je ne sais pas si dans l’expérience au labo de Olaf, il ont fait la même chose ou s’il ont dévier la trajectoire sans tourner l’avatar. </w:t>
       </w:r>
     </w:p>
     <w:p>
@@ -5333,17 +4929,12 @@
         <w:t xml:space="preserve"> </w:t>
       </w:r>
       <w:proofErr w:type="spellStart"/>
-      <w:proofErr w:type="gramStart"/>
       <w:r>
         <w:t>t’ache</w:t>
       </w:r>
       <w:proofErr w:type="spellEnd"/>
       <w:r>
-        <w:t> :</w:t>
-      </w:r>
-      <w:proofErr w:type="gramEnd"/>
-      <w:r>
-        <w:t xml:space="preserve"> </w:t>
+        <w:t xml:space="preserve"> : </w:t>
       </w:r>
       <w:proofErr w:type="spellStart"/>
       <w:r>
@@ -5409,40 +5000,32 @@
           <w:lang w:val="fr-CH"/>
         </w:rPr>
       </w:pPr>
-      <w:proofErr w:type="gramStart"/>
-      <w:r>
-        <w:rPr>
-          <w:lang w:val="fr-CH"/>
-        </w:rPr>
-        <w:t>les</w:t>
-      </w:r>
-      <w:proofErr w:type="gramEnd"/>
+      <w:r>
+        <w:rPr>
+          <w:lang w:val="fr-CH"/>
+        </w:rPr>
+        <w:t xml:space="preserve">les </w:t>
+      </w:r>
+      <w:proofErr w:type="spellStart"/>
+      <w:r>
+        <w:rPr>
+          <w:lang w:val="fr-CH"/>
+        </w:rPr>
+        <w:t>delais</w:t>
+      </w:r>
+      <w:proofErr w:type="spellEnd"/>
+      <w:r>
+        <w:rPr>
+          <w:lang w:val="fr-CH"/>
+        </w:rPr>
+        <w:t>:  25, 50, 75, 100, 150, 225, 300, 450, 600, 750, 900, 1,050, 1,200, 1,125, 1,275,</w:t>
+      </w:r>
       <w:r>
         <w:rPr>
           <w:lang w:val="fr-CH"/>
         </w:rPr>
         <w:t xml:space="preserve"> </w:t>
       </w:r>
-      <w:proofErr w:type="spellStart"/>
-      <w:r>
-        <w:rPr>
-          <w:lang w:val="fr-CH"/>
-        </w:rPr>
-        <w:t>delais</w:t>
-      </w:r>
-      <w:proofErr w:type="spellEnd"/>
-      <w:r>
-        <w:rPr>
-          <w:lang w:val="fr-CH"/>
-        </w:rPr>
-        <w:t>:  25, 50, 75, 100, 150, 225, 300, 450, 600, 750, 900, 1,050, 1,200, 1,125, 1,275,</w:t>
-      </w:r>
-      <w:r>
-        <w:rPr>
-          <w:lang w:val="fr-CH"/>
-        </w:rPr>
-        <w:t xml:space="preserve"> </w:t>
-      </w:r>
       <w:r>
         <w:rPr>
           <w:lang w:val="fr-CH"/>
@@ -5459,21 +5042,7 @@
         <w:rPr>
           <w:lang w:val="fr-CH"/>
         </w:rPr>
-        <w:t xml:space="preserve">. Les délais sont </w:t>
-      </w:r>
-      <w:proofErr w:type="gramStart"/>
-      <w:r>
-        <w:rPr>
-          <w:lang w:val="fr-CH"/>
-        </w:rPr>
-        <w:t>randomisé</w:t>
-      </w:r>
-      <w:proofErr w:type="gramEnd"/>
-      <w:r>
-        <w:rPr>
-          <w:lang w:val="fr-CH"/>
-        </w:rPr>
-        <w:t xml:space="preserve"> ! </w:t>
+        <w:t xml:space="preserve">. Les délais sont randomisé ! </w:t>
       </w:r>
     </w:p>
     <w:p>
@@ -5544,23 +5113,7 @@
           <w:strike/>
           <w:lang w:val="fr-CH"/>
         </w:rPr>
-        <w:t xml:space="preserve">permet de commencer l’enregistrement </w:t>
-      </w:r>
-      <w:proofErr w:type="gramStart"/>
-      <w:r>
-        <w:rPr>
-          <w:strike/>
-          <w:lang w:val="fr-CH"/>
-        </w:rPr>
-        <w:t>des mouvement</w:t>
-      </w:r>
-      <w:proofErr w:type="gramEnd"/>
-      <w:r>
-        <w:rPr>
-          <w:strike/>
-          <w:lang w:val="fr-CH"/>
-        </w:rPr>
-        <w:t xml:space="preserve"> du participant</w:t>
+        <w:t>permet de commencer l’enregistrement des mouvement du participant</w:t>
       </w:r>
       <w:r>
         <w:rPr>
@@ -5615,13 +5168,8 @@
           <w:numId w:val="3"/>
         </w:numPr>
       </w:pPr>
-      <w:proofErr w:type="gramStart"/>
-      <w:r>
-        <w:t>Questionnaire :</w:t>
-      </w:r>
-      <w:proofErr w:type="gramEnd"/>
-      <w:r>
-        <w:t xml:space="preserve"> « Did the movement shown on</w:t>
+      <w:r>
+        <w:t>Questionnaire : « Did the movement shown on</w:t>
       </w:r>
       <w:r>
         <w:t xml:space="preserve"> </w:t>
@@ -5657,21 +5205,7 @@
         <w:rPr>
           <w:lang w:val="fr-CH"/>
         </w:rPr>
-        <w:t xml:space="preserve">a white cross en continue (même pendant le mouvement) pour éviter que le participant ne se concentre sur </w:t>
-      </w:r>
-      <w:proofErr w:type="gramStart"/>
-      <w:r>
-        <w:rPr>
-          <w:lang w:val="fr-CH"/>
-        </w:rPr>
-        <w:t>les mouvement</w:t>
-      </w:r>
-      <w:proofErr w:type="gramEnd"/>
-      <w:r>
-        <w:rPr>
-          <w:lang w:val="fr-CH"/>
-        </w:rPr>
-        <w:t xml:space="preserve"> de leur extrémités. Aussi pendant la questionnaire phase. </w:t>
+        <w:t xml:space="preserve">a white cross en continue (même pendant le mouvement) pour éviter que le participant ne se concentre sur les mouvement de leur extrémités. Aussi pendant la questionnaire phase. </w:t>
       </w:r>
     </w:p>
     <w:p>
@@ -5723,19 +5257,11 @@
         </w:rPr>
         <w:t xml:space="preserve">devrons </w:t>
       </w:r>
-      <w:proofErr w:type="gramStart"/>
-      <w:r>
-        <w:rPr>
-          <w:lang w:val="fr-CH"/>
-        </w:rPr>
-        <w:t>calculé</w:t>
-      </w:r>
-      <w:proofErr w:type="gramEnd"/>
-      <w:r>
-        <w:rPr>
-          <w:lang w:val="fr-CH"/>
-        </w:rPr>
-        <w:t xml:space="preserve"> les caractéristiques temporelles de la marche, telles que le temps de foulée et son coefficient de variance pour chaque délai temporel, sur la base des données de capture de mouvement des marqueurs de talon.</w:t>
+      <w:r>
+        <w:rPr>
+          <w:lang w:val="fr-CH"/>
+        </w:rPr>
+        <w:t>calculé les caractéristiques temporelles de la marche, telles que le temps de foulée et son coefficient de variance pour chaque délai temporel, sur la base des données de capture de mouvement des marqueurs de talon.</w:t>
       </w:r>
     </w:p>
     <w:p>
@@ -5863,21 +5389,7 @@
         <w:rPr>
           <w:lang w:val="fr-CH"/>
         </w:rPr>
-        <w:t xml:space="preserve"> de confirmer </w:t>
-      </w:r>
-      <w:proofErr w:type="gramStart"/>
-      <w:r>
-        <w:rPr>
-          <w:lang w:val="fr-CH"/>
-        </w:rPr>
-        <w:t>qu’on aura pas</w:t>
-      </w:r>
-      <w:proofErr w:type="gramEnd"/>
-      <w:r>
-        <w:rPr>
-          <w:lang w:val="fr-CH"/>
-        </w:rPr>
-        <w:t xml:space="preserve"> ça. </w:t>
+        <w:t xml:space="preserve"> de confirmer qu’on aura pas ça. </w:t>
       </w:r>
     </w:p>
     <w:p>
@@ -5924,21 +5436,7 @@
         <w:rPr>
           <w:lang w:val="fr-CH"/>
         </w:rPr>
-        <w:t xml:space="preserve"> (ça </w:t>
-      </w:r>
-      <w:proofErr w:type="gramStart"/>
-      <w:r>
-        <w:rPr>
-          <w:lang w:val="fr-CH"/>
-        </w:rPr>
-        <w:t>j’ai pas</w:t>
-      </w:r>
-      <w:proofErr w:type="gramEnd"/>
-      <w:r>
-        <w:rPr>
-          <w:lang w:val="fr-CH"/>
-        </w:rPr>
-        <w:t xml:space="preserve"> compris). </w:t>
+        <w:t xml:space="preserve"> (ça j’ai pas compris). </w:t>
       </w:r>
     </w:p>
     <w:p>
@@ -6025,21 +5523,7 @@
           <w:lang w:val="fr-CH"/>
         </w:rPr>
         <w:lastRenderedPageBreak/>
-        <w:t xml:space="preserve">Alors le C# n’est pas conçu pour gérer </w:t>
-      </w:r>
-      <w:proofErr w:type="gramStart"/>
-      <w:r>
-        <w:rPr>
-          <w:lang w:val="fr-CH"/>
-        </w:rPr>
-        <w:t>des variable</w:t>
-      </w:r>
-      <w:proofErr w:type="gramEnd"/>
-      <w:r>
-        <w:rPr>
-          <w:lang w:val="fr-CH"/>
-        </w:rPr>
-        <w:t xml:space="preserve"> dynamiquement comme </w:t>
+        <w:t xml:space="preserve">Alors le C# n’est pas conçu pour gérer des variable dynamiquement comme </w:t>
       </w:r>
       <w:proofErr w:type="spellStart"/>
       <w:r>
@@ -6053,48 +5537,20 @@
         <w:rPr>
           <w:lang w:val="fr-CH"/>
         </w:rPr>
-        <w:t xml:space="preserve">. Tu es </w:t>
-      </w:r>
-      <w:proofErr w:type="gramStart"/>
-      <w:r>
-        <w:rPr>
-          <w:lang w:val="fr-CH"/>
-        </w:rPr>
-        <w:t>obliger</w:t>
-      </w:r>
-      <w:proofErr w:type="gramEnd"/>
-      <w:r>
-        <w:rPr>
-          <w:lang w:val="fr-CH"/>
-        </w:rPr>
-        <w:t xml:space="preserve"> de créé une fonction qui parcourt tout les éléments à chaque nouvel ajout. C’est donc pas efficace. </w:t>
-      </w:r>
-    </w:p>
-    <w:p>
-      <w:pPr>
-        <w:rPr>
-          <w:lang w:val="fr-CH"/>
-        </w:rPr>
-      </w:pPr>
-      <w:r>
-        <w:rPr>
-          <w:lang w:val="fr-CH"/>
-        </w:rPr>
-        <w:t xml:space="preserve">De manière alternative comme la durée du trial est uniquement 3s, je vais </w:t>
-      </w:r>
-      <w:proofErr w:type="gramStart"/>
-      <w:r>
-        <w:rPr>
-          <w:lang w:val="fr-CH"/>
-        </w:rPr>
-        <w:t>créé</w:t>
-      </w:r>
-      <w:proofErr w:type="gramEnd"/>
-      <w:r>
-        <w:rPr>
-          <w:lang w:val="fr-CH"/>
-        </w:rPr>
-        <w:t xml:space="preserve"> une grosse matrix de manière fixe. Motive est par défaut réglé à 100Hz. Ça veux dire que le nombre max d’éléments sera de 300. On va augmenter à 320 pour être </w:t>
+        <w:t xml:space="preserve">. Tu es obliger de créé une fonction qui parcourt tout les éléments à chaque nouvel ajout. C’est donc pas efficace. </w:t>
+      </w:r>
+    </w:p>
+    <w:p>
+      <w:pPr>
+        <w:rPr>
+          <w:lang w:val="fr-CH"/>
+        </w:rPr>
+      </w:pPr>
+      <w:r>
+        <w:rPr>
+          <w:lang w:val="fr-CH"/>
+        </w:rPr>
+        <w:t xml:space="preserve">De manière alternative comme la durée du trial est uniquement 3s, je vais créé une grosse matrix de manière fixe. Motive est par défaut réglé à 100Hz. Ça veux dire que le nombre max d’éléments sera de 300. On va augmenter à 320 pour être </w:t>
       </w:r>
       <w:proofErr w:type="spellStart"/>
       <w:r>
@@ -6143,21 +5599,7 @@
         <w:rPr>
           <w:lang w:val="fr-CH"/>
         </w:rPr>
-        <w:t xml:space="preserve"> si on connaît la taille à l’avance ou à des List si </w:t>
-      </w:r>
-      <w:proofErr w:type="gramStart"/>
-      <w:r>
-        <w:rPr>
-          <w:lang w:val="fr-CH"/>
-        </w:rPr>
-        <w:t>on connais pas</w:t>
-      </w:r>
-      <w:proofErr w:type="gramEnd"/>
-      <w:r>
-        <w:rPr>
-          <w:lang w:val="fr-CH"/>
-        </w:rPr>
-        <w:t xml:space="preserve"> la taille à l’avance. </w:t>
+        <w:t xml:space="preserve"> si on connaît la taille à l’avance ou à des List si on connais pas la taille à l’avance. </w:t>
       </w:r>
       <w:r>
         <w:rPr>
@@ -6178,21 +5620,7 @@
         <w:rPr>
           <w:lang w:val="fr-CH"/>
         </w:rPr>
-        <w:t xml:space="preserve"> car je connais un peu prêt </w:t>
-      </w:r>
-      <w:proofErr w:type="gramStart"/>
-      <w:r>
-        <w:rPr>
-          <w:lang w:val="fr-CH"/>
-        </w:rPr>
-        <w:t>la taille maximal</w:t>
-      </w:r>
-      <w:proofErr w:type="gramEnd"/>
-      <w:r>
-        <w:rPr>
-          <w:lang w:val="fr-CH"/>
-        </w:rPr>
-        <w:t xml:space="preserve"> et ce sera plus efficace. </w:t>
+        <w:t xml:space="preserve"> car je connais un peu prêt la taille maximal et ce sera plus efficace. </w:t>
       </w:r>
     </w:p>
     <w:p>
@@ -6387,35 +5815,7 @@
         <w:rPr>
           <w:lang w:val="fr-CH"/>
         </w:rPr>
-        <w:t xml:space="preserve">Mon idée de base est fausse de vouloir montrer un point de data X ms plus tard en continue, </w:t>
-      </w:r>
-      <w:proofErr w:type="gramStart"/>
-      <w:r>
-        <w:rPr>
-          <w:lang w:val="fr-CH"/>
-        </w:rPr>
-        <w:t>ça marche pas</w:t>
-      </w:r>
-      <w:proofErr w:type="gramEnd"/>
-      <w:r>
-        <w:rPr>
-          <w:lang w:val="fr-CH"/>
-        </w:rPr>
-        <w:t xml:space="preserve">. Pour </w:t>
-      </w:r>
-      <w:proofErr w:type="gramStart"/>
-      <w:r>
-        <w:rPr>
-          <w:lang w:val="fr-CH"/>
-        </w:rPr>
-        <w:t>le délais</w:t>
-      </w:r>
-      <w:proofErr w:type="gramEnd"/>
-      <w:r>
-        <w:rPr>
-          <w:lang w:val="fr-CH"/>
-        </w:rPr>
-        <w:t xml:space="preserve"> de 1350 ms, on ne </w:t>
+        <w:t xml:space="preserve">Mon idée de base est fausse de vouloir montrer un point de data X ms plus tard en continue, ça marche pas. Pour le délais de 1350 ms, on ne </w:t>
       </w:r>
       <w:proofErr w:type="spellStart"/>
       <w:r>
@@ -6464,63 +5864,7 @@
         <w:rPr>
           <w:lang w:val="fr-CH"/>
         </w:rPr>
-        <w:t xml:space="preserve"> avant la visualisation. Puis au moment de la visualisation, on </w:t>
-      </w:r>
-      <w:proofErr w:type="spellStart"/>
-      <w:r>
-        <w:rPr>
-          <w:lang w:val="fr-CH"/>
-        </w:rPr>
-        <w:t>replay</w:t>
-      </w:r>
-      <w:proofErr w:type="spellEnd"/>
-      <w:r>
-        <w:rPr>
-          <w:lang w:val="fr-CH"/>
-        </w:rPr>
-        <w:t xml:space="preserve"> tous </w:t>
-      </w:r>
-      <w:proofErr w:type="gramStart"/>
-      <w:r>
-        <w:rPr>
-          <w:lang w:val="fr-CH"/>
-        </w:rPr>
-        <w:t>les time</w:t>
-      </w:r>
-      <w:proofErr w:type="gramEnd"/>
-      <w:r>
-        <w:rPr>
-          <w:lang w:val="fr-CH"/>
-        </w:rPr>
-        <w:t xml:space="preserve"> point à fréquence maximal (tous les 5ms). C’est pour ça que c’est important d’utiliser un </w:t>
-      </w:r>
-      <w:proofErr w:type="spellStart"/>
-      <w:r>
-        <w:rPr>
-          <w:lang w:val="fr-CH"/>
-        </w:rPr>
-        <w:t>fix</w:t>
-      </w:r>
-      <w:proofErr w:type="spellEnd"/>
-      <w:r>
-        <w:rPr>
-          <w:lang w:val="fr-CH"/>
-        </w:rPr>
-        <w:t xml:space="preserve"> update pour que le </w:t>
-      </w:r>
-      <w:proofErr w:type="spellStart"/>
-      <w:r>
-        <w:rPr>
-          <w:lang w:val="fr-CH"/>
-        </w:rPr>
-        <w:t>replay</w:t>
-      </w:r>
-      <w:proofErr w:type="spellEnd"/>
-      <w:r>
-        <w:rPr>
-          <w:lang w:val="fr-CH"/>
-        </w:rPr>
-        <w:t xml:space="preserve"> n’ajoute pas un </w:t>
+        <w:t xml:space="preserve"> avant la visualisation. Puis au moment de la visualisation, on replay tous les time point à fréquence maximal (tous les 5ms). C’est pour ça que c’est important d’utiliser un fix update pour que le replay n’ajoute pas un </w:t>
       </w:r>
       <w:proofErr w:type="spellStart"/>
       <w:r>
@@ -6627,6 +5971,7 @@
       </w:pPr>
       <w:r>
         <w:rPr>
+          <w:noProof/>
           <w:lang w:val="fr-CH"/>
         </w:rPr>
         <w:drawing>
@@ -6713,15 +6058,103 @@
           <w:lang w:val="fr-CH"/>
         </w:rPr>
       </w:pPr>
-      <w:bookmarkStart w:id="0" w:name="_GoBack"/>
-      <w:bookmarkEnd w:id="0"/>
-    </w:p>
-    <w:p>
-      <w:pPr>
-        <w:rPr>
-          <w:lang w:val="fr-CH"/>
-        </w:rPr>
-      </w:pPr>
+    </w:p>
+    <w:p>
+      <w:pPr>
+        <w:rPr>
+          <w:b/>
+          <w:bCs/>
+          <w:lang w:val="fr-CH"/>
+        </w:rPr>
+      </w:pPr>
+      <w:r>
+        <w:rPr>
+          <w:b/>
+          <w:bCs/>
+          <w:lang w:val="fr-CH"/>
+        </w:rPr>
+        <w:t>Travail 05.03.2025</w:t>
+      </w:r>
+    </w:p>
+    <w:p>
+      <w:pPr>
+        <w:rPr>
+          <w:lang w:val="fr-CH"/>
+        </w:rPr>
+      </w:pPr>
+      <w:r>
+        <w:rPr>
+          <w:lang w:val="fr-CH"/>
+        </w:rPr>
+        <w:t xml:space="preserve">J’inclus par de trials car par décrit dans les deux articles. </w:t>
+      </w:r>
+    </w:p>
+    <w:p>
+      <w:pPr>
+        <w:rPr>
+          <w:lang w:val="fr-CH"/>
+        </w:rPr>
+      </w:pPr>
+      <w:r>
+        <w:rPr>
+          <w:lang w:val="fr-CH"/>
+        </w:rPr>
+        <w:t xml:space="preserve">Je me suis mis à vouloir adapter la position de la </w:t>
+      </w:r>
+      <w:proofErr w:type="spellStart"/>
+      <w:r>
+        <w:rPr>
+          <w:lang w:val="fr-CH"/>
+        </w:rPr>
+        <w:t>redcross</w:t>
+      </w:r>
+      <w:proofErr w:type="spellEnd"/>
+      <w:r>
+        <w:rPr>
+          <w:lang w:val="fr-CH"/>
+        </w:rPr>
+        <w:t xml:space="preserve"> au corps mais c’est faux. Dans le papier original, la cross reste à un position fix ! </w:t>
+      </w:r>
+    </w:p>
+    <w:p>
+      <w:pPr>
+        <w:rPr>
+          <w:lang w:val="fr-CH"/>
+        </w:rPr>
+      </w:pPr>
+      <w:r>
+        <w:rPr>
+          <w:lang w:val="fr-CH"/>
+        </w:rPr>
+        <w:t xml:space="preserve">Pour le démarrage du trial, on va faire au clique souris. C’est important que le patient puisse contrôlé le démarrage de chaque trails pour qu’il ne soit pas acculé. </w:t>
+      </w:r>
+    </w:p>
+    <w:p>
+      <w:pPr>
+        <w:rPr>
+          <w:lang w:val="fr-CH"/>
+        </w:rPr>
+      </w:pPr>
+      <w:r>
+        <w:rPr>
+          <w:lang w:val="fr-CH"/>
+        </w:rPr>
+        <w:t xml:space="preserve">Pour la gestion du délais, on fait commencer d’enregistrement X ms avant la fin de la période de la </w:t>
+      </w:r>
+      <w:proofErr w:type="spellStart"/>
+      <w:r>
+        <w:rPr>
+          <w:lang w:val="fr-CH"/>
+        </w:rPr>
+        <w:t>red</w:t>
+      </w:r>
+      <w:proofErr w:type="spellEnd"/>
+      <w:r>
+        <w:rPr>
+          <w:lang w:val="fr-CH"/>
+        </w:rPr>
+        <w:t xml:space="preserve"> cross puis le playback est fait à la même vitesse (toujours 5ms). </w:t>
+      </w:r>
     </w:p>
     <w:sectPr>
       <w:pgSz w:w="12240" w:h="15840"/>
@@ -6734,7 +6167,7 @@
 </file>
 
 <file path=word/numbering.xml><?xml version="1.0" encoding="utf-8"?>
-<w:numbering xmlns:wpc="http://schemas.microsoft.com/office/word/2010/wordprocessingCanvas" xmlns:cx="http://schemas.microsoft.com/office/drawing/2014/chartex" xmlns:mc="http://schemas.openxmlformats.org/markup-compatibility/2006" xmlns:o="urn:schemas-microsoft-com:office:office" xmlns:r="http://schemas.openxmlformats.org/officeDocument/2006/relationships" xmlns:m="http://schemas.openxmlformats.org/officeDocument/2006/math" xmlns:v="urn:schemas-microsoft-com:vml" xmlns:wp14="http://schemas.microsoft.com/office/word/2010/wordprocessingDrawing" xmlns:wp="http://schemas.openxmlformats.org/drawingml/2006/wordprocessingDrawing" xmlns:w10="urn:schemas-microsoft-com:office:word" xmlns:w="http://schemas.openxmlformats.org/wordprocessingml/2006/main" xmlns:w14="http://schemas.microsoft.com/office/word/2010/wordml" xmlns:w15="http://schemas.microsoft.com/office/word/2012/wordml" xmlns:w16se="http://schemas.microsoft.com/office/word/2015/wordml/symex" xmlns:wpg="http://schemas.microsoft.com/office/word/2010/wordprocessingGroup" xmlns:wpi="http://schemas.microsoft.com/office/word/2010/wordprocessingInk" xmlns:wne="http://schemas.microsoft.com/office/word/2006/wordml" xmlns:wps="http://schemas.microsoft.com/office/word/2010/wordprocessingShape" mc:Ignorable="w14 w15 w16se wp14">
+<w:numbering xmlns:wpc="http://schemas.microsoft.com/office/word/2010/wordprocessingCanvas" xmlns:cx="http://schemas.microsoft.com/office/drawing/2014/chartex" xmlns:cx1="http://schemas.microsoft.com/office/drawing/2015/9/8/chartex" xmlns:cx2="http://schemas.microsoft.com/office/drawing/2015/10/21/chartex" xmlns:cx3="http://schemas.microsoft.com/office/drawing/2016/5/9/chartex" xmlns:cx4="http://schemas.microsoft.com/office/drawing/2016/5/10/chartex" xmlns:cx5="http://schemas.microsoft.com/office/drawing/2016/5/11/chartex" xmlns:cx6="http://schemas.microsoft.com/office/drawing/2016/5/12/chartex" xmlns:cx7="http://schemas.microsoft.com/office/drawing/2016/5/13/chartex" xmlns:cx8="http://schemas.microsoft.com/office/drawing/2016/5/14/chartex" xmlns:mc="http://schemas.openxmlformats.org/markup-compatibility/2006" xmlns:aink="http://schemas.microsoft.com/office/drawing/2016/ink" xmlns:am3d="http://schemas.microsoft.com/office/drawing/2017/model3d" xmlns:o="urn:schemas-microsoft-com:office:office" xmlns:oel="http://schemas.microsoft.com/office/2019/extlst" xmlns:r="http://schemas.openxmlformats.org/officeDocument/2006/relationships" xmlns:m="http://schemas.openxmlformats.org/officeDocument/2006/math" xmlns:v="urn:schemas-microsoft-com:vml" xmlns:wp14="http://schemas.microsoft.com/office/word/2010/wordprocessingDrawing" xmlns:wp="http://schemas.openxmlformats.org/drawingml/2006/wordprocessingDrawing" xmlns:w10="urn:schemas-microsoft-com:office:word" xmlns:w="http://schemas.openxmlformats.org/wordprocessingml/2006/main" xmlns:w14="http://schemas.microsoft.com/office/word/2010/wordml" xmlns:w15="http://schemas.microsoft.com/office/word/2012/wordml" xmlns:w16cex="http://schemas.microsoft.com/office/word/2018/wordml/cex" xmlns:w16cid="http://schemas.microsoft.com/office/word/2016/wordml/cid" xmlns:w16="http://schemas.microsoft.com/office/word/2018/wordml" xmlns:w16du="http://schemas.microsoft.com/office/word/2023/wordml/word16du" xmlns:w16sdtdh="http://schemas.microsoft.com/office/word/2020/wordml/sdtdatahash" xmlns:w16sdtfl="http://schemas.microsoft.com/office/word/2024/wordml/sdtformatlock" xmlns:w16se="http://schemas.microsoft.com/office/word/2015/wordml/symex" xmlns:wpg="http://schemas.microsoft.com/office/word/2010/wordprocessingGroup" xmlns:wpi="http://schemas.microsoft.com/office/word/2010/wordprocessingInk" xmlns:wne="http://schemas.microsoft.com/office/word/2006/wordml" xmlns:wps="http://schemas.microsoft.com/office/word/2010/wordprocessingShape" mc:Ignorable="w14 w15 w16se w16cid w16 w16cex w16sdtdh w16sdtfl w16du wp14">
   <w:abstractNum w:abstractNumId="0" w15:restartNumberingAfterBreak="0">
     <w:nsid w:val="3D482DF1"/>
     <w:multiLevelType w:val="hybridMultilevel"/>
@@ -7025,20 +6458,20 @@
       </w:rPr>
     </w:lvl>
   </w:abstractNum>
-  <w:num w:numId="1">
+  <w:num w:numId="1" w16cid:durableId="2122070437">
     <w:abstractNumId w:val="0"/>
   </w:num>
-  <w:num w:numId="2">
+  <w:num w:numId="2" w16cid:durableId="875696316">
     <w:abstractNumId w:val="1"/>
   </w:num>
-  <w:num w:numId="3">
+  <w:num w:numId="3" w16cid:durableId="708917141">
     <w:abstractNumId w:val="2"/>
   </w:num>
 </w:numbering>
 </file>
 
 <file path=word/styles.xml><?xml version="1.0" encoding="utf-8"?>
-<w:styles xmlns:mc="http://schemas.openxmlformats.org/markup-compatibility/2006" xmlns:r="http://schemas.openxmlformats.org/officeDocument/2006/relationships" xmlns:w="http://schemas.openxmlformats.org/wordprocessingml/2006/main" xmlns:w14="http://schemas.microsoft.com/office/word/2010/wordml" xmlns:w15="http://schemas.microsoft.com/office/word/2012/wordml" xmlns:w16se="http://schemas.microsoft.com/office/word/2015/wordml/symex" mc:Ignorable="w14 w15 w16se">
+<w:styles xmlns:mc="http://schemas.openxmlformats.org/markup-compatibility/2006" xmlns:r="http://schemas.openxmlformats.org/officeDocument/2006/relationships" xmlns:w="http://schemas.openxmlformats.org/wordprocessingml/2006/main" xmlns:w14="http://schemas.microsoft.com/office/word/2010/wordml" xmlns:w15="http://schemas.microsoft.com/office/word/2012/wordml" xmlns:w16cex="http://schemas.microsoft.com/office/word/2018/wordml/cex" xmlns:w16cid="http://schemas.microsoft.com/office/word/2016/wordml/cid" xmlns:w16="http://schemas.microsoft.com/office/word/2018/wordml" xmlns:w16du="http://schemas.microsoft.com/office/word/2023/wordml/word16du" xmlns:w16sdtdh="http://schemas.microsoft.com/office/word/2020/wordml/sdtdatahash" xmlns:w16sdtfl="http://schemas.microsoft.com/office/word/2024/wordml/sdtformatlock" xmlns:w16se="http://schemas.microsoft.com/office/word/2015/wordml/symex" mc:Ignorable="w14 w15 w16se w16cid w16 w16cex w16sdtdh w16sdtfl w16du">
   <w:docDefaults>
     <w:rPrDefault>
       <w:rPr>
@@ -7054,7 +6487,7 @@
       </w:pPr>
     </w:pPrDefault>
   </w:docDefaults>
-  <w:latentStyles w:defLockedState="0" w:defUIPriority="99" w:defSemiHidden="0" w:defUnhideWhenUsed="0" w:defQFormat="0" w:count="371">
+  <w:latentStyles w:defLockedState="0" w:defUIPriority="99" w:defSemiHidden="0" w:defUnhideWhenUsed="0" w:defQFormat="0" w:count="376">
     <w:lsdException w:name="Normal" w:uiPriority="0" w:qFormat="1"/>
     <w:lsdException w:name="heading 1" w:uiPriority="9" w:qFormat="1"/>
     <w:lsdException w:name="heading 2" w:semiHidden="1" w:uiPriority="9" w:unhideWhenUsed="1" w:qFormat="1"/>
@@ -7426,6 +6859,11 @@
     <w:lsdException w:name="List Table 5 Dark Accent 6" w:uiPriority="50"/>
     <w:lsdException w:name="List Table 6 Colorful Accent 6" w:uiPriority="51"/>
     <w:lsdException w:name="List Table 7 Colorful Accent 6" w:uiPriority="52"/>
+    <w:lsdException w:name="Mention" w:semiHidden="1" w:unhideWhenUsed="1"/>
+    <w:lsdException w:name="Smart Hyperlink" w:semiHidden="1" w:unhideWhenUsed="1"/>
+    <w:lsdException w:name="Hashtag" w:semiHidden="1" w:unhideWhenUsed="1"/>
+    <w:lsdException w:name="Unresolved Mention" w:semiHidden="1" w:unhideWhenUsed="1"/>
+    <w:lsdException w:name="Smart Link" w:semiHidden="1" w:unhideWhenUsed="1"/>
   </w:latentStyles>
   <w:style w:type="paragraph" w:default="1" w:styleId="Normal">
     <w:name w:val="Normal"/>

--- a/Note_developpement.docx
+++ b/Note_developpement.docx
@@ -13,21 +13,7 @@
         <w:rPr>
           <w:lang w:val="fr-CH"/>
         </w:rPr>
-        <w:t xml:space="preserve">Note de développement tâche Motion </w:t>
-      </w:r>
-      <w:proofErr w:type="spellStart"/>
-      <w:r>
-        <w:rPr>
-          <w:lang w:val="fr-CH"/>
-        </w:rPr>
-        <w:t>tracking</w:t>
-      </w:r>
-      <w:proofErr w:type="spellEnd"/>
-      <w:r>
-        <w:rPr>
-          <w:lang w:val="fr-CH"/>
-        </w:rPr>
-        <w:t xml:space="preserve"> FBI</w:t>
+        <w:t>Note de développement tâche Motion tracking FBI</w:t>
       </w:r>
     </w:p>
     <w:p>
@@ -62,23 +48,8 @@
         <w:rPr>
           <w:lang w:val="fr-CH"/>
         </w:rPr>
-        <w:t xml:space="preserve">- ajout des </w:t>
-      </w:r>
-      <w:proofErr w:type="spellStart"/>
-      <w:r>
-        <w:rPr>
-          <w:lang w:val="fr-CH"/>
-        </w:rPr>
-        <w:t>character</w:t>
-      </w:r>
-      <w:proofErr w:type="spellEnd"/>
-      <w:r>
-        <w:rPr>
-          <w:lang w:val="fr-CH"/>
-        </w:rPr>
-        <w:t xml:space="preserve"> </w:t>
-      </w:r>
-      <w:proofErr w:type="spellStart"/>
+        <w:t xml:space="preserve">- ajout des character </w:t>
+      </w:r>
       <w:r>
         <w:rPr>
           <w:b/>
@@ -86,14 +57,12 @@
         </w:rPr>
         <w:t>HumanBaseMesh_Male</w:t>
       </w:r>
-      <w:proofErr w:type="spellEnd"/>
       <w:r>
         <w:rPr>
           <w:lang w:val="fr-CH"/>
         </w:rPr>
         <w:t xml:space="preserve"> et </w:t>
       </w:r>
-      <w:proofErr w:type="spellStart"/>
       <w:r>
         <w:rPr>
           <w:b/>
@@ -101,7 +70,6 @@
         </w:rPr>
         <w:t>HumanBaseMesh_Female</w:t>
       </w:r>
-      <w:proofErr w:type="spellEnd"/>
       <w:r>
         <w:rPr>
           <w:lang w:val="fr-CH"/>
@@ -118,21 +86,7 @@
         <w:rPr>
           <w:lang w:val="fr-CH"/>
         </w:rPr>
-        <w:t xml:space="preserve"> </w:t>
-      </w:r>
-      <w:proofErr w:type="spellStart"/>
-      <w:r>
-        <w:rPr>
-          <w:lang w:val="fr-CH"/>
-        </w:rPr>
-        <w:t>OptickTrack</w:t>
-      </w:r>
-      <w:proofErr w:type="spellEnd"/>
-      <w:r>
-        <w:rPr>
-          <w:lang w:val="fr-CH"/>
-        </w:rPr>
-        <w:t>.</w:t>
+        <w:t xml:space="preserve"> OptickTrack.</w:t>
       </w:r>
     </w:p>
     <w:p>
@@ -238,49 +192,13 @@
           <w:lang w:val="fr-CH"/>
         </w:rPr>
         <w:br/>
-        <w:t xml:space="preserve">on manipule les </w:t>
-      </w:r>
-      <w:proofErr w:type="spellStart"/>
-      <w:r>
-        <w:rPr>
-          <w:lang w:val="fr-CH"/>
-        </w:rPr>
-        <w:t>coordonnté</w:t>
-      </w:r>
-      <w:proofErr w:type="spellEnd"/>
-      <w:r>
-        <w:rPr>
-          <w:lang w:val="fr-CH"/>
-        </w:rPr>
-        <w:t xml:space="preserve"> de </w:t>
-      </w:r>
-      <w:proofErr w:type="spellStart"/>
-      <w:r>
-        <w:rPr>
-          <w:lang w:val="fr-CH"/>
-        </w:rPr>
-        <w:t>transform</w:t>
-      </w:r>
-      <w:proofErr w:type="spellEnd"/>
-      <w:r>
-        <w:rPr>
-          <w:lang w:val="fr-CH"/>
-        </w:rPr>
-        <w:t xml:space="preserve"> de l’avatar. Ça marche très bien et les déplacements sont en coordonné local ce qui fait qu’il applique la position avec le point de référence qu’on lui donne. Du coup, on peut manipuler ce point de référence et le tour est jouer. Pas besoin de manipuler les scripts d’</w:t>
-      </w:r>
-      <w:proofErr w:type="spellStart"/>
-      <w:r>
-        <w:rPr>
-          <w:lang w:val="fr-CH"/>
-        </w:rPr>
-        <w:t>optitrack</w:t>
-      </w:r>
-      <w:proofErr w:type="spellEnd"/>
-      <w:r>
-        <w:rPr>
-          <w:lang w:val="fr-CH"/>
-        </w:rPr>
-        <w:t xml:space="preserve"> ! </w:t>
+        <w:t xml:space="preserve">on manipule les coordonnté de </w:t>
+      </w:r>
+      <w:r>
+        <w:rPr>
+          <w:lang w:val="fr-CH"/>
+        </w:rPr>
+        <w:t xml:space="preserve">transform de l’avatar. Ça marche très bien et les déplacements sont en coordonné local ce qui fait qu’il applique la position avec le point de référence qu’on lui donne. Du coup, on peut manipuler ce point de référence et le tour est jouer. Pas besoin de manipuler les scripts d’optitrack ! </w:t>
       </w:r>
     </w:p>
     <w:p>
@@ -433,21 +351,7 @@
         <w:rPr>
           <w:lang w:val="fr-CH"/>
         </w:rPr>
-        <w:t xml:space="preserve">Soit on </w:t>
-      </w:r>
-      <w:proofErr w:type="spellStart"/>
-      <w:r>
-        <w:rPr>
-          <w:lang w:val="fr-CH"/>
-        </w:rPr>
-        <w:t>recupère</w:t>
-      </w:r>
-      <w:proofErr w:type="spellEnd"/>
-      <w:r>
-        <w:rPr>
-          <w:lang w:val="fr-CH"/>
-        </w:rPr>
-        <w:t xml:space="preserve"> la position Z pour avoir un vecteur d’évolution entre 0 -1</w:t>
+        <w:t>Soit on recupère la position Z pour avoir un vecteur d’évolution entre 0 -1</w:t>
       </w:r>
     </w:p>
     <w:p>
@@ -465,130 +369,135 @@
         <w:rPr>
           <w:lang w:val="fr-CH"/>
         </w:rPr>
-        <w:t xml:space="preserve">Soit on met un box </w:t>
-      </w:r>
-      <w:proofErr w:type="spellStart"/>
-      <w:r>
-        <w:rPr>
-          <w:lang w:val="fr-CH"/>
-        </w:rPr>
-        <w:t>collider</w:t>
-      </w:r>
-      <w:proofErr w:type="spellEnd"/>
-      <w:r>
-        <w:rPr>
-          <w:lang w:val="fr-CH"/>
-        </w:rPr>
-        <w:t xml:space="preserve"> pour </w:t>
-      </w:r>
-      <w:proofErr w:type="spellStart"/>
-      <w:r>
-        <w:rPr>
-          <w:lang w:val="fr-CH"/>
-        </w:rPr>
-        <w:t>déclancher</w:t>
-      </w:r>
-      <w:proofErr w:type="spellEnd"/>
-      <w:r>
-        <w:rPr>
-          <w:lang w:val="fr-CH"/>
-        </w:rPr>
-        <w:t xml:space="preserve"> une </w:t>
-      </w:r>
-      <w:proofErr w:type="spellStart"/>
-      <w:r>
-        <w:rPr>
-          <w:lang w:val="fr-CH"/>
-        </w:rPr>
-        <w:t>deviation</w:t>
-      </w:r>
-      <w:proofErr w:type="spellEnd"/>
+        <w:t>Soit on met un box collider pour déclancher une deviation pre-programmer dans le temps.</w:t>
+      </w:r>
+    </w:p>
+    <w:p>
+      <w:pPr>
+        <w:rPr>
+          <w:lang w:val="fr-CH"/>
+        </w:rPr>
+      </w:pPr>
+      <w:r>
+        <w:rPr>
+          <w:lang w:val="fr-CH"/>
+        </w:rPr>
+        <w:t xml:space="preserve">La 1 est plus </w:t>
+      </w:r>
+      <w:r>
+        <w:rPr>
+          <w:lang w:val="fr-CH"/>
+        </w:rPr>
+        <w:t xml:space="preserve">complexe mais je pense que ce sera mieux au niveau de la reproductibilité entre les participants. </w:t>
+      </w:r>
+    </w:p>
+    <w:p>
+      <w:pPr>
+        <w:rPr>
+          <w:lang w:val="fr-CH"/>
+        </w:rPr>
+      </w:pPr>
+    </w:p>
+    <w:p>
+      <w:pPr>
+        <w:rPr>
+          <w:lang w:val="fr-CH"/>
+        </w:rPr>
+      </w:pPr>
+    </w:p>
+    <w:p>
+      <w:pPr>
+        <w:rPr>
+          <w:lang w:val="fr-CH"/>
+        </w:rPr>
+      </w:pPr>
+    </w:p>
+    <w:p>
+      <w:pPr>
+        <w:rPr>
+          <w:lang w:val="fr-CH"/>
+        </w:rPr>
+      </w:pPr>
+      <w:r>
+        <w:rPr>
+          <w:lang w:val="fr-CH"/>
+        </w:rPr>
+        <w:t xml:space="preserve">Maintenant, comment géré un délai temporelle pour la task 2? </w:t>
+      </w:r>
       <w:r>
         <w:rPr>
           <w:lang w:val="fr-CH"/>
         </w:rPr>
         <w:t xml:space="preserve"> </w:t>
       </w:r>
-      <w:proofErr w:type="spellStart"/>
-      <w:r>
-        <w:rPr>
-          <w:lang w:val="fr-CH"/>
-        </w:rPr>
-        <w:t>pre-programmer</w:t>
-      </w:r>
-      <w:proofErr w:type="spellEnd"/>
-      <w:r>
-        <w:rPr>
-          <w:lang w:val="fr-CH"/>
-        </w:rPr>
-        <w:t xml:space="preserve"> dans le temps.</w:t>
-      </w:r>
-    </w:p>
-    <w:p>
-      <w:pPr>
-        <w:rPr>
-          <w:lang w:val="fr-CH"/>
-        </w:rPr>
-      </w:pPr>
-      <w:r>
-        <w:rPr>
-          <w:lang w:val="fr-CH"/>
-        </w:rPr>
-        <w:t xml:space="preserve">La 1 est plus </w:t>
-      </w:r>
-      <w:r>
-        <w:rPr>
-          <w:lang w:val="fr-CH"/>
-        </w:rPr>
-        <w:t xml:space="preserve">complexe mais je pense que ce sera mieux au niveau de la reproductibilité entre les participants. </w:t>
-      </w:r>
-    </w:p>
-    <w:p>
-      <w:pPr>
-        <w:rPr>
-          <w:lang w:val="fr-CH"/>
-        </w:rPr>
-      </w:pPr>
-    </w:p>
-    <w:p>
-      <w:pPr>
-        <w:rPr>
-          <w:lang w:val="fr-CH"/>
-        </w:rPr>
-      </w:pPr>
-    </w:p>
-    <w:p>
-      <w:pPr>
-        <w:rPr>
-          <w:lang w:val="fr-CH"/>
-        </w:rPr>
-      </w:pPr>
-    </w:p>
-    <w:p>
-      <w:pPr>
-        <w:rPr>
-          <w:lang w:val="fr-CH"/>
-        </w:rPr>
-      </w:pPr>
-      <w:r>
-        <w:rPr>
-          <w:lang w:val="fr-CH"/>
-        </w:rPr>
-        <w:t xml:space="preserve">Maintenant, comment géré un délai temporelle pour la </w:t>
-      </w:r>
-      <w:proofErr w:type="spellStart"/>
-      <w:r>
-        <w:rPr>
-          <w:lang w:val="fr-CH"/>
-        </w:rPr>
-        <w:t>task</w:t>
-      </w:r>
-      <w:proofErr w:type="spellEnd"/>
-      <w:r>
-        <w:rPr>
-          <w:lang w:val="fr-CH"/>
-        </w:rPr>
-        <w:t xml:space="preserve"> 2? </w:t>
+    </w:p>
+    <w:p>
+      <w:pPr>
+        <w:rPr>
+          <w:lang w:val="fr-CH"/>
+        </w:rPr>
+      </w:pPr>
+      <w:r>
+        <w:rPr>
+          <w:lang w:val="fr-CH"/>
+        </w:rPr>
+        <w:t xml:space="preserve">Suggestion de chatGPT : </w:t>
+      </w:r>
+      <w:r>
+        <w:rPr>
+          <w:lang w:val="fr-CH"/>
+        </w:rPr>
+        <w:t>Utiliser une file d’attente (Queue) pour stocker les positions</w:t>
+      </w:r>
+      <w:r>
+        <w:rPr>
+          <w:lang w:val="fr-CH"/>
+        </w:rPr>
+        <w:t>.</w:t>
+      </w:r>
+    </w:p>
+    <w:p>
+      <w:pPr>
+        <w:rPr>
+          <w:lang w:val="fr-CH"/>
+        </w:rPr>
+      </w:pPr>
+      <w:r>
+        <w:rPr>
+          <w:lang w:val="fr-CH"/>
+        </w:rPr>
+        <w:t>L'idée est de stocker les positions reçues dans une file d’attente (Queue&lt;Vector3&gt;) et d’appliquer avec un décalage défini.</w:t>
+      </w:r>
+    </w:p>
+    <w:p>
+      <w:pPr>
+        <w:rPr>
+          <w:lang w:val="fr-CH"/>
+        </w:rPr>
+      </w:pPr>
+      <w:r>
+        <w:rPr>
+          <w:lang w:val="fr-CH"/>
+        </w:rPr>
+        <w:t xml:space="preserve">Script proposé enregistré dans le </w:t>
+      </w:r>
+      <w:r>
+        <w:rPr>
+          <w:lang w:val="fr-CH"/>
+        </w:rPr>
+        <w:t>\dev</w:t>
+      </w:r>
+      <w:r>
+        <w:rPr>
+          <w:lang w:val="fr-CH"/>
+        </w:rPr>
+        <w:t>\</w:t>
+      </w:r>
+      <w:r>
+        <w:rPr>
+          <w:lang w:val="fr-CH"/>
+        </w:rPr>
+        <w:t>chatGPT_putDelay.cs</w:t>
       </w:r>
       <w:r>
         <w:rPr>
@@ -607,97 +516,6 @@
         <w:rPr>
           <w:lang w:val="fr-CH"/>
         </w:rPr>
-        <w:t xml:space="preserve">Suggestion de </w:t>
-      </w:r>
-      <w:proofErr w:type="spellStart"/>
-      <w:r>
-        <w:rPr>
-          <w:lang w:val="fr-CH"/>
-        </w:rPr>
-        <w:t>chatGPT</w:t>
-      </w:r>
-      <w:proofErr w:type="spellEnd"/>
-      <w:r>
-        <w:rPr>
-          <w:lang w:val="fr-CH"/>
-        </w:rPr>
-        <w:t xml:space="preserve"> : </w:t>
-      </w:r>
-      <w:r>
-        <w:rPr>
-          <w:lang w:val="fr-CH"/>
-        </w:rPr>
-        <w:t>Utiliser une file d’attente (Queue) pour stocker les positions</w:t>
-      </w:r>
-      <w:r>
-        <w:rPr>
-          <w:lang w:val="fr-CH"/>
-        </w:rPr>
-        <w:t>.</w:t>
-      </w:r>
-    </w:p>
-    <w:p>
-      <w:pPr>
-        <w:rPr>
-          <w:lang w:val="fr-CH"/>
-        </w:rPr>
-      </w:pPr>
-      <w:r>
-        <w:rPr>
-          <w:lang w:val="fr-CH"/>
-        </w:rPr>
-        <w:t>L'idée est de stocker les positions reçues dans une file d’attente (Queue&lt;Vector3&gt;) et d’appliquer avec un décalage défini.</w:t>
-      </w:r>
-    </w:p>
-    <w:p>
-      <w:pPr>
-        <w:rPr>
-          <w:lang w:val="fr-CH"/>
-        </w:rPr>
-      </w:pPr>
-      <w:r>
-        <w:rPr>
-          <w:lang w:val="fr-CH"/>
-        </w:rPr>
-        <w:t xml:space="preserve">Script proposé enregistré dans le </w:t>
-      </w:r>
-      <w:r>
-        <w:rPr>
-          <w:lang w:val="fr-CH"/>
-        </w:rPr>
-        <w:t>\dev</w:t>
-      </w:r>
-      <w:r>
-        <w:rPr>
-          <w:lang w:val="fr-CH"/>
-        </w:rPr>
-        <w:t>\</w:t>
-      </w:r>
-      <w:proofErr w:type="spellStart"/>
-      <w:r>
-        <w:rPr>
-          <w:lang w:val="fr-CH"/>
-        </w:rPr>
-        <w:t>chatGPT_putDelay.cs</w:t>
-      </w:r>
-      <w:proofErr w:type="spellEnd"/>
-      <w:r>
-        <w:rPr>
-          <w:lang w:val="fr-CH"/>
-        </w:rPr>
-        <w:t xml:space="preserve"> </w:t>
-      </w:r>
-    </w:p>
-    <w:p>
-      <w:pPr>
-        <w:rPr>
-          <w:lang w:val="fr-CH"/>
-        </w:rPr>
-      </w:pPr>
-      <w:r>
-        <w:rPr>
-          <w:lang w:val="fr-CH"/>
-        </w:rPr>
         <w:t>L’avatar applique les positions avec un retard défini (ex: 500 ms).</w:t>
       </w:r>
     </w:p>
@@ -711,120 +529,55 @@
         <w:rPr>
           <w:lang w:val="fr-CH"/>
         </w:rPr>
-        <w:t xml:space="preserve">Tu peux modifier </w:t>
-      </w:r>
-      <w:proofErr w:type="spellStart"/>
-      <w:r>
-        <w:rPr>
-          <w:lang w:val="fr-CH"/>
-        </w:rPr>
-        <w:t>delayInSeconds</w:t>
-      </w:r>
-      <w:proofErr w:type="spellEnd"/>
-      <w:r>
-        <w:rPr>
-          <w:lang w:val="fr-CH"/>
-        </w:rPr>
-        <w:t xml:space="preserve"> pour ajuster le décalage.</w:t>
-      </w:r>
-    </w:p>
-    <w:p>
-      <w:pPr>
-        <w:rPr>
-          <w:lang w:val="fr-CH"/>
-        </w:rPr>
-      </w:pPr>
-    </w:p>
-    <w:p>
-      <w:pPr>
-        <w:rPr>
-          <w:lang w:val="fr-CH"/>
-        </w:rPr>
-      </w:pPr>
-    </w:p>
-    <w:p>
-      <w:pPr>
-        <w:rPr>
-          <w:lang w:val="fr-CH"/>
-        </w:rPr>
-      </w:pPr>
-    </w:p>
-    <w:p>
-      <w:pPr>
-        <w:rPr>
-          <w:lang w:val="fr-CH"/>
-        </w:rPr>
-      </w:pPr>
-      <w:r>
-        <w:rPr>
-          <w:lang w:val="fr-CH"/>
-        </w:rPr>
-        <w:t>Comment obtenir les position de l’</w:t>
-      </w:r>
-      <w:proofErr w:type="spellStart"/>
-      <w:r>
-        <w:rPr>
-          <w:lang w:val="fr-CH"/>
-        </w:rPr>
-        <w:t>optiTrack</w:t>
-      </w:r>
-      <w:proofErr w:type="spellEnd"/>
-      <w:r>
-        <w:rPr>
-          <w:lang w:val="fr-CH"/>
-        </w:rPr>
-        <w:t xml:space="preserve"> ? </w:t>
-      </w:r>
-    </w:p>
-    <w:p>
-      <w:pPr>
-        <w:rPr>
-          <w:lang w:val="fr-CH"/>
-        </w:rPr>
-      </w:pPr>
-      <w:proofErr w:type="spellStart"/>
-      <w:r>
-        <w:rPr>
-          <w:lang w:val="fr-CH"/>
-        </w:rPr>
-        <w:t>Peux-être</w:t>
-      </w:r>
-      <w:proofErr w:type="spellEnd"/>
-      <w:r>
-        <w:rPr>
-          <w:lang w:val="fr-CH"/>
-        </w:rPr>
-        <w:t xml:space="preserve"> dans le script </w:t>
-      </w:r>
-      <w:proofErr w:type="spellStart"/>
-      <w:r>
-        <w:rPr>
-          <w:lang w:val="fr-CH"/>
-        </w:rPr>
-        <w:t>OptitrackSkeletonAnimator</w:t>
-      </w:r>
-      <w:proofErr w:type="spellEnd"/>
-      <w:r>
-        <w:rPr>
-          <w:lang w:val="fr-CH"/>
-        </w:rPr>
-        <w:t xml:space="preserve">, </w:t>
-      </w:r>
-      <w:proofErr w:type="spellStart"/>
-      <w:r>
-        <w:rPr>
-          <w:lang w:val="fr-CH"/>
-        </w:rPr>
-        <w:t>function</w:t>
-      </w:r>
-      <w:proofErr w:type="spellEnd"/>
-      <w:r>
-        <w:rPr>
-          <w:lang w:val="fr-CH"/>
-        </w:rPr>
-        <w:t xml:space="preserve"> update ligne 141, la variable </w:t>
-      </w:r>
-      <w:proofErr w:type="spellStart"/>
+        <w:t>Tu peux modifier delayInSeconds pour ajuster le décalage.</w:t>
+      </w:r>
+    </w:p>
+    <w:p>
+      <w:pPr>
+        <w:rPr>
+          <w:lang w:val="fr-CH"/>
+        </w:rPr>
+      </w:pPr>
+    </w:p>
+    <w:p>
+      <w:pPr>
+        <w:rPr>
+          <w:lang w:val="fr-CH"/>
+        </w:rPr>
+      </w:pPr>
+    </w:p>
+    <w:p>
+      <w:pPr>
+        <w:rPr>
+          <w:lang w:val="fr-CH"/>
+        </w:rPr>
+      </w:pPr>
+    </w:p>
+    <w:p>
+      <w:pPr>
+        <w:rPr>
+          <w:lang w:val="fr-CH"/>
+        </w:rPr>
+      </w:pPr>
+      <w:r>
+        <w:rPr>
+          <w:lang w:val="fr-CH"/>
+        </w:rPr>
+        <w:t xml:space="preserve">Comment obtenir les position de l’optiTrack ? </w:t>
+      </w:r>
+    </w:p>
+    <w:p>
+      <w:pPr>
+        <w:rPr>
+          <w:lang w:val="fr-CH"/>
+        </w:rPr>
+      </w:pPr>
+      <w:r>
+        <w:rPr>
+          <w:lang w:val="fr-CH"/>
+        </w:rPr>
+        <w:t xml:space="preserve">Peux-être dans le script OptitrackSkeletonAnimator, function update ligne 141, la variable </w:t>
+      </w:r>
       <w:r>
         <w:rPr>
           <w:i/>
@@ -832,42 +585,19 @@
         </w:rPr>
         <w:t>bonePos</w:t>
       </w:r>
-      <w:proofErr w:type="spellEnd"/>
-    </w:p>
-    <w:p>
-      <w:pPr>
-        <w:rPr>
-          <w:lang w:val="fr-CH"/>
-        </w:rPr>
-      </w:pPr>
-      <w:r>
-        <w:rPr>
-          <w:lang w:val="fr-CH"/>
-        </w:rPr>
-        <w:t xml:space="preserve"> C’est un </w:t>
-      </w:r>
-      <w:proofErr w:type="spellStart"/>
-      <w:r>
-        <w:rPr>
-          <w:lang w:val="fr-CH"/>
-        </w:rPr>
-        <w:t>object</w:t>
-      </w:r>
-      <w:proofErr w:type="spellEnd"/>
-      <w:r>
-        <w:rPr>
-          <w:lang w:val="fr-CH"/>
-        </w:rPr>
-        <w:t xml:space="preserve">, je peux pas l’afficher dans la console avec un </w:t>
-      </w:r>
-      <w:proofErr w:type="spellStart"/>
-      <w:r>
-        <w:rPr>
-          <w:lang w:val="fr-CH"/>
-        </w:rPr>
-        <w:t>Debug.Log</w:t>
-      </w:r>
-      <w:proofErr w:type="spellEnd"/>
+    </w:p>
+    <w:p>
+      <w:pPr>
+        <w:rPr>
+          <w:lang w:val="fr-CH"/>
+        </w:rPr>
+      </w:pPr>
+      <w:r>
+        <w:rPr>
+          <w:lang w:val="fr-CH"/>
+        </w:rPr>
+        <w:t xml:space="preserve"> C’est un object, je peux pas l’afficher dans la console avec un Debug.Log</w:t>
+      </w:r>
     </w:p>
     <w:p>
       <w:pPr>
@@ -934,44 +664,26 @@
         <w:rPr>
           <w:lang w:val="fr-CH"/>
         </w:rPr>
-        <w:t xml:space="preserve">C’est tout simple, il faut récupéré la position </w:t>
-      </w:r>
-      <w:proofErr w:type="spellStart"/>
-      <w:r>
-        <w:rPr>
-          <w:lang w:val="fr-CH"/>
-        </w:rPr>
-        <w:t>transform</w:t>
-      </w:r>
-      <w:proofErr w:type="spellEnd"/>
-      <w:r>
-        <w:rPr>
-          <w:lang w:val="fr-CH"/>
-        </w:rPr>
-        <w:t xml:space="preserve"> dans le sous-élément « </w:t>
-      </w:r>
-      <w:proofErr w:type="spellStart"/>
+        <w:t>C’est tout simple, il faut récupéré la position transform dans le sous-élément « </w:t>
+      </w:r>
       <w:r>
         <w:rPr>
           <w:lang w:val="fr-CH"/>
         </w:rPr>
         <w:t>HumanBaseMesh_Male</w:t>
       </w:r>
-      <w:proofErr w:type="spellEnd"/>
       <w:r>
         <w:rPr>
           <w:lang w:val="fr-CH"/>
         </w:rPr>
         <w:t>-&gt;</w:t>
       </w:r>
-      <w:proofErr w:type="spellStart"/>
       <w:r>
         <w:rPr>
           <w:lang w:val="fr-CH"/>
         </w:rPr>
         <w:t>Rig</w:t>
       </w:r>
-      <w:proofErr w:type="spellEnd"/>
       <w:r>
         <w:rPr>
           <w:lang w:val="fr-CH"/>
@@ -994,63 +706,13 @@
         <w:rPr>
           <w:lang w:val="fr-CH"/>
         </w:rPr>
-        <w:t>B-</w:t>
-      </w:r>
-      <w:proofErr w:type="spellStart"/>
-      <w:r>
-        <w:rPr>
-          <w:lang w:val="fr-CH"/>
-        </w:rPr>
-        <w:t>hips</w:t>
-      </w:r>
-      <w:proofErr w:type="spellEnd"/>
-      <w:r>
-        <w:rPr>
-          <w:lang w:val="fr-CH"/>
-        </w:rPr>
-        <w:t xml:space="preserve"> ». La position du </w:t>
-      </w:r>
-      <w:proofErr w:type="spellStart"/>
-      <w:r>
-        <w:rPr>
-          <w:lang w:val="fr-CH"/>
-        </w:rPr>
-        <w:t>hips</w:t>
-      </w:r>
-      <w:proofErr w:type="spellEnd"/>
-      <w:r>
-        <w:rPr>
-          <w:lang w:val="fr-CH"/>
-        </w:rPr>
-        <w:t>(basin est modifier en continue par l’</w:t>
-      </w:r>
-      <w:proofErr w:type="spellStart"/>
-      <w:r>
-        <w:rPr>
-          <w:lang w:val="fr-CH"/>
-        </w:rPr>
-        <w:t>animator</w:t>
-      </w:r>
-      <w:proofErr w:type="spellEnd"/>
-      <w:r>
-        <w:rPr>
-          <w:lang w:val="fr-CH"/>
-        </w:rPr>
-        <w:t>. Il ne faut donc pas récupéré l’information directement du flux de l’</w:t>
-      </w:r>
-      <w:proofErr w:type="spellStart"/>
-      <w:r>
-        <w:rPr>
-          <w:lang w:val="fr-CH"/>
-        </w:rPr>
-        <w:t>optitrack</w:t>
-      </w:r>
-      <w:proofErr w:type="spellEnd"/>
-      <w:r>
-        <w:rPr>
-          <w:lang w:val="fr-CH"/>
-        </w:rPr>
-        <w:t xml:space="preserve"> mais simplement prendre la position de l’objet qui est animé ! </w:t>
+        <w:t>B-hips</w:t>
+      </w:r>
+      <w:r>
+        <w:rPr>
+          <w:lang w:val="fr-CH"/>
+        </w:rPr>
+        <w:t xml:space="preserve"> ». La position du hips(basin est modifier en continue par l’animator. Il ne faut donc pas récupéré l’information directement du flux de l’optitrack mais simplement prendre la position de l’objet qui est animé ! </w:t>
       </w:r>
     </w:p>
     <w:p>
@@ -1110,35 +772,7 @@
         <w:rPr>
           <w:lang w:val="fr-CH"/>
         </w:rPr>
-        <w:t xml:space="preserve">Sinon Jean-Luc pense que appliquer une rotation comme je le propose est une bonne idée. Plutôt que manipuler la </w:t>
-      </w:r>
-      <w:proofErr w:type="spellStart"/>
-      <w:r>
-        <w:rPr>
-          <w:lang w:val="fr-CH"/>
-        </w:rPr>
-        <w:t>transform</w:t>
-      </w:r>
-      <w:proofErr w:type="spellEnd"/>
-      <w:r>
-        <w:rPr>
-          <w:lang w:val="fr-CH"/>
-        </w:rPr>
-        <w:t xml:space="preserve"> de l’avatar, il changerait la position d’un </w:t>
-      </w:r>
-      <w:proofErr w:type="spellStart"/>
-      <w:r>
-        <w:rPr>
-          <w:lang w:val="fr-CH"/>
-        </w:rPr>
-        <w:t>plateform</w:t>
-      </w:r>
-      <w:proofErr w:type="spellEnd"/>
-      <w:r>
-        <w:rPr>
-          <w:lang w:val="fr-CH"/>
-        </w:rPr>
-        <w:t xml:space="preserve"> invisible. Mais je vais pas retenir cette idée car c’est compliquer pour pas grand-chose. </w:t>
+        <w:t xml:space="preserve">Sinon Jean-Luc pense que appliquer une rotation comme je le propose est une bonne idée. Plutôt que manipuler la transform de l’avatar, il changerait la position d’un plateform invisible. Mais je vais pas retenir cette idée car c’est compliquer pour pas grand-chose. </w:t>
       </w:r>
     </w:p>
     <w:p>
@@ -1193,112 +827,14 @@
         <w:rPr>
           <w:lang w:val="fr-CH"/>
         </w:rPr>
-        <w:t xml:space="preserve">. Ensuite, il a écrit un script qui permet d’enregistrer les positions de chaque sous </w:t>
-      </w:r>
-      <w:proofErr w:type="spellStart"/>
-      <w:r>
-        <w:rPr>
-          <w:lang w:val="fr-CH"/>
-        </w:rPr>
-        <w:t>game-object</w:t>
-      </w:r>
-      <w:proofErr w:type="spellEnd"/>
-      <w:r>
-        <w:rPr>
-          <w:lang w:val="fr-CH"/>
-        </w:rPr>
-        <w:t xml:space="preserve"> de l’avatar (comme </w:t>
-      </w:r>
-      <w:proofErr w:type="spellStart"/>
-      <w:r>
-        <w:rPr>
-          <w:lang w:val="fr-CH"/>
-        </w:rPr>
-        <w:t>hips</w:t>
-      </w:r>
-      <w:proofErr w:type="spellEnd"/>
-      <w:r>
-        <w:rPr>
-          <w:lang w:val="fr-CH"/>
-        </w:rPr>
-        <w:t xml:space="preserve">, ……). Il utilise un fix update à 50 ou 100 Hz au lieu de l’update classique. Il a enregistrer ces position dans un fichier JASON. </w:t>
+        <w:t xml:space="preserve">. Ensuite, il a écrit un script qui permet d’enregistrer les positions de chaque sous game-object de l’avatar (comme hips, ……). Il utilise un fix update à 50 ou 100 Hz au lieu de l’update classique. Il a enregistrer ces position dans un fichier JASON. </w:t>
       </w:r>
       <w:r>
         <w:rPr>
           <w:lang w:val="fr-CH"/>
         </w:rPr>
         <w:br/>
-        <w:t xml:space="preserve">Puis il utilise un autre </w:t>
-      </w:r>
-      <w:proofErr w:type="spellStart"/>
-      <w:r>
-        <w:rPr>
-          <w:lang w:val="fr-CH"/>
-        </w:rPr>
-        <w:t>fixupdate</w:t>
-      </w:r>
-      <w:proofErr w:type="spellEnd"/>
-      <w:r>
-        <w:rPr>
-          <w:lang w:val="fr-CH"/>
-        </w:rPr>
-        <w:t xml:space="preserve"> pour appliquer ces position </w:t>
-      </w:r>
-      <w:proofErr w:type="spellStart"/>
-      <w:r>
-        <w:rPr>
-          <w:lang w:val="fr-CH"/>
-        </w:rPr>
-        <w:t>transform</w:t>
-      </w:r>
-      <w:proofErr w:type="spellEnd"/>
-      <w:r>
-        <w:rPr>
-          <w:lang w:val="fr-CH"/>
-        </w:rPr>
-        <w:t xml:space="preserve"> de chaque </w:t>
-      </w:r>
-      <w:proofErr w:type="spellStart"/>
-      <w:r>
-        <w:rPr>
-          <w:lang w:val="fr-CH"/>
-        </w:rPr>
-        <w:t>game</w:t>
-      </w:r>
-      <w:proofErr w:type="spellEnd"/>
-      <w:r>
-        <w:rPr>
-          <w:lang w:val="fr-CH"/>
-        </w:rPr>
-        <w:t xml:space="preserve"> </w:t>
-      </w:r>
-      <w:proofErr w:type="spellStart"/>
-      <w:r>
-        <w:rPr>
-          <w:lang w:val="fr-CH"/>
-        </w:rPr>
-        <w:t>object</w:t>
-      </w:r>
-      <w:proofErr w:type="spellEnd"/>
-      <w:r>
-        <w:rPr>
-          <w:lang w:val="fr-CH"/>
-        </w:rPr>
-        <w:t xml:space="preserve"> à un autre avatar qui n’est pas connecté à l’</w:t>
-      </w:r>
-      <w:proofErr w:type="spellStart"/>
-      <w:r>
-        <w:rPr>
-          <w:lang w:val="fr-CH"/>
-        </w:rPr>
-        <w:t>optitrack</w:t>
-      </w:r>
-      <w:proofErr w:type="spellEnd"/>
-      <w:r>
-        <w:rPr>
-          <w:lang w:val="fr-CH"/>
-        </w:rPr>
-        <w:t xml:space="preserve">. Comme ça, on peux géré la vitesse de replay.   </w:t>
+        <w:t xml:space="preserve">Puis il utilise un autre fixupdate pour appliquer ces position transform de chaque game object à un autre avatar qui n’est pas connecté à l’optitrack. Comme ça, on peux géré la vitesse de replay.   </w:t>
       </w:r>
     </w:p>
     <w:p>
@@ -1329,21 +865,7 @@
         <w:rPr>
           <w:lang w:val="fr-CH"/>
         </w:rPr>
-        <w:t xml:space="preserve">Leur système c’était 30 </w:t>
-      </w:r>
-      <w:proofErr w:type="spellStart"/>
-      <w:r>
-        <w:rPr>
-          <w:lang w:val="fr-CH"/>
-        </w:rPr>
-        <w:t>markeur</w:t>
-      </w:r>
-      <w:proofErr w:type="spellEnd"/>
-      <w:r>
-        <w:rPr>
-          <w:lang w:val="fr-CH"/>
-        </w:rPr>
-        <w:t xml:space="preserve"> à 30Hz. </w:t>
+        <w:t xml:space="preserve">Leur système c’était 30 markeur à 30Hz. </w:t>
       </w:r>
     </w:p>
     <w:p>
@@ -1361,21 +883,7 @@
         <w:rPr>
           <w:lang w:val="fr-CH"/>
         </w:rPr>
-        <w:t xml:space="preserve">La grandeur de l’avatar était </w:t>
-      </w:r>
-      <w:proofErr w:type="spellStart"/>
-      <w:r>
-        <w:rPr>
-          <w:lang w:val="fr-CH"/>
-        </w:rPr>
-        <w:t>scale</w:t>
-      </w:r>
-      <w:proofErr w:type="spellEnd"/>
-      <w:r>
-        <w:rPr>
-          <w:lang w:val="fr-CH"/>
-        </w:rPr>
-        <w:t xml:space="preserve"> par rapport à la grandeur réelle du participant </w:t>
+        <w:t xml:space="preserve">La grandeur de l’avatar était scale par rapport à la grandeur réelle du participant </w:t>
       </w:r>
       <w:r>
         <w:rPr>
@@ -1431,16 +939,8 @@
         <w:rPr>
           <w:lang w:val="fr-CH"/>
         </w:rPr>
-        <w:t xml:space="preserve">Réponse donné avec un </w:t>
-      </w:r>
-      <w:proofErr w:type="spellStart"/>
-      <w:r>
-        <w:rPr>
-          <w:lang w:val="fr-CH"/>
-        </w:rPr>
-        <w:t>gamepad</w:t>
-      </w:r>
-      <w:proofErr w:type="spellEnd"/>
+        <w:t>Réponse donné avec un gamepad</w:t>
+      </w:r>
     </w:p>
     <w:p>
       <w:pPr>
@@ -1641,30 +1141,8 @@
         <w:rPr>
           <w:lang w:val="fr-CH"/>
         </w:rPr>
-        <w:t xml:space="preserve">Training bloc de 10 trials avec </w:t>
-      </w:r>
-      <w:proofErr w:type="spellStart"/>
-      <w:r>
-        <w:rPr>
-          <w:lang w:val="fr-CH"/>
-        </w:rPr>
-        <w:t>deviation</w:t>
-      </w:r>
-      <w:proofErr w:type="spellEnd"/>
-      <w:r>
-        <w:rPr>
-          <w:lang w:val="fr-CH"/>
-        </w:rPr>
-        <w:t xml:space="preserve"> de +/- 5° , +/-20° et sans </w:t>
-      </w:r>
-      <w:proofErr w:type="spellStart"/>
-      <w:r>
-        <w:rPr>
-          <w:lang w:val="fr-CH"/>
-        </w:rPr>
-        <w:t>deviation</w:t>
-      </w:r>
-      <w:proofErr w:type="spellEnd"/>
+        <w:t>Training bloc de 10 trials avec deviation de +/- 5° , +/-20° et sans deviation</w:t>
+      </w:r>
     </w:p>
     <w:p>
       <w:pPr>
@@ -1699,16 +1177,8 @@
         <w:rPr>
           <w:lang w:val="fr-CH"/>
         </w:rPr>
-        <w:t xml:space="preserve">Total de 84 trial avec 12 pour la condition contrôle et 12 pour chacun des 6 types de </w:t>
-      </w:r>
-      <w:proofErr w:type="spellStart"/>
-      <w:r>
-        <w:rPr>
-          <w:lang w:val="fr-CH"/>
-        </w:rPr>
-        <w:t>deviation</w:t>
-      </w:r>
-      <w:proofErr w:type="spellEnd"/>
+        <w:t>Total de 84 trial avec 12 pour la condition contrôle et 12 pour chacun des 6 types de deviation</w:t>
+      </w:r>
     </w:p>
     <w:p>
       <w:pPr>
@@ -1767,35 +1237,7 @@
         <w:rPr>
           <w:lang w:val="fr-CH"/>
         </w:rPr>
-        <w:t xml:space="preserve">Dans leur design, le participant doit pressé sur un bouton pour marquer le début. Je vais faire autrement en utilisant un </w:t>
-      </w:r>
-      <w:proofErr w:type="spellStart"/>
-      <w:r>
-        <w:rPr>
-          <w:lang w:val="fr-CH"/>
-        </w:rPr>
-        <w:t>collider</w:t>
-      </w:r>
-      <w:proofErr w:type="spellEnd"/>
-      <w:r>
-        <w:rPr>
-          <w:lang w:val="fr-CH"/>
-        </w:rPr>
-        <w:t xml:space="preserve"> dans </w:t>
-      </w:r>
-      <w:proofErr w:type="spellStart"/>
-      <w:r>
-        <w:rPr>
-          <w:lang w:val="fr-CH"/>
-        </w:rPr>
-        <w:t>unity</w:t>
-      </w:r>
-      <w:proofErr w:type="spellEnd"/>
-      <w:r>
-        <w:rPr>
-          <w:lang w:val="fr-CH"/>
-        </w:rPr>
-        <w:t xml:space="preserve">. pour marquer le start du trial. </w:t>
+        <w:t xml:space="preserve">Dans leur design, le participant doit pressé sur un bouton pour marquer le début. Je vais faire autrement en utilisant un collider dans unity. pour marquer le start du trial. </w:t>
       </w:r>
     </w:p>
     <w:p>
@@ -1833,11 +1275,7 @@
         <w:t xml:space="preserve"> </w:t>
       </w:r>
       <w:r>
-        <w:t xml:space="preserve">you just </w:t>
-      </w:r>
-      <w:proofErr w:type="spellStart"/>
-      <w:r>
-        <w:t>performed?</w:t>
+        <w:t>you just performed?</w:t>
       </w:r>
       <w:r>
         <w:rPr>
@@ -1846,11 +1284,7 @@
         <w:t>”</w:t>
       </w:r>
       <w:r>
-        <w:t>YES</w:t>
-      </w:r>
-      <w:proofErr w:type="spellEnd"/>
-      <w:r>
-        <w:t>/NO</w:t>
+        <w:t>YES/NO</w:t>
       </w:r>
     </w:p>
     <w:p>
@@ -1879,15 +1313,7 @@
     <w:p/>
     <w:p>
       <w:r>
-        <w:t xml:space="preserve">Data à </w:t>
-      </w:r>
-      <w:proofErr w:type="spellStart"/>
-      <w:r>
-        <w:t>enregistrer</w:t>
-      </w:r>
-      <w:proofErr w:type="spellEnd"/>
-      <w:r>
-        <w:t xml:space="preserve"> </w:t>
+        <w:t xml:space="preserve">Data à enregistrer </w:t>
       </w:r>
     </w:p>
     <w:p>
@@ -1898,13 +1324,8 @@
           <w:numId w:val="3"/>
         </w:numPr>
       </w:pPr>
-      <w:proofErr w:type="spellStart"/>
-      <w:r>
-        <w:t>Réponse</w:t>
-      </w:r>
-      <w:proofErr w:type="spellEnd"/>
-      <w:r>
-        <w:t xml:space="preserve"> au questionnaire</w:t>
+      <w:r>
+        <w:t>Réponse au questionnaire</w:t>
       </w:r>
     </w:p>
     <w:p>
@@ -2062,39 +1483,7 @@
           <w:color w:val="00B050"/>
           <w:lang w:val="fr-CH"/>
         </w:rPr>
-        <w:t xml:space="preserve"> d’avis de se simplifier la vie avec uniquement l’</w:t>
-      </w:r>
-      <w:proofErr w:type="spellStart"/>
-      <w:r>
-        <w:rPr>
-          <w:color w:val="00B050"/>
-          <w:lang w:val="fr-CH"/>
-        </w:rPr>
-        <w:t>accuracy</w:t>
-      </w:r>
-      <w:proofErr w:type="spellEnd"/>
-      <w:r>
-        <w:rPr>
-          <w:color w:val="00B050"/>
-          <w:lang w:val="fr-CH"/>
-        </w:rPr>
-        <w:t xml:space="preserve"> d’arriver à la </w:t>
-      </w:r>
-      <w:proofErr w:type="spellStart"/>
-      <w:r>
-        <w:rPr>
-          <w:color w:val="00B050"/>
-          <w:lang w:val="fr-CH"/>
-        </w:rPr>
-        <w:t>target</w:t>
-      </w:r>
-      <w:proofErr w:type="spellEnd"/>
-      <w:r>
-        <w:rPr>
-          <w:color w:val="00B050"/>
-          <w:lang w:val="fr-CH"/>
-        </w:rPr>
-        <w:t>.</w:t>
+        <w:t xml:space="preserve"> d’avis de se simplifier la vie avec uniquement l’accuracy d’arriver à la target.</w:t>
       </w:r>
       <w:r>
         <w:rPr>
@@ -2145,63 +1534,7 @@
         <w:rPr>
           <w:lang w:val="fr-CH"/>
         </w:rPr>
-        <w:t xml:space="preserve">Dans le script manager, il faut mettre comme publique </w:t>
-      </w:r>
-      <w:proofErr w:type="spellStart"/>
-      <w:r>
-        <w:rPr>
-          <w:lang w:val="fr-CH"/>
-        </w:rPr>
-        <w:t>intput</w:t>
-      </w:r>
-      <w:proofErr w:type="spellEnd"/>
-      <w:r>
-        <w:rPr>
-          <w:lang w:val="fr-CH"/>
-        </w:rPr>
-        <w:t xml:space="preserve"> la taille du participant. Par script, ajuster la taille de l’avatar (</w:t>
-      </w:r>
-      <w:proofErr w:type="spellStart"/>
-      <w:r>
-        <w:rPr>
-          <w:lang w:val="fr-CH"/>
-        </w:rPr>
-        <w:t>scale</w:t>
-      </w:r>
-      <w:proofErr w:type="spellEnd"/>
-      <w:r>
-        <w:rPr>
-          <w:lang w:val="fr-CH"/>
-        </w:rPr>
-        <w:t xml:space="preserve"> dans </w:t>
-      </w:r>
-      <w:proofErr w:type="spellStart"/>
-      <w:r>
-        <w:rPr>
-          <w:lang w:val="fr-CH"/>
-        </w:rPr>
-        <w:t>x,y,z</w:t>
-      </w:r>
-      <w:proofErr w:type="spellEnd"/>
-      <w:r>
-        <w:rPr>
-          <w:lang w:val="fr-CH"/>
-        </w:rPr>
-        <w:t xml:space="preserve">, pas besoin de changer transpose car le point d’origine ce sont les pieds) et </w:t>
-      </w:r>
-      <w:proofErr w:type="spellStart"/>
-      <w:r>
-        <w:rPr>
-          <w:lang w:val="fr-CH"/>
-        </w:rPr>
-        <w:t>scale</w:t>
-      </w:r>
-      <w:proofErr w:type="spellEnd"/>
-      <w:r>
-        <w:rPr>
-          <w:lang w:val="fr-CH"/>
-        </w:rPr>
-        <w:t xml:space="preserve"> de la taille du cylindre uniquement </w:t>
+        <w:t xml:space="preserve">Dans le script manager, il faut mettre comme publique intput la taille du participant. Par script, ajuster la taille de l’avatar (scale dans x,y,z, pas besoin de changer transpose car le point d’origine ce sont les pieds) et scale de la taille du cylindre uniquement </w:t>
       </w:r>
       <w:r>
         <w:rPr>
@@ -2242,67 +1575,44 @@
           <w:lang w:val="fr-CH"/>
         </w:rPr>
       </w:pPr>
-      <w:proofErr w:type="spellStart"/>
       <w:r>
         <w:rPr>
           <w:i/>
           <w:lang w:val="fr-CH"/>
         </w:rPr>
-        <w:t>Developpement</w:t>
-      </w:r>
-      <w:proofErr w:type="spellEnd"/>
+        <w:t xml:space="preserve">Developpement dans la salle. </w:t>
+      </w:r>
+    </w:p>
+    <w:p>
+      <w:pPr>
+        <w:rPr>
+          <w:lang w:val="fr-CH"/>
+        </w:rPr>
+      </w:pPr>
+      <w:r>
+        <w:rPr>
+          <w:lang w:val="fr-CH"/>
+        </w:rPr>
+        <w:t xml:space="preserve">Il faut que le 0 0 0 soit sur le stotch jaune (il faut calibrer le système Motive à chaque fois car le 0 était pas bon lors de mes tests d’aujourd’hui. </w:t>
+      </w:r>
+    </w:p>
+    <w:p>
+      <w:pPr>
+        <w:rPr>
+          <w:lang w:val="fr-CH"/>
+        </w:rPr>
+      </w:pPr>
+      <w:r>
+        <w:rPr>
+          <w:lang w:val="fr-CH"/>
+        </w:rPr>
+        <w:t xml:space="preserve">J’ai fait un enregistrement qui s’appelle </w:t>
+      </w:r>
       <w:r>
         <w:rPr>
           <w:i/>
           <w:lang w:val="fr-CH"/>
         </w:rPr>
-        <w:t xml:space="preserve"> dans la salle. </w:t>
-      </w:r>
-    </w:p>
-    <w:p>
-      <w:pPr>
-        <w:rPr>
-          <w:lang w:val="fr-CH"/>
-        </w:rPr>
-      </w:pPr>
-      <w:r>
-        <w:rPr>
-          <w:lang w:val="fr-CH"/>
-        </w:rPr>
-        <w:t xml:space="preserve">Il faut que le 0 0 0 soit sur le </w:t>
-      </w:r>
-      <w:proofErr w:type="spellStart"/>
-      <w:r>
-        <w:rPr>
-          <w:lang w:val="fr-CH"/>
-        </w:rPr>
-        <w:t>stotch</w:t>
-      </w:r>
-      <w:proofErr w:type="spellEnd"/>
-      <w:r>
-        <w:rPr>
-          <w:lang w:val="fr-CH"/>
-        </w:rPr>
-        <w:t xml:space="preserve"> jaune (il faut calibrer le système Motive à chaque fois car le 0 était pas bon lors de mes tests d’aujourd’hui. </w:t>
-      </w:r>
-    </w:p>
-    <w:p>
-      <w:pPr>
-        <w:rPr>
-          <w:lang w:val="fr-CH"/>
-        </w:rPr>
-      </w:pPr>
-      <w:r>
-        <w:rPr>
-          <w:lang w:val="fr-CH"/>
-        </w:rPr>
-        <w:t xml:space="preserve">J’ai fait un enregistrement qui s’appelle </w:t>
-      </w:r>
-      <w:r>
-        <w:rPr>
-          <w:i/>
-          <w:lang w:val="fr-CH"/>
-        </w:rPr>
         <w:t>FNDtest_dev_24022026</w:t>
       </w:r>
       <w:r>
@@ -2322,21 +1632,7 @@
         <w:rPr>
           <w:lang w:val="fr-CH"/>
         </w:rPr>
-        <w:t xml:space="preserve">Remarque 1 : le cylindre a été mis à la position </w:t>
-      </w:r>
-      <w:proofErr w:type="spellStart"/>
-      <w:r>
-        <w:rPr>
-          <w:lang w:val="fr-CH"/>
-        </w:rPr>
-        <w:t>unity</w:t>
-      </w:r>
-      <w:proofErr w:type="spellEnd"/>
-      <w:r>
-        <w:rPr>
-          <w:lang w:val="fr-CH"/>
-        </w:rPr>
-        <w:t xml:space="preserve"> z=2.027 pour avoir 180cm dans le réel. Ça veut dire que </w:t>
+        <w:t xml:space="preserve">Remarque 1 : le cylindre a été mis à la position unity z=2.027 pour avoir 180cm dans le réel. Ça veut dire que </w:t>
       </w:r>
       <w:r>
         <w:rPr>
@@ -2344,31 +1640,13 @@
           <w:color w:val="FF0000"/>
           <w:lang w:val="fr-CH"/>
         </w:rPr>
-        <w:t xml:space="preserve">1 unité </w:t>
-      </w:r>
-      <w:proofErr w:type="spellStart"/>
-      <w:r>
-        <w:rPr>
-          <w:b/>
+        <w:t>1 unité unity = 88.8 cm</w:t>
+      </w:r>
+      <w:r>
+        <w:rPr>
           <w:color w:val="FF0000"/>
           <w:lang w:val="fr-CH"/>
         </w:rPr>
-        <w:t>unity</w:t>
-      </w:r>
-      <w:proofErr w:type="spellEnd"/>
-      <w:r>
-        <w:rPr>
-          <w:b/>
-          <w:color w:val="FF0000"/>
-          <w:lang w:val="fr-CH"/>
-        </w:rPr>
-        <w:t xml:space="preserve"> = 88.8 cm</w:t>
-      </w:r>
-      <w:r>
-        <w:rPr>
-          <w:color w:val="FF0000"/>
-          <w:lang w:val="fr-CH"/>
-        </w:rPr>
         <w:t xml:space="preserve"> </w:t>
       </w:r>
     </w:p>
@@ -2411,21 +1689,7 @@
         <w:rPr>
           <w:lang w:val="fr-CH"/>
         </w:rPr>
-        <w:t xml:space="preserve">Cette fonctionnalité a été retirer de </w:t>
-      </w:r>
-      <w:proofErr w:type="spellStart"/>
-      <w:r>
-        <w:rPr>
-          <w:lang w:val="fr-CH"/>
-        </w:rPr>
-        <w:t>Unity</w:t>
-      </w:r>
-      <w:proofErr w:type="spellEnd"/>
-      <w:r>
-        <w:rPr>
-          <w:lang w:val="fr-CH"/>
-        </w:rPr>
-        <w:t xml:space="preserve"> depuis la version 2022.3. J’ai téléchargé un package tiers (</w:t>
+        <w:t>Cette fonctionnalité a été retirer de Unity depuis la version 2022.3. J’ai téléchargé un package tiers (</w:t>
       </w:r>
       <w:hyperlink r:id="rId8" w:history="1">
         <w:r>
@@ -2440,63 +1704,7 @@
         <w:rPr>
           <w:lang w:val="fr-CH"/>
         </w:rPr>
-        <w:t xml:space="preserve">) pour pouvoir mettre en full screen. Il faut presser sur la touche F12 lorsqu’on est en </w:t>
-      </w:r>
-      <w:proofErr w:type="spellStart"/>
-      <w:r>
-        <w:rPr>
-          <w:lang w:val="fr-CH"/>
-        </w:rPr>
-        <w:t>playmode</w:t>
-      </w:r>
-      <w:proofErr w:type="spellEnd"/>
-      <w:r>
-        <w:rPr>
-          <w:lang w:val="fr-CH"/>
-        </w:rPr>
-        <w:t xml:space="preserve"> !  J’ai dû aussi </w:t>
-      </w:r>
-      <w:proofErr w:type="spellStart"/>
-      <w:r>
-        <w:rPr>
-          <w:lang w:val="fr-CH"/>
-        </w:rPr>
-        <w:t>hide</w:t>
-      </w:r>
-      <w:proofErr w:type="spellEnd"/>
-      <w:r>
-        <w:rPr>
-          <w:lang w:val="fr-CH"/>
-        </w:rPr>
-        <w:t xml:space="preserve"> la </w:t>
-      </w:r>
-      <w:proofErr w:type="spellStart"/>
-      <w:r>
-        <w:rPr>
-          <w:lang w:val="fr-CH"/>
-        </w:rPr>
-        <w:t>task</w:t>
-      </w:r>
-      <w:proofErr w:type="spellEnd"/>
-      <w:r>
-        <w:rPr>
-          <w:lang w:val="fr-CH"/>
-        </w:rPr>
-        <w:t xml:space="preserve"> bar de </w:t>
-      </w:r>
-      <w:proofErr w:type="spellStart"/>
-      <w:r>
-        <w:rPr>
-          <w:lang w:val="fr-CH"/>
-        </w:rPr>
-        <w:t>windows</w:t>
-      </w:r>
-      <w:proofErr w:type="spellEnd"/>
-      <w:r>
-        <w:rPr>
-          <w:lang w:val="fr-CH"/>
-        </w:rPr>
-        <w:t xml:space="preserve"> sinon elle reste visible à l’écran</w:t>
+        <w:t>) pour pouvoir mettre en full screen. Il faut presser sur la touche F12 lorsqu’on est en playmode !  J’ai dû aussi hide la task bar de windows sinon elle reste visible à l’écran</w:t>
       </w:r>
       <w:r>
         <w:rPr>
@@ -2556,128 +1764,76 @@
         <w:rPr>
           <w:lang w:val="fr-CH"/>
         </w:rPr>
-        <w:t xml:space="preserve">male ou </w:t>
-      </w:r>
-      <w:proofErr w:type="spellStart"/>
-      <w:r>
-        <w:rPr>
-          <w:lang w:val="fr-CH"/>
-        </w:rPr>
-        <w:t>female</w:t>
-      </w:r>
-      <w:proofErr w:type="spellEnd"/>
+        <w:t xml:space="preserve">male ou female </w:t>
+      </w:r>
+      <w:r>
+        <w:rPr>
+          <w:lang w:val="fr-CH"/>
+        </w:rPr>
+        <w:t>sur l’</w:t>
+      </w:r>
+      <w:r>
+        <w:rPr>
+          <w:lang w:val="fr-CH"/>
+        </w:rPr>
+        <w:t>écran avec un scal</w:t>
+      </w:r>
+      <w:r>
+        <w:rPr>
+          <w:lang w:val="fr-CH"/>
+        </w:rPr>
+        <w:t xml:space="preserve"> à 1 : </w:t>
+      </w:r>
+      <w:r>
+        <w:rPr>
+          <w:lang w:val="fr-CH"/>
+        </w:rPr>
+        <w:t>120cm</w:t>
+      </w:r>
+    </w:p>
+    <w:p>
+      <w:pPr>
+        <w:rPr>
+          <w:lang w:val="fr-CH"/>
+        </w:rPr>
+      </w:pPr>
+      <w:r>
+        <w:rPr>
+          <w:lang w:val="fr-CH"/>
+        </w:rPr>
+        <w:t>Scaling factor pour que l’avatar soit de la même taille sur l’écran : 1.35</w:t>
+      </w:r>
       <w:r>
         <w:rPr>
           <w:lang w:val="fr-CH"/>
         </w:rPr>
         <w:t xml:space="preserve"> </w:t>
       </w:r>
-      <w:r>
-        <w:rPr>
-          <w:lang w:val="fr-CH"/>
-        </w:rPr>
-        <w:t>sur l’</w:t>
-      </w:r>
-      <w:r>
-        <w:rPr>
-          <w:lang w:val="fr-CH"/>
-        </w:rPr>
-        <w:t xml:space="preserve">écran avec un </w:t>
-      </w:r>
-      <w:proofErr w:type="spellStart"/>
-      <w:r>
-        <w:rPr>
-          <w:lang w:val="fr-CH"/>
-        </w:rPr>
-        <w:t>scal</w:t>
-      </w:r>
-      <w:proofErr w:type="spellEnd"/>
-      <w:r>
-        <w:rPr>
-          <w:lang w:val="fr-CH"/>
-        </w:rPr>
-        <w:t xml:space="preserve"> à 1 : </w:t>
-      </w:r>
-      <w:r>
-        <w:rPr>
-          <w:lang w:val="fr-CH"/>
-        </w:rPr>
-        <w:t>120cm</w:t>
-      </w:r>
-    </w:p>
-    <w:p>
-      <w:pPr>
-        <w:rPr>
-          <w:lang w:val="fr-CH"/>
-        </w:rPr>
-      </w:pPr>
-      <w:proofErr w:type="spellStart"/>
-      <w:r>
-        <w:rPr>
-          <w:lang w:val="fr-CH"/>
-        </w:rPr>
-        <w:t>Scaling</w:t>
-      </w:r>
-      <w:proofErr w:type="spellEnd"/>
-      <w:r>
-        <w:rPr>
-          <w:lang w:val="fr-CH"/>
-        </w:rPr>
-        <w:t xml:space="preserve"> factor pour que l’avatar soit de la même taille sur l’écran : 1.35</w:t>
-      </w:r>
-      <w:r>
-        <w:rPr>
-          <w:lang w:val="fr-CH"/>
-        </w:rPr>
-        <w:t xml:space="preserve"> </w:t>
-      </w:r>
-    </w:p>
-    <w:p>
-      <w:pPr>
-        <w:rPr>
-          <w:lang w:val="fr-CH"/>
-        </w:rPr>
-      </w:pPr>
-      <w:r>
-        <w:rPr>
-          <w:lang w:val="fr-CH"/>
-        </w:rPr>
-        <w:t xml:space="preserve">Donc la formule de </w:t>
-      </w:r>
-      <w:proofErr w:type="spellStart"/>
-      <w:r>
-        <w:rPr>
-          <w:lang w:val="fr-CH"/>
-        </w:rPr>
-        <w:t>scaling</w:t>
-      </w:r>
-      <w:proofErr w:type="spellEnd"/>
-      <w:r>
-        <w:rPr>
-          <w:lang w:val="fr-CH"/>
-        </w:rPr>
-        <w:t xml:space="preserve"> à implémenter c’est </w:t>
-      </w:r>
-    </w:p>
-    <w:p>
-      <w:pPr>
-        <w:rPr>
-          <w:lang w:val="fr-CH"/>
-        </w:rPr>
-      </w:pPr>
-      <w:proofErr w:type="spellStart"/>
-      <w:r>
-        <w:rPr>
-          <w:lang w:val="fr-CH"/>
-        </w:rPr>
-        <w:t>Scalling</w:t>
-      </w:r>
-      <w:proofErr w:type="spellEnd"/>
-      <w:r>
-        <w:rPr>
-          <w:lang w:val="fr-CH"/>
-        </w:rPr>
-        <w:t xml:space="preserve"> factor = </w:t>
+    </w:p>
+    <w:p>
+      <w:pPr>
+        <w:rPr>
+          <w:lang w:val="fr-CH"/>
+        </w:rPr>
+      </w:pPr>
+      <w:r>
+        <w:rPr>
+          <w:lang w:val="fr-CH"/>
+        </w:rPr>
+        <w:t xml:space="preserve">Donc la formule de scaling à implémenter c’est </w:t>
+      </w:r>
+    </w:p>
+    <w:p>
+      <w:pPr>
+        <w:rPr>
+          <w:lang w:val="fr-CH"/>
+        </w:rPr>
+      </w:pPr>
+      <w:r>
+        <w:rPr>
+          <w:lang w:val="fr-CH"/>
+        </w:rPr>
+        <w:t xml:space="preserve">Scalling factor = </w:t>
       </w:r>
       <w:r>
         <w:rPr>
@@ -2729,19 +1885,11 @@
           <w:lang w:val="fr-CH"/>
         </w:rPr>
       </w:pPr>
-      <w:proofErr w:type="spellStart"/>
-      <w:r>
-        <w:rPr>
-          <w:lang w:val="fr-CH"/>
-        </w:rPr>
-        <w:t>Scaling</w:t>
-      </w:r>
-      <w:proofErr w:type="spellEnd"/>
-      <w:r>
-        <w:rPr>
-          <w:lang w:val="fr-CH"/>
-        </w:rPr>
-        <w:t xml:space="preserve"> de la taille du cylindre pour qu’il soit de la même hauteur que l’avatar lorsqu’il est à la position max. </w:t>
+      <w:r>
+        <w:rPr>
+          <w:lang w:val="fr-CH"/>
+        </w:rPr>
+        <w:t xml:space="preserve">Scaling de la taille du cylindre pour qu’il soit de la même hauteur que l’avatar lorsqu’il est à la position max. </w:t>
       </w:r>
     </w:p>
     <w:p>
@@ -2758,155 +1906,51 @@
           <w:color w:val="FF0000"/>
           <w:lang w:val="fr-CH"/>
         </w:rPr>
-        <w:t xml:space="preserve">Attention : le </w:t>
-      </w:r>
-      <w:proofErr w:type="spellStart"/>
+        <w:t>Attention : le scaling de l’avatar va faire qu’il va aller plus loin (position Z de cylindre doit être reculler). Ça ajoute un</w:t>
+      </w:r>
       <w:r>
         <w:rPr>
           <w:b/>
           <w:color w:val="FF0000"/>
           <w:lang w:val="fr-CH"/>
         </w:rPr>
-        <w:t>scaling</w:t>
-      </w:r>
-      <w:proofErr w:type="spellEnd"/>
+        <w:t>e</w:t>
+      </w:r>
       <w:r>
         <w:rPr>
           <w:b/>
           <w:color w:val="FF0000"/>
           <w:lang w:val="fr-CH"/>
         </w:rPr>
-        <w:t xml:space="preserve"> de l’avatar va faire qu’il va aller plus loin (position Z de cylindre doit être </w:t>
-      </w:r>
-      <w:proofErr w:type="spellStart"/>
+        <w:t xml:space="preserve"> grosse </w:t>
+      </w:r>
       <w:r>
         <w:rPr>
           <w:b/>
           <w:color w:val="FF0000"/>
           <w:lang w:val="fr-CH"/>
         </w:rPr>
-        <w:t>reculler</w:t>
-      </w:r>
-      <w:proofErr w:type="spellEnd"/>
-      <w:r>
-        <w:rPr>
-          <w:b/>
-          <w:color w:val="FF0000"/>
-          <w:lang w:val="fr-CH"/>
-        </w:rPr>
-        <w:t>). Ça ajoute un</w:t>
-      </w:r>
-      <w:r>
-        <w:rPr>
-          <w:b/>
-          <w:color w:val="FF0000"/>
-          <w:lang w:val="fr-CH"/>
-        </w:rPr>
-        <w:t>e</w:t>
-      </w:r>
-      <w:r>
-        <w:rPr>
-          <w:b/>
-          <w:color w:val="FF0000"/>
-          <w:lang w:val="fr-CH"/>
-        </w:rPr>
-        <w:t xml:space="preserve"> grosse </w:t>
-      </w:r>
-      <w:r>
-        <w:rPr>
-          <w:b/>
-          <w:color w:val="FF0000"/>
-          <w:lang w:val="fr-CH"/>
-        </w:rPr>
-        <w:t xml:space="preserve">complexité ! Si la zone d’arrivé est </w:t>
-      </w:r>
-      <w:proofErr w:type="spellStart"/>
-      <w:r>
-        <w:rPr>
-          <w:b/>
-          <w:color w:val="FF0000"/>
-          <w:lang w:val="fr-CH"/>
-        </w:rPr>
-        <w:t>dépendente</w:t>
-      </w:r>
-      <w:proofErr w:type="spellEnd"/>
-      <w:r>
-        <w:rPr>
-          <w:b/>
-          <w:color w:val="FF0000"/>
-          <w:lang w:val="fr-CH"/>
-        </w:rPr>
-        <w:t xml:space="preserve"> du </w:t>
-      </w:r>
-      <w:proofErr w:type="spellStart"/>
-      <w:r>
-        <w:rPr>
-          <w:b/>
-          <w:color w:val="FF0000"/>
-          <w:lang w:val="fr-CH"/>
-        </w:rPr>
-        <w:t>scale</w:t>
-      </w:r>
-      <w:proofErr w:type="spellEnd"/>
-      <w:r>
-        <w:rPr>
-          <w:b/>
-          <w:color w:val="FF0000"/>
-          <w:lang w:val="fr-CH"/>
-        </w:rPr>
-        <w:t xml:space="preserve"> de l’avatar, je suis d’avis de laissé tomber le </w:t>
-      </w:r>
-      <w:proofErr w:type="spellStart"/>
-      <w:r>
-        <w:rPr>
-          <w:b/>
-          <w:color w:val="FF0000"/>
-          <w:lang w:val="fr-CH"/>
-        </w:rPr>
-        <w:t>scale</w:t>
-      </w:r>
-      <w:proofErr w:type="spellEnd"/>
-      <w:r>
-        <w:rPr>
-          <w:b/>
-          <w:color w:val="FF0000"/>
-          <w:lang w:val="fr-CH"/>
-        </w:rPr>
-        <w:t xml:space="preserve"> de l’avatar et de garder la taille par défaut pour tous les participant !!!!!</w:t>
-      </w:r>
-    </w:p>
-    <w:p>
-      <w:pPr>
-        <w:rPr>
-          <w:lang w:val="fr-CH"/>
-        </w:rPr>
-      </w:pPr>
-    </w:p>
-    <w:p>
-      <w:pPr>
-        <w:rPr>
-          <w:lang w:val="fr-CH"/>
-        </w:rPr>
-      </w:pPr>
-      <w:r>
-        <w:rPr>
-          <w:lang w:val="fr-CH"/>
-        </w:rPr>
-        <w:t xml:space="preserve">Pour la position du </w:t>
-      </w:r>
-      <w:proofErr w:type="spellStart"/>
-      <w:r>
-        <w:rPr>
-          <w:lang w:val="fr-CH"/>
-        </w:rPr>
-        <w:t>cyclindre</w:t>
-      </w:r>
-      <w:proofErr w:type="spellEnd"/>
-      <w:r>
-        <w:rPr>
-          <w:lang w:val="fr-CH"/>
-        </w:rPr>
-        <w:t xml:space="preserve">, les article décrivent 10° par rapport à la ligne droite du participant. Du coup avec une règle de trigo : </w:t>
+        <w:t>complexité ! Si la zone d’arrivé est dépendente du scale de l’avatar, je suis d’avis de laissé tomber le scale de l’avatar et de garder la taille par défaut pour tous les participant !!!!!</w:t>
+      </w:r>
+    </w:p>
+    <w:p>
+      <w:pPr>
+        <w:rPr>
+          <w:lang w:val="fr-CH"/>
+        </w:rPr>
+      </w:pPr>
+    </w:p>
+    <w:p>
+      <w:pPr>
+        <w:rPr>
+          <w:lang w:val="fr-CH"/>
+        </w:rPr>
+      </w:pPr>
+      <w:r>
+        <w:rPr>
+          <w:lang w:val="fr-CH"/>
+        </w:rPr>
+        <w:t xml:space="preserve">Pour la position du cyclindre, les article décrivent 10° par rapport à la ligne droite du participant. Du coup avec une règle de trigo : </w:t>
       </w:r>
       <w:r>
         <w:rPr>
@@ -3017,35 +2061,7 @@
         <w:rPr>
           <w:lang w:val="fr-CH"/>
         </w:rPr>
-        <w:t xml:space="preserve">Comme ça, on respecte le protocole initial sans </w:t>
-      </w:r>
-      <w:proofErr w:type="spellStart"/>
-      <w:r>
-        <w:rPr>
-          <w:lang w:val="fr-CH"/>
-        </w:rPr>
-        <w:t>augumenter</w:t>
-      </w:r>
-      <w:proofErr w:type="spellEnd"/>
-      <w:r>
-        <w:rPr>
-          <w:lang w:val="fr-CH"/>
-        </w:rPr>
-        <w:t xml:space="preserve"> la distance entre le start et la </w:t>
-      </w:r>
-      <w:proofErr w:type="spellStart"/>
-      <w:r>
-        <w:rPr>
-          <w:lang w:val="fr-CH"/>
-        </w:rPr>
-        <w:t>target</w:t>
-      </w:r>
-      <w:proofErr w:type="spellEnd"/>
-      <w:r>
-        <w:rPr>
-          <w:lang w:val="fr-CH"/>
-        </w:rPr>
-        <w:t xml:space="preserve">. </w:t>
+        <w:t xml:space="preserve">Comme ça, on respecte le protocole initial sans augumenter la distance entre le start et la target. </w:t>
       </w:r>
     </w:p>
     <w:p>
@@ -3096,21 +2112,7 @@
         <w:rPr>
           <w:lang w:val="fr-CH"/>
         </w:rPr>
-        <w:t xml:space="preserve"> la </w:t>
-      </w:r>
-      <w:proofErr w:type="spellStart"/>
-      <w:r>
-        <w:rPr>
-          <w:lang w:val="fr-CH"/>
-        </w:rPr>
-        <w:t>deviation</w:t>
-      </w:r>
-      <w:proofErr w:type="spellEnd"/>
-      <w:r>
-        <w:rPr>
-          <w:lang w:val="fr-CH"/>
-        </w:rPr>
-        <w:t xml:space="preserve"> qui est appliquer. Je me souviens plus si dans la version de Olaf on affectait que la trajectoire et pas l’orientation de l’avatar. </w:t>
+        <w:t xml:space="preserve"> la deviation qui est appliquer. Je me souviens plus si dans la version de Olaf on affectait que la trajectoire et pas l’orientation de l’avatar. </w:t>
       </w:r>
       <w:r>
         <w:rPr>
@@ -3151,23 +2153,7 @@
           <w:i/>
           <w:lang w:val="fr-CH"/>
         </w:rPr>
-        <w:t xml:space="preserve">Combien de position </w:t>
-      </w:r>
-      <w:proofErr w:type="spellStart"/>
-      <w:r>
-        <w:rPr>
-          <w:i/>
-          <w:lang w:val="fr-CH"/>
-        </w:rPr>
-        <w:t>gameObject</w:t>
-      </w:r>
-      <w:proofErr w:type="spellEnd"/>
-      <w:r>
-        <w:rPr>
-          <w:i/>
-          <w:lang w:val="fr-CH"/>
-        </w:rPr>
-        <w:t xml:space="preserve"> a sauvé ? </w:t>
+        <w:t xml:space="preserve">Combien de position gameObject a sauvé ? </w:t>
       </w:r>
     </w:p>
     <w:p>
@@ -3228,49 +2214,7 @@
         <w:rPr>
           <w:lang w:val="fr-CH"/>
         </w:rPr>
-        <w:t xml:space="preserve">Tous les </w:t>
-      </w:r>
-      <w:proofErr w:type="spellStart"/>
-      <w:r>
-        <w:rPr>
-          <w:lang w:val="fr-CH"/>
-        </w:rPr>
-        <w:t>game</w:t>
-      </w:r>
-      <w:proofErr w:type="spellEnd"/>
-      <w:r>
-        <w:rPr>
-          <w:lang w:val="fr-CH"/>
-        </w:rPr>
-        <w:t xml:space="preserve"> </w:t>
-      </w:r>
-      <w:proofErr w:type="spellStart"/>
-      <w:r>
-        <w:rPr>
-          <w:lang w:val="fr-CH"/>
-        </w:rPr>
-        <w:t>object</w:t>
-      </w:r>
-      <w:proofErr w:type="spellEnd"/>
-      <w:r>
-        <w:rPr>
-          <w:lang w:val="fr-CH"/>
-        </w:rPr>
-        <w:t xml:space="preserve"> avec un point rouge ont leur position modifier par </w:t>
-      </w:r>
-      <w:proofErr w:type="spellStart"/>
-      <w:r>
-        <w:rPr>
-          <w:lang w:val="fr-CH"/>
-        </w:rPr>
-        <w:t>optitrack</w:t>
-      </w:r>
-      <w:proofErr w:type="spellEnd"/>
-      <w:r>
-        <w:rPr>
-          <w:lang w:val="fr-CH"/>
-        </w:rPr>
-        <w:t xml:space="preserve">. </w:t>
+        <w:t xml:space="preserve">Tous les game object avec un point rouge ont leur position modifier par optitrack. </w:t>
       </w:r>
     </w:p>
     <w:p>
@@ -3344,16 +2288,8 @@
         <w:rPr>
           <w:lang w:val="fr-CH"/>
         </w:rPr>
-        <w:t xml:space="preserve">Créé le </w:t>
-      </w:r>
-      <w:proofErr w:type="spellStart"/>
-      <w:r>
-        <w:rPr>
-          <w:lang w:val="fr-CH"/>
-        </w:rPr>
-        <w:t>sceneManager</w:t>
-      </w:r>
-      <w:proofErr w:type="spellEnd"/>
+        <w:t>Créé le sceneManager</w:t>
+      </w:r>
     </w:p>
     <w:p>
       <w:pPr>
@@ -3370,16 +2306,8 @@
         <w:rPr>
           <w:lang w:val="fr-CH"/>
         </w:rPr>
-        <w:t xml:space="preserve">Gestion male </w:t>
-      </w:r>
-      <w:proofErr w:type="spellStart"/>
-      <w:r>
-        <w:rPr>
-          <w:lang w:val="fr-CH"/>
-        </w:rPr>
-        <w:t>female</w:t>
-      </w:r>
-      <w:proofErr w:type="spellEnd"/>
+        <w:t>Gestion male female</w:t>
+      </w:r>
     </w:p>
     <w:p>
       <w:pPr>
@@ -3415,16 +2343,8 @@
           <w:lang w:val="fr-CH"/>
         </w:rPr>
         <w:lastRenderedPageBreak/>
-        <w:t xml:space="preserve">Gérer la </w:t>
-      </w:r>
-      <w:proofErr w:type="spellStart"/>
-      <w:r>
-        <w:rPr>
-          <w:lang w:val="fr-CH"/>
-        </w:rPr>
-        <w:t>deviation</w:t>
-      </w:r>
-      <w:proofErr w:type="spellEnd"/>
+        <w:t>Gérer la deviation</w:t>
+      </w:r>
     </w:p>
     <w:p>
       <w:pPr>
@@ -3657,23 +2577,13 @@
           <w:lang w:val="fr-CH"/>
         </w:rPr>
       </w:pPr>
-      <w:proofErr w:type="spellStart"/>
       <w:r>
         <w:rPr>
           <w:b/>
           <w:bCs/>
           <w:lang w:val="fr-CH"/>
         </w:rPr>
-        <w:t>Proposed</w:t>
-      </w:r>
-      <w:proofErr w:type="spellEnd"/>
-      <w:r>
-        <w:rPr>
-          <w:b/>
-          <w:bCs/>
-          <w:lang w:val="fr-CH"/>
-        </w:rPr>
-        <w:t xml:space="preserve"> FR</w:t>
+        <w:t>Proposed FR</w:t>
       </w:r>
       <w:r>
         <w:rPr>
@@ -3756,38 +2666,28 @@
       <w:pPr>
         <w:pStyle w:val="ListParagraph"/>
         <w:rPr>
-          <w:lang w:val="fr-CH"/>
-        </w:rPr>
-      </w:pPr>
-      <w:proofErr w:type="spellStart"/>
+          <w:lang w:val="de-CH"/>
+        </w:rPr>
+      </w:pPr>
       <w:r>
         <w:rPr>
           <w:b/>
           <w:bCs/>
-          <w:lang w:val="fr-CH"/>
-        </w:rPr>
-        <w:t>Proposed</w:t>
-      </w:r>
-      <w:proofErr w:type="spellEnd"/>
+          <w:lang w:val="de-CH"/>
+        </w:rPr>
+        <w:t xml:space="preserve">Proposed </w:t>
+      </w:r>
       <w:r>
         <w:rPr>
           <w:b/>
           <w:bCs/>
-          <w:lang w:val="fr-CH"/>
-        </w:rPr>
-        <w:t xml:space="preserve"> </w:t>
-      </w:r>
-      <w:r>
-        <w:rPr>
-          <w:b/>
-          <w:bCs/>
-          <w:lang w:val="fr-CH"/>
+          <w:lang w:val="de-CH"/>
         </w:rPr>
         <w:t>FR to check</w:t>
       </w:r>
       <w:r>
         <w:rPr>
-          <w:lang w:val="fr-CH"/>
+          <w:lang w:val="de-CH"/>
         </w:rPr>
         <w:t>:</w:t>
       </w:r>
@@ -3797,13 +2697,13 @@
           <w:color w:val="A31515"/>
           <w:sz w:val="19"/>
           <w:szCs w:val="19"/>
-          <w:lang w:val="fr-CH"/>
+          <w:lang w:val="de-CH"/>
         </w:rPr>
         <w:t xml:space="preserve"> </w:t>
       </w:r>
       <w:r>
         <w:rPr>
-          <w:lang w:val="fr-CH"/>
+          <w:lang w:val="de-CH"/>
         </w:rPr>
         <w:t>"A quel point êtes-vous sûr de votre réponse ?"</w:t>
       </w:r>
@@ -3966,35 +2866,7 @@
         <w:rPr>
           <w:lang w:val="fr-CH"/>
         </w:rPr>
-        <w:t xml:space="preserve">J’ai </w:t>
-      </w:r>
-      <w:proofErr w:type="spellStart"/>
-      <w:r>
-        <w:rPr>
-          <w:lang w:val="fr-CH"/>
-        </w:rPr>
-        <w:t>pû</w:t>
-      </w:r>
-      <w:proofErr w:type="spellEnd"/>
-      <w:r>
-        <w:rPr>
-          <w:lang w:val="fr-CH"/>
-        </w:rPr>
-        <w:t xml:space="preserve"> finaliser les enregistrements de fichier et tester dans la salle de </w:t>
-      </w:r>
-      <w:proofErr w:type="spellStart"/>
-      <w:r>
-        <w:rPr>
-          <w:lang w:val="fr-CH"/>
-        </w:rPr>
-        <w:t>MotionTracking</w:t>
-      </w:r>
-      <w:proofErr w:type="spellEnd"/>
-      <w:r>
-        <w:rPr>
-          <w:lang w:val="fr-CH"/>
-        </w:rPr>
-        <w:t xml:space="preserve">. </w:t>
+        <w:t xml:space="preserve">J’ai pû finaliser les enregistrements de fichier et tester dans la salle de MotionTracking. </w:t>
       </w:r>
     </w:p>
     <w:p>
@@ -4092,28 +2964,12 @@
                 <w:lang w:val="fr-CH"/>
               </w:rPr>
             </w:pPr>
-            <w:proofErr w:type="spellStart"/>
             <w:r>
               <w:rPr>
                 <w:lang w:val="fr-CH"/>
               </w:rPr>
-              <w:t>Debug</w:t>
+              <w:t>Debug sur stropwatch</w:t>
             </w:r>
-            <w:proofErr w:type="spellEnd"/>
-            <w:r>
-              <w:rPr>
-                <w:lang w:val="fr-CH"/>
-              </w:rPr>
-              <w:t xml:space="preserve"> sur </w:t>
-            </w:r>
-            <w:proofErr w:type="spellStart"/>
-            <w:r>
-              <w:rPr>
-                <w:lang w:val="fr-CH"/>
-              </w:rPr>
-              <w:t>stropwatch</w:t>
-            </w:r>
-            <w:proofErr w:type="spellEnd"/>
           </w:p>
         </w:tc>
         <w:tc>
@@ -4660,21 +3516,7 @@
         <w:rPr>
           <w:lang w:val="fr-CH"/>
         </w:rPr>
-        <w:t xml:space="preserve">On a bien la position X et Z qui sont enregistrer toutes les 33ms. On pourra utiliser cette donner pour calculer le temps que le patient </w:t>
-      </w:r>
-      <w:proofErr w:type="spellStart"/>
-      <w:r>
-        <w:rPr>
-          <w:lang w:val="fr-CH"/>
-        </w:rPr>
-        <w:t>à</w:t>
-      </w:r>
-      <w:proofErr w:type="spellEnd"/>
-      <w:r>
-        <w:rPr>
-          <w:lang w:val="fr-CH"/>
-        </w:rPr>
-        <w:t xml:space="preserve"> mis pour aller jusqu’au cylindre. </w:t>
+        <w:t xml:space="preserve">On a bien la position X et Z qui sont enregistrer toutes les 33ms. On pourra utiliser cette donner pour calculer le temps que le patient à mis pour aller jusqu’au cylindre. </w:t>
       </w:r>
     </w:p>
     <w:p>
@@ -4689,19 +3531,11 @@
         </w:rPr>
         <w:t xml:space="preserve">L’utilisation de la commande </w:t>
       </w:r>
-      <w:proofErr w:type="spellStart"/>
-      <w:r>
-        <w:rPr>
-          <w:lang w:val="fr-CH"/>
-        </w:rPr>
-        <w:t>stopwatch</w:t>
-      </w:r>
-      <w:proofErr w:type="spellEnd"/>
-      <w:r>
-        <w:rPr>
-          <w:lang w:val="fr-CH"/>
-        </w:rPr>
-        <w:t xml:space="preserve"> d</w:t>
+      <w:r>
+        <w:rPr>
+          <w:lang w:val="fr-CH"/>
+        </w:rPr>
+        <w:t>stopwatch d</w:t>
       </w:r>
       <w:r>
         <w:rPr>
@@ -4709,7 +3543,6 @@
         </w:rPr>
         <w:t>e (</w:t>
       </w:r>
-      <w:proofErr w:type="spellStart"/>
       <w:r>
         <w:rPr>
           <w:rStyle w:val="hljs-keyword"/>
@@ -4717,26 +3550,11 @@
         </w:rPr>
         <w:t>using</w:t>
       </w:r>
-      <w:proofErr w:type="spellEnd"/>
-      <w:r>
-        <w:rPr>
-          <w:lang w:val="fr-CH"/>
-        </w:rPr>
-        <w:t xml:space="preserve"> </w:t>
-      </w:r>
-      <w:proofErr w:type="spellStart"/>
-      <w:r>
-        <w:rPr>
-          <w:lang w:val="fr-CH"/>
-        </w:rPr>
-        <w:t>System.Diagnostics</w:t>
-      </w:r>
-      <w:proofErr w:type="spellEnd"/>
-      <w:r>
-        <w:rPr>
-          <w:lang w:val="fr-CH"/>
-        </w:rPr>
-        <w:t>;</w:t>
+      <w:r>
+        <w:rPr>
+          <w:lang w:val="fr-CH"/>
+        </w:rPr>
+        <w:t xml:space="preserve"> System.Diagnostics;</w:t>
       </w:r>
       <w:r>
         <w:rPr>
@@ -4918,31 +3736,7 @@
     </w:p>
     <w:p>
       <w:r>
-        <w:t xml:space="preserve">(premier article avec </w:t>
-      </w:r>
-      <w:proofErr w:type="spellStart"/>
-      <w:r>
-        <w:t>cette</w:t>
-      </w:r>
-      <w:proofErr w:type="spellEnd"/>
-      <w:r>
-        <w:t xml:space="preserve"> </w:t>
-      </w:r>
-      <w:proofErr w:type="spellStart"/>
-      <w:r>
-        <w:t>t’ache</w:t>
-      </w:r>
-      <w:proofErr w:type="spellEnd"/>
-      <w:r>
-        <w:t xml:space="preserve"> : </w:t>
-      </w:r>
-      <w:proofErr w:type="spellStart"/>
-      <w:r>
-        <w:t>Kannape</w:t>
-      </w:r>
-      <w:proofErr w:type="spellEnd"/>
-      <w:r>
-        <w:t xml:space="preserve"> OA, Blanke O. Self in motion: sensorimotor</w:t>
+        <w:t>(premier article avec cette t’ache : Kannape OA, Blanke O. Self in motion: sensorimotor</w:t>
       </w:r>
       <w:r>
         <w:t xml:space="preserve"> </w:t>
@@ -4955,17 +3749,8 @@
           <w:i/>
           <w:iCs/>
         </w:rPr>
-        <w:t xml:space="preserve">J </w:t>
-      </w:r>
-      <w:proofErr w:type="spellStart"/>
-      <w:r>
-        <w:rPr>
-          <w:i/>
-          <w:iCs/>
-        </w:rPr>
-        <w:t>Neurophysiol</w:t>
-      </w:r>
-      <w:proofErr w:type="spellEnd"/>
+        <w:t>J Neurophysiol</w:t>
+      </w:r>
       <w:r>
         <w:t>.</w:t>
       </w:r>
@@ -5004,21 +3789,7 @@
         <w:rPr>
           <w:lang w:val="fr-CH"/>
         </w:rPr>
-        <w:t xml:space="preserve">les </w:t>
-      </w:r>
-      <w:proofErr w:type="spellStart"/>
-      <w:r>
-        <w:rPr>
-          <w:lang w:val="fr-CH"/>
-        </w:rPr>
-        <w:t>delais</w:t>
-      </w:r>
-      <w:proofErr w:type="spellEnd"/>
-      <w:r>
-        <w:rPr>
-          <w:lang w:val="fr-CH"/>
-        </w:rPr>
-        <w:t>:  25, 50, 75, 100, 150, 225, 300, 450, 600, 750, 900, 1,050, 1,200, 1,125, 1,275,</w:t>
+        <w:t>les delais:  25, 50, 75, 100, 150, 225, 300, 450, 600, 750, 900, 1,050, 1,200, 1,125, 1,275,</w:t>
       </w:r>
       <w:r>
         <w:rPr>
@@ -5078,35 +3849,7 @@
         <w:rPr>
           <w:lang w:val="fr-CH"/>
         </w:rPr>
-        <w:t xml:space="preserve">2s </w:t>
-      </w:r>
-      <w:proofErr w:type="spellStart"/>
-      <w:r>
-        <w:rPr>
-          <w:lang w:val="fr-CH"/>
-        </w:rPr>
-        <w:t>Whitecross</w:t>
-      </w:r>
-      <w:proofErr w:type="spellEnd"/>
-      <w:r>
-        <w:rPr>
-          <w:lang w:val="fr-CH"/>
-        </w:rPr>
-        <w:t xml:space="preserve"> + </w:t>
-      </w:r>
-      <w:proofErr w:type="spellStart"/>
-      <w:r>
-        <w:rPr>
-          <w:lang w:val="fr-CH"/>
-        </w:rPr>
-        <w:t>treadmill</w:t>
-      </w:r>
-      <w:proofErr w:type="spellEnd"/>
-      <w:r>
-        <w:rPr>
-          <w:lang w:val="fr-CH"/>
-        </w:rPr>
-        <w:t xml:space="preserve"> à l’écran (</w:t>
+        <w:t>2s Whitecross + treadmill à l’écran (</w:t>
       </w:r>
       <w:r>
         <w:rPr>
@@ -5143,21 +3886,7 @@
         <w:rPr>
           <w:lang w:val="fr-CH"/>
         </w:rPr>
-        <w:t xml:space="preserve">(ce qui fait </w:t>
-      </w:r>
-      <w:proofErr w:type="spellStart"/>
-      <w:r>
-        <w:rPr>
-          <w:lang w:val="fr-CH"/>
-        </w:rPr>
-        <w:t>enmoyenne</w:t>
-      </w:r>
-      <w:proofErr w:type="spellEnd"/>
-      <w:r>
-        <w:rPr>
-          <w:lang w:val="fr-CH"/>
-        </w:rPr>
-        <w:t xml:space="preserve"> 5 pas)</w:t>
+        <w:t>(ce qui fait enmoyenne 5 pas)</w:t>
       </w:r>
     </w:p>
     <w:p>
@@ -5229,21 +3958,7 @@
         <w:rPr>
           <w:lang w:val="fr-CH"/>
         </w:rPr>
-        <w:t xml:space="preserve">l faut enregistrer la position des markers du talon pour chaque </w:t>
-      </w:r>
-      <w:proofErr w:type="spellStart"/>
-      <w:r>
-        <w:rPr>
-          <w:lang w:val="fr-CH"/>
-        </w:rPr>
-        <w:t>tial</w:t>
-      </w:r>
-      <w:proofErr w:type="spellEnd"/>
-      <w:r>
-        <w:rPr>
-          <w:lang w:val="fr-CH"/>
-        </w:rPr>
-        <w:t>. N</w:t>
+        <w:t>l faut enregistrer la position des markers du talon pour chaque tial. N</w:t>
       </w:r>
       <w:r>
         <w:rPr>
@@ -5303,21 +4018,7 @@
         <w:rPr>
           <w:lang w:val="fr-CH"/>
         </w:rPr>
-        <w:t xml:space="preserve">Avant de débuter l’expérience, la vitesse du </w:t>
-      </w:r>
-      <w:proofErr w:type="spellStart"/>
-      <w:r>
-        <w:rPr>
-          <w:lang w:val="fr-CH"/>
-        </w:rPr>
-        <w:t>treadmill</w:t>
-      </w:r>
-      <w:proofErr w:type="spellEnd"/>
-      <w:r>
-        <w:rPr>
-          <w:lang w:val="fr-CH"/>
-        </w:rPr>
-        <w:t xml:space="preserve"> était adapter de manière individuel pour atteindre une vitesse de 1.07 m/s et avoir autant que possible des foulé comparable entre les participants. </w:t>
+        <w:t xml:space="preserve">Avant de débuter l’expérience, la vitesse du treadmill était adapter de manière individuel pour atteindre une vitesse de 1.07 m/s et avoir autant que possible des foulé comparable entre les participants. </w:t>
       </w:r>
     </w:p>
     <w:p>
@@ -5361,35 +4062,7 @@
         <w:rPr>
           <w:lang w:val="fr-CH"/>
         </w:rPr>
-        <w:t xml:space="preserve">Dans le papier original de 2013, il tester aussi l’effet du cognitive </w:t>
-      </w:r>
-      <w:proofErr w:type="spellStart"/>
-      <w:r>
-        <w:rPr>
-          <w:lang w:val="fr-CH"/>
-        </w:rPr>
-        <w:t>load</w:t>
-      </w:r>
-      <w:proofErr w:type="spellEnd"/>
-      <w:r>
-        <w:rPr>
-          <w:lang w:val="fr-CH"/>
-        </w:rPr>
-        <w:t xml:space="preserve"> en demandant au participant de compter. Demander à </w:t>
-      </w:r>
-      <w:proofErr w:type="spellStart"/>
-      <w:r>
-        <w:rPr>
-          <w:lang w:val="fr-CH"/>
-        </w:rPr>
-        <w:t>Catherline</w:t>
-      </w:r>
-      <w:proofErr w:type="spellEnd"/>
-      <w:r>
-        <w:rPr>
-          <w:lang w:val="fr-CH"/>
-        </w:rPr>
-        <w:t xml:space="preserve"> de confirmer qu’on aura pas ça. </w:t>
+        <w:t xml:space="preserve">Dans le papier original de 2013, il tester aussi l’effet du cognitive load en demandant au participant de compter. Demander à Catherline de confirmer qu’on aura pas ça. </w:t>
       </w:r>
     </w:p>
     <w:p>
@@ -5408,35 +4081,7 @@
         <w:rPr>
           <w:lang w:val="fr-CH"/>
         </w:rPr>
-        <w:t xml:space="preserve">foulé, ils l’ont fait séparé entre les deux jambes en </w:t>
-      </w:r>
-      <w:proofErr w:type="spellStart"/>
-      <w:r>
-        <w:rPr>
-          <w:lang w:val="fr-CH"/>
-        </w:rPr>
-        <w:t>prennant</w:t>
-      </w:r>
-      <w:proofErr w:type="spellEnd"/>
-      <w:r>
-        <w:rPr>
-          <w:lang w:val="fr-CH"/>
-        </w:rPr>
-        <w:t xml:space="preserve"> en référence des markers sur les </w:t>
-      </w:r>
-      <w:proofErr w:type="spellStart"/>
-      <w:r>
-        <w:rPr>
-          <w:lang w:val="fr-CH"/>
-        </w:rPr>
-        <w:t>hips</w:t>
-      </w:r>
-      <w:proofErr w:type="spellEnd"/>
-      <w:r>
-        <w:rPr>
-          <w:lang w:val="fr-CH"/>
-        </w:rPr>
-        <w:t xml:space="preserve"> (ça j’ai pas compris). </w:t>
+        <w:t xml:space="preserve">foulé, ils l’ont fait séparé entre les deux jambes en prennant en référence des markers sur les hips (ça j’ai pas compris). </w:t>
       </w:r>
     </w:p>
     <w:p>
@@ -5464,35 +4109,7 @@
         <w:rPr>
           <w:lang w:val="fr-CH"/>
         </w:rPr>
-        <w:t xml:space="preserve">Il ne faut pas utiliser les 2s de white cross pour enregistrer leur marche. Sinon le visuel </w:t>
-      </w:r>
-      <w:proofErr w:type="spellStart"/>
-      <w:r>
-        <w:rPr>
-          <w:lang w:val="fr-CH"/>
-        </w:rPr>
-        <w:t>feebback</w:t>
-      </w:r>
-      <w:proofErr w:type="spellEnd"/>
-      <w:r>
-        <w:rPr>
-          <w:lang w:val="fr-CH"/>
-        </w:rPr>
-        <w:t xml:space="preserve"> serait systématiquement </w:t>
-      </w:r>
-      <w:proofErr w:type="spellStart"/>
-      <w:r>
-        <w:rPr>
-          <w:lang w:val="fr-CH"/>
-        </w:rPr>
-        <w:t>désynchromiser</w:t>
-      </w:r>
-      <w:proofErr w:type="spellEnd"/>
-      <w:r>
-        <w:rPr>
-          <w:lang w:val="fr-CH"/>
-        </w:rPr>
-        <w:t xml:space="preserve"> au démarrage. Comme on va utiliser la </w:t>
+        <w:t xml:space="preserve">Il ne faut pas utiliser les 2s de white cross pour enregistrer leur marche. Sinon le visuel feebback serait systématiquement désynchromiser au démarrage. Comme on va utiliser la </w:t>
       </w:r>
     </w:p>
     <w:p>
@@ -5523,104 +4140,40 @@
           <w:lang w:val="fr-CH"/>
         </w:rPr>
         <w:lastRenderedPageBreak/>
-        <w:t xml:space="preserve">Alors le C# n’est pas conçu pour gérer des variable dynamiquement comme </w:t>
-      </w:r>
-      <w:proofErr w:type="spellStart"/>
-      <w:r>
-        <w:rPr>
-          <w:lang w:val="fr-CH"/>
-        </w:rPr>
-        <w:t>Maltab</w:t>
-      </w:r>
-      <w:proofErr w:type="spellEnd"/>
-      <w:r>
-        <w:rPr>
-          <w:lang w:val="fr-CH"/>
-        </w:rPr>
-        <w:t xml:space="preserve">. Tu es obliger de créé une fonction qui parcourt tout les éléments à chaque nouvel ajout. C’est donc pas efficace. </w:t>
-      </w:r>
-    </w:p>
-    <w:p>
-      <w:pPr>
-        <w:rPr>
-          <w:lang w:val="fr-CH"/>
-        </w:rPr>
-      </w:pPr>
-      <w:r>
-        <w:rPr>
-          <w:lang w:val="fr-CH"/>
-        </w:rPr>
-        <w:t xml:space="preserve">De manière alternative comme la durée du trial est uniquement 3s, je vais créé une grosse matrix de manière fixe. Motive est par défaut réglé à 100Hz. Ça veux dire que le nombre max d’éléments sera de 300. On va augmenter à 320 pour être </w:t>
-      </w:r>
-      <w:proofErr w:type="spellStart"/>
-      <w:r>
-        <w:rPr>
-          <w:lang w:val="fr-CH"/>
-        </w:rPr>
-        <w:t>safe</w:t>
-      </w:r>
-      <w:proofErr w:type="spellEnd"/>
-      <w:r>
-        <w:rPr>
-          <w:lang w:val="fr-CH"/>
-        </w:rPr>
-        <w:t xml:space="preserve">. </w:t>
-      </w:r>
-    </w:p>
-    <w:p>
-      <w:pPr>
-        <w:rPr>
-          <w:lang w:val="fr-CH"/>
-        </w:rPr>
-      </w:pPr>
-      <w:proofErr w:type="spellStart"/>
-      <w:r>
-        <w:rPr>
-          <w:lang w:val="fr-CH"/>
-        </w:rPr>
-        <w:t>ChatGPT</w:t>
-      </w:r>
-      <w:proofErr w:type="spellEnd"/>
-      <w:r>
-        <w:rPr>
-          <w:lang w:val="fr-CH"/>
-        </w:rPr>
-        <w:t xml:space="preserve"> me propose de travailler avec des </w:t>
-      </w:r>
-      <w:proofErr w:type="spellStart"/>
-      <w:r>
-        <w:rPr>
-          <w:lang w:val="fr-CH"/>
-        </w:rPr>
-        <w:t>array</w:t>
-      </w:r>
-      <w:proofErr w:type="spellEnd"/>
-      <w:r>
-        <w:rPr>
-          <w:lang w:val="fr-CH"/>
-        </w:rPr>
-        <w:t xml:space="preserve"> si on connaît la taille à l’avance ou à des List si on connais pas la taille à l’avance. </w:t>
+        <w:t xml:space="preserve">Alors le C# n’est pas conçu pour gérer des variable dynamiquement comme Maltab. Tu es obliger de créé une fonction qui parcourt tout les éléments à chaque nouvel ajout. C’est donc pas efficace. </w:t>
+      </w:r>
+    </w:p>
+    <w:p>
+      <w:pPr>
+        <w:rPr>
+          <w:lang w:val="fr-CH"/>
+        </w:rPr>
+      </w:pPr>
+      <w:r>
+        <w:rPr>
+          <w:lang w:val="fr-CH"/>
+        </w:rPr>
+        <w:t xml:space="preserve">De manière alternative comme la durée du trial est uniquement 3s, je vais créé une grosse matrix de manière fixe. Motive est par défaut réglé à 100Hz. Ça veux dire que le nombre max d’éléments sera de 300. On va augmenter à 320 pour être safe. </w:t>
+      </w:r>
+    </w:p>
+    <w:p>
+      <w:pPr>
+        <w:rPr>
+          <w:lang w:val="fr-CH"/>
+        </w:rPr>
+      </w:pPr>
+      <w:r>
+        <w:rPr>
+          <w:lang w:val="fr-CH"/>
+        </w:rPr>
+        <w:t xml:space="preserve">ChatGPT me propose de travailler avec des array si on connaît la taille à l’avance ou à des List si on connais pas la taille à l’avance. </w:t>
       </w:r>
       <w:r>
         <w:rPr>
           <w:lang w:val="fr-CH"/>
         </w:rPr>
         <w:br/>
-        <w:t xml:space="preserve">J’ai choisi de travailler avec des </w:t>
-      </w:r>
-      <w:proofErr w:type="spellStart"/>
-      <w:r>
-        <w:rPr>
-          <w:lang w:val="fr-CH"/>
-        </w:rPr>
-        <w:t>Array</w:t>
-      </w:r>
-      <w:proofErr w:type="spellEnd"/>
-      <w:r>
-        <w:rPr>
-          <w:lang w:val="fr-CH"/>
-        </w:rPr>
-        <w:t xml:space="preserve"> car je connais un peu prêt la taille maximal et ce sera plus efficace. </w:t>
+        <w:t xml:space="preserve">J’ai choisi de travailler avec des Array car je connais un peu prêt la taille maximal et ce sera plus efficace. </w:t>
       </w:r>
     </w:p>
     <w:p>
@@ -5788,48 +4341,20 @@
         <w:rPr>
           <w:lang w:val="fr-CH"/>
         </w:rPr>
-        <w:t xml:space="preserve">Comment faire de </w:t>
-      </w:r>
-      <w:proofErr w:type="spellStart"/>
-      <w:r>
-        <w:rPr>
-          <w:lang w:val="fr-CH"/>
-        </w:rPr>
-        <w:t>décallage</w:t>
-      </w:r>
-      <w:proofErr w:type="spellEnd"/>
-      <w:r>
-        <w:rPr>
-          <w:lang w:val="fr-CH"/>
-        </w:rPr>
-        <w:t xml:space="preserve"> temporelle. </w:t>
-      </w:r>
-    </w:p>
-    <w:p>
-      <w:pPr>
-        <w:rPr>
-          <w:lang w:val="fr-CH"/>
-        </w:rPr>
-      </w:pPr>
-      <w:r>
-        <w:rPr>
-          <w:lang w:val="fr-CH"/>
-        </w:rPr>
-        <w:t xml:space="preserve">Mon idée de base est fausse de vouloir montrer un point de data X ms plus tard en continue, ça marche pas. Pour le délais de 1350 ms, on ne </w:t>
-      </w:r>
-      <w:proofErr w:type="spellStart"/>
-      <w:r>
-        <w:rPr>
-          <w:lang w:val="fr-CH"/>
-        </w:rPr>
-        <w:t>peux</w:t>
-      </w:r>
-      <w:proofErr w:type="spellEnd"/>
-      <w:r>
-        <w:rPr>
-          <w:lang w:val="fr-CH"/>
-        </w:rPr>
-        <w:t xml:space="preserve"> pas montrer un points de data toutes les 1350ms.</w:t>
+        <w:t xml:space="preserve">Comment faire de décallage temporelle. </w:t>
+      </w:r>
+    </w:p>
+    <w:p>
+      <w:pPr>
+        <w:rPr>
+          <w:lang w:val="fr-CH"/>
+        </w:rPr>
+      </w:pPr>
+      <w:r>
+        <w:rPr>
+          <w:lang w:val="fr-CH"/>
+        </w:rPr>
+        <w:t>Mon idée de base est fausse de vouloir montrer un point de data X ms plus tard en continue, ça marche pas. Pour le délais de 1350 ms, on ne peux pas montrer un points de data toutes les 1350ms.</w:t>
       </w:r>
     </w:p>
     <w:p>
@@ -5850,49 +4375,7 @@
           <w:lang w:val="fr-CH"/>
         </w:rPr>
         <w:br/>
-        <w:t xml:space="preserve">En fait, il faut effectivement se servir des 2 s de white cross et commencer à enregistrer les mouvement </w:t>
-      </w:r>
-      <w:proofErr w:type="spellStart"/>
-      <w:r>
-        <w:rPr>
-          <w:lang w:val="fr-CH"/>
-        </w:rPr>
-        <w:t>Xms</w:t>
-      </w:r>
-      <w:proofErr w:type="spellEnd"/>
-      <w:r>
-        <w:rPr>
-          <w:lang w:val="fr-CH"/>
-        </w:rPr>
-        <w:t xml:space="preserve"> avant la visualisation. Puis au moment de la visualisation, on replay tous les time point à fréquence maximal (tous les 5ms). C’est pour ça que c’est important d’utiliser un fix update pour que le replay n’ajoute pas un </w:t>
-      </w:r>
-      <w:proofErr w:type="spellStart"/>
-      <w:r>
-        <w:rPr>
-          <w:lang w:val="fr-CH"/>
-        </w:rPr>
-        <w:t>delay</w:t>
-      </w:r>
-      <w:proofErr w:type="spellEnd"/>
-      <w:r>
-        <w:rPr>
-          <w:lang w:val="fr-CH"/>
-        </w:rPr>
-        <w:t xml:space="preserve"> supplémentaire non </w:t>
-      </w:r>
-      <w:proofErr w:type="spellStart"/>
-      <w:r>
-        <w:rPr>
-          <w:lang w:val="fr-CH"/>
-        </w:rPr>
-        <w:t>contrôllé</w:t>
-      </w:r>
-      <w:proofErr w:type="spellEnd"/>
-      <w:r>
-        <w:rPr>
-          <w:lang w:val="fr-CH"/>
-        </w:rPr>
-        <w:t xml:space="preserve">. </w:t>
+        <w:t xml:space="preserve">En fait, il faut effectivement se servir des 2 s de white cross et commencer à enregistrer les mouvement Xms avant la visualisation. Puis au moment de la visualisation, on replay tous les time point à fréquence maximal (tous les 5ms). C’est pour ça que c’est important d’utiliser un fix update pour que le replay n’ajoute pas un delay supplémentaire non contrôllé. </w:t>
       </w:r>
     </w:p>
     <w:p>
@@ -5918,49 +4401,7 @@
         <w:rPr>
           <w:lang w:val="fr-CH"/>
         </w:rPr>
-        <w:t xml:space="preserve">Remarque, il faut qu’on utilise le </w:t>
-      </w:r>
-      <w:proofErr w:type="spellStart"/>
-      <w:r>
-        <w:rPr>
-          <w:lang w:val="fr-CH"/>
-        </w:rPr>
-        <w:t>stropwatch</w:t>
-      </w:r>
-      <w:proofErr w:type="spellEnd"/>
-      <w:r>
-        <w:rPr>
-          <w:lang w:val="fr-CH"/>
-        </w:rPr>
-        <w:t xml:space="preserve"> car le timing du </w:t>
-      </w:r>
-      <w:proofErr w:type="spellStart"/>
-      <w:r>
-        <w:rPr>
-          <w:lang w:val="fr-CH"/>
-        </w:rPr>
-        <w:t>FixUpdate</w:t>
-      </w:r>
-      <w:proofErr w:type="spellEnd"/>
-      <w:r>
-        <w:rPr>
-          <w:lang w:val="fr-CH"/>
-        </w:rPr>
-        <w:t xml:space="preserve"> est vraiment très variable. Voici un exemple avec un </w:t>
-      </w:r>
-      <w:proofErr w:type="spellStart"/>
-      <w:r>
-        <w:rPr>
-          <w:lang w:val="fr-CH"/>
-        </w:rPr>
-        <w:t>FixeUpdate</w:t>
-      </w:r>
-      <w:proofErr w:type="spellEnd"/>
-      <w:r>
-        <w:rPr>
-          <w:lang w:val="fr-CH"/>
-        </w:rPr>
-        <w:t xml:space="preserve"> à 5 ms :</w:t>
+        <w:t>Remarque, il faut qu’on utilise le stropwatch car le timing du FixUpdate est vraiment très variable. Voici un exemple avec un FixeUpdate à 5 ms :</w:t>
       </w:r>
     </w:p>
     <w:p>
@@ -6021,35 +4462,7 @@
           <w:lang w:val="fr-CH"/>
         </w:rPr>
         <w:br/>
-        <w:t xml:space="preserve">Mais l’utilisation d’un </w:t>
-      </w:r>
-      <w:proofErr w:type="spellStart"/>
-      <w:r>
-        <w:rPr>
-          <w:lang w:val="fr-CH"/>
-        </w:rPr>
-        <w:t>fixupade</w:t>
-      </w:r>
-      <w:proofErr w:type="spellEnd"/>
-      <w:r>
-        <w:rPr>
-          <w:lang w:val="fr-CH"/>
-        </w:rPr>
-        <w:t xml:space="preserve"> à 5ms est quand-même beaucoup moins </w:t>
-      </w:r>
-      <w:proofErr w:type="spellStart"/>
-      <w:r>
-        <w:rPr>
-          <w:lang w:val="fr-CH"/>
-        </w:rPr>
-        <w:t>versatille</w:t>
-      </w:r>
-      <w:proofErr w:type="spellEnd"/>
-      <w:r>
-        <w:rPr>
-          <w:lang w:val="fr-CH"/>
-        </w:rPr>
-        <w:t xml:space="preserve"> de de travailler avec Update. </w:t>
+        <w:t xml:space="preserve">Mais l’utilisation d’un fixupade à 5ms est quand-même beaucoup moins versatille de de travailler avec Update. </w:t>
       </w:r>
     </w:p>
     <w:p>
@@ -6099,21 +4512,7 @@
         <w:rPr>
           <w:lang w:val="fr-CH"/>
         </w:rPr>
-        <w:t xml:space="preserve">Je me suis mis à vouloir adapter la position de la </w:t>
-      </w:r>
-      <w:proofErr w:type="spellStart"/>
-      <w:r>
-        <w:rPr>
-          <w:lang w:val="fr-CH"/>
-        </w:rPr>
-        <w:t>redcross</w:t>
-      </w:r>
-      <w:proofErr w:type="spellEnd"/>
-      <w:r>
-        <w:rPr>
-          <w:lang w:val="fr-CH"/>
-        </w:rPr>
-        <w:t xml:space="preserve"> au corps mais c’est faux. Dans le papier original, la cross reste à un position fix ! </w:t>
+        <w:t xml:space="preserve">Je me suis mis à vouloir adapter la position de la redcross au corps mais c’est faux. Dans le papier original, la cross reste à un position fix ! </w:t>
       </w:r>
     </w:p>
     <w:p>
@@ -6139,21 +4538,461 @@
         <w:rPr>
           <w:lang w:val="fr-CH"/>
         </w:rPr>
-        <w:t xml:space="preserve">Pour la gestion du délais, on fait commencer d’enregistrement X ms avant la fin de la période de la </w:t>
-      </w:r>
-      <w:proofErr w:type="spellStart"/>
-      <w:r>
-        <w:rPr>
-          <w:lang w:val="fr-CH"/>
-        </w:rPr>
-        <w:t>red</w:t>
-      </w:r>
-      <w:proofErr w:type="spellEnd"/>
-      <w:r>
-        <w:rPr>
-          <w:lang w:val="fr-CH"/>
-        </w:rPr>
-        <w:t xml:space="preserve"> cross puis le playback est fait à la même vitesse (toujours 5ms). </w:t>
+        <w:t xml:space="preserve">Pour la gestion du délais, on fait commencer d’enregistrement X ms avant la fin de la période de la red cross puis le playback est fait à la même vitesse (toujours 5ms). </w:t>
+      </w:r>
+    </w:p>
+    <w:p>
+      <w:pPr>
+        <w:rPr>
+          <w:b/>
+          <w:bCs/>
+          <w:lang w:val="fr-CH"/>
+        </w:rPr>
+      </w:pPr>
+      <w:r>
+        <w:rPr>
+          <w:b/>
+          <w:bCs/>
+          <w:lang w:val="fr-CH"/>
+        </w:rPr>
+        <w:lastRenderedPageBreak/>
+        <w:t>Travail 06.03.2025</w:t>
+      </w:r>
+    </w:p>
+    <w:p>
+      <w:pPr>
+        <w:rPr>
+          <w:i/>
+          <w:iCs/>
+          <w:lang w:val="fr-CH"/>
+        </w:rPr>
+      </w:pPr>
+      <w:r>
+        <w:rPr>
+          <w:i/>
+          <w:iCs/>
+          <w:lang w:val="fr-CH"/>
+        </w:rPr>
+        <w:t xml:space="preserve">Compréhension et gestion de quel data sont à enregistrer </w:t>
+      </w:r>
+    </w:p>
+    <w:p>
+      <w:pPr>
+        <w:rPr>
+          <w:lang w:val="fr-CH"/>
+        </w:rPr>
+      </w:pPr>
+      <w:r>
+        <w:rPr>
+          <w:lang w:val="fr-CH"/>
+        </w:rPr>
+        <w:t>Il faut enregistrer les markeur des talons (gauche et droite).</w:t>
+      </w:r>
+    </w:p>
+    <w:p>
+      <w:pPr>
+        <w:rPr>
+          <w:lang w:val="fr-CH"/>
+        </w:rPr>
+      </w:pPr>
+      <w:r>
+        <w:rPr>
+          <w:lang w:val="fr-CH"/>
+        </w:rPr>
+        <w:t xml:space="preserve">Dans le papier original de Kannape, ils ont enregistrer les position des marqueur </w:t>
+      </w:r>
+      <w:r>
+        <w:rPr>
+          <w:lang w:val="fr-CH"/>
+        </w:rPr>
+        <w:t>elbow,hand, knee, and heel</w:t>
+      </w:r>
+      <w:r>
+        <w:rPr>
+          <w:lang w:val="fr-CH"/>
+        </w:rPr>
+        <w:t xml:space="preserve"> pour caluler le stride time.  </w:t>
+      </w:r>
+      <w:r>
+        <w:rPr>
+          <w:lang w:val="fr-CH"/>
+        </w:rPr>
+        <w:t xml:space="preserve">Pour calculer le stride time, ils ont utiliser aussi les </w:t>
+      </w:r>
+      <w:r>
+        <w:rPr>
+          <w:lang w:val="fr-CH"/>
+        </w:rPr>
+        <w:t xml:space="preserve">markers des talons mais en utilisant les markeur du SIS comme position de référence ! Chez eux, c’est l’enregistrement direct du système de Motion tracking avec une fréquence de 1ms. Moi, je suis sur du unity avec 5ms variable. Il sera peut-être nécessaire de sauvegarder le timing précis de chaque point temporelle pour pouvoir calculer correctement le stride time. Seulement un cycle complet de marche est pris en compte et les cycle plus petit de 1s et plus grand que 2s sont pas considéré. </w:t>
+      </w:r>
+      <w:r>
+        <w:rPr>
+          <w:lang w:val="fr-CH"/>
+        </w:rPr>
+        <w:br/>
+        <w:t xml:space="preserve">Généralement le début d’un cyle de marche est défini au contact d’un talon avec le sol et le contact suivant avec le sol. Ils ont calculer la moyenne des 4 markeurs SIS (taille) pour définir un point de référence dynamique. </w:t>
+      </w:r>
+      <w:r>
+        <w:rPr>
+          <w:lang w:val="fr-CH"/>
+        </w:rPr>
+        <w:t>L'utilisation de cette position dynamique comme référence nous permet d'inclure la translation possible de l'ensemble du corps dans le plan z. Si le participant accélère ou ralentit, la différence entre la position du corps et la position de l'ensemble du corps est significative. Si le participant accélère ou ralentit, une différence dans sa position absolue n'affectera pas le cycle de marche calculé.</w:t>
+      </w:r>
+      <w:r>
+        <w:rPr>
+          <w:lang w:val="fr-CH"/>
+        </w:rPr>
+        <w:t xml:space="preserve"> </w:t>
+      </w:r>
+    </w:p>
+    <w:p>
+      <w:pPr>
+        <w:rPr>
+          <w:lang w:val="fr-CH"/>
+        </w:rPr>
+      </w:pPr>
+      <w:r>
+        <w:rPr>
+          <w:lang w:val="fr-CH"/>
+        </w:rPr>
+        <w:t>Les cycles de pas individuels ont ensuite été calculés avec la distance dans le plan z entre la position initiale du marqueur de talon et la position initiale des marqueurs SIS de référence et en extrayant les deux points de données les plus proches du deuxième croisement de cette position initiale. Le pied est donc passé une fois dans la phase d'oscillation et une fois dans la phase d'appui (ou vice versa). Si le premier point de données était le minimum ou le maximum d'un essai, le cycle commençait lorsque le talon franchissait pour la première fois la coordonnée z des marqueurs de référence. Pour améliorer la précision spatio-temporelle des données, nous avons calculé le point d'intersection exact sur la base des coordonnées et des horodatages des deux points de données de capture de mouvement adjacents.</w:t>
+      </w:r>
+    </w:p>
+    <w:p>
+      <w:pPr>
+        <w:rPr>
+          <w:lang w:val="fr-CH"/>
+        </w:rPr>
+      </w:pPr>
+      <w:r>
+        <w:rPr>
+          <w:lang w:val="fr-CH"/>
+        </w:rPr>
+        <w:t>Grâce à cette analyse, nous avons calculé le temps de foulée pour chaque jambe séparément ainsi que pour chaque délai temporel. En outre, nous avons déterminé l'écart-type du temps de foulée et le coefficient de variation (CV), c'est-à-dire le rapport de l'écart-type sur la moyenne absolue. Les mêmes valeurs (moyenne, écart-type et CV) ont également été calculées pour la longueur de la foulée. Cela nous a permis d'analyser les données relatives à la marche séparément pour tous les retards et de vérifier les asymétries potentielles de la marche.</w:t>
+      </w:r>
+    </w:p>
+    <w:p>
+      <w:pPr>
+        <w:rPr>
+          <w:lang w:val="fr-CH"/>
+        </w:rPr>
+      </w:pPr>
+    </w:p>
+    <w:p>
+      <w:pPr>
+        <w:rPr>
+          <w:lang w:val="fr-CH"/>
+        </w:rPr>
+      </w:pPr>
+      <w:r>
+        <w:rPr>
+          <w:lang w:val="fr-CH"/>
+        </w:rPr>
+        <w:t>En conclusion, on enregistre que la position Z et pas le position Y. C’est logique car avec un marche normal, la position Y va pas be</w:t>
+      </w:r>
+      <w:r>
+        <w:rPr>
+          <w:lang w:val="fr-CH"/>
+        </w:rPr>
+        <w:t>aucoup varié car on décole le pied de pas très haut (changement de valeur faible). Il vaut mieux se basé sur la position du bassin</w:t>
+      </w:r>
+      <w:r>
+        <w:rPr>
+          <w:lang w:val="fr-CH"/>
+        </w:rPr>
+        <w:t xml:space="preserve">. </w:t>
+      </w:r>
+    </w:p>
+    <w:p>
+      <w:pPr>
+        <w:rPr>
+          <w:lang w:val="fr-CH"/>
+        </w:rPr>
+      </w:pPr>
+    </w:p>
+    <w:p>
+      <w:pPr>
+        <w:rPr>
+          <w:lang w:val="fr-CH"/>
+        </w:rPr>
+      </w:pPr>
+      <w:r>
+        <w:rPr>
+          <w:lang w:val="fr-CH"/>
+        </w:rPr>
+        <w:lastRenderedPageBreak/>
+        <w:t xml:space="preserve">Dans Unity, je n’ai pas accès à la position du talon mais j’ai accès à la position du milieu des pied (toe). </w:t>
+      </w:r>
+      <w:r>
+        <w:rPr>
+          <w:lang w:val="fr-CH"/>
+        </w:rPr>
+        <w:br/>
+      </w:r>
+      <w:r>
+        <w:rPr>
+          <w:noProof/>
+        </w:rPr>
+        <w:drawing>
+          <wp:inline distT="0" distB="0" distL="0" distR="0" wp14:anchorId="2303A4FC" wp14:editId="5FAC953D">
+            <wp:extent cx="5943600" cy="1946910"/>
+            <wp:effectExtent l="0" t="0" r="0" b="0"/>
+            <wp:docPr id="228365812" name="Picture 1" descr="A black and grey object&#10;&#10;AI-generated content may be incorrect."/>
+            <wp:cNvGraphicFramePr>
+              <a:graphicFrameLocks xmlns:a="http://schemas.openxmlformats.org/drawingml/2006/main" noChangeAspect="1"/>
+            </wp:cNvGraphicFramePr>
+            <a:graphic xmlns:a="http://schemas.openxmlformats.org/drawingml/2006/main">
+              <a:graphicData uri="http://schemas.openxmlformats.org/drawingml/2006/picture">
+                <pic:pic xmlns:pic="http://schemas.openxmlformats.org/drawingml/2006/picture">
+                  <pic:nvPicPr>
+                    <pic:cNvPr id="228365812" name="Picture 1" descr="A black and grey object&#10;&#10;AI-generated content may be incorrect."/>
+                    <pic:cNvPicPr/>
+                  </pic:nvPicPr>
+                  <pic:blipFill>
+                    <a:blip r:embed="rId15"/>
+                    <a:stretch>
+                      <a:fillRect/>
+                    </a:stretch>
+                  </pic:blipFill>
+                  <pic:spPr>
+                    <a:xfrm>
+                      <a:off x="0" y="0"/>
+                      <a:ext cx="5943600" cy="1946910"/>
+                    </a:xfrm>
+                    <a:prstGeom prst="rect">
+                      <a:avLst/>
+                    </a:prstGeom>
+                  </pic:spPr>
+                </pic:pic>
+              </a:graphicData>
+            </a:graphic>
+          </wp:inline>
+        </w:drawing>
+      </w:r>
+    </w:p>
+    <w:p>
+      <w:pPr>
+        <w:rPr>
+          <w:lang w:val="fr-CH"/>
+        </w:rPr>
+      </w:pPr>
+    </w:p>
+    <w:p>
+      <w:pPr>
+        <w:rPr>
+          <w:lang w:val="fr-CH"/>
+        </w:rPr>
+      </w:pPr>
+      <w:r>
+        <w:rPr>
+          <w:lang w:val="fr-CH"/>
+        </w:rPr>
+        <w:t xml:space="preserve">Il faut se poser deux questions maintenant : </w:t>
+      </w:r>
+    </w:p>
+    <w:p>
+      <w:pPr>
+        <w:pStyle w:val="ListParagraph"/>
+        <w:numPr>
+          <w:ilvl w:val="0"/>
+          <w:numId w:val="4"/>
+        </w:numPr>
+        <w:rPr>
+          <w:lang w:val="fr-CH"/>
+        </w:rPr>
+      </w:pPr>
+      <w:r>
+        <w:rPr>
+          <w:lang w:val="fr-CH"/>
+        </w:rPr>
+        <w:t xml:space="preserve">Est-ce qu’il ne voudrais pas mieux enregistrer directement les data de Motive pour avoir un vrai localisation plutôt que la transposé de l’avatar dans Unity ? </w:t>
+      </w:r>
+    </w:p>
+    <w:p>
+      <w:pPr>
+        <w:pStyle w:val="ListParagraph"/>
+        <w:numPr>
+          <w:ilvl w:val="0"/>
+          <w:numId w:val="4"/>
+        </w:numPr>
+        <w:rPr>
+          <w:lang w:val="fr-CH"/>
+        </w:rPr>
+      </w:pPr>
+      <w:r>
+        <w:rPr>
+          <w:lang w:val="fr-CH"/>
+        </w:rPr>
+        <w:t xml:space="preserve">Est-ce que le caclule de la foulé est en continue ou seulement pendant le visual feedback de la marche ? </w:t>
+      </w:r>
+    </w:p>
+    <w:p>
+      <w:pPr>
+        <w:rPr>
+          <w:lang w:val="fr-CH"/>
+        </w:rPr>
+      </w:pPr>
+    </w:p>
+    <w:p>
+      <w:pPr>
+        <w:rPr>
+          <w:lang w:val="fr-CH"/>
+        </w:rPr>
+      </w:pPr>
+      <w:r>
+        <w:rPr>
+          <w:lang w:val="fr-CH"/>
+        </w:rPr>
+        <w:t xml:space="preserve">Réponse 2 : Ce qui est intéressant c’est pendant le visual feedback pour déterminer à quel point le temporal delay va perturber la marche. </w:t>
+      </w:r>
+    </w:p>
+    <w:p>
+      <w:pPr>
+        <w:rPr>
+          <w:lang w:val="fr-CH"/>
+        </w:rPr>
+      </w:pPr>
+    </w:p>
+    <w:p>
+      <w:pPr>
+        <w:rPr>
+          <w:lang w:val="fr-CH"/>
+        </w:rPr>
+      </w:pPr>
+    </w:p>
+    <w:p>
+      <w:pPr>
+        <w:rPr>
+          <w:lang w:val="fr-CH"/>
+        </w:rPr>
+      </w:pPr>
+      <w:r>
+        <w:rPr>
+          <w:lang w:val="fr-CH"/>
+        </w:rPr>
+        <w:t xml:space="preserve">Ce qu’il faut enregistrer si on utilise Unity : </w:t>
+      </w:r>
+    </w:p>
+    <w:p>
+      <w:pPr>
+        <w:pStyle w:val="ListParagraph"/>
+        <w:numPr>
+          <w:ilvl w:val="0"/>
+          <w:numId w:val="3"/>
+        </w:numPr>
+        <w:rPr>
+          <w:lang w:val="fr-CH"/>
+        </w:rPr>
+      </w:pPr>
+      <w:r>
+        <w:rPr>
+          <w:lang w:val="fr-CH"/>
+        </w:rPr>
+        <w:t>Position Z de B-toe.L</w:t>
+      </w:r>
+    </w:p>
+    <w:p>
+      <w:pPr>
+        <w:pStyle w:val="ListParagraph"/>
+        <w:numPr>
+          <w:ilvl w:val="0"/>
+          <w:numId w:val="3"/>
+        </w:numPr>
+        <w:rPr>
+          <w:lang w:val="fr-CH"/>
+        </w:rPr>
+      </w:pPr>
+      <w:r>
+        <w:rPr>
+          <w:lang w:val="fr-CH"/>
+        </w:rPr>
+        <w:t>Position Z de B-toe.R</w:t>
+      </w:r>
+    </w:p>
+    <w:p>
+      <w:pPr>
+        <w:pStyle w:val="ListParagraph"/>
+        <w:numPr>
+          <w:ilvl w:val="0"/>
+          <w:numId w:val="3"/>
+        </w:numPr>
+        <w:rPr>
+          <w:lang w:val="fr-CH"/>
+        </w:rPr>
+      </w:pPr>
+      <w:r>
+        <w:rPr>
+          <w:lang w:val="fr-CH"/>
+        </w:rPr>
+        <w:t>Position Z de B-hips</w:t>
+      </w:r>
+    </w:p>
+    <w:p>
+      <w:pPr>
+        <w:pStyle w:val="ListParagraph"/>
+        <w:numPr>
+          <w:ilvl w:val="0"/>
+          <w:numId w:val="3"/>
+        </w:numPr>
+        <w:rPr>
+          <w:lang w:val="fr-CH"/>
+        </w:rPr>
+      </w:pPr>
+      <w:r>
+        <w:rPr>
+          <w:lang w:val="fr-CH"/>
+        </w:rPr>
+        <w:t>Timing de chaque datapoint</w:t>
+      </w:r>
+    </w:p>
+    <w:p>
+      <w:pPr>
+        <w:rPr>
+          <w:lang w:val="fr-CH"/>
+        </w:rPr>
+      </w:pPr>
+    </w:p>
+    <w:p>
+      <w:pPr>
+        <w:rPr>
+          <w:lang w:val="fr-CH"/>
+        </w:rPr>
+      </w:pPr>
+      <w:r>
+        <w:rPr>
+          <w:lang w:val="fr-CH"/>
+        </w:rPr>
+        <w:t xml:space="preserve">J’augmente le nombre de data point à </w:t>
+      </w:r>
+      <w:r>
+        <w:rPr>
+          <w:lang w:val="fr-CH"/>
+        </w:rPr>
+        <w:t>1500</w:t>
+      </w:r>
+      <w:r>
+        <w:rPr>
+          <w:lang w:val="fr-CH"/>
+        </w:rPr>
+        <w:t xml:space="preserve"> car il nous faut 5 s de marche</w:t>
+      </w:r>
+      <w:r>
+        <w:rPr>
+          <w:lang w:val="fr-CH"/>
+        </w:rPr>
+        <w:t xml:space="preserve"> (valeur théorique c’est </w:t>
+      </w:r>
+      <w:r>
+        <w:rPr>
+          <w:lang w:val="fr-CH"/>
+        </w:rPr>
+        <w:t>1500*0.005 = 7.5s)</w:t>
+      </w:r>
+      <w:r>
+        <w:rPr>
+          <w:lang w:val="fr-CH"/>
+        </w:rPr>
+        <w:t xml:space="preserve">. </w:t>
       </w:r>
     </w:p>
     <w:sectPr>
@@ -6347,6 +5186,119 @@
     </w:lvl>
   </w:abstractNum>
   <w:abstractNum w:abstractNumId="2" w15:restartNumberingAfterBreak="0">
+    <w:nsid w:val="495461D3"/>
+    <w:multiLevelType w:val="hybridMultilevel"/>
+    <w:tmpl w:val="72CA25EE"/>
+    <w:lvl w:ilvl="0" w:tplc="100C000F">
+      <w:start w:val="1"/>
+      <w:numFmt w:val="decimal"/>
+      <w:lvlText w:val="%1."/>
+      <w:lvlJc w:val="left"/>
+      <w:pPr>
+        <w:ind w:left="720" w:hanging="360"/>
+      </w:pPr>
+      <w:rPr>
+        <w:rFonts w:hint="default"/>
+      </w:rPr>
+    </w:lvl>
+    <w:lvl w:ilvl="1" w:tplc="FFFFFFFF">
+      <w:start w:val="1"/>
+      <w:numFmt w:val="bullet"/>
+      <w:lvlText w:val="o"/>
+      <w:lvlJc w:val="left"/>
+      <w:pPr>
+        <w:ind w:left="1440" w:hanging="360"/>
+      </w:pPr>
+      <w:rPr>
+        <w:rFonts w:ascii="Courier New" w:hAnsi="Courier New" w:cs="Courier New" w:hint="default"/>
+      </w:rPr>
+    </w:lvl>
+    <w:lvl w:ilvl="2" w:tplc="FFFFFFFF" w:tentative="1">
+      <w:start w:val="1"/>
+      <w:numFmt w:val="bullet"/>
+      <w:lvlText w:val=""/>
+      <w:lvlJc w:val="left"/>
+      <w:pPr>
+        <w:ind w:left="2160" w:hanging="360"/>
+      </w:pPr>
+      <w:rPr>
+        <w:rFonts w:ascii="Wingdings" w:hAnsi="Wingdings" w:hint="default"/>
+      </w:rPr>
+    </w:lvl>
+    <w:lvl w:ilvl="3" w:tplc="FFFFFFFF" w:tentative="1">
+      <w:start w:val="1"/>
+      <w:numFmt w:val="bullet"/>
+      <w:lvlText w:val=""/>
+      <w:lvlJc w:val="left"/>
+      <w:pPr>
+        <w:ind w:left="2880" w:hanging="360"/>
+      </w:pPr>
+      <w:rPr>
+        <w:rFonts w:ascii="Symbol" w:hAnsi="Symbol" w:hint="default"/>
+      </w:rPr>
+    </w:lvl>
+    <w:lvl w:ilvl="4" w:tplc="FFFFFFFF" w:tentative="1">
+      <w:start w:val="1"/>
+      <w:numFmt w:val="bullet"/>
+      <w:lvlText w:val="o"/>
+      <w:lvlJc w:val="left"/>
+      <w:pPr>
+        <w:ind w:left="3600" w:hanging="360"/>
+      </w:pPr>
+      <w:rPr>
+        <w:rFonts w:ascii="Courier New" w:hAnsi="Courier New" w:cs="Courier New" w:hint="default"/>
+      </w:rPr>
+    </w:lvl>
+    <w:lvl w:ilvl="5" w:tplc="FFFFFFFF" w:tentative="1">
+      <w:start w:val="1"/>
+      <w:numFmt w:val="bullet"/>
+      <w:lvlText w:val=""/>
+      <w:lvlJc w:val="left"/>
+      <w:pPr>
+        <w:ind w:left="4320" w:hanging="360"/>
+      </w:pPr>
+      <w:rPr>
+        <w:rFonts w:ascii="Wingdings" w:hAnsi="Wingdings" w:hint="default"/>
+      </w:rPr>
+    </w:lvl>
+    <w:lvl w:ilvl="6" w:tplc="FFFFFFFF" w:tentative="1">
+      <w:start w:val="1"/>
+      <w:numFmt w:val="bullet"/>
+      <w:lvlText w:val=""/>
+      <w:lvlJc w:val="left"/>
+      <w:pPr>
+        <w:ind w:left="5040" w:hanging="360"/>
+      </w:pPr>
+      <w:rPr>
+        <w:rFonts w:ascii="Symbol" w:hAnsi="Symbol" w:hint="default"/>
+      </w:rPr>
+    </w:lvl>
+    <w:lvl w:ilvl="7" w:tplc="FFFFFFFF" w:tentative="1">
+      <w:start w:val="1"/>
+      <w:numFmt w:val="bullet"/>
+      <w:lvlText w:val="o"/>
+      <w:lvlJc w:val="left"/>
+      <w:pPr>
+        <w:ind w:left="5760" w:hanging="360"/>
+      </w:pPr>
+      <w:rPr>
+        <w:rFonts w:ascii="Courier New" w:hAnsi="Courier New" w:cs="Courier New" w:hint="default"/>
+      </w:rPr>
+    </w:lvl>
+    <w:lvl w:ilvl="8" w:tplc="FFFFFFFF" w:tentative="1">
+      <w:start w:val="1"/>
+      <w:numFmt w:val="bullet"/>
+      <w:lvlText w:val=""/>
+      <w:lvlJc w:val="left"/>
+      <w:pPr>
+        <w:ind w:left="6480" w:hanging="360"/>
+      </w:pPr>
+      <w:rPr>
+        <w:rFonts w:ascii="Wingdings" w:hAnsi="Wingdings" w:hint="default"/>
+      </w:rPr>
+    </w:lvl>
+  </w:abstractNum>
+  <w:abstractNum w:abstractNumId="3" w15:restartNumberingAfterBreak="0">
     <w:nsid w:val="6A4D51AA"/>
     <w:multiLevelType w:val="hybridMultilevel"/>
     <w:tmpl w:val="40B243A2"/>
@@ -6465,6 +5417,9 @@
     <w:abstractNumId w:val="1"/>
   </w:num>
   <w:num w:numId="3" w16cid:durableId="708917141">
+    <w:abstractNumId w:val="3"/>
+  </w:num>
+  <w:num w:numId="4" w16cid:durableId="824973905">
     <w:abstractNumId w:val="2"/>
   </w:num>
 </w:numbering>
@@ -6916,7 +5871,6 @@
   <w:style w:type="character" w:default="1" w:styleId="DefaultParagraphFont">
     <w:name w:val="Default Paragraph Font"/>
     <w:uiPriority w:val="1"/>
-    <w:semiHidden/>
     <w:unhideWhenUsed/>
   </w:style>
   <w:style w:type="table" w:default="1" w:styleId="TableNormal">

--- a/Note_developpement.docx
+++ b/Note_developpement.docx
@@ -1,6 +1,6 @@
 
 <file path=word/document.xml><?xml version="1.0" encoding="utf-8"?>
-<w:document xmlns:wpc="http://schemas.microsoft.com/office/word/2010/wordprocessingCanvas" xmlns:cx="http://schemas.microsoft.com/office/drawing/2014/chartex" xmlns:cx1="http://schemas.microsoft.com/office/drawing/2015/9/8/chartex" xmlns:cx2="http://schemas.microsoft.com/office/drawing/2015/10/21/chartex" xmlns:cx3="http://schemas.microsoft.com/office/drawing/2016/5/9/chartex" xmlns:cx4="http://schemas.microsoft.com/office/drawing/2016/5/10/chartex" xmlns:cx5="http://schemas.microsoft.com/office/drawing/2016/5/11/chartex" xmlns:cx6="http://schemas.microsoft.com/office/drawing/2016/5/12/chartex" xmlns:cx7="http://schemas.microsoft.com/office/drawing/2016/5/13/chartex" xmlns:cx8="http://schemas.microsoft.com/office/drawing/2016/5/14/chartex" xmlns:mc="http://schemas.openxmlformats.org/markup-compatibility/2006" xmlns:aink="http://schemas.microsoft.com/office/drawing/2016/ink" xmlns:am3d="http://schemas.microsoft.com/office/drawing/2017/model3d" xmlns:o="urn:schemas-microsoft-com:office:office" xmlns:oel="http://schemas.microsoft.com/office/2019/extlst" xmlns:r="http://schemas.openxmlformats.org/officeDocument/2006/relationships" xmlns:m="http://schemas.openxmlformats.org/officeDocument/2006/math" xmlns:v="urn:schemas-microsoft-com:vml" xmlns:wp14="http://schemas.microsoft.com/office/word/2010/wordprocessingDrawing" xmlns:wp="http://schemas.openxmlformats.org/drawingml/2006/wordprocessingDrawing" xmlns:w10="urn:schemas-microsoft-com:office:word" xmlns:w="http://schemas.openxmlformats.org/wordprocessingml/2006/main" xmlns:w14="http://schemas.microsoft.com/office/word/2010/wordml" xmlns:w15="http://schemas.microsoft.com/office/word/2012/wordml" xmlns:w16cex="http://schemas.microsoft.com/office/word/2018/wordml/cex" xmlns:w16cid="http://schemas.microsoft.com/office/word/2016/wordml/cid" xmlns:w16="http://schemas.microsoft.com/office/word/2018/wordml" xmlns:w16du="http://schemas.microsoft.com/office/word/2023/wordml/word16du" xmlns:w16sdtdh="http://schemas.microsoft.com/office/word/2020/wordml/sdtdatahash" xmlns:w16sdtfl="http://schemas.microsoft.com/office/word/2024/wordml/sdtformatlock" xmlns:w16se="http://schemas.microsoft.com/office/word/2015/wordml/symex" xmlns:wpg="http://schemas.microsoft.com/office/word/2010/wordprocessingGroup" xmlns:wpi="http://schemas.microsoft.com/office/word/2010/wordprocessingInk" xmlns:wne="http://schemas.microsoft.com/office/word/2006/wordml" xmlns:wps="http://schemas.microsoft.com/office/word/2010/wordprocessingShape" mc:Ignorable="w14 w15 w16se w16cid w16 w16cex w16sdtdh w16sdtfl w16du wp14">
+<w:document xmlns:wpc="http://schemas.microsoft.com/office/word/2010/wordprocessingCanvas" xmlns:cx="http://schemas.microsoft.com/office/drawing/2014/chartex" xmlns:mc="http://schemas.openxmlformats.org/markup-compatibility/2006" xmlns:o="urn:schemas-microsoft-com:office:office" xmlns:r="http://schemas.openxmlformats.org/officeDocument/2006/relationships" xmlns:m="http://schemas.openxmlformats.org/officeDocument/2006/math" xmlns:v="urn:schemas-microsoft-com:vml" xmlns:wp14="http://schemas.microsoft.com/office/word/2010/wordprocessingDrawing" xmlns:wp="http://schemas.openxmlformats.org/drawingml/2006/wordprocessingDrawing" xmlns:w10="urn:schemas-microsoft-com:office:word" xmlns:w="http://schemas.openxmlformats.org/wordprocessingml/2006/main" xmlns:w14="http://schemas.microsoft.com/office/word/2010/wordml" xmlns:w15="http://schemas.microsoft.com/office/word/2012/wordml" xmlns:w16se="http://schemas.microsoft.com/office/word/2015/wordml/symex" xmlns:wpg="http://schemas.microsoft.com/office/word/2010/wordprocessingGroup" xmlns:wpi="http://schemas.microsoft.com/office/word/2010/wordprocessingInk" xmlns:wne="http://schemas.microsoft.com/office/word/2006/wordml" xmlns:wps="http://schemas.microsoft.com/office/word/2010/wordprocessingShape" mc:Ignorable="w14 w15 w16se wp14">
   <w:body>
     <w:p>
       <w:pPr>
@@ -13,7 +13,21 @@
         <w:rPr>
           <w:lang w:val="fr-CH"/>
         </w:rPr>
-        <w:t>Note de développement tâche Motion tracking FBI</w:t>
+        <w:t xml:space="preserve">Note de développement tâche Motion </w:t>
+      </w:r>
+      <w:proofErr w:type="spellStart"/>
+      <w:r>
+        <w:rPr>
+          <w:lang w:val="fr-CH"/>
+        </w:rPr>
+        <w:t>tracking</w:t>
+      </w:r>
+      <w:proofErr w:type="spellEnd"/>
+      <w:r>
+        <w:rPr>
+          <w:lang w:val="fr-CH"/>
+        </w:rPr>
+        <w:t xml:space="preserve"> FBI</w:t>
       </w:r>
     </w:p>
     <w:p>
@@ -48,8 +62,23 @@
         <w:rPr>
           <w:lang w:val="fr-CH"/>
         </w:rPr>
-        <w:t xml:space="preserve">- ajout des character </w:t>
-      </w:r>
+        <w:t xml:space="preserve">- ajout des </w:t>
+      </w:r>
+      <w:proofErr w:type="spellStart"/>
+      <w:r>
+        <w:rPr>
+          <w:lang w:val="fr-CH"/>
+        </w:rPr>
+        <w:t>character</w:t>
+      </w:r>
+      <w:proofErr w:type="spellEnd"/>
+      <w:r>
+        <w:rPr>
+          <w:lang w:val="fr-CH"/>
+        </w:rPr>
+        <w:t xml:space="preserve"> </w:t>
+      </w:r>
+      <w:proofErr w:type="spellStart"/>
       <w:r>
         <w:rPr>
           <w:b/>
@@ -57,12 +86,14 @@
         </w:rPr>
         <w:t>HumanBaseMesh_Male</w:t>
       </w:r>
+      <w:proofErr w:type="spellEnd"/>
       <w:r>
         <w:rPr>
           <w:lang w:val="fr-CH"/>
         </w:rPr>
         <w:t xml:space="preserve"> et </w:t>
       </w:r>
+      <w:proofErr w:type="spellStart"/>
       <w:r>
         <w:rPr>
           <w:b/>
@@ -70,6 +101,7 @@
         </w:rPr>
         <w:t>HumanBaseMesh_Female</w:t>
       </w:r>
+      <w:proofErr w:type="spellEnd"/>
       <w:r>
         <w:rPr>
           <w:lang w:val="fr-CH"/>
@@ -86,7 +118,21 @@
         <w:rPr>
           <w:lang w:val="fr-CH"/>
         </w:rPr>
-        <w:t xml:space="preserve"> OptickTrack.</w:t>
+        <w:t xml:space="preserve"> </w:t>
+      </w:r>
+      <w:proofErr w:type="spellStart"/>
+      <w:r>
+        <w:rPr>
+          <w:lang w:val="fr-CH"/>
+        </w:rPr>
+        <w:t>OptickTrack</w:t>
+      </w:r>
+      <w:proofErr w:type="spellEnd"/>
+      <w:r>
+        <w:rPr>
+          <w:lang w:val="fr-CH"/>
+        </w:rPr>
+        <w:t>.</w:t>
       </w:r>
     </w:p>
     <w:p>
@@ -192,13 +238,49 @@
           <w:lang w:val="fr-CH"/>
         </w:rPr>
         <w:br/>
-        <w:t xml:space="preserve">on manipule les coordonnté de </w:t>
-      </w:r>
-      <w:r>
-        <w:rPr>
-          <w:lang w:val="fr-CH"/>
-        </w:rPr>
-        <w:t xml:space="preserve">transform de l’avatar. Ça marche très bien et les déplacements sont en coordonné local ce qui fait qu’il applique la position avec le point de référence qu’on lui donne. Du coup, on peut manipuler ce point de référence et le tour est jouer. Pas besoin de manipuler les scripts d’optitrack ! </w:t>
+        <w:t xml:space="preserve">on manipule les </w:t>
+      </w:r>
+      <w:proofErr w:type="spellStart"/>
+      <w:r>
+        <w:rPr>
+          <w:lang w:val="fr-CH"/>
+        </w:rPr>
+        <w:t>coordonnté</w:t>
+      </w:r>
+      <w:proofErr w:type="spellEnd"/>
+      <w:r>
+        <w:rPr>
+          <w:lang w:val="fr-CH"/>
+        </w:rPr>
+        <w:t xml:space="preserve"> de </w:t>
+      </w:r>
+      <w:proofErr w:type="spellStart"/>
+      <w:r>
+        <w:rPr>
+          <w:lang w:val="fr-CH"/>
+        </w:rPr>
+        <w:t>transform</w:t>
+      </w:r>
+      <w:proofErr w:type="spellEnd"/>
+      <w:r>
+        <w:rPr>
+          <w:lang w:val="fr-CH"/>
+        </w:rPr>
+        <w:t xml:space="preserve"> de l’avatar. Ça marche très bien et les déplacements sont en coordonné local ce qui fait qu’il applique la position avec le point de référence qu’on lui donne. Du coup, on peut manipuler ce point de référence et le tour est jouer. Pas besoin de manipuler les scripts d’</w:t>
+      </w:r>
+      <w:proofErr w:type="spellStart"/>
+      <w:r>
+        <w:rPr>
+          <w:lang w:val="fr-CH"/>
+        </w:rPr>
+        <w:t>optitrack</w:t>
+      </w:r>
+      <w:proofErr w:type="spellEnd"/>
+      <w:r>
+        <w:rPr>
+          <w:lang w:val="fr-CH"/>
+        </w:rPr>
+        <w:t xml:space="preserve"> ! </w:t>
       </w:r>
     </w:p>
     <w:p>
@@ -333,7 +415,21 @@
         <w:rPr>
           <w:lang w:val="fr-CH"/>
         </w:rPr>
-        <w:t xml:space="preserve">Pour le start et l’évolution de la manipulation dans le temps : </w:t>
+        <w:t xml:space="preserve">Pour le </w:t>
+      </w:r>
+      <w:proofErr w:type="spellStart"/>
+      <w:r>
+        <w:rPr>
+          <w:lang w:val="fr-CH"/>
+        </w:rPr>
+        <w:t>start</w:t>
+      </w:r>
+      <w:proofErr w:type="spellEnd"/>
+      <w:r>
+        <w:rPr>
+          <w:lang w:val="fr-CH"/>
+        </w:rPr>
+        <w:t xml:space="preserve"> et l’évolution de la manipulation dans le temps : </w:t>
       </w:r>
     </w:p>
     <w:p>
@@ -351,7 +447,21 @@
         <w:rPr>
           <w:lang w:val="fr-CH"/>
         </w:rPr>
-        <w:t>Soit on recupère la position Z pour avoir un vecteur d’évolution entre 0 -1</w:t>
+        <w:t xml:space="preserve">Soit on </w:t>
+      </w:r>
+      <w:proofErr w:type="spellStart"/>
+      <w:r>
+        <w:rPr>
+          <w:lang w:val="fr-CH"/>
+        </w:rPr>
+        <w:t>recupère</w:t>
+      </w:r>
+      <w:proofErr w:type="spellEnd"/>
+      <w:r>
+        <w:rPr>
+          <w:lang w:val="fr-CH"/>
+        </w:rPr>
+        <w:t xml:space="preserve"> la position Z pour avoir un vecteur d’évolution entre 0 -1</w:t>
       </w:r>
     </w:p>
     <w:p>
@@ -369,7 +479,63 @@
         <w:rPr>
           <w:lang w:val="fr-CH"/>
         </w:rPr>
-        <w:t>Soit on met un box collider pour déclancher une deviation pre-programmer dans le temps.</w:t>
+        <w:t xml:space="preserve">Soit on met un box </w:t>
+      </w:r>
+      <w:proofErr w:type="spellStart"/>
+      <w:r>
+        <w:rPr>
+          <w:lang w:val="fr-CH"/>
+        </w:rPr>
+        <w:t>collider</w:t>
+      </w:r>
+      <w:proofErr w:type="spellEnd"/>
+      <w:r>
+        <w:rPr>
+          <w:lang w:val="fr-CH"/>
+        </w:rPr>
+        <w:t xml:space="preserve"> pour </w:t>
+      </w:r>
+      <w:proofErr w:type="spellStart"/>
+      <w:r>
+        <w:rPr>
+          <w:lang w:val="fr-CH"/>
+        </w:rPr>
+        <w:t>déclancher</w:t>
+      </w:r>
+      <w:proofErr w:type="spellEnd"/>
+      <w:r>
+        <w:rPr>
+          <w:lang w:val="fr-CH"/>
+        </w:rPr>
+        <w:t xml:space="preserve"> une </w:t>
+      </w:r>
+      <w:proofErr w:type="spellStart"/>
+      <w:r>
+        <w:rPr>
+          <w:lang w:val="fr-CH"/>
+        </w:rPr>
+        <w:t>deviation</w:t>
+      </w:r>
+      <w:proofErr w:type="spellEnd"/>
+      <w:r>
+        <w:rPr>
+          <w:lang w:val="fr-CH"/>
+        </w:rPr>
+        <w:t xml:space="preserve"> </w:t>
+      </w:r>
+      <w:proofErr w:type="spellStart"/>
+      <w:r>
+        <w:rPr>
+          <w:lang w:val="fr-CH"/>
+        </w:rPr>
+        <w:t>pre-programmer</w:t>
+      </w:r>
+      <w:proofErr w:type="spellEnd"/>
+      <w:r>
+        <w:rPr>
+          <w:lang w:val="fr-CH"/>
+        </w:rPr>
+        <w:t xml:space="preserve"> dans le temps.</w:t>
       </w:r>
     </w:p>
     <w:p>
@@ -422,26 +588,68 @@
         <w:rPr>
           <w:lang w:val="fr-CH"/>
         </w:rPr>
-        <w:t xml:space="preserve">Maintenant, comment géré un délai temporelle pour la task 2? </w:t>
-      </w:r>
+        <w:t xml:space="preserve">Maintenant, comment géré un délai temporelle pour la </w:t>
+      </w:r>
+      <w:proofErr w:type="spellStart"/>
+      <w:r>
+        <w:rPr>
+          <w:lang w:val="fr-CH"/>
+        </w:rPr>
+        <w:t>task</w:t>
+      </w:r>
+      <w:proofErr w:type="spellEnd"/>
       <w:r>
         <w:rPr>
           <w:lang w:val="fr-CH"/>
         </w:rPr>
         <w:t xml:space="preserve"> </w:t>
       </w:r>
-    </w:p>
-    <w:p>
-      <w:pPr>
-        <w:rPr>
-          <w:lang w:val="fr-CH"/>
-        </w:rPr>
-      </w:pPr>
-      <w:r>
-        <w:rPr>
-          <w:lang w:val="fr-CH"/>
-        </w:rPr>
-        <w:t xml:space="preserve">Suggestion de chatGPT : </w:t>
+      <w:proofErr w:type="gramStart"/>
+      <w:r>
+        <w:rPr>
+          <w:lang w:val="fr-CH"/>
+        </w:rPr>
+        <w:t>2?</w:t>
+      </w:r>
+      <w:proofErr w:type="gramEnd"/>
+      <w:r>
+        <w:rPr>
+          <w:lang w:val="fr-CH"/>
+        </w:rPr>
+        <w:t xml:space="preserve"> </w:t>
+      </w:r>
+      <w:r>
+        <w:rPr>
+          <w:lang w:val="fr-CH"/>
+        </w:rPr>
+        <w:t xml:space="preserve"> </w:t>
+      </w:r>
+    </w:p>
+    <w:p>
+      <w:pPr>
+        <w:rPr>
+          <w:lang w:val="fr-CH"/>
+        </w:rPr>
+      </w:pPr>
+      <w:r>
+        <w:rPr>
+          <w:lang w:val="fr-CH"/>
+        </w:rPr>
+        <w:t xml:space="preserve">Suggestion de </w:t>
+      </w:r>
+      <w:proofErr w:type="spellStart"/>
+      <w:r>
+        <w:rPr>
+          <w:lang w:val="fr-CH"/>
+        </w:rPr>
+        <w:t>chatGPT</w:t>
+      </w:r>
+      <w:proofErr w:type="spellEnd"/>
+      <w:r>
+        <w:rPr>
+          <w:lang w:val="fr-CH"/>
+        </w:rPr>
+        <w:t xml:space="preserve"> : </w:t>
       </w:r>
       <w:r>
         <w:rPr>
@@ -485,20 +693,30 @@
         <w:rPr>
           <w:lang w:val="fr-CH"/>
         </w:rPr>
-        <w:t>\dev</w:t>
-      </w:r>
-      <w:r>
-        <w:rPr>
-          <w:lang w:val="fr-CH"/>
-        </w:rPr>
         <w:t>\</w:t>
       </w:r>
+      <w:proofErr w:type="spellStart"/>
+      <w:r>
+        <w:rPr>
+          <w:lang w:val="fr-CH"/>
+        </w:rPr>
+        <w:t>dev</w:t>
+      </w:r>
+      <w:proofErr w:type="spellEnd"/>
+      <w:r>
+        <w:rPr>
+          <w:lang w:val="fr-CH"/>
+        </w:rPr>
+        <w:t>\</w:t>
+      </w:r>
+      <w:proofErr w:type="spellStart"/>
       <w:r>
         <w:rPr>
           <w:lang w:val="fr-CH"/>
         </w:rPr>
         <w:t>chatGPT_putDelay.cs</w:t>
       </w:r>
+      <w:proofErr w:type="spellEnd"/>
       <w:r>
         <w:rPr>
           <w:lang w:val="fr-CH"/>
@@ -516,68 +734,161 @@
         <w:rPr>
           <w:lang w:val="fr-CH"/>
         </w:rPr>
-        <w:t>L’avatar applique les positions avec un retard défini (ex: 500 ms).</w:t>
-      </w:r>
-    </w:p>
-    <w:p>
-      <w:pPr>
-        <w:rPr>
-          <w:lang w:val="fr-CH"/>
-        </w:rPr>
-      </w:pPr>
-      <w:r>
-        <w:rPr>
-          <w:lang w:val="fr-CH"/>
-        </w:rPr>
-        <w:t>Tu peux modifier delayInSeconds pour ajuster le décalage.</w:t>
-      </w:r>
-    </w:p>
-    <w:p>
-      <w:pPr>
-        <w:rPr>
-          <w:lang w:val="fr-CH"/>
-        </w:rPr>
-      </w:pPr>
-    </w:p>
-    <w:p>
-      <w:pPr>
-        <w:rPr>
-          <w:lang w:val="fr-CH"/>
-        </w:rPr>
-      </w:pPr>
-    </w:p>
-    <w:p>
-      <w:pPr>
-        <w:rPr>
-          <w:lang w:val="fr-CH"/>
-        </w:rPr>
-      </w:pPr>
-    </w:p>
-    <w:p>
-      <w:pPr>
-        <w:rPr>
-          <w:lang w:val="fr-CH"/>
-        </w:rPr>
-      </w:pPr>
-      <w:r>
-        <w:rPr>
-          <w:lang w:val="fr-CH"/>
-        </w:rPr>
-        <w:t xml:space="preserve">Comment obtenir les position de l’optiTrack ? </w:t>
-      </w:r>
-    </w:p>
-    <w:p>
-      <w:pPr>
-        <w:rPr>
-          <w:lang w:val="fr-CH"/>
-        </w:rPr>
-      </w:pPr>
-      <w:r>
-        <w:rPr>
-          <w:lang w:val="fr-CH"/>
-        </w:rPr>
-        <w:t xml:space="preserve">Peux-être dans le script OptitrackSkeletonAnimator, function update ligne 141, la variable </w:t>
-      </w:r>
+        <w:t>L’avatar applique les positions avec un retard défini (</w:t>
+      </w:r>
+      <w:proofErr w:type="gramStart"/>
+      <w:r>
+        <w:rPr>
+          <w:lang w:val="fr-CH"/>
+        </w:rPr>
+        <w:t>ex:</w:t>
+      </w:r>
+      <w:proofErr w:type="gramEnd"/>
+      <w:r>
+        <w:rPr>
+          <w:lang w:val="fr-CH"/>
+        </w:rPr>
+        <w:t xml:space="preserve"> 500 ms).</w:t>
+      </w:r>
+    </w:p>
+    <w:p>
+      <w:pPr>
+        <w:rPr>
+          <w:lang w:val="fr-CH"/>
+        </w:rPr>
+      </w:pPr>
+      <w:r>
+        <w:rPr>
+          <w:lang w:val="fr-CH"/>
+        </w:rPr>
+        <w:t xml:space="preserve">Tu peux modifier </w:t>
+      </w:r>
+      <w:proofErr w:type="spellStart"/>
+      <w:r>
+        <w:rPr>
+          <w:lang w:val="fr-CH"/>
+        </w:rPr>
+        <w:t>delayInSeconds</w:t>
+      </w:r>
+      <w:proofErr w:type="spellEnd"/>
+      <w:r>
+        <w:rPr>
+          <w:lang w:val="fr-CH"/>
+        </w:rPr>
+        <w:t xml:space="preserve"> pour ajuster le décalage.</w:t>
+      </w:r>
+    </w:p>
+    <w:p>
+      <w:pPr>
+        <w:rPr>
+          <w:lang w:val="fr-CH"/>
+        </w:rPr>
+      </w:pPr>
+    </w:p>
+    <w:p>
+      <w:pPr>
+        <w:rPr>
+          <w:lang w:val="fr-CH"/>
+        </w:rPr>
+      </w:pPr>
+    </w:p>
+    <w:p>
+      <w:pPr>
+        <w:rPr>
+          <w:lang w:val="fr-CH"/>
+        </w:rPr>
+      </w:pPr>
+    </w:p>
+    <w:p>
+      <w:pPr>
+        <w:rPr>
+          <w:lang w:val="fr-CH"/>
+        </w:rPr>
+      </w:pPr>
+      <w:r>
+        <w:rPr>
+          <w:lang w:val="fr-CH"/>
+        </w:rPr>
+        <w:t xml:space="preserve">Comment obtenir </w:t>
+      </w:r>
+      <w:proofErr w:type="gramStart"/>
+      <w:r>
+        <w:rPr>
+          <w:lang w:val="fr-CH"/>
+        </w:rPr>
+        <w:t>les position</w:t>
+      </w:r>
+      <w:proofErr w:type="gramEnd"/>
+      <w:r>
+        <w:rPr>
+          <w:lang w:val="fr-CH"/>
+        </w:rPr>
+        <w:t xml:space="preserve"> de l’</w:t>
+      </w:r>
+      <w:proofErr w:type="spellStart"/>
+      <w:r>
+        <w:rPr>
+          <w:lang w:val="fr-CH"/>
+        </w:rPr>
+        <w:t>optiTrack</w:t>
+      </w:r>
+      <w:proofErr w:type="spellEnd"/>
+      <w:r>
+        <w:rPr>
+          <w:lang w:val="fr-CH"/>
+        </w:rPr>
+        <w:t xml:space="preserve"> ? </w:t>
+      </w:r>
+    </w:p>
+    <w:p>
+      <w:pPr>
+        <w:rPr>
+          <w:lang w:val="fr-CH"/>
+        </w:rPr>
+      </w:pPr>
+      <w:proofErr w:type="spellStart"/>
+      <w:r>
+        <w:rPr>
+          <w:lang w:val="fr-CH"/>
+        </w:rPr>
+        <w:t>Peux-être</w:t>
+      </w:r>
+      <w:proofErr w:type="spellEnd"/>
+      <w:r>
+        <w:rPr>
+          <w:lang w:val="fr-CH"/>
+        </w:rPr>
+        <w:t xml:space="preserve"> dans le script </w:t>
+      </w:r>
+      <w:proofErr w:type="spellStart"/>
+      <w:r>
+        <w:rPr>
+          <w:lang w:val="fr-CH"/>
+        </w:rPr>
+        <w:t>OptitrackSkeletonAnimator</w:t>
+      </w:r>
+      <w:proofErr w:type="spellEnd"/>
+      <w:r>
+        <w:rPr>
+          <w:lang w:val="fr-CH"/>
+        </w:rPr>
+        <w:t xml:space="preserve">, </w:t>
+      </w:r>
+      <w:proofErr w:type="spellStart"/>
+      <w:r>
+        <w:rPr>
+          <w:lang w:val="fr-CH"/>
+        </w:rPr>
+        <w:t>function</w:t>
+      </w:r>
+      <w:proofErr w:type="spellEnd"/>
+      <w:r>
+        <w:rPr>
+          <w:lang w:val="fr-CH"/>
+        </w:rPr>
+        <w:t xml:space="preserve"> update ligne 141, la variable </w:t>
+      </w:r>
+      <w:proofErr w:type="spellStart"/>
       <w:r>
         <w:rPr>
           <w:i/>
@@ -585,19 +896,56 @@
         </w:rPr>
         <w:t>bonePos</w:t>
       </w:r>
-    </w:p>
-    <w:p>
-      <w:pPr>
-        <w:rPr>
-          <w:lang w:val="fr-CH"/>
-        </w:rPr>
-      </w:pPr>
-      <w:r>
-        <w:rPr>
-          <w:lang w:val="fr-CH"/>
-        </w:rPr>
-        <w:t xml:space="preserve"> C’est un object, je peux pas l’afficher dans la console avec un Debug.Log</w:t>
-      </w:r>
+      <w:proofErr w:type="spellEnd"/>
+    </w:p>
+    <w:p>
+      <w:pPr>
+        <w:rPr>
+          <w:lang w:val="fr-CH"/>
+        </w:rPr>
+      </w:pPr>
+      <w:r>
+        <w:rPr>
+          <w:lang w:val="fr-CH"/>
+        </w:rPr>
+        <w:t xml:space="preserve"> C’est un </w:t>
+      </w:r>
+      <w:proofErr w:type="spellStart"/>
+      <w:r>
+        <w:rPr>
+          <w:lang w:val="fr-CH"/>
+        </w:rPr>
+        <w:t>object</w:t>
+      </w:r>
+      <w:proofErr w:type="spellEnd"/>
+      <w:r>
+        <w:rPr>
+          <w:lang w:val="fr-CH"/>
+        </w:rPr>
+        <w:t xml:space="preserve">, </w:t>
+      </w:r>
+      <w:proofErr w:type="gramStart"/>
+      <w:r>
+        <w:rPr>
+          <w:lang w:val="fr-CH"/>
+        </w:rPr>
+        <w:t>je peux pas</w:t>
+      </w:r>
+      <w:proofErr w:type="gramEnd"/>
+      <w:r>
+        <w:rPr>
+          <w:lang w:val="fr-CH"/>
+        </w:rPr>
+        <w:t xml:space="preserve"> l’afficher dans la console avec un </w:t>
+      </w:r>
+      <w:proofErr w:type="spellStart"/>
+      <w:r>
+        <w:rPr>
+          <w:lang w:val="fr-CH"/>
+        </w:rPr>
+        <w:t>Debug.Log</w:t>
+      </w:r>
+      <w:proofErr w:type="spellEnd"/>
     </w:p>
     <w:p>
       <w:pPr>
@@ -664,26 +1012,58 @@
         <w:rPr>
           <w:lang w:val="fr-CH"/>
         </w:rPr>
-        <w:t>C’est tout simple, il faut récupéré la position transform dans le sous-élément « </w:t>
-      </w:r>
+        <w:t xml:space="preserve">C’est tout simple, il faut </w:t>
+      </w:r>
+      <w:proofErr w:type="gramStart"/>
+      <w:r>
+        <w:rPr>
+          <w:lang w:val="fr-CH"/>
+        </w:rPr>
+        <w:t>récupéré</w:t>
+      </w:r>
+      <w:proofErr w:type="gramEnd"/>
+      <w:r>
+        <w:rPr>
+          <w:lang w:val="fr-CH"/>
+        </w:rPr>
+        <w:t xml:space="preserve"> la position </w:t>
+      </w:r>
+      <w:proofErr w:type="spellStart"/>
+      <w:r>
+        <w:rPr>
+          <w:lang w:val="fr-CH"/>
+        </w:rPr>
+        <w:t>transform</w:t>
+      </w:r>
+      <w:proofErr w:type="spellEnd"/>
+      <w:r>
+        <w:rPr>
+          <w:lang w:val="fr-CH"/>
+        </w:rPr>
+        <w:t xml:space="preserve"> dans le sous-élément « </w:t>
+      </w:r>
+      <w:proofErr w:type="spellStart"/>
       <w:r>
         <w:rPr>
           <w:lang w:val="fr-CH"/>
         </w:rPr>
         <w:t>HumanBaseMesh_Male</w:t>
       </w:r>
+      <w:proofErr w:type="spellEnd"/>
       <w:r>
         <w:rPr>
           <w:lang w:val="fr-CH"/>
         </w:rPr>
         <w:t>-&gt;</w:t>
       </w:r>
+      <w:proofErr w:type="spellStart"/>
       <w:r>
         <w:rPr>
           <w:lang w:val="fr-CH"/>
         </w:rPr>
         <w:t>Rig</w:t>
       </w:r>
+      <w:proofErr w:type="spellEnd"/>
       <w:r>
         <w:rPr>
           <w:lang w:val="fr-CH"/>
@@ -694,8 +1074,16 @@
         <w:rPr>
           <w:lang w:val="fr-CH"/>
         </w:rPr>
-        <w:t>B-root</w:t>
-      </w:r>
+        <w:t>B-</w:t>
+      </w:r>
+      <w:proofErr w:type="spellStart"/>
+      <w:r>
+        <w:rPr>
+          <w:lang w:val="fr-CH"/>
+        </w:rPr>
+        <w:t>root</w:t>
+      </w:r>
+      <w:proofErr w:type="spellEnd"/>
       <w:r>
         <w:rPr>
           <w:lang w:val="fr-CH"/>
@@ -706,13 +1094,85 @@
         <w:rPr>
           <w:lang w:val="fr-CH"/>
         </w:rPr>
-        <w:t>B-hips</w:t>
-      </w:r>
-      <w:r>
-        <w:rPr>
-          <w:lang w:val="fr-CH"/>
-        </w:rPr>
-        <w:t xml:space="preserve"> ». La position du hips(basin est modifier en continue par l’animator. Il ne faut donc pas récupéré l’information directement du flux de l’optitrack mais simplement prendre la position de l’objet qui est animé ! </w:t>
+        <w:t>B-</w:t>
+      </w:r>
+      <w:proofErr w:type="spellStart"/>
+      <w:r>
+        <w:rPr>
+          <w:lang w:val="fr-CH"/>
+        </w:rPr>
+        <w:t>hips</w:t>
+      </w:r>
+      <w:proofErr w:type="spellEnd"/>
+      <w:r>
+        <w:rPr>
+          <w:lang w:val="fr-CH"/>
+        </w:rPr>
+        <w:t xml:space="preserve"> ». La position du </w:t>
+      </w:r>
+      <w:proofErr w:type="spellStart"/>
+      <w:proofErr w:type="gramStart"/>
+      <w:r>
+        <w:rPr>
+          <w:lang w:val="fr-CH"/>
+        </w:rPr>
+        <w:t>hips</w:t>
+      </w:r>
+      <w:proofErr w:type="spellEnd"/>
+      <w:r>
+        <w:rPr>
+          <w:lang w:val="fr-CH"/>
+        </w:rPr>
+        <w:t>(</w:t>
+      </w:r>
+      <w:proofErr w:type="gramEnd"/>
+      <w:r>
+        <w:rPr>
+          <w:lang w:val="fr-CH"/>
+        </w:rPr>
+        <w:t>basin est modifier en continue par l’</w:t>
+      </w:r>
+      <w:proofErr w:type="spellStart"/>
+      <w:r>
+        <w:rPr>
+          <w:lang w:val="fr-CH"/>
+        </w:rPr>
+        <w:t>animator</w:t>
+      </w:r>
+      <w:proofErr w:type="spellEnd"/>
+      <w:r>
+        <w:rPr>
+          <w:lang w:val="fr-CH"/>
+        </w:rPr>
+        <w:t xml:space="preserve">. Il ne faut donc pas </w:t>
+      </w:r>
+      <w:proofErr w:type="gramStart"/>
+      <w:r>
+        <w:rPr>
+          <w:lang w:val="fr-CH"/>
+        </w:rPr>
+        <w:t>récupéré</w:t>
+      </w:r>
+      <w:proofErr w:type="gramEnd"/>
+      <w:r>
+        <w:rPr>
+          <w:lang w:val="fr-CH"/>
+        </w:rPr>
+        <w:t xml:space="preserve"> l’information directement du flux de l’</w:t>
+      </w:r>
+      <w:proofErr w:type="spellStart"/>
+      <w:r>
+        <w:rPr>
+          <w:lang w:val="fr-CH"/>
+        </w:rPr>
+        <w:t>optitrack</w:t>
+      </w:r>
+      <w:proofErr w:type="spellEnd"/>
+      <w:r>
+        <w:rPr>
+          <w:lang w:val="fr-CH"/>
+        </w:rPr>
+        <w:t xml:space="preserve"> mais simplement prendre la position de l’objet qui est animé ! </w:t>
       </w:r>
     </w:p>
     <w:p>
@@ -772,7 +1232,63 @@
         <w:rPr>
           <w:lang w:val="fr-CH"/>
         </w:rPr>
-        <w:t xml:space="preserve">Sinon Jean-Luc pense que appliquer une rotation comme je le propose est une bonne idée. Plutôt que manipuler la transform de l’avatar, il changerait la position d’un plateform invisible. Mais je vais pas retenir cette idée car c’est compliquer pour pas grand-chose. </w:t>
+        <w:t xml:space="preserve">Sinon Jean-Luc pense </w:t>
+      </w:r>
+      <w:proofErr w:type="gramStart"/>
+      <w:r>
+        <w:rPr>
+          <w:lang w:val="fr-CH"/>
+        </w:rPr>
+        <w:t>que appliquer</w:t>
+      </w:r>
+      <w:proofErr w:type="gramEnd"/>
+      <w:r>
+        <w:rPr>
+          <w:lang w:val="fr-CH"/>
+        </w:rPr>
+        <w:t xml:space="preserve"> une rotation comme je le propose est une bonne idée. Plutôt que manipuler la </w:t>
+      </w:r>
+      <w:proofErr w:type="spellStart"/>
+      <w:r>
+        <w:rPr>
+          <w:lang w:val="fr-CH"/>
+        </w:rPr>
+        <w:t>transform</w:t>
+      </w:r>
+      <w:proofErr w:type="spellEnd"/>
+      <w:r>
+        <w:rPr>
+          <w:lang w:val="fr-CH"/>
+        </w:rPr>
+        <w:t xml:space="preserve"> de l’avatar, il changerait la position d’un </w:t>
+      </w:r>
+      <w:proofErr w:type="spellStart"/>
+      <w:r>
+        <w:rPr>
+          <w:lang w:val="fr-CH"/>
+        </w:rPr>
+        <w:t>plateform</w:t>
+      </w:r>
+      <w:proofErr w:type="spellEnd"/>
+      <w:r>
+        <w:rPr>
+          <w:lang w:val="fr-CH"/>
+        </w:rPr>
+        <w:t xml:space="preserve"> invisible. Mais </w:t>
+      </w:r>
+      <w:proofErr w:type="gramStart"/>
+      <w:r>
+        <w:rPr>
+          <w:lang w:val="fr-CH"/>
+        </w:rPr>
+        <w:t>je vais pas</w:t>
+      </w:r>
+      <w:proofErr w:type="gramEnd"/>
+      <w:r>
+        <w:rPr>
+          <w:lang w:val="fr-CH"/>
+        </w:rPr>
+        <w:t xml:space="preserve"> retenir cette idée car c’est compliquer pour pas grand-chose. </w:t>
       </w:r>
     </w:p>
     <w:p>
@@ -827,14 +1343,184 @@
         <w:rPr>
           <w:lang w:val="fr-CH"/>
         </w:rPr>
-        <w:t xml:space="preserve">. Ensuite, il a écrit un script qui permet d’enregistrer les positions de chaque sous game-object de l’avatar (comme hips, ……). Il utilise un fix update à 50 ou 100 Hz au lieu de l’update classique. Il a enregistrer ces position dans un fichier JASON. </w:t>
+        <w:t xml:space="preserve">. Ensuite, il a écrit un script qui permet d’enregistrer les positions de chaque sous </w:t>
+      </w:r>
+      <w:proofErr w:type="spellStart"/>
+      <w:r>
+        <w:rPr>
+          <w:lang w:val="fr-CH"/>
+        </w:rPr>
+        <w:t>game-object</w:t>
+      </w:r>
+      <w:proofErr w:type="spellEnd"/>
+      <w:r>
+        <w:rPr>
+          <w:lang w:val="fr-CH"/>
+        </w:rPr>
+        <w:t xml:space="preserve"> de l’avatar (comme </w:t>
+      </w:r>
+      <w:proofErr w:type="spellStart"/>
+      <w:r>
+        <w:rPr>
+          <w:lang w:val="fr-CH"/>
+        </w:rPr>
+        <w:t>hips</w:t>
+      </w:r>
+      <w:proofErr w:type="spellEnd"/>
+      <w:r>
+        <w:rPr>
+          <w:lang w:val="fr-CH"/>
+        </w:rPr>
+        <w:t xml:space="preserve">, ……). Il utilise un </w:t>
+      </w:r>
+      <w:proofErr w:type="spellStart"/>
+      <w:r>
+        <w:rPr>
+          <w:lang w:val="fr-CH"/>
+        </w:rPr>
+        <w:t>fix</w:t>
+      </w:r>
+      <w:proofErr w:type="spellEnd"/>
+      <w:r>
+        <w:rPr>
+          <w:lang w:val="fr-CH"/>
+        </w:rPr>
+        <w:t xml:space="preserve"> update à 50 ou 100 Hz au lieu de l’update classique. Il a </w:t>
+      </w:r>
+      <w:proofErr w:type="gramStart"/>
+      <w:r>
+        <w:rPr>
+          <w:lang w:val="fr-CH"/>
+        </w:rPr>
+        <w:t>enregistrer</w:t>
+      </w:r>
+      <w:proofErr w:type="gramEnd"/>
+      <w:r>
+        <w:rPr>
+          <w:lang w:val="fr-CH"/>
+        </w:rPr>
+        <w:t xml:space="preserve"> ces position dans un fichier JASON. </w:t>
       </w:r>
       <w:r>
         <w:rPr>
           <w:lang w:val="fr-CH"/>
         </w:rPr>
         <w:br/>
-        <w:t xml:space="preserve">Puis il utilise un autre fixupdate pour appliquer ces position transform de chaque game object à un autre avatar qui n’est pas connecté à l’optitrack. Comme ça, on peux géré la vitesse de replay.   </w:t>
+        <w:t xml:space="preserve">Puis il utilise un autre </w:t>
+      </w:r>
+      <w:proofErr w:type="spellStart"/>
+      <w:r>
+        <w:rPr>
+          <w:lang w:val="fr-CH"/>
+        </w:rPr>
+        <w:t>fixupdate</w:t>
+      </w:r>
+      <w:proofErr w:type="spellEnd"/>
+      <w:r>
+        <w:rPr>
+          <w:lang w:val="fr-CH"/>
+        </w:rPr>
+        <w:t xml:space="preserve"> pour appliquer ces position </w:t>
+      </w:r>
+      <w:proofErr w:type="spellStart"/>
+      <w:r>
+        <w:rPr>
+          <w:lang w:val="fr-CH"/>
+        </w:rPr>
+        <w:t>transform</w:t>
+      </w:r>
+      <w:proofErr w:type="spellEnd"/>
+      <w:r>
+        <w:rPr>
+          <w:lang w:val="fr-CH"/>
+        </w:rPr>
+        <w:t xml:space="preserve"> de chaque </w:t>
+      </w:r>
+      <w:proofErr w:type="spellStart"/>
+      <w:r>
+        <w:rPr>
+          <w:lang w:val="fr-CH"/>
+        </w:rPr>
+        <w:t>game</w:t>
+      </w:r>
+      <w:proofErr w:type="spellEnd"/>
+      <w:r>
+        <w:rPr>
+          <w:lang w:val="fr-CH"/>
+        </w:rPr>
+        <w:t xml:space="preserve"> </w:t>
+      </w:r>
+      <w:proofErr w:type="spellStart"/>
+      <w:r>
+        <w:rPr>
+          <w:lang w:val="fr-CH"/>
+        </w:rPr>
+        <w:t>object</w:t>
+      </w:r>
+      <w:proofErr w:type="spellEnd"/>
+      <w:r>
+        <w:rPr>
+          <w:lang w:val="fr-CH"/>
+        </w:rPr>
+        <w:t xml:space="preserve"> à un autre avatar qui n’est pas connecté à l’</w:t>
+      </w:r>
+      <w:proofErr w:type="spellStart"/>
+      <w:r>
+        <w:rPr>
+          <w:lang w:val="fr-CH"/>
+        </w:rPr>
+        <w:t>optitrack</w:t>
+      </w:r>
+      <w:proofErr w:type="spellEnd"/>
+      <w:r>
+        <w:rPr>
+          <w:lang w:val="fr-CH"/>
+        </w:rPr>
+        <w:t xml:space="preserve">. Comme ça, on </w:t>
+      </w:r>
+      <w:proofErr w:type="spellStart"/>
+      <w:proofErr w:type="gramStart"/>
+      <w:r>
+        <w:rPr>
+          <w:lang w:val="fr-CH"/>
+        </w:rPr>
+        <w:t>peux</w:t>
+      </w:r>
+      <w:proofErr w:type="spellEnd"/>
+      <w:proofErr w:type="gramEnd"/>
+      <w:r>
+        <w:rPr>
+          <w:lang w:val="fr-CH"/>
+        </w:rPr>
+        <w:t xml:space="preserve"> </w:t>
+      </w:r>
+      <w:proofErr w:type="spellStart"/>
+      <w:r>
+        <w:rPr>
+          <w:lang w:val="fr-CH"/>
+        </w:rPr>
+        <w:t>géré</w:t>
+      </w:r>
+      <w:proofErr w:type="spellEnd"/>
+      <w:r>
+        <w:rPr>
+          <w:lang w:val="fr-CH"/>
+        </w:rPr>
+        <w:t xml:space="preserve"> la vitesse de </w:t>
+      </w:r>
+      <w:proofErr w:type="spellStart"/>
+      <w:r>
+        <w:rPr>
+          <w:lang w:val="fr-CH"/>
+        </w:rPr>
+        <w:t>replay</w:t>
+      </w:r>
+      <w:proofErr w:type="spellEnd"/>
+      <w:r>
+        <w:rPr>
+          <w:lang w:val="fr-CH"/>
+        </w:rPr>
+        <w:t xml:space="preserve">.   </w:t>
       </w:r>
     </w:p>
     <w:p>
@@ -865,7 +1551,21 @@
         <w:rPr>
           <w:lang w:val="fr-CH"/>
         </w:rPr>
-        <w:t xml:space="preserve">Leur système c’était 30 markeur à 30Hz. </w:t>
+        <w:t xml:space="preserve">Leur système c’était 30 </w:t>
+      </w:r>
+      <w:proofErr w:type="spellStart"/>
+      <w:r>
+        <w:rPr>
+          <w:lang w:val="fr-CH"/>
+        </w:rPr>
+        <w:t>markeur</w:t>
+      </w:r>
+      <w:proofErr w:type="spellEnd"/>
+      <w:r>
+        <w:rPr>
+          <w:lang w:val="fr-CH"/>
+        </w:rPr>
+        <w:t xml:space="preserve"> à 30Hz. </w:t>
       </w:r>
     </w:p>
     <w:p>
@@ -883,7 +1583,21 @@
         <w:rPr>
           <w:lang w:val="fr-CH"/>
         </w:rPr>
-        <w:t xml:space="preserve">La grandeur de l’avatar était scale par rapport à la grandeur réelle du participant </w:t>
+        <w:t xml:space="preserve">La grandeur de l’avatar était </w:t>
+      </w:r>
+      <w:proofErr w:type="spellStart"/>
+      <w:r>
+        <w:rPr>
+          <w:lang w:val="fr-CH"/>
+        </w:rPr>
+        <w:t>scale</w:t>
+      </w:r>
+      <w:proofErr w:type="spellEnd"/>
+      <w:r>
+        <w:rPr>
+          <w:lang w:val="fr-CH"/>
+        </w:rPr>
+        <w:t xml:space="preserve"> par rapport à la grandeur réelle du participant </w:t>
       </w:r>
       <w:r>
         <w:rPr>
@@ -939,8 +1653,16 @@
         <w:rPr>
           <w:lang w:val="fr-CH"/>
         </w:rPr>
-        <w:t>Réponse donné avec un gamepad</w:t>
-      </w:r>
+        <w:t xml:space="preserve">Réponse donné avec un </w:t>
+      </w:r>
+      <w:proofErr w:type="spellStart"/>
+      <w:r>
+        <w:rPr>
+          <w:lang w:val="fr-CH"/>
+        </w:rPr>
+        <w:t>gamepad</w:t>
+      </w:r>
+      <w:proofErr w:type="spellEnd"/>
     </w:p>
     <w:p>
       <w:pPr>
@@ -1076,11 +1798,19 @@
         </w:rPr>
         <w:t xml:space="preserve">. Déviation calculer par rapport à </w:t>
       </w:r>
-      <w:r>
-        <w:rPr>
-          <w:lang w:val="fr-CH"/>
-        </w:rPr>
-        <w:t xml:space="preserve">un ligne droite du participant par rapport à la position du cylindre. </w:t>
+      <w:proofErr w:type="gramStart"/>
+      <w:r>
+        <w:rPr>
+          <w:lang w:val="fr-CH"/>
+        </w:rPr>
+        <w:t>un ligne droite</w:t>
+      </w:r>
+      <w:proofErr w:type="gramEnd"/>
+      <w:r>
+        <w:rPr>
+          <w:lang w:val="fr-CH"/>
+        </w:rPr>
+        <w:t xml:space="preserve"> du participant par rapport à la position du cylindre. </w:t>
       </w:r>
       <w:r>
         <w:rPr>
@@ -1141,8 +1871,44 @@
         <w:rPr>
           <w:lang w:val="fr-CH"/>
         </w:rPr>
-        <w:t>Training bloc de 10 trials avec deviation de +/- 5° , +/-20° et sans deviation</w:t>
-      </w:r>
+        <w:t xml:space="preserve">Training bloc de 10 trials avec </w:t>
+      </w:r>
+      <w:proofErr w:type="spellStart"/>
+      <w:r>
+        <w:rPr>
+          <w:lang w:val="fr-CH"/>
+        </w:rPr>
+        <w:t>deviation</w:t>
+      </w:r>
+      <w:proofErr w:type="spellEnd"/>
+      <w:r>
+        <w:rPr>
+          <w:lang w:val="fr-CH"/>
+        </w:rPr>
+        <w:t xml:space="preserve"> de +/- 5</w:t>
+      </w:r>
+      <w:proofErr w:type="gramStart"/>
+      <w:r>
+        <w:rPr>
+          <w:lang w:val="fr-CH"/>
+        </w:rPr>
+        <w:t>° ,</w:t>
+      </w:r>
+      <w:proofErr w:type="gramEnd"/>
+      <w:r>
+        <w:rPr>
+          <w:lang w:val="fr-CH"/>
+        </w:rPr>
+        <w:t xml:space="preserve"> +/-20° et sans </w:t>
+      </w:r>
+      <w:proofErr w:type="spellStart"/>
+      <w:r>
+        <w:rPr>
+          <w:lang w:val="fr-CH"/>
+        </w:rPr>
+        <w:t>deviation</w:t>
+      </w:r>
+      <w:proofErr w:type="spellEnd"/>
     </w:p>
     <w:p>
       <w:pPr>
@@ -1159,7 +1925,35 @@
         <w:rPr>
           <w:lang w:val="fr-CH"/>
         </w:rPr>
-        <w:t>Position du cylindre : 1.8m de la position de départ avec un position de 10° sur la gauche ou la droite du participant. (ce qui veut dire que la position max est à 1.2m de l’écran)</w:t>
+        <w:t xml:space="preserve">Position du cylindre : 1.8m de la position de départ avec </w:t>
+      </w:r>
+      <w:proofErr w:type="gramStart"/>
+      <w:r>
+        <w:rPr>
+          <w:lang w:val="fr-CH"/>
+        </w:rPr>
+        <w:t>un position</w:t>
+      </w:r>
+      <w:proofErr w:type="gramEnd"/>
+      <w:r>
+        <w:rPr>
+          <w:lang w:val="fr-CH"/>
+        </w:rPr>
+        <w:t xml:space="preserve"> de 10° sur la gauche ou la droite du participant. (</w:t>
+      </w:r>
+      <w:proofErr w:type="gramStart"/>
+      <w:r>
+        <w:rPr>
+          <w:lang w:val="fr-CH"/>
+        </w:rPr>
+        <w:t>ce</w:t>
+      </w:r>
+      <w:proofErr w:type="gramEnd"/>
+      <w:r>
+        <w:rPr>
+          <w:lang w:val="fr-CH"/>
+        </w:rPr>
+        <w:t xml:space="preserve"> qui veut dire que la position max est à 1.2m de l’écran)</w:t>
       </w:r>
     </w:p>
     <w:p>
@@ -1177,8 +1971,16 @@
         <w:rPr>
           <w:lang w:val="fr-CH"/>
         </w:rPr>
-        <w:t>Total de 84 trial avec 12 pour la condition contrôle et 12 pour chacun des 6 types de deviation</w:t>
-      </w:r>
+        <w:t xml:space="preserve">Total de 84 trial avec 12 pour la condition contrôle et 12 pour chacun des 6 types de </w:t>
+      </w:r>
+      <w:proofErr w:type="spellStart"/>
+      <w:r>
+        <w:rPr>
+          <w:lang w:val="fr-CH"/>
+        </w:rPr>
+        <w:t>deviation</w:t>
+      </w:r>
+      <w:proofErr w:type="spellEnd"/>
     </w:p>
     <w:p>
       <w:pPr>
@@ -1237,24 +2039,107 @@
         <w:rPr>
           <w:lang w:val="fr-CH"/>
         </w:rPr>
-        <w:t xml:space="preserve">Dans leur design, le participant doit pressé sur un bouton pour marquer le début. Je vais faire autrement en utilisant un collider dans unity. pour marquer le start du trial. </w:t>
-      </w:r>
-    </w:p>
-    <w:p>
-      <w:pPr>
-        <w:rPr>
-          <w:lang w:val="fr-CH"/>
-        </w:rPr>
-      </w:pPr>
-    </w:p>
-    <w:p>
-      <w:r>
-        <w:t xml:space="preserve">Questionnaire : </w:t>
-      </w:r>
-    </w:p>
-    <w:p>
-      <w:r>
-        <w:t xml:space="preserve">Q1 : </w:t>
+        <w:t xml:space="preserve">Dans leur design, le participant doit </w:t>
+      </w:r>
+      <w:proofErr w:type="gramStart"/>
+      <w:r>
+        <w:rPr>
+          <w:lang w:val="fr-CH"/>
+        </w:rPr>
+        <w:t>pressé</w:t>
+      </w:r>
+      <w:proofErr w:type="gramEnd"/>
+      <w:r>
+        <w:rPr>
+          <w:lang w:val="fr-CH"/>
+        </w:rPr>
+        <w:t xml:space="preserve"> sur un bouton pour marquer le début. Je vais faire autrement en utilisant un </w:t>
+      </w:r>
+      <w:proofErr w:type="spellStart"/>
+      <w:r>
+        <w:rPr>
+          <w:lang w:val="fr-CH"/>
+        </w:rPr>
+        <w:t>collider</w:t>
+      </w:r>
+      <w:proofErr w:type="spellEnd"/>
+      <w:r>
+        <w:rPr>
+          <w:lang w:val="fr-CH"/>
+        </w:rPr>
+        <w:t xml:space="preserve"> dans </w:t>
+      </w:r>
+      <w:proofErr w:type="spellStart"/>
+      <w:r>
+        <w:rPr>
+          <w:lang w:val="fr-CH"/>
+        </w:rPr>
+        <w:t>unity</w:t>
+      </w:r>
+      <w:proofErr w:type="spellEnd"/>
+      <w:r>
+        <w:rPr>
+          <w:lang w:val="fr-CH"/>
+        </w:rPr>
+        <w:t xml:space="preserve">. </w:t>
+      </w:r>
+      <w:proofErr w:type="gramStart"/>
+      <w:r>
+        <w:rPr>
+          <w:lang w:val="fr-CH"/>
+        </w:rPr>
+        <w:t>pour</w:t>
+      </w:r>
+      <w:proofErr w:type="gramEnd"/>
+      <w:r>
+        <w:rPr>
+          <w:lang w:val="fr-CH"/>
+        </w:rPr>
+        <w:t xml:space="preserve"> marquer le </w:t>
+      </w:r>
+      <w:proofErr w:type="spellStart"/>
+      <w:r>
+        <w:rPr>
+          <w:lang w:val="fr-CH"/>
+        </w:rPr>
+        <w:t>start</w:t>
+      </w:r>
+      <w:proofErr w:type="spellEnd"/>
+      <w:r>
+        <w:rPr>
+          <w:lang w:val="fr-CH"/>
+        </w:rPr>
+        <w:t xml:space="preserve"> du trial. </w:t>
+      </w:r>
+    </w:p>
+    <w:p>
+      <w:pPr>
+        <w:rPr>
+          <w:lang w:val="fr-CH"/>
+        </w:rPr>
+      </w:pPr>
+    </w:p>
+    <w:p>
+      <w:proofErr w:type="gramStart"/>
+      <w:r>
+        <w:t>Questionnaire :</w:t>
+      </w:r>
+      <w:proofErr w:type="gramEnd"/>
+      <w:r>
+        <w:t xml:space="preserve"> </w:t>
+      </w:r>
+    </w:p>
+    <w:p>
+      <w:r>
+        <w:t>Q</w:t>
+      </w:r>
+      <w:proofErr w:type="gramStart"/>
+      <w:r>
+        <w:t>1 :</w:t>
+      </w:r>
+      <w:proofErr w:type="gramEnd"/>
+      <w:r>
+        <w:t xml:space="preserve"> </w:t>
       </w:r>
       <w:r>
         <w:rPr>
@@ -1275,7 +2160,11 @@
         <w:t xml:space="preserve"> </w:t>
       </w:r>
       <w:r>
-        <w:t>you just performed?</w:t>
+        <w:t xml:space="preserve">you just </w:t>
+      </w:r>
+      <w:proofErr w:type="spellStart"/>
+      <w:r>
+        <w:t>performed?</w:t>
       </w:r>
       <w:r>
         <w:rPr>
@@ -1284,7 +2173,11 @@
         <w:t>”</w:t>
       </w:r>
       <w:r>
-        <w:t>YES/NO</w:t>
+        <w:t>YES</w:t>
+      </w:r>
+      <w:proofErr w:type="spellEnd"/>
+      <w:r>
+        <w:t>/NO</w:t>
       </w:r>
     </w:p>
     <w:p>
@@ -1313,7 +2206,15 @@
     <w:p/>
     <w:p>
       <w:r>
-        <w:t xml:space="preserve">Data à enregistrer </w:t>
+        <w:t xml:space="preserve">Data à </w:t>
+      </w:r>
+      <w:proofErr w:type="spellStart"/>
+      <w:r>
+        <w:t>enregistrer</w:t>
+      </w:r>
+      <w:proofErr w:type="spellEnd"/>
+      <w:r>
+        <w:t xml:space="preserve"> </w:t>
       </w:r>
     </w:p>
     <w:p>
@@ -1324,8 +2225,13 @@
           <w:numId w:val="3"/>
         </w:numPr>
       </w:pPr>
-      <w:r>
-        <w:t>Réponse au questionnaire</w:t>
+      <w:proofErr w:type="spellStart"/>
+      <w:r>
+        <w:t>Réponse</w:t>
+      </w:r>
+      <w:proofErr w:type="spellEnd"/>
+      <w:r>
+        <w:t xml:space="preserve"> au questionnaire</w:t>
       </w:r>
     </w:p>
     <w:p>
@@ -1403,13 +2309,29 @@
           <w:color w:val="00B050"/>
           <w:lang w:val="fr-CH"/>
         </w:rPr>
-        <w:t xml:space="preserve"> la trajection du participant. Ça </w:t>
-      </w:r>
+        <w:t xml:space="preserve"> la </w:t>
+      </w:r>
+      <w:proofErr w:type="spellStart"/>
       <w:r>
         <w:rPr>
           <w:color w:val="00B050"/>
           <w:lang w:val="fr-CH"/>
         </w:rPr>
+        <w:t>trajection</w:t>
+      </w:r>
+      <w:proofErr w:type="spellEnd"/>
+      <w:r>
+        <w:rPr>
+          <w:color w:val="00B050"/>
+          <w:lang w:val="fr-CH"/>
+        </w:rPr>
+        <w:t xml:space="preserve"> du participant. Ça </w:t>
+      </w:r>
+      <w:r>
+        <w:rPr>
+          <w:color w:val="00B050"/>
+          <w:lang w:val="fr-CH"/>
+        </w:rPr>
         <w:t>veut</w:t>
       </w:r>
       <w:r>
@@ -1431,13 +2353,53 @@
           <w:color w:val="00B050"/>
           <w:lang w:val="fr-CH"/>
         </w:rPr>
-        <w:t xml:space="preserve"> un avatar duplication hors champs pour sauvegarder les position non manipuler des tracker. Pour l’analyse, la trajectoire du participant est </w:t>
-      </w:r>
+        <w:t xml:space="preserve"> un avatar duplication hors champs pour sauvegarder </w:t>
+      </w:r>
+      <w:proofErr w:type="gramStart"/>
       <w:r>
         <w:rPr>
           <w:color w:val="00B050"/>
           <w:lang w:val="fr-CH"/>
         </w:rPr>
+        <w:t>les position</w:t>
+      </w:r>
+      <w:proofErr w:type="gramEnd"/>
+      <w:r>
+        <w:rPr>
+          <w:color w:val="00B050"/>
+          <w:lang w:val="fr-CH"/>
+        </w:rPr>
+        <w:t xml:space="preserve"> </w:t>
+      </w:r>
+      <w:r>
+        <w:rPr>
+          <w:color w:val="00B050"/>
+          <w:lang w:val="fr-CH"/>
+        </w:rPr>
+        <w:lastRenderedPageBreak/>
+        <w:t xml:space="preserve">non manipuler des </w:t>
+      </w:r>
+      <w:proofErr w:type="spellStart"/>
+      <w:r>
+        <w:rPr>
+          <w:color w:val="00B050"/>
+          <w:lang w:val="fr-CH"/>
+        </w:rPr>
+        <w:t>tracker</w:t>
+      </w:r>
+      <w:proofErr w:type="spellEnd"/>
+      <w:r>
+        <w:rPr>
+          <w:color w:val="00B050"/>
+          <w:lang w:val="fr-CH"/>
+        </w:rPr>
+        <w:t xml:space="preserve">. Pour l’analyse, la trajectoire du participant est </w:t>
+      </w:r>
+      <w:r>
+        <w:rPr>
+          <w:color w:val="00B050"/>
+          <w:lang w:val="fr-CH"/>
+        </w:rPr>
         <w:t>interpolée</w:t>
       </w:r>
       <w:r>
@@ -1445,15 +2407,23 @@
           <w:color w:val="00B050"/>
           <w:lang w:val="fr-CH"/>
         </w:rPr>
-        <w:t xml:space="preserve"> dans le </w:t>
-      </w:r>
+        <w:t xml:space="preserve"> dans le temps et l’espace à 300 points (pour les rendre comparables). Tout cette analyse </w:t>
+      </w:r>
+      <w:proofErr w:type="spellStart"/>
       <w:r>
         <w:rPr>
           <w:color w:val="00B050"/>
           <w:lang w:val="fr-CH"/>
         </w:rPr>
-        <w:lastRenderedPageBreak/>
-        <w:t xml:space="preserve">temps et l’espace à 300 points (pour les rendre comparables). Tout cette analyse à été fait pour le papier </w:t>
+        <w:t>à</w:t>
+      </w:r>
+      <w:proofErr w:type="spellEnd"/>
+      <w:r>
+        <w:rPr>
+          <w:color w:val="00B050"/>
+          <w:lang w:val="fr-CH"/>
+        </w:rPr>
+        <w:t xml:space="preserve"> été fait pour le papier </w:t>
       </w:r>
       <w:r>
         <w:rPr>
@@ -1483,7 +2453,39 @@
           <w:color w:val="00B050"/>
           <w:lang w:val="fr-CH"/>
         </w:rPr>
-        <w:t xml:space="preserve"> d’avis de se simplifier la vie avec uniquement l’accuracy d’arriver à la target.</w:t>
+        <w:t xml:space="preserve"> d’avis de se simplifier la vie avec uniquement l’</w:t>
+      </w:r>
+      <w:proofErr w:type="spellStart"/>
+      <w:r>
+        <w:rPr>
+          <w:color w:val="00B050"/>
+          <w:lang w:val="fr-CH"/>
+        </w:rPr>
+        <w:t>accuracy</w:t>
+      </w:r>
+      <w:proofErr w:type="spellEnd"/>
+      <w:r>
+        <w:rPr>
+          <w:color w:val="00B050"/>
+          <w:lang w:val="fr-CH"/>
+        </w:rPr>
+        <w:t xml:space="preserve"> d’arriver à la </w:t>
+      </w:r>
+      <w:proofErr w:type="spellStart"/>
+      <w:r>
+        <w:rPr>
+          <w:color w:val="00B050"/>
+          <w:lang w:val="fr-CH"/>
+        </w:rPr>
+        <w:t>target</w:t>
+      </w:r>
+      <w:proofErr w:type="spellEnd"/>
+      <w:r>
+        <w:rPr>
+          <w:color w:val="00B050"/>
+          <w:lang w:val="fr-CH"/>
+        </w:rPr>
+        <w:t>.</w:t>
       </w:r>
       <w:r>
         <w:rPr>
@@ -1534,7 +2536,71 @@
         <w:rPr>
           <w:lang w:val="fr-CH"/>
         </w:rPr>
-        <w:t xml:space="preserve">Dans le script manager, il faut mettre comme publique intput la taille du participant. Par script, ajuster la taille de l’avatar (scale dans x,y,z, pas besoin de changer transpose car le point d’origine ce sont les pieds) et scale de la taille du cylindre uniquement </w:t>
+        <w:t xml:space="preserve">Dans le script manager, il faut mettre comme publique </w:t>
+      </w:r>
+      <w:proofErr w:type="spellStart"/>
+      <w:r>
+        <w:rPr>
+          <w:lang w:val="fr-CH"/>
+        </w:rPr>
+        <w:t>intput</w:t>
+      </w:r>
+      <w:proofErr w:type="spellEnd"/>
+      <w:r>
+        <w:rPr>
+          <w:lang w:val="fr-CH"/>
+        </w:rPr>
+        <w:t xml:space="preserve"> la taille du participant. Par script, ajuster la taille de l’avatar (</w:t>
+      </w:r>
+      <w:proofErr w:type="spellStart"/>
+      <w:r>
+        <w:rPr>
+          <w:lang w:val="fr-CH"/>
+        </w:rPr>
+        <w:t>scale</w:t>
+      </w:r>
+      <w:proofErr w:type="spellEnd"/>
+      <w:r>
+        <w:rPr>
+          <w:lang w:val="fr-CH"/>
+        </w:rPr>
+        <w:t xml:space="preserve"> dans </w:t>
+      </w:r>
+      <w:proofErr w:type="spellStart"/>
+      <w:proofErr w:type="gramStart"/>
+      <w:r>
+        <w:rPr>
+          <w:lang w:val="fr-CH"/>
+        </w:rPr>
+        <w:t>x,y</w:t>
+      </w:r>
+      <w:proofErr w:type="gramEnd"/>
+      <w:r>
+        <w:rPr>
+          <w:lang w:val="fr-CH"/>
+        </w:rPr>
+        <w:t>,z</w:t>
+      </w:r>
+      <w:proofErr w:type="spellEnd"/>
+      <w:r>
+        <w:rPr>
+          <w:lang w:val="fr-CH"/>
+        </w:rPr>
+        <w:t xml:space="preserve">, pas besoin de changer transpose car le point d’origine ce sont les pieds) et </w:t>
+      </w:r>
+      <w:proofErr w:type="spellStart"/>
+      <w:r>
+        <w:rPr>
+          <w:lang w:val="fr-CH"/>
+        </w:rPr>
+        <w:t>scale</w:t>
+      </w:r>
+      <w:proofErr w:type="spellEnd"/>
+      <w:r>
+        <w:rPr>
+          <w:lang w:val="fr-CH"/>
+        </w:rPr>
+        <w:t xml:space="preserve"> de la taille du cylindre uniquement </w:t>
       </w:r>
       <w:r>
         <w:rPr>
@@ -1575,25 +2641,48 @@
           <w:lang w:val="fr-CH"/>
         </w:rPr>
       </w:pPr>
+      <w:proofErr w:type="spellStart"/>
       <w:r>
         <w:rPr>
           <w:i/>
           <w:lang w:val="fr-CH"/>
         </w:rPr>
-        <w:t xml:space="preserve">Developpement dans la salle. </w:t>
-      </w:r>
-    </w:p>
-    <w:p>
-      <w:pPr>
-        <w:rPr>
-          <w:lang w:val="fr-CH"/>
-        </w:rPr>
-      </w:pPr>
-      <w:r>
-        <w:rPr>
-          <w:lang w:val="fr-CH"/>
-        </w:rPr>
-        <w:t xml:space="preserve">Il faut que le 0 0 0 soit sur le stotch jaune (il faut calibrer le système Motive à chaque fois car le 0 était pas bon lors de mes tests d’aujourd’hui. </w:t>
+        <w:t>Developpement</w:t>
+      </w:r>
+      <w:proofErr w:type="spellEnd"/>
+      <w:r>
+        <w:rPr>
+          <w:i/>
+          <w:lang w:val="fr-CH"/>
+        </w:rPr>
+        <w:t xml:space="preserve"> dans la salle. </w:t>
+      </w:r>
+    </w:p>
+    <w:p>
+      <w:pPr>
+        <w:rPr>
+          <w:lang w:val="fr-CH"/>
+        </w:rPr>
+      </w:pPr>
+      <w:r>
+        <w:rPr>
+          <w:lang w:val="fr-CH"/>
+        </w:rPr>
+        <w:t xml:space="preserve">Il faut que le 0 0 0 soit sur le </w:t>
+      </w:r>
+      <w:proofErr w:type="spellStart"/>
+      <w:r>
+        <w:rPr>
+          <w:lang w:val="fr-CH"/>
+        </w:rPr>
+        <w:t>stotch</w:t>
+      </w:r>
+      <w:proofErr w:type="spellEnd"/>
+      <w:r>
+        <w:rPr>
+          <w:lang w:val="fr-CH"/>
+        </w:rPr>
+        <w:t xml:space="preserve"> jaune (il faut calibrer le système Motive à chaque fois car le 0 était pas bon lors de mes tests d’aujourd’hui. </w:t>
       </w:r>
     </w:p>
     <w:p>
@@ -1632,7 +2721,21 @@
         <w:rPr>
           <w:lang w:val="fr-CH"/>
         </w:rPr>
-        <w:t xml:space="preserve">Remarque 1 : le cylindre a été mis à la position unity z=2.027 pour avoir 180cm dans le réel. Ça veut dire que </w:t>
+        <w:t xml:space="preserve">Remarque 1 : le cylindre a été mis à la position </w:t>
+      </w:r>
+      <w:proofErr w:type="spellStart"/>
+      <w:r>
+        <w:rPr>
+          <w:lang w:val="fr-CH"/>
+        </w:rPr>
+        <w:t>unity</w:t>
+      </w:r>
+      <w:proofErr w:type="spellEnd"/>
+      <w:r>
+        <w:rPr>
+          <w:lang w:val="fr-CH"/>
+        </w:rPr>
+        <w:t xml:space="preserve"> z=2.027 pour avoir 180cm dans le réel. Ça veut dire que </w:t>
       </w:r>
       <w:r>
         <w:rPr>
@@ -1640,13 +2743,31 @@
           <w:color w:val="FF0000"/>
           <w:lang w:val="fr-CH"/>
         </w:rPr>
-        <w:t>1 unité unity = 88.8 cm</w:t>
-      </w:r>
-      <w:r>
-        <w:rPr>
+        <w:t xml:space="preserve">1 unité </w:t>
+      </w:r>
+      <w:proofErr w:type="spellStart"/>
+      <w:r>
+        <w:rPr>
+          <w:b/>
           <w:color w:val="FF0000"/>
           <w:lang w:val="fr-CH"/>
         </w:rPr>
+        <w:t>unity</w:t>
+      </w:r>
+      <w:proofErr w:type="spellEnd"/>
+      <w:r>
+        <w:rPr>
+          <w:b/>
+          <w:color w:val="FF0000"/>
+          <w:lang w:val="fr-CH"/>
+        </w:rPr>
+        <w:t xml:space="preserve"> = 88.8 cm</w:t>
+      </w:r>
+      <w:r>
+        <w:rPr>
+          <w:color w:val="FF0000"/>
+          <w:lang w:val="fr-CH"/>
+        </w:rPr>
         <w:t xml:space="preserve"> </w:t>
       </w:r>
     </w:p>
@@ -1676,20 +2797,50 @@
           <w:i/>
           <w:lang w:val="fr-CH"/>
         </w:rPr>
-        <w:t>Full screen mode :</w:t>
-      </w:r>
-    </w:p>
-    <w:p>
-      <w:pPr>
-        <w:rPr>
-          <w:lang w:val="fr-CH"/>
-        </w:rPr>
-      </w:pPr>
-      <w:r>
-        <w:rPr>
-          <w:lang w:val="fr-CH"/>
-        </w:rPr>
-        <w:t>Cette fonctionnalité a été retirer de Unity depuis la version 2022.3. J’ai téléchargé un package tiers (</w:t>
+        <w:t xml:space="preserve">Full </w:t>
+      </w:r>
+      <w:proofErr w:type="spellStart"/>
+      <w:r>
+        <w:rPr>
+          <w:i/>
+          <w:lang w:val="fr-CH"/>
+        </w:rPr>
+        <w:t>screen</w:t>
+      </w:r>
+      <w:proofErr w:type="spellEnd"/>
+      <w:r>
+        <w:rPr>
+          <w:i/>
+          <w:lang w:val="fr-CH"/>
+        </w:rPr>
+        <w:t xml:space="preserve"> mode :</w:t>
+      </w:r>
+    </w:p>
+    <w:p>
+      <w:pPr>
+        <w:rPr>
+          <w:lang w:val="fr-CH"/>
+        </w:rPr>
+      </w:pPr>
+      <w:r>
+        <w:rPr>
+          <w:lang w:val="fr-CH"/>
+        </w:rPr>
+        <w:t xml:space="preserve">Cette fonctionnalité a été retirer de </w:t>
+      </w:r>
+      <w:proofErr w:type="spellStart"/>
+      <w:r>
+        <w:rPr>
+          <w:lang w:val="fr-CH"/>
+        </w:rPr>
+        <w:t>Unity</w:t>
+      </w:r>
+      <w:proofErr w:type="spellEnd"/>
+      <w:r>
+        <w:rPr>
+          <w:lang w:val="fr-CH"/>
+        </w:rPr>
+        <w:t xml:space="preserve"> depuis la version 2022.3. J’ai téléchargé un package tiers (</w:t>
       </w:r>
       <w:hyperlink r:id="rId8" w:history="1">
         <w:r>
@@ -1704,7 +2855,77 @@
         <w:rPr>
           <w:lang w:val="fr-CH"/>
         </w:rPr>
-        <w:t>) pour pouvoir mettre en full screen. Il faut presser sur la touche F12 lorsqu’on est en playmode !  J’ai dû aussi hide la task bar de windows sinon elle reste visible à l’écran</w:t>
+        <w:t xml:space="preserve">) pour pouvoir mettre en full </w:t>
+      </w:r>
+      <w:proofErr w:type="spellStart"/>
+      <w:r>
+        <w:rPr>
+          <w:lang w:val="fr-CH"/>
+        </w:rPr>
+        <w:t>screen</w:t>
+      </w:r>
+      <w:proofErr w:type="spellEnd"/>
+      <w:r>
+        <w:rPr>
+          <w:lang w:val="fr-CH"/>
+        </w:rPr>
+        <w:t xml:space="preserve">. Il faut presser sur la touche F12 lorsqu’on est en </w:t>
+      </w:r>
+      <w:proofErr w:type="spellStart"/>
+      <w:r>
+        <w:rPr>
+          <w:lang w:val="fr-CH"/>
+        </w:rPr>
+        <w:t>playmode</w:t>
+      </w:r>
+      <w:proofErr w:type="spellEnd"/>
+      <w:r>
+        <w:rPr>
+          <w:lang w:val="fr-CH"/>
+        </w:rPr>
+        <w:t xml:space="preserve"> !  J’ai dû aussi </w:t>
+      </w:r>
+      <w:proofErr w:type="spellStart"/>
+      <w:r>
+        <w:rPr>
+          <w:lang w:val="fr-CH"/>
+        </w:rPr>
+        <w:t>hide</w:t>
+      </w:r>
+      <w:proofErr w:type="spellEnd"/>
+      <w:r>
+        <w:rPr>
+          <w:lang w:val="fr-CH"/>
+        </w:rPr>
+        <w:t xml:space="preserve"> la </w:t>
+      </w:r>
+      <w:proofErr w:type="spellStart"/>
+      <w:r>
+        <w:rPr>
+          <w:lang w:val="fr-CH"/>
+        </w:rPr>
+        <w:t>task</w:t>
+      </w:r>
+      <w:proofErr w:type="spellEnd"/>
+      <w:r>
+        <w:rPr>
+          <w:lang w:val="fr-CH"/>
+        </w:rPr>
+        <w:t xml:space="preserve"> bar de </w:t>
+      </w:r>
+      <w:proofErr w:type="spellStart"/>
+      <w:r>
+        <w:rPr>
+          <w:lang w:val="fr-CH"/>
+        </w:rPr>
+        <w:t>windows</w:t>
+      </w:r>
+      <w:proofErr w:type="spellEnd"/>
+      <w:r>
+        <w:rPr>
+          <w:lang w:val="fr-CH"/>
+        </w:rPr>
+        <w:t xml:space="preserve"> sinon elle reste visible à l’écran</w:t>
       </w:r>
       <w:r>
         <w:rPr>
@@ -1764,7 +2985,21 @@
         <w:rPr>
           <w:lang w:val="fr-CH"/>
         </w:rPr>
-        <w:t xml:space="preserve">male ou female </w:t>
+        <w:t xml:space="preserve">male ou </w:t>
+      </w:r>
+      <w:proofErr w:type="spellStart"/>
+      <w:r>
+        <w:rPr>
+          <w:lang w:val="fr-CH"/>
+        </w:rPr>
+        <w:t>female</w:t>
+      </w:r>
+      <w:proofErr w:type="spellEnd"/>
+      <w:r>
+        <w:rPr>
+          <w:lang w:val="fr-CH"/>
+        </w:rPr>
+        <w:t xml:space="preserve"> </w:t>
       </w:r>
       <w:r>
         <w:rPr>
@@ -1776,8 +3011,16 @@
         <w:rPr>
           <w:lang w:val="fr-CH"/>
         </w:rPr>
-        <w:t>écran avec un scal</w:t>
-      </w:r>
+        <w:t xml:space="preserve">écran avec un </w:t>
+      </w:r>
+      <w:proofErr w:type="spellStart"/>
+      <w:r>
+        <w:rPr>
+          <w:lang w:val="fr-CH"/>
+        </w:rPr>
+        <w:t>scal</w:t>
+      </w:r>
+      <w:proofErr w:type="spellEnd"/>
       <w:r>
         <w:rPr>
           <w:lang w:val="fr-CH"/>
@@ -1797,11 +3040,19 @@
           <w:lang w:val="fr-CH"/>
         </w:rPr>
       </w:pPr>
-      <w:r>
-        <w:rPr>
-          <w:lang w:val="fr-CH"/>
-        </w:rPr>
-        <w:t>Scaling factor pour que l’avatar soit de la même taille sur l’écran : 1.35</w:t>
+      <w:proofErr w:type="spellStart"/>
+      <w:r>
+        <w:rPr>
+          <w:lang w:val="fr-CH"/>
+        </w:rPr>
+        <w:t>Scaling</w:t>
+      </w:r>
+      <w:proofErr w:type="spellEnd"/>
+      <w:r>
+        <w:rPr>
+          <w:lang w:val="fr-CH"/>
+        </w:rPr>
+        <w:t xml:space="preserve"> factor pour que l’avatar soit de la même taille sur l’écran : 1.35</w:t>
       </w:r>
       <w:r>
         <w:rPr>
@@ -1820,26 +3071,62 @@
         <w:rPr>
           <w:lang w:val="fr-CH"/>
         </w:rPr>
-        <w:t xml:space="preserve">Donc la formule de scaling à implémenter c’est </w:t>
-      </w:r>
-    </w:p>
-    <w:p>
-      <w:pPr>
-        <w:rPr>
-          <w:lang w:val="fr-CH"/>
-        </w:rPr>
-      </w:pPr>
-      <w:r>
-        <w:rPr>
-          <w:lang w:val="fr-CH"/>
-        </w:rPr>
-        <w:t xml:space="preserve">Scalling factor = </w:t>
-      </w:r>
-      <w:r>
-        <w:rPr>
-          <w:lang w:val="fr-CH"/>
-        </w:rPr>
-        <w:t>(Taille participant en cm)/120</w:t>
+        <w:t xml:space="preserve">Donc la formule de </w:t>
+      </w:r>
+      <w:proofErr w:type="spellStart"/>
+      <w:r>
+        <w:rPr>
+          <w:lang w:val="fr-CH"/>
+        </w:rPr>
+        <w:t>scaling</w:t>
+      </w:r>
+      <w:proofErr w:type="spellEnd"/>
+      <w:r>
+        <w:rPr>
+          <w:lang w:val="fr-CH"/>
+        </w:rPr>
+        <w:t xml:space="preserve"> à implémenter c’est </w:t>
+      </w:r>
+    </w:p>
+    <w:p>
+      <w:pPr>
+        <w:rPr>
+          <w:lang w:val="fr-CH"/>
+        </w:rPr>
+      </w:pPr>
+      <w:proofErr w:type="spellStart"/>
+      <w:r>
+        <w:rPr>
+          <w:lang w:val="fr-CH"/>
+        </w:rPr>
+        <w:t>Scalling</w:t>
+      </w:r>
+      <w:proofErr w:type="spellEnd"/>
+      <w:r>
+        <w:rPr>
+          <w:lang w:val="fr-CH"/>
+        </w:rPr>
+        <w:t xml:space="preserve"> factor = </w:t>
+      </w:r>
+      <w:r>
+        <w:rPr>
+          <w:lang w:val="fr-CH"/>
+        </w:rPr>
+        <w:t xml:space="preserve">(Taille participant en </w:t>
+      </w:r>
+      <w:proofErr w:type="gramStart"/>
+      <w:r>
+        <w:rPr>
+          <w:lang w:val="fr-CH"/>
+        </w:rPr>
+        <w:t>cm)/</w:t>
+      </w:r>
+      <w:proofErr w:type="gramEnd"/>
+      <w:r>
+        <w:rPr>
+          <w:lang w:val="fr-CH"/>
+        </w:rPr>
+        <w:t>120</w:t>
       </w:r>
     </w:p>
     <w:p>
@@ -1861,7 +3148,6 @@
           <w:i/>
           <w:lang w:val="fr-CH"/>
         </w:rPr>
-        <w:lastRenderedPageBreak/>
         <w:t xml:space="preserve">Taille </w:t>
       </w:r>
       <w:r>
@@ -1885,11 +3171,19 @@
           <w:lang w:val="fr-CH"/>
         </w:rPr>
       </w:pPr>
-      <w:r>
-        <w:rPr>
-          <w:lang w:val="fr-CH"/>
-        </w:rPr>
-        <w:t xml:space="preserve">Scaling de la taille du cylindre pour qu’il soit de la même hauteur que l’avatar lorsqu’il est à la position max. </w:t>
+      <w:proofErr w:type="spellStart"/>
+      <w:r>
+        <w:rPr>
+          <w:lang w:val="fr-CH"/>
+        </w:rPr>
+        <w:t>Scaling</w:t>
+      </w:r>
+      <w:proofErr w:type="spellEnd"/>
+      <w:r>
+        <w:rPr>
+          <w:lang w:val="fr-CH"/>
+        </w:rPr>
+        <w:t xml:space="preserve"> de la taille du cylindre pour qu’il soit de la même hauteur que l’avatar lorsqu’il est à la position max. </w:t>
       </w:r>
     </w:p>
     <w:p>
@@ -1906,51 +3200,155 @@
           <w:color w:val="FF0000"/>
           <w:lang w:val="fr-CH"/>
         </w:rPr>
-        <w:t>Attention : le scaling de l’avatar va faire qu’il va aller plus loin (position Z de cylindre doit être reculler). Ça ajoute un</w:t>
-      </w:r>
+        <w:t xml:space="preserve">Attention : le </w:t>
+      </w:r>
+      <w:proofErr w:type="spellStart"/>
       <w:r>
         <w:rPr>
           <w:b/>
           <w:color w:val="FF0000"/>
           <w:lang w:val="fr-CH"/>
         </w:rPr>
-        <w:t>e</w:t>
-      </w:r>
+        <w:t>scaling</w:t>
+      </w:r>
+      <w:proofErr w:type="spellEnd"/>
       <w:r>
         <w:rPr>
           <w:b/>
           <w:color w:val="FF0000"/>
           <w:lang w:val="fr-CH"/>
         </w:rPr>
-        <w:t xml:space="preserve"> grosse </w:t>
-      </w:r>
+        <w:t xml:space="preserve"> de l’avatar va faire qu’il va aller plus loin (position Z de cylindre doit être </w:t>
+      </w:r>
+      <w:proofErr w:type="spellStart"/>
       <w:r>
         <w:rPr>
           <w:b/>
           <w:color w:val="FF0000"/>
           <w:lang w:val="fr-CH"/>
         </w:rPr>
-        <w:t>complexité ! Si la zone d’arrivé est dépendente du scale de l’avatar, je suis d’avis de laissé tomber le scale de l’avatar et de garder la taille par défaut pour tous les participant !!!!!</w:t>
-      </w:r>
-    </w:p>
-    <w:p>
-      <w:pPr>
-        <w:rPr>
-          <w:lang w:val="fr-CH"/>
-        </w:rPr>
-      </w:pPr>
-    </w:p>
-    <w:p>
-      <w:pPr>
-        <w:rPr>
-          <w:lang w:val="fr-CH"/>
-        </w:rPr>
-      </w:pPr>
-      <w:r>
-        <w:rPr>
-          <w:lang w:val="fr-CH"/>
-        </w:rPr>
-        <w:t xml:space="preserve">Pour la position du cyclindre, les article décrivent 10° par rapport à la ligne droite du participant. Du coup avec une règle de trigo : </w:t>
+        <w:t>reculler</w:t>
+      </w:r>
+      <w:proofErr w:type="spellEnd"/>
+      <w:r>
+        <w:rPr>
+          <w:b/>
+          <w:color w:val="FF0000"/>
+          <w:lang w:val="fr-CH"/>
+        </w:rPr>
+        <w:t>). Ça ajoute un</w:t>
+      </w:r>
+      <w:r>
+        <w:rPr>
+          <w:b/>
+          <w:color w:val="FF0000"/>
+          <w:lang w:val="fr-CH"/>
+        </w:rPr>
+        <w:t>e</w:t>
+      </w:r>
+      <w:r>
+        <w:rPr>
+          <w:b/>
+          <w:color w:val="FF0000"/>
+          <w:lang w:val="fr-CH"/>
+        </w:rPr>
+        <w:t xml:space="preserve"> grosse </w:t>
+      </w:r>
+      <w:r>
+        <w:rPr>
+          <w:b/>
+          <w:color w:val="FF0000"/>
+          <w:lang w:val="fr-CH"/>
+        </w:rPr>
+        <w:t xml:space="preserve">complexité ! Si la zone d’arrivé est </w:t>
+      </w:r>
+      <w:proofErr w:type="spellStart"/>
+      <w:r>
+        <w:rPr>
+          <w:b/>
+          <w:color w:val="FF0000"/>
+          <w:lang w:val="fr-CH"/>
+        </w:rPr>
+        <w:t>dépendente</w:t>
+      </w:r>
+      <w:proofErr w:type="spellEnd"/>
+      <w:r>
+        <w:rPr>
+          <w:b/>
+          <w:color w:val="FF0000"/>
+          <w:lang w:val="fr-CH"/>
+        </w:rPr>
+        <w:t xml:space="preserve"> du </w:t>
+      </w:r>
+      <w:proofErr w:type="spellStart"/>
+      <w:r>
+        <w:rPr>
+          <w:b/>
+          <w:color w:val="FF0000"/>
+          <w:lang w:val="fr-CH"/>
+        </w:rPr>
+        <w:t>scale</w:t>
+      </w:r>
+      <w:proofErr w:type="spellEnd"/>
+      <w:r>
+        <w:rPr>
+          <w:b/>
+          <w:color w:val="FF0000"/>
+          <w:lang w:val="fr-CH"/>
+        </w:rPr>
+        <w:t xml:space="preserve"> de l’avatar, je suis d’avis de laissé tomber le </w:t>
+      </w:r>
+      <w:proofErr w:type="spellStart"/>
+      <w:r>
+        <w:rPr>
+          <w:b/>
+          <w:color w:val="FF0000"/>
+          <w:lang w:val="fr-CH"/>
+        </w:rPr>
+        <w:t>scale</w:t>
+      </w:r>
+      <w:proofErr w:type="spellEnd"/>
+      <w:r>
+        <w:rPr>
+          <w:b/>
+          <w:color w:val="FF0000"/>
+          <w:lang w:val="fr-CH"/>
+        </w:rPr>
+        <w:t xml:space="preserve"> de l’avatar et de garder la taille par défaut pour tous les participant !!!!!</w:t>
+      </w:r>
+    </w:p>
+    <w:p>
+      <w:pPr>
+        <w:rPr>
+          <w:lang w:val="fr-CH"/>
+        </w:rPr>
+      </w:pPr>
+    </w:p>
+    <w:p>
+      <w:pPr>
+        <w:rPr>
+          <w:lang w:val="fr-CH"/>
+        </w:rPr>
+      </w:pPr>
+      <w:r>
+        <w:rPr>
+          <w:lang w:val="fr-CH"/>
+        </w:rPr>
+        <w:t xml:space="preserve">Pour la position du </w:t>
+      </w:r>
+      <w:proofErr w:type="spellStart"/>
+      <w:r>
+        <w:rPr>
+          <w:lang w:val="fr-CH"/>
+        </w:rPr>
+        <w:t>cyclindre</w:t>
+      </w:r>
+      <w:proofErr w:type="spellEnd"/>
+      <w:r>
+        <w:rPr>
+          <w:lang w:val="fr-CH"/>
+        </w:rPr>
+        <w:t xml:space="preserve">, les article décrivent 10° par rapport à la ligne droite du participant. Du coup avec une règle de trigo : </w:t>
       </w:r>
       <w:r>
         <w:rPr>
@@ -2061,20 +3459,76 @@
         <w:rPr>
           <w:lang w:val="fr-CH"/>
         </w:rPr>
-        <w:t xml:space="preserve">Comme ça, on respecte le protocole initial sans augumenter la distance entre le start et la target. </w:t>
-      </w:r>
-    </w:p>
-    <w:p>
-      <w:pPr>
-        <w:rPr>
-          <w:lang w:val="fr-CH"/>
-        </w:rPr>
-      </w:pPr>
-      <w:r>
-        <w:rPr>
-          <w:lang w:val="fr-CH"/>
-        </w:rPr>
-        <w:t xml:space="preserve">En terme de foulé, il y a que 4 pas entre le start et le cylindre dont un pas non-dévié. Donc il y a que 3 pas pour corriger la trajectoire. C’est court mais sûrement que c’est volontaire pour rendre la tâche plus dure. </w:t>
+        <w:t xml:space="preserve">Comme ça, on respecte le protocole initial sans </w:t>
+      </w:r>
+      <w:proofErr w:type="spellStart"/>
+      <w:r>
+        <w:rPr>
+          <w:lang w:val="fr-CH"/>
+        </w:rPr>
+        <w:t>augumenter</w:t>
+      </w:r>
+      <w:proofErr w:type="spellEnd"/>
+      <w:r>
+        <w:rPr>
+          <w:lang w:val="fr-CH"/>
+        </w:rPr>
+        <w:t xml:space="preserve"> la distance entre le </w:t>
+      </w:r>
+      <w:proofErr w:type="spellStart"/>
+      <w:r>
+        <w:rPr>
+          <w:lang w:val="fr-CH"/>
+        </w:rPr>
+        <w:t>start</w:t>
+      </w:r>
+      <w:proofErr w:type="spellEnd"/>
+      <w:r>
+        <w:rPr>
+          <w:lang w:val="fr-CH"/>
+        </w:rPr>
+        <w:t xml:space="preserve"> et la </w:t>
+      </w:r>
+      <w:proofErr w:type="spellStart"/>
+      <w:r>
+        <w:rPr>
+          <w:lang w:val="fr-CH"/>
+        </w:rPr>
+        <w:t>target</w:t>
+      </w:r>
+      <w:proofErr w:type="spellEnd"/>
+      <w:r>
+        <w:rPr>
+          <w:lang w:val="fr-CH"/>
+        </w:rPr>
+        <w:t xml:space="preserve">. </w:t>
+      </w:r>
+    </w:p>
+    <w:p>
+      <w:pPr>
+        <w:rPr>
+          <w:lang w:val="fr-CH"/>
+        </w:rPr>
+      </w:pPr>
+      <w:r>
+        <w:rPr>
+          <w:lang w:val="fr-CH"/>
+        </w:rPr>
+        <w:t xml:space="preserve">En terme de foulé, il y a que 4 pas entre le </w:t>
+      </w:r>
+      <w:proofErr w:type="spellStart"/>
+      <w:r>
+        <w:rPr>
+          <w:lang w:val="fr-CH"/>
+        </w:rPr>
+        <w:t>start</w:t>
+      </w:r>
+      <w:proofErr w:type="spellEnd"/>
+      <w:r>
+        <w:rPr>
+          <w:lang w:val="fr-CH"/>
+        </w:rPr>
+        <w:t xml:space="preserve"> et le cylindre dont un pas non-dévié. Donc il y a que 3 pas pour corriger la trajectoire. C’est court mais sûrement que c’est volontaire pour rendre la tâche plus dure. </w:t>
       </w:r>
     </w:p>
     <w:p>
@@ -2112,7 +3566,21 @@
         <w:rPr>
           <w:lang w:val="fr-CH"/>
         </w:rPr>
-        <w:t xml:space="preserve"> la deviation qui est appliquer. Je me souviens plus si dans la version de Olaf on affectait que la trajectoire et pas l’orientation de l’avatar. </w:t>
+        <w:t xml:space="preserve"> la </w:t>
+      </w:r>
+      <w:proofErr w:type="spellStart"/>
+      <w:r>
+        <w:rPr>
+          <w:lang w:val="fr-CH"/>
+        </w:rPr>
+        <w:t>deviation</w:t>
+      </w:r>
+      <w:proofErr w:type="spellEnd"/>
+      <w:r>
+        <w:rPr>
+          <w:lang w:val="fr-CH"/>
+        </w:rPr>
+        <w:t xml:space="preserve"> qui est appliquer. Je me souviens plus si dans la version de Olaf on affectait que la trajectoire et pas l’orientation de l’avatar. </w:t>
       </w:r>
       <w:r>
         <w:rPr>
@@ -2131,7 +3599,21 @@
         <w:rPr>
           <w:lang w:val="fr-CH"/>
         </w:rPr>
-        <w:t xml:space="preserve">Si on devait effectivement le faire sans rotation, il faudrait manipuler les translation x et z en faisant de la trigo pour chaque rafraichissement. C’est sûrement pour ça qu’il fallait calibrer pour mesurer le temps d’une marche. Mais c’est quand-même super compliqué.  </w:t>
+        <w:t xml:space="preserve">Si on devait effectivement le faire sans rotation, il faudrait manipuler les translation x et z en faisant </w:t>
+      </w:r>
+      <w:proofErr w:type="gramStart"/>
+      <w:r>
+        <w:rPr>
+          <w:lang w:val="fr-CH"/>
+        </w:rPr>
+        <w:t>de la trigo</w:t>
+      </w:r>
+      <w:proofErr w:type="gramEnd"/>
+      <w:r>
+        <w:rPr>
+          <w:lang w:val="fr-CH"/>
+        </w:rPr>
+        <w:t xml:space="preserve"> pour chaque rafraichissement. C’est sûrement pour ça qu’il fallait calibrer pour mesurer le temps d’une marche. Mais c’est quand-même super compliqué.  </w:t>
       </w:r>
     </w:p>
     <w:p>
@@ -2153,7 +3635,23 @@
           <w:i/>
           <w:lang w:val="fr-CH"/>
         </w:rPr>
-        <w:t xml:space="preserve">Combien de position gameObject a sauvé ? </w:t>
+        <w:t xml:space="preserve">Combien de position </w:t>
+      </w:r>
+      <w:proofErr w:type="spellStart"/>
+      <w:r>
+        <w:rPr>
+          <w:i/>
+          <w:lang w:val="fr-CH"/>
+        </w:rPr>
+        <w:t>gameObject</w:t>
+      </w:r>
+      <w:proofErr w:type="spellEnd"/>
+      <w:r>
+        <w:rPr>
+          <w:i/>
+          <w:lang w:val="fr-CH"/>
+        </w:rPr>
+        <w:t xml:space="preserve"> a sauvé ? </w:t>
       </w:r>
     </w:p>
     <w:p>
@@ -2214,7 +3712,49 @@
         <w:rPr>
           <w:lang w:val="fr-CH"/>
         </w:rPr>
-        <w:t xml:space="preserve">Tous les game object avec un point rouge ont leur position modifier par optitrack. </w:t>
+        <w:t xml:space="preserve">Tous les </w:t>
+      </w:r>
+      <w:proofErr w:type="spellStart"/>
+      <w:r>
+        <w:rPr>
+          <w:lang w:val="fr-CH"/>
+        </w:rPr>
+        <w:t>game</w:t>
+      </w:r>
+      <w:proofErr w:type="spellEnd"/>
+      <w:r>
+        <w:rPr>
+          <w:lang w:val="fr-CH"/>
+        </w:rPr>
+        <w:t xml:space="preserve"> </w:t>
+      </w:r>
+      <w:proofErr w:type="spellStart"/>
+      <w:r>
+        <w:rPr>
+          <w:lang w:val="fr-CH"/>
+        </w:rPr>
+        <w:t>object</w:t>
+      </w:r>
+      <w:proofErr w:type="spellEnd"/>
+      <w:r>
+        <w:rPr>
+          <w:lang w:val="fr-CH"/>
+        </w:rPr>
+        <w:t xml:space="preserve"> avec un point rouge ont leur position modifier par </w:t>
+      </w:r>
+      <w:proofErr w:type="spellStart"/>
+      <w:r>
+        <w:rPr>
+          <w:lang w:val="fr-CH"/>
+        </w:rPr>
+        <w:t>optitrack</w:t>
+      </w:r>
+      <w:proofErr w:type="spellEnd"/>
+      <w:r>
+        <w:rPr>
+          <w:lang w:val="fr-CH"/>
+        </w:rPr>
+        <w:t xml:space="preserve">. </w:t>
       </w:r>
     </w:p>
     <w:p>
@@ -2288,8 +3828,16 @@
         <w:rPr>
           <w:lang w:val="fr-CH"/>
         </w:rPr>
-        <w:t>Créé le sceneManager</w:t>
-      </w:r>
+        <w:t xml:space="preserve">Créé le </w:t>
+      </w:r>
+      <w:proofErr w:type="spellStart"/>
+      <w:r>
+        <w:rPr>
+          <w:lang w:val="fr-CH"/>
+        </w:rPr>
+        <w:t>sceneManager</w:t>
+      </w:r>
+      <w:proofErr w:type="spellEnd"/>
     </w:p>
     <w:p>
       <w:pPr>
@@ -2306,8 +3854,16 @@
         <w:rPr>
           <w:lang w:val="fr-CH"/>
         </w:rPr>
-        <w:t>Gestion male female</w:t>
-      </w:r>
+        <w:t xml:space="preserve">Gestion male </w:t>
+      </w:r>
+      <w:proofErr w:type="spellStart"/>
+      <w:r>
+        <w:rPr>
+          <w:lang w:val="fr-CH"/>
+        </w:rPr>
+        <w:t>female</w:t>
+      </w:r>
+      <w:proofErr w:type="spellEnd"/>
     </w:p>
     <w:p>
       <w:pPr>
@@ -2324,7 +3880,21 @@
         <w:rPr>
           <w:lang w:val="fr-CH"/>
         </w:rPr>
-        <w:t>Création d’un condition manager (choix des condition</w:t>
+        <w:t xml:space="preserve">Création </w:t>
+      </w:r>
+      <w:proofErr w:type="gramStart"/>
+      <w:r>
+        <w:rPr>
+          <w:lang w:val="fr-CH"/>
+        </w:rPr>
+        <w:t>d’un condition</w:t>
+      </w:r>
+      <w:proofErr w:type="gramEnd"/>
+      <w:r>
+        <w:rPr>
+          <w:lang w:val="fr-CH"/>
+        </w:rPr>
+        <w:t xml:space="preserve"> manager (choix des condition</w:t>
       </w:r>
     </w:p>
     <w:p>
@@ -2343,8 +3913,16 @@
           <w:lang w:val="fr-CH"/>
         </w:rPr>
         <w:lastRenderedPageBreak/>
-        <w:t>Gérer la deviation</w:t>
-      </w:r>
+        <w:t xml:space="preserve">Gérer la </w:t>
+      </w:r>
+      <w:proofErr w:type="spellStart"/>
+      <w:r>
+        <w:rPr>
+          <w:lang w:val="fr-CH"/>
+        </w:rPr>
+        <w:t>deviation</w:t>
+      </w:r>
+      <w:proofErr w:type="spellEnd"/>
     </w:p>
     <w:p>
       <w:pPr>
@@ -2480,8 +4058,18 @@
           <w:iCs/>
           <w:lang w:val="fr-CH"/>
         </w:rPr>
-        <w:t>Question discussion avec Catheline</w:t>
-      </w:r>
+        <w:t xml:space="preserve">Question discussion avec </w:t>
+      </w:r>
+      <w:proofErr w:type="spellStart"/>
+      <w:r>
+        <w:rPr>
+          <w:i/>
+          <w:iCs/>
+          <w:lang w:val="fr-CH"/>
+        </w:rPr>
+        <w:t>Catheline</w:t>
+      </w:r>
+      <w:proofErr w:type="spellEnd"/>
     </w:p>
     <w:p>
       <w:pPr>
@@ -2498,7 +4086,21 @@
         <w:rPr>
           <w:lang w:val="fr-CH"/>
         </w:rPr>
-        <w:t xml:space="preserve">Est-ce qu’on inclut des feedback lors des 10 trials d’entrainement (vue vert lorsqu’il arrive au cylindre et croix rouge lorsqu’il le manque). </w:t>
+        <w:t xml:space="preserve">Est-ce qu’on inclut </w:t>
+      </w:r>
+      <w:proofErr w:type="gramStart"/>
+      <w:r>
+        <w:rPr>
+          <w:lang w:val="fr-CH"/>
+        </w:rPr>
+        <w:t>des feedback</w:t>
+      </w:r>
+      <w:proofErr w:type="gramEnd"/>
+      <w:r>
+        <w:rPr>
+          <w:lang w:val="fr-CH"/>
+        </w:rPr>
+        <w:t xml:space="preserve"> lors des 10 trials d’entrainement (vue vert lorsqu’il arrive au cylindre et croix rouge lorsqu’il le manque). </w:t>
       </w:r>
       <w:r>
         <w:rPr>
@@ -2512,7 +4114,21 @@
           <w:lang w:val="fr-CH"/>
         </w:rPr>
         <w:br/>
-        <w:t xml:space="preserve">Désavantage : Ce n’est pas décrit comme ça dans l’article. Il y a un possibilité que ça influence le comportement pendant l’expérience car les participants pourront faire l’expérience des limites de détection du scripts et déployer un effort minimal pour atteindre le seuil de détection. </w:t>
+        <w:t xml:space="preserve">Désavantage : Ce n’est pas décrit comme ça dans l’article. Il y a </w:t>
+      </w:r>
+      <w:proofErr w:type="gramStart"/>
+      <w:r>
+        <w:rPr>
+          <w:lang w:val="fr-CH"/>
+        </w:rPr>
+        <w:t>un possibilité</w:t>
+      </w:r>
+      <w:proofErr w:type="gramEnd"/>
+      <w:r>
+        <w:rPr>
+          <w:lang w:val="fr-CH"/>
+        </w:rPr>
+        <w:t xml:space="preserve"> que ça influence le comportement pendant l’expérience car les participants pourront faire l’expérience des limites de détection du scripts et déployer un effort minimal pour atteindre le seuil de détection. </w:t>
       </w:r>
     </w:p>
     <w:p>
@@ -2527,7 +4143,21 @@
         <w:rPr>
           <w:lang w:val="fr-CH"/>
         </w:rPr>
-        <w:t>Demande de vérification des traduction si dessous</w:t>
+        <w:t xml:space="preserve">Demande de vérification </w:t>
+      </w:r>
+      <w:proofErr w:type="gramStart"/>
+      <w:r>
+        <w:rPr>
+          <w:lang w:val="fr-CH"/>
+        </w:rPr>
+        <w:t>des traduction</w:t>
+      </w:r>
+      <w:proofErr w:type="gramEnd"/>
+      <w:r>
+        <w:rPr>
+          <w:lang w:val="fr-CH"/>
+        </w:rPr>
+        <w:t xml:space="preserve"> si dessous</w:t>
       </w:r>
       <w:r>
         <w:rPr>
@@ -2564,26 +4194,48 @@
           <w:b/>
           <w:bCs/>
         </w:rPr>
-        <w:t>original EN</w:t>
-      </w:r>
-      <w:r>
-        <w:t> : "Did the movement shown on the screen correspond to the movement you just performed?"</w:t>
-      </w:r>
-    </w:p>
-    <w:p>
-      <w:pPr>
-        <w:pStyle w:val="ListParagraph"/>
-        <w:rPr>
-          <w:lang w:val="fr-CH"/>
-        </w:rPr>
-      </w:pPr>
+        <w:t xml:space="preserve">original </w:t>
+      </w:r>
+      <w:proofErr w:type="gramStart"/>
       <w:r>
         <w:rPr>
           <w:b/>
           <w:bCs/>
-          <w:lang w:val="fr-CH"/>
-        </w:rPr>
-        <w:t>Proposed FR</w:t>
+        </w:rPr>
+        <w:t>EN</w:t>
+      </w:r>
+      <w:r>
+        <w:t> :</w:t>
+      </w:r>
+      <w:proofErr w:type="gramEnd"/>
+      <w:r>
+        <w:t xml:space="preserve"> "Did the movement shown on the screen correspond to the movement you just performed?"</w:t>
+      </w:r>
+    </w:p>
+    <w:p>
+      <w:pPr>
+        <w:pStyle w:val="ListParagraph"/>
+        <w:rPr>
+          <w:lang w:val="fr-CH"/>
+        </w:rPr>
+      </w:pPr>
+      <w:proofErr w:type="spellStart"/>
+      <w:r>
+        <w:rPr>
+          <w:b/>
+          <w:bCs/>
+          <w:lang w:val="fr-CH"/>
+        </w:rPr>
+        <w:t>Proposed</w:t>
+      </w:r>
+      <w:proofErr w:type="spellEnd"/>
+      <w:r>
+        <w:rPr>
+          <w:b/>
+          <w:bCs/>
+          <w:lang w:val="fr-CH"/>
+        </w:rPr>
+        <w:t xml:space="preserve"> FR</w:t>
       </w:r>
       <w:r>
         <w:rPr>
@@ -2773,7 +4425,35 @@
         <w:rPr>
           <w:lang w:val="fr-CH"/>
         </w:rPr>
-        <w:t xml:space="preserve">Est-ce que vous êtes d’accord avec mon choix de stratégie pour la déviation de la trajectoire. Pour que ce soit pas trop compliquer à faire, j’effectue une rotation de l’avatar en cours de la marche. Je ne sais pas si dans l’expérience au labo de Olaf, il ont fait la même chose ou s’il ont dévier la trajectoire sans tourner l’avatar. </w:t>
+        <w:t xml:space="preserve">Est-ce que vous êtes d’accord avec mon choix de stratégie pour la déviation de la trajectoire. Pour que </w:t>
+      </w:r>
+      <w:proofErr w:type="gramStart"/>
+      <w:r>
+        <w:rPr>
+          <w:lang w:val="fr-CH"/>
+        </w:rPr>
+        <w:t>ce soit pas</w:t>
+      </w:r>
+      <w:proofErr w:type="gramEnd"/>
+      <w:r>
+        <w:rPr>
+          <w:lang w:val="fr-CH"/>
+        </w:rPr>
+        <w:t xml:space="preserve"> trop compliquer à faire, j’effectue une rotation de l’avatar en cours de la marche. Je ne sais pas si dans l’expérience au labo de Olaf, </w:t>
+      </w:r>
+      <w:proofErr w:type="gramStart"/>
+      <w:r>
+        <w:rPr>
+          <w:lang w:val="fr-CH"/>
+        </w:rPr>
+        <w:t>il ont</w:t>
+      </w:r>
+      <w:proofErr w:type="gramEnd"/>
+      <w:r>
+        <w:rPr>
+          <w:lang w:val="fr-CH"/>
+        </w:rPr>
+        <w:t xml:space="preserve"> fait la même chose ou s’il ont dévier la trajectoire sans tourner l’avatar. </w:t>
       </w:r>
     </w:p>
     <w:p>
@@ -2791,38 +4471,56 @@
           <w:iCs/>
           <w:lang w:val="fr-CH"/>
         </w:rPr>
-        <w:t>Avantage de tourné l’avatar :</w:t>
-      </w:r>
-    </w:p>
-    <w:p>
-      <w:pPr>
-        <w:pStyle w:val="ListParagraph"/>
-        <w:rPr>
-          <w:lang w:val="fr-CH"/>
-        </w:rPr>
-      </w:pPr>
-      <w:r>
-        <w:rPr>
-          <w:lang w:val="fr-CH"/>
-        </w:rPr>
-        <w:t>Beaucoup plus simple à la programmation</w:t>
-      </w:r>
-    </w:p>
-    <w:p>
-      <w:pPr>
-        <w:pStyle w:val="ListParagraph"/>
+        <w:t xml:space="preserve">Avantage de </w:t>
+      </w:r>
+      <w:proofErr w:type="gramStart"/>
+      <w:r>
         <w:rPr>
           <w:i/>
           <w:iCs/>
           <w:lang w:val="fr-CH"/>
         </w:rPr>
-      </w:pPr>
+        <w:t>tourné</w:t>
+      </w:r>
+      <w:proofErr w:type="gramEnd"/>
       <w:r>
         <w:rPr>
           <w:i/>
           <w:iCs/>
           <w:lang w:val="fr-CH"/>
         </w:rPr>
+        <w:t xml:space="preserve"> l’avatar :</w:t>
+      </w:r>
+    </w:p>
+    <w:p>
+      <w:pPr>
+        <w:pStyle w:val="ListParagraph"/>
+        <w:rPr>
+          <w:lang w:val="fr-CH"/>
+        </w:rPr>
+      </w:pPr>
+      <w:r>
+        <w:rPr>
+          <w:lang w:val="fr-CH"/>
+        </w:rPr>
+        <w:t>Beaucoup plus simple à la programmation</w:t>
+      </w:r>
+    </w:p>
+    <w:p>
+      <w:pPr>
+        <w:pStyle w:val="ListParagraph"/>
+        <w:rPr>
+          <w:i/>
+          <w:iCs/>
+          <w:lang w:val="fr-CH"/>
+        </w:rPr>
+      </w:pPr>
+      <w:r>
+        <w:rPr>
+          <w:i/>
+          <w:iCs/>
+          <w:lang w:val="fr-CH"/>
+        </w:rPr>
         <w:t xml:space="preserve">Désavantage : </w:t>
       </w:r>
     </w:p>
@@ -2866,7 +4564,35 @@
         <w:rPr>
           <w:lang w:val="fr-CH"/>
         </w:rPr>
-        <w:t xml:space="preserve">J’ai pû finaliser les enregistrements de fichier et tester dans la salle de MotionTracking. </w:t>
+        <w:t xml:space="preserve">J’ai </w:t>
+      </w:r>
+      <w:proofErr w:type="spellStart"/>
+      <w:r>
+        <w:rPr>
+          <w:lang w:val="fr-CH"/>
+        </w:rPr>
+        <w:t>pû</w:t>
+      </w:r>
+      <w:proofErr w:type="spellEnd"/>
+      <w:r>
+        <w:rPr>
+          <w:lang w:val="fr-CH"/>
+        </w:rPr>
+        <w:t xml:space="preserve"> finaliser les enregistrements de fichier et tester dans la salle de </w:t>
+      </w:r>
+      <w:proofErr w:type="spellStart"/>
+      <w:r>
+        <w:rPr>
+          <w:lang w:val="fr-CH"/>
+        </w:rPr>
+        <w:t>MotionTracking</w:t>
+      </w:r>
+      <w:proofErr w:type="spellEnd"/>
+      <w:r>
+        <w:rPr>
+          <w:lang w:val="fr-CH"/>
+        </w:rPr>
+        <w:t xml:space="preserve">. </w:t>
       </w:r>
     </w:p>
     <w:p>
@@ -2964,12 +4690,28 @@
                 <w:lang w:val="fr-CH"/>
               </w:rPr>
             </w:pPr>
+            <w:proofErr w:type="spellStart"/>
             <w:r>
               <w:rPr>
                 <w:lang w:val="fr-CH"/>
               </w:rPr>
-              <w:t>Debug sur stropwatch</w:t>
+              <w:t>Debug</w:t>
             </w:r>
+            <w:proofErr w:type="spellEnd"/>
+            <w:r>
+              <w:rPr>
+                <w:lang w:val="fr-CH"/>
+              </w:rPr>
+              <w:t xml:space="preserve"> sur </w:t>
+            </w:r>
+            <w:proofErr w:type="spellStart"/>
+            <w:r>
+              <w:rPr>
+                <w:lang w:val="fr-CH"/>
+              </w:rPr>
+              <w:t>stropwatch</w:t>
+            </w:r>
+            <w:proofErr w:type="spellEnd"/>
           </w:p>
         </w:tc>
         <w:tc>
@@ -3516,7 +5258,21 @@
         <w:rPr>
           <w:lang w:val="fr-CH"/>
         </w:rPr>
-        <w:t xml:space="preserve">On a bien la position X et Z qui sont enregistrer toutes les 33ms. On pourra utiliser cette donner pour calculer le temps que le patient à mis pour aller jusqu’au cylindre. </w:t>
+        <w:t xml:space="preserve">On a bien la position X et Z qui sont enregistrer toutes les 33ms. On pourra utiliser cette donner pour calculer le temps que le patient </w:t>
+      </w:r>
+      <w:proofErr w:type="spellStart"/>
+      <w:r>
+        <w:rPr>
+          <w:lang w:val="fr-CH"/>
+        </w:rPr>
+        <w:t>à</w:t>
+      </w:r>
+      <w:proofErr w:type="spellEnd"/>
+      <w:r>
+        <w:rPr>
+          <w:lang w:val="fr-CH"/>
+        </w:rPr>
+        <w:t xml:space="preserve"> mis pour aller jusqu’au cylindre. </w:t>
       </w:r>
     </w:p>
     <w:p>
@@ -3531,11 +5287,19 @@
         </w:rPr>
         <w:t xml:space="preserve">L’utilisation de la commande </w:t>
       </w:r>
-      <w:r>
-        <w:rPr>
-          <w:lang w:val="fr-CH"/>
-        </w:rPr>
-        <w:t>stopwatch d</w:t>
+      <w:proofErr w:type="spellStart"/>
+      <w:r>
+        <w:rPr>
+          <w:lang w:val="fr-CH"/>
+        </w:rPr>
+        <w:t>stopwatch</w:t>
+      </w:r>
+      <w:proofErr w:type="spellEnd"/>
+      <w:r>
+        <w:rPr>
+          <w:lang w:val="fr-CH"/>
+        </w:rPr>
+        <w:t xml:space="preserve"> d</w:t>
       </w:r>
       <w:r>
         <w:rPr>
@@ -3543,6 +5307,7 @@
         </w:rPr>
         <w:t>e (</w:t>
       </w:r>
+      <w:proofErr w:type="spellStart"/>
       <w:r>
         <w:rPr>
           <w:rStyle w:val="hljs-keyword"/>
@@ -3550,11 +5315,26 @@
         </w:rPr>
         <w:t>using</w:t>
       </w:r>
-      <w:r>
-        <w:rPr>
-          <w:lang w:val="fr-CH"/>
-        </w:rPr>
-        <w:t xml:space="preserve"> System.Diagnostics;</w:t>
+      <w:proofErr w:type="spellEnd"/>
+      <w:r>
+        <w:rPr>
+          <w:lang w:val="fr-CH"/>
+        </w:rPr>
+        <w:t xml:space="preserve"> </w:t>
+      </w:r>
+      <w:proofErr w:type="spellStart"/>
+      <w:r>
+        <w:rPr>
+          <w:lang w:val="fr-CH"/>
+        </w:rPr>
+        <w:t>System.Diagnostics</w:t>
+      </w:r>
+      <w:proofErr w:type="spellEnd"/>
+      <w:r>
+        <w:rPr>
+          <w:lang w:val="fr-CH"/>
+        </w:rPr>
+        <w:t>;</w:t>
       </w:r>
       <w:r>
         <w:rPr>
@@ -3630,7 +5410,21 @@
         <w:rPr>
           <w:lang w:val="fr-CH"/>
         </w:rPr>
-        <w:t xml:space="preserve">J’ai reculé de 0.1 le cylindre et la zone End. J’ai rétréci la zone de détection start et je j’ai reculé un peu. </w:t>
+        <w:t xml:space="preserve">J’ai reculé de 0.1 le cylindre et la zone End. J’ai rétréci la zone de détection </w:t>
+      </w:r>
+      <w:proofErr w:type="spellStart"/>
+      <w:r>
+        <w:rPr>
+          <w:lang w:val="fr-CH"/>
+        </w:rPr>
+        <w:t>start</w:t>
+      </w:r>
+      <w:proofErr w:type="spellEnd"/>
+      <w:r>
+        <w:rPr>
+          <w:lang w:val="fr-CH"/>
+        </w:rPr>
+        <w:t xml:space="preserve"> et je j’ai reculé un peu. </w:t>
       </w:r>
     </w:p>
     <w:p>
@@ -3736,7 +5530,44 @@
     </w:p>
     <w:p>
       <w:r>
-        <w:t>(premier article avec cette t’ache : Kannape OA, Blanke O. Self in motion: sensorimotor</w:t>
+        <w:t xml:space="preserve">(premier article avec </w:t>
+      </w:r>
+      <w:proofErr w:type="spellStart"/>
+      <w:r>
+        <w:t>cette</w:t>
+      </w:r>
+      <w:proofErr w:type="spellEnd"/>
+      <w:r>
+        <w:t xml:space="preserve"> </w:t>
+      </w:r>
+      <w:proofErr w:type="spellStart"/>
+      <w:proofErr w:type="gramStart"/>
+      <w:r>
+        <w:t>t’ache</w:t>
+      </w:r>
+      <w:proofErr w:type="spellEnd"/>
+      <w:r>
+        <w:t> :</w:t>
+      </w:r>
+      <w:proofErr w:type="gramEnd"/>
+      <w:r>
+        <w:t xml:space="preserve"> </w:t>
+      </w:r>
+      <w:proofErr w:type="spellStart"/>
+      <w:r>
+        <w:t>Kannape</w:t>
+      </w:r>
+      <w:proofErr w:type="spellEnd"/>
+      <w:r>
+        <w:t xml:space="preserve"> OA, </w:t>
+      </w:r>
+      <w:proofErr w:type="spellStart"/>
+      <w:r>
+        <w:t>Blanke</w:t>
+      </w:r>
+      <w:proofErr w:type="spellEnd"/>
+      <w:r>
+        <w:t xml:space="preserve"> O. Self in motion: sensorimotor</w:t>
       </w:r>
       <w:r>
         <w:t xml:space="preserve"> </w:t>
@@ -3749,8 +5580,17 @@
           <w:i/>
           <w:iCs/>
         </w:rPr>
-        <w:t>J Neurophysiol</w:t>
-      </w:r>
+        <w:t xml:space="preserve">J </w:t>
+      </w:r>
+      <w:proofErr w:type="spellStart"/>
+      <w:r>
+        <w:rPr>
+          <w:i/>
+          <w:iCs/>
+        </w:rPr>
+        <w:t>Neurophysiol</w:t>
+      </w:r>
+      <w:proofErr w:type="spellEnd"/>
       <w:r>
         <w:t>.</w:t>
       </w:r>
@@ -3785,18 +5625,40 @@
           <w:lang w:val="fr-CH"/>
         </w:rPr>
       </w:pPr>
-      <w:r>
-        <w:rPr>
-          <w:lang w:val="fr-CH"/>
-        </w:rPr>
-        <w:t>les delais:  25, 50, 75, 100, 150, 225, 300, 450, 600, 750, 900, 1,050, 1,200, 1,125, 1,275,</w:t>
-      </w:r>
+      <w:proofErr w:type="gramStart"/>
+      <w:r>
+        <w:rPr>
+          <w:lang w:val="fr-CH"/>
+        </w:rPr>
+        <w:t>les</w:t>
+      </w:r>
+      <w:proofErr w:type="gramEnd"/>
       <w:r>
         <w:rPr>
           <w:lang w:val="fr-CH"/>
         </w:rPr>
         <w:t xml:space="preserve"> </w:t>
       </w:r>
+      <w:proofErr w:type="spellStart"/>
+      <w:r>
+        <w:rPr>
+          <w:lang w:val="fr-CH"/>
+        </w:rPr>
+        <w:t>delais</w:t>
+      </w:r>
+      <w:proofErr w:type="spellEnd"/>
+      <w:r>
+        <w:rPr>
+          <w:lang w:val="fr-CH"/>
+        </w:rPr>
+        <w:t>:  25, 50, 75, 100, 150, 225, 300, 450, 600, 750, 900, 1,050, 1,200, 1,125, 1,275,</w:t>
+      </w:r>
+      <w:r>
+        <w:rPr>
+          <w:lang w:val="fr-CH"/>
+        </w:rPr>
+        <w:t xml:space="preserve"> </w:t>
+      </w:r>
       <w:r>
         <w:rPr>
           <w:lang w:val="fr-CH"/>
@@ -3813,7 +5675,21 @@
         <w:rPr>
           <w:lang w:val="fr-CH"/>
         </w:rPr>
-        <w:t xml:space="preserve">. Les délais sont randomisé ! </w:t>
+        <w:t xml:space="preserve">. Les délais sont </w:t>
+      </w:r>
+      <w:proofErr w:type="gramStart"/>
+      <w:r>
+        <w:rPr>
+          <w:lang w:val="fr-CH"/>
+        </w:rPr>
+        <w:t>randomisé</w:t>
+      </w:r>
+      <w:proofErr w:type="gramEnd"/>
+      <w:r>
+        <w:rPr>
+          <w:lang w:val="fr-CH"/>
+        </w:rPr>
+        <w:t xml:space="preserve"> ! </w:t>
       </w:r>
     </w:p>
     <w:p>
@@ -3849,14 +5725,58 @@
         <w:rPr>
           <w:lang w:val="fr-CH"/>
         </w:rPr>
-        <w:t>2s Whitecross + treadmill à l’écran (</w:t>
+        <w:t xml:space="preserve">2s </w:t>
+      </w:r>
+      <w:proofErr w:type="spellStart"/>
+      <w:r>
+        <w:rPr>
+          <w:lang w:val="fr-CH"/>
+        </w:rPr>
+        <w:t>Whitecross</w:t>
+      </w:r>
+      <w:proofErr w:type="spellEnd"/>
+      <w:r>
+        <w:rPr>
+          <w:lang w:val="fr-CH"/>
+        </w:rPr>
+        <w:t xml:space="preserve"> + </w:t>
+      </w:r>
+      <w:proofErr w:type="spellStart"/>
+      <w:r>
+        <w:rPr>
+          <w:lang w:val="fr-CH"/>
+        </w:rPr>
+        <w:t>treadmill</w:t>
+      </w:r>
+      <w:proofErr w:type="spellEnd"/>
+      <w:r>
+        <w:rPr>
+          <w:lang w:val="fr-CH"/>
+        </w:rPr>
+        <w:t xml:space="preserve"> à l’écran (</w:t>
       </w:r>
       <w:r>
         <w:rPr>
           <w:strike/>
           <w:lang w:val="fr-CH"/>
         </w:rPr>
-        <w:t>permet de commencer l’enregistrement des mouvement du participant</w:t>
+        <w:t xml:space="preserve">permet de commencer l’enregistrement </w:t>
+      </w:r>
+      <w:proofErr w:type="gramStart"/>
+      <w:r>
+        <w:rPr>
+          <w:strike/>
+          <w:lang w:val="fr-CH"/>
+        </w:rPr>
+        <w:t>des mouvement</w:t>
+      </w:r>
+      <w:proofErr w:type="gramEnd"/>
+      <w:r>
+        <w:rPr>
+          <w:strike/>
+          <w:lang w:val="fr-CH"/>
+        </w:rPr>
+        <w:t xml:space="preserve"> du participant</w:t>
       </w:r>
       <w:r>
         <w:rPr>
@@ -3886,7 +5806,21 @@
         <w:rPr>
           <w:lang w:val="fr-CH"/>
         </w:rPr>
-        <w:t>(ce qui fait enmoyenne 5 pas)</w:t>
+        <w:t xml:space="preserve">(ce qui fait </w:t>
+      </w:r>
+      <w:proofErr w:type="spellStart"/>
+      <w:r>
+        <w:rPr>
+          <w:lang w:val="fr-CH"/>
+        </w:rPr>
+        <w:t>enmoyenne</w:t>
+      </w:r>
+      <w:proofErr w:type="spellEnd"/>
+      <w:r>
+        <w:rPr>
+          <w:lang w:val="fr-CH"/>
+        </w:rPr>
+        <w:t xml:space="preserve"> 5 pas)</w:t>
       </w:r>
     </w:p>
     <w:p>
@@ -3897,8 +5831,13 @@
           <w:numId w:val="3"/>
         </w:numPr>
       </w:pPr>
-      <w:r>
-        <w:t>Questionnaire : « Did the movement shown on</w:t>
+      <w:proofErr w:type="gramStart"/>
+      <w:r>
+        <w:t>Questionnaire :</w:t>
+      </w:r>
+      <w:proofErr w:type="gramEnd"/>
+      <w:r>
+        <w:t xml:space="preserve"> « Did the movement shown on</w:t>
       </w:r>
       <w:r>
         <w:t xml:space="preserve"> </w:t>
@@ -3934,7 +5873,21 @@
         <w:rPr>
           <w:lang w:val="fr-CH"/>
         </w:rPr>
-        <w:t xml:space="preserve">a white cross en continue (même pendant le mouvement) pour éviter que le participant ne se concentre sur les mouvement de leur extrémités. Aussi pendant la questionnaire phase. </w:t>
+        <w:t xml:space="preserve">a white cross en continue (même pendant le mouvement) pour éviter que le participant ne se concentre sur </w:t>
+      </w:r>
+      <w:proofErr w:type="gramStart"/>
+      <w:r>
+        <w:rPr>
+          <w:lang w:val="fr-CH"/>
+        </w:rPr>
+        <w:t>les mouvement</w:t>
+      </w:r>
+      <w:proofErr w:type="gramEnd"/>
+      <w:r>
+        <w:rPr>
+          <w:lang w:val="fr-CH"/>
+        </w:rPr>
+        <w:t xml:space="preserve"> de leur extrémités. Aussi pendant la questionnaire phase. </w:t>
       </w:r>
     </w:p>
     <w:p>
@@ -3958,7 +5911,21 @@
         <w:rPr>
           <w:lang w:val="fr-CH"/>
         </w:rPr>
-        <w:t>l faut enregistrer la position des markers du talon pour chaque tial. N</w:t>
+        <w:t xml:space="preserve">l faut enregistrer la position des markers du talon pour chaque </w:t>
+      </w:r>
+      <w:proofErr w:type="spellStart"/>
+      <w:r>
+        <w:rPr>
+          <w:lang w:val="fr-CH"/>
+        </w:rPr>
+        <w:t>tial</w:t>
+      </w:r>
+      <w:proofErr w:type="spellEnd"/>
+      <w:r>
+        <w:rPr>
+          <w:lang w:val="fr-CH"/>
+        </w:rPr>
+        <w:t>. N</w:t>
       </w:r>
       <w:r>
         <w:rPr>
@@ -3972,11 +5939,19 @@
         </w:rPr>
         <w:t xml:space="preserve">devrons </w:t>
       </w:r>
-      <w:r>
-        <w:rPr>
-          <w:lang w:val="fr-CH"/>
-        </w:rPr>
-        <w:t>calculé les caractéristiques temporelles de la marche, telles que le temps de foulée et son coefficient de variance pour chaque délai temporel, sur la base des données de capture de mouvement des marqueurs de talon.</w:t>
+      <w:proofErr w:type="gramStart"/>
+      <w:r>
+        <w:rPr>
+          <w:lang w:val="fr-CH"/>
+        </w:rPr>
+        <w:t>calculé</w:t>
+      </w:r>
+      <w:proofErr w:type="gramEnd"/>
+      <w:r>
+        <w:rPr>
+          <w:lang w:val="fr-CH"/>
+        </w:rPr>
+        <w:t xml:space="preserve"> les caractéristiques temporelles de la marche, telles que le temps de foulée et son coefficient de variance pour chaque délai temporel, sur la base des données de capture de mouvement des marqueurs de talon.</w:t>
       </w:r>
     </w:p>
     <w:p>
@@ -4018,7 +5993,21 @@
         <w:rPr>
           <w:lang w:val="fr-CH"/>
         </w:rPr>
-        <w:t xml:space="preserve">Avant de débuter l’expérience, la vitesse du treadmill était adapter de manière individuel pour atteindre une vitesse de 1.07 m/s et avoir autant que possible des foulé comparable entre les participants. </w:t>
+        <w:t xml:space="preserve">Avant de débuter l’expérience, la vitesse du </w:t>
+      </w:r>
+      <w:proofErr w:type="spellStart"/>
+      <w:r>
+        <w:rPr>
+          <w:lang w:val="fr-CH"/>
+        </w:rPr>
+        <w:t>treadmill</w:t>
+      </w:r>
+      <w:proofErr w:type="spellEnd"/>
+      <w:r>
+        <w:rPr>
+          <w:lang w:val="fr-CH"/>
+        </w:rPr>
+        <w:t xml:space="preserve"> était adapter de manière individuel pour atteindre une vitesse de 1.07 m/s et avoir autant que possible des foulé comparable entre les participants. </w:t>
       </w:r>
     </w:p>
     <w:p>
@@ -4062,7 +6051,49 @@
         <w:rPr>
           <w:lang w:val="fr-CH"/>
         </w:rPr>
-        <w:t xml:space="preserve">Dans le papier original de 2013, il tester aussi l’effet du cognitive load en demandant au participant de compter. Demander à Catherline de confirmer qu’on aura pas ça. </w:t>
+        <w:t xml:space="preserve">Dans le papier original de 2013, il tester aussi l’effet du cognitive </w:t>
+      </w:r>
+      <w:proofErr w:type="spellStart"/>
+      <w:r>
+        <w:rPr>
+          <w:lang w:val="fr-CH"/>
+        </w:rPr>
+        <w:t>load</w:t>
+      </w:r>
+      <w:proofErr w:type="spellEnd"/>
+      <w:r>
+        <w:rPr>
+          <w:lang w:val="fr-CH"/>
+        </w:rPr>
+        <w:t xml:space="preserve"> en demandant au participant de compter. Demander à </w:t>
+      </w:r>
+      <w:proofErr w:type="spellStart"/>
+      <w:r>
+        <w:rPr>
+          <w:lang w:val="fr-CH"/>
+        </w:rPr>
+        <w:t>Catherline</w:t>
+      </w:r>
+      <w:proofErr w:type="spellEnd"/>
+      <w:r>
+        <w:rPr>
+          <w:lang w:val="fr-CH"/>
+        </w:rPr>
+        <w:t xml:space="preserve"> de confirmer </w:t>
+      </w:r>
+      <w:proofErr w:type="gramStart"/>
+      <w:r>
+        <w:rPr>
+          <w:lang w:val="fr-CH"/>
+        </w:rPr>
+        <w:t>qu’on aura pas</w:t>
+      </w:r>
+      <w:proofErr w:type="gramEnd"/>
+      <w:r>
+        <w:rPr>
+          <w:lang w:val="fr-CH"/>
+        </w:rPr>
+        <w:t xml:space="preserve"> ça. </w:t>
       </w:r>
     </w:p>
     <w:p>
@@ -4081,7 +6112,49 @@
         <w:rPr>
           <w:lang w:val="fr-CH"/>
         </w:rPr>
-        <w:t xml:space="preserve">foulé, ils l’ont fait séparé entre les deux jambes en prennant en référence des markers sur les hips (ça j’ai pas compris). </w:t>
+        <w:t xml:space="preserve">foulé, ils l’ont fait séparé entre les deux jambes en </w:t>
+      </w:r>
+      <w:proofErr w:type="spellStart"/>
+      <w:r>
+        <w:rPr>
+          <w:lang w:val="fr-CH"/>
+        </w:rPr>
+        <w:t>prennant</w:t>
+      </w:r>
+      <w:proofErr w:type="spellEnd"/>
+      <w:r>
+        <w:rPr>
+          <w:lang w:val="fr-CH"/>
+        </w:rPr>
+        <w:t xml:space="preserve"> en référence des markers sur les </w:t>
+      </w:r>
+      <w:proofErr w:type="spellStart"/>
+      <w:r>
+        <w:rPr>
+          <w:lang w:val="fr-CH"/>
+        </w:rPr>
+        <w:t>hips</w:t>
+      </w:r>
+      <w:proofErr w:type="spellEnd"/>
+      <w:r>
+        <w:rPr>
+          <w:lang w:val="fr-CH"/>
+        </w:rPr>
+        <w:t xml:space="preserve"> (ça </w:t>
+      </w:r>
+      <w:proofErr w:type="gramStart"/>
+      <w:r>
+        <w:rPr>
+          <w:lang w:val="fr-CH"/>
+        </w:rPr>
+        <w:t>j’ai pas</w:t>
+      </w:r>
+      <w:proofErr w:type="gramEnd"/>
+      <w:r>
+        <w:rPr>
+          <w:lang w:val="fr-CH"/>
+        </w:rPr>
+        <w:t xml:space="preserve"> compris). </w:t>
       </w:r>
     </w:p>
     <w:p>
@@ -4109,7 +6182,35 @@
         <w:rPr>
           <w:lang w:val="fr-CH"/>
         </w:rPr>
-        <w:t xml:space="preserve">Il ne faut pas utiliser les 2s de white cross pour enregistrer leur marche. Sinon le visuel feebback serait systématiquement désynchromiser au démarrage. Comme on va utiliser la </w:t>
+        <w:t xml:space="preserve">Il ne faut pas utiliser les 2s de white cross pour enregistrer leur marche. Sinon le visuel </w:t>
+      </w:r>
+      <w:proofErr w:type="spellStart"/>
+      <w:r>
+        <w:rPr>
+          <w:lang w:val="fr-CH"/>
+        </w:rPr>
+        <w:t>feebback</w:t>
+      </w:r>
+      <w:proofErr w:type="spellEnd"/>
+      <w:r>
+        <w:rPr>
+          <w:lang w:val="fr-CH"/>
+        </w:rPr>
+        <w:t xml:space="preserve"> serait systématiquement </w:t>
+      </w:r>
+      <w:proofErr w:type="spellStart"/>
+      <w:r>
+        <w:rPr>
+          <w:lang w:val="fr-CH"/>
+        </w:rPr>
+        <w:t>désynchromiser</w:t>
+      </w:r>
+      <w:proofErr w:type="spellEnd"/>
+      <w:r>
+        <w:rPr>
+          <w:lang w:val="fr-CH"/>
+        </w:rPr>
+        <w:t xml:space="preserve"> au démarrage. Comme on va utiliser la </w:t>
       </w:r>
     </w:p>
     <w:p>
@@ -4140,40 +6241,246 @@
           <w:lang w:val="fr-CH"/>
         </w:rPr>
         <w:lastRenderedPageBreak/>
-        <w:t xml:space="preserve">Alors le C# n’est pas conçu pour gérer des variable dynamiquement comme Maltab. Tu es obliger de créé une fonction qui parcourt tout les éléments à chaque nouvel ajout. C’est donc pas efficace. </w:t>
-      </w:r>
-    </w:p>
-    <w:p>
-      <w:pPr>
-        <w:rPr>
-          <w:lang w:val="fr-CH"/>
-        </w:rPr>
-      </w:pPr>
-      <w:r>
-        <w:rPr>
-          <w:lang w:val="fr-CH"/>
-        </w:rPr>
-        <w:t xml:space="preserve">De manière alternative comme la durée du trial est uniquement 3s, je vais créé une grosse matrix de manière fixe. Motive est par défaut réglé à 100Hz. Ça veux dire que le nombre max d’éléments sera de 300. On va augmenter à 320 pour être safe. </w:t>
-      </w:r>
-    </w:p>
-    <w:p>
-      <w:pPr>
-        <w:rPr>
-          <w:lang w:val="fr-CH"/>
-        </w:rPr>
-      </w:pPr>
-      <w:r>
-        <w:rPr>
-          <w:lang w:val="fr-CH"/>
-        </w:rPr>
-        <w:t xml:space="preserve">ChatGPT me propose de travailler avec des array si on connaît la taille à l’avance ou à des List si on connais pas la taille à l’avance. </w:t>
+        <w:t xml:space="preserve">Alors le C# n’est pas conçu pour gérer </w:t>
+      </w:r>
+      <w:proofErr w:type="gramStart"/>
+      <w:r>
+        <w:rPr>
+          <w:lang w:val="fr-CH"/>
+        </w:rPr>
+        <w:t>des variable</w:t>
+      </w:r>
+      <w:proofErr w:type="gramEnd"/>
+      <w:r>
+        <w:rPr>
+          <w:lang w:val="fr-CH"/>
+        </w:rPr>
+        <w:t xml:space="preserve"> dynamiquement comme </w:t>
+      </w:r>
+      <w:proofErr w:type="spellStart"/>
+      <w:r>
+        <w:rPr>
+          <w:lang w:val="fr-CH"/>
+        </w:rPr>
+        <w:t>Maltab</w:t>
+      </w:r>
+      <w:proofErr w:type="spellEnd"/>
+      <w:r>
+        <w:rPr>
+          <w:lang w:val="fr-CH"/>
+        </w:rPr>
+        <w:t xml:space="preserve">. Tu es </w:t>
+      </w:r>
+      <w:proofErr w:type="spellStart"/>
+      <w:proofErr w:type="gramStart"/>
+      <w:r>
+        <w:rPr>
+          <w:lang w:val="fr-CH"/>
+        </w:rPr>
+        <w:t>obliger</w:t>
+      </w:r>
+      <w:proofErr w:type="spellEnd"/>
+      <w:proofErr w:type="gramEnd"/>
+      <w:r>
+        <w:rPr>
+          <w:lang w:val="fr-CH"/>
+        </w:rPr>
+        <w:t xml:space="preserve"> de créé une fonction qui parcourt </w:t>
+      </w:r>
+      <w:proofErr w:type="spellStart"/>
+      <w:r>
+        <w:rPr>
+          <w:lang w:val="fr-CH"/>
+        </w:rPr>
+        <w:t>tout</w:t>
+      </w:r>
+      <w:proofErr w:type="spellEnd"/>
+      <w:r>
+        <w:rPr>
+          <w:lang w:val="fr-CH"/>
+        </w:rPr>
+        <w:t xml:space="preserve"> les éléments à chaque nouvel ajout. </w:t>
+      </w:r>
+      <w:proofErr w:type="gramStart"/>
+      <w:r>
+        <w:rPr>
+          <w:lang w:val="fr-CH"/>
+        </w:rPr>
+        <w:t>C’est donc pas</w:t>
+      </w:r>
+      <w:proofErr w:type="gramEnd"/>
+      <w:r>
+        <w:rPr>
+          <w:lang w:val="fr-CH"/>
+        </w:rPr>
+        <w:t xml:space="preserve"> efficace. </w:t>
+      </w:r>
+    </w:p>
+    <w:p>
+      <w:pPr>
+        <w:rPr>
+          <w:lang w:val="fr-CH"/>
+        </w:rPr>
+      </w:pPr>
+      <w:r>
+        <w:rPr>
+          <w:lang w:val="fr-CH"/>
+        </w:rPr>
+        <w:t xml:space="preserve">De manière alternative comme la durée du trial est uniquement 3s, je vais </w:t>
+      </w:r>
+      <w:proofErr w:type="spellStart"/>
+      <w:proofErr w:type="gramStart"/>
+      <w:r>
+        <w:rPr>
+          <w:lang w:val="fr-CH"/>
+        </w:rPr>
+        <w:t>créé</w:t>
+      </w:r>
+      <w:proofErr w:type="spellEnd"/>
+      <w:proofErr w:type="gramEnd"/>
+      <w:r>
+        <w:rPr>
+          <w:lang w:val="fr-CH"/>
+        </w:rPr>
+        <w:t xml:space="preserve"> une grosse matrix de manière fixe. Motive est par défaut réglé à 100Hz</w:t>
+      </w:r>
+      <w:r>
+        <w:rPr>
+          <w:lang w:val="fr-CH"/>
+        </w:rPr>
+        <w:t xml:space="preserve"> (</w:t>
+      </w:r>
+      <w:proofErr w:type="spellStart"/>
+      <w:r>
+        <w:rPr>
+          <w:lang w:val="fr-CH"/>
+        </w:rPr>
+        <w:t>tf</w:t>
+      </w:r>
+      <w:proofErr w:type="spellEnd"/>
+      <w:r>
+        <w:rPr>
+          <w:lang w:val="fr-CH"/>
+        </w:rPr>
+        <w:t xml:space="preserve"> duration = 10ms)</w:t>
+      </w:r>
+      <w:r>
+        <w:rPr>
+          <w:lang w:val="fr-CH"/>
+        </w:rPr>
+        <w:t xml:space="preserve">. Ça </w:t>
+      </w:r>
+      <w:proofErr w:type="spellStart"/>
+      <w:r>
+        <w:rPr>
+          <w:lang w:val="fr-CH"/>
+        </w:rPr>
+        <w:t>veux</w:t>
+      </w:r>
+      <w:proofErr w:type="spellEnd"/>
+      <w:r>
+        <w:rPr>
+          <w:lang w:val="fr-CH"/>
+        </w:rPr>
+        <w:t xml:space="preserve"> dire que le nombre max d’éléments sera de 300. On va augmenter à 320 pour être </w:t>
+      </w:r>
+      <w:proofErr w:type="spellStart"/>
+      <w:r>
+        <w:rPr>
+          <w:lang w:val="fr-CH"/>
+        </w:rPr>
+        <w:t>safe</w:t>
+      </w:r>
+      <w:proofErr w:type="spellEnd"/>
+      <w:r>
+        <w:rPr>
+          <w:lang w:val="fr-CH"/>
+        </w:rPr>
+        <w:t xml:space="preserve">. </w:t>
+      </w:r>
+    </w:p>
+    <w:p>
+      <w:pPr>
+        <w:rPr>
+          <w:lang w:val="fr-CH"/>
+        </w:rPr>
+      </w:pPr>
+      <w:proofErr w:type="spellStart"/>
+      <w:r>
+        <w:rPr>
+          <w:lang w:val="fr-CH"/>
+        </w:rPr>
+        <w:t>ChatGPT</w:t>
+      </w:r>
+      <w:proofErr w:type="spellEnd"/>
+      <w:r>
+        <w:rPr>
+          <w:lang w:val="fr-CH"/>
+        </w:rPr>
+        <w:t xml:space="preserve"> me propose de travailler avec des </w:t>
+      </w:r>
+      <w:proofErr w:type="spellStart"/>
+      <w:r>
+        <w:rPr>
+          <w:lang w:val="fr-CH"/>
+        </w:rPr>
+        <w:t>array</w:t>
+      </w:r>
+      <w:proofErr w:type="spellEnd"/>
+      <w:r>
+        <w:rPr>
+          <w:lang w:val="fr-CH"/>
+        </w:rPr>
+        <w:t xml:space="preserve"> si on connaît la taille à l’avance ou à des List si </w:t>
+      </w:r>
+      <w:proofErr w:type="gramStart"/>
+      <w:r>
+        <w:rPr>
+          <w:lang w:val="fr-CH"/>
+        </w:rPr>
+        <w:t>on connais pas</w:t>
+      </w:r>
+      <w:proofErr w:type="gramEnd"/>
+      <w:r>
+        <w:rPr>
+          <w:lang w:val="fr-CH"/>
+        </w:rPr>
+        <w:t xml:space="preserve"> la taille à l’avance. </w:t>
       </w:r>
       <w:r>
         <w:rPr>
           <w:lang w:val="fr-CH"/>
         </w:rPr>
         <w:br/>
-        <w:t xml:space="preserve">J’ai choisi de travailler avec des Array car je connais un peu prêt la taille maximal et ce sera plus efficace. </w:t>
+        <w:t xml:space="preserve">J’ai choisi de travailler avec des </w:t>
+      </w:r>
+      <w:proofErr w:type="spellStart"/>
+      <w:r>
+        <w:rPr>
+          <w:lang w:val="fr-CH"/>
+        </w:rPr>
+        <w:t>Array</w:t>
+      </w:r>
+      <w:proofErr w:type="spellEnd"/>
+      <w:r>
+        <w:rPr>
+          <w:lang w:val="fr-CH"/>
+        </w:rPr>
+        <w:t xml:space="preserve"> car je connais un peu prêt </w:t>
+      </w:r>
+      <w:proofErr w:type="gramStart"/>
+      <w:r>
+        <w:rPr>
+          <w:lang w:val="fr-CH"/>
+        </w:rPr>
+        <w:t>la taille maximal</w:t>
+      </w:r>
+      <w:proofErr w:type="gramEnd"/>
+      <w:r>
+        <w:rPr>
+          <w:lang w:val="fr-CH"/>
+        </w:rPr>
+        <w:t xml:space="preserve"> et ce sera plus efficace. </w:t>
       </w:r>
     </w:p>
     <w:p>
@@ -4341,20 +6648,76 @@
         <w:rPr>
           <w:lang w:val="fr-CH"/>
         </w:rPr>
-        <w:t xml:space="preserve">Comment faire de décallage temporelle. </w:t>
-      </w:r>
-    </w:p>
-    <w:p>
-      <w:pPr>
-        <w:rPr>
-          <w:lang w:val="fr-CH"/>
-        </w:rPr>
-      </w:pPr>
-      <w:r>
-        <w:rPr>
-          <w:lang w:val="fr-CH"/>
-        </w:rPr>
-        <w:t>Mon idée de base est fausse de vouloir montrer un point de data X ms plus tard en continue, ça marche pas. Pour le délais de 1350 ms, on ne peux pas montrer un points de data toutes les 1350ms.</w:t>
+        <w:t xml:space="preserve">Comment faire de </w:t>
+      </w:r>
+      <w:proofErr w:type="spellStart"/>
+      <w:r>
+        <w:rPr>
+          <w:lang w:val="fr-CH"/>
+        </w:rPr>
+        <w:t>décallage</w:t>
+      </w:r>
+      <w:proofErr w:type="spellEnd"/>
+      <w:r>
+        <w:rPr>
+          <w:lang w:val="fr-CH"/>
+        </w:rPr>
+        <w:t xml:space="preserve"> temporelle. </w:t>
+      </w:r>
+    </w:p>
+    <w:p>
+      <w:pPr>
+        <w:rPr>
+          <w:lang w:val="fr-CH"/>
+        </w:rPr>
+      </w:pPr>
+      <w:r>
+        <w:rPr>
+          <w:lang w:val="fr-CH"/>
+        </w:rPr>
+        <w:t xml:space="preserve">Mon idée de base est fausse de vouloir montrer un point de data X ms plus tard en continue, </w:t>
+      </w:r>
+      <w:proofErr w:type="gramStart"/>
+      <w:r>
+        <w:rPr>
+          <w:lang w:val="fr-CH"/>
+        </w:rPr>
+        <w:t>ça marche pas</w:t>
+      </w:r>
+      <w:proofErr w:type="gramEnd"/>
+      <w:r>
+        <w:rPr>
+          <w:lang w:val="fr-CH"/>
+        </w:rPr>
+        <w:t xml:space="preserve">. Pour </w:t>
+      </w:r>
+      <w:proofErr w:type="gramStart"/>
+      <w:r>
+        <w:rPr>
+          <w:lang w:val="fr-CH"/>
+        </w:rPr>
+        <w:t>le délais</w:t>
+      </w:r>
+      <w:proofErr w:type="gramEnd"/>
+      <w:r>
+        <w:rPr>
+          <w:lang w:val="fr-CH"/>
+        </w:rPr>
+        <w:t xml:space="preserve"> de 1350 ms, on ne </w:t>
+      </w:r>
+      <w:proofErr w:type="spellStart"/>
+      <w:r>
+        <w:rPr>
+          <w:lang w:val="fr-CH"/>
+        </w:rPr>
+        <w:t>peux</w:t>
+      </w:r>
+      <w:proofErr w:type="spellEnd"/>
+      <w:r>
+        <w:rPr>
+          <w:lang w:val="fr-CH"/>
+        </w:rPr>
+        <w:t xml:space="preserve"> pas montrer un points de data toutes les 1350ms.</w:t>
       </w:r>
     </w:p>
     <w:p>
@@ -4375,7 +6738,105 @@
           <w:lang w:val="fr-CH"/>
         </w:rPr>
         <w:br/>
-        <w:t xml:space="preserve">En fait, il faut effectivement se servir des 2 s de white cross et commencer à enregistrer les mouvement Xms avant la visualisation. Puis au moment de la visualisation, on replay tous les time point à fréquence maximal (tous les 5ms). C’est pour ça que c’est important d’utiliser un fix update pour que le replay n’ajoute pas un delay supplémentaire non contrôllé. </w:t>
+        <w:t xml:space="preserve">En fait, il faut effectivement se servir des 2 s de white cross et commencer à enregistrer les mouvement </w:t>
+      </w:r>
+      <w:proofErr w:type="spellStart"/>
+      <w:r>
+        <w:rPr>
+          <w:lang w:val="fr-CH"/>
+        </w:rPr>
+        <w:t>Xms</w:t>
+      </w:r>
+      <w:proofErr w:type="spellEnd"/>
+      <w:r>
+        <w:rPr>
+          <w:lang w:val="fr-CH"/>
+        </w:rPr>
+        <w:t xml:space="preserve"> avant la visualisation. Puis au moment de la visualisation, on </w:t>
+      </w:r>
+      <w:proofErr w:type="spellStart"/>
+      <w:r>
+        <w:rPr>
+          <w:lang w:val="fr-CH"/>
+        </w:rPr>
+        <w:t>replay</w:t>
+      </w:r>
+      <w:proofErr w:type="spellEnd"/>
+      <w:r>
+        <w:rPr>
+          <w:lang w:val="fr-CH"/>
+        </w:rPr>
+        <w:t xml:space="preserve"> tous </w:t>
+      </w:r>
+      <w:proofErr w:type="gramStart"/>
+      <w:r>
+        <w:rPr>
+          <w:lang w:val="fr-CH"/>
+        </w:rPr>
+        <w:t>les time</w:t>
+      </w:r>
+      <w:proofErr w:type="gramEnd"/>
+      <w:r>
+        <w:rPr>
+          <w:lang w:val="fr-CH"/>
+        </w:rPr>
+        <w:t xml:space="preserve"> point à fréquence maximal (tous les 5ms). C’est pour ça que c’est important d’utiliser un </w:t>
+      </w:r>
+      <w:proofErr w:type="spellStart"/>
+      <w:r>
+        <w:rPr>
+          <w:lang w:val="fr-CH"/>
+        </w:rPr>
+        <w:t>fix</w:t>
+      </w:r>
+      <w:proofErr w:type="spellEnd"/>
+      <w:r>
+        <w:rPr>
+          <w:lang w:val="fr-CH"/>
+        </w:rPr>
+        <w:t xml:space="preserve"> update pour que le </w:t>
+      </w:r>
+      <w:proofErr w:type="spellStart"/>
+      <w:r>
+        <w:rPr>
+          <w:lang w:val="fr-CH"/>
+        </w:rPr>
+        <w:t>replay</w:t>
+      </w:r>
+      <w:proofErr w:type="spellEnd"/>
+      <w:r>
+        <w:rPr>
+          <w:lang w:val="fr-CH"/>
+        </w:rPr>
+        <w:t xml:space="preserve"> n’ajoute pas un </w:t>
+      </w:r>
+      <w:proofErr w:type="spellStart"/>
+      <w:r>
+        <w:rPr>
+          <w:lang w:val="fr-CH"/>
+        </w:rPr>
+        <w:t>delay</w:t>
+      </w:r>
+      <w:proofErr w:type="spellEnd"/>
+      <w:r>
+        <w:rPr>
+          <w:lang w:val="fr-CH"/>
+        </w:rPr>
+        <w:t xml:space="preserve"> supplémentaire non </w:t>
+      </w:r>
+      <w:proofErr w:type="spellStart"/>
+      <w:r>
+        <w:rPr>
+          <w:lang w:val="fr-CH"/>
+        </w:rPr>
+        <w:t>contrôllé</w:t>
+      </w:r>
+      <w:proofErr w:type="spellEnd"/>
+      <w:r>
+        <w:rPr>
+          <w:lang w:val="fr-CH"/>
+        </w:rPr>
+        <w:t xml:space="preserve">. </w:t>
       </w:r>
     </w:p>
     <w:p>
@@ -4401,7 +6862,49 @@
         <w:rPr>
           <w:lang w:val="fr-CH"/>
         </w:rPr>
-        <w:t>Remarque, il faut qu’on utilise le stropwatch car le timing du FixUpdate est vraiment très variable. Voici un exemple avec un FixeUpdate à 5 ms :</w:t>
+        <w:t xml:space="preserve">Remarque, il faut qu’on utilise le </w:t>
+      </w:r>
+      <w:proofErr w:type="spellStart"/>
+      <w:r>
+        <w:rPr>
+          <w:lang w:val="fr-CH"/>
+        </w:rPr>
+        <w:t>stropwatch</w:t>
+      </w:r>
+      <w:proofErr w:type="spellEnd"/>
+      <w:r>
+        <w:rPr>
+          <w:lang w:val="fr-CH"/>
+        </w:rPr>
+        <w:t xml:space="preserve"> car le timing du </w:t>
+      </w:r>
+      <w:proofErr w:type="spellStart"/>
+      <w:r>
+        <w:rPr>
+          <w:lang w:val="fr-CH"/>
+        </w:rPr>
+        <w:t>FixUpdate</w:t>
+      </w:r>
+      <w:proofErr w:type="spellEnd"/>
+      <w:r>
+        <w:rPr>
+          <w:lang w:val="fr-CH"/>
+        </w:rPr>
+        <w:t xml:space="preserve"> est vraiment très variable. Voici un exemple avec un </w:t>
+      </w:r>
+      <w:proofErr w:type="spellStart"/>
+      <w:r>
+        <w:rPr>
+          <w:lang w:val="fr-CH"/>
+        </w:rPr>
+        <w:t>FixeUpdate</w:t>
+      </w:r>
+      <w:proofErr w:type="spellEnd"/>
+      <w:r>
+        <w:rPr>
+          <w:lang w:val="fr-CH"/>
+        </w:rPr>
+        <w:t xml:space="preserve"> à 5 ms :</w:t>
       </w:r>
     </w:p>
     <w:p>
@@ -4413,7 +6916,6 @@
       <w:r>
         <w:rPr>
           <w:noProof/>
-          <w:lang w:val="fr-CH"/>
         </w:rPr>
         <w:drawing>
           <wp:inline distT="0" distB="0" distL="0" distR="0" wp14:anchorId="34578A88" wp14:editId="1D6A62DE">
@@ -4462,7 +6964,35 @@
           <w:lang w:val="fr-CH"/>
         </w:rPr>
         <w:br/>
-        <w:t xml:space="preserve">Mais l’utilisation d’un fixupade à 5ms est quand-même beaucoup moins versatille de de travailler avec Update. </w:t>
+        <w:t xml:space="preserve">Mais l’utilisation d’un </w:t>
+      </w:r>
+      <w:proofErr w:type="spellStart"/>
+      <w:r>
+        <w:rPr>
+          <w:lang w:val="fr-CH"/>
+        </w:rPr>
+        <w:t>fixupade</w:t>
+      </w:r>
+      <w:proofErr w:type="spellEnd"/>
+      <w:r>
+        <w:rPr>
+          <w:lang w:val="fr-CH"/>
+        </w:rPr>
+        <w:t xml:space="preserve"> à 5ms est quand-même beaucoup moins </w:t>
+      </w:r>
+      <w:proofErr w:type="spellStart"/>
+      <w:r>
+        <w:rPr>
+          <w:lang w:val="fr-CH"/>
+        </w:rPr>
+        <w:t>versatille</w:t>
+      </w:r>
+      <w:proofErr w:type="spellEnd"/>
+      <w:r>
+        <w:rPr>
+          <w:lang w:val="fr-CH"/>
+        </w:rPr>
+        <w:t xml:space="preserve"> de de travailler avec Update. </w:t>
       </w:r>
     </w:p>
     <w:p>
@@ -4512,33 +7042,131 @@
         <w:rPr>
           <w:lang w:val="fr-CH"/>
         </w:rPr>
-        <w:t xml:space="preserve">Je me suis mis à vouloir adapter la position de la redcross au corps mais c’est faux. Dans le papier original, la cross reste à un position fix ! </w:t>
-      </w:r>
-    </w:p>
-    <w:p>
-      <w:pPr>
-        <w:rPr>
-          <w:lang w:val="fr-CH"/>
-        </w:rPr>
-      </w:pPr>
-      <w:r>
-        <w:rPr>
-          <w:lang w:val="fr-CH"/>
-        </w:rPr>
-        <w:t xml:space="preserve">Pour le démarrage du trial, on va faire au clique souris. C’est important que le patient puisse contrôlé le démarrage de chaque trails pour qu’il ne soit pas acculé. </w:t>
-      </w:r>
-    </w:p>
-    <w:p>
-      <w:pPr>
-        <w:rPr>
-          <w:lang w:val="fr-CH"/>
-        </w:rPr>
-      </w:pPr>
-      <w:r>
-        <w:rPr>
-          <w:lang w:val="fr-CH"/>
-        </w:rPr>
-        <w:t xml:space="preserve">Pour la gestion du délais, on fait commencer d’enregistrement X ms avant la fin de la période de la red cross puis le playback est fait à la même vitesse (toujours 5ms). </w:t>
+        <w:t xml:space="preserve">Je me suis mis à vouloir adapter la position de la </w:t>
+      </w:r>
+      <w:proofErr w:type="spellStart"/>
+      <w:r>
+        <w:rPr>
+          <w:lang w:val="fr-CH"/>
+        </w:rPr>
+        <w:t>redcross</w:t>
+      </w:r>
+      <w:proofErr w:type="spellEnd"/>
+      <w:r>
+        <w:rPr>
+          <w:lang w:val="fr-CH"/>
+        </w:rPr>
+        <w:t xml:space="preserve"> au corps mais c’est faux. Dans le papier original, </w:t>
+      </w:r>
+      <w:proofErr w:type="gramStart"/>
+      <w:r>
+        <w:rPr>
+          <w:lang w:val="fr-CH"/>
+        </w:rPr>
+        <w:t>la cross</w:t>
+      </w:r>
+      <w:proofErr w:type="gramEnd"/>
+      <w:r>
+        <w:rPr>
+          <w:lang w:val="fr-CH"/>
+        </w:rPr>
+        <w:t xml:space="preserve"> reste à un position </w:t>
+      </w:r>
+      <w:proofErr w:type="spellStart"/>
+      <w:r>
+        <w:rPr>
+          <w:lang w:val="fr-CH"/>
+        </w:rPr>
+        <w:t>fix</w:t>
+      </w:r>
+      <w:proofErr w:type="spellEnd"/>
+      <w:r>
+        <w:rPr>
+          <w:lang w:val="fr-CH"/>
+        </w:rPr>
+        <w:t xml:space="preserve"> ! </w:t>
+      </w:r>
+    </w:p>
+    <w:p>
+      <w:pPr>
+        <w:rPr>
+          <w:lang w:val="fr-CH"/>
+        </w:rPr>
+      </w:pPr>
+      <w:r>
+        <w:rPr>
+          <w:lang w:val="fr-CH"/>
+        </w:rPr>
+        <w:t xml:space="preserve">Pour le démarrage du trial, on va faire au clique souris. C’est important que le patient puisse </w:t>
+      </w:r>
+      <w:proofErr w:type="gramStart"/>
+      <w:r>
+        <w:rPr>
+          <w:lang w:val="fr-CH"/>
+        </w:rPr>
+        <w:t>contrôlé</w:t>
+      </w:r>
+      <w:proofErr w:type="gramEnd"/>
+      <w:r>
+        <w:rPr>
+          <w:lang w:val="fr-CH"/>
+        </w:rPr>
+        <w:t xml:space="preserve"> le démarrage de chaque </w:t>
+      </w:r>
+      <w:proofErr w:type="spellStart"/>
+      <w:r>
+        <w:rPr>
+          <w:lang w:val="fr-CH"/>
+        </w:rPr>
+        <w:t>trails</w:t>
+      </w:r>
+      <w:proofErr w:type="spellEnd"/>
+      <w:r>
+        <w:rPr>
+          <w:lang w:val="fr-CH"/>
+        </w:rPr>
+        <w:t xml:space="preserve"> pour qu’il ne soit pas acculé. </w:t>
+      </w:r>
+    </w:p>
+    <w:p>
+      <w:pPr>
+        <w:rPr>
+          <w:lang w:val="fr-CH"/>
+        </w:rPr>
+      </w:pPr>
+      <w:r>
+        <w:rPr>
+          <w:lang w:val="fr-CH"/>
+        </w:rPr>
+        <w:t xml:space="preserve">Pour la gestion </w:t>
+      </w:r>
+      <w:proofErr w:type="gramStart"/>
+      <w:r>
+        <w:rPr>
+          <w:lang w:val="fr-CH"/>
+        </w:rPr>
+        <w:t>du délais</w:t>
+      </w:r>
+      <w:proofErr w:type="gramEnd"/>
+      <w:r>
+        <w:rPr>
+          <w:lang w:val="fr-CH"/>
+        </w:rPr>
+        <w:t xml:space="preserve">, on fait commencer d’enregistrement X ms avant la fin de la période de la </w:t>
+      </w:r>
+      <w:proofErr w:type="spellStart"/>
+      <w:r>
+        <w:rPr>
+          <w:lang w:val="fr-CH"/>
+        </w:rPr>
+        <w:t>red</w:t>
+      </w:r>
+      <w:proofErr w:type="spellEnd"/>
+      <w:r>
+        <w:rPr>
+          <w:lang w:val="fr-CH"/>
+        </w:rPr>
+        <w:t xml:space="preserve"> cross puis le playback est fait à la même vitesse (toujours 5ms). </w:t>
       </w:r>
     </w:p>
     <w:p>
@@ -4586,51 +7214,281 @@
         <w:rPr>
           <w:lang w:val="fr-CH"/>
         </w:rPr>
-        <w:t>Il faut enregistrer les markeur des talons (gauche et droite).</w:t>
-      </w:r>
-    </w:p>
-    <w:p>
-      <w:pPr>
-        <w:rPr>
-          <w:lang w:val="fr-CH"/>
-        </w:rPr>
-      </w:pPr>
-      <w:r>
-        <w:rPr>
-          <w:lang w:val="fr-CH"/>
-        </w:rPr>
-        <w:t xml:space="preserve">Dans le papier original de Kannape, ils ont enregistrer les position des marqueur </w:t>
-      </w:r>
-      <w:r>
-        <w:rPr>
-          <w:lang w:val="fr-CH"/>
-        </w:rPr>
-        <w:t>elbow,hand, knee, and heel</w:t>
-      </w:r>
-      <w:r>
-        <w:rPr>
-          <w:lang w:val="fr-CH"/>
-        </w:rPr>
-        <w:t xml:space="preserve"> pour caluler le stride time.  </w:t>
-      </w:r>
-      <w:r>
-        <w:rPr>
-          <w:lang w:val="fr-CH"/>
-        </w:rPr>
-        <w:t xml:space="preserve">Pour calculer le stride time, ils ont utiliser aussi les </w:t>
-      </w:r>
-      <w:r>
-        <w:rPr>
-          <w:lang w:val="fr-CH"/>
-        </w:rPr>
-        <w:t xml:space="preserve">markers des talons mais en utilisant les markeur du SIS comme position de référence ! Chez eux, c’est l’enregistrement direct du système de Motion tracking avec une fréquence de 1ms. Moi, je suis sur du unity avec 5ms variable. Il sera peut-être nécessaire de sauvegarder le timing précis de chaque point temporelle pour pouvoir calculer correctement le stride time. Seulement un cycle complet de marche est pris en compte et les cycle plus petit de 1s et plus grand que 2s sont pas considéré. </w:t>
+        <w:t xml:space="preserve">Il faut enregistrer les </w:t>
+      </w:r>
+      <w:proofErr w:type="spellStart"/>
+      <w:r>
+        <w:rPr>
+          <w:lang w:val="fr-CH"/>
+        </w:rPr>
+        <w:t>markeur</w:t>
+      </w:r>
+      <w:proofErr w:type="spellEnd"/>
+      <w:r>
+        <w:rPr>
+          <w:lang w:val="fr-CH"/>
+        </w:rPr>
+        <w:t xml:space="preserve"> des talons (gauche et droite).</w:t>
+      </w:r>
+    </w:p>
+    <w:p>
+      <w:pPr>
+        <w:rPr>
+          <w:lang w:val="fr-CH"/>
+        </w:rPr>
+      </w:pPr>
+      <w:r>
+        <w:rPr>
+          <w:lang w:val="fr-CH"/>
+        </w:rPr>
+        <w:t xml:space="preserve">Dans le papier original de </w:t>
+      </w:r>
+      <w:proofErr w:type="spellStart"/>
+      <w:r>
+        <w:rPr>
+          <w:lang w:val="fr-CH"/>
+        </w:rPr>
+        <w:t>Kannape</w:t>
+      </w:r>
+      <w:proofErr w:type="spellEnd"/>
+      <w:r>
+        <w:rPr>
+          <w:lang w:val="fr-CH"/>
+        </w:rPr>
+        <w:t xml:space="preserve">, ils ont enregistrer les position des marqueur </w:t>
+      </w:r>
+      <w:proofErr w:type="spellStart"/>
+      <w:proofErr w:type="gramStart"/>
+      <w:r>
+        <w:rPr>
+          <w:lang w:val="fr-CH"/>
+        </w:rPr>
+        <w:t>elbow,hand</w:t>
+      </w:r>
+      <w:proofErr w:type="spellEnd"/>
+      <w:proofErr w:type="gramEnd"/>
+      <w:r>
+        <w:rPr>
+          <w:lang w:val="fr-CH"/>
+        </w:rPr>
+        <w:t xml:space="preserve">, </w:t>
+      </w:r>
+      <w:proofErr w:type="spellStart"/>
+      <w:r>
+        <w:rPr>
+          <w:lang w:val="fr-CH"/>
+        </w:rPr>
+        <w:t>knee</w:t>
+      </w:r>
+      <w:proofErr w:type="spellEnd"/>
+      <w:r>
+        <w:rPr>
+          <w:lang w:val="fr-CH"/>
+        </w:rPr>
+        <w:t xml:space="preserve">, and </w:t>
+      </w:r>
+      <w:proofErr w:type="spellStart"/>
+      <w:r>
+        <w:rPr>
+          <w:lang w:val="fr-CH"/>
+        </w:rPr>
+        <w:t>heel</w:t>
+      </w:r>
+      <w:proofErr w:type="spellEnd"/>
+      <w:r>
+        <w:rPr>
+          <w:lang w:val="fr-CH"/>
+        </w:rPr>
+        <w:t xml:space="preserve"> pour </w:t>
+      </w:r>
+      <w:proofErr w:type="spellStart"/>
+      <w:r>
+        <w:rPr>
+          <w:lang w:val="fr-CH"/>
+        </w:rPr>
+        <w:t>caluler</w:t>
+      </w:r>
+      <w:proofErr w:type="spellEnd"/>
+      <w:r>
+        <w:rPr>
+          <w:lang w:val="fr-CH"/>
+        </w:rPr>
+        <w:t xml:space="preserve"> le </w:t>
+      </w:r>
+      <w:proofErr w:type="spellStart"/>
+      <w:r>
+        <w:rPr>
+          <w:lang w:val="fr-CH"/>
+        </w:rPr>
+        <w:t>stride</w:t>
+      </w:r>
+      <w:proofErr w:type="spellEnd"/>
+      <w:r>
+        <w:rPr>
+          <w:lang w:val="fr-CH"/>
+        </w:rPr>
+        <w:t xml:space="preserve"> time.  </w:t>
+      </w:r>
+      <w:r>
+        <w:rPr>
+          <w:lang w:val="fr-CH"/>
+        </w:rPr>
+        <w:t xml:space="preserve">Pour calculer le </w:t>
+      </w:r>
+      <w:proofErr w:type="spellStart"/>
+      <w:r>
+        <w:rPr>
+          <w:lang w:val="fr-CH"/>
+        </w:rPr>
+        <w:t>stride</w:t>
+      </w:r>
+      <w:proofErr w:type="spellEnd"/>
+      <w:r>
+        <w:rPr>
+          <w:lang w:val="fr-CH"/>
+        </w:rPr>
+        <w:t xml:space="preserve"> time, ils ont </w:t>
+      </w:r>
+      <w:proofErr w:type="spellStart"/>
+      <w:proofErr w:type="gramStart"/>
+      <w:r>
+        <w:rPr>
+          <w:lang w:val="fr-CH"/>
+        </w:rPr>
+        <w:t>utiliser</w:t>
+      </w:r>
+      <w:proofErr w:type="spellEnd"/>
+      <w:proofErr w:type="gramEnd"/>
+      <w:r>
+        <w:rPr>
+          <w:lang w:val="fr-CH"/>
+        </w:rPr>
+        <w:t xml:space="preserve"> aussi les </w:t>
+      </w:r>
+      <w:r>
+        <w:rPr>
+          <w:lang w:val="fr-CH"/>
+        </w:rPr>
+        <w:t xml:space="preserve">markers des talons mais en utilisant les </w:t>
+      </w:r>
+      <w:proofErr w:type="spellStart"/>
+      <w:r>
+        <w:rPr>
+          <w:lang w:val="fr-CH"/>
+        </w:rPr>
+        <w:t>markeur</w:t>
+      </w:r>
+      <w:proofErr w:type="spellEnd"/>
+      <w:r>
+        <w:rPr>
+          <w:lang w:val="fr-CH"/>
+        </w:rPr>
+        <w:t xml:space="preserve"> du SIS comme position de référence ! Chez eux, c’est l’enregistrement direct du système de Motion </w:t>
+      </w:r>
+      <w:proofErr w:type="spellStart"/>
+      <w:r>
+        <w:rPr>
+          <w:lang w:val="fr-CH"/>
+        </w:rPr>
+        <w:t>tracking</w:t>
+      </w:r>
+      <w:proofErr w:type="spellEnd"/>
+      <w:r>
+        <w:rPr>
+          <w:lang w:val="fr-CH"/>
+        </w:rPr>
+        <w:t xml:space="preserve"> avec une fréquence de 1ms. Moi, je suis sur du </w:t>
+      </w:r>
+      <w:proofErr w:type="spellStart"/>
+      <w:r>
+        <w:rPr>
+          <w:lang w:val="fr-CH"/>
+        </w:rPr>
+        <w:t>unity</w:t>
+      </w:r>
+      <w:proofErr w:type="spellEnd"/>
+      <w:r>
+        <w:rPr>
+          <w:lang w:val="fr-CH"/>
+        </w:rPr>
+        <w:t xml:space="preserve"> avec 5ms variable. Il sera peut-être nécessaire de sauvegarder le timing précis de chaque </w:t>
+      </w:r>
+      <w:proofErr w:type="gramStart"/>
+      <w:r>
+        <w:rPr>
+          <w:lang w:val="fr-CH"/>
+        </w:rPr>
+        <w:t>point temporelle</w:t>
+      </w:r>
+      <w:proofErr w:type="gramEnd"/>
+      <w:r>
+        <w:rPr>
+          <w:lang w:val="fr-CH"/>
+        </w:rPr>
+        <w:t xml:space="preserve"> pour pouvoir calculer correctement le </w:t>
+      </w:r>
+      <w:proofErr w:type="spellStart"/>
+      <w:r>
+        <w:rPr>
+          <w:lang w:val="fr-CH"/>
+        </w:rPr>
+        <w:t>stride</w:t>
+      </w:r>
+      <w:proofErr w:type="spellEnd"/>
+      <w:r>
+        <w:rPr>
+          <w:lang w:val="fr-CH"/>
+        </w:rPr>
+        <w:t xml:space="preserve"> time. Seulement un cycle complet de marche est pris en compte et les cycle plus petit de 1s et plus grand que 2s sont pas considéré. </w:t>
       </w:r>
       <w:r>
         <w:rPr>
           <w:lang w:val="fr-CH"/>
         </w:rPr>
         <w:br/>
-        <w:t xml:space="preserve">Généralement le début d’un cyle de marche est défini au contact d’un talon avec le sol et le contact suivant avec le sol. Ils ont calculer la moyenne des 4 markeurs SIS (taille) pour définir un point de référence dynamique. </w:t>
+        <w:t xml:space="preserve">Généralement le début d’un </w:t>
+      </w:r>
+      <w:proofErr w:type="spellStart"/>
+      <w:r>
+        <w:rPr>
+          <w:lang w:val="fr-CH"/>
+        </w:rPr>
+        <w:t>cyle</w:t>
+      </w:r>
+      <w:proofErr w:type="spellEnd"/>
+      <w:r>
+        <w:rPr>
+          <w:lang w:val="fr-CH"/>
+        </w:rPr>
+        <w:t xml:space="preserve"> de marche est défini au contact d’un talon avec le sol et le contact suivant avec le sol. Ils ont </w:t>
+      </w:r>
+      <w:proofErr w:type="gramStart"/>
+      <w:r>
+        <w:rPr>
+          <w:lang w:val="fr-CH"/>
+        </w:rPr>
+        <w:t>calculer</w:t>
+      </w:r>
+      <w:proofErr w:type="gramEnd"/>
+      <w:r>
+        <w:rPr>
+          <w:lang w:val="fr-CH"/>
+        </w:rPr>
+        <w:t xml:space="preserve"> la moyenne des 4 </w:t>
+      </w:r>
+      <w:proofErr w:type="spellStart"/>
+      <w:r>
+        <w:rPr>
+          <w:lang w:val="fr-CH"/>
+        </w:rPr>
+        <w:t>markeurs</w:t>
+      </w:r>
+      <w:proofErr w:type="spellEnd"/>
+      <w:r>
+        <w:rPr>
+          <w:lang w:val="fr-CH"/>
+        </w:rPr>
+        <w:t xml:space="preserve"> SIS (taille) pour définir un point de référence dynamique. </w:t>
       </w:r>
       <w:r>
         <w:rPr>
@@ -4688,13 +7546,69 @@
         <w:rPr>
           <w:lang w:val="fr-CH"/>
         </w:rPr>
-        <w:t>En conclusion, on enregistre que la position Z et pas le position Y. C’est logique car avec un marche normal, la position Y va pas be</w:t>
-      </w:r>
-      <w:r>
-        <w:rPr>
-          <w:lang w:val="fr-CH"/>
-        </w:rPr>
-        <w:t>aucoup varié car on décole le pied de pas très haut (changement de valeur faible). Il vaut mieux se basé sur la position du bassin</w:t>
+        <w:t xml:space="preserve">En conclusion, on enregistre que la position Z et pas le position Y. C’est logique car avec </w:t>
+      </w:r>
+      <w:proofErr w:type="gramStart"/>
+      <w:r>
+        <w:rPr>
+          <w:lang w:val="fr-CH"/>
+        </w:rPr>
+        <w:t xml:space="preserve">un </w:t>
+      </w:r>
+      <w:proofErr w:type="spellStart"/>
+      <w:r>
+        <w:rPr>
+          <w:lang w:val="fr-CH"/>
+        </w:rPr>
+        <w:t>marche</w:t>
+      </w:r>
+      <w:proofErr w:type="spellEnd"/>
+      <w:r>
+        <w:rPr>
+          <w:lang w:val="fr-CH"/>
+        </w:rPr>
+        <w:t xml:space="preserve"> normal</w:t>
+      </w:r>
+      <w:proofErr w:type="gramEnd"/>
+      <w:r>
+        <w:rPr>
+          <w:lang w:val="fr-CH"/>
+        </w:rPr>
+        <w:t>, la position Y va pas be</w:t>
+      </w:r>
+      <w:r>
+        <w:rPr>
+          <w:lang w:val="fr-CH"/>
+        </w:rPr>
+        <w:t xml:space="preserve">aucoup varié car on </w:t>
+      </w:r>
+      <w:proofErr w:type="spellStart"/>
+      <w:r>
+        <w:rPr>
+          <w:lang w:val="fr-CH"/>
+        </w:rPr>
+        <w:t>décole</w:t>
+      </w:r>
+      <w:proofErr w:type="spellEnd"/>
+      <w:r>
+        <w:rPr>
+          <w:lang w:val="fr-CH"/>
+        </w:rPr>
+        <w:t xml:space="preserve"> le pied de pas très haut (changement de valeur faible). Il vaut mieux se </w:t>
+      </w:r>
+      <w:proofErr w:type="gramStart"/>
+      <w:r>
+        <w:rPr>
+          <w:lang w:val="fr-CH"/>
+        </w:rPr>
+        <w:t>basé</w:t>
+      </w:r>
+      <w:proofErr w:type="gramEnd"/>
+      <w:r>
+        <w:rPr>
+          <w:lang w:val="fr-CH"/>
+        </w:rPr>
+        <w:t xml:space="preserve"> sur la position du bassin</w:t>
       </w:r>
       <w:r>
         <w:rPr>
@@ -4721,7 +7635,35 @@
           <w:lang w:val="fr-CH"/>
         </w:rPr>
         <w:lastRenderedPageBreak/>
-        <w:t xml:space="preserve">Dans Unity, je n’ai pas accès à la position du talon mais j’ai accès à la position du milieu des pied (toe). </w:t>
+        <w:t xml:space="preserve">Dans </w:t>
+      </w:r>
+      <w:proofErr w:type="spellStart"/>
+      <w:r>
+        <w:rPr>
+          <w:lang w:val="fr-CH"/>
+        </w:rPr>
+        <w:t>Unity</w:t>
+      </w:r>
+      <w:proofErr w:type="spellEnd"/>
+      <w:r>
+        <w:rPr>
+          <w:lang w:val="fr-CH"/>
+        </w:rPr>
+        <w:t>, je n’ai pas accès à la position du talon mais j’ai accès à la position du milieu des pied (</w:t>
+      </w:r>
+      <w:proofErr w:type="spellStart"/>
+      <w:r>
+        <w:rPr>
+          <w:lang w:val="fr-CH"/>
+        </w:rPr>
+        <w:t>toe</w:t>
+      </w:r>
+      <w:proofErr w:type="spellEnd"/>
+      <w:r>
+        <w:rPr>
+          <w:lang w:val="fr-CH"/>
+        </w:rPr>
+        <w:t xml:space="preserve">). </w:t>
       </w:r>
       <w:r>
         <w:rPr>
@@ -4805,7 +7747,35 @@
         <w:rPr>
           <w:lang w:val="fr-CH"/>
         </w:rPr>
-        <w:t xml:space="preserve">Est-ce qu’il ne voudrais pas mieux enregistrer directement les data de Motive pour avoir un vrai localisation plutôt que la transposé de l’avatar dans Unity ? </w:t>
+        <w:t xml:space="preserve">Est-ce qu’il ne </w:t>
+      </w:r>
+      <w:proofErr w:type="gramStart"/>
+      <w:r>
+        <w:rPr>
+          <w:lang w:val="fr-CH"/>
+        </w:rPr>
+        <w:t>voudrais</w:t>
+      </w:r>
+      <w:proofErr w:type="gramEnd"/>
+      <w:r>
+        <w:rPr>
+          <w:lang w:val="fr-CH"/>
+        </w:rPr>
+        <w:t xml:space="preserve"> pas mieux enregistrer directement les data de Motive pour avoir un vrai localisation plutôt que la transposé de l’avatar dans </w:t>
+      </w:r>
+      <w:proofErr w:type="spellStart"/>
+      <w:r>
+        <w:rPr>
+          <w:lang w:val="fr-CH"/>
+        </w:rPr>
+        <w:t>Unity</w:t>
+      </w:r>
+      <w:proofErr w:type="spellEnd"/>
+      <w:r>
+        <w:rPr>
+          <w:lang w:val="fr-CH"/>
+        </w:rPr>
+        <w:t xml:space="preserve"> ? </w:t>
       </w:r>
     </w:p>
     <w:p>
@@ -4823,54 +7793,211 @@
         <w:rPr>
           <w:lang w:val="fr-CH"/>
         </w:rPr>
-        <w:t xml:space="preserve">Est-ce que le caclule de la foulé est en continue ou seulement pendant le visual feedback de la marche ? </w:t>
-      </w:r>
-    </w:p>
-    <w:p>
-      <w:pPr>
-        <w:rPr>
-          <w:lang w:val="fr-CH"/>
-        </w:rPr>
-      </w:pPr>
-    </w:p>
-    <w:p>
-      <w:pPr>
-        <w:rPr>
-          <w:lang w:val="fr-CH"/>
-        </w:rPr>
-      </w:pPr>
-      <w:r>
-        <w:rPr>
-          <w:lang w:val="fr-CH"/>
-        </w:rPr>
-        <w:t xml:space="preserve">Réponse 2 : Ce qui est intéressant c’est pendant le visual feedback pour déterminer à quel point le temporal delay va perturber la marche. </w:t>
-      </w:r>
-    </w:p>
-    <w:p>
-      <w:pPr>
-        <w:rPr>
-          <w:lang w:val="fr-CH"/>
-        </w:rPr>
-      </w:pPr>
-    </w:p>
-    <w:p>
-      <w:pPr>
-        <w:rPr>
-          <w:lang w:val="fr-CH"/>
-        </w:rPr>
-      </w:pPr>
-    </w:p>
-    <w:p>
-      <w:pPr>
-        <w:rPr>
-          <w:lang w:val="fr-CH"/>
-        </w:rPr>
-      </w:pPr>
-      <w:r>
-        <w:rPr>
-          <w:lang w:val="fr-CH"/>
-        </w:rPr>
-        <w:t xml:space="preserve">Ce qu’il faut enregistrer si on utilise Unity : </w:t>
+        <w:t xml:space="preserve">Est-ce que le </w:t>
+      </w:r>
+      <w:proofErr w:type="spellStart"/>
+      <w:r>
+        <w:rPr>
+          <w:lang w:val="fr-CH"/>
+        </w:rPr>
+        <w:t>caclule</w:t>
+      </w:r>
+      <w:proofErr w:type="spellEnd"/>
+      <w:r>
+        <w:rPr>
+          <w:lang w:val="fr-CH"/>
+        </w:rPr>
+        <w:t xml:space="preserve"> de la foulé est en continue ou seulement pendant le </w:t>
+      </w:r>
+      <w:proofErr w:type="spellStart"/>
+      <w:r>
+        <w:rPr>
+          <w:lang w:val="fr-CH"/>
+        </w:rPr>
+        <w:t>visual</w:t>
+      </w:r>
+      <w:proofErr w:type="spellEnd"/>
+      <w:r>
+        <w:rPr>
+          <w:lang w:val="fr-CH"/>
+        </w:rPr>
+        <w:t xml:space="preserve"> feedback de la marche ? </w:t>
+      </w:r>
+    </w:p>
+    <w:p>
+      <w:pPr>
+        <w:rPr>
+          <w:lang w:val="fr-CH"/>
+        </w:rPr>
+      </w:pPr>
+    </w:p>
+    <w:p>
+      <w:pPr>
+        <w:rPr>
+          <w:lang w:val="fr-CH"/>
+        </w:rPr>
+      </w:pPr>
+      <w:r>
+        <w:rPr>
+          <w:lang w:val="fr-CH"/>
+        </w:rPr>
+        <w:t xml:space="preserve">Réponse 1 : Voici à quoi ressemble un export d’un fichier enregistrer dans Motive : </w:t>
+      </w:r>
+      <w:r>
+        <w:rPr>
+          <w:lang w:val="fr-CH"/>
+        </w:rPr>
+        <w:br/>
+      </w:r>
+      <w:r>
+        <w:rPr>
+          <w:lang w:val="fr-CH"/>
+        </w:rPr>
+        <w:drawing>
+          <wp:inline distT="0" distB="0" distL="0" distR="0" wp14:anchorId="7782FC4D" wp14:editId="5E8AAE15">
+            <wp:extent cx="5943600" cy="2555240"/>
+            <wp:effectExtent l="0" t="0" r="0" b="0"/>
+            <wp:docPr id="5" name="Picture 5"/>
+            <wp:cNvGraphicFramePr>
+              <a:graphicFrameLocks xmlns:a="http://schemas.openxmlformats.org/drawingml/2006/main" noChangeAspect="1"/>
+            </wp:cNvGraphicFramePr>
+            <a:graphic xmlns:a="http://schemas.openxmlformats.org/drawingml/2006/main">
+              <a:graphicData uri="http://schemas.openxmlformats.org/drawingml/2006/picture">
+                <pic:pic xmlns:pic="http://schemas.openxmlformats.org/drawingml/2006/picture">
+                  <pic:nvPicPr>
+                    <pic:cNvPr id="1" name=""/>
+                    <pic:cNvPicPr/>
+                  </pic:nvPicPr>
+                  <pic:blipFill>
+                    <a:blip r:embed="rId16"/>
+                    <a:stretch>
+                      <a:fillRect/>
+                    </a:stretch>
+                  </pic:blipFill>
+                  <pic:spPr>
+                    <a:xfrm>
+                      <a:off x="0" y="0"/>
+                      <a:ext cx="5943600" cy="2555240"/>
+                    </a:xfrm>
+                    <a:prstGeom prst="rect">
+                      <a:avLst/>
+                    </a:prstGeom>
+                  </pic:spPr>
+                </pic:pic>
+              </a:graphicData>
+            </a:graphic>
+          </wp:inline>
+        </w:drawing>
+      </w:r>
+    </w:p>
+    <w:p>
+      <w:pPr>
+        <w:rPr>
+          <w:lang w:val="fr-CH"/>
+        </w:rPr>
+      </w:pPr>
+      <w:r>
+        <w:rPr>
+          <w:lang w:val="fr-CH"/>
+        </w:rPr>
+        <w:t xml:space="preserve">C’est clair qu’on a des position XYZ pour chaque marqueur avec une précision temporelle précise et non variable ! </w:t>
+      </w:r>
+      <w:r>
+        <w:rPr>
+          <w:lang w:val="fr-CH"/>
+        </w:rPr>
+        <w:br/>
+        <w:t xml:space="preserve">Mais le gros </w:t>
+      </w:r>
+      <w:proofErr w:type="spellStart"/>
+      <w:r>
+        <w:rPr>
+          <w:lang w:val="fr-CH"/>
+        </w:rPr>
+        <w:t>desaventage</w:t>
+      </w:r>
+      <w:proofErr w:type="spellEnd"/>
+      <w:r>
+        <w:rPr>
+          <w:lang w:val="fr-CH"/>
+        </w:rPr>
+        <w:t xml:space="preserve"> c’est que </w:t>
+      </w:r>
+      <w:proofErr w:type="gramStart"/>
+      <w:r>
+        <w:rPr>
+          <w:lang w:val="fr-CH"/>
+        </w:rPr>
+        <w:t>j’ai pas</w:t>
+      </w:r>
+      <w:proofErr w:type="gramEnd"/>
+      <w:r>
+        <w:rPr>
+          <w:lang w:val="fr-CH"/>
+        </w:rPr>
+        <w:t xml:space="preserve"> de </w:t>
+      </w:r>
+      <w:proofErr w:type="spellStart"/>
+      <w:r>
+        <w:rPr>
+          <w:lang w:val="fr-CH"/>
+        </w:rPr>
+        <w:t>markeur</w:t>
+      </w:r>
+      <w:proofErr w:type="spellEnd"/>
+      <w:r>
+        <w:rPr>
+          <w:lang w:val="fr-CH"/>
+        </w:rPr>
+        <w:t xml:space="preserve"> des période d’</w:t>
+      </w:r>
+      <w:proofErr w:type="spellStart"/>
+      <w:r>
+        <w:rPr>
+          <w:lang w:val="fr-CH"/>
+        </w:rPr>
+        <w:t>expe</w:t>
+      </w:r>
+      <w:proofErr w:type="spellEnd"/>
+      <w:r>
+        <w:rPr>
+          <w:lang w:val="fr-CH"/>
+        </w:rPr>
+        <w:t xml:space="preserve">. Le seul moyen serait de faire enregistrer la </w:t>
+      </w:r>
+      <w:proofErr w:type="spellStart"/>
+      <w:r>
+        <w:rPr>
+          <w:lang w:val="fr-CH"/>
+        </w:rPr>
+        <w:t>sucession</w:t>
+      </w:r>
+      <w:proofErr w:type="spellEnd"/>
+      <w:r>
+        <w:rPr>
+          <w:lang w:val="fr-CH"/>
+        </w:rPr>
+        <w:t xml:space="preserve"> temporelle par </w:t>
+      </w:r>
+      <w:proofErr w:type="spellStart"/>
+      <w:r>
+        <w:rPr>
+          <w:lang w:val="fr-CH"/>
+        </w:rPr>
+        <w:t>Unity</w:t>
+      </w:r>
+      <w:proofErr w:type="spellEnd"/>
+      <w:r>
+        <w:rPr>
+          <w:lang w:val="fr-CH"/>
+        </w:rPr>
+        <w:t xml:space="preserve"> </w:t>
+      </w:r>
+      <w:r>
+        <w:rPr>
+          <w:lang w:val="fr-CH"/>
+        </w:rPr>
+        <w:t xml:space="preserve">et de la comparer avec motive mais ce n’est pas faisable pour les raisons suivantes : </w:t>
       </w:r>
     </w:p>
     <w:p>
@@ -4888,7 +8015,22 @@
         <w:rPr>
           <w:lang w:val="fr-CH"/>
         </w:rPr>
-        <w:t>Position Z de B-toe.L</w:t>
+        <w:lastRenderedPageBreak/>
+        <w:t xml:space="preserve">Il faudrait démarrer </w:t>
+      </w:r>
+      <w:proofErr w:type="spellStart"/>
+      <w:r>
+        <w:rPr>
+          <w:lang w:val="fr-CH"/>
+        </w:rPr>
+        <w:t>Unity</w:t>
+      </w:r>
+      <w:proofErr w:type="spellEnd"/>
+      <w:r>
+        <w:rPr>
+          <w:lang w:val="fr-CH"/>
+        </w:rPr>
+        <w:t xml:space="preserve"> en l’enregistrement motive en même temps de manière manuel. Ce serait pas du tout précis avec un gros délais variable et inconnu (donc on perd tout l’intérêt d’avoir une précision à 1ms (100Hz)</w:t>
       </w:r>
     </w:p>
     <w:p>
@@ -4906,7 +8048,238 @@
         <w:rPr>
           <w:lang w:val="fr-CH"/>
         </w:rPr>
-        <w:t>Position Z de B-toe.R</w:t>
+        <w:t xml:space="preserve">Ce serait </w:t>
+      </w:r>
+      <w:proofErr w:type="gramStart"/>
+      <w:r>
+        <w:rPr>
+          <w:lang w:val="fr-CH"/>
+        </w:rPr>
+        <w:t>un manipulation</w:t>
+      </w:r>
+      <w:proofErr w:type="gramEnd"/>
+      <w:r>
+        <w:rPr>
+          <w:lang w:val="fr-CH"/>
+        </w:rPr>
+        <w:t xml:space="preserve"> compliquer pour les étudiants</w:t>
+      </w:r>
+    </w:p>
+    <w:p>
+      <w:pPr>
+        <w:rPr>
+          <w:lang w:val="fr-CH"/>
+        </w:rPr>
+      </w:pPr>
+    </w:p>
+    <w:p>
+      <w:pPr>
+        <w:rPr>
+          <w:lang w:val="fr-CH"/>
+        </w:rPr>
+      </w:pPr>
+      <w:r>
+        <w:rPr>
+          <w:lang w:val="fr-CH"/>
+        </w:rPr>
+        <w:t xml:space="preserve">Dans ça me conforte à l’idée d’utilisé </w:t>
+      </w:r>
+      <w:proofErr w:type="spellStart"/>
+      <w:r>
+        <w:rPr>
+          <w:lang w:val="fr-CH"/>
+        </w:rPr>
+        <w:t>Unity</w:t>
+      </w:r>
+      <w:proofErr w:type="spellEnd"/>
+      <w:r>
+        <w:rPr>
+          <w:lang w:val="fr-CH"/>
+        </w:rPr>
+        <w:t xml:space="preserve"> pour sauvegarder les positions. </w:t>
+      </w:r>
+    </w:p>
+    <w:p>
+      <w:pPr>
+        <w:rPr>
+          <w:lang w:val="fr-CH"/>
+        </w:rPr>
+      </w:pPr>
+      <w:r>
+        <w:rPr>
+          <w:lang w:val="fr-CH"/>
+        </w:rPr>
+        <w:t xml:space="preserve">Question </w:t>
+      </w:r>
+      <w:proofErr w:type="spellStart"/>
+      <w:r>
+        <w:rPr>
+          <w:lang w:val="fr-CH"/>
+        </w:rPr>
+        <w:t>sous-ascente</w:t>
+      </w:r>
+      <w:proofErr w:type="spellEnd"/>
+      <w:r>
+        <w:rPr>
+          <w:lang w:val="fr-CH"/>
+        </w:rPr>
+        <w:t xml:space="preserve"> : est-ce que je réduis le </w:t>
+      </w:r>
+      <w:proofErr w:type="spellStart"/>
+      <w:r>
+        <w:rPr>
+          <w:lang w:val="fr-CH"/>
+        </w:rPr>
+        <w:t>fix</w:t>
+      </w:r>
+      <w:proofErr w:type="spellEnd"/>
+      <w:r>
+        <w:rPr>
+          <w:lang w:val="fr-CH"/>
+        </w:rPr>
+        <w:t xml:space="preserve">-update à 2ms ou lieu de 5ms ? </w:t>
+      </w:r>
+      <w:proofErr w:type="gramStart"/>
+      <w:r>
+        <w:rPr>
+          <w:lang w:val="fr-CH"/>
+        </w:rPr>
+        <w:t>Je suis pas</w:t>
+      </w:r>
+      <w:proofErr w:type="gramEnd"/>
+      <w:r>
+        <w:rPr>
+          <w:lang w:val="fr-CH"/>
+        </w:rPr>
+        <w:t xml:space="preserve"> super chaux car on va introduire un </w:t>
+      </w:r>
+      <w:proofErr w:type="spellStart"/>
+      <w:r>
+        <w:rPr>
+          <w:lang w:val="fr-CH"/>
+        </w:rPr>
+        <w:t>lag</w:t>
+      </w:r>
+      <w:proofErr w:type="spellEnd"/>
+      <w:r>
+        <w:rPr>
+          <w:lang w:val="fr-CH"/>
+        </w:rPr>
+        <w:t xml:space="preserve"> variable dans le </w:t>
+      </w:r>
+      <w:proofErr w:type="spellStart"/>
+      <w:r>
+        <w:rPr>
+          <w:lang w:val="fr-CH"/>
+        </w:rPr>
+        <w:t>replay</w:t>
+      </w:r>
+      <w:proofErr w:type="spellEnd"/>
+      <w:r>
+        <w:rPr>
+          <w:lang w:val="fr-CH"/>
+        </w:rPr>
+        <w:t xml:space="preserve"> des data. En fait, c’est à tester ! </w:t>
+      </w:r>
+    </w:p>
+    <w:p>
+      <w:pPr>
+        <w:rPr>
+          <w:lang w:val="fr-CH"/>
+        </w:rPr>
+      </w:pPr>
+    </w:p>
+    <w:p>
+      <w:pPr>
+        <w:rPr>
+          <w:lang w:val="fr-CH"/>
+        </w:rPr>
+      </w:pPr>
+    </w:p>
+    <w:p>
+      <w:pPr>
+        <w:rPr>
+          <w:lang w:val="fr-CH"/>
+        </w:rPr>
+      </w:pPr>
+      <w:r>
+        <w:rPr>
+          <w:lang w:val="fr-CH"/>
+        </w:rPr>
+        <w:t xml:space="preserve">Réponse 2 : Ce qui est intéressant c’est pendant le </w:t>
+      </w:r>
+      <w:proofErr w:type="spellStart"/>
+      <w:r>
+        <w:rPr>
+          <w:lang w:val="fr-CH"/>
+        </w:rPr>
+        <w:t>visual</w:t>
+      </w:r>
+      <w:proofErr w:type="spellEnd"/>
+      <w:r>
+        <w:rPr>
+          <w:lang w:val="fr-CH"/>
+        </w:rPr>
+        <w:t xml:space="preserve"> feedback pour déterminer à quel point le temporal </w:t>
+      </w:r>
+      <w:proofErr w:type="spellStart"/>
+      <w:r>
+        <w:rPr>
+          <w:lang w:val="fr-CH"/>
+        </w:rPr>
+        <w:t>delay</w:t>
+      </w:r>
+      <w:proofErr w:type="spellEnd"/>
+      <w:r>
+        <w:rPr>
+          <w:lang w:val="fr-CH"/>
+        </w:rPr>
+        <w:t xml:space="preserve"> va perturber la marche. </w:t>
+      </w:r>
+    </w:p>
+    <w:p>
+      <w:pPr>
+        <w:rPr>
+          <w:lang w:val="fr-CH"/>
+        </w:rPr>
+      </w:pPr>
+    </w:p>
+    <w:p>
+      <w:pPr>
+        <w:rPr>
+          <w:lang w:val="fr-CH"/>
+        </w:rPr>
+      </w:pPr>
+    </w:p>
+    <w:p>
+      <w:pPr>
+        <w:rPr>
+          <w:color w:val="FF0000"/>
+          <w:lang w:val="fr-CH"/>
+        </w:rPr>
+      </w:pPr>
+      <w:r>
+        <w:rPr>
+          <w:color w:val="FF0000"/>
+          <w:lang w:val="fr-CH"/>
+        </w:rPr>
+        <w:t xml:space="preserve">Ce qu’il faut enregistrer si on utilise </w:t>
+      </w:r>
+      <w:proofErr w:type="spellStart"/>
+      <w:r>
+        <w:rPr>
+          <w:color w:val="FF0000"/>
+          <w:lang w:val="fr-CH"/>
+        </w:rPr>
+        <w:t>Unity</w:t>
+      </w:r>
+      <w:proofErr w:type="spellEnd"/>
+      <w:r>
+        <w:rPr>
+          <w:color w:val="FF0000"/>
+          <w:lang w:val="fr-CH"/>
+        </w:rPr>
+        <w:t xml:space="preserve"> : </w:t>
       </w:r>
     </w:p>
     <w:p>
@@ -4924,8 +8297,18 @@
         <w:rPr>
           <w:lang w:val="fr-CH"/>
         </w:rPr>
-        <w:t>Position Z de B-hips</w:t>
-      </w:r>
+        <w:t>Position Z de B-</w:t>
+      </w:r>
+      <w:proofErr w:type="spellStart"/>
+      <w:proofErr w:type="gramStart"/>
+      <w:r>
+        <w:rPr>
+          <w:lang w:val="fr-CH"/>
+        </w:rPr>
+        <w:t>toe.L</w:t>
+      </w:r>
+      <w:proofErr w:type="spellEnd"/>
+      <w:proofErr w:type="gramEnd"/>
     </w:p>
     <w:p>
       <w:pPr>
@@ -4942,58 +8325,1471 @@
         <w:rPr>
           <w:lang w:val="fr-CH"/>
         </w:rPr>
-        <w:t>Timing de chaque datapoint</w:t>
-      </w:r>
-    </w:p>
-    <w:p>
-      <w:pPr>
-        <w:rPr>
-          <w:lang w:val="fr-CH"/>
-        </w:rPr>
-      </w:pPr>
-    </w:p>
-    <w:p>
-      <w:pPr>
-        <w:rPr>
-          <w:lang w:val="fr-CH"/>
-        </w:rPr>
-      </w:pPr>
-      <w:r>
-        <w:rPr>
-          <w:lang w:val="fr-CH"/>
-        </w:rPr>
-        <w:t xml:space="preserve">J’augmente le nombre de data point à </w:t>
-      </w:r>
-      <w:r>
-        <w:rPr>
-          <w:lang w:val="fr-CH"/>
-        </w:rPr>
-        <w:t>1500</w:t>
-      </w:r>
-      <w:r>
-        <w:rPr>
-          <w:lang w:val="fr-CH"/>
-        </w:rPr>
-        <w:t xml:space="preserve"> car il nous faut 5 s de marche</w:t>
-      </w:r>
-      <w:r>
-        <w:rPr>
-          <w:lang w:val="fr-CH"/>
-        </w:rPr>
-        <w:t xml:space="preserve"> (valeur théorique c’est </w:t>
-      </w:r>
-      <w:r>
-        <w:rPr>
-          <w:lang w:val="fr-CH"/>
-        </w:rPr>
-        <w:t>1500*0.005 = 7.5s)</w:t>
-      </w:r>
-      <w:r>
-        <w:rPr>
+        <w:t>Position Z de B-</w:t>
+      </w:r>
+      <w:proofErr w:type="spellStart"/>
+      <w:proofErr w:type="gramStart"/>
+      <w:r>
+        <w:rPr>
+          <w:lang w:val="fr-CH"/>
+        </w:rPr>
+        <w:t>toe.R</w:t>
+      </w:r>
+      <w:proofErr w:type="spellEnd"/>
+      <w:proofErr w:type="gramEnd"/>
+    </w:p>
+    <w:p>
+      <w:pPr>
+        <w:pStyle w:val="ListParagraph"/>
+        <w:numPr>
+          <w:ilvl w:val="0"/>
+          <w:numId w:val="3"/>
+        </w:numPr>
+        <w:rPr>
+          <w:lang w:val="fr-CH"/>
+        </w:rPr>
+      </w:pPr>
+      <w:r>
+        <w:rPr>
+          <w:lang w:val="fr-CH"/>
+        </w:rPr>
+        <w:t>Position Z de B-</w:t>
+      </w:r>
+      <w:proofErr w:type="spellStart"/>
+      <w:r>
+        <w:rPr>
+          <w:lang w:val="fr-CH"/>
+        </w:rPr>
+        <w:t>hips</w:t>
+      </w:r>
+      <w:proofErr w:type="spellEnd"/>
+    </w:p>
+    <w:p>
+      <w:pPr>
+        <w:pStyle w:val="ListParagraph"/>
+        <w:numPr>
+          <w:ilvl w:val="0"/>
+          <w:numId w:val="3"/>
+        </w:numPr>
+        <w:rPr>
+          <w:lang w:val="fr-CH"/>
+        </w:rPr>
+      </w:pPr>
+      <w:r>
+        <w:rPr>
+          <w:lang w:val="fr-CH"/>
+        </w:rPr>
+        <w:t xml:space="preserve">Timing de chaque </w:t>
+      </w:r>
+      <w:proofErr w:type="spellStart"/>
+      <w:r>
+        <w:rPr>
+          <w:lang w:val="fr-CH"/>
+        </w:rPr>
+        <w:t>datapoint</w:t>
+      </w:r>
+      <w:proofErr w:type="spellEnd"/>
+    </w:p>
+    <w:p>
+      <w:pPr>
+        <w:rPr>
+          <w:lang w:val="fr-CH"/>
+        </w:rPr>
+      </w:pPr>
+    </w:p>
+    <w:p>
+      <w:pPr>
+        <w:rPr>
+          <w:lang w:val="fr-CH"/>
+        </w:rPr>
+      </w:pPr>
+    </w:p>
+    <w:p>
+      <w:pPr>
+        <w:rPr>
+          <w:lang w:val="fr-CH"/>
+        </w:rPr>
+      </w:pPr>
+    </w:p>
+    <w:p>
+      <w:pPr>
+        <w:rPr>
+          <w:b/>
+          <w:lang w:val="fr-CH"/>
+        </w:rPr>
+      </w:pPr>
+      <w:r>
+        <w:rPr>
+          <w:b/>
+          <w:lang w:val="fr-CH"/>
+        </w:rPr>
+        <w:t xml:space="preserve">Décision sur le timing : </w:t>
+      </w:r>
+    </w:p>
+    <w:p>
+      <w:pPr>
+        <w:rPr>
+          <w:lang w:val="fr-CH"/>
+        </w:rPr>
+      </w:pPr>
+      <w:r>
+        <w:rPr>
+          <w:lang w:val="fr-CH"/>
+        </w:rPr>
+        <w:t>Jusqu’à maintenant, l’</w:t>
+      </w:r>
+      <w:proofErr w:type="spellStart"/>
+      <w:r>
+        <w:rPr>
+          <w:lang w:val="fr-CH"/>
+        </w:rPr>
+        <w:t>échantillonage</w:t>
+      </w:r>
+      <w:proofErr w:type="spellEnd"/>
+      <w:r>
+        <w:rPr>
+          <w:lang w:val="fr-CH"/>
+        </w:rPr>
+        <w:t xml:space="preserve"> de </w:t>
+      </w:r>
+      <w:proofErr w:type="spellStart"/>
+      <w:r>
+        <w:rPr>
+          <w:lang w:val="fr-CH"/>
+        </w:rPr>
+        <w:t>optitrack</w:t>
+      </w:r>
+      <w:proofErr w:type="spellEnd"/>
+      <w:r>
+        <w:rPr>
+          <w:lang w:val="fr-CH"/>
+        </w:rPr>
+        <w:t xml:space="preserve"> était à 100 Hz (</w:t>
+      </w:r>
+      <w:proofErr w:type="spellStart"/>
+      <w:r>
+        <w:rPr>
+          <w:lang w:val="fr-CH"/>
+        </w:rPr>
+        <w:t>tf</w:t>
+      </w:r>
+      <w:proofErr w:type="spellEnd"/>
+      <w:r>
+        <w:rPr>
+          <w:lang w:val="fr-CH"/>
+        </w:rPr>
+        <w:t xml:space="preserve"> duration = 10ms). </w:t>
+      </w:r>
+      <w:proofErr w:type="gramStart"/>
+      <w:r>
+        <w:rPr>
+          <w:lang w:val="fr-CH"/>
+        </w:rPr>
+        <w:t>C’est pas</w:t>
+      </w:r>
+      <w:proofErr w:type="gramEnd"/>
+      <w:r>
+        <w:rPr>
+          <w:lang w:val="fr-CH"/>
+        </w:rPr>
+        <w:t xml:space="preserve"> suffisant pour la tâche de marche. On va mettre à la fréquence maximum qui est de 360 Hz (</w:t>
+      </w:r>
+      <w:proofErr w:type="spellStart"/>
+      <w:r>
+        <w:rPr>
+          <w:lang w:val="fr-CH"/>
+        </w:rPr>
+        <w:t>tf</w:t>
+      </w:r>
+      <w:proofErr w:type="spellEnd"/>
+      <w:r>
+        <w:rPr>
+          <w:lang w:val="fr-CH"/>
+        </w:rPr>
+        <w:t xml:space="preserve"> duration = 2.8 ms). </w:t>
+      </w:r>
+      <w:r>
+        <w:rPr>
+          <w:lang w:val="fr-CH"/>
+        </w:rPr>
+        <w:br/>
+        <w:t xml:space="preserve">Le timing du </w:t>
+      </w:r>
+      <w:proofErr w:type="spellStart"/>
+      <w:r>
+        <w:rPr>
+          <w:lang w:val="fr-CH"/>
+        </w:rPr>
+        <w:t>fixed</w:t>
+      </w:r>
+      <w:proofErr w:type="spellEnd"/>
+      <w:r>
+        <w:rPr>
+          <w:lang w:val="fr-CH"/>
+        </w:rPr>
+        <w:t xml:space="preserve"> update ne doit pas aller plus vite que les cameras (ça sert à rien !!!). On doit donc mettre un </w:t>
+      </w:r>
+      <w:proofErr w:type="spellStart"/>
+      <w:r>
+        <w:rPr>
+          <w:lang w:val="fr-CH"/>
+        </w:rPr>
+        <w:t>fixedUpdate</w:t>
+      </w:r>
+      <w:proofErr w:type="spellEnd"/>
+      <w:r>
+        <w:rPr>
+          <w:lang w:val="fr-CH"/>
+        </w:rPr>
+        <w:t xml:space="preserve"> à 2.8ms. Pour le problème de détection de souris, il faut faire une boucle update à côté pour la détection. </w:t>
+      </w:r>
+      <w:r>
+        <w:rPr>
+          <w:lang w:val="fr-CH"/>
+        </w:rPr>
+        <w:br/>
+        <w:t xml:space="preserve">ATTENTION : Il faut aussi aller modifier le script de l’expe1 pour </w:t>
+      </w:r>
+      <w:r>
+        <w:rPr>
+          <w:lang w:val="fr-CH"/>
+        </w:rPr>
+        <w:t>considérer</w:t>
+      </w:r>
+      <w:r>
+        <w:rPr>
+          <w:lang w:val="fr-CH"/>
+        </w:rPr>
+        <w:t xml:space="preserve"> qu’on a un point de data toutes les 2.8ms. </w:t>
+      </w:r>
+      <w:r>
+        <w:rPr>
+          <w:lang w:val="fr-CH"/>
+        </w:rPr>
+        <w:t xml:space="preserve"> </w:t>
+      </w:r>
+    </w:p>
+    <w:p>
+      <w:pPr>
+        <w:rPr>
+          <w:lang w:val="fr-CH"/>
+        </w:rPr>
+      </w:pPr>
+      <w:r>
+        <w:rPr>
+          <w:lang w:val="fr-CH"/>
+        </w:rPr>
+        <w:t xml:space="preserve">ATTENTION : Après relecture </w:t>
+      </w:r>
+      <w:proofErr w:type="gramStart"/>
+      <w:r>
+        <w:rPr>
+          <w:lang w:val="fr-CH"/>
+        </w:rPr>
+        <w:t>des article</w:t>
+      </w:r>
+      <w:proofErr w:type="gramEnd"/>
+      <w:r>
+        <w:rPr>
+          <w:lang w:val="fr-CH"/>
+        </w:rPr>
+        <w:t>, ils ont jamais eu une résolution à 1ms !!!! Leur système marchait à 30 Hz (</w:t>
+      </w:r>
+      <w:proofErr w:type="spellStart"/>
+      <w:r>
+        <w:rPr>
+          <w:lang w:val="fr-CH"/>
+        </w:rPr>
+        <w:t>tf</w:t>
+      </w:r>
+      <w:proofErr w:type="spellEnd"/>
+      <w:r>
+        <w:rPr>
+          <w:lang w:val="fr-CH"/>
+        </w:rPr>
+        <w:t xml:space="preserve"> duration = 33.3 ms). La mention de 1ms c’était le retard entre le trigger et l’enregistrement. </w:t>
+      </w:r>
+    </w:p>
+    <w:p>
+      <w:pPr>
+        <w:rPr>
+          <w:b/>
+          <w:color w:val="FF0000"/>
+          <w:sz w:val="28"/>
+          <w:lang w:val="fr-CH"/>
+        </w:rPr>
+      </w:pPr>
+      <w:r>
+        <w:rPr>
+          <w:b/>
+          <w:color w:val="FF0000"/>
+          <w:sz w:val="28"/>
+          <w:lang w:val="fr-CH"/>
+        </w:rPr>
+        <w:lastRenderedPageBreak/>
+        <w:t xml:space="preserve">Donc au niveau de l’enregistrement des data, ça ne sert à rien d’aller à </w:t>
+      </w:r>
+      <w:r>
+        <w:rPr>
+          <w:b/>
+          <w:color w:val="FF0000"/>
+          <w:sz w:val="28"/>
+          <w:lang w:val="fr-CH"/>
+        </w:rPr>
+        <w:t>360 Hz (</w:t>
+      </w:r>
+      <w:proofErr w:type="spellStart"/>
+      <w:r>
+        <w:rPr>
+          <w:b/>
+          <w:color w:val="FF0000"/>
+          <w:sz w:val="28"/>
+          <w:lang w:val="fr-CH"/>
+        </w:rPr>
+        <w:t>tf</w:t>
+      </w:r>
+      <w:proofErr w:type="spellEnd"/>
+      <w:r>
+        <w:rPr>
+          <w:b/>
+          <w:color w:val="FF0000"/>
+          <w:sz w:val="28"/>
+          <w:lang w:val="fr-CH"/>
+        </w:rPr>
+        <w:t xml:space="preserve"> duration = 2.8 ms).</w:t>
+      </w:r>
+      <w:r>
+        <w:rPr>
+          <w:b/>
+          <w:color w:val="FF0000"/>
+          <w:sz w:val="28"/>
+          <w:lang w:val="fr-CH"/>
+        </w:rPr>
+        <w:t xml:space="preserve"> </w:t>
+      </w:r>
+      <w:r>
+        <w:rPr>
+          <w:b/>
+          <w:color w:val="FF0000"/>
+          <w:sz w:val="28"/>
+          <w:lang w:val="fr-CH"/>
+        </w:rPr>
+        <w:br/>
+        <w:t xml:space="preserve">Le plus petit dénominateur commun pour le </w:t>
+      </w:r>
+      <w:proofErr w:type="spellStart"/>
+      <w:r>
+        <w:rPr>
+          <w:b/>
+          <w:color w:val="FF0000"/>
+          <w:sz w:val="28"/>
+          <w:lang w:val="fr-CH"/>
+        </w:rPr>
+        <w:t>déais</w:t>
+      </w:r>
+      <w:proofErr w:type="spellEnd"/>
+      <w:r>
+        <w:rPr>
+          <w:b/>
+          <w:color w:val="FF0000"/>
+          <w:sz w:val="28"/>
+          <w:lang w:val="fr-CH"/>
+        </w:rPr>
+        <w:t xml:space="preserve"> c’est 5ms. DU coup, on reste sur un </w:t>
+      </w:r>
+      <w:proofErr w:type="spellStart"/>
+      <w:r>
+        <w:rPr>
+          <w:b/>
+          <w:color w:val="FF0000"/>
+          <w:sz w:val="28"/>
+          <w:lang w:val="fr-CH"/>
+        </w:rPr>
+        <w:t>fixed</w:t>
+      </w:r>
+      <w:proofErr w:type="spellEnd"/>
+      <w:r>
+        <w:rPr>
+          <w:b/>
+          <w:color w:val="FF0000"/>
+          <w:sz w:val="28"/>
+          <w:lang w:val="fr-CH"/>
+        </w:rPr>
+        <w:t xml:space="preserve"> update à 5ms comme je l’avait prévu à l’origine et </w:t>
+      </w:r>
+      <w:proofErr w:type="spellStart"/>
+      <w:proofErr w:type="gramStart"/>
+      <w:r>
+        <w:rPr>
+          <w:b/>
+          <w:color w:val="FF0000"/>
+          <w:sz w:val="28"/>
+          <w:lang w:val="fr-CH"/>
+        </w:rPr>
+        <w:t>on</w:t>
+      </w:r>
+      <w:proofErr w:type="spellEnd"/>
+      <w:proofErr w:type="gramEnd"/>
+      <w:r>
+        <w:rPr>
+          <w:b/>
+          <w:color w:val="FF0000"/>
+          <w:sz w:val="28"/>
+          <w:lang w:val="fr-CH"/>
+        </w:rPr>
+        <w:t xml:space="preserve"> </w:t>
+      </w:r>
+      <w:proofErr w:type="spellStart"/>
+      <w:r>
+        <w:rPr>
+          <w:b/>
+          <w:color w:val="FF0000"/>
+          <w:sz w:val="28"/>
+          <w:lang w:val="fr-CH"/>
+        </w:rPr>
+        <w:t>choisi</w:t>
+      </w:r>
+      <w:proofErr w:type="spellEnd"/>
+      <w:r>
+        <w:rPr>
+          <w:b/>
+          <w:color w:val="FF0000"/>
+          <w:sz w:val="28"/>
+          <w:lang w:val="fr-CH"/>
+        </w:rPr>
+        <w:t xml:space="preserve"> d’utiliser une fréquence d’</w:t>
+      </w:r>
+      <w:proofErr w:type="spellStart"/>
+      <w:r>
+        <w:rPr>
+          <w:b/>
+          <w:color w:val="FF0000"/>
+          <w:sz w:val="28"/>
+          <w:lang w:val="fr-CH"/>
+        </w:rPr>
+        <w:t>échantillonage</w:t>
+      </w:r>
+      <w:proofErr w:type="spellEnd"/>
+      <w:r>
+        <w:rPr>
+          <w:b/>
+          <w:color w:val="FF0000"/>
+          <w:sz w:val="28"/>
+          <w:lang w:val="fr-CH"/>
+        </w:rPr>
+        <w:t xml:space="preserve"> à 200 Hz pour le système </w:t>
+      </w:r>
+      <w:proofErr w:type="spellStart"/>
+      <w:r>
+        <w:rPr>
+          <w:b/>
+          <w:color w:val="FF0000"/>
+          <w:sz w:val="28"/>
+          <w:lang w:val="fr-CH"/>
+        </w:rPr>
+        <w:t>optitrack</w:t>
+      </w:r>
+      <w:proofErr w:type="spellEnd"/>
+      <w:r>
+        <w:rPr>
+          <w:b/>
+          <w:color w:val="FF0000"/>
+          <w:sz w:val="28"/>
+          <w:lang w:val="fr-CH"/>
+        </w:rPr>
+        <w:t>.</w:t>
+      </w:r>
+      <w:r>
+        <w:rPr>
+          <w:b/>
+          <w:color w:val="FF0000"/>
+          <w:sz w:val="28"/>
+          <w:lang w:val="fr-CH"/>
+        </w:rPr>
+        <w:t xml:space="preserve"> On sera déjà 6 x plus précis que le papier original. C’est mon choix définitif.</w:t>
+      </w:r>
+    </w:p>
+    <w:p>
+      <w:pPr>
+        <w:rPr>
+          <w:b/>
+          <w:color w:val="FF0000"/>
+          <w:sz w:val="28"/>
+          <w:lang w:val="fr-CH"/>
+        </w:rPr>
+      </w:pPr>
+    </w:p>
+    <w:p>
+      <w:pPr>
+        <w:rPr>
+          <w:b/>
+          <w:color w:val="FF0000"/>
+          <w:sz w:val="28"/>
+          <w:lang w:val="fr-CH"/>
+        </w:rPr>
+      </w:pPr>
+    </w:p>
+    <w:p>
+      <w:pPr>
+        <w:rPr>
+          <w:sz w:val="28"/>
+          <w:lang w:val="fr-CH"/>
+        </w:rPr>
+      </w:pPr>
+      <w:r>
+        <w:rPr>
+          <w:i/>
+          <w:sz w:val="28"/>
+          <w:lang w:val="fr-CH"/>
+        </w:rPr>
+        <w:t>Vérification des valeurs enregistrer</w:t>
+      </w:r>
+      <w:r>
+        <w:rPr>
+          <w:sz w:val="28"/>
+          <w:lang w:val="fr-CH"/>
+        </w:rPr>
+        <w:t xml:space="preserve"> : </w:t>
+      </w:r>
+    </w:p>
+    <w:p>
+      <w:pPr>
+        <w:rPr>
+          <w:sz w:val="28"/>
+          <w:lang w:val="fr-CH"/>
+        </w:rPr>
+      </w:pPr>
+      <w:r>
+        <w:rPr>
+          <w:sz w:val="28"/>
+          <w:lang w:val="fr-CH"/>
+        </w:rPr>
+        <w:t xml:space="preserve">Les </w:t>
+      </w:r>
+      <w:r>
+        <w:rPr>
+          <w:sz w:val="28"/>
+          <w:lang w:val="fr-CH"/>
+        </w:rPr>
+        <w:t xml:space="preserve">valeur </w:t>
+      </w:r>
+      <w:proofErr w:type="spellStart"/>
+      <w:r>
+        <w:rPr>
+          <w:i/>
+          <w:sz w:val="28"/>
+          <w:lang w:val="fr-CH"/>
+        </w:rPr>
+        <w:t>hips_Z</w:t>
+      </w:r>
+      <w:proofErr w:type="spellEnd"/>
+      <w:r>
+        <w:rPr>
+          <w:sz w:val="28"/>
+          <w:lang w:val="fr-CH"/>
+        </w:rPr>
+        <w:t xml:space="preserve"> enregistré dans le fichier sont bien </w:t>
+      </w:r>
+      <w:proofErr w:type="gramStart"/>
+      <w:r>
+        <w:rPr>
+          <w:sz w:val="28"/>
+          <w:lang w:val="fr-CH"/>
+        </w:rPr>
+        <w:t>les même valeur</w:t>
+      </w:r>
+      <w:proofErr w:type="gramEnd"/>
+      <w:r>
+        <w:rPr>
+          <w:sz w:val="28"/>
+          <w:lang w:val="fr-CH"/>
+        </w:rPr>
+        <w:t xml:space="preserve"> que si on regarde l’inspecteur du </w:t>
+      </w:r>
+      <w:proofErr w:type="spellStart"/>
+      <w:r>
+        <w:rPr>
+          <w:sz w:val="28"/>
+          <w:lang w:val="fr-CH"/>
+        </w:rPr>
+        <w:t>Unity</w:t>
+      </w:r>
+      <w:proofErr w:type="spellEnd"/>
+      <w:r>
+        <w:rPr>
+          <w:sz w:val="28"/>
+          <w:lang w:val="fr-CH"/>
+        </w:rPr>
+        <w:t xml:space="preserve"> (</w:t>
+      </w:r>
+      <w:proofErr w:type="spellStart"/>
+      <w:r>
+        <w:rPr>
+          <w:sz w:val="28"/>
+          <w:lang w:val="fr-CH"/>
+        </w:rPr>
+        <w:t>Transform</w:t>
+      </w:r>
+      <w:proofErr w:type="spellEnd"/>
+      <w:r>
+        <w:rPr>
+          <w:sz w:val="28"/>
+          <w:lang w:val="fr-CH"/>
+        </w:rPr>
+        <w:t xml:space="preserve">).  </w:t>
+      </w:r>
+    </w:p>
+    <w:p>
+      <w:pPr>
+        <w:rPr>
+          <w:lang w:val="fr-CH"/>
+        </w:rPr>
+      </w:pPr>
+      <w:r>
+        <w:rPr>
+          <w:lang w:val="fr-CH"/>
+        </w:rPr>
+        <w:t xml:space="preserve">Dans </w:t>
+      </w:r>
+      <w:proofErr w:type="spellStart"/>
+      <w:r>
+        <w:rPr>
+          <w:lang w:val="fr-CH"/>
+        </w:rPr>
+        <w:t>Unity</w:t>
+      </w:r>
+      <w:proofErr w:type="spellEnd"/>
+      <w:r>
+        <w:rPr>
+          <w:lang w:val="fr-CH"/>
+        </w:rPr>
+        <w:t xml:space="preserve">, si j'ai un </w:t>
+      </w:r>
+      <w:proofErr w:type="spellStart"/>
+      <w:r>
+        <w:rPr>
+          <w:lang w:val="fr-CH"/>
+        </w:rPr>
+        <w:t>gameObject</w:t>
+      </w:r>
+      <w:proofErr w:type="spellEnd"/>
+      <w:r>
+        <w:rPr>
+          <w:lang w:val="fr-CH"/>
+        </w:rPr>
+        <w:t xml:space="preserve"> object2 qui est attaché à un autre </w:t>
+      </w:r>
+      <w:proofErr w:type="spellStart"/>
+      <w:r>
+        <w:rPr>
+          <w:lang w:val="fr-CH"/>
+        </w:rPr>
+        <w:t>gameObject</w:t>
+      </w:r>
+      <w:proofErr w:type="spellEnd"/>
+      <w:r>
+        <w:rPr>
+          <w:lang w:val="fr-CH"/>
+        </w:rPr>
+        <w:t xml:space="preserve"> object1 parent, est-ce que les </w:t>
+      </w:r>
+      <w:proofErr w:type="spellStart"/>
+      <w:r>
+        <w:rPr>
+          <w:lang w:val="fr-CH"/>
+        </w:rPr>
+        <w:t>valeures</w:t>
+      </w:r>
+      <w:proofErr w:type="spellEnd"/>
+      <w:r>
+        <w:rPr>
+          <w:lang w:val="fr-CH"/>
+        </w:rPr>
+        <w:t xml:space="preserve"> de </w:t>
+      </w:r>
+      <w:proofErr w:type="gramStart"/>
+      <w:r>
+        <w:rPr>
+          <w:lang w:val="fr-CH"/>
+        </w:rPr>
+        <w:t>object2.transform.position</w:t>
+      </w:r>
+      <w:proofErr w:type="gramEnd"/>
+      <w:r>
+        <w:rPr>
+          <w:lang w:val="fr-CH"/>
+        </w:rPr>
+        <w:t xml:space="preserve"> sont relative à son </w:t>
+      </w:r>
+      <w:proofErr w:type="spellStart"/>
+      <w:r>
+        <w:rPr>
+          <w:lang w:val="fr-CH"/>
+        </w:rPr>
+        <w:t>object</w:t>
+      </w:r>
+      <w:proofErr w:type="spellEnd"/>
+      <w:r>
+        <w:rPr>
+          <w:lang w:val="fr-CH"/>
+        </w:rPr>
+        <w:t xml:space="preserve"> parent ou bien par </w:t>
+      </w:r>
+      <w:proofErr w:type="spellStart"/>
+      <w:r>
+        <w:rPr>
+          <w:lang w:val="fr-CH"/>
+        </w:rPr>
+        <w:t>rappord</w:t>
+      </w:r>
+      <w:proofErr w:type="spellEnd"/>
+      <w:r>
+        <w:rPr>
+          <w:lang w:val="fr-CH"/>
+        </w:rPr>
+        <w:t xml:space="preserve"> au world </w:t>
+      </w:r>
+      <w:proofErr w:type="spellStart"/>
+      <w:r>
+        <w:rPr>
+          <w:lang w:val="fr-CH"/>
+        </w:rPr>
+        <w:t>space</w:t>
+      </w:r>
+      <w:proofErr w:type="spellEnd"/>
+      <w:r>
+        <w:rPr>
+          <w:lang w:val="fr-CH"/>
+        </w:rPr>
+        <w:t xml:space="preserve"> de la scène ?</w:t>
+      </w:r>
+    </w:p>
+    <w:p>
+      <w:pPr>
+        <w:rPr>
+          <w:lang w:val="fr-CH"/>
+        </w:rPr>
+      </w:pPr>
+      <w:r>
+        <w:rPr>
+          <w:lang w:val="fr-CH"/>
+        </w:rPr>
+        <w:t xml:space="preserve">Réponse de </w:t>
+      </w:r>
+      <w:proofErr w:type="spellStart"/>
+      <w:r>
+        <w:rPr>
+          <w:lang w:val="fr-CH"/>
+        </w:rPr>
+        <w:t>ChatGPT</w:t>
+      </w:r>
+      <w:proofErr w:type="spellEnd"/>
+      <w:r>
+        <w:rPr>
+          <w:lang w:val="fr-CH"/>
+        </w:rPr>
+        <w:t xml:space="preserve"> : </w:t>
+      </w:r>
+    </w:p>
+    <w:p>
+      <w:pPr>
+        <w:pStyle w:val="NormalWeb"/>
+        <w:rPr>
+          <w:lang w:val="fr-CH"/>
+        </w:rPr>
+      </w:pPr>
+      <w:r>
+        <w:rPr>
+          <w:lang w:val="fr-CH"/>
+        </w:rPr>
+        <w:t xml:space="preserve">Dans </w:t>
+      </w:r>
+      <w:proofErr w:type="spellStart"/>
+      <w:r>
+        <w:rPr>
+          <w:lang w:val="fr-CH"/>
+        </w:rPr>
+        <w:t>Unity</w:t>
+      </w:r>
+      <w:proofErr w:type="spellEnd"/>
+      <w:r>
+        <w:rPr>
+          <w:lang w:val="fr-CH"/>
+        </w:rPr>
+        <w:t xml:space="preserve">, les valeurs de </w:t>
+      </w:r>
+      <w:proofErr w:type="gramStart"/>
+      <w:r>
+        <w:rPr>
+          <w:rStyle w:val="HTMLCode"/>
+          <w:b/>
+          <w:bCs/>
+          <w:lang w:val="fr-CH"/>
+        </w:rPr>
+        <w:t>object2.transform.position</w:t>
+      </w:r>
+      <w:proofErr w:type="gramEnd"/>
+      <w:r>
+        <w:rPr>
+          <w:lang w:val="fr-CH"/>
+        </w:rPr>
+        <w:t xml:space="preserve"> sont exprimées en </w:t>
+      </w:r>
+      <w:r>
+        <w:rPr>
+          <w:rStyle w:val="Strong"/>
+          <w:rFonts w:eastAsiaTheme="majorEastAsia"/>
+          <w:lang w:val="fr-CH"/>
+        </w:rPr>
+        <w:t xml:space="preserve">coordonnées du world </w:t>
+      </w:r>
+      <w:proofErr w:type="spellStart"/>
+      <w:r>
+        <w:rPr>
+          <w:rStyle w:val="Strong"/>
+          <w:rFonts w:eastAsiaTheme="majorEastAsia"/>
+          <w:lang w:val="fr-CH"/>
+        </w:rPr>
+        <w:t>space</w:t>
+      </w:r>
+      <w:proofErr w:type="spellEnd"/>
+      <w:r>
+        <w:rPr>
+          <w:lang w:val="fr-CH"/>
+        </w:rPr>
+        <w:t xml:space="preserve"> (l'espace global de la scène), </w:t>
+      </w:r>
+      <w:r>
+        <w:rPr>
+          <w:rStyle w:val="Strong"/>
+          <w:rFonts w:eastAsiaTheme="majorEastAsia"/>
+          <w:lang w:val="fr-CH"/>
+        </w:rPr>
+        <w:t xml:space="preserve">même si </w:t>
+      </w:r>
+      <w:r>
+        <w:rPr>
+          <w:rStyle w:val="HTMLCode"/>
+          <w:b/>
+          <w:bCs/>
+          <w:lang w:val="fr-CH"/>
+        </w:rPr>
+        <w:t>object2</w:t>
+      </w:r>
+      <w:r>
+        <w:rPr>
+          <w:rStyle w:val="Strong"/>
+          <w:rFonts w:eastAsiaTheme="majorEastAsia"/>
+          <w:lang w:val="fr-CH"/>
+        </w:rPr>
+        <w:t xml:space="preserve"> est enfant de </w:t>
+      </w:r>
+      <w:r>
+        <w:rPr>
+          <w:rStyle w:val="HTMLCode"/>
+          <w:b/>
+          <w:bCs/>
+          <w:lang w:val="fr-CH"/>
+        </w:rPr>
+        <w:t>object1</w:t>
+      </w:r>
+      <w:r>
+        <w:rPr>
+          <w:lang w:val="fr-CH"/>
+        </w:rPr>
+        <w:t>.</w:t>
+      </w:r>
+    </w:p>
+    <w:p>
+      <w:pPr>
+        <w:pStyle w:val="NormalWeb"/>
+        <w:rPr>
+          <w:lang w:val="fr-CH"/>
+        </w:rPr>
+      </w:pPr>
+      <w:r>
+        <w:rPr>
+          <w:lang w:val="fr-CH"/>
+        </w:rPr>
+        <w:t>Cependant, si tu veux obtenir la position relative à son parent (</w:t>
+      </w:r>
+      <w:r>
+        <w:rPr>
+          <w:rStyle w:val="HTMLCode"/>
+          <w:lang w:val="fr-CH"/>
+        </w:rPr>
+        <w:t>object1</w:t>
+      </w:r>
+      <w:r>
+        <w:rPr>
+          <w:lang w:val="fr-CH"/>
+        </w:rPr>
+        <w:t xml:space="preserve">), tu dois utiliser </w:t>
+      </w:r>
+      <w:proofErr w:type="gramStart"/>
+      <w:r>
+        <w:rPr>
+          <w:rStyle w:val="HTMLCode"/>
+          <w:b/>
+          <w:bCs/>
+          <w:lang w:val="fr-CH"/>
+        </w:rPr>
+        <w:t>object2.transform.localPosition</w:t>
+      </w:r>
+      <w:proofErr w:type="gramEnd"/>
+      <w:r>
+        <w:rPr>
+          <w:lang w:val="fr-CH"/>
+        </w:rPr>
+        <w:t xml:space="preserve">, qui est exprimée dans le </w:t>
+      </w:r>
+      <w:r>
+        <w:rPr>
+          <w:rStyle w:val="Strong"/>
+          <w:rFonts w:eastAsiaTheme="majorEastAsia"/>
+          <w:lang w:val="fr-CH"/>
+        </w:rPr>
+        <w:t xml:space="preserve">local </w:t>
+      </w:r>
+      <w:proofErr w:type="spellStart"/>
+      <w:r>
+        <w:rPr>
+          <w:rStyle w:val="Strong"/>
+          <w:rFonts w:eastAsiaTheme="majorEastAsia"/>
+          <w:lang w:val="fr-CH"/>
+        </w:rPr>
+        <w:t>space</w:t>
+      </w:r>
+      <w:proofErr w:type="spellEnd"/>
+      <w:r>
+        <w:rPr>
+          <w:lang w:val="fr-CH"/>
+        </w:rPr>
+        <w:t xml:space="preserve"> du parent.</w:t>
+      </w:r>
+    </w:p>
+    <w:p>
+      <w:pPr>
+        <w:pStyle w:val="NormalWeb"/>
+        <w:rPr>
+          <w:sz w:val="28"/>
+          <w:lang w:val="fr-CH"/>
+        </w:rPr>
+      </w:pPr>
+      <w:r>
+        <w:rPr>
+          <w:lang w:val="fr-CH"/>
+        </w:rPr>
+        <w:t xml:space="preserve">En </w:t>
+      </w:r>
+      <w:r>
+        <w:rPr>
+          <w:lang w:val="fr-CH"/>
+        </w:rPr>
+        <w:t xml:space="preserve">observant l’interface, </w:t>
+      </w:r>
+      <w:proofErr w:type="gramStart"/>
+      <w:r>
+        <w:rPr>
+          <w:lang w:val="fr-CH"/>
+        </w:rPr>
+        <w:t>les valeur</w:t>
+      </w:r>
+      <w:proofErr w:type="gramEnd"/>
+      <w:r>
+        <w:rPr>
+          <w:lang w:val="fr-CH"/>
+        </w:rPr>
+        <w:t xml:space="preserve"> de translation dans l’inspecteur de </w:t>
+      </w:r>
+      <w:proofErr w:type="spellStart"/>
+      <w:r>
+        <w:rPr>
+          <w:lang w:val="fr-CH"/>
+        </w:rPr>
+        <w:t>Unity</w:t>
+      </w:r>
+      <w:proofErr w:type="spellEnd"/>
+      <w:r>
+        <w:rPr>
+          <w:lang w:val="fr-CH"/>
+        </w:rPr>
+        <w:t xml:space="preserve"> sont bien les valeur </w:t>
+      </w:r>
+      <w:proofErr w:type="spellStart"/>
+      <w:r>
+        <w:rPr>
+          <w:lang w:val="fr-CH"/>
+        </w:rPr>
+        <w:t>localPosition</w:t>
+      </w:r>
+      <w:proofErr w:type="spellEnd"/>
+      <w:r>
+        <w:rPr>
+          <w:lang w:val="fr-CH"/>
+        </w:rPr>
+        <w:t xml:space="preserve"> </w:t>
+      </w:r>
+      <w:r>
+        <w:rPr>
+          <w:lang w:val="fr-CH"/>
+        </w:rPr>
+        <w:t xml:space="preserve">lié à </w:t>
+      </w:r>
+      <w:proofErr w:type="spellStart"/>
+      <w:r>
+        <w:rPr>
+          <w:lang w:val="fr-CH"/>
+        </w:rPr>
+        <w:t>l’object</w:t>
+      </w:r>
+      <w:proofErr w:type="spellEnd"/>
+      <w:r>
+        <w:rPr>
+          <w:lang w:val="fr-CH"/>
+        </w:rPr>
+        <w:t xml:space="preserve"> parents </w:t>
+      </w:r>
+      <w:r>
+        <w:rPr>
+          <w:lang w:val="fr-CH"/>
+        </w:rPr>
+        <w:t xml:space="preserve">et pas les valeur </w:t>
+      </w:r>
+      <w:r>
+        <w:rPr>
+          <w:lang w:val="fr-CH"/>
+        </w:rPr>
+        <w:t>position</w:t>
+      </w:r>
+      <w:r>
+        <w:rPr>
+          <w:lang w:val="fr-CH"/>
+        </w:rPr>
+        <w:t xml:space="preserve"> dans le world </w:t>
+      </w:r>
+      <w:proofErr w:type="spellStart"/>
+      <w:r>
+        <w:rPr>
+          <w:lang w:val="fr-CH"/>
+        </w:rPr>
+        <w:t>space</w:t>
+      </w:r>
+      <w:proofErr w:type="spellEnd"/>
+      <w:r>
+        <w:rPr>
+          <w:lang w:val="fr-CH"/>
+        </w:rPr>
+        <w:t xml:space="preserve"> de la scène. J’en ai pour preuve les valeurs des </w:t>
+      </w:r>
+      <w:proofErr w:type="spellStart"/>
+      <w:r>
+        <w:rPr>
+          <w:lang w:val="fr-CH"/>
+        </w:rPr>
+        <w:t>toe</w:t>
+      </w:r>
+      <w:proofErr w:type="spellEnd"/>
+      <w:r>
+        <w:rPr>
+          <w:lang w:val="fr-CH"/>
+        </w:rPr>
+        <w:t xml:space="preserve">. Pendant le </w:t>
+      </w:r>
+      <w:proofErr w:type="spellStart"/>
+      <w:r>
+        <w:rPr>
+          <w:lang w:val="fr-CH"/>
+        </w:rPr>
+        <w:t>play</w:t>
+      </w:r>
+      <w:proofErr w:type="spellEnd"/>
+      <w:r>
+        <w:rPr>
+          <w:lang w:val="fr-CH"/>
+        </w:rPr>
+        <w:t xml:space="preserve"> de la scène, les valeurs dans l’inspecteur ne bougent absolument pas (statique) alors que dans mon fichier output, j’ai bien des valeurs différentes à chaque TF. Donc je suis sûr que les </w:t>
+      </w:r>
+      <w:proofErr w:type="spellStart"/>
+      <w:r>
+        <w:rPr>
+          <w:lang w:val="fr-CH"/>
+        </w:rPr>
+        <w:t>valeures</w:t>
+      </w:r>
+      <w:proofErr w:type="spellEnd"/>
+      <w:r>
+        <w:rPr>
+          <w:lang w:val="fr-CH"/>
+        </w:rPr>
+        <w:t xml:space="preserve"> pourront être directement comparer entre </w:t>
+      </w:r>
+      <w:proofErr w:type="spellStart"/>
+      <w:r>
+        <w:rPr>
+          <w:lang w:val="fr-CH"/>
+        </w:rPr>
+        <w:t>toe</w:t>
+      </w:r>
+      <w:proofErr w:type="spellEnd"/>
+      <w:r>
+        <w:rPr>
+          <w:lang w:val="fr-CH"/>
+        </w:rPr>
+        <w:t xml:space="preserve"> et </w:t>
+      </w:r>
+      <w:proofErr w:type="spellStart"/>
+      <w:r>
+        <w:rPr>
+          <w:lang w:val="fr-CH"/>
+        </w:rPr>
+        <w:t>hips</w:t>
+      </w:r>
+      <w:proofErr w:type="spellEnd"/>
+      <w:r>
+        <w:rPr>
+          <w:lang w:val="fr-CH"/>
+        </w:rPr>
+        <w:t xml:space="preserve"> (même point de référence) ! </w:t>
+      </w:r>
+    </w:p>
+    <w:p>
+      <w:pPr>
+        <w:rPr>
+          <w:b/>
+          <w:sz w:val="28"/>
+          <w:lang w:val="fr-CH"/>
+        </w:rPr>
+      </w:pPr>
+      <w:r>
+        <w:rPr>
+          <w:b/>
+          <w:sz w:val="28"/>
+          <w:lang w:val="fr-CH"/>
+        </w:rPr>
+        <w:t xml:space="preserve">En conclusion, les valeurs enregistrer sont bien dans le world </w:t>
+      </w:r>
+      <w:proofErr w:type="spellStart"/>
+      <w:r>
+        <w:rPr>
+          <w:b/>
+          <w:sz w:val="28"/>
+          <w:lang w:val="fr-CH"/>
+        </w:rPr>
+        <w:t>space</w:t>
+      </w:r>
+      <w:proofErr w:type="spellEnd"/>
+      <w:r>
+        <w:rPr>
+          <w:b/>
+          <w:sz w:val="28"/>
+          <w:lang w:val="fr-CH"/>
+        </w:rPr>
+        <w:t xml:space="preserve"> de la scène et on pourra comparer directement les valeurs de </w:t>
+      </w:r>
+      <w:proofErr w:type="spellStart"/>
+      <w:r>
+        <w:rPr>
+          <w:b/>
+          <w:sz w:val="28"/>
+          <w:lang w:val="fr-CH"/>
+        </w:rPr>
+        <w:t>hips</w:t>
+      </w:r>
+      <w:proofErr w:type="spellEnd"/>
+      <w:r>
+        <w:rPr>
+          <w:b/>
+          <w:sz w:val="28"/>
+          <w:lang w:val="fr-CH"/>
+        </w:rPr>
+        <w:t xml:space="preserve"> et de </w:t>
+      </w:r>
+      <w:proofErr w:type="spellStart"/>
+      <w:r>
+        <w:rPr>
+          <w:b/>
+          <w:sz w:val="28"/>
+          <w:lang w:val="fr-CH"/>
+        </w:rPr>
+        <w:t>toeL</w:t>
+      </w:r>
+      <w:proofErr w:type="spellEnd"/>
+      <w:r>
+        <w:rPr>
+          <w:b/>
+          <w:sz w:val="28"/>
+          <w:lang w:val="fr-CH"/>
+        </w:rPr>
+        <w:t>/</w:t>
+      </w:r>
+      <w:proofErr w:type="spellStart"/>
+      <w:r>
+        <w:rPr>
+          <w:b/>
+          <w:sz w:val="28"/>
+          <w:lang w:val="fr-CH"/>
+        </w:rPr>
+        <w:t>toeR</w:t>
+      </w:r>
+      <w:proofErr w:type="spellEnd"/>
+      <w:r>
+        <w:rPr>
+          <w:b/>
+          <w:sz w:val="28"/>
           <w:lang w:val="fr-CH"/>
         </w:rPr>
         <w:t xml:space="preserve">. </w:t>
       </w:r>
+      <w:r>
+        <w:rPr>
+          <w:b/>
+          <w:sz w:val="28"/>
+          <w:lang w:val="fr-CH"/>
+        </w:rPr>
+        <w:br/>
+      </w:r>
+    </w:p>
+    <w:p>
+      <w:pPr>
+        <w:rPr>
+          <w:lang w:val="fr-CH"/>
+        </w:rPr>
+      </w:pPr>
+      <w:r>
+        <w:rPr>
+          <w:lang w:val="fr-CH"/>
+        </w:rPr>
+        <w:t xml:space="preserve">Vérification du </w:t>
+      </w:r>
+      <w:proofErr w:type="spellStart"/>
+      <w:r>
+        <w:rPr>
+          <w:lang w:val="fr-CH"/>
+        </w:rPr>
+        <w:t>replay</w:t>
+      </w:r>
+      <w:proofErr w:type="spellEnd"/>
+    </w:p>
+    <w:p>
+      <w:pPr>
+        <w:rPr>
+          <w:lang w:val="fr-CH"/>
+        </w:rPr>
+      </w:pPr>
+      <w:r>
+        <w:rPr>
+          <w:lang w:val="fr-CH"/>
+        </w:rPr>
+        <w:t xml:space="preserve">J’ai regardé attentivement le </w:t>
+      </w:r>
+      <w:proofErr w:type="spellStart"/>
+      <w:r>
+        <w:rPr>
+          <w:lang w:val="fr-CH"/>
+        </w:rPr>
+        <w:t>replay</w:t>
+      </w:r>
+      <w:proofErr w:type="spellEnd"/>
+      <w:r>
+        <w:rPr>
+          <w:lang w:val="fr-CH"/>
+        </w:rPr>
+        <w:t xml:space="preserve"> du </w:t>
+      </w:r>
+      <w:proofErr w:type="spellStart"/>
+      <w:r>
+        <w:rPr>
+          <w:lang w:val="fr-CH"/>
+        </w:rPr>
+        <w:t>charactère</w:t>
+      </w:r>
+      <w:proofErr w:type="spellEnd"/>
+      <w:r>
+        <w:rPr>
+          <w:lang w:val="fr-CH"/>
+        </w:rPr>
+        <w:t xml:space="preserve"> </w:t>
+      </w:r>
+      <w:proofErr w:type="spellStart"/>
+      <w:r>
+        <w:rPr>
+          <w:lang w:val="fr-CH"/>
+        </w:rPr>
+        <w:t>HumanBaseMesh_Male</w:t>
+      </w:r>
+      <w:proofErr w:type="spellEnd"/>
+      <w:r>
+        <w:rPr>
+          <w:lang w:val="fr-CH"/>
+        </w:rPr>
+        <w:t xml:space="preserve"> et </w:t>
+      </w:r>
+      <w:proofErr w:type="spellStart"/>
+      <w:r>
+        <w:rPr>
+          <w:lang w:val="fr-CH"/>
+        </w:rPr>
+        <w:t>AvatarM</w:t>
+      </w:r>
+      <w:proofErr w:type="spellEnd"/>
+      <w:r>
+        <w:rPr>
+          <w:lang w:val="fr-CH"/>
+        </w:rPr>
+        <w:t xml:space="preserve">, les deux ont bien l’aire de correspondre au </w:t>
+      </w:r>
+      <w:proofErr w:type="spellStart"/>
+      <w:r>
+        <w:rPr>
+          <w:lang w:val="fr-CH"/>
+        </w:rPr>
+        <w:t>replay</w:t>
+      </w:r>
+      <w:proofErr w:type="spellEnd"/>
+      <w:r>
+        <w:rPr>
+          <w:lang w:val="fr-CH"/>
+        </w:rPr>
+        <w:t xml:space="preserve"> enregistré dans Motive. </w:t>
+      </w:r>
+    </w:p>
+    <w:p>
+      <w:pPr>
+        <w:rPr>
+          <w:lang w:val="fr-CH"/>
+        </w:rPr>
+      </w:pPr>
+    </w:p>
+    <w:p>
+      <w:pPr>
+        <w:rPr>
+          <w:lang w:val="fr-CH"/>
+        </w:rPr>
+      </w:pPr>
+      <w:r>
+        <w:rPr>
+          <w:lang w:val="fr-CH"/>
+        </w:rPr>
+        <w:lastRenderedPageBreak/>
+        <w:t>Vérification du fichier questionnaire</w:t>
+      </w:r>
+    </w:p>
+    <w:p>
+      <w:pPr>
+        <w:rPr>
+          <w:lang w:val="fr-CH"/>
+        </w:rPr>
+      </w:pPr>
+      <w:r>
+        <w:rPr>
+          <w:lang w:val="fr-CH"/>
+        </w:rPr>
+        <w:t>Les valeurs enregistrées</w:t>
+      </w:r>
+      <w:r>
+        <w:rPr>
+          <w:lang w:val="fr-CH"/>
+        </w:rPr>
+        <w:t xml:space="preserve"> sont tout à fait </w:t>
+      </w:r>
+      <w:r>
+        <w:rPr>
+          <w:lang w:val="fr-CH"/>
+        </w:rPr>
+        <w:t>correctes</w:t>
+      </w:r>
+      <w:r>
+        <w:rPr>
+          <w:lang w:val="fr-CH"/>
+        </w:rPr>
+        <w:t xml:space="preserve">. </w:t>
+      </w:r>
+      <w:r>
+        <w:rPr>
+          <w:lang w:val="fr-CH"/>
+        </w:rPr>
+        <w:t xml:space="preserve">C’est validé. </w:t>
+      </w:r>
+    </w:p>
+    <w:p>
+      <w:pPr>
+        <w:rPr>
+          <w:lang w:val="fr-CH"/>
+        </w:rPr>
+      </w:pPr>
+    </w:p>
+    <w:p>
+      <w:pPr>
+        <w:rPr>
+          <w:lang w:val="fr-CH"/>
+        </w:rPr>
+      </w:pPr>
+      <w:r>
+        <w:rPr>
+          <w:lang w:val="fr-CH"/>
+        </w:rPr>
+        <w:t xml:space="preserve">Vérification de la durée du </w:t>
+      </w:r>
+      <w:proofErr w:type="spellStart"/>
+      <w:r>
+        <w:rPr>
+          <w:lang w:val="fr-CH"/>
+        </w:rPr>
+        <w:t>replay</w:t>
+      </w:r>
+      <w:proofErr w:type="spellEnd"/>
+      <w:r>
+        <w:rPr>
+          <w:lang w:val="fr-CH"/>
+        </w:rPr>
+        <w:t xml:space="preserve"> : </w:t>
+      </w:r>
+    </w:p>
+    <w:p>
+      <w:pPr>
+        <w:rPr>
+          <w:lang w:val="fr-CH"/>
+        </w:rPr>
+      </w:pPr>
+      <w:r>
+        <w:rPr>
+          <w:lang w:val="fr-CH"/>
+        </w:rPr>
+        <w:t xml:space="preserve">C’est valide aussi. Le fichier timing s’arrête à 3000. </w:t>
+      </w:r>
+    </w:p>
+    <w:p>
+      <w:pPr>
+        <w:rPr>
+          <w:lang w:val="fr-CH"/>
+        </w:rPr>
+      </w:pPr>
+      <w:bookmarkStart w:id="0" w:name="_GoBack"/>
+      <w:bookmarkEnd w:id="0"/>
+    </w:p>
+    <w:p>
+      <w:pPr>
+        <w:rPr>
+          <w:lang w:val="fr-CH"/>
+        </w:rPr>
+      </w:pPr>
+    </w:p>
+    <w:p>
+      <w:pPr>
+        <w:rPr>
+          <w:sz w:val="28"/>
+          <w:lang w:val="fr-CH"/>
+        </w:rPr>
+      </w:pPr>
+    </w:p>
+    <w:p>
+      <w:pPr>
+        <w:rPr>
+          <w:sz w:val="28"/>
+          <w:lang w:val="fr-CH"/>
+        </w:rPr>
+      </w:pPr>
     </w:p>
     <w:sectPr>
       <w:pgSz w:w="12240" w:h="15840"/>
@@ -5006,7 +9802,7 @@
 </file>
 
 <file path=word/numbering.xml><?xml version="1.0" encoding="utf-8"?>
-<w:numbering xmlns:wpc="http://schemas.microsoft.com/office/word/2010/wordprocessingCanvas" xmlns:cx="http://schemas.microsoft.com/office/drawing/2014/chartex" xmlns:cx1="http://schemas.microsoft.com/office/drawing/2015/9/8/chartex" xmlns:cx2="http://schemas.microsoft.com/office/drawing/2015/10/21/chartex" xmlns:cx3="http://schemas.microsoft.com/office/drawing/2016/5/9/chartex" xmlns:cx4="http://schemas.microsoft.com/office/drawing/2016/5/10/chartex" xmlns:cx5="http://schemas.microsoft.com/office/drawing/2016/5/11/chartex" xmlns:cx6="http://schemas.microsoft.com/office/drawing/2016/5/12/chartex" xmlns:cx7="http://schemas.microsoft.com/office/drawing/2016/5/13/chartex" xmlns:cx8="http://schemas.microsoft.com/office/drawing/2016/5/14/chartex" xmlns:mc="http://schemas.openxmlformats.org/markup-compatibility/2006" xmlns:aink="http://schemas.microsoft.com/office/drawing/2016/ink" xmlns:am3d="http://schemas.microsoft.com/office/drawing/2017/model3d" xmlns:o="urn:schemas-microsoft-com:office:office" xmlns:oel="http://schemas.microsoft.com/office/2019/extlst" xmlns:r="http://schemas.openxmlformats.org/officeDocument/2006/relationships" xmlns:m="http://schemas.openxmlformats.org/officeDocument/2006/math" xmlns:v="urn:schemas-microsoft-com:vml" xmlns:wp14="http://schemas.microsoft.com/office/word/2010/wordprocessingDrawing" xmlns:wp="http://schemas.openxmlformats.org/drawingml/2006/wordprocessingDrawing" xmlns:w10="urn:schemas-microsoft-com:office:word" xmlns:w="http://schemas.openxmlformats.org/wordprocessingml/2006/main" xmlns:w14="http://schemas.microsoft.com/office/word/2010/wordml" xmlns:w15="http://schemas.microsoft.com/office/word/2012/wordml" xmlns:w16cex="http://schemas.microsoft.com/office/word/2018/wordml/cex" xmlns:w16cid="http://schemas.microsoft.com/office/word/2016/wordml/cid" xmlns:w16="http://schemas.microsoft.com/office/word/2018/wordml" xmlns:w16du="http://schemas.microsoft.com/office/word/2023/wordml/word16du" xmlns:w16sdtdh="http://schemas.microsoft.com/office/word/2020/wordml/sdtdatahash" xmlns:w16sdtfl="http://schemas.microsoft.com/office/word/2024/wordml/sdtformatlock" xmlns:w16se="http://schemas.microsoft.com/office/word/2015/wordml/symex" xmlns:wpg="http://schemas.microsoft.com/office/word/2010/wordprocessingGroup" xmlns:wpi="http://schemas.microsoft.com/office/word/2010/wordprocessingInk" xmlns:wne="http://schemas.microsoft.com/office/word/2006/wordml" xmlns:wps="http://schemas.microsoft.com/office/word/2010/wordprocessingShape" mc:Ignorable="w14 w15 w16se w16cid w16 w16cex w16sdtdh w16sdtfl w16du wp14">
+<w:numbering xmlns:wpc="http://schemas.microsoft.com/office/word/2010/wordprocessingCanvas" xmlns:cx="http://schemas.microsoft.com/office/drawing/2014/chartex" xmlns:mc="http://schemas.openxmlformats.org/markup-compatibility/2006" xmlns:o="urn:schemas-microsoft-com:office:office" xmlns:r="http://schemas.openxmlformats.org/officeDocument/2006/relationships" xmlns:m="http://schemas.openxmlformats.org/officeDocument/2006/math" xmlns:v="urn:schemas-microsoft-com:vml" xmlns:wp14="http://schemas.microsoft.com/office/word/2010/wordprocessingDrawing" xmlns:wp="http://schemas.openxmlformats.org/drawingml/2006/wordprocessingDrawing" xmlns:w10="urn:schemas-microsoft-com:office:word" xmlns:w="http://schemas.openxmlformats.org/wordprocessingml/2006/main" xmlns:w14="http://schemas.microsoft.com/office/word/2010/wordml" xmlns:w15="http://schemas.microsoft.com/office/word/2012/wordml" xmlns:w16se="http://schemas.microsoft.com/office/word/2015/wordml/symex" xmlns:wpg="http://schemas.microsoft.com/office/word/2010/wordprocessingGroup" xmlns:wpi="http://schemas.microsoft.com/office/word/2010/wordprocessingInk" xmlns:wne="http://schemas.microsoft.com/office/word/2006/wordml" xmlns:wps="http://schemas.microsoft.com/office/word/2010/wordprocessingShape" mc:Ignorable="w14 w15 w16se wp14">
   <w:abstractNum w:abstractNumId="0" w15:restartNumberingAfterBreak="0">
     <w:nsid w:val="3D482DF1"/>
     <w:multiLevelType w:val="hybridMultilevel"/>
@@ -5410,23 +10206,23 @@
       </w:rPr>
     </w:lvl>
   </w:abstractNum>
-  <w:num w:numId="1" w16cid:durableId="2122070437">
+  <w:num w:numId="1">
     <w:abstractNumId w:val="0"/>
   </w:num>
-  <w:num w:numId="2" w16cid:durableId="875696316">
+  <w:num w:numId="2">
     <w:abstractNumId w:val="1"/>
   </w:num>
-  <w:num w:numId="3" w16cid:durableId="708917141">
+  <w:num w:numId="3">
     <w:abstractNumId w:val="3"/>
   </w:num>
-  <w:num w:numId="4" w16cid:durableId="824973905">
+  <w:num w:numId="4">
     <w:abstractNumId w:val="2"/>
   </w:num>
 </w:numbering>
 </file>
 
 <file path=word/styles.xml><?xml version="1.0" encoding="utf-8"?>
-<w:styles xmlns:mc="http://schemas.openxmlformats.org/markup-compatibility/2006" xmlns:r="http://schemas.openxmlformats.org/officeDocument/2006/relationships" xmlns:w="http://schemas.openxmlformats.org/wordprocessingml/2006/main" xmlns:w14="http://schemas.microsoft.com/office/word/2010/wordml" xmlns:w15="http://schemas.microsoft.com/office/word/2012/wordml" xmlns:w16cex="http://schemas.microsoft.com/office/word/2018/wordml/cex" xmlns:w16cid="http://schemas.microsoft.com/office/word/2016/wordml/cid" xmlns:w16="http://schemas.microsoft.com/office/word/2018/wordml" xmlns:w16du="http://schemas.microsoft.com/office/word/2023/wordml/word16du" xmlns:w16sdtdh="http://schemas.microsoft.com/office/word/2020/wordml/sdtdatahash" xmlns:w16sdtfl="http://schemas.microsoft.com/office/word/2024/wordml/sdtformatlock" xmlns:w16se="http://schemas.microsoft.com/office/word/2015/wordml/symex" mc:Ignorable="w14 w15 w16se w16cid w16 w16cex w16sdtdh w16sdtfl w16du">
+<w:styles xmlns:mc="http://schemas.openxmlformats.org/markup-compatibility/2006" xmlns:r="http://schemas.openxmlformats.org/officeDocument/2006/relationships" xmlns:w="http://schemas.openxmlformats.org/wordprocessingml/2006/main" xmlns:w14="http://schemas.microsoft.com/office/word/2010/wordml" xmlns:w15="http://schemas.microsoft.com/office/word/2012/wordml" xmlns:w16se="http://schemas.microsoft.com/office/word/2015/wordml/symex" mc:Ignorable="w14 w15 w16se">
   <w:docDefaults>
     <w:rPrDefault>
       <w:rPr>
@@ -5442,7 +10238,7 @@
       </w:pPr>
     </w:pPrDefault>
   </w:docDefaults>
-  <w:latentStyles w:defLockedState="0" w:defUIPriority="99" w:defSemiHidden="0" w:defUnhideWhenUsed="0" w:defQFormat="0" w:count="376">
+  <w:latentStyles w:defLockedState="0" w:defUIPriority="99" w:defSemiHidden="0" w:defUnhideWhenUsed="0" w:defQFormat="0" w:count="371">
     <w:lsdException w:name="Normal" w:uiPriority="0" w:qFormat="1"/>
     <w:lsdException w:name="heading 1" w:uiPriority="9" w:qFormat="1"/>
     <w:lsdException w:name="heading 2" w:semiHidden="1" w:uiPriority="9" w:unhideWhenUsed="1" w:qFormat="1"/>
@@ -5814,11 +10610,6 @@
     <w:lsdException w:name="List Table 5 Dark Accent 6" w:uiPriority="50"/>
     <w:lsdException w:name="List Table 6 Colorful Accent 6" w:uiPriority="51"/>
     <w:lsdException w:name="List Table 7 Colorful Accent 6" w:uiPriority="52"/>
-    <w:lsdException w:name="Mention" w:semiHidden="1" w:unhideWhenUsed="1"/>
-    <w:lsdException w:name="Smart Hyperlink" w:semiHidden="1" w:unhideWhenUsed="1"/>
-    <w:lsdException w:name="Hashtag" w:semiHidden="1" w:unhideWhenUsed="1"/>
-    <w:lsdException w:name="Unresolved Mention" w:semiHidden="1" w:unhideWhenUsed="1"/>
-    <w:lsdException w:name="Smart Link" w:semiHidden="1" w:unhideWhenUsed="1"/>
   </w:latentStyles>
   <w:style w:type="paragraph" w:default="1" w:styleId="Normal">
     <w:name w:val="Normal"/>
@@ -5871,6 +10662,7 @@
   <w:style w:type="character" w:default="1" w:styleId="DefaultParagraphFont">
     <w:name w:val="Default Paragraph Font"/>
     <w:uiPriority w:val="1"/>
+    <w:semiHidden/>
     <w:unhideWhenUsed/>
   </w:style>
   <w:style w:type="table" w:default="1" w:styleId="TableNormal">
@@ -5978,6 +10770,45 @@
     <w:name w:val="hljs-keyword"/>
     <w:basedOn w:val="DefaultParagraphFont"/>
     <w:rsid w:val="008A2DC0"/>
+  </w:style>
+  <w:style w:type="paragraph" w:styleId="NormalWeb">
+    <w:name w:val="Normal (Web)"/>
+    <w:basedOn w:val="Normal"/>
+    <w:uiPriority w:val="99"/>
+    <w:unhideWhenUsed/>
+    <w:rsid w:val="00E97395"/>
+    <w:pPr>
+      <w:spacing w:before="100" w:beforeAutospacing="1" w:after="100" w:afterAutospacing="1" w:line="240" w:lineRule="auto"/>
+    </w:pPr>
+    <w:rPr>
+      <w:rFonts w:ascii="Times New Roman" w:eastAsia="Times New Roman" w:hAnsi="Times New Roman" w:cs="Times New Roman"/>
+      <w:sz w:val="24"/>
+      <w:szCs w:val="24"/>
+    </w:rPr>
+  </w:style>
+  <w:style w:type="character" w:styleId="Strong">
+    <w:name w:val="Strong"/>
+    <w:basedOn w:val="DefaultParagraphFont"/>
+    <w:uiPriority w:val="22"/>
+    <w:qFormat/>
+    <w:rsid w:val="00E97395"/>
+    <w:rPr>
+      <w:b/>
+      <w:bCs/>
+    </w:rPr>
+  </w:style>
+  <w:style w:type="character" w:styleId="HTMLCode">
+    <w:name w:val="HTML Code"/>
+    <w:basedOn w:val="DefaultParagraphFont"/>
+    <w:uiPriority w:val="99"/>
+    <w:semiHidden/>
+    <w:unhideWhenUsed/>
+    <w:rsid w:val="00E97395"/>
+    <w:rPr>
+      <w:rFonts w:ascii="Courier New" w:eastAsia="Times New Roman" w:hAnsi="Courier New" w:cs="Courier New"/>
+      <w:sz w:val="20"/>
+      <w:szCs w:val="20"/>
+    </w:rPr>
   </w:style>
 </w:styles>
 </file>

--- a/Note_developpement.docx
+++ b/Note_developpement.docx
@@ -1,6 +1,6 @@
 
 <file path=word/document.xml><?xml version="1.0" encoding="utf-8"?>
-<w:document xmlns:wpc="http://schemas.microsoft.com/office/word/2010/wordprocessingCanvas" xmlns:cx="http://schemas.microsoft.com/office/drawing/2014/chartex" xmlns:mc="http://schemas.openxmlformats.org/markup-compatibility/2006" xmlns:o="urn:schemas-microsoft-com:office:office" xmlns:r="http://schemas.openxmlformats.org/officeDocument/2006/relationships" xmlns:m="http://schemas.openxmlformats.org/officeDocument/2006/math" xmlns:v="urn:schemas-microsoft-com:vml" xmlns:wp14="http://schemas.microsoft.com/office/word/2010/wordprocessingDrawing" xmlns:wp="http://schemas.openxmlformats.org/drawingml/2006/wordprocessingDrawing" xmlns:w10="urn:schemas-microsoft-com:office:word" xmlns:w="http://schemas.openxmlformats.org/wordprocessingml/2006/main" xmlns:w14="http://schemas.microsoft.com/office/word/2010/wordml" xmlns:w15="http://schemas.microsoft.com/office/word/2012/wordml" xmlns:w16se="http://schemas.microsoft.com/office/word/2015/wordml/symex" xmlns:wpg="http://schemas.microsoft.com/office/word/2010/wordprocessingGroup" xmlns:wpi="http://schemas.microsoft.com/office/word/2010/wordprocessingInk" xmlns:wne="http://schemas.microsoft.com/office/word/2006/wordml" xmlns:wps="http://schemas.microsoft.com/office/word/2010/wordprocessingShape" mc:Ignorable="w14 w15 w16se wp14">
+<w:document xmlns:wpc="http://schemas.microsoft.com/office/word/2010/wordprocessingCanvas" xmlns:cx="http://schemas.microsoft.com/office/drawing/2014/chartex" xmlns:cx1="http://schemas.microsoft.com/office/drawing/2015/9/8/chartex" xmlns:cx2="http://schemas.microsoft.com/office/drawing/2015/10/21/chartex" xmlns:cx3="http://schemas.microsoft.com/office/drawing/2016/5/9/chartex" xmlns:cx4="http://schemas.microsoft.com/office/drawing/2016/5/10/chartex" xmlns:cx5="http://schemas.microsoft.com/office/drawing/2016/5/11/chartex" xmlns:cx6="http://schemas.microsoft.com/office/drawing/2016/5/12/chartex" xmlns:cx7="http://schemas.microsoft.com/office/drawing/2016/5/13/chartex" xmlns:cx8="http://schemas.microsoft.com/office/drawing/2016/5/14/chartex" xmlns:mc="http://schemas.openxmlformats.org/markup-compatibility/2006" xmlns:aink="http://schemas.microsoft.com/office/drawing/2016/ink" xmlns:am3d="http://schemas.microsoft.com/office/drawing/2017/model3d" xmlns:o="urn:schemas-microsoft-com:office:office" xmlns:oel="http://schemas.microsoft.com/office/2019/extlst" xmlns:r="http://schemas.openxmlformats.org/officeDocument/2006/relationships" xmlns:m="http://schemas.openxmlformats.org/officeDocument/2006/math" xmlns:v="urn:schemas-microsoft-com:vml" xmlns:wp14="http://schemas.microsoft.com/office/word/2010/wordprocessingDrawing" xmlns:wp="http://schemas.openxmlformats.org/drawingml/2006/wordprocessingDrawing" xmlns:w10="urn:schemas-microsoft-com:office:word" xmlns:w="http://schemas.openxmlformats.org/wordprocessingml/2006/main" xmlns:w14="http://schemas.microsoft.com/office/word/2010/wordml" xmlns:w15="http://schemas.microsoft.com/office/word/2012/wordml" xmlns:w16cex="http://schemas.microsoft.com/office/word/2018/wordml/cex" xmlns:w16cid="http://schemas.microsoft.com/office/word/2016/wordml/cid" xmlns:w16="http://schemas.microsoft.com/office/word/2018/wordml" xmlns:w16du="http://schemas.microsoft.com/office/word/2023/wordml/word16du" xmlns:w16sdtdh="http://schemas.microsoft.com/office/word/2020/wordml/sdtdatahash" xmlns:w16sdtfl="http://schemas.microsoft.com/office/word/2024/wordml/sdtformatlock" xmlns:w16se="http://schemas.microsoft.com/office/word/2015/wordml/symex" xmlns:wpg="http://schemas.microsoft.com/office/word/2010/wordprocessingGroup" xmlns:wpi="http://schemas.microsoft.com/office/word/2010/wordprocessingInk" xmlns:wne="http://schemas.microsoft.com/office/word/2006/wordml" xmlns:wps="http://schemas.microsoft.com/office/word/2010/wordprocessingShape" mc:Ignorable="w14 w15 w16se w16cid w16 w16cex w16sdtdh w16sdtfl w16du wp14">
   <w:body>
     <w:p>
       <w:pPr>
@@ -415,21 +415,7 @@
         <w:rPr>
           <w:lang w:val="fr-CH"/>
         </w:rPr>
-        <w:t xml:space="preserve">Pour le </w:t>
-      </w:r>
-      <w:proofErr w:type="spellStart"/>
-      <w:r>
-        <w:rPr>
-          <w:lang w:val="fr-CH"/>
-        </w:rPr>
-        <w:t>start</w:t>
-      </w:r>
-      <w:proofErr w:type="spellEnd"/>
-      <w:r>
-        <w:rPr>
-          <w:lang w:val="fr-CH"/>
-        </w:rPr>
-        <w:t xml:space="preserve"> et l’évolution de la manipulation dans le temps : </w:t>
+        <w:t xml:space="preserve">Pour le start et l’évolution de la manipulation dans le temps : </w:t>
       </w:r>
     </w:p>
     <w:p>
@@ -588,7 +574,21 @@
         <w:rPr>
           <w:lang w:val="fr-CH"/>
         </w:rPr>
-        <w:t xml:space="preserve">Maintenant, comment géré un délai temporelle pour la </w:t>
+        <w:t xml:space="preserve">Maintenant, comment géré </w:t>
+      </w:r>
+      <w:proofErr w:type="gramStart"/>
+      <w:r>
+        <w:rPr>
+          <w:lang w:val="fr-CH"/>
+        </w:rPr>
+        <w:t>un délai temporelle</w:t>
+      </w:r>
+      <w:proofErr w:type="gramEnd"/>
+      <w:r>
+        <w:rPr>
+          <w:lang w:val="fr-CH"/>
+        </w:rPr>
+        <w:t xml:space="preserve"> pour la </w:t>
       </w:r>
       <w:proofErr w:type="spellStart"/>
       <w:r>
@@ -693,16 +693,8 @@
         <w:rPr>
           <w:lang w:val="fr-CH"/>
         </w:rPr>
-        <w:t>\</w:t>
-      </w:r>
-      <w:proofErr w:type="spellStart"/>
-      <w:r>
-        <w:rPr>
-          <w:lang w:val="fr-CH"/>
-        </w:rPr>
-        <w:t>dev</w:t>
-      </w:r>
-      <w:proofErr w:type="spellEnd"/>
+        <w:t>\dev</w:t>
+      </w:r>
       <w:r>
         <w:rPr>
           <w:lang w:val="fr-CH"/>
@@ -1074,16 +1066,8 @@
         <w:rPr>
           <w:lang w:val="fr-CH"/>
         </w:rPr>
-        <w:t>B-</w:t>
-      </w:r>
-      <w:proofErr w:type="spellStart"/>
-      <w:r>
-        <w:rPr>
-          <w:lang w:val="fr-CH"/>
-        </w:rPr>
-        <w:t>root</w:t>
-      </w:r>
-      <w:proofErr w:type="spellEnd"/>
+        <w:t>B-root</w:t>
+      </w:r>
       <w:r>
         <w:rPr>
           <w:lang w:val="fr-CH"/>
@@ -1371,21 +1355,7 @@
         <w:rPr>
           <w:lang w:val="fr-CH"/>
         </w:rPr>
-        <w:t xml:space="preserve">, ……). Il utilise un </w:t>
-      </w:r>
-      <w:proofErr w:type="spellStart"/>
-      <w:r>
-        <w:rPr>
-          <w:lang w:val="fr-CH"/>
-        </w:rPr>
-        <w:t>fix</w:t>
-      </w:r>
-      <w:proofErr w:type="spellEnd"/>
-      <w:r>
-        <w:rPr>
-          <w:lang w:val="fr-CH"/>
-        </w:rPr>
-        <w:t xml:space="preserve"> update à 50 ou 100 Hz au lieu de l’update classique. Il a </w:t>
+        <w:t xml:space="preserve">, ……). Il utilise un fix update à 50 ou 100 Hz au lieu de l’update classique. Il a </w:t>
       </w:r>
       <w:proofErr w:type="gramStart"/>
       <w:r>
@@ -1399,7 +1369,21 @@
         <w:rPr>
           <w:lang w:val="fr-CH"/>
         </w:rPr>
-        <w:t xml:space="preserve"> ces position dans un fichier JASON. </w:t>
+        <w:t xml:space="preserve"> </w:t>
+      </w:r>
+      <w:proofErr w:type="gramStart"/>
+      <w:r>
+        <w:rPr>
+          <w:lang w:val="fr-CH"/>
+        </w:rPr>
+        <w:t>ces position</w:t>
+      </w:r>
+      <w:proofErr w:type="gramEnd"/>
+      <w:r>
+        <w:rPr>
+          <w:lang w:val="fr-CH"/>
+        </w:rPr>
+        <w:t xml:space="preserve"> dans un fichier JASON. </w:t>
       </w:r>
       <w:r>
         <w:rPr>
@@ -1495,6 +1479,7 @@
         <w:t xml:space="preserve"> </w:t>
       </w:r>
       <w:proofErr w:type="spellStart"/>
+      <w:proofErr w:type="gramStart"/>
       <w:r>
         <w:rPr>
           <w:lang w:val="fr-CH"/>
@@ -1502,25 +1487,12 @@
         <w:t>géré</w:t>
       </w:r>
       <w:proofErr w:type="spellEnd"/>
-      <w:r>
-        <w:rPr>
-          <w:lang w:val="fr-CH"/>
-        </w:rPr>
-        <w:t xml:space="preserve"> la vitesse de </w:t>
-      </w:r>
-      <w:proofErr w:type="spellStart"/>
-      <w:r>
-        <w:rPr>
-          <w:lang w:val="fr-CH"/>
-        </w:rPr>
-        <w:t>replay</w:t>
-      </w:r>
-      <w:proofErr w:type="spellEnd"/>
-      <w:r>
-        <w:rPr>
-          <w:lang w:val="fr-CH"/>
-        </w:rPr>
-        <w:t xml:space="preserve">.   </w:t>
+      <w:proofErr w:type="gramEnd"/>
+      <w:r>
+        <w:rPr>
+          <w:lang w:val="fr-CH"/>
+        </w:rPr>
+        <w:t xml:space="preserve"> la vitesse de replay.   </w:t>
       </w:r>
     </w:p>
     <w:p>
@@ -1798,19 +1770,11 @@
         </w:rPr>
         <w:t xml:space="preserve">. Déviation calculer par rapport à </w:t>
       </w:r>
-      <w:proofErr w:type="gramStart"/>
-      <w:r>
-        <w:rPr>
-          <w:lang w:val="fr-CH"/>
-        </w:rPr>
-        <w:t>un ligne droite</w:t>
-      </w:r>
-      <w:proofErr w:type="gramEnd"/>
-      <w:r>
-        <w:rPr>
-          <w:lang w:val="fr-CH"/>
-        </w:rPr>
-        <w:t xml:space="preserve"> du participant par rapport à la position du cylindre. </w:t>
+      <w:r>
+        <w:rPr>
+          <w:lang w:val="fr-CH"/>
+        </w:rPr>
+        <w:t xml:space="preserve">un ligne droite du participant par rapport à la position du cylindre. </w:t>
       </w:r>
       <w:r>
         <w:rPr>
@@ -1925,21 +1889,7 @@
         <w:rPr>
           <w:lang w:val="fr-CH"/>
         </w:rPr>
-        <w:t xml:space="preserve">Position du cylindre : 1.8m de la position de départ avec </w:t>
-      </w:r>
-      <w:proofErr w:type="gramStart"/>
-      <w:r>
-        <w:rPr>
-          <w:lang w:val="fr-CH"/>
-        </w:rPr>
-        <w:t>un position</w:t>
-      </w:r>
-      <w:proofErr w:type="gramEnd"/>
-      <w:r>
-        <w:rPr>
-          <w:lang w:val="fr-CH"/>
-        </w:rPr>
-        <w:t xml:space="preserve"> de 10° sur la gauche ou la droite du participant. (</w:t>
+        <w:t>Position du cylindre : 1.8m de la position de départ avec un position de 10° sur la gauche ou la droite du participant. (</w:t>
       </w:r>
       <w:proofErr w:type="gramStart"/>
       <w:r>
@@ -2095,21 +2045,7 @@
         <w:rPr>
           <w:lang w:val="fr-CH"/>
         </w:rPr>
-        <w:t xml:space="preserve"> marquer le </w:t>
-      </w:r>
-      <w:proofErr w:type="spellStart"/>
-      <w:r>
-        <w:rPr>
-          <w:lang w:val="fr-CH"/>
-        </w:rPr>
-        <w:t>start</w:t>
-      </w:r>
-      <w:proofErr w:type="spellEnd"/>
-      <w:r>
-        <w:rPr>
-          <w:lang w:val="fr-CH"/>
-        </w:rPr>
-        <w:t xml:space="preserve"> du trial. </w:t>
+        <w:t xml:space="preserve"> marquer le start du trial. </w:t>
       </w:r>
     </w:p>
     <w:p>
@@ -2164,7 +2100,11 @@
       </w:r>
       <w:proofErr w:type="spellStart"/>
       <w:r>
-        <w:t>performed?</w:t>
+        <w:t>performed</w:t>
+      </w:r>
+      <w:proofErr w:type="gramStart"/>
+      <w:r>
+        <w:t>?</w:t>
       </w:r>
       <w:r>
         <w:rPr>
@@ -2176,6 +2116,7 @@
         <w:t>YES</w:t>
       </w:r>
       <w:proofErr w:type="spellEnd"/>
+      <w:proofErr w:type="gramEnd"/>
       <w:r>
         <w:t>/NO</w:t>
       </w:r>
@@ -2309,67 +2250,65 @@
           <w:color w:val="00B050"/>
           <w:lang w:val="fr-CH"/>
         </w:rPr>
-        <w:t xml:space="preserve"> la </w:t>
-      </w:r>
-      <w:proofErr w:type="spellStart"/>
+        <w:t xml:space="preserve"> la trajection du participant. Ça </w:t>
+      </w:r>
       <w:r>
         <w:rPr>
           <w:color w:val="00B050"/>
           <w:lang w:val="fr-CH"/>
         </w:rPr>
-        <w:t>trajection</w:t>
-      </w:r>
-      <w:proofErr w:type="spellEnd"/>
+        <w:t>veut</w:t>
+      </w:r>
       <w:r>
         <w:rPr>
           <w:color w:val="00B050"/>
           <w:lang w:val="fr-CH"/>
         </w:rPr>
-        <w:t xml:space="preserve"> du participant. Ça </w:t>
+        <w:t xml:space="preserve"> dire qu’il faut </w:t>
       </w:r>
       <w:r>
         <w:rPr>
           <w:color w:val="00B050"/>
           <w:lang w:val="fr-CH"/>
         </w:rPr>
-        <w:t>veut</w:t>
+        <w:t>créer</w:t>
       </w:r>
       <w:r>
         <w:rPr>
           <w:color w:val="00B050"/>
           <w:lang w:val="fr-CH"/>
         </w:rPr>
-        <w:t xml:space="preserve"> dire qu’il faut </w:t>
-      </w:r>
+        <w:t xml:space="preserve"> un avatar duplication hors champs pour sauvegarder </w:t>
+      </w:r>
+      <w:proofErr w:type="gramStart"/>
       <w:r>
         <w:rPr>
           <w:color w:val="00B050"/>
           <w:lang w:val="fr-CH"/>
         </w:rPr>
-        <w:t>créer</w:t>
-      </w:r>
+        <w:t>les position</w:t>
+      </w:r>
+      <w:proofErr w:type="gramEnd"/>
       <w:r>
         <w:rPr>
           <w:color w:val="00B050"/>
           <w:lang w:val="fr-CH"/>
         </w:rPr>
-        <w:t xml:space="preserve"> un avatar duplication hors champs pour sauvegarder </w:t>
-      </w:r>
-      <w:proofErr w:type="gramStart"/>
+        <w:t xml:space="preserve"> non manipuler des tracker. Pour l’analyse, la trajectoire du participant est </w:t>
+      </w:r>
       <w:r>
         <w:rPr>
           <w:color w:val="00B050"/>
           <w:lang w:val="fr-CH"/>
         </w:rPr>
-        <w:t>les position</w:t>
-      </w:r>
-      <w:proofErr w:type="gramEnd"/>
+        <w:t>interpolée</w:t>
+      </w:r>
       <w:r>
         <w:rPr>
           <w:color w:val="00B050"/>
           <w:lang w:val="fr-CH"/>
         </w:rPr>
-        <w:t xml:space="preserve"> </w:t>
+        <w:t xml:space="preserve"> dans le </w:t>
       </w:r>
       <w:r>
         <w:rPr>
@@ -2377,37 +2316,7 @@
           <w:lang w:val="fr-CH"/>
         </w:rPr>
         <w:lastRenderedPageBreak/>
-        <w:t xml:space="preserve">non manipuler des </w:t>
-      </w:r>
-      <w:proofErr w:type="spellStart"/>
-      <w:r>
-        <w:rPr>
-          <w:color w:val="00B050"/>
-          <w:lang w:val="fr-CH"/>
-        </w:rPr>
-        <w:t>tracker</w:t>
-      </w:r>
-      <w:proofErr w:type="spellEnd"/>
-      <w:r>
-        <w:rPr>
-          <w:color w:val="00B050"/>
-          <w:lang w:val="fr-CH"/>
-        </w:rPr>
-        <w:t xml:space="preserve">. Pour l’analyse, la trajectoire du participant est </w:t>
-      </w:r>
-      <w:r>
-        <w:rPr>
-          <w:color w:val="00B050"/>
-          <w:lang w:val="fr-CH"/>
-        </w:rPr>
-        <w:t>interpolée</w:t>
-      </w:r>
-      <w:r>
-        <w:rPr>
-          <w:color w:val="00B050"/>
-          <w:lang w:val="fr-CH"/>
-        </w:rPr>
-        <w:t xml:space="preserve"> dans le temps et l’espace à 300 points (pour les rendre comparables). Tout cette analyse </w:t>
+        <w:t xml:space="preserve">temps et l’espace à 300 points (pour les rendre comparables). Tout cette analyse </w:t>
       </w:r>
       <w:proofErr w:type="spellStart"/>
       <w:r>
@@ -2797,23 +2706,7 @@
           <w:i/>
           <w:lang w:val="fr-CH"/>
         </w:rPr>
-        <w:t xml:space="preserve">Full </w:t>
-      </w:r>
-      <w:proofErr w:type="spellStart"/>
-      <w:r>
-        <w:rPr>
-          <w:i/>
-          <w:lang w:val="fr-CH"/>
-        </w:rPr>
-        <w:t>screen</w:t>
-      </w:r>
-      <w:proofErr w:type="spellEnd"/>
-      <w:r>
-        <w:rPr>
-          <w:i/>
-          <w:lang w:val="fr-CH"/>
-        </w:rPr>
-        <w:t xml:space="preserve"> mode :</w:t>
+        <w:t>Full screen mode :</w:t>
       </w:r>
     </w:p>
     <w:p>
@@ -2855,21 +2748,7 @@
         <w:rPr>
           <w:lang w:val="fr-CH"/>
         </w:rPr>
-        <w:t xml:space="preserve">) pour pouvoir mettre en full </w:t>
-      </w:r>
-      <w:proofErr w:type="spellStart"/>
-      <w:r>
-        <w:rPr>
-          <w:lang w:val="fr-CH"/>
-        </w:rPr>
-        <w:t>screen</w:t>
-      </w:r>
-      <w:proofErr w:type="spellEnd"/>
-      <w:r>
-        <w:rPr>
-          <w:lang w:val="fr-CH"/>
-        </w:rPr>
-        <w:t xml:space="preserve">. Il faut presser sur la touche F12 lorsqu’on est en </w:t>
+        <w:t xml:space="preserve">) pour pouvoir mettre en full screen. Il faut presser sur la touche F12 lorsqu’on est en </w:t>
       </w:r>
       <w:proofErr w:type="spellStart"/>
       <w:r>
@@ -3148,6 +3027,7 @@
           <w:i/>
           <w:lang w:val="fr-CH"/>
         </w:rPr>
+        <w:lastRenderedPageBreak/>
         <w:t xml:space="preserve">Taille </w:t>
       </w:r>
       <w:r>
@@ -3473,21 +3353,7 @@
         <w:rPr>
           <w:lang w:val="fr-CH"/>
         </w:rPr>
-        <w:t xml:space="preserve"> la distance entre le </w:t>
-      </w:r>
-      <w:proofErr w:type="spellStart"/>
-      <w:r>
-        <w:rPr>
-          <w:lang w:val="fr-CH"/>
-        </w:rPr>
-        <w:t>start</w:t>
-      </w:r>
-      <w:proofErr w:type="spellEnd"/>
-      <w:r>
-        <w:rPr>
-          <w:lang w:val="fr-CH"/>
-        </w:rPr>
-        <w:t xml:space="preserve"> et la </w:t>
+        <w:t xml:space="preserve"> la distance entre le start et la </w:t>
       </w:r>
       <w:proofErr w:type="spellStart"/>
       <w:r>
@@ -3514,21 +3380,7 @@
         <w:rPr>
           <w:lang w:val="fr-CH"/>
         </w:rPr>
-        <w:t xml:space="preserve">En terme de foulé, il y a que 4 pas entre le </w:t>
-      </w:r>
-      <w:proofErr w:type="spellStart"/>
-      <w:r>
-        <w:rPr>
-          <w:lang w:val="fr-CH"/>
-        </w:rPr>
-        <w:t>start</w:t>
-      </w:r>
-      <w:proofErr w:type="spellEnd"/>
-      <w:r>
-        <w:rPr>
-          <w:lang w:val="fr-CH"/>
-        </w:rPr>
-        <w:t xml:space="preserve"> et le cylindre dont un pas non-dévié. Donc il y a que 3 pas pour corriger la trajectoire. C’est court mais sûrement que c’est volontaire pour rendre la tâche plus dure. </w:t>
+        <w:t xml:space="preserve">En terme de foulé, il y a que 4 pas entre le start et le cylindre dont un pas non-dévié. Donc il y a que 3 pas pour corriger la trajectoire. C’est court mais sûrement que c’est volontaire pour rendre la tâche plus dure. </w:t>
       </w:r>
     </w:p>
     <w:p>
@@ -3880,22 +3732,16 @@
         <w:rPr>
           <w:lang w:val="fr-CH"/>
         </w:rPr>
-        <w:t xml:space="preserve">Création </w:t>
+        <w:t xml:space="preserve">Création d’un condition manager (choix </w:t>
       </w:r>
       <w:proofErr w:type="gramStart"/>
       <w:r>
         <w:rPr>
           <w:lang w:val="fr-CH"/>
         </w:rPr>
-        <w:t>d’un condition</w:t>
+        <w:t>des condition</w:t>
       </w:r>
       <w:proofErr w:type="gramEnd"/>
-      <w:r>
-        <w:rPr>
-          <w:lang w:val="fr-CH"/>
-        </w:rPr>
-        <w:t xml:space="preserve"> manager (choix des condition</w:t>
-      </w:r>
     </w:p>
     <w:p>
       <w:pPr>
@@ -4058,18 +3904,8 @@
           <w:iCs/>
           <w:lang w:val="fr-CH"/>
         </w:rPr>
-        <w:t xml:space="preserve">Question discussion avec </w:t>
-      </w:r>
-      <w:proofErr w:type="spellStart"/>
-      <w:r>
-        <w:rPr>
-          <w:i/>
-          <w:iCs/>
-          <w:lang w:val="fr-CH"/>
-        </w:rPr>
-        <w:t>Catheline</w:t>
-      </w:r>
-      <w:proofErr w:type="spellEnd"/>
+        <w:t>Question discussion avec Catheline</w:t>
+      </w:r>
     </w:p>
     <w:p>
       <w:pPr>
@@ -4100,7 +3936,21 @@
         <w:rPr>
           <w:lang w:val="fr-CH"/>
         </w:rPr>
-        <w:t xml:space="preserve"> lors des 10 trials d’entrainement (vue vert lorsqu’il arrive au cylindre et croix rouge lorsqu’il le manque). </w:t>
+        <w:t xml:space="preserve"> lors des 10 trials d’entrainement (</w:t>
+      </w:r>
+      <w:proofErr w:type="gramStart"/>
+      <w:r>
+        <w:rPr>
+          <w:lang w:val="fr-CH"/>
+        </w:rPr>
+        <w:t>vue vert</w:t>
+      </w:r>
+      <w:proofErr w:type="gramEnd"/>
+      <w:r>
+        <w:rPr>
+          <w:lang w:val="fr-CH"/>
+        </w:rPr>
+        <w:t xml:space="preserve"> lorsqu’il arrive au cylindre et croix rouge lorsqu’il le manque). </w:t>
       </w:r>
       <w:r>
         <w:rPr>
@@ -4128,7 +3978,21 @@
         <w:rPr>
           <w:lang w:val="fr-CH"/>
         </w:rPr>
-        <w:t xml:space="preserve"> que ça influence le comportement pendant l’expérience car les participants pourront faire l’expérience des limites de détection du scripts et déployer un effort minimal pour atteindre le seuil de détection. </w:t>
+        <w:t xml:space="preserve"> que ça influence le comportement pendant l’expérience car les participants pourront faire l’expérience des limites de détection </w:t>
+      </w:r>
+      <w:proofErr w:type="gramStart"/>
+      <w:r>
+        <w:rPr>
+          <w:lang w:val="fr-CH"/>
+        </w:rPr>
+        <w:t>du scripts</w:t>
+      </w:r>
+      <w:proofErr w:type="gramEnd"/>
+      <w:r>
+        <w:rPr>
+          <w:lang w:val="fr-CH"/>
+        </w:rPr>
+        <w:t xml:space="preserve"> et déployer un effort minimal pour atteindre le seuil de détection. </w:t>
       </w:r>
     </w:p>
     <w:p>
@@ -4169,7 +4033,21 @@
         <w:rPr>
           <w:lang w:val="fr-CH"/>
         </w:rPr>
-        <w:t xml:space="preserve">avoir une formulation valider pour ne pas influencé les participants par rapport à l’article </w:t>
+        <w:t xml:space="preserve">avoir une formulation valider pour ne pas </w:t>
+      </w:r>
+      <w:proofErr w:type="gramStart"/>
+      <w:r>
+        <w:rPr>
+          <w:lang w:val="fr-CH"/>
+        </w:rPr>
+        <w:t>influencé</w:t>
+      </w:r>
+      <w:proofErr w:type="gramEnd"/>
+      <w:r>
+        <w:rPr>
+          <w:lang w:val="fr-CH"/>
+        </w:rPr>
+        <w:t xml:space="preserve"> les participants par rapport à l’article </w:t>
       </w:r>
       <w:r>
         <w:rPr>
@@ -4453,7 +4331,21 @@
         <w:rPr>
           <w:lang w:val="fr-CH"/>
         </w:rPr>
-        <w:t xml:space="preserve"> fait la même chose ou s’il ont dévier la trajectoire sans tourner l’avatar. </w:t>
+        <w:t xml:space="preserve"> fait la même chose ou </w:t>
+      </w:r>
+      <w:proofErr w:type="gramStart"/>
+      <w:r>
+        <w:rPr>
+          <w:lang w:val="fr-CH"/>
+        </w:rPr>
+        <w:t>s’il ont dévier</w:t>
+      </w:r>
+      <w:proofErr w:type="gramEnd"/>
+      <w:r>
+        <w:rPr>
+          <w:lang w:val="fr-CH"/>
+        </w:rPr>
+        <w:t xml:space="preserve"> la trajectoire sans tourner l’avatar. </w:t>
       </w:r>
     </w:p>
     <w:p>
@@ -4471,25 +4363,7 @@
           <w:iCs/>
           <w:lang w:val="fr-CH"/>
         </w:rPr>
-        <w:t xml:space="preserve">Avantage de </w:t>
-      </w:r>
-      <w:proofErr w:type="gramStart"/>
-      <w:r>
-        <w:rPr>
-          <w:i/>
-          <w:iCs/>
-          <w:lang w:val="fr-CH"/>
-        </w:rPr>
-        <w:t>tourné</w:t>
-      </w:r>
-      <w:proofErr w:type="gramEnd"/>
-      <w:r>
-        <w:rPr>
-          <w:i/>
-          <w:iCs/>
-          <w:lang w:val="fr-CH"/>
-        </w:rPr>
-        <w:t xml:space="preserve"> l’avatar :</w:t>
+        <w:t>Avantage de tourné l’avatar :</w:t>
       </w:r>
     </w:p>
     <w:p>
@@ -5410,21 +5284,7 @@
         <w:rPr>
           <w:lang w:val="fr-CH"/>
         </w:rPr>
-        <w:t xml:space="preserve">J’ai reculé de 0.1 le cylindre et la zone End. J’ai rétréci la zone de détection </w:t>
-      </w:r>
-      <w:proofErr w:type="spellStart"/>
-      <w:r>
-        <w:rPr>
-          <w:lang w:val="fr-CH"/>
-        </w:rPr>
-        <w:t>start</w:t>
-      </w:r>
-      <w:proofErr w:type="spellEnd"/>
-      <w:r>
-        <w:rPr>
-          <w:lang w:val="fr-CH"/>
-        </w:rPr>
-        <w:t xml:space="preserve"> et je j’ai reculé un peu. </w:t>
+        <w:t xml:space="preserve">J’ai reculé de 0.1 le cylindre et la zone End. J’ai rétréci la zone de détection start et je j’ai reculé un peu. </w:t>
       </w:r>
     </w:p>
     <w:p>
@@ -5530,7 +5390,15 @@
     </w:p>
     <w:p>
       <w:r>
-        <w:t xml:space="preserve">(premier article avec </w:t>
+        <w:t>(</w:t>
+      </w:r>
+      <w:proofErr w:type="gramStart"/>
+      <w:r>
+        <w:t>premier</w:t>
+      </w:r>
+      <w:proofErr w:type="gramEnd"/>
+      <w:r>
+        <w:t xml:space="preserve"> article avec </w:t>
       </w:r>
       <w:proofErr w:type="spellStart"/>
       <w:r>
@@ -5559,15 +5427,7 @@
       </w:r>
       <w:proofErr w:type="spellEnd"/>
       <w:r>
-        <w:t xml:space="preserve"> OA, </w:t>
-      </w:r>
-      <w:proofErr w:type="spellStart"/>
-      <w:r>
-        <w:t>Blanke</w:t>
-      </w:r>
-      <w:proofErr w:type="spellEnd"/>
-      <w:r>
-        <w:t xml:space="preserve"> O. Self in motion: sensorimotor</w:t>
+        <w:t xml:space="preserve"> OA, Blanke O. Self in motion: sensorimotor</w:t>
       </w:r>
       <w:r>
         <w:t xml:space="preserve"> </w:t>
@@ -5640,6 +5500,7 @@
         <w:t xml:space="preserve"> </w:t>
       </w:r>
       <w:proofErr w:type="spellStart"/>
+      <w:proofErr w:type="gramStart"/>
       <w:r>
         <w:rPr>
           <w:lang w:val="fr-CH"/>
@@ -5651,7 +5512,14 @@
         <w:rPr>
           <w:lang w:val="fr-CH"/>
         </w:rPr>
-        <w:t>:  25, 50, 75, 100, 150, 225, 300, 450, 600, 750, 900, 1,050, 1,200, 1,125, 1,275,</w:t>
+        <w:t>:</w:t>
+      </w:r>
+      <w:proofErr w:type="gramEnd"/>
+      <w:r>
+        <w:rPr>
+          <w:lang w:val="fr-CH"/>
+        </w:rPr>
+        <w:t xml:space="preserve">  25, 50, 75, 100, 150, 225, 300, 450, 600, 750, 900, 1,050, 1,200, 1,125, 1,275,</w:t>
       </w:r>
       <w:r>
         <w:rPr>
@@ -5669,7 +5537,21 @@
         <w:rPr>
           <w:lang w:val="fr-CH"/>
         </w:rPr>
-        <w:t xml:space="preserve"> avec 8 trials pour chaque délais + 16 trials avec un délais 0 (donc 144 trials au total)</w:t>
+        <w:t xml:space="preserve"> avec 8 trials pour chaque </w:t>
+      </w:r>
+      <w:proofErr w:type="gramStart"/>
+      <w:r>
+        <w:rPr>
+          <w:lang w:val="fr-CH"/>
+        </w:rPr>
+        <w:t>délais</w:t>
+      </w:r>
+      <w:proofErr w:type="gramEnd"/>
+      <w:r>
+        <w:rPr>
+          <w:lang w:val="fr-CH"/>
+        </w:rPr>
+        <w:t xml:space="preserve"> + 16 trials avec un délais 0 (donc 144 trials au total)</w:t>
       </w:r>
       <w:r>
         <w:rPr>
@@ -5887,7 +5769,21 @@
         <w:rPr>
           <w:lang w:val="fr-CH"/>
         </w:rPr>
-        <w:t xml:space="preserve"> de leur extrémités. Aussi pendant la questionnaire phase. </w:t>
+        <w:t xml:space="preserve"> de </w:t>
+      </w:r>
+      <w:proofErr w:type="gramStart"/>
+      <w:r>
+        <w:rPr>
+          <w:lang w:val="fr-CH"/>
+        </w:rPr>
+        <w:t>leur extrémités</w:t>
+      </w:r>
+      <w:proofErr w:type="gramEnd"/>
+      <w:r>
+        <w:rPr>
+          <w:lang w:val="fr-CH"/>
+        </w:rPr>
+        <w:t xml:space="preserve">. Aussi pendant la questionnaire phase. </w:t>
       </w:r>
     </w:p>
     <w:p>
@@ -6112,7 +6008,21 @@
         <w:rPr>
           <w:lang w:val="fr-CH"/>
         </w:rPr>
-        <w:t xml:space="preserve">foulé, ils l’ont fait séparé entre les deux jambes en </w:t>
+        <w:t xml:space="preserve">foulé, ils l’ont fait </w:t>
+      </w:r>
+      <w:proofErr w:type="gramStart"/>
+      <w:r>
+        <w:rPr>
+          <w:lang w:val="fr-CH"/>
+        </w:rPr>
+        <w:t>séparé</w:t>
+      </w:r>
+      <w:proofErr w:type="gramEnd"/>
+      <w:r>
+        <w:rPr>
+          <w:lang w:val="fr-CH"/>
+        </w:rPr>
+        <w:t xml:space="preserve"> entre les deux jambes en </w:t>
       </w:r>
       <w:proofErr w:type="spellStart"/>
       <w:r>
@@ -6285,9 +6195,24 @@
         <w:rPr>
           <w:lang w:val="fr-CH"/>
         </w:rPr>
-        <w:t xml:space="preserve"> de créé une fonction qui parcourt </w:t>
-      </w:r>
-      <w:proofErr w:type="spellStart"/>
+        <w:t xml:space="preserve"> de </w:t>
+      </w:r>
+      <w:proofErr w:type="gramStart"/>
+      <w:r>
+        <w:rPr>
+          <w:lang w:val="fr-CH"/>
+        </w:rPr>
+        <w:t>créé</w:t>
+      </w:r>
+      <w:proofErr w:type="gramEnd"/>
+      <w:r>
+        <w:rPr>
+          <w:lang w:val="fr-CH"/>
+        </w:rPr>
+        <w:t xml:space="preserve"> une fonction qui parcourt </w:t>
+      </w:r>
+      <w:proofErr w:type="spellStart"/>
+      <w:proofErr w:type="gramStart"/>
       <w:r>
         <w:rPr>
           <w:lang w:val="fr-CH"/>
@@ -6299,21 +6224,14 @@
         <w:rPr>
           <w:lang w:val="fr-CH"/>
         </w:rPr>
-        <w:t xml:space="preserve"> les éléments à chaque nouvel ajout. </w:t>
-      </w:r>
-      <w:proofErr w:type="gramStart"/>
-      <w:r>
-        <w:rPr>
-          <w:lang w:val="fr-CH"/>
-        </w:rPr>
-        <w:t>C’est donc pas</w:t>
+        <w:t xml:space="preserve"> les éléments</w:t>
       </w:r>
       <w:proofErr w:type="gramEnd"/>
       <w:r>
         <w:rPr>
           <w:lang w:val="fr-CH"/>
         </w:rPr>
-        <w:t xml:space="preserve"> efficace. </w:t>
+        <w:t xml:space="preserve"> à chaque nouvel ajout. C’est donc pas efficace. </w:t>
       </w:r>
     </w:p>
     <w:p>
@@ -6706,6 +6624,7 @@
         <w:t xml:space="preserve"> de 1350 ms, on ne </w:t>
       </w:r>
       <w:proofErr w:type="spellStart"/>
+      <w:proofErr w:type="gramStart"/>
       <w:r>
         <w:rPr>
           <w:lang w:val="fr-CH"/>
@@ -6713,11 +6632,26 @@
         <w:t>peux</w:t>
       </w:r>
       <w:proofErr w:type="spellEnd"/>
-      <w:r>
-        <w:rPr>
-          <w:lang w:val="fr-CH"/>
-        </w:rPr>
-        <w:t xml:space="preserve"> pas montrer un points de data toutes les 1350ms.</w:t>
+      <w:proofErr w:type="gramEnd"/>
+      <w:r>
+        <w:rPr>
+          <w:lang w:val="fr-CH"/>
+        </w:rPr>
+        <w:t xml:space="preserve"> pas montrer </w:t>
+      </w:r>
+      <w:proofErr w:type="gramStart"/>
+      <w:r>
+        <w:rPr>
+          <w:lang w:val="fr-CH"/>
+        </w:rPr>
+        <w:t>un points</w:t>
+      </w:r>
+      <w:proofErr w:type="gramEnd"/>
+      <w:r>
+        <w:rPr>
+          <w:lang w:val="fr-CH"/>
+        </w:rPr>
+        <w:t xml:space="preserve"> de data toutes les 1350ms.</w:t>
       </w:r>
     </w:p>
     <w:p>
@@ -6752,63 +6686,7 @@
         <w:rPr>
           <w:lang w:val="fr-CH"/>
         </w:rPr>
-        <w:t xml:space="preserve"> avant la visualisation. Puis au moment de la visualisation, on </w:t>
-      </w:r>
-      <w:proofErr w:type="spellStart"/>
-      <w:r>
-        <w:rPr>
-          <w:lang w:val="fr-CH"/>
-        </w:rPr>
-        <w:t>replay</w:t>
-      </w:r>
-      <w:proofErr w:type="spellEnd"/>
-      <w:r>
-        <w:rPr>
-          <w:lang w:val="fr-CH"/>
-        </w:rPr>
-        <w:t xml:space="preserve"> tous </w:t>
-      </w:r>
-      <w:proofErr w:type="gramStart"/>
-      <w:r>
-        <w:rPr>
-          <w:lang w:val="fr-CH"/>
-        </w:rPr>
-        <w:t>les time</w:t>
-      </w:r>
-      <w:proofErr w:type="gramEnd"/>
-      <w:r>
-        <w:rPr>
-          <w:lang w:val="fr-CH"/>
-        </w:rPr>
-        <w:t xml:space="preserve"> point à fréquence maximal (tous les 5ms). C’est pour ça que c’est important d’utiliser un </w:t>
-      </w:r>
-      <w:proofErr w:type="spellStart"/>
-      <w:r>
-        <w:rPr>
-          <w:lang w:val="fr-CH"/>
-        </w:rPr>
-        <w:t>fix</w:t>
-      </w:r>
-      <w:proofErr w:type="spellEnd"/>
-      <w:r>
-        <w:rPr>
-          <w:lang w:val="fr-CH"/>
-        </w:rPr>
-        <w:t xml:space="preserve"> update pour que le </w:t>
-      </w:r>
-      <w:proofErr w:type="spellStart"/>
-      <w:r>
-        <w:rPr>
-          <w:lang w:val="fr-CH"/>
-        </w:rPr>
-        <w:t>replay</w:t>
-      </w:r>
-      <w:proofErr w:type="spellEnd"/>
-      <w:r>
-        <w:rPr>
-          <w:lang w:val="fr-CH"/>
-        </w:rPr>
-        <w:t xml:space="preserve"> n’ajoute pas un </w:t>
+        <w:t xml:space="preserve"> avant la visualisation. Puis au moment de la visualisation, on replay tous les time point à fréquence maximal (tous les 5ms). C’est pour ça que c’est important d’utiliser un fix update pour que le replay n’ajoute pas un </w:t>
       </w:r>
       <w:proofErr w:type="spellStart"/>
       <w:r>
@@ -7070,21 +6948,7 @@
         <w:rPr>
           <w:lang w:val="fr-CH"/>
         </w:rPr>
-        <w:t xml:space="preserve"> reste à un position </w:t>
-      </w:r>
-      <w:proofErr w:type="spellStart"/>
-      <w:r>
-        <w:rPr>
-          <w:lang w:val="fr-CH"/>
-        </w:rPr>
-        <w:t>fix</w:t>
-      </w:r>
-      <w:proofErr w:type="spellEnd"/>
-      <w:r>
-        <w:rPr>
-          <w:lang w:val="fr-CH"/>
-        </w:rPr>
-        <w:t xml:space="preserve"> ! </w:t>
+        <w:t xml:space="preserve"> reste à un position fix ! </w:t>
       </w:r>
     </w:p>
     <w:p>
@@ -7111,21 +6975,7 @@
         <w:rPr>
           <w:lang w:val="fr-CH"/>
         </w:rPr>
-        <w:t xml:space="preserve"> le démarrage de chaque </w:t>
-      </w:r>
-      <w:proofErr w:type="spellStart"/>
-      <w:r>
-        <w:rPr>
-          <w:lang w:val="fr-CH"/>
-        </w:rPr>
-        <w:t>trails</w:t>
-      </w:r>
-      <w:proofErr w:type="spellEnd"/>
-      <w:r>
-        <w:rPr>
-          <w:lang w:val="fr-CH"/>
-        </w:rPr>
-        <w:t xml:space="preserve"> pour qu’il ne soit pas acculé. </w:t>
+        <w:t xml:space="preserve"> le démarrage de chaque trails pour qu’il ne soit pas acculé. </w:t>
       </w:r>
     </w:p>
     <w:p>
@@ -7255,14 +7105,42 @@
         <w:rPr>
           <w:lang w:val="fr-CH"/>
         </w:rPr>
-        <w:t xml:space="preserve">, ils ont enregistrer les position des marqueur </w:t>
-      </w:r>
-      <w:proofErr w:type="spellStart"/>
+        <w:t xml:space="preserve">, ils ont </w:t>
+      </w:r>
       <w:proofErr w:type="gramStart"/>
       <w:r>
         <w:rPr>
           <w:lang w:val="fr-CH"/>
         </w:rPr>
+        <w:t>enregistrer</w:t>
+      </w:r>
+      <w:proofErr w:type="gramEnd"/>
+      <w:r>
+        <w:rPr>
+          <w:lang w:val="fr-CH"/>
+        </w:rPr>
+        <w:t xml:space="preserve"> </w:t>
+      </w:r>
+      <w:proofErr w:type="gramStart"/>
+      <w:r>
+        <w:rPr>
+          <w:lang w:val="fr-CH"/>
+        </w:rPr>
+        <w:t>les position</w:t>
+      </w:r>
+      <w:proofErr w:type="gramEnd"/>
+      <w:r>
+        <w:rPr>
+          <w:lang w:val="fr-CH"/>
+        </w:rPr>
+        <w:t xml:space="preserve"> des marqueur </w:t>
+      </w:r>
+      <w:proofErr w:type="spellStart"/>
+      <w:proofErr w:type="gramStart"/>
+      <w:r>
+        <w:rPr>
+          <w:lang w:val="fr-CH"/>
+        </w:rPr>
         <w:t>elbow,hand</w:t>
       </w:r>
       <w:proofErr w:type="spellEnd"/>
@@ -7285,21 +7163,7 @@
         <w:rPr>
           <w:lang w:val="fr-CH"/>
         </w:rPr>
-        <w:t xml:space="preserve">, and </w:t>
-      </w:r>
-      <w:proofErr w:type="spellStart"/>
-      <w:r>
-        <w:rPr>
-          <w:lang w:val="fr-CH"/>
-        </w:rPr>
-        <w:t>heel</w:t>
-      </w:r>
-      <w:proofErr w:type="spellEnd"/>
-      <w:r>
-        <w:rPr>
-          <w:lang w:val="fr-CH"/>
-        </w:rPr>
-        <w:t xml:space="preserve"> pour </w:t>
+        <w:t xml:space="preserve">, and heel pour </w:t>
       </w:r>
       <w:proofErr w:type="spellStart"/>
       <w:r>
@@ -7313,41 +7177,13 @@
         <w:rPr>
           <w:lang w:val="fr-CH"/>
         </w:rPr>
-        <w:t xml:space="preserve"> le </w:t>
-      </w:r>
-      <w:proofErr w:type="spellStart"/>
-      <w:r>
-        <w:rPr>
-          <w:lang w:val="fr-CH"/>
-        </w:rPr>
-        <w:t>stride</w:t>
-      </w:r>
-      <w:proofErr w:type="spellEnd"/>
-      <w:r>
-        <w:rPr>
-          <w:lang w:val="fr-CH"/>
-        </w:rPr>
-        <w:t xml:space="preserve"> time.  </w:t>
-      </w:r>
-      <w:r>
-        <w:rPr>
-          <w:lang w:val="fr-CH"/>
-        </w:rPr>
-        <w:t xml:space="preserve">Pour calculer le </w:t>
-      </w:r>
-      <w:proofErr w:type="spellStart"/>
-      <w:r>
-        <w:rPr>
-          <w:lang w:val="fr-CH"/>
-        </w:rPr>
-        <w:t>stride</w:t>
-      </w:r>
-      <w:proofErr w:type="spellEnd"/>
-      <w:r>
-        <w:rPr>
-          <w:lang w:val="fr-CH"/>
-        </w:rPr>
-        <w:t xml:space="preserve"> time, ils ont </w:t>
+        <w:t xml:space="preserve"> le stride time.  </w:t>
+      </w:r>
+      <w:r>
+        <w:rPr>
+          <w:lang w:val="fr-CH"/>
+        </w:rPr>
+        <w:t xml:space="preserve">Pour calculer le stride time, ils ont </w:t>
       </w:r>
       <w:proofErr w:type="spellStart"/>
       <w:proofErr w:type="gramStart"/>
@@ -7411,13 +7247,27 @@
         <w:rPr>
           <w:lang w:val="fr-CH"/>
         </w:rPr>
-        <w:t xml:space="preserve"> avec 5ms variable. Il sera peut-être nécessaire de sauvegarder le timing précis de chaque </w:t>
+        <w:t xml:space="preserve"> avec 5ms variable. Il sera peut-être nécessaire de sauvegarder le </w:t>
       </w:r>
       <w:proofErr w:type="gramStart"/>
       <w:r>
         <w:rPr>
           <w:lang w:val="fr-CH"/>
         </w:rPr>
+        <w:t>timing</w:t>
+      </w:r>
+      <w:proofErr w:type="gramEnd"/>
+      <w:r>
+        <w:rPr>
+          <w:lang w:val="fr-CH"/>
+        </w:rPr>
+        <w:t xml:space="preserve"> précis de chaque </w:t>
+      </w:r>
+      <w:proofErr w:type="gramStart"/>
+      <w:r>
+        <w:rPr>
+          <w:lang w:val="fr-CH"/>
+        </w:rPr>
         <w:t>point temporelle</w:t>
       </w:r>
       <w:proofErr w:type="gramEnd"/>
@@ -7425,21 +7275,7 @@
         <w:rPr>
           <w:lang w:val="fr-CH"/>
         </w:rPr>
-        <w:t xml:space="preserve"> pour pouvoir calculer correctement le </w:t>
-      </w:r>
-      <w:proofErr w:type="spellStart"/>
-      <w:r>
-        <w:rPr>
-          <w:lang w:val="fr-CH"/>
-        </w:rPr>
-        <w:t>stride</w:t>
-      </w:r>
-      <w:proofErr w:type="spellEnd"/>
-      <w:r>
-        <w:rPr>
-          <w:lang w:val="fr-CH"/>
-        </w:rPr>
-        <w:t xml:space="preserve"> time. Seulement un cycle complet de marche est pris en compte et les cycle plus petit de 1s et plus grand que 2s sont pas considéré. </w:t>
+        <w:t xml:space="preserve"> pour pouvoir calculer correctement le stride time. Seulement un cycle complet de marche est pris en compte et les cycle plus petit de 1s et plus grand que 2s sont pas considéré. </w:t>
       </w:r>
       <w:r>
         <w:rPr>
@@ -7574,13 +7410,41 @@
         <w:rPr>
           <w:lang w:val="fr-CH"/>
         </w:rPr>
-        <w:t>, la position Y va pas be</w:t>
-      </w:r>
-      <w:r>
-        <w:rPr>
-          <w:lang w:val="fr-CH"/>
-        </w:rPr>
-        <w:t xml:space="preserve">aucoup varié car on </w:t>
+        <w:t xml:space="preserve">, la </w:t>
+      </w:r>
+      <w:proofErr w:type="gramStart"/>
+      <w:r>
+        <w:rPr>
+          <w:lang w:val="fr-CH"/>
+        </w:rPr>
+        <w:t>position Y va pas</w:t>
+      </w:r>
+      <w:proofErr w:type="gramEnd"/>
+      <w:r>
+        <w:rPr>
+          <w:lang w:val="fr-CH"/>
+        </w:rPr>
+        <w:t xml:space="preserve"> be</w:t>
+      </w:r>
+      <w:r>
+        <w:rPr>
+          <w:lang w:val="fr-CH"/>
+        </w:rPr>
+        <w:t xml:space="preserve">aucoup </w:t>
+      </w:r>
+      <w:proofErr w:type="gramStart"/>
+      <w:r>
+        <w:rPr>
+          <w:lang w:val="fr-CH"/>
+        </w:rPr>
+        <w:t>varié</w:t>
+      </w:r>
+      <w:proofErr w:type="gramEnd"/>
+      <w:r>
+        <w:rPr>
+          <w:lang w:val="fr-CH"/>
+        </w:rPr>
+        <w:t xml:space="preserve"> car on </w:t>
       </w:r>
       <w:proofErr w:type="spellStart"/>
       <w:r>
@@ -7594,21 +7458,7 @@
         <w:rPr>
           <w:lang w:val="fr-CH"/>
         </w:rPr>
-        <w:t xml:space="preserve"> le pied de pas très haut (changement de valeur faible). Il vaut mieux se </w:t>
-      </w:r>
-      <w:proofErr w:type="gramStart"/>
-      <w:r>
-        <w:rPr>
-          <w:lang w:val="fr-CH"/>
-        </w:rPr>
-        <w:t>basé</w:t>
-      </w:r>
-      <w:proofErr w:type="gramEnd"/>
-      <w:r>
-        <w:rPr>
-          <w:lang w:val="fr-CH"/>
-        </w:rPr>
-        <w:t xml:space="preserve"> sur la position du bassin</w:t>
+        <w:t xml:space="preserve"> le pied de pas très haut (changement de valeur faible). Il vaut mieux se basé sur la position du bassin</w:t>
       </w:r>
       <w:r>
         <w:rPr>
@@ -7761,7 +7611,21 @@
         <w:rPr>
           <w:lang w:val="fr-CH"/>
         </w:rPr>
-        <w:t xml:space="preserve"> pas mieux enregistrer directement les data de Motive pour avoir un vrai localisation plutôt que la transposé de l’avatar dans </w:t>
+        <w:t xml:space="preserve"> pas mieux enregistrer directement les data de Motive pour avoir </w:t>
+      </w:r>
+      <w:proofErr w:type="gramStart"/>
+      <w:r>
+        <w:rPr>
+          <w:lang w:val="fr-CH"/>
+        </w:rPr>
+        <w:t>un vrai localisation</w:t>
+      </w:r>
+      <w:proofErr w:type="gramEnd"/>
+      <w:r>
+        <w:rPr>
+          <w:lang w:val="fr-CH"/>
+        </w:rPr>
+        <w:t xml:space="preserve"> plutôt que la transposé de l’avatar dans </w:t>
       </w:r>
       <w:proofErr w:type="spellStart"/>
       <w:r>
@@ -7851,6 +7715,7 @@
       </w:r>
       <w:r>
         <w:rPr>
+          <w:noProof/>
           <w:lang w:val="fr-CH"/>
         </w:rPr>
         <w:drawing>
@@ -8109,35 +7974,21 @@
         <w:rPr>
           <w:lang w:val="fr-CH"/>
         </w:rPr>
-        <w:t xml:space="preserve">Question </w:t>
-      </w:r>
-      <w:proofErr w:type="spellStart"/>
-      <w:r>
-        <w:rPr>
-          <w:lang w:val="fr-CH"/>
-        </w:rPr>
-        <w:t>sous-ascente</w:t>
-      </w:r>
-      <w:proofErr w:type="spellEnd"/>
-      <w:r>
-        <w:rPr>
-          <w:lang w:val="fr-CH"/>
-        </w:rPr>
-        <w:t xml:space="preserve"> : est-ce que je réduis le </w:t>
-      </w:r>
-      <w:proofErr w:type="spellStart"/>
-      <w:r>
-        <w:rPr>
-          <w:lang w:val="fr-CH"/>
-        </w:rPr>
-        <w:t>fix</w:t>
-      </w:r>
-      <w:proofErr w:type="spellEnd"/>
-      <w:r>
-        <w:rPr>
-          <w:lang w:val="fr-CH"/>
-        </w:rPr>
-        <w:t xml:space="preserve">-update à 2ms ou lieu de 5ms ? </w:t>
+        <w:t>Question sous-</w:t>
+      </w:r>
+      <w:proofErr w:type="spellStart"/>
+      <w:r>
+        <w:rPr>
+          <w:lang w:val="fr-CH"/>
+        </w:rPr>
+        <w:t>ascente</w:t>
+      </w:r>
+      <w:proofErr w:type="spellEnd"/>
+      <w:r>
+        <w:rPr>
+          <w:lang w:val="fr-CH"/>
+        </w:rPr>
+        <w:t xml:space="preserve"> : est-ce que je réduis le fix-update à 2ms ou lieu de 5ms ? </w:t>
       </w:r>
       <w:proofErr w:type="gramStart"/>
       <w:r>
@@ -8151,35 +8002,7 @@
         <w:rPr>
           <w:lang w:val="fr-CH"/>
         </w:rPr>
-        <w:t xml:space="preserve"> super chaux car on va introduire un </w:t>
-      </w:r>
-      <w:proofErr w:type="spellStart"/>
-      <w:r>
-        <w:rPr>
-          <w:lang w:val="fr-CH"/>
-        </w:rPr>
-        <w:t>lag</w:t>
-      </w:r>
-      <w:proofErr w:type="spellEnd"/>
-      <w:r>
-        <w:rPr>
-          <w:lang w:val="fr-CH"/>
-        </w:rPr>
-        <w:t xml:space="preserve"> variable dans le </w:t>
-      </w:r>
-      <w:proofErr w:type="spellStart"/>
-      <w:r>
-        <w:rPr>
-          <w:lang w:val="fr-CH"/>
-        </w:rPr>
-        <w:t>replay</w:t>
-      </w:r>
-      <w:proofErr w:type="spellEnd"/>
-      <w:r>
-        <w:rPr>
-          <w:lang w:val="fr-CH"/>
-        </w:rPr>
-        <w:t xml:space="preserve"> des data. En fait, c’est à tester ! </w:t>
+        <w:t xml:space="preserve"> super chaux car on va introduire un lag variable dans le replay des data. En fait, c’est à tester ! </w:t>
       </w:r>
     </w:p>
     <w:p>
@@ -8593,7 +8416,21 @@
         <w:rPr>
           <w:lang w:val="fr-CH"/>
         </w:rPr>
-        <w:t>, ils ont jamais eu une résolution à 1ms !!!! Leur système marchait à 30 Hz (</w:t>
+        <w:t xml:space="preserve">, </w:t>
+      </w:r>
+      <w:proofErr w:type="gramStart"/>
+      <w:r>
+        <w:rPr>
+          <w:lang w:val="fr-CH"/>
+        </w:rPr>
+        <w:t>ils ont jamais</w:t>
+      </w:r>
+      <w:proofErr w:type="gramEnd"/>
+      <w:r>
+        <w:rPr>
+          <w:lang w:val="fr-CH"/>
+        </w:rPr>
+        <w:t xml:space="preserve"> eu une résolution à 1ms !!!! Leur système marchait à 30 Hz (</w:t>
       </w:r>
       <w:proofErr w:type="spellStart"/>
       <w:r>
@@ -8656,7 +8493,7 @@
           <w:sz w:val="28"/>
           <w:lang w:val="fr-CH"/>
         </w:rPr>
-        <w:t xml:space="preserve"> duration = 2.8 ms).</w:t>
+        <w:t xml:space="preserve"> duration = 2.8 ms). </w:t>
       </w:r>
       <w:r>
         <w:rPr>
@@ -8665,8 +8502,10 @@
           <w:sz w:val="28"/>
           <w:lang w:val="fr-CH"/>
         </w:rPr>
-        <w:t xml:space="preserve"> </w:t>
-      </w:r>
+        <w:br/>
+        <w:t xml:space="preserve">Le plus petit dénominateur commun pour le </w:t>
+      </w:r>
+      <w:proofErr w:type="spellStart"/>
       <w:r>
         <w:rPr>
           <w:b/>
@@ -8674,10 +8513,9 @@
           <w:sz w:val="28"/>
           <w:lang w:val="fr-CH"/>
         </w:rPr>
-        <w:br/>
-        <w:t xml:space="preserve">Le plus petit dénominateur commun pour le </w:t>
-      </w:r>
-      <w:proofErr w:type="spellStart"/>
+        <w:t>déais</w:t>
+      </w:r>
+      <w:proofErr w:type="spellEnd"/>
       <w:r>
         <w:rPr>
           <w:b/>
@@ -8685,9 +8523,9 @@
           <w:sz w:val="28"/>
           <w:lang w:val="fr-CH"/>
         </w:rPr>
-        <w:t>déais</w:t>
-      </w:r>
-      <w:proofErr w:type="spellEnd"/>
+        <w:t xml:space="preserve"> c’est 5ms. DU coup, on reste sur un </w:t>
+      </w:r>
+      <w:proofErr w:type="spellStart"/>
       <w:r>
         <w:rPr>
           <w:b/>
@@ -8695,9 +8533,9 @@
           <w:sz w:val="28"/>
           <w:lang w:val="fr-CH"/>
         </w:rPr>
-        <w:t xml:space="preserve"> c’est 5ms. DU coup, on reste sur un </w:t>
-      </w:r>
-      <w:proofErr w:type="spellStart"/>
+        <w:t>fixed</w:t>
+      </w:r>
+      <w:proofErr w:type="spellEnd"/>
       <w:r>
         <w:rPr>
           <w:b/>
@@ -8705,9 +8543,9 @@
           <w:sz w:val="28"/>
           <w:lang w:val="fr-CH"/>
         </w:rPr>
-        <w:t>fixed</w:t>
-      </w:r>
-      <w:proofErr w:type="spellEnd"/>
+        <w:t xml:space="preserve"> update à 5ms comme je </w:t>
+      </w:r>
+      <w:proofErr w:type="gramStart"/>
       <w:r>
         <w:rPr>
           <w:b/>
@@ -8715,10 +8553,9 @@
           <w:sz w:val="28"/>
           <w:lang w:val="fr-CH"/>
         </w:rPr>
-        <w:t xml:space="preserve"> update à 5ms comme je l’avait prévu à l’origine et </w:t>
-      </w:r>
-      <w:proofErr w:type="spellStart"/>
-      <w:proofErr w:type="gramStart"/>
+        <w:t>l’avait</w:t>
+      </w:r>
+      <w:proofErr w:type="gramEnd"/>
       <w:r>
         <w:rPr>
           <w:b/>
@@ -8726,10 +8563,10 @@
           <w:sz w:val="28"/>
           <w:lang w:val="fr-CH"/>
         </w:rPr>
-        <w:t>on</w:t>
-      </w:r>
-      <w:proofErr w:type="spellEnd"/>
-      <w:proofErr w:type="gramEnd"/>
+        <w:t xml:space="preserve"> prévu à l’origine et </w:t>
+      </w:r>
+      <w:proofErr w:type="spellStart"/>
+      <w:proofErr w:type="gramStart"/>
       <w:r>
         <w:rPr>
           <w:b/>
@@ -8737,9 +8574,10 @@
           <w:sz w:val="28"/>
           <w:lang w:val="fr-CH"/>
         </w:rPr>
-        <w:t xml:space="preserve"> </w:t>
-      </w:r>
-      <w:proofErr w:type="spellStart"/>
+        <w:t>on</w:t>
+      </w:r>
+      <w:proofErr w:type="spellEnd"/>
+      <w:proofErr w:type="gramEnd"/>
       <w:r>
         <w:rPr>
           <w:b/>
@@ -8747,9 +8585,9 @@
           <w:sz w:val="28"/>
           <w:lang w:val="fr-CH"/>
         </w:rPr>
-        <w:t>choisi</w:t>
-      </w:r>
-      <w:proofErr w:type="spellEnd"/>
+        <w:t xml:space="preserve"> </w:t>
+      </w:r>
+      <w:proofErr w:type="spellStart"/>
       <w:r>
         <w:rPr>
           <w:b/>
@@ -8757,9 +8595,9 @@
           <w:sz w:val="28"/>
           <w:lang w:val="fr-CH"/>
         </w:rPr>
-        <w:t xml:space="preserve"> d’utiliser une fréquence d’</w:t>
-      </w:r>
-      <w:proofErr w:type="spellStart"/>
+        <w:t>choisi</w:t>
+      </w:r>
+      <w:proofErr w:type="spellEnd"/>
       <w:r>
         <w:rPr>
           <w:b/>
@@ -8767,9 +8605,9 @@
           <w:sz w:val="28"/>
           <w:lang w:val="fr-CH"/>
         </w:rPr>
-        <w:t>échantillonage</w:t>
-      </w:r>
-      <w:proofErr w:type="spellEnd"/>
+        <w:t xml:space="preserve"> d’utiliser une fréquence d’</w:t>
+      </w:r>
+      <w:proofErr w:type="spellStart"/>
       <w:r>
         <w:rPr>
           <w:b/>
@@ -8777,9 +8615,9 @@
           <w:sz w:val="28"/>
           <w:lang w:val="fr-CH"/>
         </w:rPr>
-        <w:t xml:space="preserve"> à 200 Hz pour le système </w:t>
-      </w:r>
-      <w:proofErr w:type="spellStart"/>
+        <w:t>échantillonage</w:t>
+      </w:r>
+      <w:proofErr w:type="spellEnd"/>
       <w:r>
         <w:rPr>
           <w:b/>
@@ -8787,9 +8625,9 @@
           <w:sz w:val="28"/>
           <w:lang w:val="fr-CH"/>
         </w:rPr>
-        <w:t>optitrack</w:t>
-      </w:r>
-      <w:proofErr w:type="spellEnd"/>
+        <w:t xml:space="preserve"> à 200 Hz pour le système </w:t>
+      </w:r>
+      <w:proofErr w:type="spellStart"/>
       <w:r>
         <w:rPr>
           <w:b/>
@@ -8797,8 +8635,9 @@
           <w:sz w:val="28"/>
           <w:lang w:val="fr-CH"/>
         </w:rPr>
-        <w:t>.</w:t>
-      </w:r>
+        <w:t>optitrack</w:t>
+      </w:r>
+      <w:proofErr w:type="spellEnd"/>
       <w:r>
         <w:rPr>
           <w:b/>
@@ -8806,18 +8645,17 @@
           <w:sz w:val="28"/>
           <w:lang w:val="fr-CH"/>
         </w:rPr>
-        <w:t xml:space="preserve"> On sera déjà 6 x plus précis que le papier original. C’est mon choix définitif.</w:t>
-      </w:r>
-    </w:p>
-    <w:p>
-      <w:pPr>
+        <w:t>.</w:t>
+      </w:r>
+      <w:r>
         <w:rPr>
           <w:b/>
           <w:color w:val="FF0000"/>
           <w:sz w:val="28"/>
           <w:lang w:val="fr-CH"/>
         </w:rPr>
-      </w:pPr>
+        <w:t xml:space="preserve"> On sera déjà 6 x plus précis que le papier original. C’est mon choix définitif.</w:t>
+      </w:r>
     </w:p>
     <w:p>
       <w:pPr>
@@ -8832,6 +8670,16 @@
     <w:p>
       <w:pPr>
         <w:rPr>
+          <w:b/>
+          <w:color w:val="FF0000"/>
+          <w:sz w:val="28"/>
+          <w:lang w:val="fr-CH"/>
+        </w:rPr>
+      </w:pPr>
+    </w:p>
+    <w:p>
+      <w:pPr>
+        <w:rPr>
           <w:sz w:val="28"/>
           <w:lang w:val="fr-CH"/>
         </w:rPr>
@@ -9366,7 +9214,21 @@
         <w:rPr>
           <w:lang w:val="fr-CH"/>
         </w:rPr>
-        <w:t xml:space="preserve"> dans le world </w:t>
+        <w:t xml:space="preserve"> dans </w:t>
+      </w:r>
+      <w:proofErr w:type="gramStart"/>
+      <w:r>
+        <w:rPr>
+          <w:lang w:val="fr-CH"/>
+        </w:rPr>
+        <w:t>le world</w:t>
+      </w:r>
+      <w:proofErr w:type="gramEnd"/>
+      <w:r>
+        <w:rPr>
+          <w:lang w:val="fr-CH"/>
+        </w:rPr>
+        <w:t xml:space="preserve"> </w:t>
       </w:r>
       <w:proofErr w:type="spellStart"/>
       <w:r>
@@ -9560,56 +9422,20 @@
         <w:rPr>
           <w:lang w:val="fr-CH"/>
         </w:rPr>
-        <w:t xml:space="preserve">Vérification du </w:t>
-      </w:r>
-      <w:proofErr w:type="spellStart"/>
-      <w:r>
-        <w:rPr>
-          <w:lang w:val="fr-CH"/>
-        </w:rPr>
-        <w:t>replay</w:t>
-      </w:r>
-      <w:proofErr w:type="spellEnd"/>
-    </w:p>
-    <w:p>
-      <w:pPr>
-        <w:rPr>
-          <w:lang w:val="fr-CH"/>
-        </w:rPr>
-      </w:pPr>
-      <w:r>
-        <w:rPr>
-          <w:lang w:val="fr-CH"/>
-        </w:rPr>
-        <w:t xml:space="preserve">J’ai regardé attentivement le </w:t>
-      </w:r>
-      <w:proofErr w:type="spellStart"/>
-      <w:r>
-        <w:rPr>
-          <w:lang w:val="fr-CH"/>
-        </w:rPr>
-        <w:t>replay</w:t>
-      </w:r>
-      <w:proofErr w:type="spellEnd"/>
-      <w:r>
-        <w:rPr>
-          <w:lang w:val="fr-CH"/>
-        </w:rPr>
-        <w:t xml:space="preserve"> du </w:t>
-      </w:r>
-      <w:proofErr w:type="spellStart"/>
-      <w:r>
-        <w:rPr>
-          <w:lang w:val="fr-CH"/>
-        </w:rPr>
-        <w:t>charactère</w:t>
-      </w:r>
-      <w:proofErr w:type="spellEnd"/>
-      <w:r>
-        <w:rPr>
-          <w:lang w:val="fr-CH"/>
-        </w:rPr>
-        <w:t xml:space="preserve"> </w:t>
+        <w:t>Vérification du replay</w:t>
+      </w:r>
+    </w:p>
+    <w:p>
+      <w:pPr>
+        <w:rPr>
+          <w:lang w:val="fr-CH"/>
+        </w:rPr>
+      </w:pPr>
+      <w:r>
+        <w:rPr>
+          <w:lang w:val="fr-CH"/>
+        </w:rPr>
+        <w:t xml:space="preserve">J’ai regardé attentivement le replay du charactère </w:t>
       </w:r>
       <w:proofErr w:type="spellStart"/>
       <w:r>
@@ -9637,21 +9463,7 @@
         <w:rPr>
           <w:lang w:val="fr-CH"/>
         </w:rPr>
-        <w:t xml:space="preserve">, les deux ont bien l’aire de correspondre au </w:t>
-      </w:r>
-      <w:proofErr w:type="spellStart"/>
-      <w:r>
-        <w:rPr>
-          <w:lang w:val="fr-CH"/>
-        </w:rPr>
-        <w:t>replay</w:t>
-      </w:r>
-      <w:proofErr w:type="spellEnd"/>
-      <w:r>
-        <w:rPr>
-          <w:lang w:val="fr-CH"/>
-        </w:rPr>
-        <w:t xml:space="preserve"> enregistré dans Motive. </w:t>
+        <w:t xml:space="preserve">, les deux ont bien l’aire de correspondre au replay enregistré dans Motive. </w:t>
       </w:r>
     </w:p>
     <w:p>
@@ -9729,21 +9541,7 @@
         <w:rPr>
           <w:lang w:val="fr-CH"/>
         </w:rPr>
-        <w:t xml:space="preserve">Vérification de la durée du </w:t>
-      </w:r>
-      <w:proofErr w:type="spellStart"/>
-      <w:r>
-        <w:rPr>
-          <w:lang w:val="fr-CH"/>
-        </w:rPr>
-        <w:t>replay</w:t>
-      </w:r>
-      <w:proofErr w:type="spellEnd"/>
-      <w:r>
-        <w:rPr>
-          <w:lang w:val="fr-CH"/>
-        </w:rPr>
-        <w:t xml:space="preserve"> : </w:t>
+        <w:t xml:space="preserve">Vérification de la durée du replay : </w:t>
       </w:r>
     </w:p>
     <w:p>
@@ -9765,15 +9563,369 @@
           <w:lang w:val="fr-CH"/>
         </w:rPr>
       </w:pPr>
-      <w:bookmarkStart w:id="0" w:name="_GoBack"/>
-      <w:bookmarkEnd w:id="0"/>
-    </w:p>
-    <w:p>
-      <w:pPr>
-        <w:rPr>
-          <w:lang w:val="fr-CH"/>
-        </w:rPr>
-      </w:pPr>
+    </w:p>
+    <w:p>
+      <w:pPr>
+        <w:rPr>
+          <w:b/>
+          <w:bCs/>
+          <w:lang w:val="fr-CH"/>
+        </w:rPr>
+      </w:pPr>
+      <w:r>
+        <w:rPr>
+          <w:b/>
+          <w:bCs/>
+          <w:lang w:val="fr-CH"/>
+        </w:rPr>
+        <w:t>29.04.2025</w:t>
+      </w:r>
+    </w:p>
+    <w:p>
+      <w:pPr>
+        <w:rPr>
+          <w:lang w:val="fr-CH"/>
+        </w:rPr>
+      </w:pPr>
+      <w:r>
+        <w:rPr>
+          <w:lang w:val="fr-CH"/>
+        </w:rPr>
+        <w:t xml:space="preserve">A la question de savoir si le script de la task1_walking enregistre la trajectoire réelle du participant ou la trajectoire dévier de celui-ci, je peux répondre avec certitude que c’est le deuxième cas. </w:t>
+      </w:r>
+    </w:p>
+    <w:p>
+      <w:pPr>
+        <w:rPr>
+          <w:lang w:val="fr-CH"/>
+        </w:rPr>
+      </w:pPr>
+      <w:r>
+        <w:rPr>
+          <w:lang w:val="fr-CH"/>
+        </w:rPr>
+        <w:drawing>
+          <wp:inline distT="0" distB="0" distL="0" distR="0" wp14:anchorId="16E5B1DF" wp14:editId="2834C569">
+            <wp:extent cx="2627194" cy="2454574"/>
+            <wp:effectExtent l="0" t="0" r="1905" b="3175"/>
+            <wp:docPr id="1304362866" name="Picture 1" descr="A graph of a number of cylinders&#10;&#10;AI-generated content may be incorrect."/>
+            <wp:cNvGraphicFramePr>
+              <a:graphicFrameLocks xmlns:a="http://schemas.openxmlformats.org/drawingml/2006/main" noChangeAspect="1"/>
+            </wp:cNvGraphicFramePr>
+            <a:graphic xmlns:a="http://schemas.openxmlformats.org/drawingml/2006/main">
+              <a:graphicData uri="http://schemas.openxmlformats.org/drawingml/2006/picture">
+                <pic:pic xmlns:pic="http://schemas.openxmlformats.org/drawingml/2006/picture">
+                  <pic:nvPicPr>
+                    <pic:cNvPr id="1304362866" name="Picture 1" descr="A graph of a number of cylinders&#10;&#10;AI-generated content may be incorrect."/>
+                    <pic:cNvPicPr/>
+                  </pic:nvPicPr>
+                  <pic:blipFill>
+                    <a:blip r:embed="rId17"/>
+                    <a:stretch>
+                      <a:fillRect/>
+                    </a:stretch>
+                  </pic:blipFill>
+                  <pic:spPr>
+                    <a:xfrm>
+                      <a:off x="0" y="0"/>
+                      <a:ext cx="2631269" cy="2458381"/>
+                    </a:xfrm>
+                    <a:prstGeom prst="rect">
+                      <a:avLst/>
+                    </a:prstGeom>
+                  </pic:spPr>
+                </pic:pic>
+              </a:graphicData>
+            </a:graphic>
+          </wp:inline>
+        </w:drawing>
+      </w:r>
+    </w:p>
+    <w:p>
+      <w:pPr>
+        <w:rPr>
+          <w:lang w:val="fr-CH"/>
+        </w:rPr>
+      </w:pPr>
+      <w:r>
+        <w:rPr>
+          <w:lang w:val="fr-CH"/>
+        </w:rPr>
+        <w:t xml:space="preserve">Voici la représentation du graphique lorsque je marchais systématiquement en ligne droite. On voit que la trajectoire est bien déviée de 30° vers la droite alors que je marchais tout droit. Ça veut dire que c’est les </w:t>
+      </w:r>
+      <w:proofErr w:type="spellStart"/>
+      <w:r>
+        <w:rPr>
+          <w:lang w:val="fr-CH"/>
+        </w:rPr>
+        <w:t>corrdonné</w:t>
+      </w:r>
+      <w:proofErr w:type="spellEnd"/>
+      <w:r>
+        <w:rPr>
+          <w:lang w:val="fr-CH"/>
+        </w:rPr>
+        <w:t xml:space="preserve"> de l’avatar dévié que j’enregistre et pas la trajectoire réelle du participant comme c’était le cas dans l’article original. </w:t>
+      </w:r>
+    </w:p>
+    <w:p>
+      <w:pPr>
+        <w:rPr>
+          <w:lang w:val="fr-CH"/>
+        </w:rPr>
+      </w:pPr>
+      <w:r>
+        <w:rPr>
+          <w:lang w:val="fr-CH"/>
+        </w:rPr>
+        <w:t xml:space="preserve">On a déjà enregistré 3 patients comme ça. </w:t>
+      </w:r>
+    </w:p>
+    <w:p>
+      <w:pPr>
+        <w:rPr>
+          <w:lang w:val="fr-CH"/>
+        </w:rPr>
+      </w:pPr>
+      <w:r>
+        <w:rPr>
+          <w:lang w:val="fr-CH"/>
+        </w:rPr>
+        <w:t xml:space="preserve">Mais la question c’est est-ce qu’on en a </w:t>
+      </w:r>
+      <w:proofErr w:type="spellStart"/>
+      <w:r>
+        <w:rPr>
+          <w:lang w:val="fr-CH"/>
+        </w:rPr>
+        <w:t>traiment</w:t>
+      </w:r>
+      <w:proofErr w:type="spellEnd"/>
+      <w:r>
+        <w:rPr>
+          <w:lang w:val="fr-CH"/>
+        </w:rPr>
+        <w:t xml:space="preserve"> besoin ? Dans l’article </w:t>
+      </w:r>
+      <w:r>
+        <w:rPr>
+          <w:lang w:val="fr-CH"/>
+        </w:rPr>
+        <w:t>MotionTracking_article2017.pdf</w:t>
+      </w:r>
+      <w:r>
+        <w:rPr>
+          <w:lang w:val="fr-CH"/>
+        </w:rPr>
+        <w:t xml:space="preserve"> c’est purement illustratif (pas de stat dessus) pour montrer que le participant corrigeait sa trajectoire de manière identique entre la condition 1 et la condition 2. </w:t>
+      </w:r>
+    </w:p>
+    <w:p>
+      <w:pPr>
+        <w:rPr>
+          <w:lang w:val="fr-CH"/>
+        </w:rPr>
+      </w:pPr>
+      <w:r>
+        <w:rPr>
+          <w:lang w:val="fr-CH"/>
+        </w:rPr>
+        <w:t xml:space="preserve">L’avantage serait de pouvoir quantifié </w:t>
+      </w:r>
+      <w:proofErr w:type="gramStart"/>
+      <w:r>
+        <w:rPr>
+          <w:lang w:val="fr-CH"/>
+        </w:rPr>
+        <w:t>quel quantité</w:t>
+      </w:r>
+      <w:proofErr w:type="gramEnd"/>
+      <w:r>
+        <w:rPr>
+          <w:lang w:val="fr-CH"/>
+        </w:rPr>
+        <w:t xml:space="preserve"> de correction ils ont appliqué. Mais même si c’est compliqué, je devrai</w:t>
+      </w:r>
+      <w:r>
+        <w:rPr>
+          <w:lang w:val="fr-CH"/>
+        </w:rPr>
+        <w:t>s</w:t>
+      </w:r>
+      <w:r>
+        <w:rPr>
+          <w:lang w:val="fr-CH"/>
+        </w:rPr>
+        <w:t xml:space="preserve"> pouvoir le faire car </w:t>
+      </w:r>
+      <w:proofErr w:type="gramStart"/>
+      <w:r>
+        <w:rPr>
+          <w:lang w:val="fr-CH"/>
+        </w:rPr>
+        <w:t xml:space="preserve">la </w:t>
+      </w:r>
+      <w:r>
+        <w:rPr>
+          <w:lang w:val="fr-CH"/>
+        </w:rPr>
+        <w:t>déviation</w:t>
+      </w:r>
+      <w:r>
+        <w:rPr>
+          <w:lang w:val="fr-CH"/>
+        </w:rPr>
+        <w:t xml:space="preserve"> appliqué</w:t>
+      </w:r>
+      <w:proofErr w:type="gramEnd"/>
+      <w:r>
+        <w:rPr>
+          <w:lang w:val="fr-CH"/>
+        </w:rPr>
+        <w:t xml:space="preserve"> est constante. En fait le calcul c’est de prendre : </w:t>
+      </w:r>
+    </w:p>
+    <w:p>
+      <w:pPr>
+        <w:rPr>
+          <w:lang w:val="fr-CH"/>
+        </w:rPr>
+      </w:pPr>
+    </w:p>
+    <w:p>
+      <w:pPr>
+        <w:rPr>
+          <w:lang w:val="fr-CH"/>
+        </w:rPr>
+      </w:pPr>
+      <w:r>
+        <w:rPr>
+          <w:lang w:val="fr-CH"/>
+        </w:rPr>
+        <w:t xml:space="preserve">Voici la formule à appliqué en post traitement pour corriger la déviation de l’avatar et garder uniquement </w:t>
+      </w:r>
+      <w:proofErr w:type="gramStart"/>
+      <w:r>
+        <w:rPr>
+          <w:lang w:val="fr-CH"/>
+        </w:rPr>
+        <w:t>la  trajectoire</w:t>
+      </w:r>
+      <w:proofErr w:type="gramEnd"/>
+      <w:r>
+        <w:rPr>
+          <w:lang w:val="fr-CH"/>
+        </w:rPr>
+        <w:t xml:space="preserve"> du participant : </w:t>
+      </w:r>
+    </w:p>
+    <w:p>
+      <w:pPr>
+        <w:rPr>
+          <w:lang w:val="fr-CH"/>
+        </w:rPr>
+      </w:pPr>
+      <w:proofErr w:type="spellStart"/>
+      <w:r>
+        <w:rPr>
+          <w:lang w:val="fr-CH"/>
+        </w:rPr>
+        <w:lastRenderedPageBreak/>
+        <w:t>X</w:t>
+      </w:r>
+      <w:r>
+        <w:rPr>
+          <w:vertAlign w:val="subscript"/>
+          <w:lang w:val="fr-CH"/>
+        </w:rPr>
+        <w:t>corrected</w:t>
+      </w:r>
+      <w:proofErr w:type="spellEnd"/>
+      <w:r>
+        <w:rPr>
+          <w:lang w:val="fr-CH"/>
+        </w:rPr>
+        <w:t>=tan(</w:t>
+      </w:r>
+      <w:proofErr w:type="spellStart"/>
+      <w:r>
+        <w:rPr>
+          <w:lang w:val="fr-CH"/>
+        </w:rPr>
+        <w:t>deviation</w:t>
+      </w:r>
+      <w:proofErr w:type="spellEnd"/>
+      <w:r>
+        <w:rPr>
+          <w:lang w:val="fr-CH"/>
+        </w:rPr>
+        <w:t>)*(Z</w:t>
+      </w:r>
+      <w:r>
+        <w:rPr>
+          <w:vertAlign w:val="subscript"/>
+          <w:lang w:val="fr-CH"/>
+        </w:rPr>
+        <w:t>recorded</w:t>
+      </w:r>
+      <w:r>
+        <w:rPr>
+          <w:lang w:val="fr-CH"/>
+        </w:rPr>
+        <w:t>-Z</w:t>
+      </w:r>
+      <w:r>
+        <w:rPr>
+          <w:vertAlign w:val="subscript"/>
+          <w:lang w:val="fr-CH"/>
+        </w:rPr>
+        <w:t>0</w:t>
+      </w:r>
+      <w:r>
+        <w:rPr>
+          <w:lang w:val="fr-CH"/>
+        </w:rPr>
+        <w:t>) ou Z</w:t>
+      </w:r>
+      <w:r>
+        <w:rPr>
+          <w:vertAlign w:val="subscript"/>
+          <w:lang w:val="fr-CH"/>
+        </w:rPr>
+        <w:t>0</w:t>
+      </w:r>
+      <w:r>
+        <w:rPr>
+          <w:lang w:val="fr-CH"/>
+        </w:rPr>
+        <w:t xml:space="preserve"> c’est le</w:t>
+      </w:r>
+      <w:r>
+        <w:rPr>
+          <w:lang w:val="fr-CH"/>
+        </w:rPr>
+        <w:t xml:space="preserve"> point initial de l’enregistrement. </w:t>
+      </w:r>
+    </w:p>
+    <w:p>
+      <w:pPr>
+        <w:rPr>
+          <w:lang w:val="fr-CH"/>
+        </w:rPr>
+      </w:pPr>
+    </w:p>
+    <w:p>
+      <w:pPr>
+        <w:rPr>
+          <w:lang w:val="fr-CH"/>
+        </w:rPr>
+      </w:pPr>
+      <w:r>
+        <w:rPr>
+          <w:lang w:val="fr-CH"/>
+        </w:rPr>
+        <w:t xml:space="preserve">Après cette correction, le plot ressemble maintenant à ça : </w:t>
+      </w:r>
     </w:p>
     <w:p>
       <w:pPr>
@@ -9782,6 +9934,60 @@
           <w:lang w:val="fr-CH"/>
         </w:rPr>
       </w:pPr>
+      <w:r>
+        <w:rPr>
+          <w:sz w:val="28"/>
+          <w:lang w:val="fr-CH"/>
+        </w:rPr>
+        <w:drawing>
+          <wp:inline distT="0" distB="0" distL="0" distR="0" wp14:anchorId="6EB5F9C0" wp14:editId="3B9287AB">
+            <wp:extent cx="2943457" cy="2702257"/>
+            <wp:effectExtent l="0" t="0" r="0" b="3175"/>
+            <wp:docPr id="1954133017" name="Picture 1" descr="A graph of a cylinder&#10;&#10;AI-generated content may be incorrect."/>
+            <wp:cNvGraphicFramePr>
+              <a:graphicFrameLocks xmlns:a="http://schemas.openxmlformats.org/drawingml/2006/main" noChangeAspect="1"/>
+            </wp:cNvGraphicFramePr>
+            <a:graphic xmlns:a="http://schemas.openxmlformats.org/drawingml/2006/main">
+              <a:graphicData uri="http://schemas.openxmlformats.org/drawingml/2006/picture">
+                <pic:pic xmlns:pic="http://schemas.openxmlformats.org/drawingml/2006/picture">
+                  <pic:nvPicPr>
+                    <pic:cNvPr id="1954133017" name="Picture 1" descr="A graph of a cylinder&#10;&#10;AI-generated content may be incorrect."/>
+                    <pic:cNvPicPr/>
+                  </pic:nvPicPr>
+                  <pic:blipFill>
+                    <a:blip r:embed="rId18"/>
+                    <a:stretch>
+                      <a:fillRect/>
+                    </a:stretch>
+                  </pic:blipFill>
+                  <pic:spPr>
+                    <a:xfrm>
+                      <a:off x="0" y="0"/>
+                      <a:ext cx="2947135" cy="2705633"/>
+                    </a:xfrm>
+                    <a:prstGeom prst="rect">
+                      <a:avLst/>
+                    </a:prstGeom>
+                  </pic:spPr>
+                </pic:pic>
+              </a:graphicData>
+            </a:graphic>
+          </wp:inline>
+        </w:drawing>
+      </w:r>
+    </w:p>
+    <w:p>
+      <w:pPr>
+        <w:rPr>
+          <w:lang w:val="fr-CH"/>
+        </w:rPr>
+      </w:pPr>
+      <w:r>
+        <w:rPr>
+          <w:lang w:val="fr-CH"/>
+        </w:rPr>
+        <w:t xml:space="preserve">La trajectoire est corrigée et on voit maintenant la ligne droite que j’ai effectué. </w:t>
+      </w:r>
     </w:p>
     <w:p>
       <w:pPr>
@@ -9802,7 +10008,7 @@
 </file>
 
 <file path=word/numbering.xml><?xml version="1.0" encoding="utf-8"?>
-<w:numbering xmlns:wpc="http://schemas.microsoft.com/office/word/2010/wordprocessingCanvas" xmlns:cx="http://schemas.microsoft.com/office/drawing/2014/chartex" xmlns:mc="http://schemas.openxmlformats.org/markup-compatibility/2006" xmlns:o="urn:schemas-microsoft-com:office:office" xmlns:r="http://schemas.openxmlformats.org/officeDocument/2006/relationships" xmlns:m="http://schemas.openxmlformats.org/officeDocument/2006/math" xmlns:v="urn:schemas-microsoft-com:vml" xmlns:wp14="http://schemas.microsoft.com/office/word/2010/wordprocessingDrawing" xmlns:wp="http://schemas.openxmlformats.org/drawingml/2006/wordprocessingDrawing" xmlns:w10="urn:schemas-microsoft-com:office:word" xmlns:w="http://schemas.openxmlformats.org/wordprocessingml/2006/main" xmlns:w14="http://schemas.microsoft.com/office/word/2010/wordml" xmlns:w15="http://schemas.microsoft.com/office/word/2012/wordml" xmlns:w16se="http://schemas.microsoft.com/office/word/2015/wordml/symex" xmlns:wpg="http://schemas.microsoft.com/office/word/2010/wordprocessingGroup" xmlns:wpi="http://schemas.microsoft.com/office/word/2010/wordprocessingInk" xmlns:wne="http://schemas.microsoft.com/office/word/2006/wordml" xmlns:wps="http://schemas.microsoft.com/office/word/2010/wordprocessingShape" mc:Ignorable="w14 w15 w16se wp14">
+<w:numbering xmlns:wpc="http://schemas.microsoft.com/office/word/2010/wordprocessingCanvas" xmlns:cx="http://schemas.microsoft.com/office/drawing/2014/chartex" xmlns:cx1="http://schemas.microsoft.com/office/drawing/2015/9/8/chartex" xmlns:cx2="http://schemas.microsoft.com/office/drawing/2015/10/21/chartex" xmlns:cx3="http://schemas.microsoft.com/office/drawing/2016/5/9/chartex" xmlns:cx4="http://schemas.microsoft.com/office/drawing/2016/5/10/chartex" xmlns:cx5="http://schemas.microsoft.com/office/drawing/2016/5/11/chartex" xmlns:cx6="http://schemas.microsoft.com/office/drawing/2016/5/12/chartex" xmlns:cx7="http://schemas.microsoft.com/office/drawing/2016/5/13/chartex" xmlns:cx8="http://schemas.microsoft.com/office/drawing/2016/5/14/chartex" xmlns:mc="http://schemas.openxmlformats.org/markup-compatibility/2006" xmlns:aink="http://schemas.microsoft.com/office/drawing/2016/ink" xmlns:am3d="http://schemas.microsoft.com/office/drawing/2017/model3d" xmlns:o="urn:schemas-microsoft-com:office:office" xmlns:oel="http://schemas.microsoft.com/office/2019/extlst" xmlns:r="http://schemas.openxmlformats.org/officeDocument/2006/relationships" xmlns:m="http://schemas.openxmlformats.org/officeDocument/2006/math" xmlns:v="urn:schemas-microsoft-com:vml" xmlns:wp14="http://schemas.microsoft.com/office/word/2010/wordprocessingDrawing" xmlns:wp="http://schemas.openxmlformats.org/drawingml/2006/wordprocessingDrawing" xmlns:w10="urn:schemas-microsoft-com:office:word" xmlns:w="http://schemas.openxmlformats.org/wordprocessingml/2006/main" xmlns:w14="http://schemas.microsoft.com/office/word/2010/wordml" xmlns:w15="http://schemas.microsoft.com/office/word/2012/wordml" xmlns:w16cex="http://schemas.microsoft.com/office/word/2018/wordml/cex" xmlns:w16cid="http://schemas.microsoft.com/office/word/2016/wordml/cid" xmlns:w16="http://schemas.microsoft.com/office/word/2018/wordml" xmlns:w16du="http://schemas.microsoft.com/office/word/2023/wordml/word16du" xmlns:w16sdtdh="http://schemas.microsoft.com/office/word/2020/wordml/sdtdatahash" xmlns:w16sdtfl="http://schemas.microsoft.com/office/word/2024/wordml/sdtformatlock" xmlns:w16se="http://schemas.microsoft.com/office/word/2015/wordml/symex" xmlns:wpg="http://schemas.microsoft.com/office/word/2010/wordprocessingGroup" xmlns:wpi="http://schemas.microsoft.com/office/word/2010/wordprocessingInk" xmlns:wne="http://schemas.microsoft.com/office/word/2006/wordml" xmlns:wps="http://schemas.microsoft.com/office/word/2010/wordprocessingShape" mc:Ignorable="w14 w15 w16se w16cid w16 w16cex w16sdtdh w16sdtfl w16du wp14">
   <w:abstractNum w:abstractNumId="0" w15:restartNumberingAfterBreak="0">
     <w:nsid w:val="3D482DF1"/>
     <w:multiLevelType w:val="hybridMultilevel"/>
@@ -10206,23 +10412,23 @@
       </w:rPr>
     </w:lvl>
   </w:abstractNum>
-  <w:num w:numId="1">
+  <w:num w:numId="1" w16cid:durableId="1706904827">
     <w:abstractNumId w:val="0"/>
   </w:num>
-  <w:num w:numId="2">
+  <w:num w:numId="2" w16cid:durableId="1175539230">
     <w:abstractNumId w:val="1"/>
   </w:num>
-  <w:num w:numId="3">
+  <w:num w:numId="3" w16cid:durableId="1901091721">
     <w:abstractNumId w:val="3"/>
   </w:num>
-  <w:num w:numId="4">
+  <w:num w:numId="4" w16cid:durableId="1565724113">
     <w:abstractNumId w:val="2"/>
   </w:num>
 </w:numbering>
 </file>
 
 <file path=word/styles.xml><?xml version="1.0" encoding="utf-8"?>
-<w:styles xmlns:mc="http://schemas.openxmlformats.org/markup-compatibility/2006" xmlns:r="http://schemas.openxmlformats.org/officeDocument/2006/relationships" xmlns:w="http://schemas.openxmlformats.org/wordprocessingml/2006/main" xmlns:w14="http://schemas.microsoft.com/office/word/2010/wordml" xmlns:w15="http://schemas.microsoft.com/office/word/2012/wordml" xmlns:w16se="http://schemas.microsoft.com/office/word/2015/wordml/symex" mc:Ignorable="w14 w15 w16se">
+<w:styles xmlns:mc="http://schemas.openxmlformats.org/markup-compatibility/2006" xmlns:r="http://schemas.openxmlformats.org/officeDocument/2006/relationships" xmlns:w="http://schemas.openxmlformats.org/wordprocessingml/2006/main" xmlns:w14="http://schemas.microsoft.com/office/word/2010/wordml" xmlns:w15="http://schemas.microsoft.com/office/word/2012/wordml" xmlns:w16cex="http://schemas.microsoft.com/office/word/2018/wordml/cex" xmlns:w16cid="http://schemas.microsoft.com/office/word/2016/wordml/cid" xmlns:w16="http://schemas.microsoft.com/office/word/2018/wordml" xmlns:w16du="http://schemas.microsoft.com/office/word/2023/wordml/word16du" xmlns:w16sdtdh="http://schemas.microsoft.com/office/word/2020/wordml/sdtdatahash" xmlns:w16sdtfl="http://schemas.microsoft.com/office/word/2024/wordml/sdtformatlock" xmlns:w16se="http://schemas.microsoft.com/office/word/2015/wordml/symex" mc:Ignorable="w14 w15 w16se w16cid w16 w16cex w16sdtdh w16sdtfl w16du">
   <w:docDefaults>
     <w:rPrDefault>
       <w:rPr>
@@ -10238,7 +10444,7 @@
       </w:pPr>
     </w:pPrDefault>
   </w:docDefaults>
-  <w:latentStyles w:defLockedState="0" w:defUIPriority="99" w:defSemiHidden="0" w:defUnhideWhenUsed="0" w:defQFormat="0" w:count="371">
+  <w:latentStyles w:defLockedState="0" w:defUIPriority="99" w:defSemiHidden="0" w:defUnhideWhenUsed="0" w:defQFormat="0" w:count="376">
     <w:lsdException w:name="Normal" w:uiPriority="0" w:qFormat="1"/>
     <w:lsdException w:name="heading 1" w:uiPriority="9" w:qFormat="1"/>
     <w:lsdException w:name="heading 2" w:semiHidden="1" w:uiPriority="9" w:unhideWhenUsed="1" w:qFormat="1"/>
@@ -10610,6 +10816,11 @@
     <w:lsdException w:name="List Table 5 Dark Accent 6" w:uiPriority="50"/>
     <w:lsdException w:name="List Table 6 Colorful Accent 6" w:uiPriority="51"/>
     <w:lsdException w:name="List Table 7 Colorful Accent 6" w:uiPriority="52"/>
+    <w:lsdException w:name="Mention" w:semiHidden="1" w:unhideWhenUsed="1"/>
+    <w:lsdException w:name="Smart Hyperlink" w:semiHidden="1" w:unhideWhenUsed="1"/>
+    <w:lsdException w:name="Hashtag" w:semiHidden="1" w:unhideWhenUsed="1"/>
+    <w:lsdException w:name="Unresolved Mention" w:semiHidden="1" w:unhideWhenUsed="1"/>
+    <w:lsdException w:name="Smart Link" w:semiHidden="1" w:unhideWhenUsed="1"/>
   </w:latentStyles>
   <w:style w:type="paragraph" w:default="1" w:styleId="Normal">
     <w:name w:val="Normal"/>
